--- a/docs/files/luminor/luminor_1H2026_lt.docx
+++ b/docs/files/luminor/luminor_1H2026_lt.docx
@@ -4,13 +4,24 @@
   <w:body>
     <w:p>
       <w:pPr>
-        <w:pStyle w:val="Title"/>
+        <w:spacing w:after="0"/>
       </w:pPr>
       <w:r>
         <w:rPr>
+          <w:b/>
           <w:color w:val="1F4E79"/>
+          <w:sz w:val="48"/>
         </w:rPr>
-        <w:t>Luminor Bank – Emitento apžvalga</w:t>
+        <w:t>Luminor Bank</w:t>
+      </w:r>
+    </w:p>
+    <w:p>
+      <w:r>
+        <w:rPr>
+          <w:color w:val="5F6B7A"/>
+          <w:sz w:val="24"/>
+        </w:rPr>
+        <w:t>Emitento apžvalga · 1H2026</w:t>
       </w:r>
     </w:p>
     <w:p>
@@ -20,10 +31,15 @@
       <w:r>
         <w:rPr>
           <w:b/>
+          <w:sz w:val="19"/>
         </w:rPr>
         <w:t xml:space="preserve">Analizės data: </w:t>
       </w:r>
       <w:r>
+        <w:rPr>
+          <w:b w:val="0"/>
+          <w:sz w:val="19"/>
+        </w:rPr>
         <w:t>2026-10-22</w:t>
       </w:r>
     </w:p>
@@ -34,12 +50,44 @@
       <w:r>
         <w:rPr>
           <w:b/>
+          <w:sz w:val="19"/>
         </w:rPr>
-        <w:t xml:space="preserve">Laikotarpis: </w:t>
+        <w:t xml:space="preserve">Reitingas: </w:t>
       </w:r>
       <w:r>
-        <w:t>1H2026</w:t>
+        <w:rPr>
+          <w:b w:val="0"/>
+          <w:sz w:val="19"/>
+        </w:rPr>
+        <w:t>Moody's - affirmed after the OTP announcement (grade to be confirmed; 2025 annual report refers to 'current A2 rating')</w:t>
       </w:r>
+      <w:hyperlink r:id="rId10">
+        <w:r>
+          <w:rPr>
+            <w:color w:val="2A78D6"/>
+            <w:vertAlign w:val="superscript"/>
+            <w:sz w:val="16"/>
+          </w:rPr>
+          <w:t xml:space="preserve">1</w:t>
+        </w:r>
+      </w:hyperlink>
+      <w:r>
+        <w:rPr>
+          <w:color w:val="2A78D6"/>
+          <w:vertAlign w:val="superscript"/>
+        </w:rPr>
+        <w:t>,</w:t>
+      </w:r>
+      <w:hyperlink r:id="rId11">
+        <w:r>
+          <w:rPr>
+            <w:color w:val="2A78D6"/>
+            <w:vertAlign w:val="superscript"/>
+            <w:sz w:val="16"/>
+          </w:rPr>
+          <w:t xml:space="preserve">2</w:t>
+        </w:r>
+      </w:hyperlink>
     </w:p>
     <w:p>
       <w:pPr>
@@ -48,50 +96,407 @@
       <w:r>
         <w:rPr>
           <w:b/>
+          <w:sz w:val="19"/>
         </w:rPr>
-        <w:t xml:space="preserve">Reitingas / Rating: </w:t>
+        <w:t xml:space="preserve">Kita ataskaita: </w:t>
       </w:r>
       <w:r>
-        <w:t>Moody's - affirmed after the OTP announcement (grade to be confirmed; 2025 annual report refers to 'current A2 rating') [L1 p.15; L2 p.9]</w:t>
+        <w:rPr>
+          <w:b w:val="0"/>
+          <w:sz w:val="19"/>
+        </w:rPr>
+        <w:t>3Q 2026 interim report - expected November 2026</w:t>
       </w:r>
     </w:p>
     <w:p>
       <w:pPr>
         <w:spacing w:after="0"/>
       </w:pPr>
+    </w:p>
+    <w:tbl>
+      <w:tblPr>
+        <w:tblW w:type="auto" w:w="0"/>
+        <w:jc w:val="center"/>
+        <w:tblLook w:firstColumn="1" w:firstRow="1" w:lastColumn="0" w:lastRow="0" w:noHBand="0" w:noVBand="1" w:val="04A0"/>
+        <w:tblBorders>
+          <w:top w:val="single" w:sz="4" w:color="FFFFFF"/>
+          <w:left w:val="nil"/>
+          <w:bottom w:val="single" w:sz="4" w:color="FFFFFF"/>
+          <w:right w:val="nil"/>
+          <w:insideH w:val="single" w:sz="4" w:color="FFFFFF"/>
+          <w:insideV w:val="nil"/>
+        </w:tblBorders>
+      </w:tblPr>
+      <w:tblGrid>
+        <w:gridCol w:w="2493"/>
+        <w:gridCol w:w="2493"/>
+        <w:gridCol w:w="2493"/>
+        <w:gridCol w:w="2493"/>
+      </w:tblGrid>
+      <w:tr>
+        <w:tc>
+          <w:tcPr>
+            <w:tcW w:type="dxa" w:w="2493"/>
+            <w:shd w:val="clear" w:color="auto" w:fill="EAF1F8"/>
+          </w:tcPr>
+          <w:p>
+            <w:r/>
+            <w:r>
+              <w:rPr>
+                <w:color w:val="5F6B7A"/>
+                <w:sz w:val="16"/>
+              </w:rPr>
+              <w:t>Grynasis pelnas (2Q2026)</w:t>
+            </w:r>
+          </w:p>
+          <w:p>
+            <w:pPr>
+              <w:spacing w:after="0"/>
+            </w:pPr>
+            <w:r>
+              <w:rPr>
+                <w:b/>
+                <w:color w:val="1F4E79"/>
+                <w:sz w:val="30"/>
+              </w:rPr>
+              <w:t>37,4 mln. EUR</w:t>
+            </w:r>
+          </w:p>
+          <w:p>
+            <w:r>
+              <w:rPr>
+                <w:color w:val="5F6B7A"/>
+                <w:sz w:val="16"/>
+              </w:rPr>
+              <w:t>▼ 19,0 % vs 2Q2025</w:t>
+            </w:r>
+          </w:p>
+        </w:tc>
+        <w:tc>
+          <w:tcPr>
+            <w:tcW w:type="dxa" w:w="2493"/>
+            <w:shd w:val="clear" w:color="auto" w:fill="EAF1F8"/>
+          </w:tcPr>
+          <w:p>
+            <w:r/>
+            <w:r>
+              <w:rPr>
+                <w:color w:val="5F6B7A"/>
+                <w:sz w:val="16"/>
+              </w:rPr>
+              <w:t>ROE (1H2026)</w:t>
+            </w:r>
+          </w:p>
+          <w:p>
+            <w:pPr>
+              <w:spacing w:after="0"/>
+            </w:pPr>
+            <w:r>
+              <w:rPr>
+                <w:b/>
+                <w:color w:val="1F4E79"/>
+                <w:sz w:val="30"/>
+              </w:rPr>
+              <w:t>7,7 %</w:t>
+            </w:r>
+          </w:p>
+          <w:p>
+            <w:r>
+              <w:rPr>
+                <w:color w:val="5F6B7A"/>
+                <w:sz w:val="16"/>
+              </w:rPr>
+              <w:t>▼ 0,9 p. p. vs FY2025</w:t>
+            </w:r>
+          </w:p>
+        </w:tc>
+        <w:tc>
+          <w:tcPr>
+            <w:tcW w:type="dxa" w:w="2493"/>
+            <w:shd w:val="clear" w:color="auto" w:fill="EAF1F8"/>
+          </w:tcPr>
+          <w:p>
+            <w:r/>
+            <w:r>
+              <w:rPr>
+                <w:color w:val="5F6B7A"/>
+                <w:sz w:val="16"/>
+              </w:rPr>
+              <w:t>CET1 rodiklis (1H2026)</w:t>
+            </w:r>
+          </w:p>
+          <w:p>
+            <w:pPr>
+              <w:spacing w:after="0"/>
+            </w:pPr>
+            <w:r>
+              <w:rPr>
+                <w:b/>
+                <w:color w:val="1F4E79"/>
+                <w:sz w:val="30"/>
+              </w:rPr>
+              <w:t>19,6 %</w:t>
+            </w:r>
+          </w:p>
+          <w:p>
+            <w:r>
+              <w:rPr>
+                <w:color w:val="5F6B7A"/>
+                <w:sz w:val="16"/>
+              </w:rPr>
+              <w:t>▼ 0,6 p. p. vs FY2025</w:t>
+            </w:r>
+          </w:p>
+        </w:tc>
+        <w:tc>
+          <w:tcPr>
+            <w:tcW w:type="dxa" w:w="2493"/>
+            <w:shd w:val="clear" w:color="auto" w:fill="EAF1F8"/>
+          </w:tcPr>
+          <w:p>
+            <w:r/>
+            <w:r>
+              <w:rPr>
+                <w:color w:val="5F6B7A"/>
+                <w:sz w:val="16"/>
+              </w:rPr>
+              <w:t>LCR (1H2026)</w:t>
+            </w:r>
+          </w:p>
+          <w:p>
+            <w:pPr>
+              <w:spacing w:after="0"/>
+            </w:pPr>
+            <w:r>
+              <w:rPr>
+                <w:b/>
+                <w:color w:val="1F4E79"/>
+                <w:sz w:val="30"/>
+              </w:rPr>
+              <w:t>187,0 %</w:t>
+            </w:r>
+          </w:p>
+          <w:p>
+            <w:r>
+              <w:rPr>
+                <w:color w:val="5F6B7A"/>
+                <w:sz w:val="16"/>
+              </w:rPr>
+              <w:t>▲ 12,4 p. p. vs FY2025</w:t>
+            </w:r>
+          </w:p>
+        </w:tc>
+      </w:tr>
+    </w:tbl>
+    <w:p>
+      <w:pPr>
+        <w:spacing w:before="280" w:after="80"/>
+        <w:pBdr>
+          <w:bottom w:val="single" w:sz="6" w:color="C9D3DE" w:space="2"/>
+        </w:pBdr>
+      </w:pPr>
+      <w:r>
+        <w:rPr>
+          <w:b/>
+          <w:color w:val="1F4E79"/>
+          <w:sz w:val="28"/>
+        </w:rPr>
+        <w:t>Trumpa santrauka</w:t>
+      </w:r>
+    </w:p>
+    <w:p>
+      <w:pPr>
+        <w:pStyle w:val="ListBullet"/>
+        <w:spacing w:after="60"/>
+      </w:pPr>
+      <w:r>
+        <w:rPr>
+          <w:b w:val="0"/>
+        </w:rPr>
+        <w:t>1H 2026 grynasis pelnas 72,0 mln. EUR (1H 2025 – 91,6 mln.), II ketv. – 37,4 mln. EUR (46,2 mln.); ROE 7,7 %</w:t>
+      </w:r>
+      <w:hyperlink r:id="rId12">
+        <w:r>
+          <w:rPr>
+            <w:color w:val="2A78D6"/>
+            <w:vertAlign w:val="superscript"/>
+            <w:sz w:val="17"/>
+          </w:rPr>
+          <w:t xml:space="preserve">3</w:t>
+        </w:r>
+      </w:hyperlink>
+      <w:r>
+        <w:rPr>
+          <w:b w:val="0"/>
+        </w:rPr>
+        <w:t>.</w:t>
+      </w:r>
+    </w:p>
+    <w:p>
+      <w:pPr>
+        <w:pStyle w:val="ListBullet"/>
+        <w:spacing w:after="60"/>
+      </w:pPr>
       <w:r>
         <w:rPr>
           <w:b/>
         </w:rPr>
-        <w:t xml:space="preserve">Kita ataskaita / Next report: </w:t>
+        <w:t>Kapitalas ir likvidumas aukšti:</w:t>
       </w:r>
       <w:r>
-        <w:t>3Q 2026 interim report - expected November 2026</w:t>
+        <w:rPr>
+          <w:b w:val="0"/>
+        </w:rPr>
+        <w:t xml:space="preserve"> CET1 19,6 %, bendras kapitalas 23,7 %, MREL 36,34 % TREA (reikalavimas 23,69 % + buferiai), LCR 187,0 %, NSFR 142,3 %</w:t>
+      </w:r>
+      <w:hyperlink r:id="rId13">
+        <w:r>
+          <w:rPr>
+            <w:color w:val="2A78D6"/>
+            <w:vertAlign w:val="superscript"/>
+            <w:sz w:val="17"/>
+          </w:rPr>
+          <w:t xml:space="preserve">4</w:t>
+        </w:r>
+      </w:hyperlink>
+      <w:r>
+        <w:rPr>
+          <w:b w:val="0"/>
+        </w:rPr>
+        <w:t>.</w:t>
       </w:r>
     </w:p>
     <w:p>
       <w:pPr>
-        <w:pStyle w:val="Heading2"/>
+        <w:pStyle w:val="ListBullet"/>
+        <w:spacing w:after="60"/>
       </w:pPr>
       <w:r>
         <w:rPr>
+          <w:b/>
+        </w:rPr>
+        <w:t>Savininko keitimas:</w:t>
+      </w:r>
+      <w:r>
+        <w:rPr>
+          <w:b w:val="0"/>
+        </w:rPr>
+        <w:t xml:space="preserve"> 2026-07-20 paskelbta, kad OTP Bank įsigis 100 % Luminor Holding akcijų iš Blackstone konsorciumo ir DNB; reikia priežiūros institucijų leidimų. Po pranešimo Moody's patvirtino reitingą ir perspektyvą</w:t>
+      </w:r>
+      <w:hyperlink r:id="rId14">
+        <w:r>
+          <w:rPr>
+            <w:color w:val="2A78D6"/>
+            <w:vertAlign w:val="superscript"/>
+            <w:sz w:val="17"/>
+          </w:rPr>
+          <w:t xml:space="preserve">5</w:t>
+        </w:r>
+      </w:hyperlink>
+      <w:r>
+        <w:rPr>
+          <w:b w:val="0"/>
+        </w:rPr>
+        <w:t>.</w:t>
+      </w:r>
+    </w:p>
+    <w:p>
+      <w:pPr>
+        <w:pStyle w:val="ListBullet"/>
+        <w:spacing w:after="60"/>
+      </w:pPr>
+      <w:r>
+        <w:rPr>
+          <w:b w:val="0"/>
+        </w:rPr>
+        <w:t>Priežiūros institucija (ECB, 2026-07-17) leido sumažinti CET1 kapitalą 200,0 mln. EUR; tikimasi IV ketv.</w:t>
+      </w:r>
+      <w:hyperlink r:id="rId14">
+        <w:r>
+          <w:rPr>
+            <w:color w:val="2A78D6"/>
+            <w:vertAlign w:val="superscript"/>
+            <w:sz w:val="17"/>
+          </w:rPr>
+          <w:t xml:space="preserve">6</w:t>
+        </w:r>
+      </w:hyperlink>
+      <w:r>
+        <w:rPr>
+          <w:b w:val="0"/>
+        </w:rPr>
+        <w:t>.</w:t>
+      </w:r>
+    </w:p>
+    <w:p>
+      <w:pPr>
+        <w:pStyle w:val="ListBullet"/>
+        <w:spacing w:after="60"/>
+      </w:pPr>
+      <w:r>
+        <w:rPr>
+          <w:b/>
+        </w:rPr>
+        <w:t>Finansavimas:</w:t>
+      </w:r>
+      <w:r>
+        <w:rPr>
+          <w:b w:val="0"/>
+        </w:rPr>
+        <w:t xml:space="preserve"> 1H 2026 išpirkta 300 mln. EUR pirmaeilė obligacija (MS+4,471 %) ir išleista pirmoji 500 mln. EUR senior non-preferred obligacija (MS+1,28 %)</w:t>
+      </w:r>
+      <w:hyperlink r:id="rId13">
+        <w:r>
+          <w:rPr>
+            <w:color w:val="2A78D6"/>
+            <w:vertAlign w:val="superscript"/>
+            <w:sz w:val="17"/>
+          </w:rPr>
+          <w:t xml:space="preserve">4</w:t>
+        </w:r>
+      </w:hyperlink>
+      <w:r>
+        <w:rPr>
+          <w:b w:val="0"/>
+        </w:rPr>
+        <w:t>.</w:t>
+      </w:r>
+    </w:p>
+    <w:p>
+      <w:pPr>
+        <w:spacing w:before="280" w:after="80"/>
+        <w:pBdr>
+          <w:bottom w:val="single" w:sz="6" w:color="C9D3DE" w:space="2"/>
+        </w:pBdr>
+      </w:pPr>
+      <w:r>
+        <w:rPr>
+          <w:b/>
           <w:color w:val="1F4E79"/>
+          <w:sz w:val="28"/>
         </w:rPr>
         <w:t>Turimos priemonės ir ISIN</w:t>
       </w:r>
     </w:p>
     <w:tbl>
       <w:tblPr>
-        <w:tblStyle w:val="TableGrid"/>
         <w:tblW w:type="auto" w:w="0"/>
         <w:tblLook w:firstColumn="1" w:firstRow="1" w:lastColumn="0" w:lastRow="0" w:noHBand="0" w:noVBand="1" w:val="04A0"/>
+        <w:tblBorders>
+          <w:top w:val="single" w:sz="4" w:color="C9D3DE"/>
+          <w:left w:val="nil"/>
+          <w:bottom w:val="single" w:sz="4" w:color="C9D3DE"/>
+          <w:right w:val="nil"/>
+          <w:insideH w:val="single" w:sz="4" w:color="C9D3DE"/>
+          <w:insideV w:val="nil"/>
+        </w:tblBorders>
       </w:tblPr>
       <w:tblGrid>
-        <w:gridCol w:w="2040"/>
-        <w:gridCol w:w="2040"/>
-        <w:gridCol w:w="2040"/>
-        <w:gridCol w:w="2040"/>
-        <w:gridCol w:w="2040"/>
+        <w:gridCol w:w="1994"/>
+        <w:gridCol w:w="1994"/>
+        <w:gridCol w:w="1994"/>
+        <w:gridCol w:w="1994"/>
+        <w:gridCol w:w="1994"/>
       </w:tblGrid>
       <w:tr>
         <w:tc>
@@ -113,7 +518,7 @@
         </w:tc>
         <w:tc>
           <w:tcPr>
-            <w:tcW w:type="dxa" w:w="2381"/>
+            <w:tcW w:type="dxa" w:w="2608"/>
             <w:shd w:val="clear" w:color="auto" w:fill="1F4E79"/>
           </w:tcPr>
           <w:p>
@@ -130,10 +535,13 @@
         </w:tc>
         <w:tc>
           <w:tcPr>
-            <w:tcW w:type="dxa" w:w="907"/>
+            <w:tcW w:type="dxa" w:w="964"/>
             <w:shd w:val="clear" w:color="auto" w:fill="1F4E79"/>
           </w:tcPr>
           <w:p>
+            <w:pPr>
+              <w:jc w:val="right"/>
+            </w:pPr>
             <w:r/>
             <w:r>
               <w:rPr>
@@ -147,7 +555,7 @@
         </w:tc>
         <w:tc>
           <w:tcPr>
-            <w:tcW w:type="dxa" w:w="1247"/>
+            <w:tcW w:type="dxa" w:w="1304"/>
             <w:shd w:val="clear" w:color="auto" w:fill="1F4E79"/>
           </w:tcPr>
           <w:p>
@@ -164,7 +572,7 @@
         </w:tc>
         <w:tc>
           <w:tcPr>
-            <w:tcW w:type="dxa" w:w="3402"/>
+            <w:tcW w:type="dxa" w:w="3061"/>
             <w:shd w:val="clear" w:color="auto" w:fill="1F4E79"/>
           </w:tcPr>
           <w:p>
@@ -186,9 +594,13 @@
             <w:tcW w:type="dxa" w:w="1701"/>
           </w:tcPr>
           <w:p>
+            <w:pPr>
+              <w:spacing w:after="0"/>
+            </w:pPr>
             <w:r/>
             <w:r>
               <w:rPr>
+                <w:b w:val="0"/>
                 <w:sz w:val="17"/>
               </w:rPr>
               <w:t>XS2633112565</w:t>
@@ -197,12 +609,16 @@
         </w:tc>
         <w:tc>
           <w:tcPr>
-            <w:tcW w:type="dxa" w:w="2381"/>
+            <w:tcW w:type="dxa" w:w="2608"/>
           </w:tcPr>
           <w:p>
+            <w:pPr>
+              <w:spacing w:after="0"/>
+            </w:pPr>
             <w:r/>
             <w:r>
               <w:rPr>
+                <w:b w:val="0"/>
                 <w:sz w:val="17"/>
               </w:rPr>
               <w:t>Luminor Bank 7.75% 2027</w:t>
@@ -211,32 +627,35 @@
         </w:tc>
         <w:tc>
           <w:tcPr>
-            <w:tcW w:type="dxa" w:w="907"/>
+            <w:tcW w:type="dxa" w:w="964"/>
           </w:tcPr>
           <w:p>
             <w:pPr>
+              <w:spacing w:after="0"/>
               <w:jc w:val="right"/>
             </w:pPr>
             <w:r/>
             <w:r>
               <w:rPr>
+                <w:b w:val="0"/>
                 <w:sz w:val="17"/>
               </w:rPr>
-              <w:t>7.750 %</w:t>
+              <w:t>7,750 %</w:t>
             </w:r>
           </w:p>
         </w:tc>
         <w:tc>
           <w:tcPr>
-            <w:tcW w:type="dxa" w:w="1247"/>
+            <w:tcW w:type="dxa" w:w="1304"/>
           </w:tcPr>
           <w:p>
             <w:pPr>
-              <w:jc w:val="right"/>
+              <w:spacing w:after="0"/>
             </w:pPr>
             <w:r/>
             <w:r>
               <w:rPr>
+                <w:b w:val="0"/>
                 <w:sz w:val="17"/>
               </w:rPr>
               <w:t>2027-06-08</w:t>
@@ -245,12 +664,16 @@
         </w:tc>
         <w:tc>
           <w:tcPr>
-            <w:tcW w:type="dxa" w:w="3402"/>
+            <w:tcW w:type="dxa" w:w="3061"/>
           </w:tcPr>
           <w:p>
+            <w:pPr>
+              <w:spacing w:after="0"/>
+            </w:pPr>
             <w:r/>
             <w:r>
               <w:rPr>
+                <w:b w:val="0"/>
                 <w:sz w:val="17"/>
               </w:rPr>
               <w:t>⚠ Amount/ranking/call date not on issuer placements page - check Final Terms</w:t>
@@ -262,11 +685,16 @@
         <w:tc>
           <w:tcPr>
             <w:tcW w:type="dxa" w:w="1701"/>
+            <w:shd w:val="clear" w:color="auto" w:fill="F6F8FA"/>
           </w:tcPr>
           <w:p>
+            <w:pPr>
+              <w:spacing w:after="0"/>
+            </w:pPr>
             <w:r/>
             <w:r>
               <w:rPr>
+                <w:b w:val="0"/>
                 <w:sz w:val="17"/>
               </w:rPr>
               <w:t>XS3079969104</w:t>
@@ -275,12 +703,17 @@
         </w:tc>
         <w:tc>
           <w:tcPr>
-            <w:tcW w:type="dxa" w:w="2381"/>
+            <w:tcW w:type="dxa" w:w="2608"/>
+            <w:shd w:val="clear" w:color="auto" w:fill="F6F8FA"/>
           </w:tcPr>
           <w:p>
+            <w:pPr>
+              <w:spacing w:after="0"/>
+            </w:pPr>
             <w:r/>
             <w:r>
               <w:rPr>
+                <w:b w:val="0"/>
                 <w:sz w:val="17"/>
               </w:rPr>
               <w:t>Luminor Bank 3.551% 2029</w:t>
@@ -289,32 +722,37 @@
         </w:tc>
         <w:tc>
           <w:tcPr>
-            <w:tcW w:type="dxa" w:w="907"/>
+            <w:tcW w:type="dxa" w:w="964"/>
+            <w:shd w:val="clear" w:color="auto" w:fill="F6F8FA"/>
           </w:tcPr>
           <w:p>
             <w:pPr>
+              <w:spacing w:after="0"/>
               <w:jc w:val="right"/>
             </w:pPr>
             <w:r/>
             <w:r>
               <w:rPr>
+                <w:b w:val="0"/>
                 <w:sz w:val="17"/>
               </w:rPr>
-              <w:t>3.551 %</w:t>
+              <w:t>3,551 %</w:t>
             </w:r>
           </w:p>
         </w:tc>
         <w:tc>
           <w:tcPr>
-            <w:tcW w:type="dxa" w:w="1247"/>
+            <w:tcW w:type="dxa" w:w="1304"/>
+            <w:shd w:val="clear" w:color="auto" w:fill="F6F8FA"/>
           </w:tcPr>
           <w:p>
             <w:pPr>
-              <w:jc w:val="right"/>
+              <w:spacing w:after="0"/>
             </w:pPr>
             <w:r/>
             <w:r>
               <w:rPr>
+                <w:b w:val="0"/>
                 <w:sz w:val="17"/>
               </w:rPr>
               <w:t>2029-06-12</w:t>
@@ -323,12 +761,17 @@
         </w:tc>
         <w:tc>
           <w:tcPr>
-            <w:tcW w:type="dxa" w:w="3402"/>
+            <w:tcW w:type="dxa" w:w="3061"/>
+            <w:shd w:val="clear" w:color="auto" w:fill="F6F8FA"/>
           </w:tcPr>
           <w:p>
+            <w:pPr>
+              <w:spacing w:after="0"/>
+            </w:pPr>
             <w:r/>
             <w:r>
               <w:rPr>
+                <w:b w:val="0"/>
                 <w:sz w:val="17"/>
               </w:rPr>
               <w:t>⚠ Placements page shows 12.06.2028 in maturity column but 2029 in name - likely call 2028 / final 2029; check Final Terms</w:t>
@@ -342,9 +785,13 @@
             <w:tcW w:type="dxa" w:w="1701"/>
           </w:tcPr>
           <w:p>
+            <w:pPr>
+              <w:spacing w:after="0"/>
+            </w:pPr>
             <w:r/>
             <w:r>
               <w:rPr>
+                <w:b w:val="0"/>
                 <w:sz w:val="17"/>
               </w:rPr>
               <w:t>XS2888497067</w:t>
@@ -353,12 +800,16 @@
         </w:tc>
         <w:tc>
           <w:tcPr>
-            <w:tcW w:type="dxa" w:w="2381"/>
+            <w:tcW w:type="dxa" w:w="2608"/>
           </w:tcPr>
           <w:p>
+            <w:pPr>
+              <w:spacing w:after="0"/>
+            </w:pPr>
             <w:r/>
             <w:r>
               <w:rPr>
+                <w:b w:val="0"/>
                 <w:sz w:val="17"/>
               </w:rPr>
               <w:t>Luminor Bank 4.042% 2028</w:t>
@@ -367,32 +818,35 @@
         </w:tc>
         <w:tc>
           <w:tcPr>
-            <w:tcW w:type="dxa" w:w="907"/>
+            <w:tcW w:type="dxa" w:w="964"/>
           </w:tcPr>
           <w:p>
             <w:pPr>
+              <w:spacing w:after="0"/>
               <w:jc w:val="right"/>
             </w:pPr>
             <w:r/>
             <w:r>
               <w:rPr>
+                <w:b w:val="0"/>
                 <w:sz w:val="17"/>
               </w:rPr>
-              <w:t>4.042 %</w:t>
+              <w:t>4,042 %</w:t>
             </w:r>
           </w:p>
         </w:tc>
         <w:tc>
           <w:tcPr>
-            <w:tcW w:type="dxa" w:w="1247"/>
+            <w:tcW w:type="dxa" w:w="1304"/>
           </w:tcPr>
           <w:p>
             <w:pPr>
-              <w:jc w:val="right"/>
+              <w:spacing w:after="0"/>
             </w:pPr>
             <w:r/>
             <w:r>
               <w:rPr>
+                <w:b w:val="0"/>
                 <w:sz w:val="17"/>
               </w:rPr>
               <w:t>2028-09-10</w:t>
@@ -401,12 +855,16 @@
         </w:tc>
         <w:tc>
           <w:tcPr>
-            <w:tcW w:type="dxa" w:w="3402"/>
+            <w:tcW w:type="dxa" w:w="3061"/>
           </w:tcPr>
           <w:p>
+            <w:pPr>
+              <w:spacing w:after="0"/>
+            </w:pPr>
             <w:r/>
             <w:r>
               <w:rPr>
+                <w:b w:val="0"/>
                 <w:sz w:val="17"/>
               </w:rPr>
               <w:t>⚠ Amount/ranking/call date not on issuer placements page - check Final Terms</w:t>
@@ -418,11 +876,16 @@
         <w:tc>
           <w:tcPr>
             <w:tcW w:type="dxa" w:w="1701"/>
+            <w:shd w:val="clear" w:color="auto" w:fill="F6F8FA"/>
           </w:tcPr>
           <w:p>
+            <w:pPr>
+              <w:spacing w:after="0"/>
+            </w:pPr>
             <w:r/>
             <w:r>
               <w:rPr>
+                <w:b w:val="0"/>
                 <w:sz w:val="17"/>
               </w:rPr>
               <w:t>XS2982074861</w:t>
@@ -431,12 +894,17 @@
         </w:tc>
         <w:tc>
           <w:tcPr>
-            <w:tcW w:type="dxa" w:w="2381"/>
+            <w:tcW w:type="dxa" w:w="2608"/>
+            <w:shd w:val="clear" w:color="auto" w:fill="F6F8FA"/>
           </w:tcPr>
           <w:p>
+            <w:pPr>
+              <w:spacing w:after="0"/>
+            </w:pPr>
             <w:r/>
             <w:r>
               <w:rPr>
+                <w:b w:val="0"/>
                 <w:sz w:val="17"/>
               </w:rPr>
               <w:t>Luminor Bank 7.375% perpetual (AT1?)</w:t>
@@ -445,29 +913,37 @@
         </w:tc>
         <w:tc>
           <w:tcPr>
-            <w:tcW w:type="dxa" w:w="907"/>
+            <w:tcW w:type="dxa" w:w="964"/>
+            <w:shd w:val="clear" w:color="auto" w:fill="F6F8FA"/>
           </w:tcPr>
           <w:p>
             <w:pPr>
+              <w:spacing w:after="0"/>
               <w:jc w:val="right"/>
             </w:pPr>
             <w:r/>
             <w:r>
               <w:rPr>
+                <w:b w:val="0"/>
                 <w:sz w:val="17"/>
               </w:rPr>
-              <w:t>7.375 %</w:t>
+              <w:t>7,375 %</w:t>
             </w:r>
           </w:p>
         </w:tc>
         <w:tc>
           <w:tcPr>
-            <w:tcW w:type="dxa" w:w="1247"/>
+            <w:tcW w:type="dxa" w:w="1304"/>
+            <w:shd w:val="clear" w:color="auto" w:fill="F6F8FA"/>
           </w:tcPr>
           <w:p>
+            <w:pPr>
+              <w:spacing w:after="0"/>
+            </w:pPr>
             <w:r/>
             <w:r>
               <w:rPr>
+                <w:b w:val="0"/>
                 <w:sz w:val="17"/>
               </w:rPr>
               <w:t>neterminuota</w:t>
@@ -476,12 +952,17 @@
         </w:tc>
         <w:tc>
           <w:tcPr>
-            <w:tcW w:type="dxa" w:w="3402"/>
+            <w:tcW w:type="dxa" w:w="3061"/>
+            <w:shd w:val="clear" w:color="auto" w:fill="F6F8FA"/>
           </w:tcPr>
           <w:p>
+            <w:pPr>
+              <w:spacing w:after="0"/>
+            </w:pPr>
             <w:r/>
             <w:r>
               <w:rPr>
+                <w:b w:val="0"/>
                 <w:sz w:val="17"/>
               </w:rPr>
               <w:t>⚠ Perpetual; annual report mentions inaugural EUR 150m AT1 in 2025 - link to this ISIN not confirmed</w:t>
@@ -490,36 +971,46 @@
         </w:tc>
       </w:tr>
     </w:tbl>
-    <w:p/>
     <w:p>
       <w:pPr>
-        <w:pStyle w:val="Heading2"/>
+        <w:spacing w:before="280" w:after="80"/>
+        <w:pBdr>
+          <w:bottom w:val="single" w:sz="6" w:color="C9D3DE" w:space="2"/>
+        </w:pBdr>
       </w:pPr>
       <w:r>
         <w:rPr>
+          <w:b/>
           <w:color w:val="1F4E79"/>
+          <w:sz w:val="28"/>
         </w:rPr>
         <w:t>Pagrindiniai rodikliai</w:t>
       </w:r>
     </w:p>
     <w:tbl>
       <w:tblPr>
-        <w:tblStyle w:val="TableGrid"/>
         <w:tblW w:type="auto" w:w="0"/>
         <w:tblLook w:firstColumn="1" w:firstRow="1" w:lastColumn="0" w:lastRow="0" w:noHBand="0" w:noVBand="1" w:val="04A0"/>
+        <w:tblBorders>
+          <w:top w:val="single" w:sz="4" w:color="C9D3DE"/>
+          <w:left w:val="nil"/>
+          <w:bottom w:val="single" w:sz="4" w:color="C9D3DE"/>
+          <w:right w:val="nil"/>
+          <w:insideH w:val="single" w:sz="4" w:color="C9D3DE"/>
+          <w:insideV w:val="nil"/>
+        </w:tblBorders>
       </w:tblPr>
       <w:tblGrid>
-        <w:gridCol w:w="1700"/>
-        <w:gridCol w:w="1700"/>
-        <w:gridCol w:w="1700"/>
-        <w:gridCol w:w="1700"/>
-        <w:gridCol w:w="1700"/>
-        <w:gridCol w:w="1700"/>
+        <w:gridCol w:w="1994"/>
+        <w:gridCol w:w="1994"/>
+        <w:gridCol w:w="1994"/>
+        <w:gridCol w:w="1994"/>
+        <w:gridCol w:w="1994"/>
       </w:tblGrid>
       <w:tr>
         <w:tc>
           <w:tcPr>
-            <w:tcW w:type="dxa" w:w="2835"/>
+            <w:tcW w:type="dxa" w:w="3628"/>
             <w:shd w:val="clear" w:color="auto" w:fill="1F4E79"/>
           </w:tcPr>
           <w:p>
@@ -536,10 +1027,13 @@
         </w:tc>
         <w:tc>
           <w:tcPr>
-            <w:tcW w:type="dxa" w:w="1191"/>
+            <w:tcW w:type="dxa" w:w="1474"/>
             <w:shd w:val="clear" w:color="auto" w:fill="1F4E79"/>
           </w:tcPr>
           <w:p>
+            <w:pPr>
+              <w:jc w:val="right"/>
+            </w:pPr>
             <w:r/>
             <w:r>
               <w:rPr>
@@ -553,10 +1047,13 @@
         </w:tc>
         <w:tc>
           <w:tcPr>
-            <w:tcW w:type="dxa" w:w="1191"/>
+            <w:tcW w:type="dxa" w:w="1474"/>
             <w:shd w:val="clear" w:color="auto" w:fill="1F4E79"/>
           </w:tcPr>
           <w:p>
+            <w:pPr>
+              <w:jc w:val="right"/>
+            </w:pPr>
             <w:r/>
             <w:r>
               <w:rPr>
@@ -570,10 +1067,13 @@
         </w:tc>
         <w:tc>
           <w:tcPr>
-            <w:tcW w:type="dxa" w:w="1191"/>
+            <w:tcW w:type="dxa" w:w="1474"/>
             <w:shd w:val="clear" w:color="auto" w:fill="1F4E79"/>
           </w:tcPr>
           <w:p>
+            <w:pPr>
+              <w:jc w:val="right"/>
+            </w:pPr>
             <w:r/>
             <w:r>
               <w:rPr>
@@ -587,10 +1087,13 @@
         </w:tc>
         <w:tc>
           <w:tcPr>
-            <w:tcW w:type="dxa" w:w="1191"/>
+            <w:tcW w:type="dxa" w:w="1474"/>
             <w:shd w:val="clear" w:color="auto" w:fill="1F4E79"/>
           </w:tcPr>
           <w:p>
+            <w:pPr>
+              <w:jc w:val="right"/>
+            </w:pPr>
             <w:r/>
             <w:r>
               <w:rPr>
@@ -602,50 +1105,66 @@
             </w:r>
           </w:p>
         </w:tc>
-        <w:tc>
-          <w:tcPr>
-            <w:tcW w:type="dxa" w:w="1474"/>
-            <w:shd w:val="clear" w:color="auto" w:fill="1F4E79"/>
-          </w:tcPr>
-          <w:p>
-            <w:r/>
-            <w:r>
-              <w:rPr>
-                <w:b/>
-                <w:color w:val="FFFFFF"/>
-                <w:sz w:val="17"/>
-              </w:rPr>
-              <w:t>Šaltiniai</w:t>
-            </w:r>
-          </w:p>
-        </w:tc>
       </w:tr>
       <w:tr>
         <w:tc>
           <w:tcPr>
-            <w:tcW w:type="dxa" w:w="2835"/>
+            <w:tcW w:type="dxa" w:w="3628"/>
           </w:tcPr>
           <w:p>
+            <w:pPr>
+              <w:spacing w:after="0"/>
+            </w:pPr>
             <w:r/>
             <w:r>
               <w:rPr>
+                <w:b w:val="0"/>
                 <w:sz w:val="17"/>
               </w:rPr>
               <w:t>Grynasis pelnas, mln. EUR</w:t>
             </w:r>
+            <w:hyperlink r:id="rId15">
+              <w:r>
+                <w:rPr>
+                  <w:color w:val="2A78D6"/>
+                  <w:vertAlign w:val="superscript"/>
+                  <w:sz w:val="14"/>
+                </w:rPr>
+                <w:t xml:space="preserve">7</w:t>
+              </w:r>
+            </w:hyperlink>
+            <w:r>
+              <w:rPr>
+                <w:color w:val="2A78D6"/>
+                <w:vertAlign w:val="superscript"/>
+              </w:rPr>
+              <w:t>,</w:t>
+            </w:r>
+            <w:hyperlink r:id="rId12">
+              <w:r>
+                <w:rPr>
+                  <w:color w:val="2A78D6"/>
+                  <w:vertAlign w:val="superscript"/>
+                  <w:sz w:val="14"/>
+                </w:rPr>
+                <w:t xml:space="preserve">8</w:t>
+              </w:r>
+            </w:hyperlink>
           </w:p>
         </w:tc>
         <w:tc>
           <w:tcPr>
-            <w:tcW w:type="dxa" w:w="1191"/>
+            <w:tcW w:type="dxa" w:w="1474"/>
           </w:tcPr>
           <w:p>
             <w:pPr>
+              <w:spacing w:after="0"/>
               <w:jc w:val="right"/>
             </w:pPr>
             <w:r/>
             <w:r>
               <w:rPr>
+                <w:b w:val="0"/>
                 <w:sz w:val="17"/>
               </w:rPr>
               <w:t>202,2</w:t>
@@ -654,15 +1173,17 @@
         </w:tc>
         <w:tc>
           <w:tcPr>
-            <w:tcW w:type="dxa" w:w="1191"/>
+            <w:tcW w:type="dxa" w:w="1474"/>
           </w:tcPr>
           <w:p>
             <w:pPr>
+              <w:spacing w:after="0"/>
               <w:jc w:val="right"/>
             </w:pPr>
             <w:r/>
             <w:r>
               <w:rPr>
+                <w:b w:val="0"/>
                 <w:sz w:val="17"/>
               </w:rPr>
               <w:t>157,7</w:t>
@@ -671,15 +1192,17 @@
         </w:tc>
         <w:tc>
           <w:tcPr>
-            <w:tcW w:type="dxa" w:w="1191"/>
+            <w:tcW w:type="dxa" w:w="1474"/>
           </w:tcPr>
           <w:p>
             <w:pPr>
+              <w:spacing w:after="0"/>
               <w:jc w:val="right"/>
             </w:pPr>
             <w:r/>
             <w:r>
               <w:rPr>
+                <w:b w:val="0"/>
                 <w:sz w:val="17"/>
               </w:rPr>
               <w:t>91,6</w:t>
@@ -688,18 +1211,180 @@
         </w:tc>
         <w:tc>
           <w:tcPr>
-            <w:tcW w:type="dxa" w:w="1191"/>
+            <w:tcW w:type="dxa" w:w="1474"/>
           </w:tcPr>
           <w:p>
             <w:pPr>
+              <w:spacing w:after="0"/>
               <w:jc w:val="right"/>
             </w:pPr>
             <w:r/>
             <w:r>
               <w:rPr>
+                <w:b w:val="0"/>
                 <w:sz w:val="17"/>
               </w:rPr>
               <w:t>72,0</w:t>
+            </w:r>
+          </w:p>
+        </w:tc>
+      </w:tr>
+      <w:tr>
+        <w:tc>
+          <w:tcPr>
+            <w:tcW w:type="dxa" w:w="3628"/>
+            <w:shd w:val="clear" w:color="auto" w:fill="F6F8FA"/>
+          </w:tcPr>
+          <w:p>
+            <w:pPr>
+              <w:spacing w:after="0"/>
+            </w:pPr>
+            <w:r/>
+            <w:r>
+              <w:rPr>
+                <w:b w:val="0"/>
+                <w:sz w:val="17"/>
+              </w:rPr>
+              <w:t>Grynosios palūkanų pajamos, mln. EUR</w:t>
+            </w:r>
+            <w:hyperlink r:id="rId16">
+              <w:r>
+                <w:rPr>
+                  <w:color w:val="2A78D6"/>
+                  <w:vertAlign w:val="superscript"/>
+                  <w:sz w:val="14"/>
+                </w:rPr>
+                <w:t xml:space="preserve">9</w:t>
+              </w:r>
+            </w:hyperlink>
+          </w:p>
+        </w:tc>
+        <w:tc>
+          <w:tcPr>
+            <w:tcW w:type="dxa" w:w="1474"/>
+            <w:shd w:val="clear" w:color="auto" w:fill="F6F8FA"/>
+          </w:tcPr>
+          <w:p>
+            <w:pPr>
+              <w:spacing w:after="0"/>
+              <w:jc w:val="right"/>
+            </w:pPr>
+            <w:r/>
+            <w:r>
+              <w:rPr>
+                <w:b w:val="0"/>
+                <w:sz w:val="17"/>
+              </w:rPr>
+              <w:t>–</w:t>
+            </w:r>
+          </w:p>
+        </w:tc>
+        <w:tc>
+          <w:tcPr>
+            <w:tcW w:type="dxa" w:w="1474"/>
+            <w:shd w:val="clear" w:color="auto" w:fill="F6F8FA"/>
+          </w:tcPr>
+          <w:p>
+            <w:pPr>
+              <w:spacing w:after="0"/>
+              <w:jc w:val="right"/>
+            </w:pPr>
+            <w:r/>
+            <w:r>
+              <w:rPr>
+                <w:b w:val="0"/>
+                <w:sz w:val="17"/>
+              </w:rPr>
+              <w:t>427,3</w:t>
+            </w:r>
+          </w:p>
+        </w:tc>
+        <w:tc>
+          <w:tcPr>
+            <w:tcW w:type="dxa" w:w="1474"/>
+            <w:shd w:val="clear" w:color="auto" w:fill="F6F8FA"/>
+          </w:tcPr>
+          <w:p>
+            <w:pPr>
+              <w:spacing w:after="0"/>
+              <w:jc w:val="right"/>
+            </w:pPr>
+            <w:r/>
+            <w:r>
+              <w:rPr>
+                <w:b w:val="0"/>
+                <w:sz w:val="17"/>
+              </w:rPr>
+              <w:t>–</w:t>
+            </w:r>
+          </w:p>
+        </w:tc>
+        <w:tc>
+          <w:tcPr>
+            <w:tcW w:type="dxa" w:w="1474"/>
+            <w:shd w:val="clear" w:color="auto" w:fill="F6F8FA"/>
+          </w:tcPr>
+          <w:p>
+            <w:pPr>
+              <w:spacing w:after="0"/>
+              <w:jc w:val="right"/>
+            </w:pPr>
+            <w:r/>
+            <w:r>
+              <w:rPr>
+                <w:b w:val="0"/>
+                <w:sz w:val="17"/>
+              </w:rPr>
+              <w:t>214,4</w:t>
+            </w:r>
+          </w:p>
+        </w:tc>
+      </w:tr>
+      <w:tr>
+        <w:tc>
+          <w:tcPr>
+            <w:tcW w:type="dxa" w:w="3628"/>
+          </w:tcPr>
+          <w:p>
+            <w:pPr>
+              <w:spacing w:after="0"/>
+            </w:pPr>
+            <w:r/>
+            <w:r>
+              <w:rPr>
+                <w:b w:val="0"/>
+                <w:sz w:val="17"/>
+              </w:rPr>
+              <w:t>Visos veiklos pajamos, mln. EUR</w:t>
+            </w:r>
+            <w:hyperlink r:id="rId16">
+              <w:r>
+                <w:rPr>
+                  <w:color w:val="2A78D6"/>
+                  <w:vertAlign w:val="superscript"/>
+                  <w:sz w:val="14"/>
+                </w:rPr>
+                <w:t xml:space="preserve">9</w:t>
+              </w:r>
+            </w:hyperlink>
+          </w:p>
+        </w:tc>
+        <w:tc>
+          <w:tcPr>
+            <w:tcW w:type="dxa" w:w="1474"/>
+          </w:tcPr>
+          <w:p>
+            <w:pPr>
+              <w:spacing w:after="0"/>
+              <w:jc w:val="right"/>
+            </w:pPr>
+            <w:r/>
+            <w:r>
+              <w:rPr>
+                <w:b w:val="0"/>
+                <w:sz w:val="17"/>
+              </w:rPr>
+              <w:t>–</w:t>
             </w:r>
           </w:p>
         </w:tc>
@@ -708,39 +1393,33 @@
             <w:tcW w:type="dxa" w:w="1474"/>
           </w:tcPr>
           <w:p>
+            <w:pPr>
+              <w:spacing w:after="0"/>
+              <w:jc w:val="right"/>
+            </w:pPr>
             <w:r/>
             <w:r>
               <w:rPr>
+                <w:b w:val="0"/>
                 <w:sz w:val="17"/>
               </w:rPr>
-              <w:t>L1 p.5; L2 p.7</w:t>
-            </w:r>
-          </w:p>
-        </w:tc>
-      </w:tr>
-      <w:tr>
-        <w:tc>
-          <w:tcPr>
-            <w:tcW w:type="dxa" w:w="2835"/>
-          </w:tcPr>
-          <w:p>
-            <w:r/>
-            <w:r>
-              <w:rPr>
-                <w:sz w:val="17"/>
-              </w:rPr>
-              <w:t>Grynosios palūkanų pajamos, mln. EUR</w:t>
+              <w:t>544,7</w:t>
             </w:r>
           </w:p>
         </w:tc>
         <w:tc>
           <w:tcPr>
-            <w:tcW w:type="dxa" w:w="1191"/>
+            <w:tcW w:type="dxa" w:w="1474"/>
           </w:tcPr>
           <w:p>
+            <w:pPr>
+              <w:spacing w:after="0"/>
+              <w:jc w:val="right"/>
+            </w:pPr>
             <w:r/>
             <w:r>
               <w:rPr>
+                <w:b w:val="0"/>
                 <w:sz w:val="17"/>
               </w:rPr>
               <w:t>–</w:t>
@@ -749,29 +1428,68 @@
         </w:tc>
         <w:tc>
           <w:tcPr>
-            <w:tcW w:type="dxa" w:w="1191"/>
+            <w:tcW w:type="dxa" w:w="1474"/>
           </w:tcPr>
           <w:p>
             <w:pPr>
+              <w:spacing w:after="0"/>
               <w:jc w:val="right"/>
             </w:pPr>
             <w:r/>
             <w:r>
               <w:rPr>
+                <w:b w:val="0"/>
                 <w:sz w:val="17"/>
               </w:rPr>
-              <w:t>427,3</w:t>
+              <w:t>271,7</w:t>
             </w:r>
+          </w:p>
+        </w:tc>
+      </w:tr>
+      <w:tr>
+        <w:tc>
+          <w:tcPr>
+            <w:tcW w:type="dxa" w:w="3628"/>
+            <w:shd w:val="clear" w:color="auto" w:fill="F6F8FA"/>
+          </w:tcPr>
+          <w:p>
+            <w:pPr>
+              <w:spacing w:after="0"/>
+            </w:pPr>
+            <w:r/>
+            <w:r>
+              <w:rPr>
+                <w:b w:val="0"/>
+                <w:sz w:val="17"/>
+              </w:rPr>
+              <w:t>Sąnaudų ir pajamų santykis</w:t>
+            </w:r>
+            <w:hyperlink r:id="rId16">
+              <w:r>
+                <w:rPr>
+                  <w:color w:val="2A78D6"/>
+                  <w:vertAlign w:val="superscript"/>
+                  <w:sz w:val="14"/>
+                </w:rPr>
+                <w:t xml:space="preserve">9</w:t>
+              </w:r>
+            </w:hyperlink>
           </w:p>
         </w:tc>
         <w:tc>
           <w:tcPr>
-            <w:tcW w:type="dxa" w:w="1191"/>
+            <w:tcW w:type="dxa" w:w="1474"/>
+            <w:shd w:val="clear" w:color="auto" w:fill="F6F8FA"/>
           </w:tcPr>
           <w:p>
+            <w:pPr>
+              <w:spacing w:after="0"/>
+              <w:jc w:val="right"/>
+            </w:pPr>
             <w:r/>
             <w:r>
               <w:rPr>
+                <w:b w:val="0"/>
                 <w:sz w:val="17"/>
               </w:rPr>
               <w:t>–</w:t>
@@ -780,18 +1498,110 @@
         </w:tc>
         <w:tc>
           <w:tcPr>
-            <w:tcW w:type="dxa" w:w="1191"/>
+            <w:tcW w:type="dxa" w:w="1474"/>
+            <w:shd w:val="clear" w:color="auto" w:fill="F6F8FA"/>
           </w:tcPr>
           <w:p>
             <w:pPr>
+              <w:spacing w:after="0"/>
               <w:jc w:val="right"/>
             </w:pPr>
             <w:r/>
             <w:r>
               <w:rPr>
+                <w:b w:val="0"/>
                 <w:sz w:val="17"/>
               </w:rPr>
-              <w:t>214,4</w:t>
+              <w:t>64,7 %</w:t>
+            </w:r>
+          </w:p>
+        </w:tc>
+        <w:tc>
+          <w:tcPr>
+            <w:tcW w:type="dxa" w:w="1474"/>
+            <w:shd w:val="clear" w:color="auto" w:fill="F6F8FA"/>
+          </w:tcPr>
+          <w:p>
+            <w:pPr>
+              <w:spacing w:after="0"/>
+              <w:jc w:val="right"/>
+            </w:pPr>
+            <w:r/>
+            <w:r>
+              <w:rPr>
+                <w:b w:val="0"/>
+                <w:sz w:val="17"/>
+              </w:rPr>
+              <w:t>–</w:t>
+            </w:r>
+          </w:p>
+        </w:tc>
+        <w:tc>
+          <w:tcPr>
+            <w:tcW w:type="dxa" w:w="1474"/>
+            <w:shd w:val="clear" w:color="auto" w:fill="F6F8FA"/>
+          </w:tcPr>
+          <w:p>
+            <w:pPr>
+              <w:spacing w:after="0"/>
+              <w:jc w:val="right"/>
+            </w:pPr>
+            <w:r/>
+            <w:r>
+              <w:rPr>
+                <w:b w:val="0"/>
+                <w:sz w:val="17"/>
+              </w:rPr>
+              <w:t>65,5 %</w:t>
+            </w:r>
+          </w:p>
+        </w:tc>
+      </w:tr>
+      <w:tr>
+        <w:tc>
+          <w:tcPr>
+            <w:tcW w:type="dxa" w:w="3628"/>
+          </w:tcPr>
+          <w:p>
+            <w:pPr>
+              <w:spacing w:after="0"/>
+            </w:pPr>
+            <w:r/>
+            <w:r>
+              <w:rPr>
+                <w:b w:val="0"/>
+                <w:sz w:val="17"/>
+              </w:rPr>
+              <w:t>ROE</w:t>
+            </w:r>
+            <w:hyperlink r:id="rId16">
+              <w:r>
+                <w:rPr>
+                  <w:color w:val="2A78D6"/>
+                  <w:vertAlign w:val="superscript"/>
+                  <w:sz w:val="14"/>
+                </w:rPr>
+                <w:t xml:space="preserve">9</w:t>
+              </w:r>
+            </w:hyperlink>
+          </w:p>
+        </w:tc>
+        <w:tc>
+          <w:tcPr>
+            <w:tcW w:type="dxa" w:w="1474"/>
+          </w:tcPr>
+          <w:p>
+            <w:pPr>
+              <w:spacing w:after="0"/>
+              <w:jc w:val="right"/>
+            </w:pPr>
+            <w:r/>
+            <w:r>
+              <w:rPr>
+                <w:b w:val="0"/>
+                <w:sz w:val="17"/>
+              </w:rPr>
+              <w:t>–</w:t>
             </w:r>
           </w:p>
         </w:tc>
@@ -800,39 +1610,33 @@
             <w:tcW w:type="dxa" w:w="1474"/>
           </w:tcPr>
           <w:p>
+            <w:pPr>
+              <w:spacing w:after="0"/>
+              <w:jc w:val="right"/>
+            </w:pPr>
             <w:r/>
             <w:r>
               <w:rPr>
+                <w:b w:val="0"/>
                 <w:sz w:val="17"/>
               </w:rPr>
-              <w:t>L1 p.16</w:t>
-            </w:r>
-          </w:p>
-        </w:tc>
-      </w:tr>
-      <w:tr>
-        <w:tc>
-          <w:tcPr>
-            <w:tcW w:type="dxa" w:w="2835"/>
-          </w:tcPr>
-          <w:p>
-            <w:r/>
-            <w:r>
-              <w:rPr>
-                <w:sz w:val="17"/>
-              </w:rPr>
-              <w:t>Visos veiklos pajamos, mln. EUR</w:t>
+              <w:t>8,6 %</w:t>
             </w:r>
           </w:p>
         </w:tc>
         <w:tc>
           <w:tcPr>
-            <w:tcW w:type="dxa" w:w="1191"/>
+            <w:tcW w:type="dxa" w:w="1474"/>
           </w:tcPr>
           <w:p>
+            <w:pPr>
+              <w:spacing w:after="0"/>
+              <w:jc w:val="right"/>
+            </w:pPr>
             <w:r/>
             <w:r>
               <w:rPr>
+                <w:b w:val="0"/>
                 <w:sz w:val="17"/>
               </w:rPr>
               <w:t>–</w:t>
@@ -841,29 +1645,68 @@
         </w:tc>
         <w:tc>
           <w:tcPr>
-            <w:tcW w:type="dxa" w:w="1191"/>
+            <w:tcW w:type="dxa" w:w="1474"/>
           </w:tcPr>
           <w:p>
             <w:pPr>
+              <w:spacing w:after="0"/>
               <w:jc w:val="right"/>
             </w:pPr>
             <w:r/>
             <w:r>
               <w:rPr>
+                <w:b w:val="0"/>
                 <w:sz w:val="17"/>
               </w:rPr>
-              <w:t>544,7</w:t>
+              <w:t>7,7 %</w:t>
             </w:r>
+          </w:p>
+        </w:tc>
+      </w:tr>
+      <w:tr>
+        <w:tc>
+          <w:tcPr>
+            <w:tcW w:type="dxa" w:w="3628"/>
+            <w:shd w:val="clear" w:color="auto" w:fill="F6F8FA"/>
+          </w:tcPr>
+          <w:p>
+            <w:pPr>
+              <w:spacing w:after="0"/>
+            </w:pPr>
+            <w:r/>
+            <w:r>
+              <w:rPr>
+                <w:b w:val="0"/>
+                <w:sz w:val="17"/>
+              </w:rPr>
+              <w:t>Rizikos kaina</w:t>
+            </w:r>
+            <w:hyperlink r:id="rId16">
+              <w:r>
+                <w:rPr>
+                  <w:color w:val="2A78D6"/>
+                  <w:vertAlign w:val="superscript"/>
+                  <w:sz w:val="14"/>
+                </w:rPr>
+                <w:t xml:space="preserve">9</w:t>
+              </w:r>
+            </w:hyperlink>
           </w:p>
         </w:tc>
         <w:tc>
           <w:tcPr>
-            <w:tcW w:type="dxa" w:w="1191"/>
+            <w:tcW w:type="dxa" w:w="1474"/>
+            <w:shd w:val="clear" w:color="auto" w:fill="F6F8FA"/>
           </w:tcPr>
           <w:p>
+            <w:pPr>
+              <w:spacing w:after="0"/>
+              <w:jc w:val="right"/>
+            </w:pPr>
             <w:r/>
             <w:r>
               <w:rPr>
+                <w:b w:val="0"/>
                 <w:sz w:val="17"/>
               </w:rPr>
               <w:t>–</w:t>
@@ -872,18 +1715,127 @@
         </w:tc>
         <w:tc>
           <w:tcPr>
-            <w:tcW w:type="dxa" w:w="1191"/>
+            <w:tcW w:type="dxa" w:w="1474"/>
+            <w:shd w:val="clear" w:color="auto" w:fill="F6F8FA"/>
           </w:tcPr>
           <w:p>
             <w:pPr>
+              <w:spacing w:after="0"/>
               <w:jc w:val="right"/>
             </w:pPr>
             <w:r/>
             <w:r>
               <w:rPr>
+                <w:b w:val="0"/>
                 <w:sz w:val="17"/>
               </w:rPr>
-              <w:t>271,7</w:t>
+              <w:t>0,01 %</w:t>
+            </w:r>
+          </w:p>
+        </w:tc>
+        <w:tc>
+          <w:tcPr>
+            <w:tcW w:type="dxa" w:w="1474"/>
+            <w:shd w:val="clear" w:color="auto" w:fill="F6F8FA"/>
+          </w:tcPr>
+          <w:p>
+            <w:pPr>
+              <w:spacing w:after="0"/>
+              <w:jc w:val="right"/>
+            </w:pPr>
+            <w:r/>
+            <w:r>
+              <w:rPr>
+                <w:b w:val="0"/>
+                <w:sz w:val="17"/>
+              </w:rPr>
+              <w:t>–</w:t>
+            </w:r>
+          </w:p>
+        </w:tc>
+        <w:tc>
+          <w:tcPr>
+            <w:tcW w:type="dxa" w:w="1474"/>
+            <w:shd w:val="clear" w:color="auto" w:fill="F6F8FA"/>
+          </w:tcPr>
+          <w:p>
+            <w:pPr>
+              <w:spacing w:after="0"/>
+              <w:jc w:val="right"/>
+            </w:pPr>
+            <w:r/>
+            <w:r>
+              <w:rPr>
+                <w:b w:val="0"/>
+                <w:sz w:val="17"/>
+              </w:rPr>
+              <w:t>0,14 %</w:t>
+            </w:r>
+          </w:p>
+        </w:tc>
+      </w:tr>
+      <w:tr>
+        <w:tc>
+          <w:tcPr>
+            <w:tcW w:type="dxa" w:w="3628"/>
+          </w:tcPr>
+          <w:p>
+            <w:pPr>
+              <w:spacing w:after="0"/>
+            </w:pPr>
+            <w:r/>
+            <w:r>
+              <w:rPr>
+                <w:b w:val="0"/>
+                <w:sz w:val="17"/>
+              </w:rPr>
+              <w:t>Grynoji palūkanų marža</w:t>
+            </w:r>
+            <w:hyperlink r:id="rId17">
+              <w:r>
+                <w:rPr>
+                  <w:color w:val="2A78D6"/>
+                  <w:vertAlign w:val="superscript"/>
+                  <w:sz w:val="14"/>
+                </w:rPr>
+                <w:t xml:space="preserve">10</w:t>
+              </w:r>
+            </w:hyperlink>
+            <w:r>
+              <w:rPr>
+                <w:color w:val="2A78D6"/>
+                <w:vertAlign w:val="superscript"/>
+              </w:rPr>
+              <w:t>,</w:t>
+            </w:r>
+            <w:hyperlink r:id="rId16">
+              <w:r>
+                <w:rPr>
+                  <w:color w:val="2A78D6"/>
+                  <w:vertAlign w:val="superscript"/>
+                  <w:sz w:val="14"/>
+                </w:rPr>
+                <w:t xml:space="preserve">9</w:t>
+              </w:r>
+            </w:hyperlink>
+          </w:p>
+        </w:tc>
+        <w:tc>
+          <w:tcPr>
+            <w:tcW w:type="dxa" w:w="1474"/>
+          </w:tcPr>
+          <w:p>
+            <w:pPr>
+              <w:spacing w:after="0"/>
+              <w:jc w:val="right"/>
+            </w:pPr>
+            <w:r/>
+            <w:r>
+              <w:rPr>
+                <w:b w:val="0"/>
+                <w:sz w:val="17"/>
+              </w:rPr>
+              <w:t>–</w:t>
             </w:r>
           </w:p>
         </w:tc>
@@ -892,39 +1844,33 @@
             <w:tcW w:type="dxa" w:w="1474"/>
           </w:tcPr>
           <w:p>
+            <w:pPr>
+              <w:spacing w:after="0"/>
+              <w:jc w:val="right"/>
+            </w:pPr>
             <w:r/>
             <w:r>
               <w:rPr>
+                <w:b w:val="0"/>
                 <w:sz w:val="17"/>
               </w:rPr>
-              <w:t>L1 p.16</w:t>
-            </w:r>
-          </w:p>
-        </w:tc>
-      </w:tr>
-      <w:tr>
-        <w:tc>
-          <w:tcPr>
-            <w:tcW w:type="dxa" w:w="2835"/>
-          </w:tcPr>
-          <w:p>
-            <w:r/>
-            <w:r>
-              <w:rPr>
-                <w:sz w:val="17"/>
-              </w:rPr>
-              <w:t>Sąnaudų ir pajamų santykis</w:t>
+              <w:t>2,71 %</w:t>
             </w:r>
           </w:p>
         </w:tc>
         <w:tc>
           <w:tcPr>
-            <w:tcW w:type="dxa" w:w="1191"/>
+            <w:tcW w:type="dxa" w:w="1474"/>
           </w:tcPr>
           <w:p>
+            <w:pPr>
+              <w:spacing w:after="0"/>
+              <w:jc w:val="right"/>
+            </w:pPr>
             <w:r/>
             <w:r>
               <w:rPr>
+                <w:b w:val="0"/>
                 <w:sz w:val="17"/>
               </w:rPr>
               <w:t>–</w:t>
@@ -933,29 +1879,68 @@
         </w:tc>
         <w:tc>
           <w:tcPr>
-            <w:tcW w:type="dxa" w:w="1191"/>
+            <w:tcW w:type="dxa" w:w="1474"/>
           </w:tcPr>
           <w:p>
             <w:pPr>
+              <w:spacing w:after="0"/>
               <w:jc w:val="right"/>
             </w:pPr>
             <w:r/>
             <w:r>
               <w:rPr>
+                <w:b w:val="0"/>
                 <w:sz w:val="17"/>
               </w:rPr>
-              <w:t>64,7 %</w:t>
+              <w:t>2,70 %</w:t>
             </w:r>
+          </w:p>
+        </w:tc>
+      </w:tr>
+      <w:tr>
+        <w:tc>
+          <w:tcPr>
+            <w:tcW w:type="dxa" w:w="3628"/>
+            <w:shd w:val="clear" w:color="auto" w:fill="F6F8FA"/>
+          </w:tcPr>
+          <w:p>
+            <w:pPr>
+              <w:spacing w:after="0"/>
+            </w:pPr>
+            <w:r/>
+            <w:r>
+              <w:rPr>
+                <w:b w:val="0"/>
+                <w:sz w:val="17"/>
+              </w:rPr>
+              <w:t>Paskolos klientams, mln. EUR</w:t>
+            </w:r>
+            <w:hyperlink r:id="rId13">
+              <w:r>
+                <w:rPr>
+                  <w:color w:val="2A78D6"/>
+                  <w:vertAlign w:val="superscript"/>
+                  <w:sz w:val="14"/>
+                </w:rPr>
+                <w:t xml:space="preserve">4</w:t>
+              </w:r>
+            </w:hyperlink>
           </w:p>
         </w:tc>
         <w:tc>
           <w:tcPr>
-            <w:tcW w:type="dxa" w:w="1191"/>
+            <w:tcW w:type="dxa" w:w="1474"/>
+            <w:shd w:val="clear" w:color="auto" w:fill="F6F8FA"/>
           </w:tcPr>
           <w:p>
+            <w:pPr>
+              <w:spacing w:after="0"/>
+              <w:jc w:val="right"/>
+            </w:pPr>
             <w:r/>
             <w:r>
               <w:rPr>
+                <w:b w:val="0"/>
                 <w:sz w:val="17"/>
               </w:rPr>
               <w:t>–</w:t>
@@ -964,18 +1949,110 @@
         </w:tc>
         <w:tc>
           <w:tcPr>
-            <w:tcW w:type="dxa" w:w="1191"/>
+            <w:tcW w:type="dxa" w:w="1474"/>
+            <w:shd w:val="clear" w:color="auto" w:fill="F6F8FA"/>
           </w:tcPr>
           <w:p>
             <w:pPr>
+              <w:spacing w:after="0"/>
               <w:jc w:val="right"/>
             </w:pPr>
             <w:r/>
             <w:r>
               <w:rPr>
+                <w:b w:val="0"/>
                 <w:sz w:val="17"/>
               </w:rPr>
-              <w:t>65,5 %</w:t>
+              <w:t>11 491,4</w:t>
+            </w:r>
+          </w:p>
+        </w:tc>
+        <w:tc>
+          <w:tcPr>
+            <w:tcW w:type="dxa" w:w="1474"/>
+            <w:shd w:val="clear" w:color="auto" w:fill="F6F8FA"/>
+          </w:tcPr>
+          <w:p>
+            <w:pPr>
+              <w:spacing w:after="0"/>
+              <w:jc w:val="right"/>
+            </w:pPr>
+            <w:r/>
+            <w:r>
+              <w:rPr>
+                <w:b w:val="0"/>
+                <w:sz w:val="17"/>
+              </w:rPr>
+              <w:t>–</w:t>
+            </w:r>
+          </w:p>
+        </w:tc>
+        <w:tc>
+          <w:tcPr>
+            <w:tcW w:type="dxa" w:w="1474"/>
+            <w:shd w:val="clear" w:color="auto" w:fill="F6F8FA"/>
+          </w:tcPr>
+          <w:p>
+            <w:pPr>
+              <w:spacing w:after="0"/>
+              <w:jc w:val="right"/>
+            </w:pPr>
+            <w:r/>
+            <w:r>
+              <w:rPr>
+                <w:b w:val="0"/>
+                <w:sz w:val="17"/>
+              </w:rPr>
+              <w:t>11 903,2</w:t>
+            </w:r>
+          </w:p>
+        </w:tc>
+      </w:tr>
+      <w:tr>
+        <w:tc>
+          <w:tcPr>
+            <w:tcW w:type="dxa" w:w="3628"/>
+          </w:tcPr>
+          <w:p>
+            <w:pPr>
+              <w:spacing w:after="0"/>
+            </w:pPr>
+            <w:r/>
+            <w:r>
+              <w:rPr>
+                <w:b w:val="0"/>
+                <w:sz w:val="17"/>
+              </w:rPr>
+              <w:t>Klientų indėliai, mln. EUR</w:t>
+            </w:r>
+            <w:hyperlink r:id="rId13">
+              <w:r>
+                <w:rPr>
+                  <w:color w:val="2A78D6"/>
+                  <w:vertAlign w:val="superscript"/>
+                  <w:sz w:val="14"/>
+                </w:rPr>
+                <w:t xml:space="preserve">4</w:t>
+              </w:r>
+            </w:hyperlink>
+          </w:p>
+        </w:tc>
+        <w:tc>
+          <w:tcPr>
+            <w:tcW w:type="dxa" w:w="1474"/>
+          </w:tcPr>
+          <w:p>
+            <w:pPr>
+              <w:spacing w:after="0"/>
+              <w:jc w:val="right"/>
+            </w:pPr>
+            <w:r/>
+            <w:r>
+              <w:rPr>
+                <w:b w:val="0"/>
+                <w:sz w:val="17"/>
+              </w:rPr>
+              <w:t>–</w:t>
             </w:r>
           </w:p>
         </w:tc>
@@ -984,39 +2061,33 @@
             <w:tcW w:type="dxa" w:w="1474"/>
           </w:tcPr>
           <w:p>
+            <w:pPr>
+              <w:spacing w:after="0"/>
+              <w:jc w:val="right"/>
+            </w:pPr>
             <w:r/>
             <w:r>
               <w:rPr>
+                <w:b w:val="0"/>
                 <w:sz w:val="17"/>
               </w:rPr>
-              <w:t>L1 p.16</w:t>
-            </w:r>
-          </w:p>
-        </w:tc>
-      </w:tr>
-      <w:tr>
-        <w:tc>
-          <w:tcPr>
-            <w:tcW w:type="dxa" w:w="2835"/>
-          </w:tcPr>
-          <w:p>
-            <w:r/>
-            <w:r>
-              <w:rPr>
-                <w:sz w:val="17"/>
-              </w:rPr>
-              <w:t>ROE</w:t>
+              <w:t>11 510,7</w:t>
             </w:r>
           </w:p>
         </w:tc>
         <w:tc>
           <w:tcPr>
-            <w:tcW w:type="dxa" w:w="1191"/>
+            <w:tcW w:type="dxa" w:w="1474"/>
           </w:tcPr>
           <w:p>
+            <w:pPr>
+              <w:spacing w:after="0"/>
+              <w:jc w:val="right"/>
+            </w:pPr>
             <w:r/>
             <w:r>
               <w:rPr>
+                <w:b w:val="0"/>
                 <w:sz w:val="17"/>
               </w:rPr>
               <w:t>–</w:t>
@@ -1025,29 +2096,85 @@
         </w:tc>
         <w:tc>
           <w:tcPr>
-            <w:tcW w:type="dxa" w:w="1191"/>
+            <w:tcW w:type="dxa" w:w="1474"/>
           </w:tcPr>
           <w:p>
             <w:pPr>
+              <w:spacing w:after="0"/>
               <w:jc w:val="right"/>
             </w:pPr>
             <w:r/>
             <w:r>
               <w:rPr>
+                <w:b w:val="0"/>
                 <w:sz w:val="17"/>
               </w:rPr>
-              <w:t>8,6 %</w:t>
+              <w:t>12 275,5</w:t>
             </w:r>
+          </w:p>
+        </w:tc>
+      </w:tr>
+      <w:tr>
+        <w:tc>
+          <w:tcPr>
+            <w:tcW w:type="dxa" w:w="3628"/>
+            <w:shd w:val="clear" w:color="auto" w:fill="F6F8FA"/>
+          </w:tcPr>
+          <w:p>
+            <w:pPr>
+              <w:spacing w:after="0"/>
+            </w:pPr>
+            <w:r/>
+            <w:r>
+              <w:rPr>
+                <w:b w:val="0"/>
+                <w:sz w:val="17"/>
+              </w:rPr>
+              <w:t>CET1 rodiklis</w:t>
+            </w:r>
+            <w:hyperlink r:id="rId17">
+              <w:r>
+                <w:rPr>
+                  <w:color w:val="2A78D6"/>
+                  <w:vertAlign w:val="superscript"/>
+                  <w:sz w:val="14"/>
+                </w:rPr>
+                <w:t xml:space="preserve">10</w:t>
+              </w:r>
+            </w:hyperlink>
+            <w:r>
+              <w:rPr>
+                <w:color w:val="2A78D6"/>
+                <w:vertAlign w:val="superscript"/>
+              </w:rPr>
+              <w:t>,</w:t>
+            </w:r>
+            <w:hyperlink r:id="rId13">
+              <w:r>
+                <w:rPr>
+                  <w:color w:val="2A78D6"/>
+                  <w:vertAlign w:val="superscript"/>
+                  <w:sz w:val="14"/>
+                </w:rPr>
+                <w:t xml:space="preserve">4</w:t>
+              </w:r>
+            </w:hyperlink>
           </w:p>
         </w:tc>
         <w:tc>
           <w:tcPr>
-            <w:tcW w:type="dxa" w:w="1191"/>
+            <w:tcW w:type="dxa" w:w="1474"/>
+            <w:shd w:val="clear" w:color="auto" w:fill="F6F8FA"/>
           </w:tcPr>
           <w:p>
+            <w:pPr>
+              <w:spacing w:after="0"/>
+              <w:jc w:val="right"/>
+            </w:pPr>
             <w:r/>
             <w:r>
               <w:rPr>
+                <w:b w:val="0"/>
                 <w:sz w:val="17"/>
               </w:rPr>
               <w:t>–</w:t>
@@ -1056,18 +2183,127 @@
         </w:tc>
         <w:tc>
           <w:tcPr>
-            <w:tcW w:type="dxa" w:w="1191"/>
+            <w:tcW w:type="dxa" w:w="1474"/>
+            <w:shd w:val="clear" w:color="auto" w:fill="F6F8FA"/>
           </w:tcPr>
           <w:p>
             <w:pPr>
+              <w:spacing w:after="0"/>
               <w:jc w:val="right"/>
             </w:pPr>
             <w:r/>
             <w:r>
               <w:rPr>
+                <w:b w:val="0"/>
                 <w:sz w:val="17"/>
               </w:rPr>
-              <w:t>7,7 %</w:t>
+              <w:t>20,2 %</w:t>
+            </w:r>
+          </w:p>
+        </w:tc>
+        <w:tc>
+          <w:tcPr>
+            <w:tcW w:type="dxa" w:w="1474"/>
+            <w:shd w:val="clear" w:color="auto" w:fill="F6F8FA"/>
+          </w:tcPr>
+          <w:p>
+            <w:pPr>
+              <w:spacing w:after="0"/>
+              <w:jc w:val="right"/>
+            </w:pPr>
+            <w:r/>
+            <w:r>
+              <w:rPr>
+                <w:b w:val="0"/>
+                <w:sz w:val="17"/>
+              </w:rPr>
+              <w:t>–</w:t>
+            </w:r>
+          </w:p>
+        </w:tc>
+        <w:tc>
+          <w:tcPr>
+            <w:tcW w:type="dxa" w:w="1474"/>
+            <w:shd w:val="clear" w:color="auto" w:fill="F6F8FA"/>
+          </w:tcPr>
+          <w:p>
+            <w:pPr>
+              <w:spacing w:after="0"/>
+              <w:jc w:val="right"/>
+            </w:pPr>
+            <w:r/>
+            <w:r>
+              <w:rPr>
+                <w:b w:val="0"/>
+                <w:sz w:val="17"/>
+              </w:rPr>
+              <w:t>19,6 %</w:t>
+            </w:r>
+          </w:p>
+        </w:tc>
+      </w:tr>
+      <w:tr>
+        <w:tc>
+          <w:tcPr>
+            <w:tcW w:type="dxa" w:w="3628"/>
+          </w:tcPr>
+          <w:p>
+            <w:pPr>
+              <w:spacing w:after="0"/>
+            </w:pPr>
+            <w:r/>
+            <w:r>
+              <w:rPr>
+                <w:b w:val="0"/>
+                <w:sz w:val="17"/>
+              </w:rPr>
+              <w:t>Bendrasis kapitalo rodiklis</w:t>
+            </w:r>
+            <w:hyperlink r:id="rId17">
+              <w:r>
+                <w:rPr>
+                  <w:color w:val="2A78D6"/>
+                  <w:vertAlign w:val="superscript"/>
+                  <w:sz w:val="14"/>
+                </w:rPr>
+                <w:t xml:space="preserve">10</w:t>
+              </w:r>
+            </w:hyperlink>
+            <w:r>
+              <w:rPr>
+                <w:color w:val="2A78D6"/>
+                <w:vertAlign w:val="superscript"/>
+              </w:rPr>
+              <w:t>,</w:t>
+            </w:r>
+            <w:hyperlink r:id="rId13">
+              <w:r>
+                <w:rPr>
+                  <w:color w:val="2A78D6"/>
+                  <w:vertAlign w:val="superscript"/>
+                  <w:sz w:val="14"/>
+                </w:rPr>
+                <w:t xml:space="preserve">4</w:t>
+              </w:r>
+            </w:hyperlink>
+          </w:p>
+        </w:tc>
+        <w:tc>
+          <w:tcPr>
+            <w:tcW w:type="dxa" w:w="1474"/>
+          </w:tcPr>
+          <w:p>
+            <w:pPr>
+              <w:spacing w:after="0"/>
+              <w:jc w:val="right"/>
+            </w:pPr>
+            <w:r/>
+            <w:r>
+              <w:rPr>
+                <w:b w:val="0"/>
+                <w:sz w:val="17"/>
+              </w:rPr>
+              <w:t>–</w:t>
             </w:r>
           </w:p>
         </w:tc>
@@ -1076,39 +2312,33 @@
             <w:tcW w:type="dxa" w:w="1474"/>
           </w:tcPr>
           <w:p>
+            <w:pPr>
+              <w:spacing w:after="0"/>
+              <w:jc w:val="right"/>
+            </w:pPr>
             <w:r/>
             <w:r>
               <w:rPr>
+                <w:b w:val="0"/>
                 <w:sz w:val="17"/>
               </w:rPr>
-              <w:t>L1 p.16</w:t>
-            </w:r>
-          </w:p>
-        </w:tc>
-      </w:tr>
-      <w:tr>
-        <w:tc>
-          <w:tcPr>
-            <w:tcW w:type="dxa" w:w="2835"/>
-          </w:tcPr>
-          <w:p>
-            <w:r/>
-            <w:r>
-              <w:rPr>
-                <w:sz w:val="17"/>
-              </w:rPr>
-              <w:t>Rizikos kaina</w:t>
+              <w:t>24,6 %</w:t>
             </w:r>
           </w:p>
         </w:tc>
         <w:tc>
           <w:tcPr>
-            <w:tcW w:type="dxa" w:w="1191"/>
+            <w:tcW w:type="dxa" w:w="1474"/>
           </w:tcPr>
           <w:p>
+            <w:pPr>
+              <w:spacing w:after="0"/>
+              <w:jc w:val="right"/>
+            </w:pPr>
             <w:r/>
             <w:r>
               <w:rPr>
+                <w:b w:val="0"/>
                 <w:sz w:val="17"/>
               </w:rPr>
               <w:t>–</w:t>
@@ -1117,29 +2347,85 @@
         </w:tc>
         <w:tc>
           <w:tcPr>
-            <w:tcW w:type="dxa" w:w="1191"/>
+            <w:tcW w:type="dxa" w:w="1474"/>
           </w:tcPr>
           <w:p>
             <w:pPr>
+              <w:spacing w:after="0"/>
               <w:jc w:val="right"/>
             </w:pPr>
             <w:r/>
             <w:r>
               <w:rPr>
+                <w:b w:val="0"/>
                 <w:sz w:val="17"/>
               </w:rPr>
-              <w:t>0,01 %</w:t>
+              <w:t>23,7 %</w:t>
             </w:r>
+          </w:p>
+        </w:tc>
+      </w:tr>
+      <w:tr>
+        <w:tc>
+          <w:tcPr>
+            <w:tcW w:type="dxa" w:w="3628"/>
+            <w:shd w:val="clear" w:color="auto" w:fill="F6F8FA"/>
+          </w:tcPr>
+          <w:p>
+            <w:pPr>
+              <w:spacing w:after="0"/>
+            </w:pPr>
+            <w:r/>
+            <w:r>
+              <w:rPr>
+                <w:b w:val="0"/>
+                <w:sz w:val="17"/>
+              </w:rPr>
+              <w:t>Sverto rodiklis</w:t>
+            </w:r>
+            <w:hyperlink r:id="rId17">
+              <w:r>
+                <w:rPr>
+                  <w:color w:val="2A78D6"/>
+                  <w:vertAlign w:val="superscript"/>
+                  <w:sz w:val="14"/>
+                </w:rPr>
+                <w:t xml:space="preserve">10</w:t>
+              </w:r>
+            </w:hyperlink>
+            <w:r>
+              <w:rPr>
+                <w:color w:val="2A78D6"/>
+                <w:vertAlign w:val="superscript"/>
+              </w:rPr>
+              <w:t>,</w:t>
+            </w:r>
+            <w:hyperlink r:id="rId13">
+              <w:r>
+                <w:rPr>
+                  <w:color w:val="2A78D6"/>
+                  <w:vertAlign w:val="superscript"/>
+                  <w:sz w:val="14"/>
+                </w:rPr>
+                <w:t xml:space="preserve">4</w:t>
+              </w:r>
+            </w:hyperlink>
           </w:p>
         </w:tc>
         <w:tc>
           <w:tcPr>
-            <w:tcW w:type="dxa" w:w="1191"/>
+            <w:tcW w:type="dxa" w:w="1474"/>
+            <w:shd w:val="clear" w:color="auto" w:fill="F6F8FA"/>
           </w:tcPr>
           <w:p>
+            <w:pPr>
+              <w:spacing w:after="0"/>
+              <w:jc w:val="right"/>
+            </w:pPr>
             <w:r/>
             <w:r>
               <w:rPr>
+                <w:b w:val="0"/>
                 <w:sz w:val="17"/>
               </w:rPr>
               <w:t>–</w:t>
@@ -1148,18 +2434,127 @@
         </w:tc>
         <w:tc>
           <w:tcPr>
-            <w:tcW w:type="dxa" w:w="1191"/>
+            <w:tcW w:type="dxa" w:w="1474"/>
+            <w:shd w:val="clear" w:color="auto" w:fill="F6F8FA"/>
           </w:tcPr>
           <w:p>
             <w:pPr>
+              <w:spacing w:after="0"/>
               <w:jc w:val="right"/>
             </w:pPr>
             <w:r/>
             <w:r>
               <w:rPr>
+                <w:b w:val="0"/>
                 <w:sz w:val="17"/>
               </w:rPr>
-              <w:t>0,14 %</w:t>
+              <w:t>10,0 %</w:t>
+            </w:r>
+          </w:p>
+        </w:tc>
+        <w:tc>
+          <w:tcPr>
+            <w:tcW w:type="dxa" w:w="1474"/>
+            <w:shd w:val="clear" w:color="auto" w:fill="F6F8FA"/>
+          </w:tcPr>
+          <w:p>
+            <w:pPr>
+              <w:spacing w:after="0"/>
+              <w:jc w:val="right"/>
+            </w:pPr>
+            <w:r/>
+            <w:r>
+              <w:rPr>
+                <w:b w:val="0"/>
+                <w:sz w:val="17"/>
+              </w:rPr>
+              <w:t>–</w:t>
+            </w:r>
+          </w:p>
+        </w:tc>
+        <w:tc>
+          <w:tcPr>
+            <w:tcW w:type="dxa" w:w="1474"/>
+            <w:shd w:val="clear" w:color="auto" w:fill="F6F8FA"/>
+          </w:tcPr>
+          <w:p>
+            <w:pPr>
+              <w:spacing w:after="0"/>
+              <w:jc w:val="right"/>
+            </w:pPr>
+            <w:r/>
+            <w:r>
+              <w:rPr>
+                <w:b w:val="0"/>
+                <w:sz w:val="17"/>
+              </w:rPr>
+              <w:t>9,9 %</w:t>
+            </w:r>
+          </w:p>
+        </w:tc>
+      </w:tr>
+      <w:tr>
+        <w:tc>
+          <w:tcPr>
+            <w:tcW w:type="dxa" w:w="3628"/>
+          </w:tcPr>
+          <w:p>
+            <w:pPr>
+              <w:spacing w:after="0"/>
+            </w:pPr>
+            <w:r/>
+            <w:r>
+              <w:rPr>
+                <w:b w:val="0"/>
+                <w:sz w:val="17"/>
+              </w:rPr>
+              <w:t>MREL (% TREA)</w:t>
+            </w:r>
+            <w:hyperlink r:id="rId17">
+              <w:r>
+                <w:rPr>
+                  <w:color w:val="2A78D6"/>
+                  <w:vertAlign w:val="superscript"/>
+                  <w:sz w:val="14"/>
+                </w:rPr>
+                <w:t xml:space="preserve">10</w:t>
+              </w:r>
+            </w:hyperlink>
+            <w:r>
+              <w:rPr>
+                <w:color w:val="2A78D6"/>
+                <w:vertAlign w:val="superscript"/>
+              </w:rPr>
+              <w:t>,</w:t>
+            </w:r>
+            <w:hyperlink r:id="rId13">
+              <w:r>
+                <w:rPr>
+                  <w:color w:val="2A78D6"/>
+                  <w:vertAlign w:val="superscript"/>
+                  <w:sz w:val="14"/>
+                </w:rPr>
+                <w:t xml:space="preserve">4</w:t>
+              </w:r>
+            </w:hyperlink>
+          </w:p>
+        </w:tc>
+        <w:tc>
+          <w:tcPr>
+            <w:tcW w:type="dxa" w:w="1474"/>
+          </w:tcPr>
+          <w:p>
+            <w:pPr>
+              <w:spacing w:after="0"/>
+              <w:jc w:val="right"/>
+            </w:pPr>
+            <w:r/>
+            <w:r>
+              <w:rPr>
+                <w:b w:val="0"/>
+                <w:sz w:val="17"/>
+              </w:rPr>
+              <w:t>–</w:t>
             </w:r>
           </w:p>
         </w:tc>
@@ -1168,39 +2563,33 @@
             <w:tcW w:type="dxa" w:w="1474"/>
           </w:tcPr>
           <w:p>
+            <w:pPr>
+              <w:spacing w:after="0"/>
+              <w:jc w:val="right"/>
+            </w:pPr>
             <w:r/>
             <w:r>
               <w:rPr>
+                <w:b w:val="0"/>
                 <w:sz w:val="17"/>
               </w:rPr>
-              <w:t>L1 p.16</w:t>
-            </w:r>
-          </w:p>
-        </w:tc>
-      </w:tr>
-      <w:tr>
-        <w:tc>
-          <w:tcPr>
-            <w:tcW w:type="dxa" w:w="2835"/>
-          </w:tcPr>
-          <w:p>
-            <w:r/>
-            <w:r>
-              <w:rPr>
-                <w:sz w:val="17"/>
-              </w:rPr>
-              <w:t>Grynoji palūkanų marža</w:t>
+              <w:t>35,54 %</w:t>
             </w:r>
           </w:p>
         </w:tc>
         <w:tc>
           <w:tcPr>
-            <w:tcW w:type="dxa" w:w="1191"/>
+            <w:tcW w:type="dxa" w:w="1474"/>
           </w:tcPr>
           <w:p>
+            <w:pPr>
+              <w:spacing w:after="0"/>
+              <w:jc w:val="right"/>
+            </w:pPr>
             <w:r/>
             <w:r>
               <w:rPr>
+                <w:b w:val="0"/>
                 <w:sz w:val="17"/>
               </w:rPr>
               <w:t>–</w:t>
@@ -1209,29 +2598,85 @@
         </w:tc>
         <w:tc>
           <w:tcPr>
-            <w:tcW w:type="dxa" w:w="1191"/>
+            <w:tcW w:type="dxa" w:w="1474"/>
           </w:tcPr>
           <w:p>
             <w:pPr>
+              <w:spacing w:after="0"/>
               <w:jc w:val="right"/>
             </w:pPr>
             <w:r/>
             <w:r>
               <w:rPr>
+                <w:b w:val="0"/>
                 <w:sz w:val="17"/>
               </w:rPr>
-              <w:t>2,71 %</w:t>
+              <w:t>36,34 %</w:t>
             </w:r>
+          </w:p>
+        </w:tc>
+      </w:tr>
+      <w:tr>
+        <w:tc>
+          <w:tcPr>
+            <w:tcW w:type="dxa" w:w="3628"/>
+            <w:shd w:val="clear" w:color="auto" w:fill="F6F8FA"/>
+          </w:tcPr>
+          <w:p>
+            <w:pPr>
+              <w:spacing w:after="0"/>
+            </w:pPr>
+            <w:r/>
+            <w:r>
+              <w:rPr>
+                <w:b w:val="0"/>
+                <w:sz w:val="17"/>
+              </w:rPr>
+              <w:t>LCR</w:t>
+            </w:r>
+            <w:hyperlink r:id="rId17">
+              <w:r>
+                <w:rPr>
+                  <w:color w:val="2A78D6"/>
+                  <w:vertAlign w:val="superscript"/>
+                  <w:sz w:val="14"/>
+                </w:rPr>
+                <w:t xml:space="preserve">10</w:t>
+              </w:r>
+            </w:hyperlink>
+            <w:r>
+              <w:rPr>
+                <w:color w:val="2A78D6"/>
+                <w:vertAlign w:val="superscript"/>
+              </w:rPr>
+              <w:t>,</w:t>
+            </w:r>
+            <w:hyperlink r:id="rId13">
+              <w:r>
+                <w:rPr>
+                  <w:color w:val="2A78D6"/>
+                  <w:vertAlign w:val="superscript"/>
+                  <w:sz w:val="14"/>
+                </w:rPr>
+                <w:t xml:space="preserve">4</w:t>
+              </w:r>
+            </w:hyperlink>
           </w:p>
         </w:tc>
         <w:tc>
           <w:tcPr>
-            <w:tcW w:type="dxa" w:w="1191"/>
+            <w:tcW w:type="dxa" w:w="1474"/>
+            <w:shd w:val="clear" w:color="auto" w:fill="F6F8FA"/>
           </w:tcPr>
           <w:p>
+            <w:pPr>
+              <w:spacing w:after="0"/>
+              <w:jc w:val="right"/>
+            </w:pPr>
             <w:r/>
             <w:r>
               <w:rPr>
+                <w:b w:val="0"/>
                 <w:sz w:val="17"/>
               </w:rPr>
               <w:t>–</w:t>
@@ -1240,18 +2685,127 @@
         </w:tc>
         <w:tc>
           <w:tcPr>
-            <w:tcW w:type="dxa" w:w="1191"/>
+            <w:tcW w:type="dxa" w:w="1474"/>
+            <w:shd w:val="clear" w:color="auto" w:fill="F6F8FA"/>
           </w:tcPr>
           <w:p>
             <w:pPr>
+              <w:spacing w:after="0"/>
               <w:jc w:val="right"/>
             </w:pPr>
             <w:r/>
             <w:r>
               <w:rPr>
+                <w:b w:val="0"/>
                 <w:sz w:val="17"/>
               </w:rPr>
-              <w:t>2,70 %</w:t>
+              <w:t>174,6 %</w:t>
+            </w:r>
+          </w:p>
+        </w:tc>
+        <w:tc>
+          <w:tcPr>
+            <w:tcW w:type="dxa" w:w="1474"/>
+            <w:shd w:val="clear" w:color="auto" w:fill="F6F8FA"/>
+          </w:tcPr>
+          <w:p>
+            <w:pPr>
+              <w:spacing w:after="0"/>
+              <w:jc w:val="right"/>
+            </w:pPr>
+            <w:r/>
+            <w:r>
+              <w:rPr>
+                <w:b w:val="0"/>
+                <w:sz w:val="17"/>
+              </w:rPr>
+              <w:t>–</w:t>
+            </w:r>
+          </w:p>
+        </w:tc>
+        <w:tc>
+          <w:tcPr>
+            <w:tcW w:type="dxa" w:w="1474"/>
+            <w:shd w:val="clear" w:color="auto" w:fill="F6F8FA"/>
+          </w:tcPr>
+          <w:p>
+            <w:pPr>
+              <w:spacing w:after="0"/>
+              <w:jc w:val="right"/>
+            </w:pPr>
+            <w:r/>
+            <w:r>
+              <w:rPr>
+                <w:b w:val="0"/>
+                <w:sz w:val="17"/>
+              </w:rPr>
+              <w:t>187,0 %</w:t>
+            </w:r>
+          </w:p>
+        </w:tc>
+      </w:tr>
+      <w:tr>
+        <w:tc>
+          <w:tcPr>
+            <w:tcW w:type="dxa" w:w="3628"/>
+          </w:tcPr>
+          <w:p>
+            <w:pPr>
+              <w:spacing w:after="0"/>
+            </w:pPr>
+            <w:r/>
+            <w:r>
+              <w:rPr>
+                <w:b w:val="0"/>
+                <w:sz w:val="17"/>
+              </w:rPr>
+              <w:t>NSFR</w:t>
+            </w:r>
+            <w:hyperlink r:id="rId17">
+              <w:r>
+                <w:rPr>
+                  <w:color w:val="2A78D6"/>
+                  <w:vertAlign w:val="superscript"/>
+                  <w:sz w:val="14"/>
+                </w:rPr>
+                <w:t xml:space="preserve">10</w:t>
+              </w:r>
+            </w:hyperlink>
+            <w:r>
+              <w:rPr>
+                <w:color w:val="2A78D6"/>
+                <w:vertAlign w:val="superscript"/>
+              </w:rPr>
+              <w:t>,</w:t>
+            </w:r>
+            <w:hyperlink r:id="rId13">
+              <w:r>
+                <w:rPr>
+                  <w:color w:val="2A78D6"/>
+                  <w:vertAlign w:val="superscript"/>
+                  <w:sz w:val="14"/>
+                </w:rPr>
+                <w:t xml:space="preserve">4</w:t>
+              </w:r>
+            </w:hyperlink>
+          </w:p>
+        </w:tc>
+        <w:tc>
+          <w:tcPr>
+            <w:tcW w:type="dxa" w:w="1474"/>
+          </w:tcPr>
+          <w:p>
+            <w:pPr>
+              <w:spacing w:after="0"/>
+              <w:jc w:val="right"/>
+            </w:pPr>
+            <w:r/>
+            <w:r>
+              <w:rPr>
+                <w:b w:val="0"/>
+                <w:sz w:val="17"/>
+              </w:rPr>
+              <w:t>–</w:t>
             </w:r>
           </w:p>
         </w:tc>
@@ -1260,39 +2814,33 @@
             <w:tcW w:type="dxa" w:w="1474"/>
           </w:tcPr>
           <w:p>
+            <w:pPr>
+              <w:spacing w:after="0"/>
+              <w:jc w:val="right"/>
+            </w:pPr>
             <w:r/>
             <w:r>
               <w:rPr>
+                <w:b w:val="0"/>
                 <w:sz w:val="17"/>
               </w:rPr>
-              <w:t>L1 p.16; L2 p.8</w:t>
-            </w:r>
-          </w:p>
-        </w:tc>
-      </w:tr>
-      <w:tr>
-        <w:tc>
-          <w:tcPr>
-            <w:tcW w:type="dxa" w:w="2835"/>
-          </w:tcPr>
-          <w:p>
-            <w:r/>
-            <w:r>
-              <w:rPr>
-                <w:sz w:val="17"/>
-              </w:rPr>
-              <w:t>Paskolos klientams, mln. EUR</w:t>
+              <w:t>134,1 %</w:t>
             </w:r>
           </w:p>
         </w:tc>
         <w:tc>
           <w:tcPr>
-            <w:tcW w:type="dxa" w:w="1191"/>
+            <w:tcW w:type="dxa" w:w="1474"/>
           </w:tcPr>
           <w:p>
+            <w:pPr>
+              <w:spacing w:after="0"/>
+              <w:jc w:val="right"/>
+            </w:pPr>
             <w:r/>
             <w:r>
               <w:rPr>
+                <w:b w:val="0"/>
                 <w:sz w:val="17"/>
               </w:rPr>
               <w:t>–</w:t>
@@ -1301,29 +2849,85 @@
         </w:tc>
         <w:tc>
           <w:tcPr>
-            <w:tcW w:type="dxa" w:w="1191"/>
+            <w:tcW w:type="dxa" w:w="1474"/>
           </w:tcPr>
           <w:p>
             <w:pPr>
+              <w:spacing w:after="0"/>
               <w:jc w:val="right"/>
             </w:pPr>
             <w:r/>
             <w:r>
               <w:rPr>
+                <w:b w:val="0"/>
                 <w:sz w:val="17"/>
               </w:rPr>
-              <w:t>11 491,4</w:t>
+              <w:t>142,3 %</w:t>
             </w:r>
+          </w:p>
+        </w:tc>
+      </w:tr>
+      <w:tr>
+        <w:tc>
+          <w:tcPr>
+            <w:tcW w:type="dxa" w:w="3628"/>
+            <w:shd w:val="clear" w:color="auto" w:fill="F6F8FA"/>
+          </w:tcPr>
+          <w:p>
+            <w:pPr>
+              <w:spacing w:after="0"/>
+            </w:pPr>
+            <w:r/>
+            <w:r>
+              <w:rPr>
+                <w:b w:val="0"/>
+                <w:sz w:val="17"/>
+              </w:rPr>
+              <w:t>Neveiksnių paskolų dalis</w:t>
+            </w:r>
+            <w:hyperlink r:id="rId17">
+              <w:r>
+                <w:rPr>
+                  <w:color w:val="2A78D6"/>
+                  <w:vertAlign w:val="superscript"/>
+                  <w:sz w:val="14"/>
+                </w:rPr>
+                <w:t xml:space="preserve">10</w:t>
+              </w:r>
+            </w:hyperlink>
+            <w:r>
+              <w:rPr>
+                <w:color w:val="2A78D6"/>
+                <w:vertAlign w:val="superscript"/>
+              </w:rPr>
+              <w:t>,</w:t>
+            </w:r>
+            <w:hyperlink r:id="rId13">
+              <w:r>
+                <w:rPr>
+                  <w:color w:val="2A78D6"/>
+                  <w:vertAlign w:val="superscript"/>
+                  <w:sz w:val="14"/>
+                </w:rPr>
+                <w:t xml:space="preserve">4</w:t>
+              </w:r>
+            </w:hyperlink>
           </w:p>
         </w:tc>
         <w:tc>
           <w:tcPr>
-            <w:tcW w:type="dxa" w:w="1191"/>
+            <w:tcW w:type="dxa" w:w="1474"/>
+            <w:shd w:val="clear" w:color="auto" w:fill="F6F8FA"/>
           </w:tcPr>
           <w:p>
+            <w:pPr>
+              <w:spacing w:after="0"/>
+              <w:jc w:val="right"/>
+            </w:pPr>
             <w:r/>
             <w:r>
               <w:rPr>
+                <w:b w:val="0"/>
                 <w:sz w:val="17"/>
               </w:rPr>
               <w:t>–</w:t>
@@ -1332,59 +2936,38 @@
         </w:tc>
         <w:tc>
           <w:tcPr>
-            <w:tcW w:type="dxa" w:w="1191"/>
+            <w:tcW w:type="dxa" w:w="1474"/>
+            <w:shd w:val="clear" w:color="auto" w:fill="F6F8FA"/>
           </w:tcPr>
           <w:p>
             <w:pPr>
+              <w:spacing w:after="0"/>
               <w:jc w:val="right"/>
             </w:pPr>
             <w:r/>
             <w:r>
               <w:rPr>
+                <w:b w:val="0"/>
                 <w:sz w:val="17"/>
               </w:rPr>
-              <w:t>11 903,2</w:t>
+              <w:t>2,0 %</w:t>
             </w:r>
           </w:p>
         </w:tc>
         <w:tc>
           <w:tcPr>
             <w:tcW w:type="dxa" w:w="1474"/>
+            <w:shd w:val="clear" w:color="auto" w:fill="F6F8FA"/>
           </w:tcPr>
           <w:p>
+            <w:pPr>
+              <w:spacing w:after="0"/>
+              <w:jc w:val="right"/>
+            </w:pPr>
             <w:r/>
             <w:r>
               <w:rPr>
-                <w:sz w:val="17"/>
-              </w:rPr>
-              <w:t>L1</w:t>
-            </w:r>
-          </w:p>
-        </w:tc>
-      </w:tr>
-      <w:tr>
-        <w:tc>
-          <w:tcPr>
-            <w:tcW w:type="dxa" w:w="2835"/>
-          </w:tcPr>
-          <w:p>
-            <w:r/>
-            <w:r>
-              <w:rPr>
-                <w:sz w:val="17"/>
-              </w:rPr>
-              <w:t>Klientų indėliai, mln. EUR</w:t>
-            </w:r>
-          </w:p>
-        </w:tc>
-        <w:tc>
-          <w:tcPr>
-            <w:tcW w:type="dxa" w:w="1191"/>
-          </w:tcPr>
-          <w:p>
-            <w:r/>
-            <w:r>
-              <w:rPr>
+                <w:b w:val="0"/>
                 <w:sz w:val="17"/>
               </w:rPr>
               <w:t>–</w:t>
@@ -1393,785 +2976,84 @@
         </w:tc>
         <w:tc>
           <w:tcPr>
-            <w:tcW w:type="dxa" w:w="1191"/>
+            <w:tcW w:type="dxa" w:w="1474"/>
+            <w:shd w:val="clear" w:color="auto" w:fill="F6F8FA"/>
           </w:tcPr>
           <w:p>
             <w:pPr>
+              <w:spacing w:after="0"/>
               <w:jc w:val="right"/>
             </w:pPr>
             <w:r/>
             <w:r>
               <w:rPr>
-                <w:sz w:val="17"/>
-              </w:rPr>
-              <w:t>11 510,7</w:t>
-            </w:r>
-          </w:p>
-        </w:tc>
-        <w:tc>
-          <w:tcPr>
-            <w:tcW w:type="dxa" w:w="1191"/>
-          </w:tcPr>
-          <w:p>
-            <w:r/>
-            <w:r>
-              <w:rPr>
-                <w:sz w:val="17"/>
-              </w:rPr>
-              <w:t>–</w:t>
-            </w:r>
-          </w:p>
-        </w:tc>
-        <w:tc>
-          <w:tcPr>
-            <w:tcW w:type="dxa" w:w="1191"/>
-          </w:tcPr>
-          <w:p>
-            <w:pPr>
-              <w:jc w:val="right"/>
-            </w:pPr>
-            <w:r/>
-            <w:r>
-              <w:rPr>
-                <w:sz w:val="17"/>
-              </w:rPr>
-              <w:t>12 275,5</w:t>
-            </w:r>
-          </w:p>
-        </w:tc>
-        <w:tc>
-          <w:tcPr>
-            <w:tcW w:type="dxa" w:w="1474"/>
-          </w:tcPr>
-          <w:p>
-            <w:r/>
-            <w:r>
-              <w:rPr>
-                <w:sz w:val="17"/>
-              </w:rPr>
-              <w:t>L1</w:t>
-            </w:r>
-          </w:p>
-        </w:tc>
-      </w:tr>
-      <w:tr>
-        <w:tc>
-          <w:tcPr>
-            <w:tcW w:type="dxa" w:w="2835"/>
-          </w:tcPr>
-          <w:p>
-            <w:r/>
-            <w:r>
-              <w:rPr>
-                <w:sz w:val="17"/>
-              </w:rPr>
-              <w:t>CET1 rodiklis</w:t>
-            </w:r>
-          </w:p>
-        </w:tc>
-        <w:tc>
-          <w:tcPr>
-            <w:tcW w:type="dxa" w:w="1191"/>
-          </w:tcPr>
-          <w:p>
-            <w:r/>
-            <w:r>
-              <w:rPr>
-                <w:sz w:val="17"/>
-              </w:rPr>
-              <w:t>–</w:t>
-            </w:r>
-          </w:p>
-        </w:tc>
-        <w:tc>
-          <w:tcPr>
-            <w:tcW w:type="dxa" w:w="1191"/>
-          </w:tcPr>
-          <w:p>
-            <w:pPr>
-              <w:jc w:val="right"/>
-            </w:pPr>
-            <w:r/>
-            <w:r>
-              <w:rPr>
-                <w:sz w:val="17"/>
-              </w:rPr>
-              <w:t>20,2 %</w:t>
-            </w:r>
-          </w:p>
-        </w:tc>
-        <w:tc>
-          <w:tcPr>
-            <w:tcW w:type="dxa" w:w="1191"/>
-          </w:tcPr>
-          <w:p>
-            <w:r/>
-            <w:r>
-              <w:rPr>
-                <w:sz w:val="17"/>
-              </w:rPr>
-              <w:t>–</w:t>
-            </w:r>
-          </w:p>
-        </w:tc>
-        <w:tc>
-          <w:tcPr>
-            <w:tcW w:type="dxa" w:w="1191"/>
-          </w:tcPr>
-          <w:p>
-            <w:pPr>
-              <w:jc w:val="right"/>
-            </w:pPr>
-            <w:r/>
-            <w:r>
-              <w:rPr>
-                <w:sz w:val="17"/>
-              </w:rPr>
-              <w:t>19,6 %</w:t>
-            </w:r>
-          </w:p>
-        </w:tc>
-        <w:tc>
-          <w:tcPr>
-            <w:tcW w:type="dxa" w:w="1474"/>
-          </w:tcPr>
-          <w:p>
-            <w:r/>
-            <w:r>
-              <w:rPr>
-                <w:sz w:val="17"/>
-              </w:rPr>
-              <w:t>L1; L2 p.8</w:t>
-            </w:r>
-          </w:p>
-        </w:tc>
-      </w:tr>
-      <w:tr>
-        <w:tc>
-          <w:tcPr>
-            <w:tcW w:type="dxa" w:w="2835"/>
-          </w:tcPr>
-          <w:p>
-            <w:r/>
-            <w:r>
-              <w:rPr>
-                <w:sz w:val="17"/>
-              </w:rPr>
-              <w:t>Bendrasis kapitalo rodiklis</w:t>
-            </w:r>
-          </w:p>
-        </w:tc>
-        <w:tc>
-          <w:tcPr>
-            <w:tcW w:type="dxa" w:w="1191"/>
-          </w:tcPr>
-          <w:p>
-            <w:r/>
-            <w:r>
-              <w:rPr>
-                <w:sz w:val="17"/>
-              </w:rPr>
-              <w:t>–</w:t>
-            </w:r>
-          </w:p>
-        </w:tc>
-        <w:tc>
-          <w:tcPr>
-            <w:tcW w:type="dxa" w:w="1191"/>
-          </w:tcPr>
-          <w:p>
-            <w:pPr>
-              <w:jc w:val="right"/>
-            </w:pPr>
-            <w:r/>
-            <w:r>
-              <w:rPr>
-                <w:sz w:val="17"/>
-              </w:rPr>
-              <w:t>24,6 %</w:t>
-            </w:r>
-          </w:p>
-        </w:tc>
-        <w:tc>
-          <w:tcPr>
-            <w:tcW w:type="dxa" w:w="1191"/>
-          </w:tcPr>
-          <w:p>
-            <w:r/>
-            <w:r>
-              <w:rPr>
-                <w:sz w:val="17"/>
-              </w:rPr>
-              <w:t>–</w:t>
-            </w:r>
-          </w:p>
-        </w:tc>
-        <w:tc>
-          <w:tcPr>
-            <w:tcW w:type="dxa" w:w="1191"/>
-          </w:tcPr>
-          <w:p>
-            <w:pPr>
-              <w:jc w:val="right"/>
-            </w:pPr>
-            <w:r/>
-            <w:r>
-              <w:rPr>
-                <w:sz w:val="17"/>
-              </w:rPr>
-              <w:t>23,7 %</w:t>
-            </w:r>
-          </w:p>
-        </w:tc>
-        <w:tc>
-          <w:tcPr>
-            <w:tcW w:type="dxa" w:w="1474"/>
-          </w:tcPr>
-          <w:p>
-            <w:r/>
-            <w:r>
-              <w:rPr>
-                <w:sz w:val="17"/>
-              </w:rPr>
-              <w:t>L1; L2 p.8</w:t>
-            </w:r>
-          </w:p>
-        </w:tc>
-      </w:tr>
-      <w:tr>
-        <w:tc>
-          <w:tcPr>
-            <w:tcW w:type="dxa" w:w="2835"/>
-          </w:tcPr>
-          <w:p>
-            <w:r/>
-            <w:r>
-              <w:rPr>
-                <w:sz w:val="17"/>
-              </w:rPr>
-              <w:t>Sverto rodiklis</w:t>
-            </w:r>
-          </w:p>
-        </w:tc>
-        <w:tc>
-          <w:tcPr>
-            <w:tcW w:type="dxa" w:w="1191"/>
-          </w:tcPr>
-          <w:p>
-            <w:r/>
-            <w:r>
-              <w:rPr>
-                <w:sz w:val="17"/>
-              </w:rPr>
-              <w:t>–</w:t>
-            </w:r>
-          </w:p>
-        </w:tc>
-        <w:tc>
-          <w:tcPr>
-            <w:tcW w:type="dxa" w:w="1191"/>
-          </w:tcPr>
-          <w:p>
-            <w:pPr>
-              <w:jc w:val="right"/>
-            </w:pPr>
-            <w:r/>
-            <w:r>
-              <w:rPr>
-                <w:sz w:val="17"/>
-              </w:rPr>
-              <w:t>10,0 %</w:t>
-            </w:r>
-          </w:p>
-        </w:tc>
-        <w:tc>
-          <w:tcPr>
-            <w:tcW w:type="dxa" w:w="1191"/>
-          </w:tcPr>
-          <w:p>
-            <w:r/>
-            <w:r>
-              <w:rPr>
-                <w:sz w:val="17"/>
-              </w:rPr>
-              <w:t>–</w:t>
-            </w:r>
-          </w:p>
-        </w:tc>
-        <w:tc>
-          <w:tcPr>
-            <w:tcW w:type="dxa" w:w="1191"/>
-          </w:tcPr>
-          <w:p>
-            <w:pPr>
-              <w:jc w:val="right"/>
-            </w:pPr>
-            <w:r/>
-            <w:r>
-              <w:rPr>
-                <w:sz w:val="17"/>
-              </w:rPr>
-              <w:t>9,9 %</w:t>
-            </w:r>
-          </w:p>
-        </w:tc>
-        <w:tc>
-          <w:tcPr>
-            <w:tcW w:type="dxa" w:w="1474"/>
-          </w:tcPr>
-          <w:p>
-            <w:r/>
-            <w:r>
-              <w:rPr>
-                <w:sz w:val="17"/>
-              </w:rPr>
-              <w:t>L1; L2 p.8</w:t>
-            </w:r>
-          </w:p>
-        </w:tc>
-      </w:tr>
-      <w:tr>
-        <w:tc>
-          <w:tcPr>
-            <w:tcW w:type="dxa" w:w="2835"/>
-          </w:tcPr>
-          <w:p>
-            <w:r/>
-            <w:r>
-              <w:rPr>
-                <w:sz w:val="17"/>
-              </w:rPr>
-              <w:t>MREL (% TREA)</w:t>
-            </w:r>
-          </w:p>
-        </w:tc>
-        <w:tc>
-          <w:tcPr>
-            <w:tcW w:type="dxa" w:w="1191"/>
-          </w:tcPr>
-          <w:p>
-            <w:r/>
-            <w:r>
-              <w:rPr>
-                <w:sz w:val="17"/>
-              </w:rPr>
-              <w:t>–</w:t>
-            </w:r>
-          </w:p>
-        </w:tc>
-        <w:tc>
-          <w:tcPr>
-            <w:tcW w:type="dxa" w:w="1191"/>
-          </w:tcPr>
-          <w:p>
-            <w:pPr>
-              <w:jc w:val="right"/>
-            </w:pPr>
-            <w:r/>
-            <w:r>
-              <w:rPr>
-                <w:sz w:val="17"/>
-              </w:rPr>
-              <w:t>35,54 %</w:t>
-            </w:r>
-          </w:p>
-        </w:tc>
-        <w:tc>
-          <w:tcPr>
-            <w:tcW w:type="dxa" w:w="1191"/>
-          </w:tcPr>
-          <w:p>
-            <w:r/>
-            <w:r>
-              <w:rPr>
-                <w:sz w:val="17"/>
-              </w:rPr>
-              <w:t>–</w:t>
-            </w:r>
-          </w:p>
-        </w:tc>
-        <w:tc>
-          <w:tcPr>
-            <w:tcW w:type="dxa" w:w="1191"/>
-          </w:tcPr>
-          <w:p>
-            <w:pPr>
-              <w:jc w:val="right"/>
-            </w:pPr>
-            <w:r/>
-            <w:r>
-              <w:rPr>
-                <w:sz w:val="17"/>
-              </w:rPr>
-              <w:t>36,34 %</w:t>
-            </w:r>
-          </w:p>
-        </w:tc>
-        <w:tc>
-          <w:tcPr>
-            <w:tcW w:type="dxa" w:w="1474"/>
-          </w:tcPr>
-          <w:p>
-            <w:r/>
-            <w:r>
-              <w:rPr>
-                <w:sz w:val="17"/>
-              </w:rPr>
-              <w:t>L1; L2 p.8</w:t>
-            </w:r>
-          </w:p>
-        </w:tc>
-      </w:tr>
-      <w:tr>
-        <w:tc>
-          <w:tcPr>
-            <w:tcW w:type="dxa" w:w="2835"/>
-          </w:tcPr>
-          <w:p>
-            <w:r/>
-            <w:r>
-              <w:rPr>
-                <w:sz w:val="17"/>
-              </w:rPr>
-              <w:t>LCR</w:t>
-            </w:r>
-          </w:p>
-        </w:tc>
-        <w:tc>
-          <w:tcPr>
-            <w:tcW w:type="dxa" w:w="1191"/>
-          </w:tcPr>
-          <w:p>
-            <w:r/>
-            <w:r>
-              <w:rPr>
-                <w:sz w:val="17"/>
-              </w:rPr>
-              <w:t>–</w:t>
-            </w:r>
-          </w:p>
-        </w:tc>
-        <w:tc>
-          <w:tcPr>
-            <w:tcW w:type="dxa" w:w="1191"/>
-          </w:tcPr>
-          <w:p>
-            <w:pPr>
-              <w:jc w:val="right"/>
-            </w:pPr>
-            <w:r/>
-            <w:r>
-              <w:rPr>
-                <w:sz w:val="17"/>
-              </w:rPr>
-              <w:t>174,6 %</w:t>
-            </w:r>
-          </w:p>
-        </w:tc>
-        <w:tc>
-          <w:tcPr>
-            <w:tcW w:type="dxa" w:w="1191"/>
-          </w:tcPr>
-          <w:p>
-            <w:r/>
-            <w:r>
-              <w:rPr>
-                <w:sz w:val="17"/>
-              </w:rPr>
-              <w:t>–</w:t>
-            </w:r>
-          </w:p>
-        </w:tc>
-        <w:tc>
-          <w:tcPr>
-            <w:tcW w:type="dxa" w:w="1191"/>
-          </w:tcPr>
-          <w:p>
-            <w:pPr>
-              <w:jc w:val="right"/>
-            </w:pPr>
-            <w:r/>
-            <w:r>
-              <w:rPr>
-                <w:sz w:val="17"/>
-              </w:rPr>
-              <w:t>187,0 %</w:t>
-            </w:r>
-          </w:p>
-        </w:tc>
-        <w:tc>
-          <w:tcPr>
-            <w:tcW w:type="dxa" w:w="1474"/>
-          </w:tcPr>
-          <w:p>
-            <w:r/>
-            <w:r>
-              <w:rPr>
-                <w:sz w:val="17"/>
-              </w:rPr>
-              <w:t>L1; L2 p.8</w:t>
-            </w:r>
-          </w:p>
-        </w:tc>
-      </w:tr>
-      <w:tr>
-        <w:tc>
-          <w:tcPr>
-            <w:tcW w:type="dxa" w:w="2835"/>
-          </w:tcPr>
-          <w:p>
-            <w:r/>
-            <w:r>
-              <w:rPr>
-                <w:sz w:val="17"/>
-              </w:rPr>
-              <w:t>NSFR</w:t>
-            </w:r>
-          </w:p>
-        </w:tc>
-        <w:tc>
-          <w:tcPr>
-            <w:tcW w:type="dxa" w:w="1191"/>
-          </w:tcPr>
-          <w:p>
-            <w:r/>
-            <w:r>
-              <w:rPr>
-                <w:sz w:val="17"/>
-              </w:rPr>
-              <w:t>–</w:t>
-            </w:r>
-          </w:p>
-        </w:tc>
-        <w:tc>
-          <w:tcPr>
-            <w:tcW w:type="dxa" w:w="1191"/>
-          </w:tcPr>
-          <w:p>
-            <w:pPr>
-              <w:jc w:val="right"/>
-            </w:pPr>
-            <w:r/>
-            <w:r>
-              <w:rPr>
-                <w:sz w:val="17"/>
-              </w:rPr>
-              <w:t>134,1 %</w:t>
-            </w:r>
-          </w:p>
-        </w:tc>
-        <w:tc>
-          <w:tcPr>
-            <w:tcW w:type="dxa" w:w="1191"/>
-          </w:tcPr>
-          <w:p>
-            <w:r/>
-            <w:r>
-              <w:rPr>
-                <w:sz w:val="17"/>
-              </w:rPr>
-              <w:t>–</w:t>
-            </w:r>
-          </w:p>
-        </w:tc>
-        <w:tc>
-          <w:tcPr>
-            <w:tcW w:type="dxa" w:w="1191"/>
-          </w:tcPr>
-          <w:p>
-            <w:pPr>
-              <w:jc w:val="right"/>
-            </w:pPr>
-            <w:r/>
-            <w:r>
-              <w:rPr>
-                <w:sz w:val="17"/>
-              </w:rPr>
-              <w:t>142,3 %</w:t>
-            </w:r>
-          </w:p>
-        </w:tc>
-        <w:tc>
-          <w:tcPr>
-            <w:tcW w:type="dxa" w:w="1474"/>
-          </w:tcPr>
-          <w:p>
-            <w:r/>
-            <w:r>
-              <w:rPr>
-                <w:sz w:val="17"/>
-              </w:rPr>
-              <w:t>L1; L2 p.8</w:t>
-            </w:r>
-          </w:p>
-        </w:tc>
-      </w:tr>
-      <w:tr>
-        <w:tc>
-          <w:tcPr>
-            <w:tcW w:type="dxa" w:w="2835"/>
-          </w:tcPr>
-          <w:p>
-            <w:r/>
-            <w:r>
-              <w:rPr>
-                <w:sz w:val="17"/>
-              </w:rPr>
-              <w:t>Neveiksnių paskolų dalis</w:t>
-            </w:r>
-          </w:p>
-        </w:tc>
-        <w:tc>
-          <w:tcPr>
-            <w:tcW w:type="dxa" w:w="1191"/>
-          </w:tcPr>
-          <w:p>
-            <w:r/>
-            <w:r>
-              <w:rPr>
-                <w:sz w:val="17"/>
-              </w:rPr>
-              <w:t>–</w:t>
-            </w:r>
-          </w:p>
-        </w:tc>
-        <w:tc>
-          <w:tcPr>
-            <w:tcW w:type="dxa" w:w="1191"/>
-          </w:tcPr>
-          <w:p>
-            <w:pPr>
-              <w:jc w:val="right"/>
-            </w:pPr>
-            <w:r/>
-            <w:r>
-              <w:rPr>
-                <w:sz w:val="17"/>
-              </w:rPr>
-              <w:t>2,0 %</w:t>
-            </w:r>
-          </w:p>
-        </w:tc>
-        <w:tc>
-          <w:tcPr>
-            <w:tcW w:type="dxa" w:w="1191"/>
-          </w:tcPr>
-          <w:p>
-            <w:r/>
-            <w:r>
-              <w:rPr>
-                <w:sz w:val="17"/>
-              </w:rPr>
-              <w:t>–</w:t>
-            </w:r>
-          </w:p>
-        </w:tc>
-        <w:tc>
-          <w:tcPr>
-            <w:tcW w:type="dxa" w:w="1191"/>
-          </w:tcPr>
-          <w:p>
-            <w:pPr>
-              <w:jc w:val="right"/>
-            </w:pPr>
-            <w:r/>
-            <w:r>
-              <w:rPr>
+                <w:b w:val="0"/>
                 <w:sz w:val="17"/>
               </w:rPr>
               <w:t>2,1 %</w:t>
             </w:r>
           </w:p>
         </w:tc>
-        <w:tc>
-          <w:tcPr>
-            <w:tcW w:type="dxa" w:w="1474"/>
-          </w:tcPr>
-          <w:p>
-            <w:r/>
-            <w:r>
-              <w:rPr>
-                <w:sz w:val="17"/>
-              </w:rPr>
-              <w:t>L1; L2 p.8</w:t>
-            </w:r>
-          </w:p>
-        </w:tc>
       </w:tr>
     </w:tbl>
-    <w:p/>
     <w:p>
       <w:r>
         <w:rPr>
           <w:i/>
+          <w:color w:val="5F6B7A"/>
           <w:sz w:val="16"/>
         </w:rPr>
-        <w:t>* – reikia patikrinti originale / verify in source;  ᶜ – apskaičiuota įrankio / calculated by the tool</w:t>
+        <w:t>* – reikia patikrinti originale;  ᶜ – apskaičiuota įrankio. Mažas numeris prie teksto – nuoroda į šaltinį (paspaudus atsidaro dokumentas reikiamame puslapyje).</w:t>
+      </w:r>
+    </w:p>
+    <w:p>
+      <w:r>
+        <w:drawing>
+          <wp:inline xmlns:a="http://schemas.openxmlformats.org/drawingml/2006/main" xmlns:pic="http://schemas.openxmlformats.org/drawingml/2006/picture">
+            <wp:extent cx="6120000" cy="1713899"/>
+            <wp:docPr id="1" name="Picture 1"/>
+            <wp:cNvGraphicFramePr>
+              <a:graphicFrameLocks noChangeAspect="1"/>
+            </wp:cNvGraphicFramePr>
+            <a:graphic>
+              <a:graphicData uri="http://schemas.openxmlformats.org/drawingml/2006/picture">
+                <pic:pic>
+                  <pic:nvPicPr>
+                    <pic:cNvPr id="0" name="luminor_lt.png"/>
+                    <pic:cNvPicPr/>
+                  </pic:nvPicPr>
+                  <pic:blipFill>
+                    <a:blip r:embed="rId18"/>
+                    <a:stretch>
+                      <a:fillRect/>
+                    </a:stretch>
+                  </pic:blipFill>
+                  <pic:spPr>
+                    <a:xfrm>
+                      <a:off x="0" y="0"/>
+                      <a:ext cx="6120000" cy="1713899"/>
+                    </a:xfrm>
+                    <a:prstGeom prst="rect"/>
+                  </pic:spPr>
+                </pic:pic>
+              </a:graphicData>
+            </a:graphic>
+          </wp:inline>
+        </w:drawing>
       </w:r>
     </w:p>
     <w:p>
       <w:pPr>
-        <w:pStyle w:val="Heading2"/>
+        <w:spacing w:before="280" w:after="80"/>
+        <w:pBdr>
+          <w:bottom w:val="single" w:sz="6" w:color="C9D3DE" w:space="2"/>
+        </w:pBdr>
       </w:pPr>
       <w:r>
         <w:rPr>
+          <w:b/>
           <w:color w:val="1F4E79"/>
-        </w:rPr>
-        <w:t>Trumpa santrauka</w:t>
-      </w:r>
-    </w:p>
-    <w:p>
-      <w:pPr>
-        <w:pStyle w:val="ListBullet"/>
-        <w:spacing w:after="40"/>
-      </w:pPr>
-      <w:r>
-        <w:t>1H 2026 grynasis pelnas 72,0 mln. EUR (1H 2025 – 91,6 mln.), II ketv. – 37,4 mln. EUR (46,2 mln.); ROE 7,7 % [L1 p.5, p.16].</w:t>
-      </w:r>
-    </w:p>
-    <w:p>
-      <w:pPr>
-        <w:pStyle w:val="ListBullet"/>
-        <w:spacing w:after="40"/>
-      </w:pPr>
-      <w:r>
-        <w:t>Kapitalas ir likvidumas aukšti: CET1 19,6 %, bendras kapitalas 23,7 %, MREL 36,34 % TREA (reikalavimas 23,69 % + buferiai), LCR 187,0 %, NSFR 142,3 % [L1].</w:t>
-      </w:r>
-    </w:p>
-    <w:p>
-      <w:pPr>
-        <w:pStyle w:val="ListBullet"/>
-        <w:spacing w:after="40"/>
-      </w:pPr>
-      <w:r>
-        <w:t>Savininko keitimas: 2026-07-20 paskelbta, kad OTP Bank įsigis 100 % Luminor Holding akcijų iš Blackstone konsorciumo ir DNB; reikia priežiūros institucijų leidimų. Po pranešimo Moody's patvirtino reitingą ir perspektyvą [L1 p.4, p.15].</w:t>
-      </w:r>
-    </w:p>
-    <w:p>
-      <w:pPr>
-        <w:pStyle w:val="ListBullet"/>
-        <w:spacing w:after="40"/>
-      </w:pPr>
-      <w:r>
-        <w:t>Priežiūros institucija (ECB, 2026-07-17) leido sumažinti CET1 kapitalą 200,0 mln. EUR; tikimasi IV ketv. [L1 p.4, p.8].</w:t>
-      </w:r>
-    </w:p>
-    <w:p>
-      <w:pPr>
-        <w:pStyle w:val="ListBullet"/>
-        <w:spacing w:after="40"/>
-      </w:pPr>
-      <w:r>
-        <w:t>Finansavimas: 1H 2026 išpirkta 300 mln. EUR pirmaeilė obligacija (MS+4,471 %) ir išleista pirmoji 500 mln. EUR senior non-preferred obligacija (MS+1,28 %) [L1].</w:t>
-      </w:r>
-    </w:p>
-    <w:p>
-      <w:pPr>
-        <w:pStyle w:val="Heading2"/>
-      </w:pPr>
-      <w:r>
-        <w:rPr>
-          <w:color w:val="1F4E79"/>
+          <w:sz w:val="28"/>
         </w:rPr>
         <w:t>Veiklos apžvalga</w:t>
       </w:r>
@@ -2179,46 +3061,144 @@
     <w:p>
       <w:pPr>
         <w:pStyle w:val="ListBullet"/>
-        <w:spacing w:after="40"/>
+        <w:spacing w:after="60"/>
       </w:pPr>
       <w:r>
-        <w:t>Paskolos klientams 11 903,2 mln. EUR (+3,6 % nuo 2025 m. pab.), indėliai 12 275,5 mln. EUR (+6,6 %; pokyčiai apskaičiuoti įrankio) [L1].</w:t>
+        <w:rPr>
+          <w:b w:val="0"/>
+        </w:rPr>
+        <w:t>Paskolos klientams 11 903,2 mln. EUR (+3,6 % nuo 2025 m. pab.), indėliai 12 275,5 mln. EUR (+6,6 %; pokyčiai apskaičiuoti įrankio)</w:t>
+      </w:r>
+      <w:hyperlink r:id="rId13">
+        <w:r>
+          <w:rPr>
+            <w:color w:val="2A78D6"/>
+            <w:vertAlign w:val="superscript"/>
+            <w:sz w:val="17"/>
+          </w:rPr>
+          <w:t xml:space="preserve">4</w:t>
+        </w:r>
+      </w:hyperlink>
+      <w:r>
+        <w:rPr>
+          <w:b w:val="0"/>
+        </w:rPr>
+        <w:t>.</w:t>
       </w:r>
     </w:p>
     <w:p>
       <w:pPr>
         <w:pStyle w:val="ListBullet"/>
-        <w:spacing w:after="40"/>
+        <w:spacing w:after="60"/>
       </w:pPr>
       <w:r>
-        <w:t>Grynosios palūkanų pajamos 1H – 214,4 mln. EUR; grynoji palūkanų marža 2,70 % (2025 m. – 2,71 %) [L1 p.16; L2 p.8].</w:t>
+        <w:rPr>
+          <w:b w:val="0"/>
+        </w:rPr>
+        <w:t>Grynosios palūkanų pajamos 1H – 214,4 mln. EUR; grynoji palūkanų marža 2,70 % (2025 m. – 2,71 %)</w:t>
+      </w:r>
+      <w:hyperlink r:id="rId16">
+        <w:r>
+          <w:rPr>
+            <w:color w:val="2A78D6"/>
+            <w:vertAlign w:val="superscript"/>
+            <w:sz w:val="17"/>
+          </w:rPr>
+          <w:t xml:space="preserve">9</w:t>
+        </w:r>
+      </w:hyperlink>
+      <w:r>
+        <w:rPr>
+          <w:color w:val="2A78D6"/>
+          <w:vertAlign w:val="superscript"/>
+        </w:rPr>
+        <w:t>,</w:t>
+      </w:r>
+      <w:hyperlink r:id="rId17">
+        <w:r>
+          <w:rPr>
+            <w:color w:val="2A78D6"/>
+            <w:vertAlign w:val="superscript"/>
+            <w:sz w:val="17"/>
+          </w:rPr>
+          <w:t xml:space="preserve">10</w:t>
+        </w:r>
+      </w:hyperlink>
+      <w:r>
+        <w:rPr>
+          <w:b w:val="0"/>
+        </w:rPr>
+        <w:t>.</w:t>
       </w:r>
     </w:p>
     <w:p>
       <w:pPr>
         <w:pStyle w:val="ListBullet"/>
-        <w:spacing w:after="40"/>
+        <w:spacing w:after="60"/>
       </w:pPr>
       <w:r>
-        <w:t>Sąnaudų / pajamų santykis 65,5 % (2025 m. – 64,7 %); rizikos kaina 0,14 % (0,01 %); neveiksnios paskolos 2,1 % (2,0 %) [L1 p.16].</w:t>
+        <w:rPr>
+          <w:b w:val="0"/>
+        </w:rPr>
+        <w:t>Sąnaudų / pajamų santykis 65,5 % (2025 m. – 64,7 %); rizikos kaina 0,14 % (0,01 %); neveiksnios paskolos 2,1 % (2,0 %)</w:t>
+      </w:r>
+      <w:hyperlink r:id="rId16">
+        <w:r>
+          <w:rPr>
+            <w:color w:val="2A78D6"/>
+            <w:vertAlign w:val="superscript"/>
+            <w:sz w:val="17"/>
+          </w:rPr>
+          <w:t xml:space="preserve">9</w:t>
+        </w:r>
+      </w:hyperlink>
+      <w:r>
+        <w:rPr>
+          <w:b w:val="0"/>
+        </w:rPr>
+        <w:t>.</w:t>
       </w:r>
     </w:p>
     <w:p>
       <w:pPr>
         <w:pStyle w:val="ListBullet"/>
-        <w:spacing w:after="40"/>
+        <w:spacing w:after="60"/>
       </w:pPr>
       <w:r>
-        <w:t>1H 2026 išmokėta 74,0 mln. EUR dividendų už 2025 m. [L1].</w:t>
+        <w:rPr>
+          <w:b w:val="0"/>
+        </w:rPr>
+        <w:t>1H 2026 išmokėta 74,0 mln. EUR dividendų už 2025 m.</w:t>
+      </w:r>
+      <w:hyperlink r:id="rId13">
+        <w:r>
+          <w:rPr>
+            <w:color w:val="2A78D6"/>
+            <w:vertAlign w:val="superscript"/>
+            <w:sz w:val="17"/>
+          </w:rPr>
+          <w:t xml:space="preserve">4</w:t>
+        </w:r>
+      </w:hyperlink>
+      <w:r>
+        <w:rPr>
+          <w:b w:val="0"/>
+        </w:rPr>
+        <w:t>.</w:t>
       </w:r>
     </w:p>
     <w:p>
       <w:pPr>
-        <w:pStyle w:val="Heading2"/>
+        <w:spacing w:before="280" w:after="80"/>
+        <w:pBdr>
+          <w:bottom w:val="single" w:sz="6" w:color="C9D3DE" w:space="2"/>
+        </w:pBdr>
       </w:pPr>
       <w:r>
         <w:rPr>
+          <w:b/>
           <w:color w:val="1F4E79"/>
+          <w:sz w:val="28"/>
         </w:rPr>
         <w:t>Finansai</w:t>
       </w:r>
@@ -2226,48 +3206,120 @@
     <w:p>
       <w:pPr>
         <w:pStyle w:val="ListBullet"/>
-        <w:spacing w:after="40"/>
+        <w:spacing w:after="60"/>
       </w:pPr>
       <w:r>
-        <w:t>2025 m. grynasis pelnas 157,7 mln. EUR (2024 m. – 202,2 mln., −22,0 %), ROE 8,6 %, CET1 20,2 %, bendras kapitalas 24,6 % [L2 p.7-8].</w:t>
+        <w:rPr>
+          <w:b w:val="0"/>
+        </w:rPr>
+        <w:t>2025 m. grynasis pelnas 157,7 mln. EUR (2024 m. – 202,2 mln., −22,0 %), ROE 8,6 %, CET1 20,2 %, bendras kapitalas 24,6 %</w:t>
+      </w:r>
+      <w:hyperlink r:id="rId15">
+        <w:r>
+          <w:rPr>
+            <w:color w:val="2A78D6"/>
+            <w:vertAlign w:val="superscript"/>
+            <w:sz w:val="17"/>
+          </w:rPr>
+          <w:t xml:space="preserve">11</w:t>
+        </w:r>
+      </w:hyperlink>
+      <w:r>
+        <w:rPr>
+          <w:b w:val="0"/>
+        </w:rPr>
+        <w:t>.</w:t>
       </w:r>
     </w:p>
     <w:p>
       <w:pPr>
         <w:pStyle w:val="ListBullet"/>
-        <w:spacing w:after="40"/>
+        <w:spacing w:after="60"/>
       </w:pPr>
       <w:r>
-        <w:t>2025 m. duomenys II ketv. ataskaitoje perskaičiuoti: grynosios palūkanų pajamos 427,3 mln. EUR (metinėje – 419,8 mln.), visos pajamos 544,7 mln. (537,2 mln.) [L1 p.16; L2].</w:t>
+        <w:rPr>
+          <w:b/>
+        </w:rPr>
+        <w:t>2025 m. duomenys II ketv. ataskaitoje perskaičiuoti:</w:t>
+      </w:r>
+      <w:r>
+        <w:rPr>
+          <w:b w:val="0"/>
+        </w:rPr>
+        <w:t xml:space="preserve"> grynosios palūkanų pajamos 427,3 mln. EUR (metinėje – 419,8 mln.), visos pajamos 544,7 mln. (537,2 mln.)</w:t>
+      </w:r>
+      <w:hyperlink r:id="rId16">
+        <w:r>
+          <w:rPr>
+            <w:color w:val="2A78D6"/>
+            <w:vertAlign w:val="superscript"/>
+            <w:sz w:val="17"/>
+          </w:rPr>
+          <w:t xml:space="preserve">9</w:t>
+        </w:r>
+      </w:hyperlink>
+      <w:r>
+        <w:rPr>
+          <w:color w:val="2A78D6"/>
+          <w:vertAlign w:val="superscript"/>
+        </w:rPr>
+        <w:t>,</w:t>
+      </w:r>
+      <w:hyperlink r:id="rId19">
+        <w:r>
+          <w:rPr>
+            <w:color w:val="2A78D6"/>
+            <w:vertAlign w:val="superscript"/>
+            <w:sz w:val="17"/>
+          </w:rPr>
+          <w:t xml:space="preserve">12</w:t>
+        </w:r>
+      </w:hyperlink>
+      <w:r>
+        <w:rPr>
+          <w:b w:val="0"/>
+        </w:rPr>
+        <w:t>.</w:t>
       </w:r>
     </w:p>
     <w:p>
       <w:pPr>
-        <w:pStyle w:val="Heading2"/>
+        <w:spacing w:before="280" w:after="80"/>
+        <w:pBdr>
+          <w:bottom w:val="single" w:sz="6" w:color="C9D3DE" w:space="2"/>
+        </w:pBdr>
       </w:pPr>
       <w:r>
         <w:rPr>
+          <w:b/>
           <w:color w:val="1F4E79"/>
+          <w:sz w:val="28"/>
         </w:rPr>
         <w:t>Ankstesni planai ir rezultatai</w:t>
       </w:r>
     </w:p>
     <w:tbl>
       <w:tblPr>
-        <w:tblStyle w:val="TableGrid"/>
         <w:tblW w:type="auto" w:w="0"/>
         <w:tblLook w:firstColumn="1" w:firstRow="1" w:lastColumn="0" w:lastRow="0" w:noHBand="0" w:noVBand="1" w:val="04A0"/>
+        <w:tblBorders>
+          <w:top w:val="single" w:sz="4" w:color="C9D3DE"/>
+          <w:left w:val="nil"/>
+          <w:bottom w:val="single" w:sz="4" w:color="C9D3DE"/>
+          <w:right w:val="nil"/>
+          <w:insideH w:val="single" w:sz="4" w:color="C9D3DE"/>
+          <w:insideV w:val="nil"/>
+        </w:tblBorders>
       </w:tblPr>
       <w:tblGrid>
-        <w:gridCol w:w="2550"/>
-        <w:gridCol w:w="2550"/>
-        <w:gridCol w:w="2550"/>
-        <w:gridCol w:w="2550"/>
+        <w:gridCol w:w="3324"/>
+        <w:gridCol w:w="3324"/>
+        <w:gridCol w:w="3324"/>
       </w:tblGrid>
       <w:tr>
         <w:tc>
           <w:tcPr>
-            <w:tcW w:type="dxa" w:w="3402"/>
+            <w:tcW w:type="dxa" w:w="3969"/>
             <w:shd w:val="clear" w:color="auto" w:fill="1F4E79"/>
           </w:tcPr>
           <w:p>
@@ -2284,7 +3336,7 @@
         </w:tc>
         <w:tc>
           <w:tcPr>
-            <w:tcW w:type="dxa" w:w="3402"/>
+            <w:tcW w:type="dxa" w:w="4082"/>
             <w:shd w:val="clear" w:color="auto" w:fill="1F4E79"/>
           </w:tcPr>
           <w:p>
@@ -2296,309 +3348,6 @@
                 <w:sz w:val="17"/>
               </w:rPr>
               <w:t>Rezultatas</w:t>
-            </w:r>
-          </w:p>
-        </w:tc>
-        <w:tc>
-          <w:tcPr>
-            <w:tcW w:type="dxa" w:w="1361"/>
-            <w:shd w:val="clear" w:color="auto" w:fill="1F4E79"/>
-          </w:tcPr>
-          <w:p>
-            <w:r/>
-            <w:r>
-              <w:rPr>
-                <w:b/>
-                <w:color w:val="FFFFFF"/>
-                <w:sz w:val="17"/>
-              </w:rPr>
-              <w:t>Būsena</w:t>
-            </w:r>
-          </w:p>
-        </w:tc>
-        <w:tc>
-          <w:tcPr>
-            <w:tcW w:type="dxa" w:w="1474"/>
-            <w:shd w:val="clear" w:color="auto" w:fill="1F4E79"/>
-          </w:tcPr>
-          <w:p>
-            <w:r/>
-            <w:r>
-              <w:rPr>
-                <w:b/>
-                <w:color w:val="FFFFFF"/>
-                <w:sz w:val="17"/>
-              </w:rPr>
-              <w:t>Šaltiniai</w:t>
-            </w:r>
-          </w:p>
-        </w:tc>
-      </w:tr>
-      <w:tr>
-        <w:tc>
-          <w:tcPr>
-            <w:tcW w:type="dxa" w:w="3402"/>
-          </w:tcPr>
-          <w:p>
-            <w:r/>
-            <w:r>
-              <w:rPr>
-                <w:sz w:val="17"/>
-              </w:rPr>
-              <w:t>Išleisti senior non-preferred obligacijas išlaikant dabartinį A2 reitingą (2025 m. ataskaita)</w:t>
-            </w:r>
-          </w:p>
-        </w:tc>
-        <w:tc>
-          <w:tcPr>
-            <w:tcW w:type="dxa" w:w="3402"/>
-          </w:tcPr>
-          <w:p>
-            <w:r/>
-            <w:r>
-              <w:rPr>
-                <w:sz w:val="17"/>
-              </w:rPr>
-              <w:t>1H 2026 išleista 500 mln. EUR SNP; Moody's reitingą patvirtino</w:t>
-            </w:r>
-          </w:p>
-        </w:tc>
-        <w:tc>
-          <w:tcPr>
-            <w:tcW w:type="dxa" w:w="1361"/>
-          </w:tcPr>
-          <w:p>
-            <w:r/>
-            <w:r>
-              <w:rPr>
-                <w:sz w:val="17"/>
-              </w:rPr>
-              <w:t>Įvykdyta</w:t>
-            </w:r>
-          </w:p>
-        </w:tc>
-        <w:tc>
-          <w:tcPr>
-            <w:tcW w:type="dxa" w:w="1474"/>
-          </w:tcPr>
-          <w:p>
-            <w:r/>
-            <w:r>
-              <w:rPr>
-                <w:sz w:val="17"/>
-              </w:rPr>
-              <w:t>L2 p.9; L1 p.15</w:t>
-            </w:r>
-          </w:p>
-        </w:tc>
-      </w:tr>
-      <w:tr>
-        <w:tc>
-          <w:tcPr>
-            <w:tcW w:type="dxa" w:w="3402"/>
-          </w:tcPr>
-          <w:p>
-            <w:r/>
-            <w:r>
-              <w:rPr>
-                <w:sz w:val="17"/>
-              </w:rPr>
-              <w:t>Sumažinti CET1 kapitalą 200,0 mln. EUR (gautas leidimas 2026-07)</w:t>
-            </w:r>
-          </w:p>
-        </w:tc>
-        <w:tc>
-          <w:tcPr>
-            <w:tcW w:type="dxa" w:w="3402"/>
-          </w:tcPr>
-          <w:p>
-            <w:r/>
-            <w:r>
-              <w:rPr>
-                <w:sz w:val="17"/>
-              </w:rPr>
-              <w:t>Numatyta IV ketv. 2026</w:t>
-            </w:r>
-          </w:p>
-        </w:tc>
-        <w:tc>
-          <w:tcPr>
-            <w:tcW w:type="dxa" w:w="1361"/>
-          </w:tcPr>
-          <w:p>
-            <w:r/>
-            <w:r>
-              <w:rPr>
-                <w:sz w:val="17"/>
-              </w:rPr>
-              <w:t>Dar vykdoma</w:t>
-            </w:r>
-          </w:p>
-        </w:tc>
-        <w:tc>
-          <w:tcPr>
-            <w:tcW w:type="dxa" w:w="1474"/>
-          </w:tcPr>
-          <w:p>
-            <w:r/>
-            <w:r>
-              <w:rPr>
-                <w:sz w:val="17"/>
-              </w:rPr>
-              <w:t>L1 p.4, p.8</w:t>
-            </w:r>
-          </w:p>
-        </w:tc>
-      </w:tr>
-      <w:tr>
-        <w:tc>
-          <w:tcPr>
-            <w:tcW w:type="dxa" w:w="3402"/>
-          </w:tcPr>
-          <w:p>
-            <w:r/>
-            <w:r>
-              <w:rPr>
-                <w:sz w:val="17"/>
-              </w:rPr>
-              <w:t>Savininkai: Blackstone konsorciumas (80,05 %) ir DNB (19,95 %) (2025 m. ataskaita)</w:t>
-            </w:r>
-          </w:p>
-        </w:tc>
-        <w:tc>
-          <w:tcPr>
-            <w:tcW w:type="dxa" w:w="3402"/>
-          </w:tcPr>
-          <w:p>
-            <w:r/>
-            <w:r>
-              <w:rPr>
-                <w:sz w:val="17"/>
-              </w:rPr>
-              <w:t>2026-07-20 paskelbtas pardavimas OTP Bank (100 %), laukiama leidimų</w:t>
-            </w:r>
-          </w:p>
-        </w:tc>
-        <w:tc>
-          <w:tcPr>
-            <w:tcW w:type="dxa" w:w="1361"/>
-          </w:tcPr>
-          <w:p>
-            <w:r/>
-            <w:r>
-              <w:rPr>
-                <w:sz w:val="17"/>
-              </w:rPr>
-              <w:t>Pakeista</w:t>
-            </w:r>
-          </w:p>
-        </w:tc>
-        <w:tc>
-          <w:tcPr>
-            <w:tcW w:type="dxa" w:w="1474"/>
-          </w:tcPr>
-          <w:p>
-            <w:r/>
-            <w:r>
-              <w:rPr>
-                <w:sz w:val="17"/>
-              </w:rPr>
-              <w:t>L2 p.5; L1 p.4</w:t>
-            </w:r>
-          </w:p>
-        </w:tc>
-      </w:tr>
-    </w:tbl>
-    <w:p/>
-    <w:p>
-      <w:pPr>
-        <w:pStyle w:val="Heading2"/>
-      </w:pPr>
-      <w:r>
-        <w:rPr>
-          <w:color w:val="1F4E79"/>
-        </w:rPr>
-        <w:t>Informacija investuotojui ir išvados</w:t>
-      </w:r>
-    </w:p>
-    <w:p>
-      <w:pPr>
-        <w:pStyle w:val="ListBullet"/>
-        <w:spacing w:after="40"/>
-      </w:pPr>
-      <w:r>
-        <w:t>Turimos priemonės: trys terminuotos obligacijos (7,75 % 2027, 4,042 % 2028, 3,551 % 2029) ir neterminuota 7,375 % obligacija. Rangas (senior / SNP / AT1), sumos ir pirkimo datos emitento sąraše nenurodyti – patikrinti galutines sąlygas (Final Terms) [L3].</w:t>
-      </w:r>
-    </w:p>
-    <w:p>
-      <w:pPr>
-        <w:pStyle w:val="ListBullet"/>
-        <w:spacing w:after="40"/>
-      </w:pPr>
-      <w:r>
-        <w:t>Obligacijų turėtojams: kapitalo ir MREL atsargos gerokai viršija reikalavimus, likvidumas padidėjo. 200 mln. EUR CET1 sumažinimas atsargą sumažins; bankas poveikio CET1 rodikliui šaltiniuose nenurodo [L1].</w:t>
-      </w:r>
-    </w:p>
-    <w:p>
-      <w:pPr>
-        <w:pStyle w:val="ListBullet"/>
-        <w:spacing w:after="40"/>
-      </w:pPr>
-      <w:r>
-        <w:t>OTP sandoris: patikrinti obligacijų sąlygas dėl kontrolės pasikeitimo ir naujo savininko reitingo poveikį. XS3079969104 – emitento sąraše išpirkimas nurodytas 2028-06-12, pavadinime – 2029 (galimai pirkimo opcionas 2028) [L1; L3].</w:t>
-      </w:r>
-    </w:p>
-    <w:p>
-      <w:pPr>
-        <w:pStyle w:val="ListBullet"/>
-        <w:spacing w:after="40"/>
-      </w:pPr>
-      <w:r>
-        <w:t>Išvada: pelningumas mažėja (pelnas −21 % per 1H), tačiau kapitalas, MREL ir likvidumas – su didelėmis atsargomis. Pagrindinis įvykis turėtojams – savininko keitimas į OTP. Stebėti: 3Q ataskaitą, OTP sandorio leidimus, kapitalo sumažinimą IV ketv.</w:t>
-      </w:r>
-    </w:p>
-    <w:p>
-      <w:pPr>
-        <w:pStyle w:val="Heading2"/>
-      </w:pPr>
-      <w:r>
-        <w:rPr>
-          <w:color w:val="1F4E79"/>
-        </w:rPr>
-        <w:t>ESG klausimynas</w:t>
-      </w:r>
-    </w:p>
-    <w:p>
-      <w:r>
-        <w:t>SEB: Financial sector - no dedicated SEB sector policy (general rules applied); Social and Human Rights Policy (turinys nepatikrintas / not verified); Anti-corruption, Code of Conduct, Tax (turinys nepatikrintas / not verified); Environmental Policy on Climate, Nature and Water (turinys nepatikrintas / not verified)</w:t>
-      </w:r>
-    </w:p>
-    <w:tbl>
-      <w:tblPr>
-        <w:tblStyle w:val="TableGrid"/>
-        <w:tblW w:type="auto" w:w="0"/>
-        <w:tblLook w:firstColumn="1" w:firstRow="1" w:lastColumn="0" w:lastRow="0" w:noHBand="0" w:noVBand="1" w:val="04A0"/>
-      </w:tblPr>
-      <w:tblGrid>
-        <w:gridCol w:w="3400"/>
-        <w:gridCol w:w="3400"/>
-        <w:gridCol w:w="3400"/>
-      </w:tblGrid>
-      <w:tr>
-        <w:tc>
-          <w:tcPr>
-            <w:tcW w:type="dxa" w:w="2835"/>
-            <w:shd w:val="clear" w:color="auto" w:fill="1F4E79"/>
-          </w:tcPr>
-          <w:p>
-            <w:r/>
-            <w:r>
-              <w:rPr>
-                <w:b/>
-                <w:color w:val="FFFFFF"/>
-                <w:sz w:val="17"/>
-              </w:rPr>
-              <w:t>Klausimas</w:t>
             </w:r>
           </w:p>
         </w:tc>
@@ -2619,20 +3368,87 @@
             </w:r>
           </w:p>
         </w:tc>
+      </w:tr>
+      <w:tr>
         <w:tc>
           <w:tcPr>
-            <w:tcW w:type="dxa" w:w="5216"/>
-            <w:shd w:val="clear" w:color="auto" w:fill="1F4E79"/>
+            <w:tcW w:type="dxa" w:w="3969"/>
           </w:tcPr>
           <w:p>
+            <w:pPr>
+              <w:spacing w:after="0"/>
+            </w:pPr>
+            <w:r/>
+            <w:r>
+              <w:rPr>
+                <w:b w:val="0"/>
+                <w:sz w:val="17"/>
+              </w:rPr>
+              <w:t>Išleisti senior non-preferred obligacijas išlaikant dabartinį A2 reitingą (2025 m. ataskaita)</w:t>
+            </w:r>
+          </w:p>
+        </w:tc>
+        <w:tc>
+          <w:tcPr>
+            <w:tcW w:type="dxa" w:w="4082"/>
+          </w:tcPr>
+          <w:p>
+            <w:pPr>
+              <w:spacing w:after="0"/>
+            </w:pPr>
+            <w:r/>
+            <w:r>
+              <w:rPr>
+                <w:b w:val="0"/>
+                <w:sz w:val="17"/>
+              </w:rPr>
+              <w:t>1H 2026 išleista 500 mln. EUR SNP; Moody's reitingą patvirtino</w:t>
+            </w:r>
+            <w:hyperlink r:id="rId11">
+              <w:r>
+                <w:rPr>
+                  <w:color w:val="2A78D6"/>
+                  <w:vertAlign w:val="superscript"/>
+                  <w:sz w:val="14"/>
+                </w:rPr>
+                <w:t xml:space="preserve">2</w:t>
+              </w:r>
+            </w:hyperlink>
+            <w:r>
+              <w:rPr>
+                <w:color w:val="2A78D6"/>
+                <w:vertAlign w:val="superscript"/>
+              </w:rPr>
+              <w:t>,</w:t>
+            </w:r>
+            <w:hyperlink r:id="rId10">
+              <w:r>
+                <w:rPr>
+                  <w:color w:val="2A78D6"/>
+                  <w:vertAlign w:val="superscript"/>
+                  <w:sz w:val="14"/>
+                </w:rPr>
+                <w:t xml:space="preserve">1</w:t>
+              </w:r>
+            </w:hyperlink>
+          </w:p>
+        </w:tc>
+        <w:tc>
+          <w:tcPr>
+            <w:tcW w:type="dxa" w:w="1587"/>
+            <w:shd w:val="clear" w:color="auto" w:fill="E3F3E8"/>
+          </w:tcPr>
+          <w:p>
+            <w:pPr>
+              <w:spacing w:after="0"/>
+            </w:pPr>
             <w:r/>
             <w:r>
               <w:rPr>
                 <w:b/>
-                <w:color w:val="FFFFFF"/>
                 <w:sz w:val="17"/>
               </w:rPr>
-              <w:t>Įrodymas</w:t>
+              <w:t>Įvykdyta</w:t>
             </w:r>
           </w:p>
         </w:tc>
@@ -2640,17 +3456,68 @@
       <w:tr>
         <w:tc>
           <w:tcPr>
-            <w:tcW w:type="dxa" w:w="5216"/>
-            <w:gridSpan w:val="3"/>
-            <w:shd w:val="clear" w:color="auto" w:fill="DCE6F1"/>
+            <w:tcW w:type="dxa" w:w="3969"/>
+            <w:shd w:val="clear" w:color="auto" w:fill="F6F8FA"/>
           </w:tcPr>
           <w:p>
+            <w:pPr>
+              <w:spacing w:after="0"/>
+            </w:pPr>
+            <w:r/>
+            <w:r>
+              <w:rPr>
+                <w:b w:val="0"/>
+                <w:sz w:val="17"/>
+              </w:rPr>
+              <w:t>Sumažinti CET1 kapitalą 200,0 mln. EUR (gautas leidimas 2026-07)</w:t>
+            </w:r>
+          </w:p>
+        </w:tc>
+        <w:tc>
+          <w:tcPr>
+            <w:tcW w:type="dxa" w:w="4082"/>
+            <w:shd w:val="clear" w:color="auto" w:fill="F6F8FA"/>
+          </w:tcPr>
+          <w:p>
+            <w:pPr>
+              <w:spacing w:after="0"/>
+            </w:pPr>
+            <w:r/>
+            <w:r>
+              <w:rPr>
+                <w:b w:val="0"/>
+                <w:sz w:val="17"/>
+              </w:rPr>
+              <w:t>Numatyta IV ketv. 2026</w:t>
+            </w:r>
+            <w:hyperlink r:id="rId14">
+              <w:r>
+                <w:rPr>
+                  <w:color w:val="2A78D6"/>
+                  <w:vertAlign w:val="superscript"/>
+                  <w:sz w:val="14"/>
+                </w:rPr>
+                <w:t xml:space="preserve">6</w:t>
+              </w:r>
+            </w:hyperlink>
+          </w:p>
+        </w:tc>
+        <w:tc>
+          <w:tcPr>
+            <w:tcW w:type="dxa" w:w="1587"/>
+            <w:shd w:val="clear" w:color="auto" w:fill="EAF1F8"/>
+          </w:tcPr>
+          <w:p>
+            <w:pPr>
+              <w:spacing w:after="0"/>
+            </w:pPr>
             <w:r/>
             <w:r>
               <w:rPr>
                 <w:b/>
+                <w:sz w:val="17"/>
               </w:rPr>
-              <w:t>Išimčių patikra</w:t>
+              <w:t>Dar vykdoma</w:t>
             </w:r>
           </w:p>
         </w:tc>
@@ -2658,993 +3525,1256 @@
       <w:tr>
         <w:tc>
           <w:tcPr>
-            <w:tcW w:type="dxa" w:w="2835"/>
+            <w:tcW w:type="dxa" w:w="3969"/>
           </w:tcPr>
           <w:p>
+            <w:pPr>
+              <w:spacing w:after="0"/>
+            </w:pPr>
             <w:r/>
             <w:r>
               <w:rPr>
+                <w:b w:val="0"/>
                 <w:sz w:val="17"/>
               </w:rPr>
-              <w:t>Anglies (kasyba ar anglies elektrinės) dalis pajamose mažesnė nei 5 %</w:t>
+              <w:t>Savininkai: Blackstone konsorciumas (80,05 %) ir DNB (19,95 %) (2025 m. ataskaita)</w:t>
             </w:r>
           </w:p>
         </w:tc>
         <w:tc>
           <w:tcPr>
-            <w:tcW w:type="dxa" w:w="1587"/>
+            <w:tcW w:type="dxa" w:w="4082"/>
           </w:tcPr>
           <w:p>
+            <w:pPr>
+              <w:spacing w:after="0"/>
+            </w:pPr>
             <w:r/>
             <w:r>
               <w:rPr>
+                <w:b w:val="0"/>
                 <w:sz w:val="17"/>
               </w:rPr>
-              <w:t>☐ Reikia peržiūrėti</w:t>
+              <w:t>2026-07-20 paskelbtas pardavimas OTP Bank (100 %), laukiama leidimų</w:t>
             </w:r>
-          </w:p>
-        </w:tc>
-        <w:tc>
-          <w:tcPr>
-            <w:tcW w:type="dxa" w:w="5216"/>
-          </w:tcPr>
-          <w:p>
-            <w:r/>
+            <w:hyperlink r:id="rId20">
+              <w:r>
+                <w:rPr>
+                  <w:color w:val="2A78D6"/>
+                  <w:vertAlign w:val="superscript"/>
+                  <w:sz w:val="14"/>
+                </w:rPr>
+                <w:t xml:space="preserve">13</w:t>
+              </w:r>
+            </w:hyperlink>
             <w:r>
               <w:rPr>
-                <w:sz w:val="17"/>
+                <w:color w:val="2A78D6"/>
+                <w:vertAlign w:val="superscript"/>
               </w:rPr>
-              <w:t>Banko skolinimo iškastiniam kurui apribojimai automatiškai nerasti (luminor.ee tvarumo puslapiai nenuskaitomi).</w:t>
+              <w:t>,</w:t>
             </w:r>
-          </w:p>
-        </w:tc>
-      </w:tr>
-      <w:tr>
-        <w:tc>
-          <w:tcPr>
-            <w:tcW w:type="dxa" w:w="2835"/>
-          </w:tcPr>
-          <w:p>
-            <w:r/>
-            <w:r>
-              <w:rPr>
-                <w:sz w:val="17"/>
-              </w:rPr>
-              <w:t>Nėra naujos naftos ir dujų žvalgybos / netradicinės naftos</w:t>
-            </w:r>
+            <w:hyperlink r:id="rId14">
+              <w:r>
+                <w:rPr>
+                  <w:color w:val="2A78D6"/>
+                  <w:vertAlign w:val="superscript"/>
+                  <w:sz w:val="14"/>
+                </w:rPr>
+                <w:t xml:space="preserve">14</w:t>
+              </w:r>
+            </w:hyperlink>
           </w:p>
         </w:tc>
         <w:tc>
           <w:tcPr>
             <w:tcW w:type="dxa" w:w="1587"/>
+            <w:shd w:val="clear" w:color="auto" w:fill="FDF1D8"/>
           </w:tcPr>
           <w:p>
-            <w:r/>
-            <w:r>
-              <w:rPr>
-                <w:sz w:val="17"/>
-              </w:rPr>
-              <w:t>☐ Reikia peržiūrėti</w:t>
-            </w:r>
-          </w:p>
-        </w:tc>
-        <w:tc>
-          <w:tcPr>
-            <w:tcW w:type="dxa" w:w="5216"/>
-          </w:tcPr>
-          <w:p>
-            <w:r/>
-            <w:r>
-              <w:rPr>
-                <w:sz w:val="17"/>
-              </w:rPr>
-              <w:t>Žr. aukščiau – reikia rankinės patikros.</w:t>
-            </w:r>
-          </w:p>
-        </w:tc>
-      </w:tr>
-      <w:tr>
-        <w:tc>
-          <w:tcPr>
-            <w:tcW w:type="dxa" w:w="2835"/>
-          </w:tcPr>
-          <w:p>
-            <w:r/>
-            <w:r>
-              <w:rPr>
-                <w:sz w:val="17"/>
-              </w:rPr>
-              <w:t>Nėra sąsajų su kontroversiškais ginklais, tabaku ar lošimais</w:t>
-            </w:r>
-          </w:p>
-        </w:tc>
-        <w:tc>
-          <w:tcPr>
-            <w:tcW w:type="dxa" w:w="1587"/>
-          </w:tcPr>
-          <w:p>
-            <w:r/>
-            <w:r>
-              <w:rPr>
-                <w:sz w:val="17"/>
-              </w:rPr>
-              <w:t>☐ Reikia peržiūrėti</w:t>
-            </w:r>
-          </w:p>
-        </w:tc>
-        <w:tc>
-          <w:tcPr>
-            <w:tcW w:type="dxa" w:w="5216"/>
-          </w:tcPr>
-          <w:p>
-            <w:r/>
-            <w:r>
-              <w:rPr>
-                <w:sz w:val="17"/>
-              </w:rPr>
-              <w:t>Nerasta informacijos apie skolinimo apribojimus ginklų, tabako ar lošimų sektoriams.</w:t>
-            </w:r>
-          </w:p>
-        </w:tc>
-      </w:tr>
-      <w:tr>
-        <w:tc>
-          <w:tcPr>
-            <w:tcW w:type="dxa" w:w="2835"/>
-          </w:tcPr>
-          <w:p>
-            <w:r/>
-            <w:r>
-              <w:rPr>
-                <w:sz w:val="17"/>
-              </w:rPr>
-              <w:t>Nėra rimtų neišspręstų skandalų (korupcija, žmogaus teisės, aplinka)</w:t>
-            </w:r>
-          </w:p>
-        </w:tc>
-        <w:tc>
-          <w:tcPr>
-            <w:tcW w:type="dxa" w:w="1587"/>
-          </w:tcPr>
-          <w:p>
-            <w:r/>
-            <w:r>
-              <w:rPr>
-                <w:sz w:val="17"/>
-              </w:rPr>
-              <w:t>☐ Reikia peržiūrėti</w:t>
-            </w:r>
-          </w:p>
-        </w:tc>
-        <w:tc>
-          <w:tcPr>
-            <w:tcW w:type="dxa" w:w="5216"/>
-          </w:tcPr>
-          <w:p>
-            <w:r/>
-            <w:r>
-              <w:rPr>
-                <w:sz w:val="17"/>
-              </w:rPr>
-              <w:t>Didelių 2026 m. skandalų greitoje paieškoje nerasta (2026-10-22). Patikrinti PPTP/AML istoriją.</w:t>
-            </w:r>
-          </w:p>
-        </w:tc>
-      </w:tr>
-      <w:tr>
-        <w:tc>
-          <w:tcPr>
-            <w:tcW w:type="dxa" w:w="5216"/>
-            <w:gridSpan w:val="3"/>
-            <w:shd w:val="clear" w:color="auto" w:fill="DCE6F1"/>
-          </w:tcPr>
-          <w:p>
+            <w:pPr>
+              <w:spacing w:after="0"/>
+            </w:pPr>
             <w:r/>
             <w:r>
               <w:rPr>
                 <w:b/>
-              </w:rPr>
-              <w:t>ESG integravimas / teigiama atranka</w:t>
-            </w:r>
-          </w:p>
-        </w:tc>
-      </w:tr>
-      <w:tr>
-        <w:tc>
-          <w:tcPr>
-            <w:tcW w:type="dxa" w:w="2835"/>
-          </w:tcPr>
-          <w:p>
-            <w:r/>
-            <w:r>
-              <w:rPr>
                 <w:sz w:val="17"/>
               </w:rPr>
-              <w:t>Emisijų mažinimo tikslai (Paryžiaus / SBTi) ir pereinamojo laikotarpio planas</w:t>
-            </w:r>
-          </w:p>
-        </w:tc>
-        <w:tc>
-          <w:tcPr>
-            <w:tcW w:type="dxa" w:w="1587"/>
-          </w:tcPr>
-          <w:p>
-            <w:r/>
-            <w:r>
-              <w:rPr>
-                <w:sz w:val="17"/>
-              </w:rPr>
-              <w:t>☐ Reikia peržiūrėti</w:t>
-            </w:r>
-          </w:p>
-        </w:tc>
-        <w:tc>
-          <w:tcPr>
-            <w:tcW w:type="dxa" w:w="5216"/>
-          </w:tcPr>
-          <w:p>
-            <w:r/>
-            <w:r>
-              <w:rPr>
-                <w:sz w:val="17"/>
-              </w:rPr>
-              <w:t>Finansuojamų emisijų tikslai ir NZBA įsipareigojimas automatiškai nerasti.</w:t>
-            </w:r>
-          </w:p>
-        </w:tc>
-      </w:tr>
-      <w:tr>
-        <w:tc>
-          <w:tcPr>
-            <w:tcW w:type="dxa" w:w="2835"/>
-          </w:tcPr>
-          <w:p>
-            <w:r/>
-            <w:r>
-              <w:rPr>
-                <w:sz w:val="17"/>
-              </w:rPr>
-              <w:t>Tvarumo ataskaitos (CSRD/ESRS ar GRI), atskleistos 1–3 apimties emisijos</w:t>
-            </w:r>
-          </w:p>
-        </w:tc>
-        <w:tc>
-          <w:tcPr>
-            <w:tcW w:type="dxa" w:w="1587"/>
-          </w:tcPr>
-          <w:p>
-            <w:r/>
-            <w:r>
-              <w:rPr>
-                <w:sz w:val="17"/>
-              </w:rPr>
-              <w:t>☐ Reikia peržiūrėti</w:t>
-            </w:r>
-          </w:p>
-        </w:tc>
-        <w:tc>
-          <w:tcPr>
-            <w:tcW w:type="dxa" w:w="5216"/>
-          </w:tcPr>
-          <w:p>
-            <w:r/>
-            <w:r>
-              <w:rPr>
-                <w:sz w:val="17"/>
-              </w:rPr>
-              <w:t>Tvarumo informacija turėtų būti 2025 m. metinėje ataskaitoje – patikrinti [L2].</w:t>
-            </w:r>
-          </w:p>
-        </w:tc>
-      </w:tr>
-      <w:tr>
-        <w:tc>
-          <w:tcPr>
-            <w:tcW w:type="dxa" w:w="2835"/>
-          </w:tcPr>
-          <w:p>
-            <w:r/>
-            <w:r>
-              <w:rPr>
-                <w:sz w:val="17"/>
-              </w:rPr>
-              <w:t>Teigiamas indėlis (žaliosios pajamos / investicijos, ES taksonomija, žaliosios obligacijos)</w:t>
-            </w:r>
-          </w:p>
-        </w:tc>
-        <w:tc>
-          <w:tcPr>
-            <w:tcW w:type="dxa" w:w="1587"/>
-          </w:tcPr>
-          <w:p>
-            <w:r/>
-            <w:r>
-              <w:rPr>
-                <w:sz w:val="17"/>
-              </w:rPr>
-              <w:t>☐ Reikia peržiūrėti</w:t>
-            </w:r>
-          </w:p>
-        </w:tc>
-        <w:tc>
-          <w:tcPr>
-            <w:tcW w:type="dxa" w:w="5216"/>
-          </w:tcPr>
-          <w:p>
-            <w:r/>
-            <w:r>
-              <w:rPr>
-                <w:sz w:val="17"/>
-              </w:rPr>
-              <w:t>Žaliųjų paskolų / obligacijų dalis nerasta.</w:t>
-            </w:r>
-          </w:p>
-        </w:tc>
-      </w:tr>
-      <w:tr>
-        <w:tc>
-          <w:tcPr>
-            <w:tcW w:type="dxa" w:w="2835"/>
-          </w:tcPr>
-          <w:p>
-            <w:r/>
-            <w:r>
-              <w:rPr>
-                <w:sz w:val="17"/>
-              </w:rPr>
-              <w:t>Valdysena – nepriklausoma valdyba, antikorupcijos ir pranešėjų politikos</w:t>
-            </w:r>
-          </w:p>
-        </w:tc>
-        <w:tc>
-          <w:tcPr>
-            <w:tcW w:type="dxa" w:w="1587"/>
-          </w:tcPr>
-          <w:p>
-            <w:r/>
-            <w:r>
-              <w:rPr>
-                <w:sz w:val="17"/>
-              </w:rPr>
-              <w:t>☐ Reikia peržiūrėti</w:t>
-            </w:r>
-          </w:p>
-        </w:tc>
-        <w:tc>
-          <w:tcPr>
-            <w:tcW w:type="dxa" w:w="5216"/>
-          </w:tcPr>
-          <w:p>
-            <w:r/>
-            <w:r>
-              <w:rPr>
-                <w:sz w:val="17"/>
-              </w:rPr>
-              <w:t>Savininko keitimas (OTP) gali pakeisti valdymą; reikia peržiūrėti po sandorio.</w:t>
-            </w:r>
-          </w:p>
-        </w:tc>
-      </w:tr>
-      <w:tr>
-        <w:tc>
-          <w:tcPr>
-            <w:tcW w:type="dxa" w:w="2835"/>
-          </w:tcPr>
-          <w:p>
-            <w:r/>
-            <w:r>
-              <w:rPr>
-                <w:sz w:val="17"/>
-              </w:rPr>
-              <w:t>Socialiniai aspektai – sauga, darbo ir žmogaus teisių politikos</w:t>
-            </w:r>
-          </w:p>
-        </w:tc>
-        <w:tc>
-          <w:tcPr>
-            <w:tcW w:type="dxa" w:w="1587"/>
-          </w:tcPr>
-          <w:p>
-            <w:r/>
-            <w:r>
-              <w:rPr>
-                <w:sz w:val="17"/>
-              </w:rPr>
-              <w:t>☐ Reikia peržiūrėti</w:t>
-            </w:r>
-          </w:p>
-        </w:tc>
-        <w:tc>
-          <w:tcPr>
-            <w:tcW w:type="dxa" w:w="5216"/>
-          </w:tcPr>
-          <w:p>
-            <w:r/>
-            <w:r>
-              <w:rPr>
-                <w:sz w:val="17"/>
-              </w:rPr>
-              <w:t>Automatiškai netikrinta.</w:t>
-            </w:r>
-          </w:p>
-        </w:tc>
-      </w:tr>
-      <w:tr>
-        <w:tc>
-          <w:tcPr>
-            <w:tcW w:type="dxa" w:w="5216"/>
-            <w:gridSpan w:val="3"/>
-            <w:shd w:val="clear" w:color="auto" w:fill="DCE6F1"/>
-          </w:tcPr>
-          <w:p>
-            <w:r/>
-            <w:r>
-              <w:rPr>
-                <w:b/>
-              </w:rPr>
-              <w:t>Įsitraukimas</w:t>
-            </w:r>
-          </w:p>
-        </w:tc>
-      </w:tr>
-      <w:tr>
-        <w:tc>
-          <w:tcPr>
-            <w:tcW w:type="dxa" w:w="2835"/>
-          </w:tcPr>
-          <w:p>
-            <w:r/>
-            <w:r>
-              <w:rPr>
-                <w:sz w:val="17"/>
-              </w:rPr>
-              <w:t>Klausimai įsitraukimui su emitentu</w:t>
-            </w:r>
-          </w:p>
-        </w:tc>
-        <w:tc>
-          <w:tcPr>
-            <w:tcW w:type="dxa" w:w="1587"/>
-          </w:tcPr>
-          <w:p>
-            <w:r/>
-            <w:r>
-              <w:rPr>
-                <w:sz w:val="17"/>
-              </w:rPr>
-              <w:t>☐ Reikia peržiūrėti</w:t>
-            </w:r>
-          </w:p>
-        </w:tc>
-        <w:tc>
-          <w:tcPr>
-            <w:tcW w:type="dxa" w:w="5216"/>
-          </w:tcPr>
-          <w:p>
-            <w:r/>
-            <w:r>
-              <w:rPr>
-                <w:sz w:val="17"/>
-              </w:rPr>
-              <w:t>Siūlomi klausimai: finansuojamų emisijų atskleidimas, iškastinio kuro skolinimo politika, ESG politikos po OTP įsigijimo.</w:t>
+              <w:t>Pakeista</w:t>
             </w:r>
           </w:p>
         </w:tc>
       </w:tr>
     </w:tbl>
-    <w:p/>
     <w:p>
+      <w:pPr>
+        <w:spacing w:before="280" w:after="80"/>
+        <w:pBdr>
+          <w:bottom w:val="single" w:sz="6" w:color="C9D3DE" w:space="2"/>
+        </w:pBdr>
+      </w:pPr>
       <w:r>
-        <w:t>ESG išvada: SEB neturi atskiros finansų sektoriaus politikos – taikomos bendros taisyklės. Automatiškai rasta per mažai įrodymų; dauguma punktų – rankinei peržiūrai (2025 m. metinė ataskaita).</w:t>
+        <w:rPr>
+          <w:b/>
+          <w:color w:val="1F4E79"/>
+          <w:sz w:val="28"/>
+        </w:rPr>
+        <w:t>Informacija investuotojui ir išvados</w:t>
       </w:r>
     </w:p>
     <w:p>
       <w:pPr>
-        <w:pStyle w:val="Heading2"/>
+        <w:pStyle w:val="ListBullet"/>
+        <w:spacing w:after="60"/>
       </w:pPr>
       <w:r>
         <w:rPr>
-          <w:color w:val="1F4E79"/>
+          <w:b/>
         </w:rPr>
-        <w:t>Sankcijos ir žiniasklaida (tikrina analitikas)</w:t>
+        <w:t>Turimos priemonės:</w:t>
+      </w:r>
+      <w:r>
+        <w:rPr>
+          <w:b w:val="0"/>
+        </w:rPr>
+        <w:t xml:space="preserve"> trys terminuotos obligacijos (7,75 % 2027, 4,042 % 2028, 3,551 % 2029) ir neterminuota 7,375 % obligacija. Rangas (senior / SNP / AT1), sumos ir pirkimo datos emitento sąraše nenurodyti – patikrinti galutines sąlygas (Final Terms)</w:t>
+      </w:r>
+      <w:hyperlink r:id="rId21">
+        <w:r>
+          <w:rPr>
+            <w:color w:val="2A78D6"/>
+            <w:vertAlign w:val="superscript"/>
+            <w:sz w:val="17"/>
+          </w:rPr>
+          <w:t xml:space="preserve">15</w:t>
+        </w:r>
+      </w:hyperlink>
+      <w:r>
+        <w:rPr>
+          <w:b w:val="0"/>
+        </w:rPr>
+        <w:t>.</w:t>
       </w:r>
     </w:p>
-    <w:tbl>
-      <w:tblPr>
-        <w:tblStyle w:val="TableGrid"/>
-        <w:tblW w:type="auto" w:w="0"/>
-        <w:tblLook w:firstColumn="1" w:firstRow="1" w:lastColumn="0" w:lastRow="0" w:noHBand="0" w:noVBand="1" w:val="04A0"/>
-      </w:tblPr>
-      <w:tblGrid>
-        <w:gridCol w:w="3400"/>
-        <w:gridCol w:w="3400"/>
-        <w:gridCol w:w="3400"/>
-      </w:tblGrid>
-      <w:tr>
-        <w:tc>
-          <w:tcPr>
-            <w:tcW w:type="dxa" w:w="2835"/>
-            <w:shd w:val="clear" w:color="auto" w:fill="1F4E79"/>
-          </w:tcPr>
-          <w:p>
-            <w:r/>
-            <w:r>
-              <w:rPr>
-                <w:b/>
-                <w:color w:val="FFFFFF"/>
-                <w:sz w:val="17"/>
-              </w:rPr>
-              <w:t>Klausimas</w:t>
-            </w:r>
-          </w:p>
-        </w:tc>
-        <w:tc>
-          <w:tcPr>
-            <w:tcW w:type="dxa" w:w="1587"/>
-            <w:shd w:val="clear" w:color="auto" w:fill="1F4E79"/>
-          </w:tcPr>
-          <w:p>
-            <w:r/>
-            <w:r>
-              <w:rPr>
-                <w:b/>
-                <w:color w:val="FFFFFF"/>
-                <w:sz w:val="17"/>
-              </w:rPr>
-              <w:t>Būsena</w:t>
-            </w:r>
-          </w:p>
-        </w:tc>
-        <w:tc>
-          <w:tcPr>
-            <w:tcW w:type="dxa" w:w="5216"/>
-            <w:shd w:val="clear" w:color="auto" w:fill="1F4E79"/>
-          </w:tcPr>
-          <w:p>
-            <w:r/>
-            <w:r>
-              <w:rPr>
-                <w:b/>
-                <w:color w:val="FFFFFF"/>
-                <w:sz w:val="17"/>
-              </w:rPr>
-              <w:t>Pastaba</w:t>
-            </w:r>
-          </w:p>
-        </w:tc>
-      </w:tr>
-      <w:tr>
-        <w:tc>
-          <w:tcPr>
-            <w:tcW w:type="dxa" w:w="2835"/>
-          </w:tcPr>
-          <w:p>
-            <w:r/>
-            <w:r>
-              <w:rPr>
-                <w:sz w:val="17"/>
-              </w:rPr>
-              <w:t>Sankcijų patikra (atlieka analitikas vidinėmis priemonėmis)</w:t>
-            </w:r>
-          </w:p>
-        </w:tc>
-        <w:tc>
-          <w:tcPr>
-            <w:tcW w:type="dxa" w:w="1587"/>
-          </w:tcPr>
-          <w:p>
-            <w:r/>
-            <w:r>
-              <w:rPr>
-                <w:sz w:val="17"/>
-              </w:rPr>
-              <w:t>☐ Reikia peržiūrėti</w:t>
-            </w:r>
-          </w:p>
-        </w:tc>
-        <w:tc>
-          <w:tcPr>
-            <w:tcW w:type="dxa" w:w="5216"/>
-          </w:tcPr>
-          <w:p>
-            <w:r/>
-            <w:r>
-              <w:rPr>
-                <w:sz w:val="17"/>
-              </w:rPr>
-              <w:t>Tikrina analitikas vidinėmis priemonėmis. Pastaba: naujas savininkas – OTP Bank (Vengrija).</w:t>
-            </w:r>
-          </w:p>
-        </w:tc>
-      </w:tr>
-      <w:tr>
-        <w:tc>
-          <w:tcPr>
-            <w:tcW w:type="dxa" w:w="2835"/>
-          </w:tcPr>
-          <w:p>
-            <w:r/>
-            <w:r>
-              <w:rPr>
-                <w:sz w:val="17"/>
-              </w:rPr>
-              <w:t>Neigiamos žiniasklaidos patikra (įrankis pateikia radinius, analitikas patvirtina)</w:t>
-            </w:r>
-          </w:p>
-        </w:tc>
-        <w:tc>
-          <w:tcPr>
-            <w:tcW w:type="dxa" w:w="1587"/>
-          </w:tcPr>
-          <w:p>
-            <w:r/>
-            <w:r>
-              <w:rPr>
-                <w:sz w:val="17"/>
-              </w:rPr>
-              <w:t>Nerasta</w:t>
-            </w:r>
-          </w:p>
-        </w:tc>
-        <w:tc>
-          <w:tcPr>
-            <w:tcW w:type="dxa" w:w="5216"/>
-          </w:tcPr>
-          <w:p>
-            <w:r/>
-            <w:r>
-              <w:rPr>
-                <w:sz w:val="17"/>
-              </w:rPr>
-              <w:t>Neigiamų naujienų greitoje paieškoje (EN; 2026-10-22) nerasta. Savaitinė paieška – dashboard „Naujienos“.</w:t>
-            </w:r>
-          </w:p>
-        </w:tc>
-      </w:tr>
-    </w:tbl>
-    <w:p/>
     <w:p>
       <w:pPr>
-        <w:pStyle w:val="Heading2"/>
+        <w:pStyle w:val="ListBullet"/>
+        <w:spacing w:after="60"/>
       </w:pPr>
       <w:r>
         <w:rPr>
+          <w:b/>
+        </w:rPr>
+        <w:t>Obligacijų turėtojams:</w:t>
+      </w:r>
+      <w:r>
+        <w:rPr>
+          <w:b w:val="0"/>
+        </w:rPr>
+        <w:t xml:space="preserve"> kapitalo ir MREL atsargos gerokai viršija reikalavimus, likvidumas padidėjo. 200 mln. EUR CET1 sumažinimas atsargą sumažins; bankas poveikio CET1 rodikliui šaltiniuose nenurodo</w:t>
+      </w:r>
+      <w:hyperlink r:id="rId13">
+        <w:r>
+          <w:rPr>
+            <w:color w:val="2A78D6"/>
+            <w:vertAlign w:val="superscript"/>
+            <w:sz w:val="17"/>
+          </w:rPr>
+          <w:t xml:space="preserve">4</w:t>
+        </w:r>
+      </w:hyperlink>
+      <w:r>
+        <w:rPr>
+          <w:b w:val="0"/>
+        </w:rPr>
+        <w:t>.</w:t>
+      </w:r>
+    </w:p>
+    <w:p>
+      <w:pPr>
+        <w:pStyle w:val="ListBullet"/>
+        <w:spacing w:after="60"/>
+      </w:pPr>
+      <w:r>
+        <w:rPr>
+          <w:b/>
+        </w:rPr>
+        <w:t>OTP sandoris:</w:t>
+      </w:r>
+      <w:r>
+        <w:rPr>
+          <w:b w:val="0"/>
+        </w:rPr>
+        <w:t xml:space="preserve"> patikrinti obligacijų sąlygas dėl kontrolės pasikeitimo ir naujo savininko reitingo poveikį. XS3079969104 – emitento sąraše išpirkimas nurodytas 2028-06-12, pavadinime – 2029 (galimai pirkimo opcionas 2028)</w:t>
+      </w:r>
+      <w:hyperlink r:id="rId13">
+        <w:r>
+          <w:rPr>
+            <w:color w:val="2A78D6"/>
+            <w:vertAlign w:val="superscript"/>
+            <w:sz w:val="17"/>
+          </w:rPr>
+          <w:t xml:space="preserve">4</w:t>
+        </w:r>
+      </w:hyperlink>
+      <w:r>
+        <w:rPr>
+          <w:color w:val="2A78D6"/>
+          <w:vertAlign w:val="superscript"/>
+        </w:rPr>
+        <w:t>,</w:t>
+      </w:r>
+      <w:hyperlink r:id="rId21">
+        <w:r>
+          <w:rPr>
+            <w:color w:val="2A78D6"/>
+            <w:vertAlign w:val="superscript"/>
+            <w:sz w:val="17"/>
+          </w:rPr>
+          <w:t xml:space="preserve">15</w:t>
+        </w:r>
+      </w:hyperlink>
+      <w:r>
+        <w:rPr>
+          <w:b w:val="0"/>
+        </w:rPr>
+        <w:t>.</w:t>
+      </w:r>
+    </w:p>
+    <w:p>
+      <w:pPr>
+        <w:pStyle w:val="ListBullet"/>
+        <w:spacing w:after="60"/>
+      </w:pPr>
+      <w:r>
+        <w:rPr>
+          <w:b/>
+        </w:rPr>
+        <w:t>Išvada:</w:t>
+      </w:r>
+      <w:r>
+        <w:rPr>
+          <w:b w:val="0"/>
+        </w:rPr>
+        <w:t xml:space="preserve"> pelningumas mažėja (pelnas −21 % per 1H), tačiau kapitalas, MREL ir likvidumas – su didelėmis atsargomis. Pagrindinis įvykis turėtojams – savininko keitimas į OTP. Stebėti: 3Q ataskaitą, OTP sandorio leidimus, kapitalo sumažinimą IV ketv.</w:t>
+      </w:r>
+    </w:p>
+    <w:p>
+      <w:pPr>
+        <w:spacing w:before="280" w:after="80"/>
+        <w:pBdr>
+          <w:bottom w:val="single" w:sz="6" w:color="C9D3DE" w:space="2"/>
+        </w:pBdr>
+      </w:pPr>
+      <w:r>
+        <w:rPr>
+          <w:b/>
           <w:color w:val="1F4E79"/>
+          <w:sz w:val="28"/>
+        </w:rPr>
+        <w:t>ESG report</w:t>
+      </w:r>
+    </w:p>
+    <w:p>
+      <w:pPr>
+        <w:spacing w:before="160"/>
+      </w:pPr>
+      <w:r>
+        <w:rPr>
+          <w:b/>
+          <w:sz w:val="22"/>
+        </w:rPr>
+        <w:t>Exclusionary screening (companies)</w:t>
+      </w:r>
+    </w:p>
+    <w:p>
+      <w:pPr>
+        <w:spacing w:before="80" w:after="20"/>
+      </w:pPr>
+      <w:r>
+        <w:rPr>
+          <w:sz w:val="24"/>
+        </w:rPr>
+        <w:t xml:space="preserve">☐ </w:t>
+      </w:r>
+      <w:r>
+        <w:t>Yes, the company is not involved in excluded sectors: controversial and nuclear weapons, tobacco, gambling and restricted sectors in fossil fuel</w:t>
+      </w:r>
+    </w:p>
+    <w:p>
+      <w:pPr>
+        <w:ind w:left="397"/>
+      </w:pPr>
+      <w:r>
+        <w:rPr>
+          <w:b/>
+          <w:color w:val="333333"/>
+          <w:sz w:val="19"/>
+        </w:rPr>
+        <w:t xml:space="preserve">Įrodymas: </w:t>
+      </w:r>
+      <w:r>
+        <w:rPr>
+          <w:b/>
+          <w:color w:val="333333"/>
+          <w:sz w:val="19"/>
+        </w:rPr>
+        <w:t xml:space="preserve">Reikia peržiūrėti. </w:t>
+      </w:r>
+      <w:r>
+        <w:rPr>
+          <w:b w:val="0"/>
+          <w:color w:val="333333"/>
+          <w:sz w:val="19"/>
+        </w:rPr>
+        <w:t>Bankas pats šiuose sektoriuose neveikia. Informacijos apie skolinimo šiems sektoriams apribojimus automatiškai nerasta (luminor tvarumo puslapiai nenuskaitomi) – patikrinti 2025 m. metinėje ataskaitoje</w:t>
+      </w:r>
+      <w:hyperlink r:id="rId19">
+        <w:r>
+          <w:rPr>
+            <w:color w:val="2A78D6"/>
+            <w:vertAlign w:val="superscript"/>
+            <w:sz w:val="16"/>
+          </w:rPr>
+          <w:t xml:space="preserve">12</w:t>
+        </w:r>
+      </w:hyperlink>
+      <w:r>
+        <w:rPr>
+          <w:b w:val="0"/>
+          <w:color w:val="333333"/>
+          <w:sz w:val="19"/>
+        </w:rPr>
+        <w:t>.</w:t>
+      </w:r>
+    </w:p>
+    <w:p>
+      <w:pPr>
+        <w:spacing w:before="80" w:after="20"/>
+      </w:pPr>
+      <w:r>
+        <w:rPr>
+          <w:sz w:val="24"/>
+        </w:rPr>
+        <w:t xml:space="preserve">☐ </w:t>
+      </w:r>
+      <w:r>
+        <w:t>Yes, the company does not have red flag/signal related to controversies based on UN Global Compact, OECD Guidelines for Multinational Enterprises or any other relevant principles/standards</w:t>
+      </w:r>
+    </w:p>
+    <w:p>
+      <w:pPr>
+        <w:ind w:left="397"/>
+      </w:pPr>
+      <w:r>
+        <w:rPr>
+          <w:b/>
+          <w:color w:val="333333"/>
+          <w:sz w:val="19"/>
+        </w:rPr>
+        <w:t xml:space="preserve">Įrodymas: </w:t>
+      </w:r>
+      <w:r>
+        <w:rPr>
+          <w:b/>
+          <w:color w:val="333333"/>
+          <w:sz w:val="19"/>
+        </w:rPr>
+        <w:t xml:space="preserve">Reikia peržiūrėti. </w:t>
+      </w:r>
+      <w:r>
+        <w:rPr>
+          <w:b w:val="0"/>
+          <w:color w:val="333333"/>
+          <w:sz w:val="19"/>
+        </w:rPr>
+        <w:t>2026 m. raudonų signalų greitoje paieškoje nerasta (2026-10-22). Rekomenduojama patikrinti pinigų plovimo prevencijos istoriją.</w:t>
+      </w:r>
+    </w:p>
+    <w:p>
+      <w:pPr>
+        <w:spacing w:before="80" w:after="20"/>
+      </w:pPr>
+      <w:r>
+        <w:rPr>
+          <w:sz w:val="24"/>
+        </w:rPr>
+        <w:t xml:space="preserve">☐ </w:t>
+      </w:r>
+      <w:r>
+        <w:t>Yes, the company is not in the list of sanctions (add a screenshot)</w:t>
+      </w:r>
+    </w:p>
+    <w:p>
+      <w:pPr>
+        <w:ind w:left="397"/>
+      </w:pPr>
+      <w:r>
+        <w:rPr>
+          <w:b/>
+          <w:color w:val="333333"/>
+          <w:sz w:val="19"/>
+        </w:rPr>
+        <w:t xml:space="preserve">Įrodymas: </w:t>
+      </w:r>
+      <w:r>
+        <w:rPr>
+          <w:b/>
+          <w:color w:val="333333"/>
+          <w:sz w:val="19"/>
+        </w:rPr>
+        <w:t xml:space="preserve">Reikia peržiūrėti. </w:t>
+      </w:r>
+      <w:r>
+        <w:rPr>
+          <w:b w:val="0"/>
+          <w:color w:val="333333"/>
+          <w:sz w:val="19"/>
+        </w:rPr>
+        <w:t>Tikrina analitikas vidinėmis priemonėmis (pridėti ekrano nuotrauką). Pastaba: naujas savininkas – OTP Bank (Vengrija)</w:t>
+      </w:r>
+      <w:hyperlink r:id="rId14">
+        <w:r>
+          <w:rPr>
+            <w:color w:val="2A78D6"/>
+            <w:vertAlign w:val="superscript"/>
+            <w:sz w:val="16"/>
+          </w:rPr>
+          <w:t xml:space="preserve">14</w:t>
+        </w:r>
+      </w:hyperlink>
+      <w:r>
+        <w:rPr>
+          <w:b w:val="0"/>
+          <w:color w:val="333333"/>
+          <w:sz w:val="19"/>
+        </w:rPr>
+        <w:t>.</w:t>
+      </w:r>
+    </w:p>
+    <w:p>
+      <w:pPr>
+        <w:spacing w:before="80" w:after="20"/>
+      </w:pPr>
+      <w:r>
+        <w:rPr>
+          <w:sz w:val="24"/>
+        </w:rPr>
+        <w:t xml:space="preserve">☐ </w:t>
+      </w:r>
+      <w:r>
+        <w:t>Yes, issues were not identified from adverse media checks (add a screenshot)</w:t>
+      </w:r>
+    </w:p>
+    <w:p>
+      <w:pPr>
+        <w:ind w:left="397"/>
+      </w:pPr>
+      <w:r>
+        <w:rPr>
+          <w:b/>
+          <w:color w:val="333333"/>
+          <w:sz w:val="19"/>
+        </w:rPr>
+        <w:t xml:space="preserve">Įrodymas: </w:t>
+      </w:r>
+      <w:r>
+        <w:rPr>
+          <w:b/>
+          <w:color w:val="333333"/>
+          <w:sz w:val="19"/>
+        </w:rPr>
+        <w:t xml:space="preserve">Reikia peržiūrėti. </w:t>
+      </w:r>
+      <w:r>
+        <w:rPr>
+          <w:b w:val="0"/>
+          <w:color w:val="333333"/>
+          <w:sz w:val="19"/>
+        </w:rPr>
+        <w:t>Automatinė naujienų paieška (30 d.) neigiamų antraščių nerado; daugiausia naujienų apie OTP sandorį. Analitikas patvirtina ir prideda ekrano nuotrauką.</w:t>
+      </w:r>
+    </w:p>
+    <w:p>
+      <w:r>
+        <w:rPr>
+          <w:i/>
+          <w:sz w:val="19"/>
+        </w:rPr>
+        <w:t>In case any red flags, risks, unclarities were identified then additional checks (sanctions screening and adverse media checks) on the company’s Ultimate Beneficial Owners and/or senior management shall be performed.</w:t>
+      </w:r>
+    </w:p>
+    <w:p>
+      <w:pPr>
+        <w:spacing w:before="80"/>
+      </w:pPr>
+      <w:r>
+        <w:rPr>
+          <w:b/>
+        </w:rPr>
+        <w:t xml:space="preserve">Additional comments: </w:t>
+      </w:r>
+    </w:p>
+    <w:p>
+      <w:pPr>
+        <w:spacing w:before="160"/>
+      </w:pPr>
+      <w:r>
+        <w:rPr>
+          <w:b/>
+          <w:sz w:val="22"/>
+        </w:rPr>
+        <w:t>ESG integration and positive screening (positive answers imply higher allocation)</w:t>
+      </w:r>
+    </w:p>
+    <w:p>
+      <w:pPr>
+        <w:spacing w:before="80" w:after="20"/>
+      </w:pPr>
+      <w:r>
+        <w:rPr>
+          <w:sz w:val="24"/>
+        </w:rPr>
+        <w:t xml:space="preserve">☐ </w:t>
+      </w:r>
+      <w:r>
+        <w:t>Yes, the company is promoting environmental or social characteristics (activities, ESG policy, good ESG rating, etc)</w:t>
+      </w:r>
+    </w:p>
+    <w:p>
+      <w:pPr>
+        <w:ind w:left="397"/>
+      </w:pPr>
+      <w:r>
+        <w:rPr>
+          <w:b/>
+          <w:color w:val="333333"/>
+          <w:sz w:val="19"/>
+        </w:rPr>
+        <w:t xml:space="preserve">Įrodymas: </w:t>
+      </w:r>
+      <w:r>
+        <w:rPr>
+          <w:b/>
+          <w:color w:val="333333"/>
+          <w:sz w:val="19"/>
+        </w:rPr>
+        <w:t xml:space="preserve">Reikia peržiūrėti. </w:t>
+      </w:r>
+      <w:r>
+        <w:rPr>
+          <w:b w:val="0"/>
+          <w:color w:val="333333"/>
+          <w:sz w:val="19"/>
+        </w:rPr>
+        <w:t>Žaliųjų paskolų / obligacijų, ESG reitingo ar ESG politikos duomenų automatiškai nerasta.</w:t>
+      </w:r>
+    </w:p>
+    <w:p>
+      <w:pPr>
+        <w:spacing w:before="80" w:after="20"/>
+      </w:pPr>
+      <w:r>
+        <w:rPr>
+          <w:sz w:val="24"/>
+        </w:rPr>
+        <w:t xml:space="preserve">☐ </w:t>
+      </w:r>
+      <w:r>
+        <w:t>Yes, the activities of the company or it’s strategy is aligned with the taxonomy and/or Paris agreement targets (e.g. net zero commitment)</w:t>
+      </w:r>
+    </w:p>
+    <w:p>
+      <w:pPr>
+        <w:ind w:left="397"/>
+      </w:pPr>
+      <w:r>
+        <w:rPr>
+          <w:b/>
+          <w:color w:val="333333"/>
+          <w:sz w:val="19"/>
+        </w:rPr>
+        <w:t xml:space="preserve">Įrodymas: </w:t>
+      </w:r>
+      <w:r>
+        <w:rPr>
+          <w:b/>
+          <w:color w:val="333333"/>
+          <w:sz w:val="19"/>
+        </w:rPr>
+        <w:t xml:space="preserve">Reikia peržiūrėti. </w:t>
+      </w:r>
+      <w:r>
+        <w:rPr>
+          <w:b w:val="0"/>
+          <w:color w:val="333333"/>
+          <w:sz w:val="19"/>
+        </w:rPr>
+        <w:t>Finansuojamų emisijų tikslų, nulinės emisijos ar NZBA įsipareigojimo automatiškai nerasta.</w:t>
+      </w:r>
+    </w:p>
+    <w:p>
+      <w:pPr>
+        <w:spacing w:before="80" w:after="20"/>
+      </w:pPr>
+      <w:r>
+        <w:rPr>
+          <w:sz w:val="24"/>
+        </w:rPr>
+        <w:t xml:space="preserve">☐ </w:t>
+      </w:r>
+      <w:r>
+        <w:t>Yes, the company does not have yellow flag/signal related to controversies based on UN Global Compact or any other relevant principles/standards</w:t>
+      </w:r>
+    </w:p>
+    <w:p>
+      <w:pPr>
+        <w:ind w:left="397"/>
+      </w:pPr>
+      <w:r>
+        <w:rPr>
+          <w:b/>
+          <w:color w:val="333333"/>
+          <w:sz w:val="19"/>
+        </w:rPr>
+        <w:t xml:space="preserve">Įrodymas: </w:t>
+      </w:r>
+      <w:r>
+        <w:rPr>
+          <w:b/>
+          <w:color w:val="333333"/>
+          <w:sz w:val="19"/>
+        </w:rPr>
+        <w:t xml:space="preserve">Reikia peržiūrėti. </w:t>
+      </w:r>
+      <w:r>
+        <w:rPr>
+          <w:b w:val="0"/>
+          <w:color w:val="333333"/>
+          <w:sz w:val="19"/>
+        </w:rPr>
+        <w:t>Geltonų signalų greitoje paieškoje nerasta; savininko keitimas (OTP) gali pakeisti ESG politikas</w:t>
+      </w:r>
+      <w:hyperlink r:id="rId14">
+        <w:r>
+          <w:rPr>
+            <w:color w:val="2A78D6"/>
+            <w:vertAlign w:val="superscript"/>
+            <w:sz w:val="16"/>
+          </w:rPr>
+          <w:t xml:space="preserve">14</w:t>
+        </w:r>
+      </w:hyperlink>
+      <w:r>
+        <w:rPr>
+          <w:b w:val="0"/>
+          <w:color w:val="333333"/>
+          <w:sz w:val="19"/>
+        </w:rPr>
+        <w:t>.</w:t>
+      </w:r>
+    </w:p>
+    <w:p>
+      <w:pPr>
+        <w:spacing w:before="80" w:after="20"/>
+      </w:pPr>
+      <w:r>
+        <w:rPr>
+          <w:sz w:val="24"/>
+        </w:rPr>
+        <w:t xml:space="preserve">☐ </w:t>
+      </w:r>
+      <w:r>
+        <w:t>Yes, the company fulfills the expectations from SEB thematic and sector policies</w:t>
+      </w:r>
+    </w:p>
+    <w:p>
+      <w:pPr>
+        <w:ind w:left="397"/>
+      </w:pPr>
+      <w:r>
+        <w:rPr>
+          <w:b/>
+          <w:color w:val="333333"/>
+          <w:sz w:val="19"/>
+        </w:rPr>
+        <w:t xml:space="preserve">Įrodymas: </w:t>
+      </w:r>
+      <w:r>
+        <w:rPr>
+          <w:b/>
+          <w:color w:val="333333"/>
+          <w:sz w:val="19"/>
+        </w:rPr>
+        <w:t xml:space="preserve">Reikia peržiūrėti. </w:t>
+      </w:r>
+      <w:r>
+        <w:rPr>
+          <w:b w:val="0"/>
+          <w:color w:val="333333"/>
+          <w:sz w:val="19"/>
+        </w:rPr>
+        <w:t>SEB neturi atskiros finansų sektoriaus politikos – taikomos bendros taisyklės (UNGC, OECD, žmogaus teisės, Paryžiaus tikslai). Banko duomenų jų vertinimui automatiškai rasta per mažai.</w:t>
+      </w:r>
+    </w:p>
+    <w:p>
+      <w:pPr>
+        <w:spacing w:before="80"/>
+      </w:pPr>
+      <w:r>
+        <w:rPr>
+          <w:b/>
+        </w:rPr>
+        <w:t xml:space="preserve">Additional comments: </w:t>
+      </w:r>
+    </w:p>
+    <w:p>
+      <w:pPr>
+        <w:spacing w:before="160"/>
+      </w:pPr>
+      <w:r>
+        <w:rPr>
+          <w:b/>
+          <w:sz w:val="22"/>
+        </w:rPr>
+        <w:t>Engagement</w:t>
+      </w:r>
+    </w:p>
+    <w:p>
+      <w:pPr>
+        <w:spacing w:before="80" w:after="20"/>
+      </w:pPr>
+      <w:r>
+        <w:rPr>
+          <w:sz w:val="24"/>
+        </w:rPr>
+        <w:t xml:space="preserve">☐ </w:t>
+      </w:r>
+      <w:r>
+        <w:t>Is there a need for pro-active engagement with the company?</w:t>
+      </w:r>
+    </w:p>
+    <w:p>
+      <w:pPr>
+        <w:ind w:left="397"/>
+      </w:pPr>
+      <w:r>
+        <w:rPr>
+          <w:b/>
+          <w:color w:val="333333"/>
+          <w:sz w:val="19"/>
+        </w:rPr>
+        <w:t xml:space="preserve">Įrodymas: </w:t>
+      </w:r>
+      <w:r>
+        <w:rPr>
+          <w:b/>
+          <w:color w:val="333333"/>
+          <w:sz w:val="19"/>
+        </w:rPr>
+        <w:t xml:space="preserve">Reikia peržiūrėti. </w:t>
+      </w:r>
+      <w:r>
+        <w:rPr>
+          <w:b w:val="0"/>
+          <w:color w:val="333333"/>
+          <w:sz w:val="19"/>
+        </w:rPr>
+        <w:t>Siūlomi klausimai: finansuojamų emisijų atskleidimas, iškastinio kuro skolinimo politika, ESG politikos po OTP įsigijimo.</w:t>
+      </w:r>
+    </w:p>
+    <w:p>
+      <w:pPr>
+        <w:spacing w:before="80"/>
+      </w:pPr>
+      <w:r>
+        <w:rPr>
+          <w:b/>
+        </w:rPr>
+        <w:t xml:space="preserve">Additional comments: </w:t>
+      </w:r>
+    </w:p>
+    <w:p>
+      <w:pPr>
+        <w:spacing w:before="160"/>
+      </w:pPr>
+      <w:r>
+        <w:rPr>
+          <w:b/>
+          <w:sz w:val="22"/>
+        </w:rPr>
+        <w:t>Indicators</w:t>
+      </w:r>
+    </w:p>
+    <w:p>
+      <w:pPr>
+        <w:spacing w:before="80" w:after="20"/>
+      </w:pPr>
+      <w:r>
+        <w:rPr>
+          <w:sz w:val="24"/>
+        </w:rPr>
+        <w:t xml:space="preserve">☐ </w:t>
+      </w:r>
+      <w:r>
+        <w:t>Yes, the indicators of the company support the targets of sustainability and PAI indicators followed by the Fund</w:t>
+      </w:r>
+    </w:p>
+    <w:p>
+      <w:pPr>
+        <w:ind w:left="397"/>
+      </w:pPr>
+      <w:r>
+        <w:rPr>
+          <w:b/>
+          <w:color w:val="333333"/>
+          <w:sz w:val="19"/>
+        </w:rPr>
+        <w:t xml:space="preserve">Įrodymas: </w:t>
+      </w:r>
+      <w:r>
+        <w:rPr>
+          <w:b/>
+          <w:color w:val="333333"/>
+          <w:sz w:val="19"/>
+        </w:rPr>
+        <w:t xml:space="preserve">Reikia peržiūrėti. </w:t>
+      </w:r>
+      <w:r>
+        <w:rPr>
+          <w:b w:val="0"/>
+          <w:color w:val="333333"/>
+          <w:sz w:val="19"/>
+        </w:rPr>
+        <w:t>PAI rodiklių (finansuojamos emisijos, valdybos lyčių įvairovė ir kt.) automatiškai nerasta – patikrinti 2025 m. metinėje ataskaitoje</w:t>
+      </w:r>
+      <w:hyperlink r:id="rId19">
+        <w:r>
+          <w:rPr>
+            <w:color w:val="2A78D6"/>
+            <w:vertAlign w:val="superscript"/>
+            <w:sz w:val="16"/>
+          </w:rPr>
+          <w:t xml:space="preserve">12</w:t>
+        </w:r>
+      </w:hyperlink>
+      <w:r>
+        <w:rPr>
+          <w:b w:val="0"/>
+          <w:color w:val="333333"/>
+          <w:sz w:val="19"/>
+        </w:rPr>
+        <w:t>.</w:t>
+      </w:r>
+    </w:p>
+    <w:p>
+      <w:pPr>
+        <w:spacing w:before="80"/>
+      </w:pPr>
+      <w:r>
+        <w:rPr>
+          <w:b/>
+        </w:rPr>
+        <w:t xml:space="preserve">Additional comments: </w:t>
+      </w:r>
+    </w:p>
+    <w:p>
+      <w:pPr>
+        <w:spacing w:before="80"/>
+      </w:pPr>
+      <w:r>
+        <w:rPr>
+          <w:b/>
+        </w:rPr>
+        <w:t xml:space="preserve">Conclusion: </w:t>
+      </w:r>
+      <w:r>
+        <w:rPr>
+          <w:b w:val="0"/>
+        </w:rPr>
+        <w:t>Automatiškai rasta per mažai ESG įrodymų; dauguma punktų – rankinei peržiūrai pagal 2025 m. metinę ataskaitą. Stebėti ESG politikas po OTP įsigijimo.</w:t>
+      </w:r>
+    </w:p>
+    <w:p>
+      <w:r>
+        <w:rPr>
+          <w:i/>
+          <w:color w:val="5F6B7A"/>
+          <w:sz w:val="16"/>
+        </w:rPr>
+        <w:t>Taikytos SEB politikos: Financial sector - no dedicated SEB sector policy (general rules applied); Social and Human Rights Policy; Anti-corruption, Code of Conduct, Tax; Environmental Policy on Climate, Nature and Water</w:t>
+      </w:r>
+    </w:p>
+    <w:p>
+      <w:pPr>
+        <w:spacing w:before="280" w:after="80"/>
+        <w:pBdr>
+          <w:bottom w:val="single" w:sz="6" w:color="C9D3DE" w:space="2"/>
+        </w:pBdr>
+      </w:pPr>
+      <w:r>
+        <w:rPr>
+          <w:b/>
+          <w:color w:val="1F4E79"/>
+          <w:sz w:val="28"/>
         </w:rPr>
         <w:t>Šaltiniai</w:t>
       </w:r>
     </w:p>
-    <w:tbl>
-      <w:tblPr>
-        <w:tblStyle w:val="TableGrid"/>
-        <w:tblW w:type="auto" w:w="0"/>
-        <w:tblLook w:firstColumn="1" w:firstRow="1" w:lastColumn="0" w:lastRow="0" w:noHBand="0" w:noVBand="1" w:val="04A0"/>
-      </w:tblPr>
-      <w:tblGrid>
-        <w:gridCol w:w="2550"/>
-        <w:gridCol w:w="2550"/>
-        <w:gridCol w:w="2550"/>
-        <w:gridCol w:w="2550"/>
-      </w:tblGrid>
-      <w:tr>
-        <w:tc>
-          <w:tcPr>
-            <w:tcW w:type="dxa" w:w="567"/>
-            <w:shd w:val="clear" w:color="auto" w:fill="1F4E79"/>
-          </w:tcPr>
-          <w:p>
-            <w:r/>
-            <w:r>
-              <w:rPr>
-                <w:b/>
-                <w:color w:val="FFFFFF"/>
-                <w:sz w:val="17"/>
-              </w:rPr>
-              <w:t>#</w:t>
-            </w:r>
-          </w:p>
-        </w:tc>
-        <w:tc>
-          <w:tcPr>
-            <w:tcW w:type="dxa" w:w="3118"/>
-            <w:shd w:val="clear" w:color="auto" w:fill="1F4E79"/>
-          </w:tcPr>
-          <w:p>
-            <w:r/>
-            <w:r>
-              <w:rPr>
-                <w:b/>
-                <w:color w:val="FFFFFF"/>
-                <w:sz w:val="17"/>
-              </w:rPr>
-            </w:r>
-          </w:p>
-        </w:tc>
-        <w:tc>
-          <w:tcPr>
-            <w:tcW w:type="dxa" w:w="1134"/>
-            <w:shd w:val="clear" w:color="auto" w:fill="1F4E79"/>
-          </w:tcPr>
-          <w:p>
-            <w:r/>
-            <w:r>
-              <w:rPr>
-                <w:b/>
-                <w:color w:val="FFFFFF"/>
-                <w:sz w:val="17"/>
-              </w:rPr>
-            </w:r>
-          </w:p>
-        </w:tc>
-        <w:tc>
-          <w:tcPr>
-            <w:tcW w:type="dxa" w:w="4819"/>
-            <w:shd w:val="clear" w:color="auto" w:fill="1F4E79"/>
-          </w:tcPr>
-          <w:p>
-            <w:r/>
-            <w:r>
-              <w:rPr>
-                <w:b/>
-                <w:color w:val="FFFFFF"/>
-                <w:sz w:val="17"/>
-              </w:rPr>
-              <w:t>URL</w:t>
-            </w:r>
-          </w:p>
-        </w:tc>
-      </w:tr>
-      <w:tr>
-        <w:tc>
-          <w:tcPr>
-            <w:tcW w:type="dxa" w:w="567"/>
-          </w:tcPr>
-          <w:p>
-            <w:r/>
-            <w:r>
-              <w:rPr>
-                <w:sz w:val="17"/>
-              </w:rPr>
-              <w:t>L1</w:t>
-            </w:r>
-          </w:p>
-        </w:tc>
-        <w:tc>
-          <w:tcPr>
-            <w:tcW w:type="dxa" w:w="3118"/>
-          </w:tcPr>
-          <w:p>
-            <w:r/>
-            <w:r>
-              <w:rPr>
-                <w:sz w:val="17"/>
-              </w:rPr>
-              <w:t>Luminor Bank - Interim report 2Q 2026</w:t>
-            </w:r>
-          </w:p>
-        </w:tc>
-        <w:tc>
-          <w:tcPr>
-            <w:tcW w:type="dxa" w:w="1134"/>
-          </w:tcPr>
-          <w:p>
-            <w:r/>
-            <w:r>
-              <w:rPr>
-                <w:sz w:val="17"/>
-              </w:rPr>
-              <w:t>2026-08-11</w:t>
-            </w:r>
-          </w:p>
-        </w:tc>
-        <w:tc>
-          <w:tcPr>
-            <w:tcW w:type="dxa" w:w="4819"/>
-          </w:tcPr>
-          <w:p>
-            <w:r/>
-            <w:r>
-              <w:rPr>
-                <w:sz w:val="17"/>
-              </w:rPr>
-              <w:t>https://luminor.lv/sites/default/files/docs/finansu_parskati/luminor_bank_interim_report_2q26.pdf</w:t>
-            </w:r>
-          </w:p>
-        </w:tc>
-      </w:tr>
-      <w:tr>
-        <w:tc>
-          <w:tcPr>
-            <w:tcW w:type="dxa" w:w="567"/>
-          </w:tcPr>
-          <w:p>
-            <w:r/>
-            <w:r>
-              <w:rPr>
-                <w:sz w:val="17"/>
-              </w:rPr>
-              <w:t>L2</w:t>
-            </w:r>
-          </w:p>
-        </w:tc>
-        <w:tc>
-          <w:tcPr>
-            <w:tcW w:type="dxa" w:w="3118"/>
-          </w:tcPr>
-          <w:p>
-            <w:r/>
-            <w:r>
-              <w:rPr>
-                <w:sz w:val="17"/>
-              </w:rPr>
-              <w:t>Luminor Bank - Annual report 2025</w:t>
-            </w:r>
-          </w:p>
-        </w:tc>
-        <w:tc>
-          <w:tcPr>
-            <w:tcW w:type="dxa" w:w="1134"/>
-          </w:tcPr>
-          <w:p>
-            <w:r/>
-            <w:r>
-              <w:rPr>
-                <w:sz w:val="17"/>
-              </w:rPr>
-              <w:t>2026</w:t>
-            </w:r>
-          </w:p>
-        </w:tc>
-        <w:tc>
-          <w:tcPr>
-            <w:tcW w:type="dxa" w:w="4819"/>
-          </w:tcPr>
-          <w:p>
-            <w:r/>
-            <w:r>
-              <w:rPr>
-                <w:sz w:val="17"/>
-              </w:rPr>
-              <w:t>https://luminor.lv/sites/default/files/docs/finansu_parskati/luminor_bank_annual_report_2025-lv.pdf</w:t>
-            </w:r>
-          </w:p>
-        </w:tc>
-      </w:tr>
-      <w:tr>
-        <w:tc>
-          <w:tcPr>
-            <w:tcW w:type="dxa" w:w="567"/>
-          </w:tcPr>
-          <w:p>
-            <w:r/>
-            <w:r>
-              <w:rPr>
-                <w:sz w:val="17"/>
-              </w:rPr>
-              <w:t>L3</w:t>
-            </w:r>
-          </w:p>
-        </w:tc>
-        <w:tc>
-          <w:tcPr>
-            <w:tcW w:type="dxa" w:w="3118"/>
-          </w:tcPr>
-          <w:p>
-            <w:r/>
-            <w:r>
-              <w:rPr>
-                <w:sz w:val="17"/>
-              </w:rPr>
-              <w:t>Luminor - Primary placements (bond list)</w:t>
-            </w:r>
-          </w:p>
-        </w:tc>
-        <w:tc>
-          <w:tcPr>
-            <w:tcW w:type="dxa" w:w="1134"/>
-          </w:tcPr>
-          <w:p>
-            <w:r/>
-            <w:r>
-              <w:rPr>
-                <w:sz w:val="17"/>
-              </w:rPr>
-              <w:t>2026-09-28</w:t>
-            </w:r>
-          </w:p>
-        </w:tc>
-        <w:tc>
-          <w:tcPr>
-            <w:tcW w:type="dxa" w:w="4819"/>
-          </w:tcPr>
-          <w:p>
-            <w:r/>
-            <w:r>
-              <w:rPr>
-                <w:sz w:val="17"/>
-              </w:rPr>
-              <w:t>https://luminor.lv/en/placements</w:t>
-            </w:r>
-          </w:p>
-        </w:tc>
-      </w:tr>
-      <w:tr>
-        <w:tc>
-          <w:tcPr>
-            <w:tcW w:type="dxa" w:w="567"/>
-          </w:tcPr>
-          <w:p>
-            <w:r/>
-            <w:r>
-              <w:rPr>
-                <w:sz w:val="17"/>
-              </w:rPr>
-              <w:t>L4</w:t>
-            </w:r>
-          </w:p>
-        </w:tc>
-        <w:tc>
-          <w:tcPr>
-            <w:tcW w:type="dxa" w:w="3118"/>
-          </w:tcPr>
-          <w:p>
-            <w:r/>
-            <w:r>
-              <w:rPr>
-                <w:sz w:val="17"/>
-              </w:rPr>
-              <w:t>Luminor - Financial reports</w:t>
-            </w:r>
-          </w:p>
-        </w:tc>
-        <w:tc>
-          <w:tcPr>
-            <w:tcW w:type="dxa" w:w="1134"/>
-          </w:tcPr>
-          <w:p>
-            <w:r/>
-            <w:r>
-              <w:rPr>
-                <w:sz w:val="17"/>
-              </w:rPr>
-              <w:t>2026-10-22</w:t>
-            </w:r>
-          </w:p>
-        </w:tc>
-        <w:tc>
-          <w:tcPr>
-            <w:tcW w:type="dxa" w:w="4819"/>
-          </w:tcPr>
-          <w:p>
-            <w:r/>
-            <w:r>
-              <w:rPr>
-                <w:sz w:val="17"/>
-              </w:rPr>
-              <w:t>https://luminor.lv/en/financial-reports</w:t>
-            </w:r>
-          </w:p>
-        </w:tc>
-      </w:tr>
-    </w:tbl>
-    <w:p/>
+    <w:p>
+      <w:pPr>
+        <w:spacing w:after="20"/>
+        <w:ind w:left="340" w:hanging="340"/>
+      </w:pPr>
+      <w:r>
+        <w:rPr>
+          <w:sz w:val="17"/>
+        </w:rPr>
+        <w:t xml:space="preserve">1. </w:t>
+      </w:r>
+      <w:hyperlink r:id="rId10">
+        <w:r>
+          <w:rPr>
+            <w:color w:val="2A78D6"/>
+            <w:sz w:val="17"/>
+          </w:rPr>
+          <w:t xml:space="preserve">Luminor Bank - Interim report 2Q 2026, p. 15, 2026-08-11</w:t>
+        </w:r>
+      </w:hyperlink>
+    </w:p>
+    <w:p>
+      <w:pPr>
+        <w:spacing w:after="20"/>
+        <w:ind w:left="340" w:hanging="340"/>
+      </w:pPr>
+      <w:r>
+        <w:rPr>
+          <w:sz w:val="17"/>
+        </w:rPr>
+        <w:t xml:space="preserve">2. </w:t>
+      </w:r>
+      <w:hyperlink r:id="rId11">
+        <w:r>
+          <w:rPr>
+            <w:color w:val="2A78D6"/>
+            <w:sz w:val="17"/>
+          </w:rPr>
+          <w:t xml:space="preserve">Luminor Bank - Annual report 2025, p. 9, 2026</w:t>
+        </w:r>
+      </w:hyperlink>
+    </w:p>
+    <w:p>
+      <w:pPr>
+        <w:spacing w:after="20"/>
+        <w:ind w:left="340" w:hanging="340"/>
+      </w:pPr>
+      <w:r>
+        <w:rPr>
+          <w:sz w:val="17"/>
+        </w:rPr>
+        <w:t xml:space="preserve">3. </w:t>
+      </w:r>
+      <w:hyperlink r:id="rId12">
+        <w:r>
+          <w:rPr>
+            <w:color w:val="2A78D6"/>
+            <w:sz w:val="17"/>
+          </w:rPr>
+          <w:t xml:space="preserve">Luminor Bank - Interim report 2Q 2026, p. 5, 16, 2026-08-11</w:t>
+        </w:r>
+      </w:hyperlink>
+    </w:p>
+    <w:p>
+      <w:pPr>
+        <w:spacing w:after="20"/>
+        <w:ind w:left="340" w:hanging="340"/>
+      </w:pPr>
+      <w:r>
+        <w:rPr>
+          <w:sz w:val="17"/>
+        </w:rPr>
+        <w:t xml:space="preserve">4. </w:t>
+      </w:r>
+      <w:hyperlink r:id="rId13">
+        <w:r>
+          <w:rPr>
+            <w:color w:val="2A78D6"/>
+            <w:sz w:val="17"/>
+          </w:rPr>
+          <w:t xml:space="preserve">Luminor Bank - Interim report 2Q 2026, 2026-08-11</w:t>
+        </w:r>
+      </w:hyperlink>
+    </w:p>
+    <w:p>
+      <w:pPr>
+        <w:spacing w:after="20"/>
+        <w:ind w:left="340" w:hanging="340"/>
+      </w:pPr>
+      <w:r>
+        <w:rPr>
+          <w:sz w:val="17"/>
+        </w:rPr>
+        <w:t xml:space="preserve">5. </w:t>
+      </w:r>
+      <w:hyperlink r:id="rId14">
+        <w:r>
+          <w:rPr>
+            <w:color w:val="2A78D6"/>
+            <w:sz w:val="17"/>
+          </w:rPr>
+          <w:t xml:space="preserve">Luminor Bank - Interim report 2Q 2026, p. 4, 15, 2026-08-11</w:t>
+        </w:r>
+      </w:hyperlink>
+    </w:p>
+    <w:p>
+      <w:pPr>
+        <w:spacing w:after="20"/>
+        <w:ind w:left="340" w:hanging="340"/>
+      </w:pPr>
+      <w:r>
+        <w:rPr>
+          <w:sz w:val="17"/>
+        </w:rPr>
+        <w:t xml:space="preserve">6. </w:t>
+      </w:r>
+      <w:hyperlink r:id="rId14">
+        <w:r>
+          <w:rPr>
+            <w:color w:val="2A78D6"/>
+            <w:sz w:val="17"/>
+          </w:rPr>
+          <w:t xml:space="preserve">Luminor Bank - Interim report 2Q 2026, p. 4, 8, 2026-08-11</w:t>
+        </w:r>
+      </w:hyperlink>
+    </w:p>
+    <w:p>
+      <w:pPr>
+        <w:spacing w:after="20"/>
+        <w:ind w:left="340" w:hanging="340"/>
+      </w:pPr>
+      <w:r>
+        <w:rPr>
+          <w:sz w:val="17"/>
+        </w:rPr>
+        <w:t xml:space="preserve">7. </w:t>
+      </w:r>
+      <w:hyperlink r:id="rId15">
+        <w:r>
+          <w:rPr>
+            <w:color w:val="2A78D6"/>
+            <w:sz w:val="17"/>
+          </w:rPr>
+          <w:t xml:space="preserve">Luminor Bank - Annual report 2025, p. 7, 2026</w:t>
+        </w:r>
+      </w:hyperlink>
+    </w:p>
+    <w:p>
+      <w:pPr>
+        <w:spacing w:after="20"/>
+        <w:ind w:left="340" w:hanging="340"/>
+      </w:pPr>
+      <w:r>
+        <w:rPr>
+          <w:sz w:val="17"/>
+        </w:rPr>
+        <w:t xml:space="preserve">8. </w:t>
+      </w:r>
+      <w:hyperlink r:id="rId12">
+        <w:r>
+          <w:rPr>
+            <w:color w:val="2A78D6"/>
+            <w:sz w:val="17"/>
+          </w:rPr>
+          <w:t xml:space="preserve">Luminor Bank - Interim report 2Q 2026, p. 5, 2026-08-11</w:t>
+        </w:r>
+      </w:hyperlink>
+    </w:p>
+    <w:p>
+      <w:pPr>
+        <w:spacing w:after="20"/>
+        <w:ind w:left="340" w:hanging="340"/>
+      </w:pPr>
+      <w:r>
+        <w:rPr>
+          <w:sz w:val="17"/>
+        </w:rPr>
+        <w:t xml:space="preserve">9. </w:t>
+      </w:r>
+      <w:hyperlink r:id="rId16">
+        <w:r>
+          <w:rPr>
+            <w:color w:val="2A78D6"/>
+            <w:sz w:val="17"/>
+          </w:rPr>
+          <w:t xml:space="preserve">Luminor Bank - Interim report 2Q 2026, p. 16, 2026-08-11</w:t>
+        </w:r>
+      </w:hyperlink>
+    </w:p>
+    <w:p>
+      <w:pPr>
+        <w:spacing w:after="20"/>
+        <w:ind w:left="340" w:hanging="340"/>
+      </w:pPr>
+      <w:r>
+        <w:rPr>
+          <w:sz w:val="17"/>
+        </w:rPr>
+        <w:t xml:space="preserve">10. </w:t>
+      </w:r>
+      <w:hyperlink r:id="rId17">
+        <w:r>
+          <w:rPr>
+            <w:color w:val="2A78D6"/>
+            <w:sz w:val="17"/>
+          </w:rPr>
+          <w:t xml:space="preserve">Luminor Bank - Annual report 2025, p. 8, 2026</w:t>
+        </w:r>
+      </w:hyperlink>
+    </w:p>
+    <w:p>
+      <w:pPr>
+        <w:spacing w:after="20"/>
+        <w:ind w:left="340" w:hanging="340"/>
+      </w:pPr>
+      <w:r>
+        <w:rPr>
+          <w:sz w:val="17"/>
+        </w:rPr>
+        <w:t xml:space="preserve">11. </w:t>
+      </w:r>
+      <w:hyperlink r:id="rId15">
+        <w:r>
+          <w:rPr>
+            <w:color w:val="2A78D6"/>
+            <w:sz w:val="17"/>
+          </w:rPr>
+          <w:t xml:space="preserve">Luminor Bank - Annual report 2025, p. 7-8, 2026</w:t>
+        </w:r>
+      </w:hyperlink>
+    </w:p>
+    <w:p>
+      <w:pPr>
+        <w:spacing w:after="20"/>
+        <w:ind w:left="340" w:hanging="340"/>
+      </w:pPr>
+      <w:r>
+        <w:rPr>
+          <w:sz w:val="17"/>
+        </w:rPr>
+        <w:t xml:space="preserve">12. </w:t>
+      </w:r>
+      <w:hyperlink r:id="rId19">
+        <w:r>
+          <w:rPr>
+            <w:color w:val="2A78D6"/>
+            <w:sz w:val="17"/>
+          </w:rPr>
+          <w:t xml:space="preserve">Luminor Bank - Annual report 2025, 2026</w:t>
+        </w:r>
+      </w:hyperlink>
+    </w:p>
+    <w:p>
+      <w:pPr>
+        <w:spacing w:after="20"/>
+        <w:ind w:left="340" w:hanging="340"/>
+      </w:pPr>
+      <w:r>
+        <w:rPr>
+          <w:sz w:val="17"/>
+        </w:rPr>
+        <w:t xml:space="preserve">13. </w:t>
+      </w:r>
+      <w:hyperlink r:id="rId20">
+        <w:r>
+          <w:rPr>
+            <w:color w:val="2A78D6"/>
+            <w:sz w:val="17"/>
+          </w:rPr>
+          <w:t xml:space="preserve">Luminor Bank - Annual report 2025, p. 5, 2026</w:t>
+        </w:r>
+      </w:hyperlink>
+    </w:p>
+    <w:p>
+      <w:pPr>
+        <w:spacing w:after="20"/>
+        <w:ind w:left="340" w:hanging="340"/>
+      </w:pPr>
+      <w:r>
+        <w:rPr>
+          <w:sz w:val="17"/>
+        </w:rPr>
+        <w:t xml:space="preserve">14. </w:t>
+      </w:r>
+      <w:hyperlink r:id="rId14">
+        <w:r>
+          <w:rPr>
+            <w:color w:val="2A78D6"/>
+            <w:sz w:val="17"/>
+          </w:rPr>
+          <w:t xml:space="preserve">Luminor Bank - Interim report 2Q 2026, p. 4, 2026-08-11</w:t>
+        </w:r>
+      </w:hyperlink>
+    </w:p>
+    <w:p>
+      <w:pPr>
+        <w:spacing w:after="20"/>
+        <w:ind w:left="340" w:hanging="340"/>
+      </w:pPr>
+      <w:r>
+        <w:rPr>
+          <w:sz w:val="17"/>
+        </w:rPr>
+        <w:t xml:space="preserve">15. </w:t>
+      </w:r>
+      <w:hyperlink r:id="rId21">
+        <w:r>
+          <w:rPr>
+            <w:color w:val="2A78D6"/>
+            <w:sz w:val="17"/>
+          </w:rPr>
+          <w:t xml:space="preserve">Luminor - Primary placements (bond list), 2026-09-28</w:t>
+        </w:r>
+      </w:hyperlink>
+    </w:p>
     <w:p>
       <w:r>
         <w:rPr>
           <w:i/>
+          <w:color w:val="5F6B7A"/>
           <w:sz w:val="16"/>
         </w:rPr>
         <w:t>Ataskaita parengta automatiškai iš viešų šaltinių. Skaičiai pateikiami taip, kaip juos skelbia emitentas; nuorodos [S#] veda į šaltinių sąrašą. Prieš naudojant sprendimui, analitikas turi peržiūrėti pažymėtus punktus.</w:t>
       </w:r>
     </w:p>
     <w:sectPr>
+      <w:footerReference w:type="default" r:id="rId9"/>
       <w:pgSz w:w="12240" w:h="15840"/>
-      <w:pgMar w:top="907" w:right="1020" w:bottom="907" w:left="1020" w:header="720" w:footer="720" w:gutter="0"/>
+      <w:pgMar w:top="907" w:right="1134" w:bottom="907" w:left="1134" w:header="720" w:footer="720" w:gutter="0"/>
       <w:cols w:space="720"/>
       <w:docGrid w:linePitch="360"/>
     </w:sectPr>
   </w:body>
 </w:document>
+</file>
+
+<file path=word/footer1.xml><?xml version="1.0" encoding="utf-8"?>
+<w:ftr xmlns:m="http://schemas.openxmlformats.org/officeDocument/2006/math" xmlns:mc="http://schemas.openxmlformats.org/markup-compatibility/2006" xmlns:mo="http://schemas.microsoft.com/office/mac/office/2008/main" xmlns:mv="urn:schemas-microsoft-com:mac:vml" xmlns:o="urn:schemas-microsoft-com:office:office" xmlns:r="http://schemas.openxmlformats.org/officeDocument/2006/relationships" xmlns:v="urn:schemas-microsoft-com:vml" xmlns:w10="urn:schemas-microsoft-com:office:word" xmlns:w14="http://schemas.microsoft.com/office/word/2010/wordml" xmlns:w="http://schemas.openxmlformats.org/wordprocessingml/2006/main" xmlns:wne="http://schemas.microsoft.com/office/word/2006/wordml" xmlns:wp14="http://schemas.microsoft.com/office/word/2010/wordprocessingDrawing" xmlns:wp="http://schemas.openxmlformats.org/drawingml/2006/wordprocessingDrawing" xmlns:wpc="http://schemas.microsoft.com/office/word/2010/wordprocessingCanvas" xmlns:wpg="http://schemas.microsoft.com/office/word/2010/wordprocessingGroup" xmlns:wpi="http://schemas.microsoft.com/office/word/2010/wordprocessingInk" xmlns:wps="http://schemas.microsoft.com/office/word/2010/wordprocessingShape" mc:Ignorable="w14 wp14">
+  <w:p>
+    <w:pPr>
+      <w:pStyle w:val="Footer"/>
+      <w:jc w:val="right"/>
+    </w:pPr>
+    <w:r>
+      <w:rPr>
+        <w:color w:val="5F6B7A"/>
+        <w:sz w:val="16"/>
+      </w:rPr>
+      <w:t xml:space="preserve">Luminor Bank · 1H2026 · 2026-10-22   ·   </w:t>
+    </w:r>
+    <w:fldSimple w:instr="PAGE"/>
+  </w:p>
+</w:ftr>
 </file>
 
 <file path=word/numbering.xml><?xml version="1.0" encoding="utf-8"?>
@@ -4010,9 +5140,13 @@
     <w:name w:val="Normal"/>
     <w:qFormat/>
     <w:rsid w:val="00FC693F"/>
+    <w:pPr>
+      <w:spacing w:after="80"/>
+    </w:pPr>
     <w:rPr>
       <w:rFonts w:ascii="Calibri" w:hAnsi="Calibri"/>
-      <w:sz w:val="20"/>
+      <w:color w:val="1A1A1A"/>
+      <w:sz w:val="21"/>
     </w:rPr>
   </w:style>
   <w:style w:type="paragraph" w:styleId="Header">

--- a/docs/files/luminor/luminor_1H2026_lt.docx
+++ b/docs/files/luminor/luminor_1H2026_lt.docx
@@ -157,7 +157,7 @@
               <w:rPr>
                 <w:b/>
                 <w:color w:val="1F4E79"/>
-                <w:sz w:val="30"/>
+                <w:sz w:val="26"/>
               </w:rPr>
               <w:t>37,4 mln. EUR</w:t>
             </w:r>
@@ -195,7 +195,7 @@
               <w:rPr>
                 <w:b/>
                 <w:color w:val="1F4E79"/>
-                <w:sz w:val="30"/>
+                <w:sz w:val="26"/>
               </w:rPr>
               <w:t>7,7 %</w:t>
             </w:r>
@@ -233,7 +233,7 @@
               <w:rPr>
                 <w:b/>
                 <w:color w:val="1F4E79"/>
-                <w:sz w:val="30"/>
+                <w:sz w:val="26"/>
               </w:rPr>
               <w:t>19,6 %</w:t>
             </w:r>
@@ -271,7 +271,7 @@
               <w:rPr>
                 <w:b/>
                 <w:color w:val="1F4E79"/>
-                <w:sz w:val="30"/>
+                <w:sz w:val="26"/>
               </w:rPr>
               <w:t>187,0 %</w:t>
             </w:r>

--- a/docs/files/luminor/luminor_1H2026_lt.docx
+++ b/docs/files/luminor/luminor_1H2026_lt.docx
@@ -4036,7 +4036,7 @@
         <w:rPr>
           <w:sz w:val="24"/>
         </w:rPr>
-        <w:t xml:space="preserve">☐ </w:t>
+        <w:t xml:space="preserve">☑ </w:t>
       </w:r>
       <w:r>
         <w:t>Yes, the company is promoting environmental or social characteristics (activities, ESG policy, good ESG rating, etc)</w:t>
@@ -4056,19 +4056,29 @@
       </w:r>
       <w:r>
         <w:rPr>
-          <w:b/>
+          <w:b w:val="0"/>
           <w:color w:val="333333"/>
           <w:sz w:val="19"/>
         </w:rPr>
-        <w:t xml:space="preserve">Reikia peržiūrėti. </w:t>
+        <w:t>Tvaraus NT ir atsinaujinančios energetikos paskolos 2025 m. – 305,4 mln. EUR (2024 m. – 182,4 mln.), tikslas – 700 mln. EUR iki 2030 m.; žalios ar su tvarumu susietos obligacijos sudaro 7,4 % obligacijų portfelio; Sustainalytics ESG rizikos reitingas 18,4 (maža rizika)</w:t>
       </w:r>
+      <w:hyperlink r:id="rId22">
+        <w:r>
+          <w:rPr>
+            <w:color w:val="2A78D6"/>
+            <w:vertAlign w:val="superscript"/>
+            <w:sz w:val="16"/>
+          </w:rPr>
+          <w:t xml:space="preserve">16</w:t>
+        </w:r>
+      </w:hyperlink>
       <w:r>
         <w:rPr>
           <w:b w:val="0"/>
           <w:color w:val="333333"/>
           <w:sz w:val="19"/>
         </w:rPr>
-        <w:t>Žaliųjų paskolų / obligacijų, ESG reitingo ar ESG politikos duomenų automatiškai nerasta.</w:t>
+        <w:t>.</w:t>
       </w:r>
     </w:p>
     <w:p>
@@ -4183,7 +4193,7 @@
         <w:rPr>
           <w:sz w:val="24"/>
         </w:rPr>
-        <w:t xml:space="preserve">☐ </w:t>
+        <w:t xml:space="preserve">☑ </w:t>
       </w:r>
       <w:r>
         <w:t>Yes, the company fulfills the expectations from SEB thematic and sector policies</w:t>
@@ -4207,7 +4217,7 @@
           <w:color w:val="333333"/>
           <w:sz w:val="19"/>
         </w:rPr>
-        <w:t xml:space="preserve">Reikia peržiūrėti. </w:t>
+        <w:t>Taikoma:</w:t>
       </w:r>
       <w:r>
         <w:rPr>
@@ -4215,7 +4225,183 @@
           <w:color w:val="333333"/>
           <w:sz w:val="19"/>
         </w:rPr>
-        <w:t>SEB neturi atskiros finansų sektoriaus politikos – taikomos bendros taisyklės (UNGC, OECD, žmogaus teisės, Paryžiaus tikslai). Banko duomenų jų vertinimui automatiškai rasta per mažai.</w:t>
+        <w:t xml:space="preserve"> SEB neturi bankų sektoriaus politikos, todėl taikoma investicijų politika bei aplinkosaugos ir socialinė / žmogaus teisių politikos</w:t>
+      </w:r>
+      <w:hyperlink r:id="rId23">
+        <w:r>
+          <w:rPr>
+            <w:color w:val="2A78D6"/>
+            <w:vertAlign w:val="superscript"/>
+            <w:sz w:val="16"/>
+          </w:rPr>
+          <w:t xml:space="preserve">17</w:t>
+        </w:r>
+      </w:hyperlink>
+      <w:r>
+        <w:rPr>
+          <w:b w:val="0"/>
+          <w:color w:val="333333"/>
+          <w:sz w:val="19"/>
+        </w:rPr>
+        <w:t xml:space="preserve">. </w:t>
+      </w:r>
+      <w:r>
+        <w:rPr>
+          <w:b/>
+          <w:color w:val="333333"/>
+          <w:sz w:val="19"/>
+        </w:rPr>
+        <w:t>Atitinka:</w:t>
+      </w:r>
+      <w:r>
+        <w:rPr>
+          <w:b w:val="0"/>
+          <w:color w:val="333333"/>
+          <w:sz w:val="19"/>
+        </w:rPr>
+        <w:t xml:space="preserve"> valdymo ar tarptautinių normų pažeidimų nerasta (greita paieška 2026-10-22); finansuojamos emisijos atskleidžiamos pagal PCAF (3 apimtis – 3,2 mln. t CO2e 2025 m.)</w:t>
+      </w:r>
+      <w:hyperlink r:id="rId24">
+        <w:r>
+          <w:rPr>
+            <w:color w:val="2A78D6"/>
+            <w:vertAlign w:val="superscript"/>
+            <w:sz w:val="16"/>
+          </w:rPr>
+          <w:t xml:space="preserve">18</w:t>
+        </w:r>
+      </w:hyperlink>
+      <w:r>
+        <w:rPr>
+          <w:b w:val="0"/>
+          <w:color w:val="333333"/>
+          <w:sz w:val="19"/>
+        </w:rPr>
+        <w:t>; tikslas – klimato neutralumas iki 2050 m.</w:t>
+      </w:r>
+      <w:hyperlink r:id="rId22">
+        <w:r>
+          <w:rPr>
+            <w:color w:val="2A78D6"/>
+            <w:vertAlign w:val="superscript"/>
+            <w:sz w:val="16"/>
+          </w:rPr>
+          <w:t xml:space="preserve">16</w:t>
+        </w:r>
+      </w:hyperlink>
+      <w:r>
+        <w:rPr>
+          <w:b w:val="0"/>
+          <w:color w:val="333333"/>
+          <w:sz w:val="19"/>
+        </w:rPr>
+        <w:t>; tvaraus NT ir atsinaujinančios energetikos paskolos 305,4 mln. EUR, tikslas – 700 mln. EUR iki 2030 m.</w:t>
+      </w:r>
+      <w:hyperlink r:id="rId22">
+        <w:r>
+          <w:rPr>
+            <w:color w:val="2A78D6"/>
+            <w:vertAlign w:val="superscript"/>
+            <w:sz w:val="16"/>
+          </w:rPr>
+          <w:t xml:space="preserve">16</w:t>
+        </w:r>
+      </w:hyperlink>
+      <w:r>
+        <w:rPr>
+          <w:b w:val="0"/>
+          <w:color w:val="333333"/>
+          <w:sz w:val="19"/>
+        </w:rPr>
+        <w:t>; Sustainalytics ESG rizikos reitingas 18,4 (maža rizika)</w:t>
+      </w:r>
+      <w:hyperlink r:id="rId22">
+        <w:r>
+          <w:rPr>
+            <w:color w:val="2A78D6"/>
+            <w:vertAlign w:val="superscript"/>
+            <w:sz w:val="16"/>
+          </w:rPr>
+          <w:t xml:space="preserve">16</w:t>
+        </w:r>
+      </w:hyperlink>
+      <w:r>
+        <w:rPr>
+          <w:b w:val="0"/>
+          <w:color w:val="333333"/>
+          <w:sz w:val="19"/>
+        </w:rPr>
+        <w:t>; įsipareigojimas gerbti žmogaus teises</w:t>
+      </w:r>
+      <w:hyperlink r:id="rId25">
+        <w:r>
+          <w:rPr>
+            <w:color w:val="2A78D6"/>
+            <w:vertAlign w:val="superscript"/>
+            <w:sz w:val="16"/>
+          </w:rPr>
+          <w:t xml:space="preserve">19</w:t>
+        </w:r>
+      </w:hyperlink>
+      <w:r>
+        <w:rPr>
+          <w:b w:val="0"/>
+          <w:color w:val="333333"/>
+          <w:sz w:val="19"/>
+        </w:rPr>
+        <w:t>; PPTFP ir sankcijų atitiktis</w:t>
+      </w:r>
+      <w:hyperlink r:id="rId25">
+        <w:r>
+          <w:rPr>
+            <w:color w:val="2A78D6"/>
+            <w:vertAlign w:val="superscript"/>
+            <w:sz w:val="16"/>
+          </w:rPr>
+          <w:t xml:space="preserve">19</w:t>
+        </w:r>
+      </w:hyperlink>
+      <w:r>
+        <w:rPr>
+          <w:b w:val="0"/>
+          <w:color w:val="333333"/>
+          <w:sz w:val="19"/>
+        </w:rPr>
+        <w:t>; antikorupcijos priemonės ir pranešėjų kanalai (iš santraukos, patikrinti)</w:t>
+      </w:r>
+      <w:hyperlink r:id="rId26">
+        <w:r>
+          <w:rPr>
+            <w:color w:val="2A78D6"/>
+            <w:vertAlign w:val="superscript"/>
+            <w:sz w:val="16"/>
+          </w:rPr>
+          <w:t xml:space="preserve">20</w:t>
+        </w:r>
+      </w:hyperlink>
+      <w:r>
+        <w:rPr>
+          <w:b w:val="0"/>
+          <w:color w:val="333333"/>
+          <w:sz w:val="19"/>
+        </w:rPr>
+        <w:t xml:space="preserve">. </w:t>
+      </w:r>
+      <w:r>
+        <w:rPr>
+          <w:b/>
+          <w:color w:val="333333"/>
+          <w:sz w:val="19"/>
+        </w:rPr>
+        <w:t>Nerasta:</w:t>
+      </w:r>
+      <w:r>
+        <w:rPr>
+          <w:b w:val="0"/>
+          <w:color w:val="333333"/>
+          <w:sz w:val="19"/>
+        </w:rPr>
+        <w:t xml:space="preserve"> viešo skolinimo išimčių sąrašo (anglis, nafta ir dujos, ginklai) ir narystės JT Pasauliniame susitarime / UNEP FI PRB; patikrinti Luminor tvarumo politiką ir pereinamojo laikotarpio plano principus.</w:t>
       </w:r>
     </w:p>
     <w:p>
@@ -4403,7 +4589,7 @@
           <w:color w:val="5F6B7A"/>
           <w:sz w:val="16"/>
         </w:rPr>
-        <w:t>Taikytos SEB politikos: Financial sector - no dedicated SEB sector policy (general rules applied); Social and Human Rights Policy; Anti-corruption, Code of Conduct, Tax; Environmental Policy on Climate, Nature and Water</w:t>
+        <w:t>Taikytos SEB politikos: Policy on Sustainability Considerations in Investments (SEB AB); Financial sector - no dedicated SEB sector policy (thematic policies applied); Environmental Policy on Climate, Nature and Water (thematic); Social and Human Rights Policy (thematic); Governance expectations in sector policies (anti-corruption, tax, reporting)</w:t>
       </w:r>
     </w:p>
     <w:p>
@@ -4738,6 +4924,111 @@
       </w:hyperlink>
     </w:p>
     <w:p>
+      <w:pPr>
+        <w:spacing w:after="20"/>
+        <w:ind w:left="340" w:hanging="340"/>
+      </w:pPr>
+      <w:r>
+        <w:rPr>
+          <w:sz w:val="17"/>
+        </w:rPr>
+        <w:t xml:space="preserve">16. </w:t>
+      </w:r>
+      <w:hyperlink r:id="rId22">
+        <w:r>
+          <w:rPr>
+            <w:color w:val="2A78D6"/>
+            <w:sz w:val="17"/>
+          </w:rPr>
+          <w:t xml:space="preserve">Luminor Bank - Annual report 2025, p. 19, 2026</w:t>
+        </w:r>
+      </w:hyperlink>
+    </w:p>
+    <w:p>
+      <w:pPr>
+        <w:spacing w:after="20"/>
+        <w:ind w:left="340" w:hanging="340"/>
+      </w:pPr>
+      <w:r>
+        <w:rPr>
+          <w:sz w:val="17"/>
+        </w:rPr>
+        <w:t xml:space="preserve">17. </w:t>
+      </w:r>
+      <w:hyperlink r:id="rId23">
+        <w:r>
+          <w:rPr>
+            <w:color w:val="2A78D6"/>
+            <w:sz w:val="17"/>
+          </w:rPr>
+          <w:t xml:space="preserve">SEB Policy on Sustainability Considerations in Investments (2026-04-15), p. 5, 7, 2026-04-15</w:t>
+        </w:r>
+      </w:hyperlink>
+    </w:p>
+    <w:p>
+      <w:pPr>
+        <w:spacing w:after="20"/>
+        <w:ind w:left="340" w:hanging="340"/>
+      </w:pPr>
+      <w:r>
+        <w:rPr>
+          <w:sz w:val="17"/>
+        </w:rPr>
+        <w:t xml:space="preserve">18. </w:t>
+      </w:r>
+      <w:hyperlink r:id="rId24">
+        <w:r>
+          <w:rPr>
+            <w:color w:val="2A78D6"/>
+            <w:sz w:val="17"/>
+          </w:rPr>
+          <w:t xml:space="preserve">Luminor Bank - Annual report 2025, p. 22, 2026</w:t>
+        </w:r>
+      </w:hyperlink>
+    </w:p>
+    <w:p>
+      <w:pPr>
+        <w:spacing w:after="20"/>
+        <w:ind w:left="340" w:hanging="340"/>
+      </w:pPr>
+      <w:r>
+        <w:rPr>
+          <w:sz w:val="17"/>
+        </w:rPr>
+        <w:t xml:space="preserve">19. </w:t>
+      </w:r>
+      <w:hyperlink r:id="rId25">
+        <w:r>
+          <w:rPr>
+            <w:color w:val="2A78D6"/>
+            <w:sz w:val="17"/>
+          </w:rPr>
+          <w:t xml:space="preserve">Luminor Bank - Annual report 2025, p. 18, 2026</w:t>
+        </w:r>
+      </w:hyperlink>
+    </w:p>
+    <w:p>
+      <w:pPr>
+        <w:spacing w:after="20"/>
+        <w:ind w:left="340" w:hanging="340"/>
+      </w:pPr>
+      <w:r>
+        <w:rPr>
+          <w:sz w:val="17"/>
+        </w:rPr>
+        <w:t xml:space="preserve">20. </w:t>
+      </w:r>
+      <w:hyperlink r:id="rId26">
+        <w:r>
+          <w:rPr>
+            <w:color w:val="2A78D6"/>
+            <w:sz w:val="17"/>
+          </w:rPr>
+          <w:t xml:space="preserve">Luminor Bank - Annual report 2025, p. 23, 28, 2026</w:t>
+        </w:r>
+      </w:hyperlink>
+    </w:p>
+    <w:p>
       <w:r>
         <w:rPr>
           <w:i/>

--- a/docs/files/luminor/luminor_1H2026_lt.docx
+++ b/docs/files/luminor/luminor_1H2026_lt.docx
@@ -311,9 +311,15 @@
       </w:pPr>
       <w:r>
         <w:rPr>
+          <w:b/>
+        </w:rPr>
+        <w:t>Pelnas sumažėjo maždaug penktadaliu:</w:t>
+      </w:r>
+      <w:r>
+        <w:rPr>
           <w:b w:val="0"/>
         </w:rPr>
-        <w:t>1H 2026 grynasis pelnas 72,0 mln. EUR (1H 2025 – 91,6 mln.), II ketv. – 37,4 mln. EUR (46,2 mln.); ROE 7,7 %</w:t>
+        <w:t xml:space="preserve"> 2026 m. I pusm. grynasis pelnas 72,0 mln. EUR, prieš metus – 91,6 mln.; vien II ketv. – 37,4 mln. EUR (46,2 mln.). Nuosavo kapitalo grąža 7,7 %</w:t>
       </w:r>
       <w:hyperlink r:id="rId12">
         <w:r>
@@ -341,13 +347,13 @@
         <w:rPr>
           <w:b/>
         </w:rPr>
-        <w:t>Kapitalas ir likvidumas aukšti:</w:t>
+        <w:t>Kapitalas ir likvidumas gerokai viršija reikalavimus:</w:t>
       </w:r>
       <w:r>
         <w:rPr>
           <w:b w:val="0"/>
         </w:rPr>
-        <w:t xml:space="preserve"> CET1 19,6 %, bendras kapitalas 23,7 %, MREL 36,34 % TREA (reikalavimas 23,69 % + buferiai), LCR 187,0 %, NSFR 142,3 %</w:t>
+        <w:t xml:space="preserve"> CET1 19,6 %, bendras kapitalas 23,7 %. MREL 36,34 % TREA, kai reikalaujama 23,69 % plius buferiai. Likvidumas: LCR 187,0 %, NSFR 142,3 %</w:t>
       </w:r>
       <w:hyperlink r:id="rId13">
         <w:r>
@@ -375,13 +381,13 @@
         <w:rPr>
           <w:b/>
         </w:rPr>
-        <w:t>Savininko keitimas:</w:t>
+        <w:t>Keičiasi savininkas:</w:t>
       </w:r>
       <w:r>
         <w:rPr>
           <w:b w:val="0"/>
         </w:rPr>
-        <w:t xml:space="preserve"> 2026-07-20 paskelbta, kad OTP Bank įsigis 100 % Luminor Holding akcijų iš Blackstone konsorciumo ir DNB; reikia priežiūros institucijų leidimų. Po pranešimo Moody's patvirtino reitingą ir perspektyvą</w:t>
+        <w:t xml:space="preserve"> 2026-07-20 paskelbta, kad OTP Bank įsigis 100 % Luminor iš Blackstone konsorciumo ir DNB. Laukiama priežiūros institucijų leidimų. Moody's reitingą ir perspektyvą paliko</w:t>
       </w:r>
       <w:hyperlink r:id="rId14">
         <w:r>
@@ -407,9 +413,15 @@
       </w:pPr>
       <w:r>
         <w:rPr>
+          <w:b/>
+        </w:rPr>
+        <w:t>Dalis kapitalo bus grąžinta:</w:t>
+      </w:r>
+      <w:r>
+        <w:rPr>
           <w:b w:val="0"/>
         </w:rPr>
-        <w:t>Priežiūros institucija (ECB, 2026-07-17) leido sumažinti CET1 kapitalą 200,0 mln. EUR; tikimasi IV ketv.</w:t>
+        <w:t xml:space="preserve"> 2026-07-17 ECB leido sumažinti CET1 kapitalą 200,0 mln. EUR; tikimasi IV ketv.</w:t>
       </w:r>
       <w:hyperlink r:id="rId14">
         <w:r>
@@ -437,13 +449,13 @@
         <w:rPr>
           <w:b/>
         </w:rPr>
-        <w:t>Finansavimas:</w:t>
+        <w:t>Pigesnis finansavimas:</w:t>
       </w:r>
       <w:r>
         <w:rPr>
           <w:b w:val="0"/>
         </w:rPr>
-        <w:t xml:space="preserve"> 1H 2026 išpirkta 300 mln. EUR pirmaeilė obligacija (MS+4,471 %) ir išleista pirmoji 500 mln. EUR senior non-preferred obligacija (MS+1,28 %)</w:t>
+        <w:t xml:space="preserve"> grąžinta 300 mln. EUR pirmaeilė obligacija (MS+4,471 %) ir išleista pirmoji 500 mln. EUR senior non-preferred obligacija (MS+1,28 %)</w:t>
       </w:r>
       <w:hyperlink r:id="rId13">
         <w:r>
@@ -1001,16 +1013,17 @@
         </w:tblBorders>
       </w:tblPr>
       <w:tblGrid>
-        <w:gridCol w:w="1994"/>
-        <w:gridCol w:w="1994"/>
-        <w:gridCol w:w="1994"/>
-        <w:gridCol w:w="1994"/>
-        <w:gridCol w:w="1994"/>
+        <w:gridCol w:w="1662"/>
+        <w:gridCol w:w="1662"/>
+        <w:gridCol w:w="1662"/>
+        <w:gridCol w:w="1662"/>
+        <w:gridCol w:w="1662"/>
+        <w:gridCol w:w="1662"/>
       </w:tblGrid>
       <w:tr>
         <w:tc>
           <w:tcPr>
-            <w:tcW w:type="dxa" w:w="3628"/>
+            <w:tcW w:type="dxa" w:w="2948"/>
             <w:shd w:val="clear" w:color="auto" w:fill="1F4E79"/>
           </w:tcPr>
           <w:p>
@@ -1027,7 +1040,7 @@
         </w:tc>
         <w:tc>
           <w:tcPr>
-            <w:tcW w:type="dxa" w:w="1474"/>
+            <w:tcW w:type="dxa" w:w="1191"/>
             <w:shd w:val="clear" w:color="auto" w:fill="1F4E79"/>
           </w:tcPr>
           <w:p>
@@ -1047,7 +1060,7 @@
         </w:tc>
         <w:tc>
           <w:tcPr>
-            <w:tcW w:type="dxa" w:w="1474"/>
+            <w:tcW w:type="dxa" w:w="1191"/>
             <w:shd w:val="clear" w:color="auto" w:fill="1F4E79"/>
           </w:tcPr>
           <w:p>
@@ -1067,7 +1080,7 @@
         </w:tc>
         <w:tc>
           <w:tcPr>
-            <w:tcW w:type="dxa" w:w="1474"/>
+            <w:tcW w:type="dxa" w:w="1191"/>
             <w:shd w:val="clear" w:color="auto" w:fill="1F4E79"/>
           </w:tcPr>
           <w:p>
@@ -1087,7 +1100,7 @@
         </w:tc>
         <w:tc>
           <w:tcPr>
-            <w:tcW w:type="dxa" w:w="1474"/>
+            <w:tcW w:type="dxa" w:w="1191"/>
             <w:shd w:val="clear" w:color="auto" w:fill="1F4E79"/>
           </w:tcPr>
           <w:p>
@@ -1105,11 +1118,31 @@
             </w:r>
           </w:p>
         </w:tc>
+        <w:tc>
+          <w:tcPr>
+            <w:tcW w:type="dxa" w:w="2211"/>
+            <w:shd w:val="clear" w:color="auto" w:fill="1F4E79"/>
+          </w:tcPr>
+          <w:p>
+            <w:pPr>
+              <w:jc w:val="right"/>
+            </w:pPr>
+            <w:r/>
+            <w:r>
+              <w:rPr>
+                <w:b/>
+                <w:color w:val="FFFFFF"/>
+                <w:sz w:val="17"/>
+              </w:rPr>
+              <w:t>Pokytis</w:t>
+            </w:r>
+          </w:p>
+        </w:tc>
       </w:tr>
       <w:tr>
         <w:tc>
           <w:tcPr>
-            <w:tcW w:type="dxa" w:w="3628"/>
+            <w:tcW w:type="dxa" w:w="2948"/>
           </w:tcPr>
           <w:p>
             <w:pPr>
@@ -1154,7 +1187,7 @@
         </w:tc>
         <w:tc>
           <w:tcPr>
-            <w:tcW w:type="dxa" w:w="1474"/>
+            <w:tcW w:type="dxa" w:w="1191"/>
           </w:tcPr>
           <w:p>
             <w:pPr>
@@ -1173,7 +1206,7 @@
         </w:tc>
         <w:tc>
           <w:tcPr>
-            <w:tcW w:type="dxa" w:w="1474"/>
+            <w:tcW w:type="dxa" w:w="1191"/>
           </w:tcPr>
           <w:p>
             <w:pPr>
@@ -1192,7 +1225,7 @@
         </w:tc>
         <w:tc>
           <w:tcPr>
-            <w:tcW w:type="dxa" w:w="1474"/>
+            <w:tcW w:type="dxa" w:w="1191"/>
           </w:tcPr>
           <w:p>
             <w:pPr>
@@ -1211,7 +1244,7 @@
         </w:tc>
         <w:tc>
           <w:tcPr>
-            <w:tcW w:type="dxa" w:w="1474"/>
+            <w:tcW w:type="dxa" w:w="1191"/>
           </w:tcPr>
           <w:p>
             <w:pPr>
@@ -1228,11 +1261,31 @@
             </w:r>
           </w:p>
         </w:tc>
+        <w:tc>
+          <w:tcPr>
+            <w:tcW w:type="dxa" w:w="2211"/>
+          </w:tcPr>
+          <w:p>
+            <w:pPr>
+              <w:spacing w:after="0"/>
+              <w:jc w:val="right"/>
+            </w:pPr>
+            <w:r/>
+            <w:r>
+              <w:rPr>
+                <w:b/>
+                <w:color w:val="B42318"/>
+                <w:sz w:val="17"/>
+              </w:rPr>
+              <w:t>▼ 21,4 % vs 1H2025</w:t>
+            </w:r>
+          </w:p>
+        </w:tc>
       </w:tr>
       <w:tr>
         <w:tc>
           <w:tcPr>
-            <w:tcW w:type="dxa" w:w="3628"/>
+            <w:tcW w:type="dxa" w:w="2948"/>
             <w:shd w:val="clear" w:color="auto" w:fill="F6F8FA"/>
           </w:tcPr>
           <w:p>
@@ -1261,7 +1314,7 @@
         </w:tc>
         <w:tc>
           <w:tcPr>
-            <w:tcW w:type="dxa" w:w="1474"/>
+            <w:tcW w:type="dxa" w:w="1191"/>
             <w:shd w:val="clear" w:color="auto" w:fill="F6F8FA"/>
           </w:tcPr>
           <w:p>
@@ -1281,7 +1334,7 @@
         </w:tc>
         <w:tc>
           <w:tcPr>
-            <w:tcW w:type="dxa" w:w="1474"/>
+            <w:tcW w:type="dxa" w:w="1191"/>
             <w:shd w:val="clear" w:color="auto" w:fill="F6F8FA"/>
           </w:tcPr>
           <w:p>
@@ -1301,7 +1354,7 @@
         </w:tc>
         <w:tc>
           <w:tcPr>
-            <w:tcW w:type="dxa" w:w="1474"/>
+            <w:tcW w:type="dxa" w:w="1191"/>
             <w:shd w:val="clear" w:color="auto" w:fill="F6F8FA"/>
           </w:tcPr>
           <w:p>
@@ -1321,7 +1374,7 @@
         </w:tc>
         <w:tc>
           <w:tcPr>
-            <w:tcW w:type="dxa" w:w="1474"/>
+            <w:tcW w:type="dxa" w:w="1191"/>
             <w:shd w:val="clear" w:color="auto" w:fill="F6F8FA"/>
           </w:tcPr>
           <w:p>
@@ -1339,11 +1392,32 @@
             </w:r>
           </w:p>
         </w:tc>
+        <w:tc>
+          <w:tcPr>
+            <w:tcW w:type="dxa" w:w="2211"/>
+            <w:shd w:val="clear" w:color="auto" w:fill="F6F8FA"/>
+          </w:tcPr>
+          <w:p>
+            <w:pPr>
+              <w:spacing w:after="0"/>
+              <w:jc w:val="right"/>
+            </w:pPr>
+            <w:r/>
+            <w:r>
+              <w:rPr>
+                <w:b w:val="0"/>
+                <w:color w:val="5F6B7A"/>
+                <w:sz w:val="17"/>
+              </w:rPr>
+              <w:t>–</w:t>
+            </w:r>
+          </w:p>
+        </w:tc>
       </w:tr>
       <w:tr>
         <w:tc>
           <w:tcPr>
-            <w:tcW w:type="dxa" w:w="3628"/>
+            <w:tcW w:type="dxa" w:w="2948"/>
           </w:tcPr>
           <w:p>
             <w:pPr>
@@ -1371,7 +1445,7 @@
         </w:tc>
         <w:tc>
           <w:tcPr>
-            <w:tcW w:type="dxa" w:w="1474"/>
+            <w:tcW w:type="dxa" w:w="1191"/>
           </w:tcPr>
           <w:p>
             <w:pPr>
@@ -1390,7 +1464,7 @@
         </w:tc>
         <w:tc>
           <w:tcPr>
-            <w:tcW w:type="dxa" w:w="1474"/>
+            <w:tcW w:type="dxa" w:w="1191"/>
           </w:tcPr>
           <w:p>
             <w:pPr>
@@ -1409,7 +1483,7 @@
         </w:tc>
         <w:tc>
           <w:tcPr>
-            <w:tcW w:type="dxa" w:w="1474"/>
+            <w:tcW w:type="dxa" w:w="1191"/>
           </w:tcPr>
           <w:p>
             <w:pPr>
@@ -1428,7 +1502,7 @@
         </w:tc>
         <w:tc>
           <w:tcPr>
-            <w:tcW w:type="dxa" w:w="1474"/>
+            <w:tcW w:type="dxa" w:w="1191"/>
           </w:tcPr>
           <w:p>
             <w:pPr>
@@ -1445,11 +1519,31 @@
             </w:r>
           </w:p>
         </w:tc>
+        <w:tc>
+          <w:tcPr>
+            <w:tcW w:type="dxa" w:w="2211"/>
+          </w:tcPr>
+          <w:p>
+            <w:pPr>
+              <w:spacing w:after="0"/>
+              <w:jc w:val="right"/>
+            </w:pPr>
+            <w:r/>
+            <w:r>
+              <w:rPr>
+                <w:b w:val="0"/>
+                <w:color w:val="5F6B7A"/>
+                <w:sz w:val="17"/>
+              </w:rPr>
+              <w:t>–</w:t>
+            </w:r>
+          </w:p>
+        </w:tc>
       </w:tr>
       <w:tr>
         <w:tc>
           <w:tcPr>
-            <w:tcW w:type="dxa" w:w="3628"/>
+            <w:tcW w:type="dxa" w:w="2948"/>
             <w:shd w:val="clear" w:color="auto" w:fill="F6F8FA"/>
           </w:tcPr>
           <w:p>
@@ -1478,7 +1572,7 @@
         </w:tc>
         <w:tc>
           <w:tcPr>
-            <w:tcW w:type="dxa" w:w="1474"/>
+            <w:tcW w:type="dxa" w:w="1191"/>
             <w:shd w:val="clear" w:color="auto" w:fill="F6F8FA"/>
           </w:tcPr>
           <w:p>
@@ -1498,7 +1592,7 @@
         </w:tc>
         <w:tc>
           <w:tcPr>
-            <w:tcW w:type="dxa" w:w="1474"/>
+            <w:tcW w:type="dxa" w:w="1191"/>
             <w:shd w:val="clear" w:color="auto" w:fill="F6F8FA"/>
           </w:tcPr>
           <w:p>
@@ -1518,7 +1612,7 @@
         </w:tc>
         <w:tc>
           <w:tcPr>
-            <w:tcW w:type="dxa" w:w="1474"/>
+            <w:tcW w:type="dxa" w:w="1191"/>
             <w:shd w:val="clear" w:color="auto" w:fill="F6F8FA"/>
           </w:tcPr>
           <w:p>
@@ -1538,7 +1632,27 @@
         </w:tc>
         <w:tc>
           <w:tcPr>
-            <w:tcW w:type="dxa" w:w="1474"/>
+            <w:tcW w:type="dxa" w:w="1191"/>
+            <w:shd w:val="clear" w:color="auto" w:fill="FDE7E5"/>
+          </w:tcPr>
+          <w:p>
+            <w:pPr>
+              <w:spacing w:after="0"/>
+              <w:jc w:val="right"/>
+            </w:pPr>
+            <w:r/>
+            <w:r>
+              <w:rPr>
+                <w:b/>
+                <w:sz w:val="17"/>
+              </w:rPr>
+              <w:t>65,5 %</w:t>
+            </w:r>
+          </w:p>
+        </w:tc>
+        <w:tc>
+          <w:tcPr>
+            <w:tcW w:type="dxa" w:w="2211"/>
             <w:shd w:val="clear" w:color="auto" w:fill="F6F8FA"/>
           </w:tcPr>
           <w:p>
@@ -1550,9 +1664,10 @@
             <w:r>
               <w:rPr>
                 <w:b w:val="0"/>
+                <w:color w:val="5F6B7A"/>
                 <w:sz w:val="17"/>
               </w:rPr>
-              <w:t>65,5 %</w:t>
+              <w:t>–</w:t>
             </w:r>
           </w:p>
         </w:tc>
@@ -1560,7 +1675,7 @@
       <w:tr>
         <w:tc>
           <w:tcPr>
-            <w:tcW w:type="dxa" w:w="3628"/>
+            <w:tcW w:type="dxa" w:w="2948"/>
           </w:tcPr>
           <w:p>
             <w:pPr>
@@ -1588,7 +1703,7 @@
         </w:tc>
         <w:tc>
           <w:tcPr>
-            <w:tcW w:type="dxa" w:w="1474"/>
+            <w:tcW w:type="dxa" w:w="1191"/>
           </w:tcPr>
           <w:p>
             <w:pPr>
@@ -1607,7 +1722,7 @@
         </w:tc>
         <w:tc>
           <w:tcPr>
-            <w:tcW w:type="dxa" w:w="1474"/>
+            <w:tcW w:type="dxa" w:w="1191"/>
           </w:tcPr>
           <w:p>
             <w:pPr>
@@ -1626,7 +1741,7 @@
         </w:tc>
         <w:tc>
           <w:tcPr>
-            <w:tcW w:type="dxa" w:w="1474"/>
+            <w:tcW w:type="dxa" w:w="1191"/>
           </w:tcPr>
           <w:p>
             <w:pPr>
@@ -1645,7 +1760,27 @@
         </w:tc>
         <w:tc>
           <w:tcPr>
-            <w:tcW w:type="dxa" w:w="1474"/>
+            <w:tcW w:type="dxa" w:w="1191"/>
+            <w:shd w:val="clear" w:color="auto" w:fill="FDE7E5"/>
+          </w:tcPr>
+          <w:p>
+            <w:pPr>
+              <w:spacing w:after="0"/>
+              <w:jc w:val="right"/>
+            </w:pPr>
+            <w:r/>
+            <w:r>
+              <w:rPr>
+                <w:b/>
+                <w:sz w:val="17"/>
+              </w:rPr>
+              <w:t>7,7 %</w:t>
+            </w:r>
+          </w:p>
+        </w:tc>
+        <w:tc>
+          <w:tcPr>
+            <w:tcW w:type="dxa" w:w="2211"/>
           </w:tcPr>
           <w:p>
             <w:pPr>
@@ -1656,9 +1791,10 @@
             <w:r>
               <w:rPr>
                 <w:b w:val="0"/>
+                <w:color w:val="5F6B7A"/>
                 <w:sz w:val="17"/>
               </w:rPr>
-              <w:t>7,7 %</w:t>
+              <w:t>–</w:t>
             </w:r>
           </w:p>
         </w:tc>
@@ -1666,7 +1802,7 @@
       <w:tr>
         <w:tc>
           <w:tcPr>
-            <w:tcW w:type="dxa" w:w="3628"/>
+            <w:tcW w:type="dxa" w:w="2948"/>
             <w:shd w:val="clear" w:color="auto" w:fill="F6F8FA"/>
           </w:tcPr>
           <w:p>
@@ -1695,7 +1831,7 @@
         </w:tc>
         <w:tc>
           <w:tcPr>
-            <w:tcW w:type="dxa" w:w="1474"/>
+            <w:tcW w:type="dxa" w:w="1191"/>
             <w:shd w:val="clear" w:color="auto" w:fill="F6F8FA"/>
           </w:tcPr>
           <w:p>
@@ -1715,7 +1851,7 @@
         </w:tc>
         <w:tc>
           <w:tcPr>
-            <w:tcW w:type="dxa" w:w="1474"/>
+            <w:tcW w:type="dxa" w:w="1191"/>
             <w:shd w:val="clear" w:color="auto" w:fill="F6F8FA"/>
           </w:tcPr>
           <w:p>
@@ -1735,7 +1871,7 @@
         </w:tc>
         <w:tc>
           <w:tcPr>
-            <w:tcW w:type="dxa" w:w="1474"/>
+            <w:tcW w:type="dxa" w:w="1191"/>
             <w:shd w:val="clear" w:color="auto" w:fill="F6F8FA"/>
           </w:tcPr>
           <w:p>
@@ -1755,7 +1891,7 @@
         </w:tc>
         <w:tc>
           <w:tcPr>
-            <w:tcW w:type="dxa" w:w="1474"/>
+            <w:tcW w:type="dxa" w:w="1191"/>
             <w:shd w:val="clear" w:color="auto" w:fill="F6F8FA"/>
           </w:tcPr>
           <w:p>
@@ -1773,11 +1909,32 @@
             </w:r>
           </w:p>
         </w:tc>
+        <w:tc>
+          <w:tcPr>
+            <w:tcW w:type="dxa" w:w="2211"/>
+            <w:shd w:val="clear" w:color="auto" w:fill="F6F8FA"/>
+          </w:tcPr>
+          <w:p>
+            <w:pPr>
+              <w:spacing w:after="0"/>
+              <w:jc w:val="right"/>
+            </w:pPr>
+            <w:r/>
+            <w:r>
+              <w:rPr>
+                <w:b w:val="0"/>
+                <w:color w:val="5F6B7A"/>
+                <w:sz w:val="17"/>
+              </w:rPr>
+              <w:t>–</w:t>
+            </w:r>
+          </w:p>
+        </w:tc>
       </w:tr>
       <w:tr>
         <w:tc>
           <w:tcPr>
-            <w:tcW w:type="dxa" w:w="3628"/>
+            <w:tcW w:type="dxa" w:w="2948"/>
           </w:tcPr>
           <w:p>
             <w:pPr>
@@ -1822,7 +1979,7 @@
         </w:tc>
         <w:tc>
           <w:tcPr>
-            <w:tcW w:type="dxa" w:w="1474"/>
+            <w:tcW w:type="dxa" w:w="1191"/>
           </w:tcPr>
           <w:p>
             <w:pPr>
@@ -1841,7 +1998,7 @@
         </w:tc>
         <w:tc>
           <w:tcPr>
-            <w:tcW w:type="dxa" w:w="1474"/>
+            <w:tcW w:type="dxa" w:w="1191"/>
           </w:tcPr>
           <w:p>
             <w:pPr>
@@ -1860,7 +2017,7 @@
         </w:tc>
         <w:tc>
           <w:tcPr>
-            <w:tcW w:type="dxa" w:w="1474"/>
+            <w:tcW w:type="dxa" w:w="1191"/>
           </w:tcPr>
           <w:p>
             <w:pPr>
@@ -1879,7 +2036,7 @@
         </w:tc>
         <w:tc>
           <w:tcPr>
-            <w:tcW w:type="dxa" w:w="1474"/>
+            <w:tcW w:type="dxa" w:w="1191"/>
           </w:tcPr>
           <w:p>
             <w:pPr>
@@ -1896,11 +2053,31 @@
             </w:r>
           </w:p>
         </w:tc>
+        <w:tc>
+          <w:tcPr>
+            <w:tcW w:type="dxa" w:w="2211"/>
+          </w:tcPr>
+          <w:p>
+            <w:pPr>
+              <w:spacing w:after="0"/>
+              <w:jc w:val="right"/>
+            </w:pPr>
+            <w:r/>
+            <w:r>
+              <w:rPr>
+                <w:b w:val="0"/>
+                <w:color w:val="5F6B7A"/>
+                <w:sz w:val="17"/>
+              </w:rPr>
+              <w:t>–</w:t>
+            </w:r>
+          </w:p>
+        </w:tc>
       </w:tr>
       <w:tr>
         <w:tc>
           <w:tcPr>
-            <w:tcW w:type="dxa" w:w="3628"/>
+            <w:tcW w:type="dxa" w:w="2948"/>
             <w:shd w:val="clear" w:color="auto" w:fill="F6F8FA"/>
           </w:tcPr>
           <w:p>
@@ -1929,7 +2106,7 @@
         </w:tc>
         <w:tc>
           <w:tcPr>
-            <w:tcW w:type="dxa" w:w="1474"/>
+            <w:tcW w:type="dxa" w:w="1191"/>
             <w:shd w:val="clear" w:color="auto" w:fill="F6F8FA"/>
           </w:tcPr>
           <w:p>
@@ -1949,7 +2126,7 @@
         </w:tc>
         <w:tc>
           <w:tcPr>
-            <w:tcW w:type="dxa" w:w="1474"/>
+            <w:tcW w:type="dxa" w:w="1191"/>
             <w:shd w:val="clear" w:color="auto" w:fill="F6F8FA"/>
           </w:tcPr>
           <w:p>
@@ -1969,7 +2146,7 @@
         </w:tc>
         <w:tc>
           <w:tcPr>
-            <w:tcW w:type="dxa" w:w="1474"/>
+            <w:tcW w:type="dxa" w:w="1191"/>
             <w:shd w:val="clear" w:color="auto" w:fill="F6F8FA"/>
           </w:tcPr>
           <w:p>
@@ -1989,7 +2166,7 @@
         </w:tc>
         <w:tc>
           <w:tcPr>
-            <w:tcW w:type="dxa" w:w="1474"/>
+            <w:tcW w:type="dxa" w:w="1191"/>
             <w:shd w:val="clear" w:color="auto" w:fill="F6F8FA"/>
           </w:tcPr>
           <w:p>
@@ -2007,11 +2184,32 @@
             </w:r>
           </w:p>
         </w:tc>
+        <w:tc>
+          <w:tcPr>
+            <w:tcW w:type="dxa" w:w="2211"/>
+            <w:shd w:val="clear" w:color="auto" w:fill="F6F8FA"/>
+          </w:tcPr>
+          <w:p>
+            <w:pPr>
+              <w:spacing w:after="0"/>
+              <w:jc w:val="right"/>
+            </w:pPr>
+            <w:r/>
+            <w:r>
+              <w:rPr>
+                <w:b/>
+                <w:color w:val="1B7F3B"/>
+                <w:sz w:val="17"/>
+              </w:rPr>
+              <w:t>▲ 3,6 % vs FY2025</w:t>
+            </w:r>
+          </w:p>
+        </w:tc>
       </w:tr>
       <w:tr>
         <w:tc>
           <w:tcPr>
-            <w:tcW w:type="dxa" w:w="3628"/>
+            <w:tcW w:type="dxa" w:w="2948"/>
           </w:tcPr>
           <w:p>
             <w:pPr>
@@ -2039,7 +2237,7 @@
         </w:tc>
         <w:tc>
           <w:tcPr>
-            <w:tcW w:type="dxa" w:w="1474"/>
+            <w:tcW w:type="dxa" w:w="1191"/>
           </w:tcPr>
           <w:p>
             <w:pPr>
@@ -2058,7 +2256,7 @@
         </w:tc>
         <w:tc>
           <w:tcPr>
-            <w:tcW w:type="dxa" w:w="1474"/>
+            <w:tcW w:type="dxa" w:w="1191"/>
           </w:tcPr>
           <w:p>
             <w:pPr>
@@ -2077,7 +2275,7 @@
         </w:tc>
         <w:tc>
           <w:tcPr>
-            <w:tcW w:type="dxa" w:w="1474"/>
+            <w:tcW w:type="dxa" w:w="1191"/>
           </w:tcPr>
           <w:p>
             <w:pPr>
@@ -2096,7 +2294,7 @@
         </w:tc>
         <w:tc>
           <w:tcPr>
-            <w:tcW w:type="dxa" w:w="1474"/>
+            <w:tcW w:type="dxa" w:w="1191"/>
           </w:tcPr>
           <w:p>
             <w:pPr>
@@ -2113,11 +2311,31 @@
             </w:r>
           </w:p>
         </w:tc>
+        <w:tc>
+          <w:tcPr>
+            <w:tcW w:type="dxa" w:w="2211"/>
+          </w:tcPr>
+          <w:p>
+            <w:pPr>
+              <w:spacing w:after="0"/>
+              <w:jc w:val="right"/>
+            </w:pPr>
+            <w:r/>
+            <w:r>
+              <w:rPr>
+                <w:b/>
+                <w:color w:val="1B7F3B"/>
+                <w:sz w:val="17"/>
+              </w:rPr>
+              <w:t>▲ 6,6 % vs FY2025</w:t>
+            </w:r>
+          </w:p>
+        </w:tc>
       </w:tr>
       <w:tr>
         <w:tc>
           <w:tcPr>
-            <w:tcW w:type="dxa" w:w="3628"/>
+            <w:tcW w:type="dxa" w:w="2948"/>
             <w:shd w:val="clear" w:color="auto" w:fill="F6F8FA"/>
           </w:tcPr>
           <w:p>
@@ -2163,7 +2381,7 @@
         </w:tc>
         <w:tc>
           <w:tcPr>
-            <w:tcW w:type="dxa" w:w="1474"/>
+            <w:tcW w:type="dxa" w:w="1191"/>
             <w:shd w:val="clear" w:color="auto" w:fill="F6F8FA"/>
           </w:tcPr>
           <w:p>
@@ -2183,7 +2401,7 @@
         </w:tc>
         <w:tc>
           <w:tcPr>
-            <w:tcW w:type="dxa" w:w="1474"/>
+            <w:tcW w:type="dxa" w:w="1191"/>
             <w:shd w:val="clear" w:color="auto" w:fill="F6F8FA"/>
           </w:tcPr>
           <w:p>
@@ -2203,7 +2421,7 @@
         </w:tc>
         <w:tc>
           <w:tcPr>
-            <w:tcW w:type="dxa" w:w="1474"/>
+            <w:tcW w:type="dxa" w:w="1191"/>
             <w:shd w:val="clear" w:color="auto" w:fill="F6F8FA"/>
           </w:tcPr>
           <w:p>
@@ -2223,7 +2441,27 @@
         </w:tc>
         <w:tc>
           <w:tcPr>
-            <w:tcW w:type="dxa" w:w="1474"/>
+            <w:tcW w:type="dxa" w:w="1191"/>
+            <w:shd w:val="clear" w:color="auto" w:fill="E3F3E8"/>
+          </w:tcPr>
+          <w:p>
+            <w:pPr>
+              <w:spacing w:after="0"/>
+              <w:jc w:val="right"/>
+            </w:pPr>
+            <w:r/>
+            <w:r>
+              <w:rPr>
+                <w:b/>
+                <w:sz w:val="17"/>
+              </w:rPr>
+              <w:t>19,6 %</w:t>
+            </w:r>
+          </w:p>
+        </w:tc>
+        <w:tc>
+          <w:tcPr>
+            <w:tcW w:type="dxa" w:w="2211"/>
             <w:shd w:val="clear" w:color="auto" w:fill="F6F8FA"/>
           </w:tcPr>
           <w:p>
@@ -2234,10 +2472,11 @@
             <w:r/>
             <w:r>
               <w:rPr>
-                <w:b w:val="0"/>
+                <w:b/>
+                <w:color w:val="B42318"/>
                 <w:sz w:val="17"/>
               </w:rPr>
-              <w:t>19,6 %</w:t>
+              <w:t>▼ 0,6 p. p. vs FY2025</w:t>
             </w:r>
           </w:p>
         </w:tc>
@@ -2245,7 +2484,7 @@
       <w:tr>
         <w:tc>
           <w:tcPr>
-            <w:tcW w:type="dxa" w:w="3628"/>
+            <w:tcW w:type="dxa" w:w="2948"/>
           </w:tcPr>
           <w:p>
             <w:pPr>
@@ -2290,7 +2529,7 @@
         </w:tc>
         <w:tc>
           <w:tcPr>
-            <w:tcW w:type="dxa" w:w="1474"/>
+            <w:tcW w:type="dxa" w:w="1191"/>
           </w:tcPr>
           <w:p>
             <w:pPr>
@@ -2309,7 +2548,7 @@
         </w:tc>
         <w:tc>
           <w:tcPr>
-            <w:tcW w:type="dxa" w:w="1474"/>
+            <w:tcW w:type="dxa" w:w="1191"/>
           </w:tcPr>
           <w:p>
             <w:pPr>
@@ -2328,7 +2567,7 @@
         </w:tc>
         <w:tc>
           <w:tcPr>
-            <w:tcW w:type="dxa" w:w="1474"/>
+            <w:tcW w:type="dxa" w:w="1191"/>
           </w:tcPr>
           <w:p>
             <w:pPr>
@@ -2347,7 +2586,8 @@
         </w:tc>
         <w:tc>
           <w:tcPr>
-            <w:tcW w:type="dxa" w:w="1474"/>
+            <w:tcW w:type="dxa" w:w="1191"/>
+            <w:shd w:val="clear" w:color="auto" w:fill="E3F3E8"/>
           </w:tcPr>
           <w:p>
             <w:pPr>
@@ -2357,10 +2597,30 @@
             <w:r/>
             <w:r>
               <w:rPr>
-                <w:b w:val="0"/>
+                <w:b/>
                 <w:sz w:val="17"/>
               </w:rPr>
               <w:t>23,7 %</w:t>
+            </w:r>
+          </w:p>
+        </w:tc>
+        <w:tc>
+          <w:tcPr>
+            <w:tcW w:type="dxa" w:w="2211"/>
+          </w:tcPr>
+          <w:p>
+            <w:pPr>
+              <w:spacing w:after="0"/>
+              <w:jc w:val="right"/>
+            </w:pPr>
+            <w:r/>
+            <w:r>
+              <w:rPr>
+                <w:b/>
+                <w:color w:val="B42318"/>
+                <w:sz w:val="17"/>
+              </w:rPr>
+              <w:t>▼ 0,9 p. p. vs FY2025</w:t>
             </w:r>
           </w:p>
         </w:tc>
@@ -2368,7 +2628,7 @@
       <w:tr>
         <w:tc>
           <w:tcPr>
-            <w:tcW w:type="dxa" w:w="3628"/>
+            <w:tcW w:type="dxa" w:w="2948"/>
             <w:shd w:val="clear" w:color="auto" w:fill="F6F8FA"/>
           </w:tcPr>
           <w:p>
@@ -2414,7 +2674,7 @@
         </w:tc>
         <w:tc>
           <w:tcPr>
-            <w:tcW w:type="dxa" w:w="1474"/>
+            <w:tcW w:type="dxa" w:w="1191"/>
             <w:shd w:val="clear" w:color="auto" w:fill="F6F8FA"/>
           </w:tcPr>
           <w:p>
@@ -2434,7 +2694,7 @@
         </w:tc>
         <w:tc>
           <w:tcPr>
-            <w:tcW w:type="dxa" w:w="1474"/>
+            <w:tcW w:type="dxa" w:w="1191"/>
             <w:shd w:val="clear" w:color="auto" w:fill="F6F8FA"/>
           </w:tcPr>
           <w:p>
@@ -2454,7 +2714,7 @@
         </w:tc>
         <w:tc>
           <w:tcPr>
-            <w:tcW w:type="dxa" w:w="1474"/>
+            <w:tcW w:type="dxa" w:w="1191"/>
             <w:shd w:val="clear" w:color="auto" w:fill="F6F8FA"/>
           </w:tcPr>
           <w:p>
@@ -2474,7 +2734,27 @@
         </w:tc>
         <w:tc>
           <w:tcPr>
-            <w:tcW w:type="dxa" w:w="1474"/>
+            <w:tcW w:type="dxa" w:w="1191"/>
+            <w:shd w:val="clear" w:color="auto" w:fill="E3F3E8"/>
+          </w:tcPr>
+          <w:p>
+            <w:pPr>
+              <w:spacing w:after="0"/>
+              <w:jc w:val="right"/>
+            </w:pPr>
+            <w:r/>
+            <w:r>
+              <w:rPr>
+                <w:b/>
+                <w:sz w:val="17"/>
+              </w:rPr>
+              <w:t>9,9 %</w:t>
+            </w:r>
+          </w:p>
+        </w:tc>
+        <w:tc>
+          <w:tcPr>
+            <w:tcW w:type="dxa" w:w="2211"/>
             <w:shd w:val="clear" w:color="auto" w:fill="F6F8FA"/>
           </w:tcPr>
           <w:p>
@@ -2485,10 +2765,11 @@
             <w:r/>
             <w:r>
               <w:rPr>
-                <w:b w:val="0"/>
+                <w:b/>
+                <w:color w:val="B42318"/>
                 <w:sz w:val="17"/>
               </w:rPr>
-              <w:t>9,9 %</w:t>
+              <w:t>▼ 0,1 p. p. vs FY2025</w:t>
             </w:r>
           </w:p>
         </w:tc>
@@ -2496,7 +2777,7 @@
       <w:tr>
         <w:tc>
           <w:tcPr>
-            <w:tcW w:type="dxa" w:w="3628"/>
+            <w:tcW w:type="dxa" w:w="2948"/>
           </w:tcPr>
           <w:p>
             <w:pPr>
@@ -2541,7 +2822,7 @@
         </w:tc>
         <w:tc>
           <w:tcPr>
-            <w:tcW w:type="dxa" w:w="1474"/>
+            <w:tcW w:type="dxa" w:w="1191"/>
           </w:tcPr>
           <w:p>
             <w:pPr>
@@ -2560,7 +2841,7 @@
         </w:tc>
         <w:tc>
           <w:tcPr>
-            <w:tcW w:type="dxa" w:w="1474"/>
+            <w:tcW w:type="dxa" w:w="1191"/>
           </w:tcPr>
           <w:p>
             <w:pPr>
@@ -2579,7 +2860,7 @@
         </w:tc>
         <w:tc>
           <w:tcPr>
-            <w:tcW w:type="dxa" w:w="1474"/>
+            <w:tcW w:type="dxa" w:w="1191"/>
           </w:tcPr>
           <w:p>
             <w:pPr>
@@ -2598,7 +2879,7 @@
         </w:tc>
         <w:tc>
           <w:tcPr>
-            <w:tcW w:type="dxa" w:w="1474"/>
+            <w:tcW w:type="dxa" w:w="1191"/>
           </w:tcPr>
           <w:p>
             <w:pPr>
@@ -2615,11 +2896,31 @@
             </w:r>
           </w:p>
         </w:tc>
+        <w:tc>
+          <w:tcPr>
+            <w:tcW w:type="dxa" w:w="2211"/>
+          </w:tcPr>
+          <w:p>
+            <w:pPr>
+              <w:spacing w:after="0"/>
+              <w:jc w:val="right"/>
+            </w:pPr>
+            <w:r/>
+            <w:r>
+              <w:rPr>
+                <w:b/>
+                <w:color w:val="1B7F3B"/>
+                <w:sz w:val="17"/>
+              </w:rPr>
+              <w:t>▲ 0,8 p. p. vs FY2025</w:t>
+            </w:r>
+          </w:p>
+        </w:tc>
       </w:tr>
       <w:tr>
         <w:tc>
           <w:tcPr>
-            <w:tcW w:type="dxa" w:w="3628"/>
+            <w:tcW w:type="dxa" w:w="2948"/>
             <w:shd w:val="clear" w:color="auto" w:fill="F6F8FA"/>
           </w:tcPr>
           <w:p>
@@ -2665,7 +2966,7 @@
         </w:tc>
         <w:tc>
           <w:tcPr>
-            <w:tcW w:type="dxa" w:w="1474"/>
+            <w:tcW w:type="dxa" w:w="1191"/>
             <w:shd w:val="clear" w:color="auto" w:fill="F6F8FA"/>
           </w:tcPr>
           <w:p>
@@ -2685,7 +2986,7 @@
         </w:tc>
         <w:tc>
           <w:tcPr>
-            <w:tcW w:type="dxa" w:w="1474"/>
+            <w:tcW w:type="dxa" w:w="1191"/>
             <w:shd w:val="clear" w:color="auto" w:fill="F6F8FA"/>
           </w:tcPr>
           <w:p>
@@ -2705,7 +3006,7 @@
         </w:tc>
         <w:tc>
           <w:tcPr>
-            <w:tcW w:type="dxa" w:w="1474"/>
+            <w:tcW w:type="dxa" w:w="1191"/>
             <w:shd w:val="clear" w:color="auto" w:fill="F6F8FA"/>
           </w:tcPr>
           <w:p>
@@ -2725,7 +3026,27 @@
         </w:tc>
         <w:tc>
           <w:tcPr>
-            <w:tcW w:type="dxa" w:w="1474"/>
+            <w:tcW w:type="dxa" w:w="1191"/>
+            <w:shd w:val="clear" w:color="auto" w:fill="E3F3E8"/>
+          </w:tcPr>
+          <w:p>
+            <w:pPr>
+              <w:spacing w:after="0"/>
+              <w:jc w:val="right"/>
+            </w:pPr>
+            <w:r/>
+            <w:r>
+              <w:rPr>
+                <w:b/>
+                <w:sz w:val="17"/>
+              </w:rPr>
+              <w:t>187,0 %</w:t>
+            </w:r>
+          </w:p>
+        </w:tc>
+        <w:tc>
+          <w:tcPr>
+            <w:tcW w:type="dxa" w:w="2211"/>
             <w:shd w:val="clear" w:color="auto" w:fill="F6F8FA"/>
           </w:tcPr>
           <w:p>
@@ -2736,10 +3057,11 @@
             <w:r/>
             <w:r>
               <w:rPr>
-                <w:b w:val="0"/>
+                <w:b/>
+                <w:color w:val="1B7F3B"/>
                 <w:sz w:val="17"/>
               </w:rPr>
-              <w:t>187,0 %</w:t>
+              <w:t>▲ 12,4 p. p. vs FY2025</w:t>
             </w:r>
           </w:p>
         </w:tc>
@@ -2747,7 +3069,7 @@
       <w:tr>
         <w:tc>
           <w:tcPr>
-            <w:tcW w:type="dxa" w:w="3628"/>
+            <w:tcW w:type="dxa" w:w="2948"/>
           </w:tcPr>
           <w:p>
             <w:pPr>
@@ -2792,7 +3114,7 @@
         </w:tc>
         <w:tc>
           <w:tcPr>
-            <w:tcW w:type="dxa" w:w="1474"/>
+            <w:tcW w:type="dxa" w:w="1191"/>
           </w:tcPr>
           <w:p>
             <w:pPr>
@@ -2811,7 +3133,7 @@
         </w:tc>
         <w:tc>
           <w:tcPr>
-            <w:tcW w:type="dxa" w:w="1474"/>
+            <w:tcW w:type="dxa" w:w="1191"/>
           </w:tcPr>
           <w:p>
             <w:pPr>
@@ -2830,7 +3152,7 @@
         </w:tc>
         <w:tc>
           <w:tcPr>
-            <w:tcW w:type="dxa" w:w="1474"/>
+            <w:tcW w:type="dxa" w:w="1191"/>
           </w:tcPr>
           <w:p>
             <w:pPr>
@@ -2849,7 +3171,8 @@
         </w:tc>
         <w:tc>
           <w:tcPr>
-            <w:tcW w:type="dxa" w:w="1474"/>
+            <w:tcW w:type="dxa" w:w="1191"/>
+            <w:shd w:val="clear" w:color="auto" w:fill="E3F3E8"/>
           </w:tcPr>
           <w:p>
             <w:pPr>
@@ -2859,10 +3182,30 @@
             <w:r/>
             <w:r>
               <w:rPr>
-                <w:b w:val="0"/>
+                <w:b/>
                 <w:sz w:val="17"/>
               </w:rPr>
               <w:t>142,3 %</w:t>
+            </w:r>
+          </w:p>
+        </w:tc>
+        <w:tc>
+          <w:tcPr>
+            <w:tcW w:type="dxa" w:w="2211"/>
+          </w:tcPr>
+          <w:p>
+            <w:pPr>
+              <w:spacing w:after="0"/>
+              <w:jc w:val="right"/>
+            </w:pPr>
+            <w:r/>
+            <w:r>
+              <w:rPr>
+                <w:b/>
+                <w:color w:val="1B7F3B"/>
+                <w:sz w:val="17"/>
+              </w:rPr>
+              <w:t>▲ 8,2 p. p. vs FY2025</w:t>
             </w:r>
           </w:p>
         </w:tc>
@@ -2870,7 +3213,7 @@
       <w:tr>
         <w:tc>
           <w:tcPr>
-            <w:tcW w:type="dxa" w:w="3628"/>
+            <w:tcW w:type="dxa" w:w="2948"/>
             <w:shd w:val="clear" w:color="auto" w:fill="F6F8FA"/>
           </w:tcPr>
           <w:p>
@@ -2916,7 +3259,7 @@
         </w:tc>
         <w:tc>
           <w:tcPr>
-            <w:tcW w:type="dxa" w:w="1474"/>
+            <w:tcW w:type="dxa" w:w="1191"/>
             <w:shd w:val="clear" w:color="auto" w:fill="F6F8FA"/>
           </w:tcPr>
           <w:p>
@@ -2936,7 +3279,7 @@
         </w:tc>
         <w:tc>
           <w:tcPr>
-            <w:tcW w:type="dxa" w:w="1474"/>
+            <w:tcW w:type="dxa" w:w="1191"/>
             <w:shd w:val="clear" w:color="auto" w:fill="F6F8FA"/>
           </w:tcPr>
           <w:p>
@@ -2956,7 +3299,7 @@
         </w:tc>
         <w:tc>
           <w:tcPr>
-            <w:tcW w:type="dxa" w:w="1474"/>
+            <w:tcW w:type="dxa" w:w="1191"/>
             <w:shd w:val="clear" w:color="auto" w:fill="F6F8FA"/>
           </w:tcPr>
           <w:p>
@@ -2976,7 +3319,27 @@
         </w:tc>
         <w:tc>
           <w:tcPr>
-            <w:tcW w:type="dxa" w:w="1474"/>
+            <w:tcW w:type="dxa" w:w="1191"/>
+            <w:shd w:val="clear" w:color="auto" w:fill="FDF1D8"/>
+          </w:tcPr>
+          <w:p>
+            <w:pPr>
+              <w:spacing w:after="0"/>
+              <w:jc w:val="right"/>
+            </w:pPr>
+            <w:r/>
+            <w:r>
+              <w:rPr>
+                <w:b/>
+                <w:sz w:val="17"/>
+              </w:rPr>
+              <w:t>2,1 %</w:t>
+            </w:r>
+          </w:p>
+        </w:tc>
+        <w:tc>
+          <w:tcPr>
+            <w:tcW w:type="dxa" w:w="2211"/>
             <w:shd w:val="clear" w:color="auto" w:fill="F6F8FA"/>
           </w:tcPr>
           <w:p>
@@ -2987,15 +3350,26 @@
             <w:r/>
             <w:r>
               <w:rPr>
-                <w:b w:val="0"/>
+                <w:b/>
+                <w:color w:val="B42318"/>
                 <w:sz w:val="17"/>
               </w:rPr>
-              <w:t>2,1 %</w:t>
+              <w:t>▲ 0,1 p. p. vs FY2025</w:t>
             </w:r>
           </w:p>
         </w:tc>
       </w:tr>
     </w:tbl>
+    <w:p>
+      <w:r>
+        <w:rPr>
+          <w:i/>
+          <w:color w:val="5F6B7A"/>
+          <w:sz w:val="16"/>
+        </w:rPr>
+        <w:t>Spalvos: žalias pokytis – rodiklis gerėja, raudonas – blogėja. Paskutinio laikotarpio langelio fonas: žalias – geras lygis, geltonas – vidutinis, raudonas – silpnas (įrankio orientyrai, config/metric_rules.yaml).</w:t>
+      </w:r>
+    </w:p>
     <w:p>
       <w:r>
         <w:rPr>
@@ -3312,14 +3686,15 @@
         </w:tblBorders>
       </w:tblPr>
       <w:tblGrid>
-        <w:gridCol w:w="3324"/>
-        <w:gridCol w:w="3324"/>
-        <w:gridCol w:w="3324"/>
+        <w:gridCol w:w="2493"/>
+        <w:gridCol w:w="2493"/>
+        <w:gridCol w:w="2493"/>
+        <w:gridCol w:w="2493"/>
       </w:tblGrid>
       <w:tr>
         <w:tc>
           <w:tcPr>
-            <w:tcW w:type="dxa" w:w="3969"/>
+            <w:tcW w:type="dxa" w:w="2608"/>
             <w:shd w:val="clear" w:color="auto" w:fill="1F4E79"/>
           </w:tcPr>
           <w:p>
@@ -3336,7 +3711,7 @@
         </w:tc>
         <w:tc>
           <w:tcPr>
-            <w:tcW w:type="dxa" w:w="4082"/>
+            <w:tcW w:type="dxa" w:w="2608"/>
             <w:shd w:val="clear" w:color="auto" w:fill="1F4E79"/>
           </w:tcPr>
           <w:p>
@@ -3353,7 +3728,24 @@
         </w:tc>
         <w:tc>
           <w:tcPr>
-            <w:tcW w:type="dxa" w:w="1587"/>
+            <w:tcW w:type="dxa" w:w="3175"/>
+            <w:shd w:val="clear" w:color="auto" w:fill="1F4E79"/>
+          </w:tcPr>
+          <w:p>
+            <w:r/>
+            <w:r>
+              <w:rPr>
+                <w:b/>
+                <w:color w:val="FFFFFF"/>
+                <w:sz w:val="17"/>
+              </w:rPr>
+              <w:t>Kas pasikeitė ir kodėl</w:t>
+            </w:r>
+          </w:p>
+        </w:tc>
+        <w:tc>
+          <w:tcPr>
+            <w:tcW w:type="dxa" w:w="1361"/>
             <w:shd w:val="clear" w:color="auto" w:fill="1F4E79"/>
           </w:tcPr>
           <w:p>
@@ -3372,7 +3764,7 @@
       <w:tr>
         <w:tc>
           <w:tcPr>
-            <w:tcW w:type="dxa" w:w="3969"/>
+            <w:tcW w:type="dxa" w:w="2608"/>
           </w:tcPr>
           <w:p>
             <w:pPr>
@@ -3390,7 +3782,7 @@
         </w:tc>
         <w:tc>
           <w:tcPr>
-            <w:tcW w:type="dxa" w:w="4082"/>
+            <w:tcW w:type="dxa" w:w="2608"/>
           </w:tcPr>
           <w:p>
             <w:pPr>
@@ -3435,7 +3827,42 @@
         </w:tc>
         <w:tc>
           <w:tcPr>
-            <w:tcW w:type="dxa" w:w="1587"/>
+            <w:tcW w:type="dxa" w:w="3175"/>
+          </w:tcPr>
+          <w:p>
+            <w:pPr>
+              <w:spacing w:after="0"/>
+            </w:pPr>
+            <w:r/>
+            <w:r>
+              <w:rPr>
+                <w:b w:val="0"/>
+                <w:sz w:val="17"/>
+              </w:rPr>
+              <w:t>Įvykdyta: išleista 500 mln. EUR SNP (MS+1,28 %), o išpirkta 300 mln. EUR senior obligacija (MS+4,471 %) – finansavimas atpigo</w:t>
+            </w:r>
+            <w:hyperlink r:id="rId13">
+              <w:r>
+                <w:rPr>
+                  <w:color w:val="2A78D6"/>
+                  <w:vertAlign w:val="superscript"/>
+                  <w:sz w:val="14"/>
+                </w:rPr>
+                <w:t xml:space="preserve">4</w:t>
+              </w:r>
+            </w:hyperlink>
+            <w:r>
+              <w:rPr>
+                <w:b w:val="0"/>
+                <w:sz w:val="17"/>
+              </w:rPr>
+              <w:t>.</w:t>
+            </w:r>
+          </w:p>
+        </w:tc>
+        <w:tc>
+          <w:tcPr>
+            <w:tcW w:type="dxa" w:w="1361"/>
             <w:shd w:val="clear" w:color="auto" w:fill="E3F3E8"/>
           </w:tcPr>
           <w:p>
@@ -3456,7 +3883,7 @@
       <w:tr>
         <w:tc>
           <w:tcPr>
-            <w:tcW w:type="dxa" w:w="3969"/>
+            <w:tcW w:type="dxa" w:w="2608"/>
             <w:shd w:val="clear" w:color="auto" w:fill="F6F8FA"/>
           </w:tcPr>
           <w:p>
@@ -3475,7 +3902,7 @@
         </w:tc>
         <w:tc>
           <w:tcPr>
-            <w:tcW w:type="dxa" w:w="4082"/>
+            <w:tcW w:type="dxa" w:w="2608"/>
             <w:shd w:val="clear" w:color="auto" w:fill="F6F8FA"/>
           </w:tcPr>
           <w:p>
@@ -3504,7 +3931,43 @@
         </w:tc>
         <w:tc>
           <w:tcPr>
-            <w:tcW w:type="dxa" w:w="1587"/>
+            <w:tcW w:type="dxa" w:w="3175"/>
+            <w:shd w:val="clear" w:color="auto" w:fill="F6F8FA"/>
+          </w:tcPr>
+          <w:p>
+            <w:pPr>
+              <w:spacing w:after="0"/>
+            </w:pPr>
+            <w:r/>
+            <w:r>
+              <w:rPr>
+                <w:b w:val="0"/>
+                <w:sz w:val="17"/>
+              </w:rPr>
+              <w:t>Naujas planas: ECB leidimas gautas 2026-07-17. Kapitalas gerokai viršija reikalavimus (CET1 19,6 %), todėl perteklius grąžinamas</w:t>
+            </w:r>
+            <w:hyperlink r:id="rId14">
+              <w:r>
+                <w:rPr>
+                  <w:color w:val="2A78D6"/>
+                  <w:vertAlign w:val="superscript"/>
+                  <w:sz w:val="14"/>
+                </w:rPr>
+                <w:t xml:space="preserve">6</w:t>
+              </w:r>
+            </w:hyperlink>
+            <w:r>
+              <w:rPr>
+                <w:b w:val="0"/>
+                <w:sz w:val="17"/>
+              </w:rPr>
+              <w:t>.</w:t>
+            </w:r>
+          </w:p>
+        </w:tc>
+        <w:tc>
+          <w:tcPr>
+            <w:tcW w:type="dxa" w:w="1361"/>
             <w:shd w:val="clear" w:color="auto" w:fill="EAF1F8"/>
           </w:tcPr>
           <w:p>
@@ -3525,7 +3988,7 @@
       <w:tr>
         <w:tc>
           <w:tcPr>
-            <w:tcW w:type="dxa" w:w="3969"/>
+            <w:tcW w:type="dxa" w:w="2608"/>
           </w:tcPr>
           <w:p>
             <w:pPr>
@@ -3543,7 +4006,7 @@
         </w:tc>
         <w:tc>
           <w:tcPr>
-            <w:tcW w:type="dxa" w:w="4082"/>
+            <w:tcW w:type="dxa" w:w="2608"/>
           </w:tcPr>
           <w:p>
             <w:pPr>
@@ -3588,7 +4051,42 @@
         </w:tc>
         <w:tc>
           <w:tcPr>
-            <w:tcW w:type="dxa" w:w="1587"/>
+            <w:tcW w:type="dxa" w:w="3175"/>
+          </w:tcPr>
+          <w:p>
+            <w:pPr>
+              <w:spacing w:after="0"/>
+            </w:pPr>
+            <w:r/>
+            <w:r>
+              <w:rPr>
+                <w:b w:val="0"/>
+                <w:sz w:val="17"/>
+              </w:rPr>
+              <w:t>Pakeista: savininkai susitarė parduoti 100 % OTP Bank; Moody's po pranešimo reitingą ir perspektyvą patvirtino</w:t>
+            </w:r>
+            <w:hyperlink r:id="rId14">
+              <w:r>
+                <w:rPr>
+                  <w:color w:val="2A78D6"/>
+                  <w:vertAlign w:val="superscript"/>
+                  <w:sz w:val="14"/>
+                </w:rPr>
+                <w:t xml:space="preserve">5</w:t>
+              </w:r>
+            </w:hyperlink>
+            <w:r>
+              <w:rPr>
+                <w:b w:val="0"/>
+                <w:sz w:val="17"/>
+              </w:rPr>
+              <w:t>.</w:t>
+            </w:r>
+          </w:p>
+        </w:tc>
+        <w:tc>
+          <w:tcPr>
+            <w:tcW w:type="dxa" w:w="1361"/>
             <w:shd w:val="clear" w:color="auto" w:fill="FDF1D8"/>
           </w:tcPr>
           <w:p>
@@ -3804,23 +4302,28 @@
     </w:p>
     <w:p>
       <w:pPr>
+        <w:spacing w:after="0"/>
         <w:ind w:left="397"/>
       </w:pPr>
       <w:r>
         <w:rPr>
           <w:b/>
-          <w:color w:val="333333"/>
+          <w:color w:val="B42318"/>
           <w:sz w:val="19"/>
         </w:rPr>
-        <w:t xml:space="preserve">Įrodymas: </w:t>
+        <w:t>Reikia peržiūrėti</w:t>
       </w:r>
+    </w:p>
+    <w:p>
+      <w:pPr>
+        <w:spacing w:after="0"/>
+        <w:ind w:left="510" w:hanging="198"/>
+      </w:pPr>
       <w:r>
         <w:rPr>
-          <w:b/>
-          <w:color w:val="333333"/>
           <w:sz w:val="19"/>
         </w:rPr>
-        <w:t xml:space="preserve">Reikia peržiūrėti. </w:t>
+        <w:t xml:space="preserve">•  </w:t>
       </w:r>
       <w:r>
         <w:rPr>
@@ -3828,7 +4331,27 @@
           <w:color w:val="333333"/>
           <w:sz w:val="19"/>
         </w:rPr>
-        <w:t>Bankas pats šiuose sektoriuose neveikia. Informacijos apie skolinimo šiems sektoriams apribojimus automatiškai nerasta (luminor tvarumo puslapiai nenuskaitomi) – patikrinti 2025 m. metinėje ataskaitoje</w:t>
+        <w:t>Bankas pats šiuose sektoriuose neveikia.</w:t>
+      </w:r>
+    </w:p>
+    <w:p>
+      <w:pPr>
+        <w:spacing w:after="120"/>
+        <w:ind w:left="510" w:hanging="198"/>
+      </w:pPr>
+      <w:r>
+        <w:rPr>
+          <w:sz w:val="19"/>
+        </w:rPr>
+        <w:t xml:space="preserve">•  </w:t>
+      </w:r>
+      <w:r>
+        <w:rPr>
+          <w:b w:val="0"/>
+          <w:color w:val="333333"/>
+          <w:sz w:val="19"/>
+        </w:rPr>
+        <w:t>Informacijos apie skolinimo šiems sektoriams apribojimus automatiškai nerasta (luminor tvarumo puslapiai nenuskaitomi) – patikrinti 2025 m. metinėje ataskaitoje</w:t>
       </w:r>
       <w:hyperlink r:id="rId19">
         <w:r>
@@ -3865,23 +4388,28 @@
     </w:p>
     <w:p>
       <w:pPr>
+        <w:spacing w:after="0"/>
         <w:ind w:left="397"/>
       </w:pPr>
       <w:r>
         <w:rPr>
           <w:b/>
-          <w:color w:val="333333"/>
+          <w:color w:val="B42318"/>
           <w:sz w:val="19"/>
         </w:rPr>
-        <w:t xml:space="preserve">Įrodymas: </w:t>
+        <w:t>Reikia peržiūrėti</w:t>
       </w:r>
+    </w:p>
+    <w:p>
+      <w:pPr>
+        <w:spacing w:after="0"/>
+        <w:ind w:left="510" w:hanging="198"/>
+      </w:pPr>
       <w:r>
         <w:rPr>
-          <w:b/>
-          <w:color w:val="333333"/>
           <w:sz w:val="19"/>
         </w:rPr>
-        <w:t xml:space="preserve">Reikia peržiūrėti. </w:t>
+        <w:t xml:space="preserve">•  </w:t>
       </w:r>
       <w:r>
         <w:rPr>
@@ -3889,7 +4417,27 @@
           <w:color w:val="333333"/>
           <w:sz w:val="19"/>
         </w:rPr>
-        <w:t>2026 m. raudonų signalų greitoje paieškoje nerasta (2026-10-22). Rekomenduojama patikrinti pinigų plovimo prevencijos istoriją.</w:t>
+        <w:t>2026 m. raudonų signalų greitoje paieškoje nerasta (2026-10-22).</w:t>
+      </w:r>
+    </w:p>
+    <w:p>
+      <w:pPr>
+        <w:spacing w:after="120"/>
+        <w:ind w:left="510" w:hanging="198"/>
+      </w:pPr>
+      <w:r>
+        <w:rPr>
+          <w:sz w:val="19"/>
+        </w:rPr>
+        <w:t xml:space="preserve">•  </w:t>
+      </w:r>
+      <w:r>
+        <w:rPr>
+          <w:b w:val="0"/>
+          <w:color w:val="333333"/>
+          <w:sz w:val="19"/>
+        </w:rPr>
+        <w:t>Rekomenduojama patikrinti pinigų plovimo prevencijos istoriją.</w:t>
       </w:r>
     </w:p>
     <w:p>
@@ -3908,23 +4456,28 @@
     </w:p>
     <w:p>
       <w:pPr>
+        <w:spacing w:after="0"/>
         <w:ind w:left="397"/>
       </w:pPr>
       <w:r>
         <w:rPr>
           <w:b/>
-          <w:color w:val="333333"/>
+          <w:color w:val="B42318"/>
           <w:sz w:val="19"/>
         </w:rPr>
-        <w:t xml:space="preserve">Įrodymas: </w:t>
+        <w:t>Reikia peržiūrėti</w:t>
       </w:r>
+    </w:p>
+    <w:p>
+      <w:pPr>
+        <w:spacing w:after="0"/>
+        <w:ind w:left="510" w:hanging="198"/>
+      </w:pPr>
       <w:r>
         <w:rPr>
-          <w:b/>
-          <w:color w:val="333333"/>
           <w:sz w:val="19"/>
         </w:rPr>
-        <w:t xml:space="preserve">Reikia peržiūrėti. </w:t>
+        <w:t xml:space="preserve">•  </w:t>
       </w:r>
       <w:r>
         <w:rPr>
@@ -3932,7 +4485,27 @@
           <w:color w:val="333333"/>
           <w:sz w:val="19"/>
         </w:rPr>
-        <w:t>Tikrina analitikas vidinėmis priemonėmis (pridėti ekrano nuotrauką). Pastaba: naujas savininkas – OTP Bank (Vengrija)</w:t>
+        <w:t>Tikrina analitikas vidinėmis priemonėmis (pridėti ekrano nuotrauką).</w:t>
+      </w:r>
+    </w:p>
+    <w:p>
+      <w:pPr>
+        <w:spacing w:after="120"/>
+        <w:ind w:left="510" w:hanging="198"/>
+      </w:pPr>
+      <w:r>
+        <w:rPr>
+          <w:sz w:val="19"/>
+        </w:rPr>
+        <w:t xml:space="preserve">•  </w:t>
+      </w:r>
+      <w:r>
+        <w:rPr>
+          <w:b w:val="0"/>
+          <w:color w:val="333333"/>
+          <w:sz w:val="19"/>
+        </w:rPr>
+        <w:t>Pastaba: naujas savininkas – OTP Bank (Vengrija)</w:t>
       </w:r>
       <w:hyperlink r:id="rId14">
         <w:r>
@@ -3969,23 +4542,28 @@
     </w:p>
     <w:p>
       <w:pPr>
+        <w:spacing w:after="0"/>
         <w:ind w:left="397"/>
       </w:pPr>
       <w:r>
         <w:rPr>
           <w:b/>
-          <w:color w:val="333333"/>
+          <w:color w:val="B42318"/>
           <w:sz w:val="19"/>
         </w:rPr>
-        <w:t xml:space="preserve">Įrodymas: </w:t>
+        <w:t>Reikia peržiūrėti</w:t>
       </w:r>
+    </w:p>
+    <w:p>
+      <w:pPr>
+        <w:spacing w:after="0"/>
+        <w:ind w:left="510" w:hanging="198"/>
+      </w:pPr>
       <w:r>
         <w:rPr>
-          <w:b/>
-          <w:color w:val="333333"/>
           <w:sz w:val="19"/>
         </w:rPr>
-        <w:t xml:space="preserve">Reikia peržiūrėti. </w:t>
+        <w:t xml:space="preserve">•  </w:t>
       </w:r>
       <w:r>
         <w:rPr>
@@ -3993,7 +4571,47 @@
           <w:color w:val="333333"/>
           <w:sz w:val="19"/>
         </w:rPr>
-        <w:t>Automatinė naujienų paieška (30 d.) neigiamų antraščių nerado; daugiausia naujienų apie OTP sandorį. Analitikas patvirtina ir prideda ekrano nuotrauką.</w:t>
+        <w:t>Automatinė naujienų paieška (30 d.) neigiamų antraščių nerado</w:t>
+      </w:r>
+    </w:p>
+    <w:p>
+      <w:pPr>
+        <w:spacing w:after="0"/>
+        <w:ind w:left="510" w:hanging="198"/>
+      </w:pPr>
+      <w:r>
+        <w:rPr>
+          <w:sz w:val="19"/>
+        </w:rPr>
+        <w:t xml:space="preserve">•  </w:t>
+      </w:r>
+      <w:r>
+        <w:rPr>
+          <w:b w:val="0"/>
+          <w:color w:val="333333"/>
+          <w:sz w:val="19"/>
+        </w:rPr>
+        <w:t>Daugiausia naujienų apie OTP sandorį.</w:t>
+      </w:r>
+    </w:p>
+    <w:p>
+      <w:pPr>
+        <w:spacing w:after="120"/>
+        <w:ind w:left="510" w:hanging="198"/>
+      </w:pPr>
+      <w:r>
+        <w:rPr>
+          <w:sz w:val="19"/>
+        </w:rPr>
+        <w:t xml:space="preserve">•  </w:t>
+      </w:r>
+      <w:r>
+        <w:rPr>
+          <w:b w:val="0"/>
+          <w:color w:val="333333"/>
+          <w:sz w:val="19"/>
+        </w:rPr>
+        <w:t>Analitikas patvirtina ir prideda ekrano nuotrauką.</w:t>
       </w:r>
     </w:p>
     <w:p>
@@ -4044,15 +4662,14 @@
     </w:p>
     <w:p>
       <w:pPr>
-        <w:ind w:left="397"/>
+        <w:spacing w:after="0"/>
+        <w:ind w:left="510" w:hanging="198"/>
       </w:pPr>
       <w:r>
         <w:rPr>
-          <w:b/>
-          <w:color w:val="333333"/>
           <w:sz w:val="19"/>
         </w:rPr>
-        <w:t xml:space="preserve">Įrodymas: </w:t>
+        <w:t xml:space="preserve">•  </w:t>
       </w:r>
       <w:r>
         <w:rPr>
@@ -4060,7 +4677,87 @@
           <w:color w:val="333333"/>
           <w:sz w:val="19"/>
         </w:rPr>
-        <w:t>Tvaraus NT ir atsinaujinančios energetikos paskolos 2025 m. – 305,4 mln. EUR (2024 m. – 182,4 mln.), tikslas – 700 mln. EUR iki 2030 m.; žalios ar su tvarumu susietos obligacijos sudaro 7,4 % obligacijų portfelio; Sustainalytics ESG rizikos reitingas 18,4 (maža rizika)</w:t>
+        <w:t>Tvaraus NT ir atsinaujinančios energetikos paskolos 2025 m. – 305,4 mln.</w:t>
+      </w:r>
+    </w:p>
+    <w:p>
+      <w:pPr>
+        <w:spacing w:after="0"/>
+        <w:ind w:left="510" w:hanging="198"/>
+      </w:pPr>
+      <w:r>
+        <w:rPr>
+          <w:sz w:val="19"/>
+        </w:rPr>
+        <w:t xml:space="preserve">•  </w:t>
+      </w:r>
+      <w:r>
+        <w:rPr>
+          <w:b w:val="0"/>
+          <w:color w:val="333333"/>
+          <w:sz w:val="19"/>
+        </w:rPr>
+        <w:t>EUR (2024 m. – 182,4 mln.), tikslas – 700 mln.</w:t>
+      </w:r>
+    </w:p>
+    <w:p>
+      <w:pPr>
+        <w:spacing w:after="0"/>
+        <w:ind w:left="510" w:hanging="198"/>
+      </w:pPr>
+      <w:r>
+        <w:rPr>
+          <w:sz w:val="19"/>
+        </w:rPr>
+        <w:t xml:space="preserve">•  </w:t>
+      </w:r>
+      <w:r>
+        <w:rPr>
+          <w:b w:val="0"/>
+          <w:color w:val="333333"/>
+          <w:sz w:val="19"/>
+        </w:rPr>
+        <w:t>EUR iki 2030 m.</w:t>
+      </w:r>
+    </w:p>
+    <w:p>
+      <w:pPr>
+        <w:spacing w:after="0"/>
+        <w:ind w:left="510" w:hanging="198"/>
+      </w:pPr>
+      <w:r>
+        <w:rPr>
+          <w:sz w:val="19"/>
+        </w:rPr>
+        <w:t xml:space="preserve">•  </w:t>
+      </w:r>
+      <w:r>
+        <w:rPr>
+          <w:b w:val="0"/>
+          <w:color w:val="333333"/>
+          <w:sz w:val="19"/>
+        </w:rPr>
+        <w:t>Žalios ar su tvarumu susietos obligacijos sudaro 7,4 % obligacijų portfelio</w:t>
+      </w:r>
+    </w:p>
+    <w:p>
+      <w:pPr>
+        <w:spacing w:after="120"/>
+        <w:ind w:left="510" w:hanging="198"/>
+      </w:pPr>
+      <w:r>
+        <w:rPr>
+          <w:sz w:val="19"/>
+        </w:rPr>
+        <w:t xml:space="preserve">•  </w:t>
+      </w:r>
+      <w:r>
+        <w:rPr>
+          <w:b w:val="0"/>
+          <w:color w:val="333333"/>
+          <w:sz w:val="19"/>
+        </w:rPr>
+        <w:t>Sustainalytics ESG rizikos reitingas 18,4 (maža rizika)</w:t>
       </w:r>
       <w:hyperlink r:id="rId22">
         <w:r>
@@ -4097,23 +4794,28 @@
     </w:p>
     <w:p>
       <w:pPr>
+        <w:spacing w:after="0"/>
         <w:ind w:left="397"/>
       </w:pPr>
       <w:r>
         <w:rPr>
           <w:b/>
-          <w:color w:val="333333"/>
+          <w:color w:val="B42318"/>
           <w:sz w:val="19"/>
         </w:rPr>
-        <w:t xml:space="preserve">Įrodymas: </w:t>
+        <w:t>Reikia peržiūrėti</w:t>
       </w:r>
+    </w:p>
+    <w:p>
+      <w:pPr>
+        <w:spacing w:after="120"/>
+        <w:ind w:left="510" w:hanging="198"/>
+      </w:pPr>
       <w:r>
         <w:rPr>
-          <w:b/>
-          <w:color w:val="333333"/>
           <w:sz w:val="19"/>
         </w:rPr>
-        <w:t xml:space="preserve">Reikia peržiūrėti. </w:t>
+        <w:t xml:space="preserve">•  </w:t>
       </w:r>
       <w:r>
         <w:rPr>
@@ -4140,23 +4842,28 @@
     </w:p>
     <w:p>
       <w:pPr>
+        <w:spacing w:after="0"/>
         <w:ind w:left="397"/>
       </w:pPr>
       <w:r>
         <w:rPr>
           <w:b/>
-          <w:color w:val="333333"/>
+          <w:color w:val="B42318"/>
           <w:sz w:val="19"/>
         </w:rPr>
-        <w:t xml:space="preserve">Įrodymas: </w:t>
+        <w:t>Reikia peržiūrėti</w:t>
       </w:r>
+    </w:p>
+    <w:p>
+      <w:pPr>
+        <w:spacing w:after="0"/>
+        <w:ind w:left="510" w:hanging="198"/>
+      </w:pPr>
       <w:r>
         <w:rPr>
-          <w:b/>
-          <w:color w:val="333333"/>
           <w:sz w:val="19"/>
         </w:rPr>
-        <w:t xml:space="preserve">Reikia peržiūrėti. </w:t>
+        <w:t xml:space="preserve">•  </w:t>
       </w:r>
       <w:r>
         <w:rPr>
@@ -4164,7 +4871,27 @@
           <w:color w:val="333333"/>
           <w:sz w:val="19"/>
         </w:rPr>
-        <w:t>Geltonų signalų greitoje paieškoje nerasta; savininko keitimas (OTP) gali pakeisti ESG politikas</w:t>
+        <w:t>Geltonų signalų greitoje paieškoje nerasta</w:t>
+      </w:r>
+    </w:p>
+    <w:p>
+      <w:pPr>
+        <w:spacing w:after="120"/>
+        <w:ind w:left="510" w:hanging="198"/>
+      </w:pPr>
+      <w:r>
+        <w:rPr>
+          <w:sz w:val="19"/>
+        </w:rPr>
+        <w:t xml:space="preserve">•  </w:t>
+      </w:r>
+      <w:r>
+        <w:rPr>
+          <w:b w:val="0"/>
+          <w:color w:val="333333"/>
+          <w:sz w:val="19"/>
+        </w:rPr>
+        <w:t>Savininko keitimas (OTP) gali pakeisti ESG politikas</w:t>
       </w:r>
       <w:hyperlink r:id="rId14">
         <w:r>
@@ -4201,6 +4928,7 @@
     </w:p>
     <w:p>
       <w:pPr>
+        <w:spacing w:after="0"/>
         <w:ind w:left="397"/>
       </w:pPr>
       <w:r>
@@ -4209,15 +4937,19 @@
           <w:color w:val="333333"/>
           <w:sz w:val="19"/>
         </w:rPr>
-        <w:t xml:space="preserve">Įrodymas: </w:t>
+        <w:t>Taikoma</w:t>
       </w:r>
+    </w:p>
+    <w:p>
+      <w:pPr>
+        <w:spacing w:after="0"/>
+        <w:ind w:left="737" w:hanging="198"/>
+      </w:pPr>
       <w:r>
         <w:rPr>
-          <w:b/>
-          <w:color w:val="333333"/>
           <w:sz w:val="19"/>
         </w:rPr>
-        <w:t>Taikoma:</w:t>
+        <w:t xml:space="preserve">•  </w:t>
       </w:r>
       <w:r>
         <w:rPr>
@@ -4225,7 +4957,7 @@
           <w:color w:val="333333"/>
           <w:sz w:val="19"/>
         </w:rPr>
-        <w:t xml:space="preserve"> SEB neturi bankų sektoriaus politikos, todėl taikoma investicijų politika bei aplinkosaugos ir socialinė / žmogaus teisių politikos</w:t>
+        <w:t>SEB neturi bankų sektoriaus politikos, todėl taikoma investicijų politika bei aplinkosaugos ir socialinė / žmogaus teisių politikos</w:t>
       </w:r>
       <w:hyperlink r:id="rId23">
         <w:r>
@@ -4243,15 +4975,33 @@
           <w:color w:val="333333"/>
           <w:sz w:val="19"/>
         </w:rPr>
-        <w:t xml:space="preserve">. </w:t>
+        <w:t>.</w:t>
       </w:r>
+    </w:p>
+    <w:p>
+      <w:pPr>
+        <w:spacing w:after="0"/>
+        <w:ind w:left="397"/>
+      </w:pPr>
       <w:r>
         <w:rPr>
           <w:b/>
           <w:color w:val="333333"/>
           <w:sz w:val="19"/>
         </w:rPr>
-        <w:t>Atitinka:</w:t>
+        <w:t>Atitinka</w:t>
+      </w:r>
+    </w:p>
+    <w:p>
+      <w:pPr>
+        <w:spacing w:after="0"/>
+        <w:ind w:left="737" w:hanging="198"/>
+      </w:pPr>
+      <w:r>
+        <w:rPr>
+          <w:sz w:val="19"/>
+        </w:rPr>
+        <w:t xml:space="preserve">•  </w:t>
       </w:r>
       <w:r>
         <w:rPr>
@@ -4259,7 +5009,27 @@
           <w:color w:val="333333"/>
           <w:sz w:val="19"/>
         </w:rPr>
-        <w:t xml:space="preserve"> valdymo ar tarptautinių normų pažeidimų nerasta (greita paieška 2026-10-22); finansuojamos emisijos atskleidžiamos pagal PCAF (3 apimtis – 3,2 mln. t CO2e 2025 m.)</w:t>
+        <w:t>Valdymo ar tarptautinių normų pažeidimų nerasta (greita paieška 2026-10-22)</w:t>
+      </w:r>
+    </w:p>
+    <w:p>
+      <w:pPr>
+        <w:spacing w:after="0"/>
+        <w:ind w:left="737" w:hanging="198"/>
+      </w:pPr>
+      <w:r>
+        <w:rPr>
+          <w:sz w:val="19"/>
+        </w:rPr>
+        <w:t xml:space="preserve">•  </w:t>
+      </w:r>
+      <w:r>
+        <w:rPr>
+          <w:b w:val="0"/>
+          <w:color w:val="333333"/>
+          <w:sz w:val="19"/>
+        </w:rPr>
+        <w:t>Finansuojamos emisijos atskleidžiamos pagal PCAF (3 apimtis – 3,2 mln. t CO2e 2025 m.)</w:t>
       </w:r>
       <w:hyperlink r:id="rId24">
         <w:r>
@@ -4271,13 +5041,25 @@
           <w:t xml:space="preserve">18</w:t>
         </w:r>
       </w:hyperlink>
+    </w:p>
+    <w:p>
+      <w:pPr>
+        <w:spacing w:after="0"/>
+        <w:ind w:left="737" w:hanging="198"/>
+      </w:pPr>
+      <w:r>
+        <w:rPr>
+          <w:sz w:val="19"/>
+        </w:rPr>
+        <w:t xml:space="preserve">•  </w:t>
+      </w:r>
       <w:r>
         <w:rPr>
           <w:b w:val="0"/>
           <w:color w:val="333333"/>
           <w:sz w:val="19"/>
         </w:rPr>
-        <w:t>; tikslas – klimato neutralumas iki 2050 m.</w:t>
+        <w:t>Tikslas – klimato neutralumas iki 2050 m.</w:t>
       </w:r>
       <w:hyperlink r:id="rId22">
         <w:r>
@@ -4289,13 +5071,65 @@
           <w:t xml:space="preserve">16</w:t>
         </w:r>
       </w:hyperlink>
+    </w:p>
+    <w:p>
+      <w:pPr>
+        <w:spacing w:after="0"/>
+        <w:ind w:left="737" w:hanging="198"/>
+      </w:pPr>
+      <w:r>
+        <w:rPr>
+          <w:sz w:val="19"/>
+        </w:rPr>
+        <w:t xml:space="preserve">•  </w:t>
+      </w:r>
       <w:r>
         <w:rPr>
           <w:b w:val="0"/>
           <w:color w:val="333333"/>
           <w:sz w:val="19"/>
         </w:rPr>
-        <w:t>; tvaraus NT ir atsinaujinančios energetikos paskolos 305,4 mln. EUR, tikslas – 700 mln. EUR iki 2030 m.</w:t>
+        <w:t>Tvaraus NT ir atsinaujinančios energetikos paskolos 305,4 mln.</w:t>
+      </w:r>
+    </w:p>
+    <w:p>
+      <w:pPr>
+        <w:spacing w:after="0"/>
+        <w:ind w:left="737" w:hanging="198"/>
+      </w:pPr>
+      <w:r>
+        <w:rPr>
+          <w:sz w:val="19"/>
+        </w:rPr>
+        <w:t xml:space="preserve">•  </w:t>
+      </w:r>
+      <w:r>
+        <w:rPr>
+          <w:b w:val="0"/>
+          <w:color w:val="333333"/>
+          <w:sz w:val="19"/>
+        </w:rPr>
+        <w:t>EUR, tikslas – 700 mln.</w:t>
+      </w:r>
+    </w:p>
+    <w:p>
+      <w:pPr>
+        <w:spacing w:after="0"/>
+        <w:ind w:left="737" w:hanging="198"/>
+      </w:pPr>
+      <w:r>
+        <w:rPr>
+          <w:sz w:val="19"/>
+        </w:rPr>
+        <w:t xml:space="preserve">•  </w:t>
+      </w:r>
+      <w:r>
+        <w:rPr>
+          <w:b w:val="0"/>
+          <w:color w:val="333333"/>
+          <w:sz w:val="19"/>
+        </w:rPr>
+        <w:t>EUR iki 2030 m.</w:t>
       </w:r>
       <w:hyperlink r:id="rId22">
         <w:r>
@@ -4307,13 +5141,25 @@
           <w:t xml:space="preserve">16</w:t>
         </w:r>
       </w:hyperlink>
+    </w:p>
+    <w:p>
+      <w:pPr>
+        <w:spacing w:after="0"/>
+        <w:ind w:left="737" w:hanging="198"/>
+      </w:pPr>
+      <w:r>
+        <w:rPr>
+          <w:sz w:val="19"/>
+        </w:rPr>
+        <w:t xml:space="preserve">•  </w:t>
+      </w:r>
       <w:r>
         <w:rPr>
           <w:b w:val="0"/>
           <w:color w:val="333333"/>
           <w:sz w:val="19"/>
         </w:rPr>
-        <w:t>; Sustainalytics ESG rizikos reitingas 18,4 (maža rizika)</w:t>
+        <w:t>Sustainalytics ESG rizikos reitingas 18,4 (maža rizika)</w:t>
       </w:r>
       <w:hyperlink r:id="rId22">
         <w:r>
@@ -4325,13 +5171,25 @@
           <w:t xml:space="preserve">16</w:t>
         </w:r>
       </w:hyperlink>
+    </w:p>
+    <w:p>
+      <w:pPr>
+        <w:spacing w:after="0"/>
+        <w:ind w:left="737" w:hanging="198"/>
+      </w:pPr>
+      <w:r>
+        <w:rPr>
+          <w:sz w:val="19"/>
+        </w:rPr>
+        <w:t xml:space="preserve">•  </w:t>
+      </w:r>
       <w:r>
         <w:rPr>
           <w:b w:val="0"/>
           <w:color w:val="333333"/>
           <w:sz w:val="19"/>
         </w:rPr>
-        <w:t>; įsipareigojimas gerbti žmogaus teises</w:t>
+        <w:t>Įsipareigojimas gerbti žmogaus teises</w:t>
       </w:r>
       <w:hyperlink r:id="rId25">
         <w:r>
@@ -4343,13 +5201,25 @@
           <w:t xml:space="preserve">19</w:t>
         </w:r>
       </w:hyperlink>
+    </w:p>
+    <w:p>
+      <w:pPr>
+        <w:spacing w:after="0"/>
+        <w:ind w:left="737" w:hanging="198"/>
+      </w:pPr>
+      <w:r>
+        <w:rPr>
+          <w:sz w:val="19"/>
+        </w:rPr>
+        <w:t xml:space="preserve">•  </w:t>
+      </w:r>
       <w:r>
         <w:rPr>
           <w:b w:val="0"/>
           <w:color w:val="333333"/>
           <w:sz w:val="19"/>
         </w:rPr>
-        <w:t>; PPTFP ir sankcijų atitiktis</w:t>
+        <w:t>PPTFP ir sankcijų atitiktis</w:t>
       </w:r>
       <w:hyperlink r:id="rId25">
         <w:r>
@@ -4361,13 +5231,25 @@
           <w:t xml:space="preserve">19</w:t>
         </w:r>
       </w:hyperlink>
+    </w:p>
+    <w:p>
+      <w:pPr>
+        <w:spacing w:after="0"/>
+        <w:ind w:left="737" w:hanging="198"/>
+      </w:pPr>
+      <w:r>
+        <w:rPr>
+          <w:sz w:val="19"/>
+        </w:rPr>
+        <w:t xml:space="preserve">•  </w:t>
+      </w:r>
       <w:r>
         <w:rPr>
           <w:b w:val="0"/>
           <w:color w:val="333333"/>
           <w:sz w:val="19"/>
         </w:rPr>
-        <w:t>; antikorupcijos priemonės ir pranešėjų kanalai (iš santraukos, patikrinti)</w:t>
+        <w:t>Antikorupcijos priemonės ir pranešėjų kanalai (iš santraukos, patikrinti)</w:t>
       </w:r>
       <w:hyperlink r:id="rId26">
         <w:r>
@@ -4385,15 +5267,33 @@
           <w:color w:val="333333"/>
           <w:sz w:val="19"/>
         </w:rPr>
-        <w:t xml:space="preserve">. </w:t>
+        <w:t>.</w:t>
       </w:r>
+    </w:p>
+    <w:p>
+      <w:pPr>
+        <w:spacing w:after="0"/>
+        <w:ind w:left="397"/>
+      </w:pPr>
       <w:r>
         <w:rPr>
           <w:b/>
           <w:color w:val="333333"/>
           <w:sz w:val="19"/>
         </w:rPr>
-        <w:t>Nerasta:</w:t>
+        <w:t>Nerasta</w:t>
+      </w:r>
+    </w:p>
+    <w:p>
+      <w:pPr>
+        <w:spacing w:after="0"/>
+        <w:ind w:left="737" w:hanging="198"/>
+      </w:pPr>
+      <w:r>
+        <w:rPr>
+          <w:sz w:val="19"/>
+        </w:rPr>
+        <w:t xml:space="preserve">•  </w:t>
       </w:r>
       <w:r>
         <w:rPr>
@@ -4401,7 +5301,27 @@
           <w:color w:val="333333"/>
           <w:sz w:val="19"/>
         </w:rPr>
-        <w:t xml:space="preserve"> viešo skolinimo išimčių sąrašo (anglis, nafta ir dujos, ginklai) ir narystės JT Pasauliniame susitarime / UNEP FI PRB; patikrinti Luminor tvarumo politiką ir pereinamojo laikotarpio plano principus.</w:t>
+        <w:t>Viešo skolinimo išimčių sąrašo (anglis, nafta ir dujos, ginklai) ir narystės JT Pasauliniame susitarime / UNEP FI PRB</w:t>
+      </w:r>
+    </w:p>
+    <w:p>
+      <w:pPr>
+        <w:spacing w:after="120"/>
+        <w:ind w:left="737" w:hanging="198"/>
+      </w:pPr>
+      <w:r>
+        <w:rPr>
+          <w:sz w:val="19"/>
+        </w:rPr>
+        <w:t xml:space="preserve">•  </w:t>
+      </w:r>
+      <w:r>
+        <w:rPr>
+          <w:b w:val="0"/>
+          <w:color w:val="333333"/>
+          <w:sz w:val="19"/>
+        </w:rPr>
+        <w:t>Patikrinti Luminor tvarumo politiką ir pereinamojo laikotarpio plano principus.</w:t>
       </w:r>
     </w:p>
     <w:p>
@@ -4443,23 +5363,28 @@
     </w:p>
     <w:p>
       <w:pPr>
+        <w:spacing w:after="0"/>
         <w:ind w:left="397"/>
       </w:pPr>
       <w:r>
         <w:rPr>
           <w:b/>
-          <w:color w:val="333333"/>
+          <w:color w:val="B42318"/>
           <w:sz w:val="19"/>
         </w:rPr>
-        <w:t xml:space="preserve">Įrodymas: </w:t>
+        <w:t>Reikia peržiūrėti</w:t>
       </w:r>
+    </w:p>
+    <w:p>
+      <w:pPr>
+        <w:spacing w:after="120"/>
+        <w:ind w:left="510" w:hanging="198"/>
+      </w:pPr>
       <w:r>
         <w:rPr>
-          <w:b/>
-          <w:color w:val="333333"/>
           <w:sz w:val="19"/>
         </w:rPr>
-        <w:t xml:space="preserve">Reikia peržiūrėti. </w:t>
+        <w:t xml:space="preserve">•  </w:t>
       </w:r>
       <w:r>
         <w:rPr>
@@ -4509,23 +5434,28 @@
     </w:p>
     <w:p>
       <w:pPr>
+        <w:spacing w:after="0"/>
         <w:ind w:left="397"/>
       </w:pPr>
       <w:r>
         <w:rPr>
           <w:b/>
-          <w:color w:val="333333"/>
+          <w:color w:val="B42318"/>
           <w:sz w:val="19"/>
         </w:rPr>
-        <w:t xml:space="preserve">Įrodymas: </w:t>
+        <w:t>Reikia peržiūrėti</w:t>
       </w:r>
+    </w:p>
+    <w:p>
+      <w:pPr>
+        <w:spacing w:after="120"/>
+        <w:ind w:left="510" w:hanging="198"/>
+      </w:pPr>
       <w:r>
         <w:rPr>
-          <w:b/>
-          <w:color w:val="333333"/>
           <w:sz w:val="19"/>
         </w:rPr>
-        <w:t xml:space="preserve">Reikia peržiūrėti. </w:t>
+        <w:t xml:space="preserve">•  </w:t>
       </w:r>
       <w:r>
         <w:rPr>

--- a/docs/files/luminor/luminor_1H2026_lt.docx
+++ b/docs/files/luminor/luminor_1H2026_lt.docx
@@ -108,6 +108,115 @@
         <w:t>3Q 2026 interim report - expected November 2026</w:t>
       </w:r>
     </w:p>
+    <w:tbl>
+      <w:tblPr>
+        <w:tblW w:type="auto" w:w="0"/>
+        <w:tblLook w:firstColumn="1" w:firstRow="1" w:lastColumn="0" w:lastRow="0" w:noHBand="0" w:noVBand="1" w:val="04A0"/>
+      </w:tblPr>
+      <w:tblGrid>
+        <w:gridCol w:w="9972"/>
+      </w:tblGrid>
+      <w:tr>
+        <w:tc>
+          <w:tcPr>
+            <w:tcW w:type="dxa" w:w="9638"/>
+            <w:shd w:val="clear" w:color="auto" w:fill="E3F3E8"/>
+          </w:tcPr>
+          <w:p>
+            <w:pPr>
+              <w:spacing w:before="60" w:after="60"/>
+            </w:pPr>
+            <w:r>
+              <w:rPr>
+                <w:b/>
+                <w:color w:val="1A1A1A"/>
+                <w:sz w:val="21"/>
+              </w:rPr>
+              <w:t>Pozicija tvarkinga.</w:t>
+            </w:r>
+            <w:r>
+              <w:rPr>
+                <w:b w:val="0"/>
+                <w:color w:val="1A1A1A"/>
+                <w:sz w:val="21"/>
+              </w:rPr>
+              <w:t xml:space="preserve"> Kapitalas ir likvidumas gerokai viršija reikalavimus, o Moody's po OTP Bank sandorio paskelbimo reitingą paliko</w:t>
+            </w:r>
+            <w:hyperlink r:id="rId10">
+              <w:r>
+                <w:rPr>
+                  <w:color w:val="2A78D6"/>
+                  <w:vertAlign w:val="superscript"/>
+                  <w:sz w:val="17"/>
+                </w:rPr>
+                <w:t xml:space="preserve">1</w:t>
+              </w:r>
+            </w:hyperlink>
+            <w:r>
+              <w:rPr>
+                <w:b w:val="0"/>
+                <w:color w:val="1A1A1A"/>
+                <w:sz w:val="21"/>
+              </w:rPr>
+              <w:t>. Pelnas sumažėjo maždaug penktadaliu</w:t>
+            </w:r>
+            <w:hyperlink r:id="rId12">
+              <w:r>
+                <w:rPr>
+                  <w:color w:val="2A78D6"/>
+                  <w:vertAlign w:val="superscript"/>
+                  <w:sz w:val="17"/>
+                </w:rPr>
+                <w:t xml:space="preserve">3</w:t>
+              </w:r>
+            </w:hyperlink>
+            <w:r>
+              <w:rPr>
+                <w:b w:val="0"/>
+                <w:color w:val="1A1A1A"/>
+                <w:sz w:val="21"/>
+              </w:rPr>
+              <w:t>. 7,75 % obligacija XS2633112565 išpirkta 2026 m. birželį ir nebėra apyvartoje</w:t>
+            </w:r>
+            <w:hyperlink r:id="rId13">
+              <w:r>
+                <w:rPr>
+                  <w:color w:val="2A78D6"/>
+                  <w:vertAlign w:val="superscript"/>
+                  <w:sz w:val="17"/>
+                </w:rPr>
+                <w:t xml:space="preserve">4</w:t>
+              </w:r>
+            </w:hyperlink>
+            <w:r>
+              <w:rPr>
+                <w:color w:val="2A78D6"/>
+                <w:vertAlign w:val="superscript"/>
+              </w:rPr>
+              <w:t>,</w:t>
+            </w:r>
+            <w:hyperlink r:id="rId14">
+              <w:r>
+                <w:rPr>
+                  <w:color w:val="2A78D6"/>
+                  <w:vertAlign w:val="superscript"/>
+                  <w:sz w:val="17"/>
+                </w:rPr>
+                <w:t xml:space="preserve">5</w:t>
+              </w:r>
+            </w:hyperlink>
+            <w:r>
+              <w:rPr>
+                <w:b w:val="0"/>
+                <w:color w:val="1A1A1A"/>
+                <w:sz w:val="21"/>
+              </w:rPr>
+              <w:t>.</w:t>
+            </w:r>
+          </w:p>
+        </w:tc>
+      </w:tr>
+    </w:tbl>
     <w:p>
       <w:pPr>
         <w:spacing w:after="0"/>
@@ -244,7 +353,7 @@
                 <w:color w:val="5F6B7A"/>
                 <w:sz w:val="16"/>
               </w:rPr>
-              <w:t>▼ 0,6 p. p. vs FY2025</w:t>
+              <w:t>▼ 1 p. p. vs 1H2025</w:t>
             </w:r>
           </w:p>
         </w:tc>
@@ -282,7 +391,7 @@
                 <w:color w:val="5F6B7A"/>
                 <w:sz w:val="16"/>
               </w:rPr>
-              <w:t>▲ 12,4 p. p. vs FY2025</w:t>
+              <w:t>▲ 23,7 p. p. vs 1H2025</w:t>
             </w:r>
           </w:p>
         </w:tc>
@@ -328,7 +437,7 @@
             <w:vertAlign w:val="superscript"/>
             <w:sz w:val="17"/>
           </w:rPr>
-          <w:t xml:space="preserve">3</w:t>
+          <w:t xml:space="preserve">6</w:t>
         </w:r>
       </w:hyperlink>
       <w:r>
@@ -354,40 +463,6 @@
           <w:b w:val="0"/>
         </w:rPr>
         <w:t xml:space="preserve"> CET1 19,6 %, bendras kapitalas 23,7 %. MREL 36,34 % TREA, kai reikalaujama 23,69 % plius buferiai. Likvidumas: LCR 187,0 %, NSFR 142,3 %</w:t>
-      </w:r>
-      <w:hyperlink r:id="rId13">
-        <w:r>
-          <w:rPr>
-            <w:color w:val="2A78D6"/>
-            <w:vertAlign w:val="superscript"/>
-            <w:sz w:val="17"/>
-          </w:rPr>
-          <w:t xml:space="preserve">4</w:t>
-        </w:r>
-      </w:hyperlink>
-      <w:r>
-        <w:rPr>
-          <w:b w:val="0"/>
-        </w:rPr>
-        <w:t>.</w:t>
-      </w:r>
-    </w:p>
-    <w:p>
-      <w:pPr>
-        <w:pStyle w:val="ListBullet"/>
-        <w:spacing w:after="60"/>
-      </w:pPr>
-      <w:r>
-        <w:rPr>
-          <w:b/>
-        </w:rPr>
-        <w:t>Keičiasi savininkas:</w:t>
-      </w:r>
-      <w:r>
-        <w:rPr>
-          <w:b w:val="0"/>
-        </w:rPr>
-        <w:t xml:space="preserve"> 2026-07-20 paskelbta, kad OTP Bank įsigis 100 % Luminor iš Blackstone konsorciumo ir DNB. Laukiama priežiūros institucijų leidimų. Moody's reitingą ir perspektyvą paliko</w:t>
       </w:r>
       <w:hyperlink r:id="rId14">
         <w:r>
@@ -415,6 +490,40 @@
         <w:rPr>
           <w:b/>
         </w:rPr>
+        <w:t>Keičiasi savininkas:</w:t>
+      </w:r>
+      <w:r>
+        <w:rPr>
+          <w:b w:val="0"/>
+        </w:rPr>
+        <w:t xml:space="preserve"> 2026-07-20 paskelbta, kad OTP Bank įsigis 100 % Luminor iš Blackstone konsorciumo ir DNB. Laukiama priežiūros institucijų leidimų. Moody's reitingą ir perspektyvą paliko</w:t>
+      </w:r>
+      <w:hyperlink r:id="rId15">
+        <w:r>
+          <w:rPr>
+            <w:color w:val="2A78D6"/>
+            <w:vertAlign w:val="superscript"/>
+            <w:sz w:val="17"/>
+          </w:rPr>
+          <w:t xml:space="preserve">7</w:t>
+        </w:r>
+      </w:hyperlink>
+      <w:r>
+        <w:rPr>
+          <w:b w:val="0"/>
+        </w:rPr>
+        <w:t>.</w:t>
+      </w:r>
+    </w:p>
+    <w:p>
+      <w:pPr>
+        <w:pStyle w:val="ListBullet"/>
+        <w:spacing w:after="60"/>
+      </w:pPr>
+      <w:r>
+        <w:rPr>
+          <w:b/>
+        </w:rPr>
         <w:t>Dalis kapitalo bus grąžinta:</w:t>
       </w:r>
       <w:r>
@@ -423,14 +532,14 @@
         </w:rPr>
         <w:t xml:space="preserve"> 2026-07-17 ECB leido sumažinti CET1 kapitalą 200,0 mln. EUR; tikimasi IV ketv.</w:t>
       </w:r>
-      <w:hyperlink r:id="rId14">
+      <w:hyperlink r:id="rId15">
         <w:r>
           <w:rPr>
             <w:color w:val="2A78D6"/>
             <w:vertAlign w:val="superscript"/>
             <w:sz w:val="17"/>
           </w:rPr>
-          <w:t xml:space="preserve">6</w:t>
+          <w:t xml:space="preserve">8</w:t>
         </w:r>
       </w:hyperlink>
       <w:r>
@@ -457,14 +566,14 @@
         </w:rPr>
         <w:t xml:space="preserve"> grąžinta 300 mln. EUR pirmaeilė obligacija (MS+4,471 %) ir išleista pirmoji 500 mln. EUR senior non-preferred obligacija (MS+1,28 %)</w:t>
       </w:r>
-      <w:hyperlink r:id="rId13">
+      <w:hyperlink r:id="rId14">
         <w:r>
           <w:rPr>
             <w:color w:val="2A78D6"/>
             <w:vertAlign w:val="superscript"/>
             <w:sz w:val="17"/>
           </w:rPr>
-          <w:t xml:space="preserve">4</w:t>
+          <w:t xml:space="preserve">5</w:t>
         </w:r>
       </w:hyperlink>
       <w:r>
@@ -615,7 +724,7 @@
                 <w:b w:val="0"/>
                 <w:sz w:val="17"/>
               </w:rPr>
-              <w:t>XS2633112565</w:t>
+              <w:t>XS3079969104</w:t>
             </w:r>
           </w:p>
         </w:tc>
@@ -633,7 +742,7 @@
                 <w:b w:val="0"/>
                 <w:sz w:val="17"/>
               </w:rPr>
-              <w:t>Luminor Bank 7.75% 2027</w:t>
+              <w:t>Luminor Bank 3.551% 2029</w:t>
             </w:r>
           </w:p>
         </w:tc>
@@ -652,7 +761,7 @@
                 <w:b w:val="0"/>
                 <w:sz w:val="17"/>
               </w:rPr>
-              <w:t>7,750 %</w:t>
+              <w:t>3,551 %</w:t>
             </w:r>
           </w:p>
         </w:tc>
@@ -670,7 +779,7 @@
                 <w:b w:val="0"/>
                 <w:sz w:val="17"/>
               </w:rPr>
-              <w:t>2027-06-08</w:t>
+              <w:t>2029-06-12</w:t>
             </w:r>
           </w:p>
         </w:tc>
@@ -688,7 +797,7 @@
                 <w:b w:val="0"/>
                 <w:sz w:val="17"/>
               </w:rPr>
-              <w:t>⚠ Amount/ranking/call date not on issuer placements page - check Final Terms</w:t>
+              <w:t>Senior preferred; callable at par 2028-06-12, then 3M EURIBOR+1.55%</w:t>
             </w:r>
           </w:p>
         </w:tc>
@@ -709,7 +818,7 @@
                 <w:b w:val="0"/>
                 <w:sz w:val="17"/>
               </w:rPr>
-              <w:t>XS3079969104</w:t>
+              <w:t>XS2888497067</w:t>
             </w:r>
           </w:p>
         </w:tc>
@@ -728,7 +837,7 @@
                 <w:b w:val="0"/>
                 <w:sz w:val="17"/>
               </w:rPr>
-              <w:t>Luminor Bank 3.551% 2029</w:t>
+              <w:t>Luminor Bank 4.042% 2028</w:t>
             </w:r>
           </w:p>
         </w:tc>
@@ -748,7 +857,7 @@
                 <w:b w:val="0"/>
                 <w:sz w:val="17"/>
               </w:rPr>
-              <w:t>3,551 %</w:t>
+              <w:t>4,042 %</w:t>
             </w:r>
           </w:p>
         </w:tc>
@@ -767,7 +876,7 @@
                 <w:b w:val="0"/>
                 <w:sz w:val="17"/>
               </w:rPr>
-              <w:t>2029-06-12</w:t>
+              <w:t>2028-09-10</w:t>
             </w:r>
           </w:p>
         </w:tc>
@@ -786,7 +895,7 @@
                 <w:b w:val="0"/>
                 <w:sz w:val="17"/>
               </w:rPr>
-              <w:t>⚠ Placements page shows 12.06.2028 in maturity column but 2029 in name - likely call 2028 / final 2029; check Final Terms</w:t>
+              <w:t>Senior preferred; callable at par 2027-09-10, then 3M EURIBOR+1.50%</w:t>
             </w:r>
           </w:p>
         </w:tc>
@@ -806,7 +915,7 @@
                 <w:b w:val="0"/>
                 <w:sz w:val="17"/>
               </w:rPr>
-              <w:t>XS2888497067</w:t>
+              <w:t>XS2982074861</w:t>
             </w:r>
           </w:p>
         </w:tc>
@@ -824,109 +933,13 @@
                 <w:b w:val="0"/>
                 <w:sz w:val="17"/>
               </w:rPr>
-              <w:t>Luminor Bank 4.042% 2028</w:t>
+              <w:t>Luminor 7.375% perpetual</w:t>
             </w:r>
           </w:p>
         </w:tc>
         <w:tc>
           <w:tcPr>
             <w:tcW w:type="dxa" w:w="964"/>
-          </w:tcPr>
-          <w:p>
-            <w:pPr>
-              <w:spacing w:after="0"/>
-              <w:jc w:val="right"/>
-            </w:pPr>
-            <w:r/>
-            <w:r>
-              <w:rPr>
-                <w:b w:val="0"/>
-                <w:sz w:val="17"/>
-              </w:rPr>
-              <w:t>4,042 %</w:t>
-            </w:r>
-          </w:p>
-        </w:tc>
-        <w:tc>
-          <w:tcPr>
-            <w:tcW w:type="dxa" w:w="1304"/>
-          </w:tcPr>
-          <w:p>
-            <w:pPr>
-              <w:spacing w:after="0"/>
-            </w:pPr>
-            <w:r/>
-            <w:r>
-              <w:rPr>
-                <w:b w:val="0"/>
-                <w:sz w:val="17"/>
-              </w:rPr>
-              <w:t>2028-09-10</w:t>
-            </w:r>
-          </w:p>
-        </w:tc>
-        <w:tc>
-          <w:tcPr>
-            <w:tcW w:type="dxa" w:w="3061"/>
-          </w:tcPr>
-          <w:p>
-            <w:pPr>
-              <w:spacing w:after="0"/>
-            </w:pPr>
-            <w:r/>
-            <w:r>
-              <w:rPr>
-                <w:b w:val="0"/>
-                <w:sz w:val="17"/>
-              </w:rPr>
-              <w:t>⚠ Amount/ranking/call date not on issuer placements page - check Final Terms</w:t>
-            </w:r>
-          </w:p>
-        </w:tc>
-      </w:tr>
-      <w:tr>
-        <w:tc>
-          <w:tcPr>
-            <w:tcW w:type="dxa" w:w="1701"/>
-            <w:shd w:val="clear" w:color="auto" w:fill="F6F8FA"/>
-          </w:tcPr>
-          <w:p>
-            <w:pPr>
-              <w:spacing w:after="0"/>
-            </w:pPr>
-            <w:r/>
-            <w:r>
-              <w:rPr>
-                <w:b w:val="0"/>
-                <w:sz w:val="17"/>
-              </w:rPr>
-              <w:t>XS2982074861</w:t>
-            </w:r>
-          </w:p>
-        </w:tc>
-        <w:tc>
-          <w:tcPr>
-            <w:tcW w:type="dxa" w:w="2608"/>
-            <w:shd w:val="clear" w:color="auto" w:fill="F6F8FA"/>
-          </w:tcPr>
-          <w:p>
-            <w:pPr>
-              <w:spacing w:after="0"/>
-            </w:pPr>
-            <w:r/>
-            <w:r>
-              <w:rPr>
-                <w:b w:val="0"/>
-                <w:sz w:val="17"/>
-              </w:rPr>
-              <w:t>Luminor Bank 7.375% perpetual (AT1?)</w:t>
-            </w:r>
-          </w:p>
-        </w:tc>
-        <w:tc>
-          <w:tcPr>
-            <w:tcW w:type="dxa" w:w="964"/>
-            <w:shd w:val="clear" w:color="auto" w:fill="F6F8FA"/>
           </w:tcPr>
           <w:p>
             <w:pPr>
@@ -946,7 +959,6 @@
         <w:tc>
           <w:tcPr>
             <w:tcW w:type="dxa" w:w="1304"/>
-            <w:shd w:val="clear" w:color="auto" w:fill="F6F8FA"/>
           </w:tcPr>
           <w:p>
             <w:pPr>
@@ -965,7 +977,6 @@
         <w:tc>
           <w:tcPr>
             <w:tcW w:type="dxa" w:w="3061"/>
-            <w:shd w:val="clear" w:color="auto" w:fill="F6F8FA"/>
           </w:tcPr>
           <w:p>
             <w:pPr>
@@ -977,7 +988,7 @@
                 <w:b w:val="0"/>
                 <w:sz w:val="17"/>
               </w:rPr>
-              <w:t>⚠ Perpetual; annual report mentions inaugural EUR 150m AT1 in 2025 - link to this ISIN not confirmed</w:t>
+              <w:t>⚠ Perpetual, issued 2025-02-12</w:t>
             </w:r>
           </w:p>
         </w:tc>
@@ -1156,14 +1167,14 @@
               </w:rPr>
               <w:t>Grynasis pelnas, mln. EUR</w:t>
             </w:r>
-            <w:hyperlink r:id="rId15">
+            <w:hyperlink r:id="rId16">
               <w:r>
                 <w:rPr>
                   <w:color w:val="2A78D6"/>
                   <w:vertAlign w:val="superscript"/>
                   <w:sz w:val="14"/>
                 </w:rPr>
-                <w:t xml:space="preserve">7</w:t>
+                <w:t xml:space="preserve">9</w:t>
               </w:r>
             </w:hyperlink>
             <w:r>
@@ -1180,7 +1191,7 @@
                   <w:vertAlign w:val="superscript"/>
                   <w:sz w:val="14"/>
                 </w:rPr>
-                <w:t xml:space="preserve">8</w:t>
+                <w:t xml:space="preserve">3</w:t>
               </w:r>
             </w:hyperlink>
           </w:p>
@@ -1310,6 +1321,40 @@
                 <w:t xml:space="preserve">9</w:t>
               </w:r>
             </w:hyperlink>
+            <w:r>
+              <w:rPr>
+                <w:color w:val="2A78D6"/>
+                <w:vertAlign w:val="superscript"/>
+              </w:rPr>
+              <w:t>,</w:t>
+            </w:r>
+            <w:hyperlink r:id="rId17">
+              <w:r>
+                <w:rPr>
+                  <w:color w:val="2A78D6"/>
+                  <w:vertAlign w:val="superscript"/>
+                  <w:sz w:val="14"/>
+                </w:rPr>
+                <w:t xml:space="preserve">10</w:t>
+              </w:r>
+            </w:hyperlink>
+            <w:r>
+              <w:rPr>
+                <w:color w:val="2A78D6"/>
+                <w:vertAlign w:val="superscript"/>
+              </w:rPr>
+              <w:t>,</w:t>
+            </w:r>
+            <w:hyperlink r:id="rId12">
+              <w:r>
+                <w:rPr>
+                  <w:color w:val="2A78D6"/>
+                  <w:vertAlign w:val="superscript"/>
+                  <w:sz w:val="14"/>
+                </w:rPr>
+                <w:t xml:space="preserve">3</w:t>
+              </w:r>
+            </w:hyperlink>
           </w:p>
         </w:tc>
         <w:tc>
@@ -1328,7 +1373,7 @@
                 <w:b w:val="0"/>
                 <w:sz w:val="17"/>
               </w:rPr>
-              <w:t>–</w:t>
+              <w:t>507,7</w:t>
             </w:r>
           </w:p>
         </w:tc>
@@ -1368,7 +1413,7 @@
                 <w:b w:val="0"/>
                 <w:sz w:val="17"/>
               </w:rPr>
-              <w:t>–</w:t>
+              <w:t>214,7</w:t>
             </w:r>
           </w:p>
         </w:tc>
@@ -1405,11 +1450,11 @@
             <w:r/>
             <w:r>
               <w:rPr>
-                <w:b w:val="0"/>
-                <w:color w:val="5F6B7A"/>
+                <w:b/>
+                <w:color w:val="B42318"/>
                 <w:sz w:val="17"/>
               </w:rPr>
-              <w:t>–</w:t>
+              <w:t>▼ 0,1 % vs 1H2025</w:t>
             </w:r>
           </w:p>
         </w:tc>
@@ -1441,6 +1486,40 @@
                 <w:t xml:space="preserve">9</w:t>
               </w:r>
             </w:hyperlink>
+            <w:r>
+              <w:rPr>
+                <w:color w:val="2A78D6"/>
+                <w:vertAlign w:val="superscript"/>
+              </w:rPr>
+              <w:t>,</w:t>
+            </w:r>
+            <w:hyperlink r:id="rId17">
+              <w:r>
+                <w:rPr>
+                  <w:color w:val="2A78D6"/>
+                  <w:vertAlign w:val="superscript"/>
+                  <w:sz w:val="14"/>
+                </w:rPr>
+                <w:t xml:space="preserve">10</w:t>
+              </w:r>
+            </w:hyperlink>
+            <w:r>
+              <w:rPr>
+                <w:color w:val="2A78D6"/>
+                <w:vertAlign w:val="superscript"/>
+              </w:rPr>
+              <w:t>,</w:t>
+            </w:r>
+            <w:hyperlink r:id="rId12">
+              <w:r>
+                <w:rPr>
+                  <w:color w:val="2A78D6"/>
+                  <w:vertAlign w:val="superscript"/>
+                  <w:sz w:val="14"/>
+                </w:rPr>
+                <w:t xml:space="preserve">3</w:t>
+              </w:r>
+            </w:hyperlink>
           </w:p>
         </w:tc>
         <w:tc>
@@ -1458,7 +1537,7 @@
                 <w:b w:val="0"/>
                 <w:sz w:val="17"/>
               </w:rPr>
-              <w:t>–</w:t>
+              <w:t>632,8</w:t>
             </w:r>
           </w:p>
         </w:tc>
@@ -1496,7 +1575,7 @@
                 <w:b w:val="0"/>
                 <w:sz w:val="17"/>
               </w:rPr>
-              <w:t>–</w:t>
+              <w:t>269,5</w:t>
             </w:r>
           </w:p>
         </w:tc>
@@ -1531,11 +1610,11 @@
             <w:r/>
             <w:r>
               <w:rPr>
-                <w:b w:val="0"/>
-                <w:color w:val="5F6B7A"/>
+                <w:b/>
+                <w:color w:val="1B7F3B"/>
                 <w:sz w:val="17"/>
               </w:rPr>
-              <w:t>–</w:t>
+              <w:t>▲ 0,8 % vs 1H2025</w:t>
             </w:r>
           </w:p>
         </w:tc>
@@ -1558,14 +1637,48 @@
               </w:rPr>
               <w:t>Sąnaudų ir pajamų santykis</w:t>
             </w:r>
-            <w:hyperlink r:id="rId16">
+            <w:hyperlink r:id="rId18">
               <w:r>
                 <w:rPr>
                   <w:color w:val="2A78D6"/>
                   <w:vertAlign w:val="superscript"/>
                   <w:sz w:val="14"/>
                 </w:rPr>
-                <w:t xml:space="preserve">9</w:t>
+                <w:t xml:space="preserve">11</w:t>
+              </w:r>
+            </w:hyperlink>
+            <w:r>
+              <w:rPr>
+                <w:color w:val="2A78D6"/>
+                <w:vertAlign w:val="superscript"/>
+              </w:rPr>
+              <w:t>,</w:t>
+            </w:r>
+            <w:hyperlink r:id="rId17">
+              <w:r>
+                <w:rPr>
+                  <w:color w:val="2A78D6"/>
+                  <w:vertAlign w:val="superscript"/>
+                  <w:sz w:val="14"/>
+                </w:rPr>
+                <w:t xml:space="preserve">10</w:t>
+              </w:r>
+            </w:hyperlink>
+            <w:r>
+              <w:rPr>
+                <w:color w:val="2A78D6"/>
+                <w:vertAlign w:val="superscript"/>
+              </w:rPr>
+              <w:t>,</w:t>
+            </w:r>
+            <w:hyperlink r:id="rId19">
+              <w:r>
+                <w:rPr>
+                  <w:color w:val="2A78D6"/>
+                  <w:vertAlign w:val="superscript"/>
+                  <w:sz w:val="14"/>
+                </w:rPr>
+                <w:t xml:space="preserve">12</w:t>
               </w:r>
             </w:hyperlink>
           </w:p>
@@ -1586,7 +1699,7 @@
                 <w:b w:val="0"/>
                 <w:sz w:val="17"/>
               </w:rPr>
-              <w:t>–</w:t>
+              <w:t>54,5 %</w:t>
             </w:r>
           </w:p>
         </w:tc>
@@ -1626,7 +1739,7 @@
                 <w:b w:val="0"/>
                 <w:sz w:val="17"/>
               </w:rPr>
-              <w:t>–</w:t>
+              <w:t>60,1 %ᶜ</w:t>
             </w:r>
           </w:p>
         </w:tc>
@@ -1663,11 +1776,11 @@
             <w:r/>
             <w:r>
               <w:rPr>
-                <w:b w:val="0"/>
-                <w:color w:val="5F6B7A"/>
+                <w:b/>
+                <w:color w:val="B42318"/>
                 <w:sz w:val="17"/>
               </w:rPr>
-              <w:t>–</w:t>
+              <w:t>▲ 5,4 p. p. vs 1H2025</w:t>
             </w:r>
           </w:p>
         </w:tc>
@@ -1689,14 +1802,31 @@
               </w:rPr>
               <w:t>ROE</w:t>
             </w:r>
-            <w:hyperlink r:id="rId16">
+            <w:hyperlink r:id="rId18">
               <w:r>
                 <w:rPr>
                   <w:color w:val="2A78D6"/>
                   <w:vertAlign w:val="superscript"/>
                   <w:sz w:val="14"/>
                 </w:rPr>
-                <w:t xml:space="preserve">9</w:t>
+                <w:t xml:space="preserve">11</w:t>
+              </w:r>
+            </w:hyperlink>
+            <w:r>
+              <w:rPr>
+                <w:color w:val="2A78D6"/>
+                <w:vertAlign w:val="superscript"/>
+              </w:rPr>
+              <w:t>,</w:t>
+            </w:r>
+            <w:hyperlink r:id="rId17">
+              <w:r>
+                <w:rPr>
+                  <w:color w:val="2A78D6"/>
+                  <w:vertAlign w:val="superscript"/>
+                  <w:sz w:val="14"/>
+                </w:rPr>
+                <w:t xml:space="preserve">10</w:t>
               </w:r>
             </w:hyperlink>
           </w:p>
@@ -1716,7 +1846,7 @@
                 <w:b w:val="0"/>
                 <w:sz w:val="17"/>
               </w:rPr>
-              <w:t>–</w:t>
+              <w:t>11,7 %</w:t>
             </w:r>
           </w:p>
         </w:tc>
@@ -1817,14 +1947,14 @@
               </w:rPr>
               <w:t>Rizikos kaina</w:t>
             </w:r>
-            <w:hyperlink r:id="rId16">
+            <w:hyperlink r:id="rId17">
               <w:r>
                 <w:rPr>
                   <w:color w:val="2A78D6"/>
                   <w:vertAlign w:val="superscript"/>
                   <w:sz w:val="14"/>
                 </w:rPr>
-                <w:t xml:space="preserve">9</w:t>
+                <w:t xml:space="preserve">10</w:t>
               </w:r>
             </w:hyperlink>
           </w:p>
@@ -1948,14 +2078,14 @@
               </w:rPr>
               <w:t>Grynoji palūkanų marža</w:t>
             </w:r>
-            <w:hyperlink r:id="rId17">
+            <w:hyperlink r:id="rId16">
               <w:r>
                 <w:rPr>
                   <w:color w:val="2A78D6"/>
                   <w:vertAlign w:val="superscript"/>
                   <w:sz w:val="14"/>
                 </w:rPr>
-                <w:t xml:space="preserve">10</w:t>
+                <w:t xml:space="preserve">9</w:t>
               </w:r>
             </w:hyperlink>
             <w:r>
@@ -1965,14 +2095,31 @@
               </w:rPr>
               <w:t>,</w:t>
             </w:r>
-            <w:hyperlink r:id="rId16">
+            <w:hyperlink r:id="rId20">
               <w:r>
                 <w:rPr>
                   <w:color w:val="2A78D6"/>
                   <w:vertAlign w:val="superscript"/>
                   <w:sz w:val="14"/>
                 </w:rPr>
-                <w:t xml:space="preserve">9</w:t>
+                <w:t xml:space="preserve">13</w:t>
+              </w:r>
+            </w:hyperlink>
+            <w:r>
+              <w:rPr>
+                <w:color w:val="2A78D6"/>
+                <w:vertAlign w:val="superscript"/>
+              </w:rPr>
+              <w:t>,</w:t>
+            </w:r>
+            <w:hyperlink r:id="rId19">
+              <w:r>
+                <w:rPr>
+                  <w:color w:val="2A78D6"/>
+                  <w:vertAlign w:val="superscript"/>
+                  <w:sz w:val="14"/>
+                </w:rPr>
+                <w:t xml:space="preserve">12</w:t>
               </w:r>
             </w:hyperlink>
           </w:p>
@@ -1992,7 +2139,7 @@
                 <w:b w:val="0"/>
                 <w:sz w:val="17"/>
               </w:rPr>
-              <w:t>–</w:t>
+              <w:t>3,33 %</w:t>
             </w:r>
           </w:p>
         </w:tc>
@@ -2030,7 +2177,7 @@
                 <w:b w:val="0"/>
                 <w:sz w:val="17"/>
               </w:rPr>
-              <w:t>–</w:t>
+              <w:t>2,84 %</w:t>
             </w:r>
           </w:p>
         </w:tc>
@@ -2065,11 +2212,11 @@
             <w:r/>
             <w:r>
               <w:rPr>
-                <w:b w:val="0"/>
-                <w:color w:val="5F6B7A"/>
+                <w:b/>
+                <w:color w:val="B42318"/>
                 <w:sz w:val="17"/>
               </w:rPr>
-              <w:t>–</w:t>
+              <w:t>▼ 0,14 p. p. vs 1H2025</w:t>
             </w:r>
           </w:p>
         </w:tc>
@@ -2092,14 +2239,48 @@
               </w:rPr>
               <w:t>Paskolos klientams, mln. EUR</w:t>
             </w:r>
-            <w:hyperlink r:id="rId13">
+            <w:hyperlink r:id="rId20">
               <w:r>
                 <w:rPr>
                   <w:color w:val="2A78D6"/>
                   <w:vertAlign w:val="superscript"/>
                   <w:sz w:val="14"/>
                 </w:rPr>
-                <w:t xml:space="preserve">4</w:t>
+                <w:t xml:space="preserve">13</w:t>
+              </w:r>
+            </w:hyperlink>
+            <w:r>
+              <w:rPr>
+                <w:color w:val="2A78D6"/>
+                <w:vertAlign w:val="superscript"/>
+              </w:rPr>
+              <w:t>,</w:t>
+            </w:r>
+            <w:hyperlink r:id="rId14">
+              <w:r>
+                <w:rPr>
+                  <w:color w:val="2A78D6"/>
+                  <w:vertAlign w:val="superscript"/>
+                  <w:sz w:val="14"/>
+                </w:rPr>
+                <w:t xml:space="preserve">5</w:t>
+              </w:r>
+            </w:hyperlink>
+            <w:r>
+              <w:rPr>
+                <w:color w:val="2A78D6"/>
+                <w:vertAlign w:val="superscript"/>
+              </w:rPr>
+              <w:t>,</w:t>
+            </w:r>
+            <w:hyperlink r:id="rId21">
+              <w:r>
+                <w:rPr>
+                  <w:color w:val="2A78D6"/>
+                  <w:vertAlign w:val="superscript"/>
+                  <w:sz w:val="14"/>
+                </w:rPr>
+                <w:t xml:space="preserve">14</w:t>
               </w:r>
             </w:hyperlink>
           </w:p>
@@ -2120,7 +2301,7 @@
                 <w:b w:val="0"/>
                 <w:sz w:val="17"/>
               </w:rPr>
-              <w:t>–</w:t>
+              <w:t>10 535,4</w:t>
             </w:r>
           </w:p>
         </w:tc>
@@ -2160,7 +2341,7 @@
                 <w:b w:val="0"/>
                 <w:sz w:val="17"/>
               </w:rPr>
-              <w:t>–</w:t>
+              <w:t>10 820,5</w:t>
             </w:r>
           </w:p>
         </w:tc>
@@ -2201,7 +2382,7 @@
                 <w:color w:val="1B7F3B"/>
                 <w:sz w:val="17"/>
               </w:rPr>
-              <w:t>▲ 3,6 % vs FY2025</w:t>
+              <w:t>▲ 10,0 % vs 1H2025</w:t>
             </w:r>
           </w:p>
         </w:tc>
@@ -2223,14 +2404,48 @@
               </w:rPr>
               <w:t>Klientų indėliai, mln. EUR</w:t>
             </w:r>
-            <w:hyperlink r:id="rId13">
+            <w:hyperlink r:id="rId20">
               <w:r>
                 <w:rPr>
                   <w:color w:val="2A78D6"/>
                   <w:vertAlign w:val="superscript"/>
                   <w:sz w:val="14"/>
                 </w:rPr>
-                <w:t xml:space="preserve">4</w:t>
+                <w:t xml:space="preserve">13</w:t>
+              </w:r>
+            </w:hyperlink>
+            <w:r>
+              <w:rPr>
+                <w:color w:val="2A78D6"/>
+                <w:vertAlign w:val="superscript"/>
+              </w:rPr>
+              <w:t>,</w:t>
+            </w:r>
+            <w:hyperlink r:id="rId14">
+              <w:r>
+                <w:rPr>
+                  <w:color w:val="2A78D6"/>
+                  <w:vertAlign w:val="superscript"/>
+                  <w:sz w:val="14"/>
+                </w:rPr>
+                <w:t xml:space="preserve">5</w:t>
+              </w:r>
+            </w:hyperlink>
+            <w:r>
+              <w:rPr>
+                <w:color w:val="2A78D6"/>
+                <w:vertAlign w:val="superscript"/>
+              </w:rPr>
+              <w:t>,</w:t>
+            </w:r>
+            <w:hyperlink r:id="rId21">
+              <w:r>
+                <w:rPr>
+                  <w:color w:val="2A78D6"/>
+                  <w:vertAlign w:val="superscript"/>
+                  <w:sz w:val="14"/>
+                </w:rPr>
+                <w:t xml:space="preserve">14</w:t>
               </w:r>
             </w:hyperlink>
           </w:p>
@@ -2250,7 +2465,7 @@
                 <w:b w:val="0"/>
                 <w:sz w:val="17"/>
               </w:rPr>
-              <w:t>–</w:t>
+              <w:t>11 352,7</w:t>
             </w:r>
           </w:p>
         </w:tc>
@@ -2288,7 +2503,7 @@
                 <w:b w:val="0"/>
                 <w:sz w:val="17"/>
               </w:rPr>
-              <w:t>–</w:t>
+              <w:t>11 240,5</w:t>
             </w:r>
           </w:p>
         </w:tc>
@@ -2327,7 +2542,7 @@
                 <w:color w:val="1B7F3B"/>
                 <w:sz w:val="17"/>
               </w:rPr>
-              <w:t>▲ 6,6 % vs FY2025</w:t>
+              <w:t>▲ 9,2 % vs 1H2025</w:t>
             </w:r>
           </w:p>
         </w:tc>
@@ -2350,14 +2565,14 @@
               </w:rPr>
               <w:t>CET1 rodiklis</w:t>
             </w:r>
-            <w:hyperlink r:id="rId17">
+            <w:hyperlink r:id="rId11">
               <w:r>
                 <w:rPr>
                   <w:color w:val="2A78D6"/>
                   <w:vertAlign w:val="superscript"/>
                   <w:sz w:val="14"/>
                 </w:rPr>
-                <w:t xml:space="preserve">10</w:t>
+                <w:t xml:space="preserve">2</w:t>
               </w:r>
             </w:hyperlink>
             <w:r>
@@ -2367,14 +2582,31 @@
               </w:rPr>
               <w:t>,</w:t>
             </w:r>
-            <w:hyperlink r:id="rId13">
+            <w:hyperlink r:id="rId20">
               <w:r>
                 <w:rPr>
                   <w:color w:val="2A78D6"/>
                   <w:vertAlign w:val="superscript"/>
                   <w:sz w:val="14"/>
                 </w:rPr>
-                <w:t xml:space="preserve">4</w:t>
+                <w:t xml:space="preserve">13</w:t>
+              </w:r>
+            </w:hyperlink>
+            <w:r>
+              <w:rPr>
+                <w:color w:val="2A78D6"/>
+                <w:vertAlign w:val="superscript"/>
+              </w:rPr>
+              <w:t>,</w:t>
+            </w:r>
+            <w:hyperlink r:id="rId22">
+              <w:r>
+                <w:rPr>
+                  <w:color w:val="2A78D6"/>
+                  <w:vertAlign w:val="superscript"/>
+                  <w:sz w:val="14"/>
+                </w:rPr>
+                <w:t xml:space="preserve">15</w:t>
               </w:r>
             </w:hyperlink>
           </w:p>
@@ -2395,7 +2627,7 @@
                 <w:b w:val="0"/>
                 <w:sz w:val="17"/>
               </w:rPr>
-              <w:t>–</w:t>
+              <w:t>20,1 %</w:t>
             </w:r>
           </w:p>
         </w:tc>
@@ -2435,7 +2667,7 @@
                 <w:b w:val="0"/>
                 <w:sz w:val="17"/>
               </w:rPr>
-              <w:t>–</w:t>
+              <w:t>20,6 %</w:t>
             </w:r>
           </w:p>
         </w:tc>
@@ -2476,7 +2708,7 @@
                 <w:color w:val="B42318"/>
                 <w:sz w:val="17"/>
               </w:rPr>
-              <w:t>▼ 0,6 p. p. vs FY2025</w:t>
+              <w:t>▼ 1 p. p. vs 1H2025</w:t>
             </w:r>
           </w:p>
         </w:tc>
@@ -2498,14 +2730,14 @@
               </w:rPr>
               <w:t>Bendrasis kapitalo rodiklis</w:t>
             </w:r>
-            <w:hyperlink r:id="rId17">
+            <w:hyperlink r:id="rId11">
               <w:r>
                 <w:rPr>
                   <w:color w:val="2A78D6"/>
                   <w:vertAlign w:val="superscript"/>
                   <w:sz w:val="14"/>
                 </w:rPr>
-                <w:t xml:space="preserve">10</w:t>
+                <w:t xml:space="preserve">2</w:t>
               </w:r>
             </w:hyperlink>
             <w:r>
@@ -2515,14 +2747,31 @@
               </w:rPr>
               <w:t>,</w:t>
             </w:r>
-            <w:hyperlink r:id="rId13">
+            <w:hyperlink r:id="rId20">
               <w:r>
                 <w:rPr>
                   <w:color w:val="2A78D6"/>
                   <w:vertAlign w:val="superscript"/>
                   <w:sz w:val="14"/>
                 </w:rPr>
-                <w:t xml:space="preserve">4</w:t>
+                <w:t xml:space="preserve">13</w:t>
+              </w:r>
+            </w:hyperlink>
+            <w:r>
+              <w:rPr>
+                <w:color w:val="2A78D6"/>
+                <w:vertAlign w:val="superscript"/>
+              </w:rPr>
+              <w:t>,</w:t>
+            </w:r>
+            <w:hyperlink r:id="rId22">
+              <w:r>
+                <w:rPr>
+                  <w:color w:val="2A78D6"/>
+                  <w:vertAlign w:val="superscript"/>
+                  <w:sz w:val="14"/>
+                </w:rPr>
+                <w:t xml:space="preserve">15</w:t>
               </w:r>
             </w:hyperlink>
           </w:p>
@@ -2542,7 +2791,7 @@
                 <w:b w:val="0"/>
                 <w:sz w:val="17"/>
               </w:rPr>
-              <w:t>–</w:t>
+              <w:t>22,7 %</w:t>
             </w:r>
           </w:p>
         </w:tc>
@@ -2580,7 +2829,7 @@
                 <w:b w:val="0"/>
                 <w:sz w:val="17"/>
               </w:rPr>
-              <w:t>–</w:t>
+              <w:t>25,2 %</w:t>
             </w:r>
           </w:p>
         </w:tc>
@@ -2620,7 +2869,7 @@
                 <w:color w:val="B42318"/>
                 <w:sz w:val="17"/>
               </w:rPr>
-              <w:t>▼ 0,9 p. p. vs FY2025</w:t>
+              <w:t>▼ 1,5 p. p. vs 1H2025</w:t>
             </w:r>
           </w:p>
         </w:tc>
@@ -2643,14 +2892,14 @@
               </w:rPr>
               <w:t>Sverto rodiklis</w:t>
             </w:r>
-            <w:hyperlink r:id="rId17">
+            <w:hyperlink r:id="rId11">
               <w:r>
                 <w:rPr>
                   <w:color w:val="2A78D6"/>
                   <w:vertAlign w:val="superscript"/>
                   <w:sz w:val="14"/>
                 </w:rPr>
-                <w:t xml:space="preserve">10</w:t>
+                <w:t xml:space="preserve">2</w:t>
               </w:r>
             </w:hyperlink>
             <w:r>
@@ -2660,14 +2909,31 @@
               </w:rPr>
               <w:t>,</w:t>
             </w:r>
-            <w:hyperlink r:id="rId13">
+            <w:hyperlink r:id="rId20">
               <w:r>
                 <w:rPr>
                   <w:color w:val="2A78D6"/>
                   <w:vertAlign w:val="superscript"/>
                   <w:sz w:val="14"/>
                 </w:rPr>
-                <w:t xml:space="preserve">4</w:t>
+                <w:t xml:space="preserve">13</w:t>
+              </w:r>
+            </w:hyperlink>
+            <w:r>
+              <w:rPr>
+                <w:color w:val="2A78D6"/>
+                <w:vertAlign w:val="superscript"/>
+              </w:rPr>
+              <w:t>,</w:t>
+            </w:r>
+            <w:hyperlink r:id="rId22">
+              <w:r>
+                <w:rPr>
+                  <w:color w:val="2A78D6"/>
+                  <w:vertAlign w:val="superscript"/>
+                  <w:sz w:val="14"/>
+                </w:rPr>
+                <w:t xml:space="preserve">15</w:t>
               </w:r>
             </w:hyperlink>
           </w:p>
@@ -2688,7 +2954,7 @@
                 <w:b w:val="0"/>
                 <w:sz w:val="17"/>
               </w:rPr>
-              <w:t>–</w:t>
+              <w:t>9,1 %</w:t>
             </w:r>
           </w:p>
         </w:tc>
@@ -2728,7 +2994,7 @@
                 <w:b w:val="0"/>
                 <w:sz w:val="17"/>
               </w:rPr>
-              <w:t>–</w:t>
+              <w:t>10,3 %</w:t>
             </w:r>
           </w:p>
         </w:tc>
@@ -2769,7 +3035,7 @@
                 <w:color w:val="B42318"/>
                 <w:sz w:val="17"/>
               </w:rPr>
-              <w:t>▼ 0,1 p. p. vs FY2025</w:t>
+              <w:t>▼ 0,4 p. p. vs 1H2025</w:t>
             </w:r>
           </w:p>
         </w:tc>
@@ -2791,14 +3057,14 @@
               </w:rPr>
               <w:t>MREL (% TREA)</w:t>
             </w:r>
-            <w:hyperlink r:id="rId17">
+            <w:hyperlink r:id="rId20">
               <w:r>
                 <w:rPr>
                   <w:color w:val="2A78D6"/>
                   <w:vertAlign w:val="superscript"/>
                   <w:sz w:val="14"/>
                 </w:rPr>
-                <w:t xml:space="preserve">10</w:t>
+                <w:t xml:space="preserve">13</w:t>
               </w:r>
             </w:hyperlink>
             <w:r>
@@ -2808,14 +3074,14 @@
               </w:rPr>
               <w:t>,</w:t>
             </w:r>
-            <w:hyperlink r:id="rId13">
+            <w:hyperlink r:id="rId14">
               <w:r>
                 <w:rPr>
                   <w:color w:val="2A78D6"/>
                   <w:vertAlign w:val="superscript"/>
                   <w:sz w:val="14"/>
                 </w:rPr>
-                <w:t xml:space="preserve">4</w:t>
+                <w:t xml:space="preserve">5</w:t>
               </w:r>
             </w:hyperlink>
           </w:p>
@@ -2935,14 +3201,14 @@
               </w:rPr>
               <w:t>LCR</w:t>
             </w:r>
-            <w:hyperlink r:id="rId17">
+            <w:hyperlink r:id="rId20">
               <w:r>
                 <w:rPr>
                   <w:color w:val="2A78D6"/>
                   <w:vertAlign w:val="superscript"/>
                   <w:sz w:val="14"/>
                 </w:rPr>
-                <w:t xml:space="preserve">10</w:t>
+                <w:t xml:space="preserve">13</w:t>
               </w:r>
             </w:hyperlink>
             <w:r>
@@ -2952,14 +3218,31 @@
               </w:rPr>
               <w:t>,</w:t>
             </w:r>
-            <w:hyperlink r:id="rId13">
+            <w:hyperlink r:id="rId21">
               <w:r>
                 <w:rPr>
                   <w:color w:val="2A78D6"/>
                   <w:vertAlign w:val="superscript"/>
                   <w:sz w:val="14"/>
                 </w:rPr>
-                <w:t xml:space="preserve">4</w:t>
+                <w:t xml:space="preserve">14</w:t>
+              </w:r>
+            </w:hyperlink>
+            <w:r>
+              <w:rPr>
+                <w:color w:val="2A78D6"/>
+                <w:vertAlign w:val="superscript"/>
+              </w:rPr>
+              <w:t>,</w:t>
+            </w:r>
+            <w:hyperlink r:id="rId14">
+              <w:r>
+                <w:rPr>
+                  <w:color w:val="2A78D6"/>
+                  <w:vertAlign w:val="superscript"/>
+                  <w:sz w:val="14"/>
+                </w:rPr>
+                <w:t xml:space="preserve">5</w:t>
               </w:r>
             </w:hyperlink>
           </w:p>
@@ -2980,7 +3263,7 @@
                 <w:b w:val="0"/>
                 <w:sz w:val="17"/>
               </w:rPr>
-              <w:t>–</w:t>
+              <w:t>205,1 %</w:t>
             </w:r>
           </w:p>
         </w:tc>
@@ -3020,7 +3303,7 @@
                 <w:b w:val="0"/>
                 <w:sz w:val="17"/>
               </w:rPr>
-              <w:t>–</w:t>
+              <w:t>163,3 %</w:t>
             </w:r>
           </w:p>
         </w:tc>
@@ -3061,7 +3344,7 @@
                 <w:color w:val="1B7F3B"/>
                 <w:sz w:val="17"/>
               </w:rPr>
-              <w:t>▲ 12,4 p. p. vs FY2025</w:t>
+              <w:t>▲ 23,7 p. p. vs 1H2025</w:t>
             </w:r>
           </w:p>
         </w:tc>
@@ -3083,14 +3366,14 @@
               </w:rPr>
               <w:t>NSFR</w:t>
             </w:r>
-            <w:hyperlink r:id="rId17">
+            <w:hyperlink r:id="rId20">
               <w:r>
                 <w:rPr>
                   <w:color w:val="2A78D6"/>
                   <w:vertAlign w:val="superscript"/>
                   <w:sz w:val="14"/>
                 </w:rPr>
-                <w:t xml:space="preserve">10</w:t>
+                <w:t xml:space="preserve">13</w:t>
               </w:r>
             </w:hyperlink>
             <w:r>
@@ -3100,14 +3383,31 @@
               </w:rPr>
               <w:t>,</w:t>
             </w:r>
-            <w:hyperlink r:id="rId13">
+            <w:hyperlink r:id="rId21">
               <w:r>
                 <w:rPr>
                   <w:color w:val="2A78D6"/>
                   <w:vertAlign w:val="superscript"/>
                   <w:sz w:val="14"/>
                 </w:rPr>
-                <w:t xml:space="preserve">4</w:t>
+                <w:t xml:space="preserve">14</w:t>
+              </w:r>
+            </w:hyperlink>
+            <w:r>
+              <w:rPr>
+                <w:color w:val="2A78D6"/>
+                <w:vertAlign w:val="superscript"/>
+              </w:rPr>
+              <w:t>,</w:t>
+            </w:r>
+            <w:hyperlink r:id="rId14">
+              <w:r>
+                <w:rPr>
+                  <w:color w:val="2A78D6"/>
+                  <w:vertAlign w:val="superscript"/>
+                  <w:sz w:val="14"/>
+                </w:rPr>
+                <w:t xml:space="preserve">5</w:t>
               </w:r>
             </w:hyperlink>
           </w:p>
@@ -3127,7 +3427,7 @@
                 <w:b w:val="0"/>
                 <w:sz w:val="17"/>
               </w:rPr>
-              <w:t>–</w:t>
+              <w:t>143,6 %</w:t>
             </w:r>
           </w:p>
         </w:tc>
@@ -3165,7 +3465,7 @@
                 <w:b w:val="0"/>
                 <w:sz w:val="17"/>
               </w:rPr>
-              <w:t>–</w:t>
+              <w:t>133,8 %</w:t>
             </w:r>
           </w:p>
         </w:tc>
@@ -3205,7 +3505,7 @@
                 <w:color w:val="1B7F3B"/>
                 <w:sz w:val="17"/>
               </w:rPr>
-              <w:t>▲ 8,2 p. p. vs FY2025</w:t>
+              <w:t>▲ 8,5 p. p. vs 1H2025</w:t>
             </w:r>
           </w:p>
         </w:tc>
@@ -3228,14 +3528,14 @@
               </w:rPr>
               <w:t>Neveiksnių paskolų dalis</w:t>
             </w:r>
-            <w:hyperlink r:id="rId17">
+            <w:hyperlink r:id="rId23">
               <w:r>
                 <w:rPr>
                   <w:color w:val="2A78D6"/>
                   <w:vertAlign w:val="superscript"/>
                   <w:sz w:val="14"/>
                 </w:rPr>
-                <w:t xml:space="preserve">10</w:t>
+                <w:t xml:space="preserve">16</w:t>
               </w:r>
             </w:hyperlink>
             <w:r>
@@ -3245,14 +3545,31 @@
               </w:rPr>
               <w:t>,</w:t>
             </w:r>
-            <w:hyperlink r:id="rId13">
+            <w:hyperlink r:id="rId20">
               <w:r>
                 <w:rPr>
                   <w:color w:val="2A78D6"/>
                   <w:vertAlign w:val="superscript"/>
                   <w:sz w:val="14"/>
                 </w:rPr>
-                <w:t xml:space="preserve">4</w:t>
+                <w:t xml:space="preserve">13</w:t>
+              </w:r>
+            </w:hyperlink>
+            <w:r>
+              <w:rPr>
+                <w:color w:val="2A78D6"/>
+                <w:vertAlign w:val="superscript"/>
+              </w:rPr>
+              <w:t>,</w:t>
+            </w:r>
+            <w:hyperlink r:id="rId24">
+              <w:r>
+                <w:rPr>
+                  <w:color w:val="2A78D6"/>
+                  <w:vertAlign w:val="superscript"/>
+                  <w:sz w:val="14"/>
+                </w:rPr>
+                <w:t xml:space="preserve">17</w:t>
               </w:r>
             </w:hyperlink>
           </w:p>
@@ -3273,7 +3590,7 @@
                 <w:b w:val="0"/>
                 <w:sz w:val="17"/>
               </w:rPr>
-              <w:t>–</w:t>
+              <w:t>1,8 %</w:t>
             </w:r>
           </w:p>
         </w:tc>
@@ -3313,7 +3630,7 @@
                 <w:b w:val="0"/>
                 <w:sz w:val="17"/>
               </w:rPr>
-              <w:t>–</w:t>
+              <w:t>1,7 %</w:t>
             </w:r>
           </w:p>
         </w:tc>
@@ -3354,7 +3671,7 @@
                 <w:color w:val="B42318"/>
                 <w:sz w:val="17"/>
               </w:rPr>
-              <w:t>▲ 0,1 p. p. vs FY2025</w:t>
+              <w:t>▲ 0,4 p. p. vs 1H2025</w:t>
             </w:r>
           </w:p>
         </w:tc>
@@ -3397,7 +3714,7 @@
                     <pic:cNvPicPr/>
                   </pic:nvPicPr>
                   <pic:blipFill>
-                    <a:blip r:embed="rId18"/>
+                    <a:blip r:embed="rId25"/>
                     <a:stretch>
                       <a:fillRect/>
                     </a:stretch>
@@ -3443,14 +3760,14 @@
         </w:rPr>
         <w:t>Paskolos klientams 11 903,2 mln. EUR (+3,6 % nuo 2025 m. pab.), indėliai 12 275,5 mln. EUR (+6,6 %; pokyčiai apskaičiuoti įrankio)</w:t>
       </w:r>
-      <w:hyperlink r:id="rId13">
+      <w:hyperlink r:id="rId14">
         <w:r>
           <w:rPr>
             <w:color w:val="2A78D6"/>
             <w:vertAlign w:val="superscript"/>
             <w:sz w:val="17"/>
           </w:rPr>
-          <w:t xml:space="preserve">4</w:t>
+          <w:t xml:space="preserve">5</w:t>
         </w:r>
       </w:hyperlink>
       <w:r>
@@ -3471,14 +3788,14 @@
         </w:rPr>
         <w:t>Grynosios palūkanų pajamos 1H – 214,4 mln. EUR; grynoji palūkanų marža 2,70 % (2025 m. – 2,71 %)</w:t>
       </w:r>
-      <w:hyperlink r:id="rId16">
+      <w:hyperlink r:id="rId17">
         <w:r>
           <w:rPr>
             <w:color w:val="2A78D6"/>
             <w:vertAlign w:val="superscript"/>
             <w:sz w:val="17"/>
           </w:rPr>
-          <w:t xml:space="preserve">9</w:t>
+          <w:t xml:space="preserve">10</w:t>
         </w:r>
       </w:hyperlink>
       <w:r>
@@ -3487,6 +3804,34 @@
           <w:vertAlign w:val="superscript"/>
         </w:rPr>
         <w:t>,</w:t>
+      </w:r>
+      <w:hyperlink r:id="rId20">
+        <w:r>
+          <w:rPr>
+            <w:color w:val="2A78D6"/>
+            <w:vertAlign w:val="superscript"/>
+            <w:sz w:val="17"/>
+          </w:rPr>
+          <w:t xml:space="preserve">13</w:t>
+        </w:r>
+      </w:hyperlink>
+      <w:r>
+        <w:rPr>
+          <w:b w:val="0"/>
+        </w:rPr>
+        <w:t>.</w:t>
+      </w:r>
+    </w:p>
+    <w:p>
+      <w:pPr>
+        <w:pStyle w:val="ListBullet"/>
+        <w:spacing w:after="60"/>
+      </w:pPr>
+      <w:r>
+        <w:rPr>
+          <w:b w:val="0"/>
+        </w:rPr>
+        <w:t>Sąnaudų / pajamų santykis 65,5 % (2025 m. – 64,7 %); rizikos kaina 0,14 % (0,01 %); neveiksnios paskolos 2,1 % (2,0 %)</w:t>
       </w:r>
       <w:hyperlink r:id="rId17">
         <w:r>
@@ -3514,44 +3859,16 @@
         <w:rPr>
           <w:b w:val="0"/>
         </w:rPr>
-        <w:t>Sąnaudų / pajamų santykis 65,5 % (2025 m. – 64,7 %); rizikos kaina 0,14 % (0,01 %); neveiksnios paskolos 2,1 % (2,0 %)</w:t>
+        <w:t>1H 2026 išmokėta 74,0 mln. EUR dividendų už 2025 m.</w:t>
       </w:r>
-      <w:hyperlink r:id="rId16">
+      <w:hyperlink r:id="rId14">
         <w:r>
           <w:rPr>
             <w:color w:val="2A78D6"/>
             <w:vertAlign w:val="superscript"/>
             <w:sz w:val="17"/>
           </w:rPr>
-          <w:t xml:space="preserve">9</w:t>
-        </w:r>
-      </w:hyperlink>
-      <w:r>
-        <w:rPr>
-          <w:b w:val="0"/>
-        </w:rPr>
-        <w:t>.</w:t>
-      </w:r>
-    </w:p>
-    <w:p>
-      <w:pPr>
-        <w:pStyle w:val="ListBullet"/>
-        <w:spacing w:after="60"/>
-      </w:pPr>
-      <w:r>
-        <w:rPr>
-          <w:b w:val="0"/>
-        </w:rPr>
-        <w:t>1H 2026 išmokėta 74,0 mln. EUR dividendų už 2025 m.</w:t>
-      </w:r>
-      <w:hyperlink r:id="rId13">
-        <w:r>
-          <w:rPr>
-            <w:color w:val="2A78D6"/>
-            <w:vertAlign w:val="superscript"/>
-            <w:sz w:val="17"/>
-          </w:rPr>
-          <w:t xml:space="preserve">4</w:t>
+          <w:t xml:space="preserve">5</w:t>
         </w:r>
       </w:hyperlink>
       <w:r>
@@ -3588,14 +3905,14 @@
         </w:rPr>
         <w:t>2025 m. grynasis pelnas 157,7 mln. EUR (2024 m. – 202,2 mln., −22,0 %), ROE 8,6 %, CET1 20,2 %, bendras kapitalas 24,6 %</w:t>
       </w:r>
-      <w:hyperlink r:id="rId15">
+      <w:hyperlink r:id="rId16">
         <w:r>
           <w:rPr>
             <w:color w:val="2A78D6"/>
             <w:vertAlign w:val="superscript"/>
             <w:sz w:val="17"/>
           </w:rPr>
-          <w:t xml:space="preserve">11</w:t>
+          <w:t xml:space="preserve">18</w:t>
         </w:r>
       </w:hyperlink>
       <w:r>
@@ -3622,14 +3939,14 @@
         </w:rPr>
         <w:t xml:space="preserve"> grynosios palūkanų pajamos 427,3 mln. EUR (metinėje – 419,8 mln.), visos pajamos 544,7 mln. (537,2 mln.)</w:t>
       </w:r>
-      <w:hyperlink r:id="rId16">
+      <w:hyperlink r:id="rId17">
         <w:r>
           <w:rPr>
             <w:color w:val="2A78D6"/>
             <w:vertAlign w:val="superscript"/>
             <w:sz w:val="17"/>
           </w:rPr>
-          <w:t xml:space="preserve">9</w:t>
+          <w:t xml:space="preserve">10</w:t>
         </w:r>
       </w:hyperlink>
       <w:r>
@@ -3639,14 +3956,14 @@
         </w:rPr>
         <w:t>,</w:t>
       </w:r>
-      <w:hyperlink r:id="rId19">
+      <w:hyperlink r:id="rId26">
         <w:r>
           <w:rPr>
             <w:color w:val="2A78D6"/>
             <w:vertAlign w:val="superscript"/>
             <w:sz w:val="17"/>
           </w:rPr>
-          <w:t xml:space="preserve">12</w:t>
+          <w:t xml:space="preserve">19</w:t>
         </w:r>
       </w:hyperlink>
       <w:r>
@@ -3841,14 +4158,14 @@
               </w:rPr>
               <w:t>Įvykdyta: išleista 500 mln. EUR SNP (MS+1,28 %), o išpirkta 300 mln. EUR senior obligacija (MS+4,471 %) – finansavimas atpigo</w:t>
             </w:r>
-            <w:hyperlink r:id="rId13">
+            <w:hyperlink r:id="rId14">
               <w:r>
                 <w:rPr>
                   <w:color w:val="2A78D6"/>
                   <w:vertAlign w:val="superscript"/>
                   <w:sz w:val="14"/>
                 </w:rPr>
-                <w:t xml:space="preserve">4</w:t>
+                <w:t xml:space="preserve">5</w:t>
               </w:r>
             </w:hyperlink>
             <w:r>
@@ -3917,14 +4234,14 @@
               </w:rPr>
               <w:t>Numatyta IV ketv. 2026</w:t>
             </w:r>
-            <w:hyperlink r:id="rId14">
+            <w:hyperlink r:id="rId15">
               <w:r>
                 <w:rPr>
                   <w:color w:val="2A78D6"/>
                   <w:vertAlign w:val="superscript"/>
                   <w:sz w:val="14"/>
                 </w:rPr>
-                <w:t xml:space="preserve">6</w:t>
+                <w:t xml:space="preserve">8</w:t>
               </w:r>
             </w:hyperlink>
           </w:p>
@@ -3946,14 +4263,14 @@
               </w:rPr>
               <w:t>Naujas planas: ECB leidimas gautas 2026-07-17. Kapitalas gerokai viršija reikalavimus (CET1 19,6 %), todėl perteklius grąžinamas</w:t>
             </w:r>
-            <w:hyperlink r:id="rId14">
+            <w:hyperlink r:id="rId15">
               <w:r>
                 <w:rPr>
                   <w:color w:val="2A78D6"/>
                   <w:vertAlign w:val="superscript"/>
                   <w:sz w:val="14"/>
                 </w:rPr>
-                <w:t xml:space="preserve">6</w:t>
+                <w:t xml:space="preserve">8</w:t>
               </w:r>
             </w:hyperlink>
             <w:r>
@@ -4020,14 +4337,14 @@
               </w:rPr>
               <w:t>2026-07-20 paskelbtas pardavimas OTP Bank (100 %), laukiama leidimų</w:t>
             </w:r>
-            <w:hyperlink r:id="rId20">
+            <w:hyperlink r:id="rId27">
               <w:r>
                 <w:rPr>
                   <w:color w:val="2A78D6"/>
                   <w:vertAlign w:val="superscript"/>
                   <w:sz w:val="14"/>
                 </w:rPr>
-                <w:t xml:space="preserve">13</w:t>
+                <w:t xml:space="preserve">20</w:t>
               </w:r>
             </w:hyperlink>
             <w:r>
@@ -4037,14 +4354,14 @@
               </w:rPr>
               <w:t>,</w:t>
             </w:r>
-            <w:hyperlink r:id="rId14">
+            <w:hyperlink r:id="rId15">
               <w:r>
                 <w:rPr>
                   <w:color w:val="2A78D6"/>
                   <w:vertAlign w:val="superscript"/>
                   <w:sz w:val="14"/>
                 </w:rPr>
-                <w:t xml:space="preserve">14</w:t>
+                <w:t xml:space="preserve">21</w:t>
               </w:r>
             </w:hyperlink>
           </w:p>
@@ -4065,14 +4382,14 @@
               </w:rPr>
               <w:t>Pakeista: savininkai susitarė parduoti 100 % OTP Bank; Moody's po pranešimo reitingą ir perspektyvą patvirtino</w:t>
             </w:r>
-            <w:hyperlink r:id="rId14">
+            <w:hyperlink r:id="rId15">
               <w:r>
                 <w:rPr>
                   <w:color w:val="2A78D6"/>
                   <w:vertAlign w:val="superscript"/>
                   <w:sz w:val="14"/>
                 </w:rPr>
-                <w:t xml:space="preserve">5</w:t>
+                <w:t xml:space="preserve">7</w:t>
               </w:r>
             </w:hyperlink>
             <w:r>
@@ -4136,16 +4453,83 @@
         <w:rPr>
           <w:b w:val="0"/>
         </w:rPr>
-        <w:t xml:space="preserve"> trys terminuotos obligacijos (7,75 % 2027, 4,042 % 2028, 3,551 % 2029) ir neterminuota 7,375 % obligacija. Rangas (senior / SNP / AT1), sumos ir pirkimo datos emitento sąraše nenurodyti – patikrinti galutines sąlygas (Final Terms)</w:t>
+        <w:t xml:space="preserve"> dvi pirmaeilės (senior preferred) obligacijos – 4,042 % 2028 (emitento pirkimo teisė už nominalią vertę 2027-09-10) ir 3,551 % 2029 (pirkimo teisė 2028-06-12) – bei neterminuota 7,375 % obligacija</w:t>
       </w:r>
-      <w:hyperlink r:id="rId21">
+      <w:hyperlink r:id="rId28">
         <w:r>
           <w:rPr>
             <w:color w:val="2A78D6"/>
             <w:vertAlign w:val="superscript"/>
             <w:sz w:val="17"/>
           </w:rPr>
-          <w:t xml:space="preserve">15</w:t>
+          <w:t xml:space="preserve">22</w:t>
+        </w:r>
+      </w:hyperlink>
+      <w:r>
+        <w:rPr>
+          <w:color w:val="2A78D6"/>
+          <w:vertAlign w:val="superscript"/>
+        </w:rPr>
+        <w:t>,</w:t>
+      </w:r>
+      <w:hyperlink r:id="rId29">
+        <w:r>
+          <w:rPr>
+            <w:color w:val="2A78D6"/>
+            <w:vertAlign w:val="superscript"/>
+            <w:sz w:val="17"/>
+          </w:rPr>
+          <w:t xml:space="preserve">23</w:t>
+        </w:r>
+      </w:hyperlink>
+      <w:r>
+        <w:rPr>
+          <w:color w:val="2A78D6"/>
+          <w:vertAlign w:val="superscript"/>
+        </w:rPr>
+        <w:t>,</w:t>
+      </w:r>
+      <w:hyperlink r:id="rId30">
+        <w:r>
+          <w:rPr>
+            <w:color w:val="2A78D6"/>
+            <w:vertAlign w:val="superscript"/>
+            <w:sz w:val="17"/>
+          </w:rPr>
+          <w:t xml:space="preserve">24</w:t>
+        </w:r>
+      </w:hyperlink>
+      <w:r>
+        <w:rPr>
+          <w:b w:val="0"/>
+        </w:rPr>
+        <w:t>. 7,75 % 2027 obligacijos XS2633112565 pirkimo data buvo 2026-06-08, ir Luminor šią 300 mln. EUR obligaciją išpirko 2026 m. I pusm., todėl jos nebėra apyvartoje</w:t>
+      </w:r>
+      <w:hyperlink r:id="rId13">
+        <w:r>
+          <w:rPr>
+            <w:color w:val="2A78D6"/>
+            <w:vertAlign w:val="superscript"/>
+            <w:sz w:val="17"/>
+          </w:rPr>
+          <w:t xml:space="preserve">4</w:t>
+        </w:r>
+      </w:hyperlink>
+      <w:r>
+        <w:rPr>
+          <w:color w:val="2A78D6"/>
+          <w:vertAlign w:val="superscript"/>
+        </w:rPr>
+        <w:t>,</w:t>
+      </w:r>
+      <w:hyperlink r:id="rId14">
+        <w:r>
+          <w:rPr>
+            <w:color w:val="2A78D6"/>
+            <w:vertAlign w:val="superscript"/>
+            <w:sz w:val="17"/>
+          </w:rPr>
+          <w:t xml:space="preserve">5</w:t>
         </w:r>
       </w:hyperlink>
       <w:r>
@@ -4172,14 +4556,14 @@
         </w:rPr>
         <w:t xml:space="preserve"> kapitalo ir MREL atsargos gerokai viršija reikalavimus, likvidumas padidėjo. 200 mln. EUR CET1 sumažinimas atsargą sumažins; bankas poveikio CET1 rodikliui šaltiniuose nenurodo</w:t>
       </w:r>
-      <w:hyperlink r:id="rId13">
+      <w:hyperlink r:id="rId14">
         <w:r>
           <w:rPr>
             <w:color w:val="2A78D6"/>
             <w:vertAlign w:val="superscript"/>
             <w:sz w:val="17"/>
           </w:rPr>
-          <w:t xml:space="preserve">4</w:t>
+          <w:t xml:space="preserve">5</w:t>
         </w:r>
       </w:hyperlink>
       <w:r>
@@ -4204,16 +4588,32 @@
         <w:rPr>
           <w:b w:val="0"/>
         </w:rPr>
-        <w:t xml:space="preserve"> patikrinti obligacijų sąlygas dėl kontrolės pasikeitimo ir naujo savininko reitingo poveikį. XS3079969104 – emitento sąraše išpirkimas nurodytas 2028-06-12, pavadinime – 2029 (galimai pirkimo opcionas 2028)</w:t>
+        <w:t xml:space="preserve"> po pranešimo Moody's reitingą ir perspektyvą paliko, todėl poveikio reitingui kol kas nėra</w:t>
       </w:r>
-      <w:hyperlink r:id="rId13">
+      <w:hyperlink r:id="rId10">
         <w:r>
           <w:rPr>
             <w:color w:val="2A78D6"/>
             <w:vertAlign w:val="superscript"/>
             <w:sz w:val="17"/>
           </w:rPr>
-          <w:t xml:space="preserve">4</w:t>
+          <w:t xml:space="preserve">1</w:t>
+        </w:r>
+      </w:hyperlink>
+      <w:r>
+        <w:rPr>
+          <w:b w:val="0"/>
+        </w:rPr>
+        <w:t>. Abi turimas pirmaeiles obligacijas emitentas gali išpirkti už nominalią vertę 2027 ir 2028 m.</w:t>
+      </w:r>
+      <w:hyperlink r:id="rId28">
+        <w:r>
+          <w:rPr>
+            <w:color w:val="2A78D6"/>
+            <w:vertAlign w:val="superscript"/>
+            <w:sz w:val="17"/>
+          </w:rPr>
+          <w:t xml:space="preserve">22</w:t>
         </w:r>
       </w:hyperlink>
       <w:r>
@@ -4223,14 +4623,14 @@
         </w:rPr>
         <w:t>,</w:t>
       </w:r>
-      <w:hyperlink r:id="rId21">
+      <w:hyperlink r:id="rId29">
         <w:r>
           <w:rPr>
             <w:color w:val="2A78D6"/>
             <w:vertAlign w:val="superscript"/>
             <w:sz w:val="17"/>
           </w:rPr>
-          <w:t xml:space="preserve">15</w:t>
+          <w:t xml:space="preserve">23</w:t>
         </w:r>
       </w:hyperlink>
       <w:r>
@@ -4294,24 +4694,10 @@
         <w:rPr>
           <w:sz w:val="24"/>
         </w:rPr>
-        <w:t xml:space="preserve">☐ </w:t>
+        <w:t xml:space="preserve">☑ </w:t>
       </w:r>
       <w:r>
         <w:t>Yes, the company is not involved in excluded sectors: controversial and nuclear weapons, tobacco, gambling and restricted sectors in fossil fuel</w:t>
-      </w:r>
-    </w:p>
-    <w:p>
-      <w:pPr>
-        <w:spacing w:after="0"/>
-        <w:ind w:left="397"/>
-      </w:pPr>
-      <w:r>
-        <w:rPr>
-          <w:b/>
-          <w:color w:val="B42318"/>
-          <w:sz w:val="19"/>
-        </w:rPr>
-        <w:t>Reikia peržiūrėti</w:t>
       </w:r>
     </w:p>
     <w:p>
@@ -4331,7 +4717,27 @@
           <w:color w:val="333333"/>
           <w:sz w:val="19"/>
         </w:rPr>
-        <w:t>Bankas pats šiuose sektoriuose neveikia.</w:t>
+        <w:t>Bankas nevykdo veiklos išskirtuose sektoriuose.</w:t>
+      </w:r>
+    </w:p>
+    <w:p>
+      <w:pPr>
+        <w:spacing w:after="0"/>
+        <w:ind w:left="510" w:hanging="198"/>
+      </w:pPr>
+      <w:r>
+        <w:rPr>
+          <w:sz w:val="19"/>
+        </w:rPr>
+        <w:t xml:space="preserve">•  </w:t>
+      </w:r>
+      <w:r>
+        <w:rPr>
+          <w:b w:val="0"/>
+          <w:color w:val="333333"/>
+          <w:sz w:val="19"/>
+        </w:rPr>
+        <w:t>Tvaraus NT ir atsinaujinančios energetikos paskolos auga (2025 m. – 305,4 mln.</w:t>
       </w:r>
     </w:p>
     <w:p>
@@ -4351,16 +4757,16 @@
           <w:color w:val="333333"/>
           <w:sz w:val="19"/>
         </w:rPr>
-        <w:t>Informacijos apie skolinimo šiems sektoriams apribojimus automatiškai nerasta (luminor tvarumo puslapiai nenuskaitomi) – patikrinti 2025 m. metinėje ataskaitoje</w:t>
+        <w:t>EUR)</w:t>
       </w:r>
-      <w:hyperlink r:id="rId19">
+      <w:hyperlink r:id="rId31">
         <w:r>
           <w:rPr>
             <w:color w:val="2A78D6"/>
             <w:vertAlign w:val="superscript"/>
             <w:sz w:val="16"/>
           </w:rPr>
-          <w:t xml:space="preserve">12</w:t>
+          <w:t xml:space="preserve">25</w:t>
         </w:r>
       </w:hyperlink>
       <w:r>
@@ -4380,24 +4786,10 @@
         <w:rPr>
           <w:sz w:val="24"/>
         </w:rPr>
-        <w:t xml:space="preserve">☐ </w:t>
+        <w:t xml:space="preserve">☑ </w:t>
       </w:r>
       <w:r>
         <w:t>Yes, the company does not have red flag/signal related to controversies based on UN Global Compact, OECD Guidelines for Multinational Enterprises or any other relevant principles/standards</w:t>
-      </w:r>
-    </w:p>
-    <w:p>
-      <w:pPr>
-        <w:spacing w:after="0"/>
-        <w:ind w:left="397"/>
-      </w:pPr>
-      <w:r>
-        <w:rPr>
-          <w:b/>
-          <w:color w:val="B42318"/>
-          <w:sz w:val="19"/>
-        </w:rPr>
-        <w:t>Reikia peržiūrėti</w:t>
       </w:r>
     </w:p>
     <w:p>
@@ -4417,7 +4809,27 @@
           <w:color w:val="333333"/>
           <w:sz w:val="19"/>
         </w:rPr>
-        <w:t>2026 m. raudonų signalų greitoje paieškoje nerasta (2026-10-22).</w:t>
+        <w:t>Su JT Pasauliniu susitarimu ar OECD gairėmis susijusių ginčų viešuose šaltiniuose ir naujienose nerasta (2026-10-22).</w:t>
+      </w:r>
+    </w:p>
+    <w:p>
+      <w:pPr>
+        <w:spacing w:after="0"/>
+        <w:ind w:left="510" w:hanging="198"/>
+      </w:pPr>
+      <w:r>
+        <w:rPr>
+          <w:sz w:val="19"/>
+        </w:rPr>
+        <w:t xml:space="preserve">•  </w:t>
+      </w:r>
+      <w:r>
+        <w:rPr>
+          <w:b w:val="0"/>
+          <w:color w:val="333333"/>
+          <w:sz w:val="19"/>
+        </w:rPr>
+        <w:t>Baudų dėl pinigų plovimo prevencijos neskelbta</w:t>
       </w:r>
     </w:p>
     <w:p>
@@ -4437,7 +4849,25 @@
           <w:color w:val="333333"/>
           <w:sz w:val="19"/>
         </w:rPr>
-        <w:t>Rekomenduojama patikrinti pinigų plovimo prevencijos istoriją.</w:t>
+        <w:t>Vienintelė 2025 m. priežiūros pastaba – Finantsinspektsioon nurodymas dėl bazinių mokėjimo paslaugų tvarkos</w:t>
+      </w:r>
+      <w:hyperlink r:id="rId32">
+        <w:r>
+          <w:rPr>
+            <w:color w:val="2A78D6"/>
+            <w:vertAlign w:val="superscript"/>
+            <w:sz w:val="16"/>
+          </w:rPr>
+          <w:t xml:space="preserve">26</w:t>
+        </w:r>
+      </w:hyperlink>
+      <w:r>
+        <w:rPr>
+          <w:b w:val="0"/>
+          <w:color w:val="333333"/>
+          <w:sz w:val="19"/>
+        </w:rPr>
+        <w:t>.</w:t>
       </w:r>
     </w:p>
     <w:p>
@@ -4470,6 +4900,40 @@
     </w:p>
     <w:p>
       <w:pPr>
+        <w:spacing w:after="120"/>
+        <w:ind w:left="510" w:hanging="198"/>
+      </w:pPr>
+      <w:r>
+        <w:rPr>
+          <w:sz w:val="19"/>
+        </w:rPr>
+        <w:t xml:space="preserve">•  </w:t>
+      </w:r>
+      <w:r>
+        <w:rPr>
+          <w:b w:val="0"/>
+          <w:color w:val="333333"/>
+          <w:sz w:val="19"/>
+        </w:rPr>
+        <w:t>Automatinė patikra ES, JT, JAV OFAC ir JK konsoliduotuose sankcijų sąrašuose.</w:t>
+      </w:r>
+    </w:p>
+    <w:p>
+      <w:pPr>
+        <w:spacing w:before="80" w:after="20"/>
+      </w:pPr>
+      <w:r>
+        <w:rPr>
+          <w:sz w:val="24"/>
+        </w:rPr>
+        <w:t xml:space="preserve">☑ </w:t>
+      </w:r>
+      <w:r>
+        <w:t>Yes, issues were not identified from adverse media checks (add a screenshot)</w:t>
+      </w:r>
+    </w:p>
+    <w:p>
+      <w:pPr>
         <w:spacing w:after="0"/>
         <w:ind w:left="510" w:hanging="198"/>
       </w:pPr>
@@ -4485,7 +4949,7 @@
           <w:color w:val="333333"/>
           <w:sz w:val="19"/>
         </w:rPr>
-        <w:t>Tikrina analitikas vidinėmis priemonėmis (pridėti ekrano nuotrauką).</w:t>
+        <w:t>Automatinė naujienų paieška (paskutinės 30 d., 2026-10-22) neigiamų naujienų nerado</w:t>
       </w:r>
     </w:p>
     <w:p>
@@ -4505,113 +4969,7 @@
           <w:color w:val="333333"/>
           <w:sz w:val="19"/>
         </w:rPr>
-        <w:t>Pastaba: naujas savininkas – OTP Bank (Vengrija)</w:t>
-      </w:r>
-      <w:hyperlink r:id="rId14">
-        <w:r>
-          <w:rPr>
-            <w:color w:val="2A78D6"/>
-            <w:vertAlign w:val="superscript"/>
-            <w:sz w:val="16"/>
-          </w:rPr>
-          <w:t xml:space="preserve">14</w:t>
-        </w:r>
-      </w:hyperlink>
-      <w:r>
-        <w:rPr>
-          <w:b w:val="0"/>
-          <w:color w:val="333333"/>
-          <w:sz w:val="19"/>
-        </w:rPr>
-        <w:t>.</w:t>
-      </w:r>
-    </w:p>
-    <w:p>
-      <w:pPr>
-        <w:spacing w:before="80" w:after="20"/>
-      </w:pPr>
-      <w:r>
-        <w:rPr>
-          <w:sz w:val="24"/>
-        </w:rPr>
-        <w:t xml:space="preserve">☐ </w:t>
-      </w:r>
-      <w:r>
-        <w:t>Yes, issues were not identified from adverse media checks (add a screenshot)</w:t>
-      </w:r>
-    </w:p>
-    <w:p>
-      <w:pPr>
-        <w:spacing w:after="0"/>
-        <w:ind w:left="397"/>
-      </w:pPr>
-      <w:r>
-        <w:rPr>
-          <w:b/>
-          <w:color w:val="B42318"/>
-          <w:sz w:val="19"/>
-        </w:rPr>
-        <w:t>Reikia peržiūrėti</w:t>
-      </w:r>
-    </w:p>
-    <w:p>
-      <w:pPr>
-        <w:spacing w:after="0"/>
-        <w:ind w:left="510" w:hanging="198"/>
-      </w:pPr>
-      <w:r>
-        <w:rPr>
-          <w:sz w:val="19"/>
-        </w:rPr>
-        <w:t xml:space="preserve">•  </w:t>
-      </w:r>
-      <w:r>
-        <w:rPr>
-          <w:b w:val="0"/>
-          <w:color w:val="333333"/>
-          <w:sz w:val="19"/>
-        </w:rPr>
-        <w:t>Automatinė naujienų paieška (30 d.) neigiamų antraščių nerado</w:t>
-      </w:r>
-    </w:p>
-    <w:p>
-      <w:pPr>
-        <w:spacing w:after="0"/>
-        <w:ind w:left="510" w:hanging="198"/>
-      </w:pPr>
-      <w:r>
-        <w:rPr>
-          <w:sz w:val="19"/>
-        </w:rPr>
-        <w:t xml:space="preserve">•  </w:t>
-      </w:r>
-      <w:r>
-        <w:rPr>
-          <w:b w:val="0"/>
-          <w:color w:val="333333"/>
-          <w:sz w:val="19"/>
-        </w:rPr>
-        <w:t>Daugiausia naujienų apie OTP sandorį.</w:t>
-      </w:r>
-    </w:p>
-    <w:p>
-      <w:pPr>
-        <w:spacing w:after="120"/>
-        <w:ind w:left="510" w:hanging="198"/>
-      </w:pPr>
-      <w:r>
-        <w:rPr>
-          <w:sz w:val="19"/>
-        </w:rPr>
-        <w:t xml:space="preserve">•  </w:t>
-      </w:r>
-      <w:r>
-        <w:rPr>
-          <w:b w:val="0"/>
-          <w:color w:val="333333"/>
-          <w:sz w:val="19"/>
-        </w:rPr>
-        <w:t>Analitikas patvirtina ir prideda ekrano nuotrauką.</w:t>
+        <w:t>Dauguma naujienų – apie OTP Bank sandorį.</w:t>
       </w:r>
     </w:p>
     <w:p>
@@ -4759,14 +5117,14 @@
         </w:rPr>
         <w:t>Sustainalytics ESG rizikos reitingas 18,4 (maža rizika)</w:t>
       </w:r>
-      <w:hyperlink r:id="rId22">
+      <w:hyperlink r:id="rId31">
         <w:r>
           <w:rPr>
             <w:color w:val="2A78D6"/>
             <w:vertAlign w:val="superscript"/>
             <w:sz w:val="16"/>
           </w:rPr>
-          <w:t xml:space="preserve">16</w:t>
+          <w:t xml:space="preserve">25</w:t>
         </w:r>
       </w:hyperlink>
       <w:r>
@@ -4786,7 +5144,7 @@
         <w:rPr>
           <w:sz w:val="24"/>
         </w:rPr>
-        <w:t xml:space="preserve">☐ </w:t>
+        <w:t xml:space="preserve">☑ </w:t>
       </w:r>
       <w:r>
         <w:t>Yes, the activities of the company or it’s strategy is aligned with the taxonomy and/or Paris agreement targets (e.g. net zero commitment)</w:t>
@@ -4795,15 +5153,133 @@
     <w:p>
       <w:pPr>
         <w:spacing w:after="0"/>
-        <w:ind w:left="397"/>
+        <w:ind w:left="510" w:hanging="198"/>
       </w:pPr>
       <w:r>
         <w:rPr>
-          <w:b/>
-          <w:color w:val="B42318"/>
           <w:sz w:val="19"/>
         </w:rPr>
-        <w:t>Reikia peržiūrėti</w:t>
+        <w:t xml:space="preserve">•  </w:t>
+      </w:r>
+      <w:r>
+        <w:rPr>
+          <w:b w:val="0"/>
+          <w:color w:val="333333"/>
+          <w:sz w:val="19"/>
+        </w:rPr>
+        <w:t>Tikslas – klimato neutralumas iki 2050 m.</w:t>
+      </w:r>
+      <w:hyperlink r:id="rId31">
+        <w:r>
+          <w:rPr>
+            <w:color w:val="2A78D6"/>
+            <w:vertAlign w:val="superscript"/>
+            <w:sz w:val="16"/>
+          </w:rPr>
+          <w:t xml:space="preserve">25</w:t>
+        </w:r>
+      </w:hyperlink>
+    </w:p>
+    <w:p>
+      <w:pPr>
+        <w:spacing w:after="0"/>
+        <w:ind w:left="510" w:hanging="198"/>
+      </w:pPr>
+      <w:r>
+        <w:rPr>
+          <w:sz w:val="19"/>
+        </w:rPr>
+        <w:t xml:space="preserve">•  </w:t>
+      </w:r>
+      <w:r>
+        <w:rPr>
+          <w:b w:val="0"/>
+          <w:color w:val="333333"/>
+          <w:sz w:val="19"/>
+        </w:rPr>
+        <w:t>Finansuojamos emisijos skaičiuojamos PCAF metodu</w:t>
+      </w:r>
+      <w:hyperlink r:id="rId33">
+        <w:r>
+          <w:rPr>
+            <w:color w:val="2A78D6"/>
+            <w:vertAlign w:val="superscript"/>
+            <w:sz w:val="16"/>
+          </w:rPr>
+          <w:t xml:space="preserve">27</w:t>
+        </w:r>
+      </w:hyperlink>
+    </w:p>
+    <w:p>
+      <w:pPr>
+        <w:spacing w:after="120"/>
+        <w:ind w:left="510" w:hanging="198"/>
+      </w:pPr>
+      <w:r>
+        <w:rPr>
+          <w:sz w:val="19"/>
+        </w:rPr>
+        <w:t xml:space="preserve">•  </w:t>
+      </w:r>
+      <w:r>
+        <w:rPr>
+          <w:b w:val="0"/>
+          <w:color w:val="333333"/>
+          <w:sz w:val="19"/>
+        </w:rPr>
+        <w:t>Žalios ar su tvarumu susietos obligacijos sudaro 7,4 % obligacijų portfelio, tikslas – 50 % iki 2030 m.</w:t>
+      </w:r>
+      <w:hyperlink r:id="rId31">
+        <w:r>
+          <w:rPr>
+            <w:color w:val="2A78D6"/>
+            <w:vertAlign w:val="superscript"/>
+            <w:sz w:val="16"/>
+          </w:rPr>
+          <w:t xml:space="preserve">25</w:t>
+        </w:r>
+      </w:hyperlink>
+      <w:r>
+        <w:rPr>
+          <w:b w:val="0"/>
+          <w:color w:val="333333"/>
+          <w:sz w:val="19"/>
+        </w:rPr>
+        <w:t>.</w:t>
+      </w:r>
+    </w:p>
+    <w:p>
+      <w:pPr>
+        <w:spacing w:before="80" w:after="20"/>
+      </w:pPr>
+      <w:r>
+        <w:rPr>
+          <w:sz w:val="24"/>
+        </w:rPr>
+        <w:t xml:space="preserve">☑ </w:t>
+      </w:r>
+      <w:r>
+        <w:t>Yes, the company does not have yellow flag/signal related to controversies based on UN Global Compact or any other relevant principles/standards</w:t>
+      </w:r>
+    </w:p>
+    <w:p>
+      <w:pPr>
+        <w:spacing w:after="0"/>
+        <w:ind w:left="510" w:hanging="198"/>
+      </w:pPr>
+      <w:r>
+        <w:rPr>
+          <w:sz w:val="19"/>
+        </w:rPr>
+        <w:t xml:space="preserve">•  </w:t>
+      </w:r>
+      <w:r>
+        <w:rPr>
+          <w:b w:val="0"/>
+          <w:color w:val="333333"/>
+          <w:sz w:val="19"/>
+        </w:rPr>
+        <w:t>Geltonų signalų nerasta.</w:t>
       </w:r>
     </w:p>
     <w:p>
@@ -4823,84 +5299,16 @@
           <w:color w:val="333333"/>
           <w:sz w:val="19"/>
         </w:rPr>
-        <w:t>Finansuojamų emisijų tikslų, nulinės emisijos ar NZBA įsipareigojimo automatiškai nerasta.</w:t>
+        <w:t>Gavus leidimus savininku taps OTP Bank (Vengrija)</w:t>
       </w:r>
-    </w:p>
-    <w:p>
-      <w:pPr>
-        <w:spacing w:before="80" w:after="20"/>
-      </w:pPr>
-      <w:r>
-        <w:rPr>
-          <w:sz w:val="24"/>
-        </w:rPr>
-        <w:t xml:space="preserve">☐ </w:t>
-      </w:r>
-      <w:r>
-        <w:t>Yes, the company does not have yellow flag/signal related to controversies based on UN Global Compact or any other relevant principles/standards</w:t>
-      </w:r>
-    </w:p>
-    <w:p>
-      <w:pPr>
-        <w:spacing w:after="0"/>
-        <w:ind w:left="397"/>
-      </w:pPr>
-      <w:r>
-        <w:rPr>
-          <w:b/>
-          <w:color w:val="B42318"/>
-          <w:sz w:val="19"/>
-        </w:rPr>
-        <w:t>Reikia peržiūrėti</w:t>
-      </w:r>
-    </w:p>
-    <w:p>
-      <w:pPr>
-        <w:spacing w:after="0"/>
-        <w:ind w:left="510" w:hanging="198"/>
-      </w:pPr>
-      <w:r>
-        <w:rPr>
-          <w:sz w:val="19"/>
-        </w:rPr>
-        <w:t xml:space="preserve">•  </w:t>
-      </w:r>
-      <w:r>
-        <w:rPr>
-          <w:b w:val="0"/>
-          <w:color w:val="333333"/>
-          <w:sz w:val="19"/>
-        </w:rPr>
-        <w:t>Geltonų signalų greitoje paieškoje nerasta</w:t>
-      </w:r>
-    </w:p>
-    <w:p>
-      <w:pPr>
-        <w:spacing w:after="120"/>
-        <w:ind w:left="510" w:hanging="198"/>
-      </w:pPr>
-      <w:r>
-        <w:rPr>
-          <w:sz w:val="19"/>
-        </w:rPr>
-        <w:t xml:space="preserve">•  </w:t>
-      </w:r>
-      <w:r>
-        <w:rPr>
-          <w:b w:val="0"/>
-          <w:color w:val="333333"/>
-          <w:sz w:val="19"/>
-        </w:rPr>
-        <w:t>Savininko keitimas (OTP) gali pakeisti ESG politikas</w:t>
-      </w:r>
-      <w:hyperlink r:id="rId14">
+      <w:hyperlink r:id="rId15">
         <w:r>
           <w:rPr>
             <w:color w:val="2A78D6"/>
             <w:vertAlign w:val="superscript"/>
             <w:sz w:val="16"/>
           </w:rPr>
-          <w:t xml:space="preserve">14</w:t>
+          <w:t xml:space="preserve">21</w:t>
         </w:r>
       </w:hyperlink>
       <w:r>
@@ -4959,14 +5367,14 @@
         </w:rPr>
         <w:t>SEB neturi bankų sektoriaus politikos, todėl taikoma investicijų politika bei aplinkosaugos ir socialinė / žmogaus teisių politikos</w:t>
       </w:r>
-      <w:hyperlink r:id="rId23">
+      <w:hyperlink r:id="rId34">
         <w:r>
           <w:rPr>
             <w:color w:val="2A78D6"/>
             <w:vertAlign w:val="superscript"/>
             <w:sz w:val="16"/>
           </w:rPr>
-          <w:t xml:space="preserve">17</w:t>
+          <w:t xml:space="preserve">28</w:t>
         </w:r>
       </w:hyperlink>
       <w:r>
@@ -5031,14 +5439,14 @@
         </w:rPr>
         <w:t>Finansuojamos emisijos atskleidžiamos pagal PCAF (3 apimtis – 3,2 mln. t CO2e 2025 m.)</w:t>
       </w:r>
-      <w:hyperlink r:id="rId24">
+      <w:hyperlink r:id="rId33">
         <w:r>
           <w:rPr>
             <w:color w:val="2A78D6"/>
             <w:vertAlign w:val="superscript"/>
             <w:sz w:val="16"/>
           </w:rPr>
-          <w:t xml:space="preserve">18</w:t>
+          <w:t xml:space="preserve">27</w:t>
         </w:r>
       </w:hyperlink>
     </w:p>
@@ -5061,14 +5469,14 @@
         </w:rPr>
         <w:t>Tikslas – klimato neutralumas iki 2050 m.</w:t>
       </w:r>
-      <w:hyperlink r:id="rId22">
+      <w:hyperlink r:id="rId31">
         <w:r>
           <w:rPr>
             <w:color w:val="2A78D6"/>
             <w:vertAlign w:val="superscript"/>
             <w:sz w:val="16"/>
           </w:rPr>
-          <w:t xml:space="preserve">16</w:t>
+          <w:t xml:space="preserve">25</w:t>
         </w:r>
       </w:hyperlink>
     </w:p>
@@ -5131,14 +5539,14 @@
         </w:rPr>
         <w:t>EUR iki 2030 m.</w:t>
       </w:r>
-      <w:hyperlink r:id="rId22">
+      <w:hyperlink r:id="rId31">
         <w:r>
           <w:rPr>
             <w:color w:val="2A78D6"/>
             <w:vertAlign w:val="superscript"/>
             <w:sz w:val="16"/>
           </w:rPr>
-          <w:t xml:space="preserve">16</w:t>
+          <w:t xml:space="preserve">25</w:t>
         </w:r>
       </w:hyperlink>
     </w:p>
@@ -5161,14 +5569,14 @@
         </w:rPr>
         <w:t>Sustainalytics ESG rizikos reitingas 18,4 (maža rizika)</w:t>
       </w:r>
-      <w:hyperlink r:id="rId22">
+      <w:hyperlink r:id="rId31">
         <w:r>
           <w:rPr>
             <w:color w:val="2A78D6"/>
             <w:vertAlign w:val="superscript"/>
             <w:sz w:val="16"/>
           </w:rPr>
-          <w:t xml:space="preserve">16</w:t>
+          <w:t xml:space="preserve">25</w:t>
         </w:r>
       </w:hyperlink>
     </w:p>
@@ -5191,14 +5599,14 @@
         </w:rPr>
         <w:t>Įsipareigojimas gerbti žmogaus teises</w:t>
       </w:r>
-      <w:hyperlink r:id="rId25">
+      <w:hyperlink r:id="rId35">
         <w:r>
           <w:rPr>
             <w:color w:val="2A78D6"/>
             <w:vertAlign w:val="superscript"/>
             <w:sz w:val="16"/>
           </w:rPr>
-          <w:t xml:space="preserve">19</w:t>
+          <w:t xml:space="preserve">29</w:t>
         </w:r>
       </w:hyperlink>
     </w:p>
@@ -5221,14 +5629,14 @@
         </w:rPr>
         <w:t>PPTFP ir sankcijų atitiktis</w:t>
       </w:r>
-      <w:hyperlink r:id="rId25">
+      <w:hyperlink r:id="rId35">
         <w:r>
           <w:rPr>
             <w:color w:val="2A78D6"/>
             <w:vertAlign w:val="superscript"/>
             <w:sz w:val="16"/>
           </w:rPr>
-          <w:t xml:space="preserve">19</w:t>
+          <w:t xml:space="preserve">29</w:t>
         </w:r>
       </w:hyperlink>
     </w:p>
@@ -5249,16 +5657,16 @@
           <w:color w:val="333333"/>
           <w:sz w:val="19"/>
         </w:rPr>
-        <w:t>Antikorupcijos priemonės ir pranešėjų kanalai (iš santraukos, patikrinti)</w:t>
+        <w:t>Antikorupcijos priemonės ir pranešėjų kanalai</w:t>
       </w:r>
-      <w:hyperlink r:id="rId26">
+      <w:hyperlink r:id="rId36">
         <w:r>
           <w:rPr>
             <w:color w:val="2A78D6"/>
             <w:vertAlign w:val="superscript"/>
             <w:sz w:val="16"/>
           </w:rPr>
-          <w:t xml:space="preserve">20</w:t>
+          <w:t xml:space="preserve">30</w:t>
         </w:r>
       </w:hyperlink>
       <w:r>
@@ -5281,27 +5689,7 @@
           <w:color w:val="333333"/>
           <w:sz w:val="19"/>
         </w:rPr>
-        <w:t>Nerasta</w:t>
-      </w:r>
-    </w:p>
-    <w:p>
-      <w:pPr>
-        <w:spacing w:after="0"/>
-        <w:ind w:left="737" w:hanging="198"/>
-      </w:pPr>
-      <w:r>
-        <w:rPr>
-          <w:sz w:val="19"/>
-        </w:rPr>
-        <w:t xml:space="preserve">•  </w:t>
-      </w:r>
-      <w:r>
-        <w:rPr>
-          <w:b w:val="0"/>
-          <w:color w:val="333333"/>
-          <w:sz w:val="19"/>
-        </w:rPr>
-        <w:t>Viešo skolinimo išimčių sąrašo (anglis, nafta ir dujos, ginklai) ir narystės JT Pasauliniame susitarime / UNEP FI PRB</w:t>
+        <w:t>Galėtų būti geriau</w:t>
       </w:r>
     </w:p>
     <w:p>
@@ -5321,7 +5709,7 @@
           <w:color w:val="333333"/>
           <w:sz w:val="19"/>
         </w:rPr>
-        <w:t>Patikrinti Luminor tvarumo politiką ir pereinamojo laikotarpio plano principus.</w:t>
+        <w:t>Viešo skolinimo išimčių sąrašo (anglis, nafta ir dujos, ginklai) ir narystės JT Pasauliniame susitarime nerasta.</w:t>
       </w:r>
     </w:p>
     <w:p>
@@ -5363,20 +5751,6 @@
     </w:p>
     <w:p>
       <w:pPr>
-        <w:spacing w:after="0"/>
-        <w:ind w:left="397"/>
-      </w:pPr>
-      <w:r>
-        <w:rPr>
-          <w:b/>
-          <w:color w:val="B42318"/>
-          <w:sz w:val="19"/>
-        </w:rPr>
-        <w:t>Reikia peržiūrėti</w:t>
-      </w:r>
-    </w:p>
-    <w:p>
-      <w:pPr>
         <w:spacing w:after="120"/>
         <w:ind w:left="510" w:hanging="198"/>
       </w:pPr>
@@ -5392,7 +5766,7 @@
           <w:color w:val="333333"/>
           <w:sz w:val="19"/>
         </w:rPr>
-        <w:t>Siūlomi klausimai: finansuojamų emisijų atskleidimas, iškastinio kuro skolinimo politika, ESG politikos po OTP įsigijimo.</w:t>
+        <w:t>Nereikia: kapitalas, likvidumas ir ESG praktika – tvirti.</w:t>
       </w:r>
     </w:p>
     <w:p>
@@ -5426,7 +5800,7 @@
         <w:rPr>
           <w:sz w:val="24"/>
         </w:rPr>
-        <w:t xml:space="preserve">☐ </w:t>
+        <w:t xml:space="preserve">☑ </w:t>
       </w:r>
       <w:r>
         <w:t>Yes, the indicators of the company support the targets of sustainability and PAI indicators followed by the Fund</w:t>
@@ -5435,16 +5809,62 @@
     <w:p>
       <w:pPr>
         <w:spacing w:after="0"/>
-        <w:ind w:left="397"/>
+        <w:ind w:left="510" w:hanging="198"/>
       </w:pPr>
       <w:r>
         <w:rPr>
-          <w:b/>
-          <w:color w:val="B42318"/>
           <w:sz w:val="19"/>
         </w:rPr>
-        <w:t>Reikia peržiūrėti</w:t>
+        <w:t xml:space="preserve">•  </w:t>
       </w:r>
+      <w:r>
+        <w:rPr>
+          <w:b w:val="0"/>
+          <w:color w:val="333333"/>
+          <w:sz w:val="19"/>
+        </w:rPr>
+        <w:t>Finansuojamos emisijos (3 apimtis) 2025 m. – 3,2 mln. t CO2e, PCAF metodas</w:t>
+      </w:r>
+      <w:hyperlink r:id="rId33">
+        <w:r>
+          <w:rPr>
+            <w:color w:val="2A78D6"/>
+            <w:vertAlign w:val="superscript"/>
+            <w:sz w:val="16"/>
+          </w:rPr>
+          <w:t xml:space="preserve">27</w:t>
+        </w:r>
+      </w:hyperlink>
+    </w:p>
+    <w:p>
+      <w:pPr>
+        <w:spacing w:after="0"/>
+        <w:ind w:left="510" w:hanging="198"/>
+      </w:pPr>
+      <w:r>
+        <w:rPr>
+          <w:sz w:val="19"/>
+        </w:rPr>
+        <w:t xml:space="preserve">•  </w:t>
+      </w:r>
+      <w:r>
+        <w:rPr>
+          <w:b w:val="0"/>
+          <w:color w:val="333333"/>
+          <w:sz w:val="19"/>
+        </w:rPr>
+        <w:t>Moterų dalis stebėtojų taryboje – 33,3 % (tikslas 40 %)</w:t>
+      </w:r>
+      <w:hyperlink r:id="rId37">
+        <w:r>
+          <w:rPr>
+            <w:color w:val="2A78D6"/>
+            <w:vertAlign w:val="superscript"/>
+            <w:sz w:val="16"/>
+          </w:rPr>
+          <w:t xml:space="preserve">31</w:t>
+        </w:r>
+      </w:hyperlink>
     </w:p>
     <w:p>
       <w:pPr>
@@ -5463,16 +5883,16 @@
           <w:color w:val="333333"/>
           <w:sz w:val="19"/>
         </w:rPr>
-        <w:t>PAI rodiklių (finansuojamos emisijos, valdybos lyčių įvairovė ir kt.) automatiškai nerasta – patikrinti 2025 m. metinėje ataskaitoje</w:t>
+        <w:t>Sustainalytics ESG rizikos reitingas 18,4, maža rizika</w:t>
       </w:r>
-      <w:hyperlink r:id="rId19">
+      <w:hyperlink r:id="rId31">
         <w:r>
           <w:rPr>
             <w:color w:val="2A78D6"/>
             <w:vertAlign w:val="superscript"/>
             <w:sz w:val="16"/>
           </w:rPr>
-          <w:t xml:space="preserve">12</w:t>
+          <w:t xml:space="preserve">25</w:t>
         </w:r>
       </w:hyperlink>
       <w:r>
@@ -5509,7 +5929,7 @@
         <w:rPr>
           <w:b w:val="0"/>
         </w:rPr>
-        <w:t>Automatiškai rasta per mažai ESG įrodymų; dauguma punktų – rankinei peržiūrai pagal 2025 m. metinę ataskaitą. Stebėti ESG politikas po OTP įsigijimo.</w:t>
+        <w:t>Išimčių ir raudonų signalų nėra. Tvirta ESG praktika: matuojamos finansuojamos emisijos (PCAF), klimato neutralumo tikslas, augančios žaliosios paskolos ir mažos rizikos ESG reitingas. Savininku taps OTP Bank.</w:t>
       </w:r>
     </w:p>
     <w:p>
@@ -5597,7 +6017,7 @@
             <w:color w:val="2A78D6"/>
             <w:sz w:val="17"/>
           </w:rPr>
-          <w:t xml:space="preserve">Luminor Bank - Interim report 2Q 2026, p. 5, 16, 2026-08-11</w:t>
+          <w:t xml:space="preserve">Luminor Bank - Interim report 2Q 2026, p. 5, 2026-08-11</w:t>
         </w:r>
       </w:hyperlink>
     </w:p>
@@ -5618,7 +6038,7 @@
             <w:color w:val="2A78D6"/>
             <w:sz w:val="17"/>
           </w:rPr>
-          <w:t xml:space="preserve">Luminor Bank - Interim report 2Q 2026, 2026-08-11</w:t>
+          <w:t xml:space="preserve">Final Terms Series 11 - 7.750% notes XS2633112565, 2023-06-06</w:t>
         </w:r>
       </w:hyperlink>
     </w:p>
@@ -5639,7 +6059,7 @@
             <w:color w:val="2A78D6"/>
             <w:sz w:val="17"/>
           </w:rPr>
-          <w:t xml:space="preserve">Luminor Bank - Interim report 2Q 2026, p. 4, 15, 2026-08-11</w:t>
+          <w:t xml:space="preserve">Luminor Bank - Interim report 2Q 2026, 2026-08-11</w:t>
         </w:r>
       </w:hyperlink>
     </w:p>
@@ -5654,13 +6074,13 @@
         </w:rPr>
         <w:t xml:space="preserve">6. </w:t>
       </w:r>
-      <w:hyperlink r:id="rId14">
+      <w:hyperlink r:id="rId12">
         <w:r>
           <w:rPr>
             <w:color w:val="2A78D6"/>
             <w:sz w:val="17"/>
           </w:rPr>
-          <w:t xml:space="preserve">Luminor Bank - Interim report 2Q 2026, p. 4, 8, 2026-08-11</w:t>
+          <w:t xml:space="preserve">Luminor Bank - Interim report 2Q 2026, p. 5, 16, 2026-08-11</w:t>
         </w:r>
       </w:hyperlink>
     </w:p>
@@ -5681,7 +6101,7 @@
             <w:color w:val="2A78D6"/>
             <w:sz w:val="17"/>
           </w:rPr>
-          <w:t xml:space="preserve">Luminor Bank - Annual report 2025, p. 7, 2026</w:t>
+          <w:t xml:space="preserve">Luminor Bank - Interim report 2Q 2026, p. 4, 15, 2026-08-11</w:t>
         </w:r>
       </w:hyperlink>
     </w:p>
@@ -5696,13 +6116,13 @@
         </w:rPr>
         <w:t xml:space="preserve">8. </w:t>
       </w:r>
-      <w:hyperlink r:id="rId12">
+      <w:hyperlink r:id="rId15">
         <w:r>
           <w:rPr>
             <w:color w:val="2A78D6"/>
             <w:sz w:val="17"/>
           </w:rPr>
-          <w:t xml:space="preserve">Luminor Bank - Interim report 2Q 2026, p. 5, 2026-08-11</w:t>
+          <w:t xml:space="preserve">Luminor Bank - Interim report 2Q 2026, p. 4, 8, 2026-08-11</w:t>
         </w:r>
       </w:hyperlink>
     </w:p>
@@ -5723,7 +6143,7 @@
             <w:color w:val="2A78D6"/>
             <w:sz w:val="17"/>
           </w:rPr>
-          <w:t xml:space="preserve">Luminor Bank - Interim report 2Q 2026, p. 16, 2026-08-11</w:t>
+          <w:t xml:space="preserve">Luminor Bank - Annual report 2025, p. 7, 2026</w:t>
         </w:r>
       </w:hyperlink>
     </w:p>
@@ -5744,7 +6164,7 @@
             <w:color w:val="2A78D6"/>
             <w:sz w:val="17"/>
           </w:rPr>
-          <w:t xml:space="preserve">Luminor Bank - Annual report 2025, p. 8, 2026</w:t>
+          <w:t xml:space="preserve">Luminor Bank - Interim report 2Q 2026, p. 16, 2026-08-11</w:t>
         </w:r>
       </w:hyperlink>
     </w:p>
@@ -5759,13 +6179,13 @@
         </w:rPr>
         <w:t xml:space="preserve">11. </w:t>
       </w:r>
-      <w:hyperlink r:id="rId15">
+      <w:hyperlink r:id="rId18">
         <w:r>
           <w:rPr>
             <w:color w:val="2A78D6"/>
             <w:sz w:val="17"/>
           </w:rPr>
-          <w:t xml:space="preserve">Luminor Bank - Annual report 2025, p. 7-8, 2026</w:t>
+          <w:t xml:space="preserve">Luminor Bank - Annual report 2025, p. 2, 2026</w:t>
         </w:r>
       </w:hyperlink>
     </w:p>
@@ -5786,7 +6206,7 @@
             <w:color w:val="2A78D6"/>
             <w:sz w:val="17"/>
           </w:rPr>
-          <w:t xml:space="preserve">Luminor Bank - Annual report 2025, 2026</w:t>
+          <w:t xml:space="preserve">Luminor Bank - Interim report 2Q 2026, p. 9, 2026-08-11</w:t>
         </w:r>
       </w:hyperlink>
     </w:p>
@@ -5807,7 +6227,7 @@
             <w:color w:val="2A78D6"/>
             <w:sz w:val="17"/>
           </w:rPr>
-          <w:t xml:space="preserve">Luminor Bank - Annual report 2025, p. 5, 2026</w:t>
+          <w:t xml:space="preserve">Luminor Bank - Annual report 2025, p. 8, 2026</w:t>
         </w:r>
       </w:hyperlink>
     </w:p>
@@ -5822,7 +6242,154 @@
         </w:rPr>
         <w:t xml:space="preserve">14. </w:t>
       </w:r>
-      <w:hyperlink r:id="rId14">
+      <w:hyperlink r:id="rId21">
+        <w:r>
+          <w:rPr>
+            <w:color w:val="2A78D6"/>
+            <w:sz w:val="17"/>
+          </w:rPr>
+          <w:t xml:space="preserve">Luminor Bank - Interim report 2Q 2026, p. 6, 2026-08-11</w:t>
+        </w:r>
+      </w:hyperlink>
+    </w:p>
+    <w:p>
+      <w:pPr>
+        <w:spacing w:after="20"/>
+        <w:ind w:left="340" w:hanging="340"/>
+      </w:pPr>
+      <w:r>
+        <w:rPr>
+          <w:sz w:val="17"/>
+        </w:rPr>
+        <w:t xml:space="preserve">15. </w:t>
+      </w:r>
+      <w:hyperlink r:id="rId22">
+        <w:r>
+          <w:rPr>
+            <w:color w:val="2A78D6"/>
+            <w:sz w:val="17"/>
+          </w:rPr>
+          <w:t xml:space="preserve">Luminor Bank - Interim report 2Q 2026, p. 7, 2026-08-11</w:t>
+        </w:r>
+      </w:hyperlink>
+    </w:p>
+    <w:p>
+      <w:pPr>
+        <w:spacing w:after="20"/>
+        <w:ind w:left="340" w:hanging="340"/>
+      </w:pPr>
+      <w:r>
+        <w:rPr>
+          <w:sz w:val="17"/>
+        </w:rPr>
+        <w:t xml:space="preserve">16. </w:t>
+      </w:r>
+      <w:hyperlink r:id="rId23">
+        <w:r>
+          <w:rPr>
+            <w:color w:val="2A78D6"/>
+            <w:sz w:val="17"/>
+          </w:rPr>
+          <w:t xml:space="preserve">Luminor Bank - Annual report 2025, p. 10, 2026</w:t>
+        </w:r>
+      </w:hyperlink>
+    </w:p>
+    <w:p>
+      <w:pPr>
+        <w:spacing w:after="20"/>
+        <w:ind w:left="340" w:hanging="340"/>
+      </w:pPr>
+      <w:r>
+        <w:rPr>
+          <w:sz w:val="17"/>
+        </w:rPr>
+        <w:t xml:space="preserve">17. </w:t>
+      </w:r>
+      <w:hyperlink r:id="rId24">
+        <w:r>
+          <w:rPr>
+            <w:color w:val="2A78D6"/>
+            <w:sz w:val="17"/>
+          </w:rPr>
+          <w:t xml:space="preserve">Luminor Bank - Interim report 2Q 2026, p. 8, 2026-08-11</w:t>
+        </w:r>
+      </w:hyperlink>
+    </w:p>
+    <w:p>
+      <w:pPr>
+        <w:spacing w:after="20"/>
+        <w:ind w:left="340" w:hanging="340"/>
+      </w:pPr>
+      <w:r>
+        <w:rPr>
+          <w:sz w:val="17"/>
+        </w:rPr>
+        <w:t xml:space="preserve">18. </w:t>
+      </w:r>
+      <w:hyperlink r:id="rId16">
+        <w:r>
+          <w:rPr>
+            <w:color w:val="2A78D6"/>
+            <w:sz w:val="17"/>
+          </w:rPr>
+          <w:t xml:space="preserve">Luminor Bank - Annual report 2025, p. 7-8, 2026</w:t>
+        </w:r>
+      </w:hyperlink>
+    </w:p>
+    <w:p>
+      <w:pPr>
+        <w:spacing w:after="20"/>
+        <w:ind w:left="340" w:hanging="340"/>
+      </w:pPr>
+      <w:r>
+        <w:rPr>
+          <w:sz w:val="17"/>
+        </w:rPr>
+        <w:t xml:space="preserve">19. </w:t>
+      </w:r>
+      <w:hyperlink r:id="rId26">
+        <w:r>
+          <w:rPr>
+            <w:color w:val="2A78D6"/>
+            <w:sz w:val="17"/>
+          </w:rPr>
+          <w:t xml:space="preserve">Luminor Bank - Annual report 2025, 2026</w:t>
+        </w:r>
+      </w:hyperlink>
+    </w:p>
+    <w:p>
+      <w:pPr>
+        <w:spacing w:after="20"/>
+        <w:ind w:left="340" w:hanging="340"/>
+      </w:pPr>
+      <w:r>
+        <w:rPr>
+          <w:sz w:val="17"/>
+        </w:rPr>
+        <w:t xml:space="preserve">20. </w:t>
+      </w:r>
+      <w:hyperlink r:id="rId27">
+        <w:r>
+          <w:rPr>
+            <w:color w:val="2A78D6"/>
+            <w:sz w:val="17"/>
+          </w:rPr>
+          <w:t xml:space="preserve">Luminor Bank - Annual report 2025, p. 5, 2026</w:t>
+        </w:r>
+      </w:hyperlink>
+    </w:p>
+    <w:p>
+      <w:pPr>
+        <w:spacing w:after="20"/>
+        <w:ind w:left="340" w:hanging="340"/>
+      </w:pPr>
+      <w:r>
+        <w:rPr>
+          <w:sz w:val="17"/>
+        </w:rPr>
+        <w:t xml:space="preserve">21. </w:t>
+      </w:r>
+      <w:hyperlink r:id="rId15">
         <w:r>
           <w:rPr>
             <w:color w:val="2A78D6"/>
@@ -5841,9 +6408,51 @@
         <w:rPr>
           <w:sz w:val="17"/>
         </w:rPr>
-        <w:t xml:space="preserve">15. </w:t>
+        <w:t xml:space="preserve">22. </w:t>
       </w:r>
-      <w:hyperlink r:id="rId21">
+      <w:hyperlink r:id="rId28">
+        <w:r>
+          <w:rPr>
+            <w:color w:val="2A78D6"/>
+            <w:sz w:val="17"/>
+          </w:rPr>
+          <w:t xml:space="preserve">Final Terms Series 13 - 4.042% notes XS2888497067, 2024-09-06</w:t>
+        </w:r>
+      </w:hyperlink>
+    </w:p>
+    <w:p>
+      <w:pPr>
+        <w:spacing w:after="20"/>
+        <w:ind w:left="340" w:hanging="340"/>
+      </w:pPr>
+      <w:r>
+        <w:rPr>
+          <w:sz w:val="17"/>
+        </w:rPr>
+        <w:t xml:space="preserve">23. </w:t>
+      </w:r>
+      <w:hyperlink r:id="rId29">
+        <w:r>
+          <w:rPr>
+            <w:color w:val="2A78D6"/>
+            <w:sz w:val="17"/>
+          </w:rPr>
+          <w:t xml:space="preserve">Final Terms Series 15 - 3.551% notes XS3079969104, 2025-06-10</w:t>
+        </w:r>
+      </w:hyperlink>
+    </w:p>
+    <w:p>
+      <w:pPr>
+        <w:spacing w:after="20"/>
+        <w:ind w:left="340" w:hanging="340"/>
+      </w:pPr>
+      <w:r>
+        <w:rPr>
+          <w:sz w:val="17"/>
+        </w:rPr>
+        <w:t xml:space="preserve">24. </w:t>
+      </w:r>
+      <w:hyperlink r:id="rId30">
         <w:r>
           <w:rPr>
             <w:color w:val="2A78D6"/>
@@ -5862,9 +6471,9 @@
         <w:rPr>
           <w:sz w:val="17"/>
         </w:rPr>
-        <w:t xml:space="preserve">16. </w:t>
+        <w:t xml:space="preserve">25. </w:t>
       </w:r>
-      <w:hyperlink r:id="rId22">
+      <w:hyperlink r:id="rId31">
         <w:r>
           <w:rPr>
             <w:color w:val="2A78D6"/>
@@ -5883,9 +6492,51 @@
         <w:rPr>
           <w:sz w:val="17"/>
         </w:rPr>
-        <w:t xml:space="preserve">17. </w:t>
+        <w:t xml:space="preserve">26. </w:t>
       </w:r>
-      <w:hyperlink r:id="rId23">
+      <w:hyperlink r:id="rId32">
+        <w:r>
+          <w:rPr>
+            <w:color w:val="2A78D6"/>
+            <w:sz w:val="17"/>
+          </w:rPr>
+          <w:t xml:space="preserve">Luminor Bank - Annual report 2025, p. 16, 2026</w:t>
+        </w:r>
+      </w:hyperlink>
+    </w:p>
+    <w:p>
+      <w:pPr>
+        <w:spacing w:after="20"/>
+        <w:ind w:left="340" w:hanging="340"/>
+      </w:pPr>
+      <w:r>
+        <w:rPr>
+          <w:sz w:val="17"/>
+        </w:rPr>
+        <w:t xml:space="preserve">27. </w:t>
+      </w:r>
+      <w:hyperlink r:id="rId33">
+        <w:r>
+          <w:rPr>
+            <w:color w:val="2A78D6"/>
+            <w:sz w:val="17"/>
+          </w:rPr>
+          <w:t xml:space="preserve">Luminor Bank - Annual report 2025, p. 22, 2026</w:t>
+        </w:r>
+      </w:hyperlink>
+    </w:p>
+    <w:p>
+      <w:pPr>
+        <w:spacing w:after="20"/>
+        <w:ind w:left="340" w:hanging="340"/>
+      </w:pPr>
+      <w:r>
+        <w:rPr>
+          <w:sz w:val="17"/>
+        </w:rPr>
+        <w:t xml:space="preserve">28. </w:t>
+      </w:r>
+      <w:hyperlink r:id="rId34">
         <w:r>
           <w:rPr>
             <w:color w:val="2A78D6"/>
@@ -5904,30 +6555,9 @@
         <w:rPr>
           <w:sz w:val="17"/>
         </w:rPr>
-        <w:t xml:space="preserve">18. </w:t>
+        <w:t xml:space="preserve">29. </w:t>
       </w:r>
-      <w:hyperlink r:id="rId24">
-        <w:r>
-          <w:rPr>
-            <w:color w:val="2A78D6"/>
-            <w:sz w:val="17"/>
-          </w:rPr>
-          <w:t xml:space="preserve">Luminor Bank - Annual report 2025, p. 22, 2026</w:t>
-        </w:r>
-      </w:hyperlink>
-    </w:p>
-    <w:p>
-      <w:pPr>
-        <w:spacing w:after="20"/>
-        <w:ind w:left="340" w:hanging="340"/>
-      </w:pPr>
-      <w:r>
-        <w:rPr>
-          <w:sz w:val="17"/>
-        </w:rPr>
-        <w:t xml:space="preserve">19. </w:t>
-      </w:r>
-      <w:hyperlink r:id="rId25">
+      <w:hyperlink r:id="rId35">
         <w:r>
           <w:rPr>
             <w:color w:val="2A78D6"/>
@@ -5946,15 +6576,36 @@
         <w:rPr>
           <w:sz w:val="17"/>
         </w:rPr>
-        <w:t xml:space="preserve">20. </w:t>
+        <w:t xml:space="preserve">30. </w:t>
       </w:r>
-      <w:hyperlink r:id="rId26">
+      <w:hyperlink r:id="rId36">
         <w:r>
           <w:rPr>
             <w:color w:val="2A78D6"/>
             <w:sz w:val="17"/>
           </w:rPr>
           <w:t xml:space="preserve">Luminor Bank - Annual report 2025, p. 23, 28, 2026</w:t>
+        </w:r>
+      </w:hyperlink>
+    </w:p>
+    <w:p>
+      <w:pPr>
+        <w:spacing w:after="20"/>
+        <w:ind w:left="340" w:hanging="340"/>
+      </w:pPr>
+      <w:r>
+        <w:rPr>
+          <w:sz w:val="17"/>
+        </w:rPr>
+        <w:t xml:space="preserve">31. </w:t>
+      </w:r>
+      <w:hyperlink r:id="rId37">
+        <w:r>
+          <w:rPr>
+            <w:color w:val="2A78D6"/>
+            <w:sz w:val="17"/>
+          </w:rPr>
+          <w:t xml:space="preserve">Luminor Bank - Annual report 2025, p. 29, 2026</w:t>
         </w:r>
       </w:hyperlink>
     </w:p>

--- a/docs/files/luminor/luminor_1H2026_lt.docx
+++ b/docs/files/luminor/luminor_1H2026_lt.docx
@@ -4900,8 +4900,22 @@
     </w:p>
     <w:p>
       <w:pPr>
-        <w:spacing w:after="120"/>
-        <w:ind w:left="510" w:hanging="198"/>
+        <w:spacing w:after="0"/>
+        <w:ind w:left="397"/>
+      </w:pPr>
+      <w:r>
+        <w:rPr>
+          <w:b/>
+          <w:color w:val="333333"/>
+          <w:sz w:val="19"/>
+        </w:rPr>
+        <w:t>Galimas atitikmuo – peržiūrėti</w:t>
+      </w:r>
+    </w:p>
+    <w:p>
+      <w:pPr>
+        <w:spacing w:after="0"/>
+        <w:ind w:left="737" w:hanging="198"/>
       </w:pPr>
       <w:r>
         <w:rPr>
@@ -4915,7 +4929,27 @@
           <w:color w:val="333333"/>
           <w:sz w:val="19"/>
         </w:rPr>
-        <w:t>Automatinė patikra ES, JT, JAV OFAC ir JK konsoliduotuose sankcijų sąrašuose.</w:t>
+        <w:t>EU: luminor</w:t>
+      </w:r>
+    </w:p>
+    <w:p>
+      <w:pPr>
+        <w:spacing w:after="120"/>
+        <w:ind w:left="737" w:hanging="198"/>
+      </w:pPr>
+      <w:r>
+        <w:rPr>
+          <w:sz w:val="19"/>
+        </w:rPr>
+        <w:t xml:space="preserve">•  </w:t>
+      </w:r>
+      <w:r>
+        <w:rPr>
+          <w:b w:val="0"/>
+          <w:color w:val="333333"/>
+          <w:sz w:val="19"/>
+        </w:rPr>
+        <w:t>US OFAC: luminor (automatinė patikra 2026-10-22).</w:t>
       </w:r>
     </w:p>
     <w:p>

--- a/docs/files/luminor/luminor_1H2026_lt.docx
+++ b/docs/files/luminor/luminor_1H2026_lt.docx
@@ -4914,26 +4914,6 @@
     </w:p>
     <w:p>
       <w:pPr>
-        <w:spacing w:after="0"/>
-        <w:ind w:left="737" w:hanging="198"/>
-      </w:pPr>
-      <w:r>
-        <w:rPr>
-          <w:sz w:val="19"/>
-        </w:rPr>
-        <w:t xml:space="preserve">•  </w:t>
-      </w:r>
-      <w:r>
-        <w:rPr>
-          <w:b w:val="0"/>
-          <w:color w:val="333333"/>
-          <w:sz w:val="19"/>
-        </w:rPr>
-        <w:t>EU: luminor</w:t>
-      </w:r>
-    </w:p>
-    <w:p>
-      <w:pPr>
         <w:spacing w:after="120"/>
         <w:ind w:left="737" w:hanging="198"/>
       </w:pPr>
@@ -4949,7 +4929,7 @@
           <w:color w:val="333333"/>
           <w:sz w:val="19"/>
         </w:rPr>
-        <w:t>US OFAC: luminor (automatinė patikra 2026-10-22).</w:t>
+        <w:t>US OFAC: | siberica oy | buzin ilya andreevich | temin gabriel | temin catherine esther | luminor oy | ooo vmk | joint stock company united metallurgical company | krivoruchko (automatinė patikra 2026-10-22).</w:t>
       </w:r>
     </w:p>
     <w:p>

--- a/docs/files/luminor/luminor_1H2026_lt.docx
+++ b/docs/files/luminor/luminor_1H2026_lt.docx
@@ -4929,7 +4929,7 @@
           <w:color w:val="333333"/>
           <w:sz w:val="19"/>
         </w:rPr>
-        <w:t>US OFAC: | siberica oy | buzin ilya andreevich | temin gabriel | temin catherine esther | luminor oy | ooo vmk | joint stock company united metallurgical company | krivoruchko (automatinė patikra 2026-10-22).</w:t>
+        <w:t>US OFAC: otvetstvennostyu streloi | streloi ooo | streloy llc | buzin ilya andreyevich | luminor logistics | toropova yekaterina | toropova ekaterina vladimirovna | ahmadi nej (automatinė patikra 2026-10-22).</w:t>
       </w:r>
     </w:p>
     <w:p>

--- a/docs/files/luminor/luminor_1H2026_lt.docx
+++ b/docs/files/luminor/luminor_1H2026_lt.docx
@@ -4878,7 +4878,7 @@
         <w:rPr>
           <w:sz w:val="24"/>
         </w:rPr>
-        <w:t xml:space="preserve">☐ </w:t>
+        <w:t xml:space="preserve">☑ </w:t>
       </w:r>
       <w:r>
         <w:t>Yes, the company is not in the list of sanctions (add a screenshot)</w:t>
@@ -4887,35 +4887,7 @@
     <w:p>
       <w:pPr>
         <w:spacing w:after="0"/>
-        <w:ind w:left="397"/>
-      </w:pPr>
-      <w:r>
-        <w:rPr>
-          <w:b/>
-          <w:color w:val="B42318"/>
-          <w:sz w:val="19"/>
-        </w:rPr>
-        <w:t>Reikia peržiūrėti</w:t>
-      </w:r>
-    </w:p>
-    <w:p>
-      <w:pPr>
-        <w:spacing w:after="0"/>
-        <w:ind w:left="397"/>
-      </w:pPr>
-      <w:r>
-        <w:rPr>
-          <w:b/>
-          <w:color w:val="333333"/>
-          <w:sz w:val="19"/>
-        </w:rPr>
-        <w:t>Galimas atitikmuo – peržiūrėti</w:t>
-      </w:r>
-    </w:p>
-    <w:p>
-      <w:pPr>
-        <w:spacing w:after="120"/>
-        <w:ind w:left="737" w:hanging="198"/>
+        <w:ind w:left="510" w:hanging="198"/>
       </w:pPr>
       <w:r>
         <w:rPr>
@@ -4929,7 +4901,47 @@
           <w:color w:val="333333"/>
           <w:sz w:val="19"/>
         </w:rPr>
-        <w:t>US OFAC: otvetstvennostyu streloi | streloi ooo | streloy llc | buzin ilya andreyevich | luminor logistics | toropova yekaterina | toropova ekaterina vladimirovna | ahmadi nej (automatinė patikra 2026-10-22).</w:t>
+        <w:t>Nerasta EU, UN, UK, US OFAC konsoliduotuose sankcijų sąrašuose (automatinė patikra 2026-10-22).</w:t>
+      </w:r>
+    </w:p>
+    <w:p>
+      <w:pPr>
+        <w:spacing w:after="0"/>
+        <w:ind w:left="510" w:hanging="198"/>
+      </w:pPr>
+      <w:r>
+        <w:rPr>
+          <w:sz w:val="19"/>
+        </w:rPr>
+        <w:t xml:space="preserve">•  </w:t>
+      </w:r>
+      <w:r>
+        <w:rPr>
+          <w:b w:val="0"/>
+          <w:color w:val="333333"/>
+          <w:sz w:val="19"/>
+        </w:rPr>
+        <w:t>Bendravardis sąrašuose: luminor oy.</w:t>
+      </w:r>
+    </w:p>
+    <w:p>
+      <w:pPr>
+        <w:spacing w:after="120"/>
+        <w:ind w:left="510" w:hanging="198"/>
+      </w:pPr>
+      <w:r>
+        <w:rPr>
+          <w:sz w:val="19"/>
+        </w:rPr>
+        <w:t xml:space="preserve">•  </w:t>
+      </w:r>
+      <w:r>
+        <w:rPr>
+          <w:b w:val="0"/>
+          <w:color w:val="333333"/>
+          <w:sz w:val="19"/>
+        </w:rPr>
+        <w:t>Bendravardis sąrašuose: Luminor Oy – Suomijos logistikos įmonė, susijusi su Siberica Oy (pagal ES sąrašo įrašą apie Gabriel Temin), ne Luminor Bank AS.</w:t>
       </w:r>
     </w:p>
     <w:p>

--- a/docs/files/luminor/luminor_1H2026_lt.docx
+++ b/docs/files/luminor/luminor_1H2026_lt.docx
@@ -4921,7 +4921,7 @@
           <w:color w:val="333333"/>
           <w:sz w:val="19"/>
         </w:rPr>
-        <w:t>Bendravardis sąrašuose: luminor oy.</w:t>
+        <w:t>Bendravardis sąrašuose: Luminor Oy – Suomijos logistikos įmonė, susijusi su Siberica Oy (pagal ES sąrašo įrašą apie Gabriel Temin), ne Luminor Bank AS.</w:t>
       </w:r>
     </w:p>
     <w:p>
@@ -4941,7 +4941,7 @@
           <w:color w:val="333333"/>
           <w:sz w:val="19"/>
         </w:rPr>
-        <w:t>Bendravardis sąrašuose: Luminor Oy – Suomijos logistikos įmonė, susijusi su Siberica Oy (pagal ES sąrašo įrašą apie Gabriel Temin), ne Luminor Bank AS.</w:t>
+        <w:t>Bendravardis sąrašuose: Luminor Logistics – slapyvardis tame pačiame US OFAC įrašų rinkinyje kaip Luminor Oy ir Siberica Oy (logistika), ne Luminor Bank AS.</w:t>
       </w:r>
     </w:p>
     <w:p>

--- a/docs/files/luminor/luminor_1H2026_lt.docx
+++ b/docs/files/luminor/luminor_1H2026_lt.docx
@@ -705,290 +705,6 @@
                 <w:sz w:val="17"/>
               </w:rPr>
               <w:t>Pastaba</w:t>
-            </w:r>
-          </w:p>
-        </w:tc>
-      </w:tr>
-      <w:tr>
-        <w:tc>
-          <w:tcPr>
-            <w:tcW w:type="dxa" w:w="1701"/>
-          </w:tcPr>
-          <w:p>
-            <w:pPr>
-              <w:spacing w:after="0"/>
-            </w:pPr>
-            <w:r/>
-            <w:r>
-              <w:rPr>
-                <w:b w:val="0"/>
-                <w:sz w:val="17"/>
-              </w:rPr>
-              <w:t>XS3079969104</w:t>
-            </w:r>
-          </w:p>
-        </w:tc>
-        <w:tc>
-          <w:tcPr>
-            <w:tcW w:type="dxa" w:w="2608"/>
-          </w:tcPr>
-          <w:p>
-            <w:pPr>
-              <w:spacing w:after="0"/>
-            </w:pPr>
-            <w:r/>
-            <w:r>
-              <w:rPr>
-                <w:b w:val="0"/>
-                <w:sz w:val="17"/>
-              </w:rPr>
-              <w:t>Luminor Bank 3.551% 2029</w:t>
-            </w:r>
-          </w:p>
-        </w:tc>
-        <w:tc>
-          <w:tcPr>
-            <w:tcW w:type="dxa" w:w="964"/>
-          </w:tcPr>
-          <w:p>
-            <w:pPr>
-              <w:spacing w:after="0"/>
-              <w:jc w:val="right"/>
-            </w:pPr>
-            <w:r/>
-            <w:r>
-              <w:rPr>
-                <w:b w:val="0"/>
-                <w:sz w:val="17"/>
-              </w:rPr>
-              <w:t>3,551 %</w:t>
-            </w:r>
-          </w:p>
-        </w:tc>
-        <w:tc>
-          <w:tcPr>
-            <w:tcW w:type="dxa" w:w="1304"/>
-          </w:tcPr>
-          <w:p>
-            <w:pPr>
-              <w:spacing w:after="0"/>
-            </w:pPr>
-            <w:r/>
-            <w:r>
-              <w:rPr>
-                <w:b w:val="0"/>
-                <w:sz w:val="17"/>
-              </w:rPr>
-              <w:t>2029-06-12</w:t>
-            </w:r>
-          </w:p>
-        </w:tc>
-        <w:tc>
-          <w:tcPr>
-            <w:tcW w:type="dxa" w:w="3061"/>
-          </w:tcPr>
-          <w:p>
-            <w:pPr>
-              <w:spacing w:after="0"/>
-            </w:pPr>
-            <w:r/>
-            <w:r>
-              <w:rPr>
-                <w:b w:val="0"/>
-                <w:sz w:val="17"/>
-              </w:rPr>
-              <w:t>Senior preferred; callable at par 2028-06-12, then 3M EURIBOR+1.55%</w:t>
-            </w:r>
-          </w:p>
-        </w:tc>
-      </w:tr>
-      <w:tr>
-        <w:tc>
-          <w:tcPr>
-            <w:tcW w:type="dxa" w:w="1701"/>
-            <w:shd w:val="clear" w:color="auto" w:fill="F6F8FA"/>
-          </w:tcPr>
-          <w:p>
-            <w:pPr>
-              <w:spacing w:after="0"/>
-            </w:pPr>
-            <w:r/>
-            <w:r>
-              <w:rPr>
-                <w:b w:val="0"/>
-                <w:sz w:val="17"/>
-              </w:rPr>
-              <w:t>XS2888497067</w:t>
-            </w:r>
-          </w:p>
-        </w:tc>
-        <w:tc>
-          <w:tcPr>
-            <w:tcW w:type="dxa" w:w="2608"/>
-            <w:shd w:val="clear" w:color="auto" w:fill="F6F8FA"/>
-          </w:tcPr>
-          <w:p>
-            <w:pPr>
-              <w:spacing w:after="0"/>
-            </w:pPr>
-            <w:r/>
-            <w:r>
-              <w:rPr>
-                <w:b w:val="0"/>
-                <w:sz w:val="17"/>
-              </w:rPr>
-              <w:t>Luminor Bank 4.042% 2028</w:t>
-            </w:r>
-          </w:p>
-        </w:tc>
-        <w:tc>
-          <w:tcPr>
-            <w:tcW w:type="dxa" w:w="964"/>
-            <w:shd w:val="clear" w:color="auto" w:fill="F6F8FA"/>
-          </w:tcPr>
-          <w:p>
-            <w:pPr>
-              <w:spacing w:after="0"/>
-              <w:jc w:val="right"/>
-            </w:pPr>
-            <w:r/>
-            <w:r>
-              <w:rPr>
-                <w:b w:val="0"/>
-                <w:sz w:val="17"/>
-              </w:rPr>
-              <w:t>4,042 %</w:t>
-            </w:r>
-          </w:p>
-        </w:tc>
-        <w:tc>
-          <w:tcPr>
-            <w:tcW w:type="dxa" w:w="1304"/>
-            <w:shd w:val="clear" w:color="auto" w:fill="F6F8FA"/>
-          </w:tcPr>
-          <w:p>
-            <w:pPr>
-              <w:spacing w:after="0"/>
-            </w:pPr>
-            <w:r/>
-            <w:r>
-              <w:rPr>
-                <w:b w:val="0"/>
-                <w:sz w:val="17"/>
-              </w:rPr>
-              <w:t>2028-09-10</w:t>
-            </w:r>
-          </w:p>
-        </w:tc>
-        <w:tc>
-          <w:tcPr>
-            <w:tcW w:type="dxa" w:w="3061"/>
-            <w:shd w:val="clear" w:color="auto" w:fill="F6F8FA"/>
-          </w:tcPr>
-          <w:p>
-            <w:pPr>
-              <w:spacing w:after="0"/>
-            </w:pPr>
-            <w:r/>
-            <w:r>
-              <w:rPr>
-                <w:b w:val="0"/>
-                <w:sz w:val="17"/>
-              </w:rPr>
-              <w:t>Senior preferred; callable at par 2027-09-10, then 3M EURIBOR+1.50%</w:t>
-            </w:r>
-          </w:p>
-        </w:tc>
-      </w:tr>
-      <w:tr>
-        <w:tc>
-          <w:tcPr>
-            <w:tcW w:type="dxa" w:w="1701"/>
-          </w:tcPr>
-          <w:p>
-            <w:pPr>
-              <w:spacing w:after="0"/>
-            </w:pPr>
-            <w:r/>
-            <w:r>
-              <w:rPr>
-                <w:b w:val="0"/>
-                <w:sz w:val="17"/>
-              </w:rPr>
-              <w:t>XS2982074861</w:t>
-            </w:r>
-          </w:p>
-        </w:tc>
-        <w:tc>
-          <w:tcPr>
-            <w:tcW w:type="dxa" w:w="2608"/>
-          </w:tcPr>
-          <w:p>
-            <w:pPr>
-              <w:spacing w:after="0"/>
-            </w:pPr>
-            <w:r/>
-            <w:r>
-              <w:rPr>
-                <w:b w:val="0"/>
-                <w:sz w:val="17"/>
-              </w:rPr>
-              <w:t>Luminor 7.375% perpetual</w:t>
-            </w:r>
-          </w:p>
-        </w:tc>
-        <w:tc>
-          <w:tcPr>
-            <w:tcW w:type="dxa" w:w="964"/>
-          </w:tcPr>
-          <w:p>
-            <w:pPr>
-              <w:spacing w:after="0"/>
-              <w:jc w:val="right"/>
-            </w:pPr>
-            <w:r/>
-            <w:r>
-              <w:rPr>
-                <w:b w:val="0"/>
-                <w:sz w:val="17"/>
-              </w:rPr>
-              <w:t>7,375 %</w:t>
-            </w:r>
-          </w:p>
-        </w:tc>
-        <w:tc>
-          <w:tcPr>
-            <w:tcW w:type="dxa" w:w="1304"/>
-          </w:tcPr>
-          <w:p>
-            <w:pPr>
-              <w:spacing w:after="0"/>
-            </w:pPr>
-            <w:r/>
-            <w:r>
-              <w:rPr>
-                <w:b w:val="0"/>
-                <w:sz w:val="17"/>
-              </w:rPr>
-              <w:t>neterminuota</w:t>
-            </w:r>
-          </w:p>
-        </w:tc>
-        <w:tc>
-          <w:tcPr>
-            <w:tcW w:type="dxa" w:w="3061"/>
-          </w:tcPr>
-          <w:p>
-            <w:pPr>
-              <w:spacing w:after="0"/>
-            </w:pPr>
-            <w:r/>
-            <w:r>
-              <w:rPr>
-                <w:b w:val="0"/>
-                <w:sz w:val="17"/>
-              </w:rPr>
-              <w:t>⚠ Perpetual, issued 2025-02-12</w:t>
             </w:r>
           </w:p>
         </w:tc>

--- a/docs/files/luminor/luminor_1H2026_lt.docx
+++ b/docs/files/luminor/luminor_1H2026_lt.docx
@@ -705,6 +705,290 @@
                 <w:sz w:val="17"/>
               </w:rPr>
               <w:t>Pastaba</w:t>
+            </w:r>
+          </w:p>
+        </w:tc>
+      </w:tr>
+      <w:tr>
+        <w:tc>
+          <w:tcPr>
+            <w:tcW w:type="dxa" w:w="1701"/>
+          </w:tcPr>
+          <w:p>
+            <w:pPr>
+              <w:spacing w:after="0"/>
+            </w:pPr>
+            <w:r/>
+            <w:r>
+              <w:rPr>
+                <w:b w:val="0"/>
+                <w:sz w:val="17"/>
+              </w:rPr>
+              <w:t>XS3079969104</w:t>
+            </w:r>
+          </w:p>
+        </w:tc>
+        <w:tc>
+          <w:tcPr>
+            <w:tcW w:type="dxa" w:w="2608"/>
+          </w:tcPr>
+          <w:p>
+            <w:pPr>
+              <w:spacing w:after="0"/>
+            </w:pPr>
+            <w:r/>
+            <w:r>
+              <w:rPr>
+                <w:b w:val="0"/>
+                <w:sz w:val="17"/>
+              </w:rPr>
+              <w:t>Luminor Bank 3.551% 2029</w:t>
+            </w:r>
+          </w:p>
+        </w:tc>
+        <w:tc>
+          <w:tcPr>
+            <w:tcW w:type="dxa" w:w="964"/>
+          </w:tcPr>
+          <w:p>
+            <w:pPr>
+              <w:spacing w:after="0"/>
+              <w:jc w:val="right"/>
+            </w:pPr>
+            <w:r/>
+            <w:r>
+              <w:rPr>
+                <w:b w:val="0"/>
+                <w:sz w:val="17"/>
+              </w:rPr>
+              <w:t>3,551 %</w:t>
+            </w:r>
+          </w:p>
+        </w:tc>
+        <w:tc>
+          <w:tcPr>
+            <w:tcW w:type="dxa" w:w="1304"/>
+          </w:tcPr>
+          <w:p>
+            <w:pPr>
+              <w:spacing w:after="0"/>
+            </w:pPr>
+            <w:r/>
+            <w:r>
+              <w:rPr>
+                <w:b w:val="0"/>
+                <w:sz w:val="17"/>
+              </w:rPr>
+              <w:t>2029-06-12</w:t>
+            </w:r>
+          </w:p>
+        </w:tc>
+        <w:tc>
+          <w:tcPr>
+            <w:tcW w:type="dxa" w:w="3061"/>
+          </w:tcPr>
+          <w:p>
+            <w:pPr>
+              <w:spacing w:after="0"/>
+            </w:pPr>
+            <w:r/>
+            <w:r>
+              <w:rPr>
+                <w:b w:val="0"/>
+                <w:sz w:val="17"/>
+              </w:rPr>
+              <w:t>Senior preferred; callable at par 2028-06-12, then 3M EURIBOR+1.55%</w:t>
+            </w:r>
+          </w:p>
+        </w:tc>
+      </w:tr>
+      <w:tr>
+        <w:tc>
+          <w:tcPr>
+            <w:tcW w:type="dxa" w:w="1701"/>
+            <w:shd w:val="clear" w:color="auto" w:fill="F6F8FA"/>
+          </w:tcPr>
+          <w:p>
+            <w:pPr>
+              <w:spacing w:after="0"/>
+            </w:pPr>
+            <w:r/>
+            <w:r>
+              <w:rPr>
+                <w:b w:val="0"/>
+                <w:sz w:val="17"/>
+              </w:rPr>
+              <w:t>XS2888497067</w:t>
+            </w:r>
+          </w:p>
+        </w:tc>
+        <w:tc>
+          <w:tcPr>
+            <w:tcW w:type="dxa" w:w="2608"/>
+            <w:shd w:val="clear" w:color="auto" w:fill="F6F8FA"/>
+          </w:tcPr>
+          <w:p>
+            <w:pPr>
+              <w:spacing w:after="0"/>
+            </w:pPr>
+            <w:r/>
+            <w:r>
+              <w:rPr>
+                <w:b w:val="0"/>
+                <w:sz w:val="17"/>
+              </w:rPr>
+              <w:t>Luminor Bank 4.042% 2028</w:t>
+            </w:r>
+          </w:p>
+        </w:tc>
+        <w:tc>
+          <w:tcPr>
+            <w:tcW w:type="dxa" w:w="964"/>
+            <w:shd w:val="clear" w:color="auto" w:fill="F6F8FA"/>
+          </w:tcPr>
+          <w:p>
+            <w:pPr>
+              <w:spacing w:after="0"/>
+              <w:jc w:val="right"/>
+            </w:pPr>
+            <w:r/>
+            <w:r>
+              <w:rPr>
+                <w:b w:val="0"/>
+                <w:sz w:val="17"/>
+              </w:rPr>
+              <w:t>4,042 %</w:t>
+            </w:r>
+          </w:p>
+        </w:tc>
+        <w:tc>
+          <w:tcPr>
+            <w:tcW w:type="dxa" w:w="1304"/>
+            <w:shd w:val="clear" w:color="auto" w:fill="F6F8FA"/>
+          </w:tcPr>
+          <w:p>
+            <w:pPr>
+              <w:spacing w:after="0"/>
+            </w:pPr>
+            <w:r/>
+            <w:r>
+              <w:rPr>
+                <w:b w:val="0"/>
+                <w:sz w:val="17"/>
+              </w:rPr>
+              <w:t>2028-09-10</w:t>
+            </w:r>
+          </w:p>
+        </w:tc>
+        <w:tc>
+          <w:tcPr>
+            <w:tcW w:type="dxa" w:w="3061"/>
+            <w:shd w:val="clear" w:color="auto" w:fill="F6F8FA"/>
+          </w:tcPr>
+          <w:p>
+            <w:pPr>
+              <w:spacing w:after="0"/>
+            </w:pPr>
+            <w:r/>
+            <w:r>
+              <w:rPr>
+                <w:b w:val="0"/>
+                <w:sz w:val="17"/>
+              </w:rPr>
+              <w:t>Senior preferred; callable at par 2027-09-10, then 3M EURIBOR+1.50%</w:t>
+            </w:r>
+          </w:p>
+        </w:tc>
+      </w:tr>
+      <w:tr>
+        <w:tc>
+          <w:tcPr>
+            <w:tcW w:type="dxa" w:w="1701"/>
+          </w:tcPr>
+          <w:p>
+            <w:pPr>
+              <w:spacing w:after="0"/>
+            </w:pPr>
+            <w:r/>
+            <w:r>
+              <w:rPr>
+                <w:b w:val="0"/>
+                <w:sz w:val="17"/>
+              </w:rPr>
+              <w:t>XS2982074861</w:t>
+            </w:r>
+          </w:p>
+        </w:tc>
+        <w:tc>
+          <w:tcPr>
+            <w:tcW w:type="dxa" w:w="2608"/>
+          </w:tcPr>
+          <w:p>
+            <w:pPr>
+              <w:spacing w:after="0"/>
+            </w:pPr>
+            <w:r/>
+            <w:r>
+              <w:rPr>
+                <w:b w:val="0"/>
+                <w:sz w:val="17"/>
+              </w:rPr>
+              <w:t>Luminor 7.375% perpetual</w:t>
+            </w:r>
+          </w:p>
+        </w:tc>
+        <w:tc>
+          <w:tcPr>
+            <w:tcW w:type="dxa" w:w="964"/>
+          </w:tcPr>
+          <w:p>
+            <w:pPr>
+              <w:spacing w:after="0"/>
+              <w:jc w:val="right"/>
+            </w:pPr>
+            <w:r/>
+            <w:r>
+              <w:rPr>
+                <w:b w:val="0"/>
+                <w:sz w:val="17"/>
+              </w:rPr>
+              <w:t>7,375 %</w:t>
+            </w:r>
+          </w:p>
+        </w:tc>
+        <w:tc>
+          <w:tcPr>
+            <w:tcW w:type="dxa" w:w="1304"/>
+          </w:tcPr>
+          <w:p>
+            <w:pPr>
+              <w:spacing w:after="0"/>
+            </w:pPr>
+            <w:r/>
+            <w:r>
+              <w:rPr>
+                <w:b w:val="0"/>
+                <w:sz w:val="17"/>
+              </w:rPr>
+              <w:t>neterminuota</w:t>
+            </w:r>
+          </w:p>
+        </w:tc>
+        <w:tc>
+          <w:tcPr>
+            <w:tcW w:type="dxa" w:w="3061"/>
+          </w:tcPr>
+          <w:p>
+            <w:pPr>
+              <w:spacing w:after="0"/>
+            </w:pPr>
+            <w:r/>
+            <w:r>
+              <w:rPr>
+                <w:b w:val="0"/>
+                <w:sz w:val="17"/>
+              </w:rPr>
+              <w:t>⚠ Perpetual, issued 2025-02-12</w:t>
             </w:r>
           </w:p>
         </w:tc>

--- a/docs/files/luminor/luminor_1H2026_lt.docx
+++ b/docs/files/luminor/luminor_1H2026_lt.docx
@@ -3694,7 +3694,7 @@
           <w:color w:val="5F6B7A"/>
           <w:sz w:val="16"/>
         </w:rPr>
-        <w:t>* – reikia patikrinti originale;  ᶜ – apskaičiuota įrankio. Mažas numeris prie teksto – nuoroda į šaltinį (paspaudus atsidaro dokumentas reikiamame puslapyje).</w:t>
+        <w:t>* – paimta iš ataskaitos santraukos;  ᶜ – apskaičiuota įrankio. Mažas numeris prie teksto – nuoroda į šaltinį (paspaudus atsidaro dokumentas reikiamame puslapyje).</w:t>
       </w:r>
     </w:p>
     <w:p>

--- a/docs/files/luminor/luminor_1H2026_lt.docx
+++ b/docs/files/luminor/luminor_1H2026_lt.docx
@@ -175,7 +175,7 @@
                 <w:color w:val="5F6B7A"/>
                 <w:sz w:val="15"/>
               </w:rPr>
-              <w:t>Reitingas</w:t>
+              <w:t>Emitento reitingas</w:t>
             </w:r>
           </w:p>
           <w:p>
@@ -1029,16 +1029,17 @@
         <w:tblLook w:firstColumn="1" w:firstRow="1" w:lastColumn="0" w:lastRow="0" w:noHBand="0" w:noVBand="1" w:val="04A0"/>
       </w:tblPr>
       <w:tblGrid>
-        <w:gridCol w:w="1701"/>
-        <w:gridCol w:w="2608"/>
-        <w:gridCol w:w="963"/>
-        <w:gridCol w:w="1304"/>
-        <w:gridCol w:w="3061"/>
+        <w:gridCol w:w="1513"/>
+        <w:gridCol w:w="2241"/>
+        <w:gridCol w:w="840"/>
+        <w:gridCol w:w="1120"/>
+        <w:gridCol w:w="1569"/>
+        <w:gridCol w:w="2353"/>
       </w:tblGrid>
       <w:tr>
         <w:tc>
           <w:tcPr>
-            <w:tcW w:type="dxa" w:w="1701"/>
+            <w:tcW w:type="dxa" w:w="1513"/>
             <w:tcBorders>
               <w:top w:val="single" w:sz="12" w:color="1F4E79" w:space="0"/>
               <w:left w:val="nil"/>
@@ -1064,7 +1065,7 @@
         </w:tc>
         <w:tc>
           <w:tcPr>
-            <w:tcW w:type="dxa" w:w="2608"/>
+            <w:tcW w:type="dxa" w:w="2241"/>
             <w:tcBorders>
               <w:top w:val="single" w:sz="12" w:color="1F4E79" w:space="0"/>
               <w:left w:val="nil"/>
@@ -1090,7 +1091,7 @@
         </w:tc>
         <w:tc>
           <w:tcPr>
-            <w:tcW w:type="dxa" w:w="964"/>
+            <w:tcW w:type="dxa" w:w="841"/>
             <w:tcBorders>
               <w:top w:val="single" w:sz="12" w:color="1F4E79" w:space="0"/>
               <w:left w:val="nil"/>
@@ -1117,7 +1118,7 @@
         </w:tc>
         <w:tc>
           <w:tcPr>
-            <w:tcW w:type="dxa" w:w="1304"/>
+            <w:tcW w:type="dxa" w:w="1121"/>
             <w:tcBorders>
               <w:top w:val="single" w:sz="12" w:color="1F4E79" w:space="0"/>
               <w:left w:val="nil"/>
@@ -1143,7 +1144,33 @@
         </w:tc>
         <w:tc>
           <w:tcPr>
-            <w:tcW w:type="dxa" w:w="3061"/>
+            <w:tcW w:type="dxa" w:w="1569"/>
+            <w:tcBorders>
+              <w:top w:val="single" w:sz="12" w:color="1F4E79" w:space="0"/>
+              <w:left w:val="nil"/>
+              <w:bottom w:val="single" w:sz="4" w:color="C9D3DE" w:space="0"/>
+              <w:right w:val="nil"/>
+            </w:tcBorders>
+            <w:shd w:val="clear" w:color="auto" w:fill="EAF1F8"/>
+          </w:tcPr>
+          <w:p>
+            <w:pPr>
+              <w:spacing w:before="0" w:after="0"/>
+            </w:pPr>
+            <w:r>
+              <w:rPr>
+                <w:b/>
+                <w:caps/>
+                <w:color w:val="1F4E79"/>
+                <w:sz w:val="16"/>
+              </w:rPr>
+              <w:t>Emisijos reitingas</w:t>
+            </w:r>
+          </w:p>
+        </w:tc>
+        <w:tc>
+          <w:tcPr>
+            <w:tcW w:type="dxa" w:w="2353"/>
             <w:tcBorders>
               <w:top w:val="single" w:sz="12" w:color="1F4E79" w:space="0"/>
               <w:left w:val="nil"/>
@@ -1171,7 +1198,7 @@
       <w:tr>
         <w:tc>
           <w:tcPr>
-            <w:tcW w:type="dxa" w:w="1701"/>
+            <w:tcW w:type="dxa" w:w="1513"/>
             <w:tcBorders>
               <w:top w:val="nil"/>
               <w:left w:val="nil"/>
@@ -1194,7 +1221,7 @@
         </w:tc>
         <w:tc>
           <w:tcPr>
-            <w:tcW w:type="dxa" w:w="2608"/>
+            <w:tcW w:type="dxa" w:w="2241"/>
             <w:tcBorders>
               <w:top w:val="nil"/>
               <w:left w:val="nil"/>
@@ -1217,7 +1244,7 @@
         </w:tc>
         <w:tc>
           <w:tcPr>
-            <w:tcW w:type="dxa" w:w="964"/>
+            <w:tcW w:type="dxa" w:w="841"/>
             <w:tcBorders>
               <w:top w:val="nil"/>
               <w:left w:val="nil"/>
@@ -1241,7 +1268,7 @@
         </w:tc>
         <w:tc>
           <w:tcPr>
-            <w:tcW w:type="dxa" w:w="1304"/>
+            <w:tcW w:type="dxa" w:w="1121"/>
             <w:tcBorders>
               <w:top w:val="nil"/>
               <w:left w:val="nil"/>
@@ -1264,7 +1291,30 @@
         </w:tc>
         <w:tc>
           <w:tcPr>
-            <w:tcW w:type="dxa" w:w="3061"/>
+            <w:tcW w:type="dxa" w:w="1569"/>
+            <w:tcBorders>
+              <w:top w:val="nil"/>
+              <w:left w:val="nil"/>
+              <w:bottom w:val="single" w:sz="4" w:color="DDE3EA" w:space="0"/>
+              <w:right w:val="nil"/>
+            </w:tcBorders>
+          </w:tcPr>
+          <w:p>
+            <w:pPr>
+              <w:spacing w:before="0" w:after="0"/>
+            </w:pPr>
+            <w:r>
+              <w:rPr>
+                <w:b w:val="0"/>
+                <w:sz w:val="17"/>
+              </w:rPr>
+              <w:t>atskiro nerasta</w:t>
+            </w:r>
+          </w:p>
+        </w:tc>
+        <w:tc>
+          <w:tcPr>
+            <w:tcW w:type="dxa" w:w="2353"/>
             <w:tcBorders>
               <w:top w:val="nil"/>
               <w:left w:val="nil"/>
@@ -1289,7 +1339,7 @@
       <w:tr>
         <w:tc>
           <w:tcPr>
-            <w:tcW w:type="dxa" w:w="1701"/>
+            <w:tcW w:type="dxa" w:w="1513"/>
             <w:tcBorders>
               <w:top w:val="nil"/>
               <w:left w:val="nil"/>
@@ -1312,7 +1362,7 @@
         </w:tc>
         <w:tc>
           <w:tcPr>
-            <w:tcW w:type="dxa" w:w="2608"/>
+            <w:tcW w:type="dxa" w:w="2241"/>
             <w:tcBorders>
               <w:top w:val="nil"/>
               <w:left w:val="nil"/>
@@ -1335,7 +1385,7 @@
         </w:tc>
         <w:tc>
           <w:tcPr>
-            <w:tcW w:type="dxa" w:w="964"/>
+            <w:tcW w:type="dxa" w:w="841"/>
             <w:tcBorders>
               <w:top w:val="nil"/>
               <w:left w:val="nil"/>
@@ -1359,7 +1409,7 @@
         </w:tc>
         <w:tc>
           <w:tcPr>
-            <w:tcW w:type="dxa" w:w="1304"/>
+            <w:tcW w:type="dxa" w:w="1121"/>
             <w:tcBorders>
               <w:top w:val="nil"/>
               <w:left w:val="nil"/>
@@ -1382,7 +1432,30 @@
         </w:tc>
         <w:tc>
           <w:tcPr>
-            <w:tcW w:type="dxa" w:w="3061"/>
+            <w:tcW w:type="dxa" w:w="1569"/>
+            <w:tcBorders>
+              <w:top w:val="nil"/>
+              <w:left w:val="nil"/>
+              <w:bottom w:val="single" w:sz="4" w:color="DDE3EA" w:space="0"/>
+              <w:right w:val="nil"/>
+            </w:tcBorders>
+          </w:tcPr>
+          <w:p>
+            <w:pPr>
+              <w:spacing w:before="0" w:after="0"/>
+            </w:pPr>
+            <w:r>
+              <w:rPr>
+                <w:b w:val="0"/>
+                <w:sz w:val="17"/>
+              </w:rPr>
+              <w:t>atskiro nerasta</w:t>
+            </w:r>
+          </w:p>
+        </w:tc>
+        <w:tc>
+          <w:tcPr>
+            <w:tcW w:type="dxa" w:w="2353"/>
             <w:tcBorders>
               <w:top w:val="nil"/>
               <w:left w:val="nil"/>
@@ -1407,7 +1480,7 @@
       <w:tr>
         <w:tc>
           <w:tcPr>
-            <w:tcW w:type="dxa" w:w="1701"/>
+            <w:tcW w:type="dxa" w:w="1513"/>
             <w:tcBorders>
               <w:top w:val="nil"/>
               <w:left w:val="nil"/>
@@ -1430,7 +1503,7 @@
         </w:tc>
         <w:tc>
           <w:tcPr>
-            <w:tcW w:type="dxa" w:w="2608"/>
+            <w:tcW w:type="dxa" w:w="2241"/>
             <w:tcBorders>
               <w:top w:val="nil"/>
               <w:left w:val="nil"/>
@@ -1453,7 +1526,7 @@
         </w:tc>
         <w:tc>
           <w:tcPr>
-            <w:tcW w:type="dxa" w:w="964"/>
+            <w:tcW w:type="dxa" w:w="841"/>
             <w:tcBorders>
               <w:top w:val="nil"/>
               <w:left w:val="nil"/>
@@ -1477,7 +1550,7 @@
         </w:tc>
         <w:tc>
           <w:tcPr>
-            <w:tcW w:type="dxa" w:w="1304"/>
+            <w:tcW w:type="dxa" w:w="1121"/>
             <w:tcBorders>
               <w:top w:val="nil"/>
               <w:left w:val="nil"/>
@@ -1500,7 +1573,30 @@
         </w:tc>
         <w:tc>
           <w:tcPr>
-            <w:tcW w:type="dxa" w:w="3061"/>
+            <w:tcW w:type="dxa" w:w="1569"/>
+            <w:tcBorders>
+              <w:top w:val="nil"/>
+              <w:left w:val="nil"/>
+              <w:bottom w:val="single" w:sz="4" w:color="DDE3EA" w:space="0"/>
+              <w:right w:val="nil"/>
+            </w:tcBorders>
+          </w:tcPr>
+          <w:p>
+            <w:pPr>
+              <w:spacing w:before="0" w:after="0"/>
+            </w:pPr>
+            <w:r>
+              <w:rPr>
+                <w:b w:val="0"/>
+                <w:sz w:val="17"/>
+              </w:rPr>
+              <w:t>atskiro nerasta</w:t>
+            </w:r>
+          </w:p>
+        </w:tc>
+        <w:tc>
+          <w:tcPr>
+            <w:tcW w:type="dxa" w:w="2353"/>
             <w:tcBorders>
               <w:top w:val="nil"/>
               <w:left w:val="nil"/>

--- a/docs/files/luminor/luminor_1H2026_lt.docx
+++ b/docs/files/luminor/luminor_1H2026_lt.docx
@@ -2,6 +2,14 @@
 <file path=word/document.xml><?xml version="1.0" encoding="utf-8"?>
 <w:document xmlns:wpc="http://schemas.microsoft.com/office/word/2010/wordprocessingCanvas" xmlns:mo="http://schemas.microsoft.com/office/mac/office/2008/main" xmlns:mc="http://schemas.openxmlformats.org/markup-compatibility/2006" xmlns:mv="urn:schemas-microsoft-com:mac:vml" xmlns:o="urn:schemas-microsoft-com:office:office" xmlns:r="http://schemas.openxmlformats.org/officeDocument/2006/relationships" xmlns:m="http://schemas.openxmlformats.org/officeDocument/2006/math" xmlns:v="urn:schemas-microsoft-com:vml" xmlns:wp14="http://schemas.microsoft.com/office/word/2010/wordprocessingDrawing" xmlns:wp="http://schemas.openxmlformats.org/drawingml/2006/wordprocessingDrawing" xmlns:w10="urn:schemas-microsoft-com:office:word" xmlns:w="http://schemas.openxmlformats.org/wordprocessingml/2006/main" xmlns:w14="http://schemas.microsoft.com/office/word/2010/wordml" xmlns:wpg="http://schemas.microsoft.com/office/word/2010/wordprocessingGroup" xmlns:wpi="http://schemas.microsoft.com/office/word/2010/wordprocessingInk" xmlns:wne="http://schemas.microsoft.com/office/word/2006/wordml" xmlns:wps="http://schemas.microsoft.com/office/word/2010/wordprocessingShape" mc:Ignorable="w14 wp14">
   <w:body>
+    <w:p>
+      <w:pPr>
+        <w:pBdr>
+          <w:top w:val="single" w:sz="24" w:color="12355B" w:space="0"/>
+        </w:pBdr>
+        <w:spacing w:before="0" w:after="200" w:line="120" w:lineRule="auto"/>
+      </w:pPr>
+    </w:p>
     <w:tbl>
       <w:tblPr>
         <w:tblW w:w="9639" w:type="dxa"/>
@@ -15,10 +23,10 @@
         </w:tblBorders>
         <w:tblLayout w:type="fixed"/>
         <w:tblCellMar>
-          <w:top w:w="260" w:type="dxa"/>
-          <w:left w:w="280" w:type="dxa"/>
-          <w:bottom w:w="260" w:type="dxa"/>
-          <w:right w:w="280" w:type="dxa"/>
+          <w:top w:w="0" w:type="dxa"/>
+          <w:left w:w="0" w:type="dxa"/>
+          <w:bottom w:w="0" w:type="dxa"/>
+          <w:right w:w="0" w:type="dxa"/>
         </w:tblCellMar>
         <w:tblLook w:firstColumn="1" w:firstRow="1" w:lastColumn="0" w:lastRow="0" w:noHBand="0" w:noVBand="1" w:val="04A0"/>
       </w:tblPr>
@@ -30,7 +38,6 @@
         <w:tc>
           <w:tcPr>
             <w:tcW w:type="dxa" w:w="7030"/>
-            <w:shd w:val="clear" w:color="auto" w:fill="1F4E79"/>
           </w:tcPr>
           <w:p>
             <w:pPr>
@@ -40,8 +47,8 @@
               <w:rPr>
                 <w:b/>
                 <w:caps/>
-                <w:color w:val="AFC6DD"/>
-                <w:sz w:val="17"/>
+                <w:color w:val="2A78D6"/>
+                <w:sz w:val="16"/>
               </w:rPr>
               <w:t>Emitento apžvalga · 1H2026</w:t>
             </w:r>
@@ -53,28 +60,40 @@
             <w:r>
               <w:rPr>
                 <w:b/>
-                <w:color w:val="FFFFFF"/>
+                <w:color w:val="12355B"/>
                 <w:sz w:val="52"/>
               </w:rPr>
               <w:t>Luminor Bank</w:t>
+            </w:r>
+          </w:p>
+          <w:p>
+            <w:pPr>
+              <w:spacing w:before="40" w:after="0"/>
+            </w:pPr>
+            <w:r>
+              <w:rPr>
+                <w:b w:val="0"/>
+                <w:color w:val="667085"/>
+                <w:sz w:val="18"/>
+              </w:rPr>
+              <w:t>Estija</w:t>
             </w:r>
           </w:p>
         </w:tc>
         <w:tc>
           <w:tcPr>
             <w:tcW w:type="dxa" w:w="2608"/>
-            <w:shd w:val="clear" w:color="auto" w:fill="1F4E79"/>
           </w:tcPr>
           <w:p>
             <w:pPr>
-              <w:spacing w:before="280" w:after="0"/>
+              <w:spacing w:before="440" w:after="0"/>
               <w:jc w:val="right"/>
             </w:pPr>
             <w:r>
               <w:rPr>
                 <w:b/>
                 <w:color w:val="1B7F3B"/>
-                <w:sz w:val="19"/>
+                <w:sz w:val="18"/>
                 <w:shd w:val="clear" w:color="auto" w:fill="E3F3E8"/>
               </w:rPr>
               <w:t xml:space="preserve">  ●  TVARKINGA  </w:t>
@@ -86,9 +105,9 @@
     <w:p>
       <w:pPr>
         <w:pBdr>
-          <w:top w:val="single" w:sz="12" w:color="2A78D6" w:space="0"/>
+          <w:top w:val="single" w:sz="4" w:color="D5DCE4" w:space="0"/>
         </w:pBdr>
-        <w:spacing w:before="0" w:after="200" w:line="120" w:lineRule="auto"/>
+        <w:spacing w:before="120" w:after="200" w:line="120" w:lineRule="auto"/>
       </w:pPr>
     </w:p>
     <w:tbl>
@@ -104,41 +123,54 @@
         </w:tblBorders>
         <w:tblLayout w:type="fixed"/>
         <w:tblCellMar>
-          <w:top w:w="0" w:type="dxa"/>
-          <w:left w:w="0" w:type="dxa"/>
-          <w:bottom w:w="120" w:type="dxa"/>
-          <w:right w:w="160" w:type="dxa"/>
+          <w:top w:w="160" w:type="dxa"/>
+          <w:left w:w="220" w:type="dxa"/>
+          <w:bottom w:w="160" w:type="dxa"/>
+          <w:right w:w="220" w:type="dxa"/>
         </w:tblCellMar>
         <w:tblLook w:firstColumn="1" w:firstRow="1" w:lastColumn="0" w:lastRow="0" w:noHBand="0" w:noVBand="1" w:val="04A0"/>
       </w:tblPr>
       <w:tblGrid>
-        <w:gridCol w:w="3213"/>
-        <w:gridCol w:w="3213"/>
-        <w:gridCol w:w="3213"/>
+        <w:gridCol w:w="4819"/>
+        <w:gridCol w:w="4819"/>
       </w:tblGrid>
       <w:tr>
         <w:tc>
           <w:tcPr>
-            <w:tcW w:type="dxa" w:w="3213"/>
+            <w:tcW w:type="dxa" w:w="4819"/>
             <w:tcBorders>
-              <w:top w:val="nil"/>
+              <w:top w:val="single" w:sz="12" w:color="12355B" w:space="0"/>
               <w:left w:val="nil"/>
-              <w:bottom w:val="single" w:sz="4" w:color="C9D3DE" w:space="0"/>
+              <w:bottom w:val="nil"/>
               <w:right w:val="nil"/>
             </w:tcBorders>
+            <w:shd w:val="clear" w:color="auto" w:fill="F4F6F9"/>
           </w:tcPr>
           <w:p>
             <w:pPr>
-              <w:spacing w:before="0" w:after="20"/>
+              <w:spacing w:before="0" w:after="40"/>
+            </w:pPr>
+            <w:r>
+              <w:rPr>
+                <w:b/>
+                <w:color w:val="12355B"/>
+                <w:sz w:val="18"/>
+              </w:rPr>
+              <w:t>Pagrindinė informacija</w:t>
+            </w:r>
+          </w:p>
+          <w:p>
+            <w:pPr>
+              <w:spacing w:before="80" w:after="0"/>
             </w:pPr>
             <w:r>
               <w:rPr>
                 <w:b/>
                 <w:caps/>
-                <w:color w:val="5F6B7A"/>
-                <w:sz w:val="15"/>
-              </w:rPr>
-              <w:t>Analizės data</w:t>
+                <w:color w:val="667085"/>
+                <w:sz w:val="14"/>
+              </w:rPr>
+              <w:t>Emitento reitingas</w:t>
             </w:r>
           </w:p>
           <w:p>
@@ -148,34 +180,50 @@
             <w:r>
               <w:rPr>
                 <w:b w:val="0"/>
-                <w:sz w:val="19"/>
-              </w:rPr>
-              <w:t>2026-10-22</w:t>
-            </w:r>
+                <w:sz w:val="18"/>
+              </w:rPr>
+              <w:t>Moody's - affirmed after the OTP announcement (grade to be confirmed; 2025 annual report refers to 'current A2 rating')</w:t>
+            </w:r>
+            <w:hyperlink r:id="rId12">
+              <w:r>
+                <w:rPr>
+                  <w:color w:val="2A78D6"/>
+                  <w:vertAlign w:val="superscript"/>
+                  <w:sz w:val="15"/>
+                </w:rPr>
+                <w:t xml:space="preserve">1</w:t>
+              </w:r>
+            </w:hyperlink>
+            <w:r>
+              <w:rPr>
+                <w:color w:val="2A78D6"/>
+                <w:vertAlign w:val="superscript"/>
+              </w:rPr>
+              <w:t>,</w:t>
+            </w:r>
+            <w:hyperlink r:id="rId13">
+              <w:r>
+                <w:rPr>
+                  <w:color w:val="2A78D6"/>
+                  <w:vertAlign w:val="superscript"/>
+                  <w:sz w:val="15"/>
+                </w:rPr>
+                <w:t xml:space="preserve">2</w:t>
+              </w:r>
+            </w:hyperlink>
           </w:p>
-        </w:tc>
-        <w:tc>
-          <w:tcPr>
-            <w:tcW w:type="dxa" w:w="3213"/>
-            <w:tcBorders>
-              <w:top w:val="nil"/>
-              <w:left w:val="nil"/>
-              <w:bottom w:val="single" w:sz="4" w:color="C9D3DE" w:space="0"/>
-              <w:right w:val="nil"/>
-            </w:tcBorders>
-          </w:tcPr>
           <w:p>
             <w:pPr>
-              <w:spacing w:before="0" w:after="20"/>
+              <w:spacing w:before="80" w:after="0"/>
             </w:pPr>
             <w:r>
               <w:rPr>
                 <w:b/>
                 <w:caps/>
-                <w:color w:val="5F6B7A"/>
-                <w:sz w:val="15"/>
-              </w:rPr>
-              <w:t>Emitento reitingas</w:t>
+                <w:color w:val="667085"/>
+                <w:sz w:val="14"/>
+              </w:rPr>
+              <w:t>Analizės data</w:t>
             </w:r>
           </w:p>
           <w:p>
@@ -185,59 +233,21 @@
             <w:r>
               <w:rPr>
                 <w:b w:val="0"/>
-                <w:sz w:val="19"/>
-              </w:rPr>
-              <w:t>Moody's - affirmed after the OTP announcement (grade to be confirmed; 2025 annual report refers to 'current A2 rating')</w:t>
-            </w:r>
-            <w:hyperlink r:id="rId12">
-              <w:r>
-                <w:rPr>
-                  <w:color w:val="2A78D6"/>
-                  <w:vertAlign w:val="superscript"/>
-                  <w:sz w:val="16"/>
-                </w:rPr>
-                <w:t xml:space="preserve">1</w:t>
-              </w:r>
-            </w:hyperlink>
-            <w:r>
-              <w:rPr>
-                <w:color w:val="2A78D6"/>
-                <w:vertAlign w:val="superscript"/>
-              </w:rPr>
-              <w:t>,</w:t>
-            </w:r>
-            <w:hyperlink r:id="rId13">
-              <w:r>
-                <w:rPr>
-                  <w:color w:val="2A78D6"/>
-                  <w:vertAlign w:val="superscript"/>
-                  <w:sz w:val="16"/>
-                </w:rPr>
-                <w:t xml:space="preserve">2</w:t>
-              </w:r>
-            </w:hyperlink>
+                <w:sz w:val="18"/>
+              </w:rPr>
+              <w:t>2026-10-22</w:t>
+            </w:r>
           </w:p>
-        </w:tc>
-        <w:tc>
-          <w:tcPr>
-            <w:tcW w:type="dxa" w:w="3213"/>
-            <w:tcBorders>
-              <w:top w:val="nil"/>
-              <w:left w:val="nil"/>
-              <w:bottom w:val="single" w:sz="4" w:color="C9D3DE" w:space="0"/>
-              <w:right w:val="nil"/>
-            </w:tcBorders>
-          </w:tcPr>
           <w:p>
             <w:pPr>
-              <w:spacing w:before="0" w:after="20"/>
+              <w:spacing w:before="80" w:after="0"/>
             </w:pPr>
             <w:r>
               <w:rPr>
                 <w:b/>
                 <w:caps/>
-                <w:color w:val="5F6B7A"/>
-                <w:sz w:val="15"/>
+                <w:color w:val="667085"/>
+                <w:sz w:val="14"/>
               </w:rPr>
               <w:t>Kita ataskaita</w:t>
             </w:r>
@@ -249,9 +259,177 @@
             <w:r>
               <w:rPr>
                 <w:b w:val="0"/>
-                <w:sz w:val="19"/>
+                <w:sz w:val="18"/>
               </w:rPr>
               <w:t>3Q 2026 interim report - expected November 2026</w:t>
+            </w:r>
+          </w:p>
+          <w:p>
+            <w:pPr>
+              <w:spacing w:before="80" w:after="0"/>
+            </w:pPr>
+            <w:r>
+              <w:rPr>
+                <w:b/>
+                <w:caps/>
+                <w:color w:val="667085"/>
+                <w:sz w:val="14"/>
+              </w:rPr>
+              <w:t>Šalis</w:t>
+            </w:r>
+          </w:p>
+          <w:p>
+            <w:pPr>
+              <w:spacing w:before="0" w:after="0"/>
+            </w:pPr>
+            <w:r>
+              <w:rPr>
+                <w:b w:val="0"/>
+                <w:sz w:val="18"/>
+              </w:rPr>
+              <w:t>Estija</w:t>
+            </w:r>
+          </w:p>
+        </w:tc>
+        <w:tc>
+          <w:tcPr>
+            <w:tcW w:type="dxa" w:w="4819"/>
+            <w:tcBorders>
+              <w:top w:val="single" w:sz="12" w:color="12355B" w:space="0"/>
+              <w:left w:val="nil"/>
+              <w:bottom w:val="nil"/>
+              <w:right w:val="nil"/>
+            </w:tcBorders>
+            <w:shd w:val="clear" w:color="auto" w:fill="F4F6F9"/>
+          </w:tcPr>
+          <w:p>
+            <w:pPr>
+              <w:spacing w:before="0" w:after="40"/>
+            </w:pPr>
+            <w:r>
+              <w:rPr>
+                <w:b/>
+                <w:color w:val="12355B"/>
+                <w:sz w:val="18"/>
+              </w:rPr>
+              <w:t>Turimi vertybiniai popieriai</w:t>
+            </w:r>
+          </w:p>
+          <w:p>
+            <w:pPr>
+              <w:spacing w:before="80" w:after="0"/>
+            </w:pPr>
+            <w:r>
+              <w:rPr>
+                <w:b/>
+                <w:color w:val="1B2430"/>
+                <w:sz w:val="17"/>
+              </w:rPr>
+              <w:t>Luminor Bank 3.551% 2029</w:t>
+            </w:r>
+          </w:p>
+          <w:p>
+            <w:pPr>
+              <w:spacing w:before="0" w:after="0"/>
+            </w:pPr>
+            <w:r>
+              <w:rPr>
+                <w:b w:val="0"/>
+                <w:color w:val="667085"/>
+                <w:sz w:val="15"/>
+              </w:rPr>
+              <w:t>XS3079969104  ·  3,551 % · 2029-06-12</w:t>
+            </w:r>
+          </w:p>
+          <w:p>
+            <w:pPr>
+              <w:spacing w:before="0" w:after="0"/>
+            </w:pPr>
+            <w:r>
+              <w:rPr>
+                <w:b w:val="0"/>
+                <w:color w:val="12355B"/>
+                <w:sz w:val="15"/>
+              </w:rPr>
+              <w:t>atskiro nerasta</w:t>
+            </w:r>
+          </w:p>
+          <w:p>
+            <w:pPr>
+              <w:spacing w:before="80" w:after="0"/>
+            </w:pPr>
+            <w:r>
+              <w:rPr>
+                <w:b/>
+                <w:color w:val="1B2430"/>
+                <w:sz w:val="17"/>
+              </w:rPr>
+              <w:t>Luminor Bank 4.042% 2028</w:t>
+            </w:r>
+          </w:p>
+          <w:p>
+            <w:pPr>
+              <w:spacing w:before="0" w:after="0"/>
+            </w:pPr>
+            <w:r>
+              <w:rPr>
+                <w:b w:val="0"/>
+                <w:color w:val="667085"/>
+                <w:sz w:val="15"/>
+              </w:rPr>
+              <w:t>XS2888497067  ·  4,042 % · 2028-09-10</w:t>
+            </w:r>
+          </w:p>
+          <w:p>
+            <w:pPr>
+              <w:spacing w:before="0" w:after="0"/>
+            </w:pPr>
+            <w:r>
+              <w:rPr>
+                <w:b w:val="0"/>
+                <w:color w:val="12355B"/>
+                <w:sz w:val="15"/>
+              </w:rPr>
+              <w:t>atskiro nerasta</w:t>
+            </w:r>
+          </w:p>
+          <w:p>
+            <w:pPr>
+              <w:spacing w:before="80" w:after="0"/>
+            </w:pPr>
+            <w:r>
+              <w:rPr>
+                <w:b/>
+                <w:color w:val="1B2430"/>
+                <w:sz w:val="17"/>
+              </w:rPr>
+              <w:t>Luminor 7.375% perpetual</w:t>
+            </w:r>
+          </w:p>
+          <w:p>
+            <w:pPr>
+              <w:spacing w:before="0" w:after="0"/>
+            </w:pPr>
+            <w:r>
+              <w:rPr>
+                <w:b w:val="0"/>
+                <w:color w:val="667085"/>
+                <w:sz w:val="15"/>
+              </w:rPr>
+              <w:t>XS2982074861  ·  7,375 % · neterminuota</w:t>
+            </w:r>
+          </w:p>
+          <w:p>
+            <w:pPr>
+              <w:spacing w:before="0" w:after="0"/>
+            </w:pPr>
+            <w:r>
+              <w:rPr>
+                <w:b w:val="0"/>
+                <w:color w:val="12355B"/>
+                <w:sz w:val="15"/>
+              </w:rPr>
+              <w:t>atskiro nerasta</w:t>
             </w:r>
           </w:p>
         </w:tc>
@@ -259,7 +437,7 @@
     </w:tbl>
     <w:p>
       <w:pPr>
-        <w:spacing w:before="0" w:after="80"/>
+        <w:spacing w:before="0" w:after="120"/>
       </w:pPr>
     </w:p>
     <w:tbl>
@@ -304,7 +482,7 @@
             <w:r>
               <w:rPr>
                 <w:b/>
-                <w:color w:val="1A1A1A"/>
+                <w:color w:val="1B2430"/>
                 <w:sz w:val="21"/>
               </w:rPr>
               <w:t>Pozicija tvarkinga.</w:t>
@@ -312,7 +490,7 @@
             <w:r>
               <w:rPr>
                 <w:b w:val="0"/>
-                <w:color w:val="1A1A1A"/>
+                <w:color w:val="1B2430"/>
                 <w:sz w:val="21"/>
               </w:rPr>
               <w:t xml:space="preserve"> Kapitalas ir likvidumas gerokai viršija reikalavimus, o Moody's po OTP Bank sandorio paskelbimo reitingą paliko</w:t>
@@ -330,7 +508,7 @@
             <w:r>
               <w:rPr>
                 <w:b w:val="0"/>
-                <w:color w:val="1A1A1A"/>
+                <w:color w:val="1B2430"/>
                 <w:sz w:val="21"/>
               </w:rPr>
               <w:t>. Pelnas sumažėjo maždaug penktadaliu</w:t>
@@ -348,7 +526,7 @@
             <w:r>
               <w:rPr>
                 <w:b w:val="0"/>
-                <w:color w:val="1A1A1A"/>
+                <w:color w:val="1B2430"/>
                 <w:sz w:val="21"/>
               </w:rPr>
               <w:t>. 7,75 % obligacija XS2633112565 išpirkta 2026 m. birželį ir nebėra apyvartoje</w:t>
@@ -383,7 +561,7 @@
             <w:r>
               <w:rPr>
                 <w:b w:val="0"/>
-                <w:color w:val="1A1A1A"/>
+                <w:color w:val="1B2430"/>
                 <w:sz w:val="21"/>
               </w:rPr>
               <w:t>.</w:t>
@@ -432,9 +610,9 @@
             <w:tcW w:type="dxa" w:w="2261"/>
             <w:tcBorders>
               <w:top w:val="single" w:sz="18" w:color="2A78D6" w:space="0"/>
-              <w:left w:val="single" w:sz="4" w:color="C9D3DE" w:space="0"/>
-              <w:bottom w:val="single" w:sz="4" w:color="C9D3DE" w:space="0"/>
-              <w:right w:val="single" w:sz="4" w:color="C9D3DE" w:space="0"/>
+              <w:left w:val="single" w:sz="4" w:color="D5DCE4" w:space="0"/>
+              <w:bottom w:val="single" w:sz="4" w:color="D5DCE4" w:space="0"/>
+              <w:right w:val="single" w:sz="4" w:color="D5DCE4" w:space="0"/>
             </w:tcBorders>
           </w:tcPr>
           <w:p>
@@ -445,7 +623,7 @@
               <w:rPr>
                 <w:b/>
                 <w:caps/>
-                <w:color w:val="5F6B7A"/>
+                <w:color w:val="667085"/>
                 <w:sz w:val="14"/>
               </w:rPr>
               <w:t>Grynasis pelnas</w:t>
@@ -453,7 +631,7 @@
             <w:r>
               <w:rPr>
                 <w:b w:val="0"/>
-                <w:color w:val="5F6B7A"/>
+                <w:color w:val="667085"/>
                 <w:sz w:val="14"/>
               </w:rPr>
               <w:t xml:space="preserve">  ·  2Q2026</w:t>
@@ -466,7 +644,7 @@
             <w:r>
               <w:rPr>
                 <w:b/>
-                <w:color w:val="1F4E79"/>
+                <w:color w:val="12355B"/>
                 <w:sz w:val="34"/>
               </w:rPr>
               <w:t>37,4</w:t>
@@ -474,7 +652,7 @@
             <w:r>
               <w:rPr>
                 <w:b w:val="0"/>
-                <w:color w:val="5F6B7A"/>
+                <w:color w:val="667085"/>
                 <w:sz w:val="18"/>
               </w:rPr>
               <w:t xml:space="preserve"> mln. EUR</w:t>
@@ -487,7 +665,7 @@
             <w:r>
               <w:rPr>
                 <w:b w:val="0"/>
-                <w:color w:val="5F6B7A"/>
+                <w:color w:val="667085"/>
                 <w:sz w:val="15"/>
               </w:rPr>
               <w:t>▼ 19,0 % vs 2Q2025</w:t>
@@ -505,9 +683,9 @@
             <w:tcW w:type="dxa" w:w="2261"/>
             <w:tcBorders>
               <w:top w:val="single" w:sz="18" w:color="2A78D6" w:space="0"/>
-              <w:left w:val="single" w:sz="4" w:color="C9D3DE" w:space="0"/>
-              <w:bottom w:val="single" w:sz="4" w:color="C9D3DE" w:space="0"/>
-              <w:right w:val="single" w:sz="4" w:color="C9D3DE" w:space="0"/>
+              <w:left w:val="single" w:sz="4" w:color="D5DCE4" w:space="0"/>
+              <w:bottom w:val="single" w:sz="4" w:color="D5DCE4" w:space="0"/>
+              <w:right w:val="single" w:sz="4" w:color="D5DCE4" w:space="0"/>
             </w:tcBorders>
           </w:tcPr>
           <w:p>
@@ -518,7 +696,7 @@
               <w:rPr>
                 <w:b/>
                 <w:caps/>
-                <w:color w:val="5F6B7A"/>
+                <w:color w:val="667085"/>
                 <w:sz w:val="14"/>
               </w:rPr>
               <w:t>ROE</w:t>
@@ -526,7 +704,7 @@
             <w:r>
               <w:rPr>
                 <w:b w:val="0"/>
-                <w:color w:val="5F6B7A"/>
+                <w:color w:val="667085"/>
                 <w:sz w:val="14"/>
               </w:rPr>
               <w:t xml:space="preserve">  ·  1H2026</w:t>
@@ -539,7 +717,7 @@
             <w:r>
               <w:rPr>
                 <w:b/>
-                <w:color w:val="1F4E79"/>
+                <w:color w:val="12355B"/>
                 <w:sz w:val="34"/>
               </w:rPr>
               <w:t>7,7</w:t>
@@ -547,7 +725,7 @@
             <w:r>
               <w:rPr>
                 <w:b w:val="0"/>
-                <w:color w:val="5F6B7A"/>
+                <w:color w:val="667085"/>
                 <w:sz w:val="18"/>
               </w:rPr>
               <w:t xml:space="preserve"> %</w:t>
@@ -560,7 +738,7 @@
             <w:r>
               <w:rPr>
                 <w:b w:val="0"/>
-                <w:color w:val="5F6B7A"/>
+                <w:color w:val="667085"/>
                 <w:sz w:val="15"/>
               </w:rPr>
               <w:t>▼ 0,9 p. p. vs FY2025</w:t>
@@ -578,9 +756,9 @@
             <w:tcW w:type="dxa" w:w="2261"/>
             <w:tcBorders>
               <w:top w:val="single" w:sz="18" w:color="2A78D6" w:space="0"/>
-              <w:left w:val="single" w:sz="4" w:color="C9D3DE" w:space="0"/>
-              <w:bottom w:val="single" w:sz="4" w:color="C9D3DE" w:space="0"/>
-              <w:right w:val="single" w:sz="4" w:color="C9D3DE" w:space="0"/>
+              <w:left w:val="single" w:sz="4" w:color="D5DCE4" w:space="0"/>
+              <w:bottom w:val="single" w:sz="4" w:color="D5DCE4" w:space="0"/>
+              <w:right w:val="single" w:sz="4" w:color="D5DCE4" w:space="0"/>
             </w:tcBorders>
           </w:tcPr>
           <w:p>
@@ -591,7 +769,7 @@
               <w:rPr>
                 <w:b/>
                 <w:caps/>
-                <w:color w:val="5F6B7A"/>
+                <w:color w:val="667085"/>
                 <w:sz w:val="14"/>
               </w:rPr>
               <w:t>CET1 rodiklis</w:t>
@@ -599,7 +777,7 @@
             <w:r>
               <w:rPr>
                 <w:b w:val="0"/>
-                <w:color w:val="5F6B7A"/>
+                <w:color w:val="667085"/>
                 <w:sz w:val="14"/>
               </w:rPr>
               <w:t xml:space="preserve">  ·  1H2026</w:t>
@@ -612,7 +790,7 @@
             <w:r>
               <w:rPr>
                 <w:b/>
-                <w:color w:val="1F4E79"/>
+                <w:color w:val="12355B"/>
                 <w:sz w:val="34"/>
               </w:rPr>
               <w:t>19,6</w:t>
@@ -620,7 +798,7 @@
             <w:r>
               <w:rPr>
                 <w:b w:val="0"/>
-                <w:color w:val="5F6B7A"/>
+                <w:color w:val="667085"/>
                 <w:sz w:val="18"/>
               </w:rPr>
               <w:t xml:space="preserve"> %</w:t>
@@ -633,7 +811,7 @@
             <w:r>
               <w:rPr>
                 <w:b w:val="0"/>
-                <w:color w:val="5F6B7A"/>
+                <w:color w:val="667085"/>
                 <w:sz w:val="15"/>
               </w:rPr>
               <w:t>▼ 1 p. p. vs 1H2025</w:t>
@@ -651,9 +829,9 @@
             <w:tcW w:type="dxa" w:w="2261"/>
             <w:tcBorders>
               <w:top w:val="single" w:sz="18" w:color="2A78D6" w:space="0"/>
-              <w:left w:val="single" w:sz="4" w:color="C9D3DE" w:space="0"/>
-              <w:bottom w:val="single" w:sz="4" w:color="C9D3DE" w:space="0"/>
-              <w:right w:val="single" w:sz="4" w:color="C9D3DE" w:space="0"/>
+              <w:left w:val="single" w:sz="4" w:color="D5DCE4" w:space="0"/>
+              <w:bottom w:val="single" w:sz="4" w:color="D5DCE4" w:space="0"/>
+              <w:right w:val="single" w:sz="4" w:color="D5DCE4" w:space="0"/>
             </w:tcBorders>
           </w:tcPr>
           <w:p>
@@ -664,7 +842,7 @@
               <w:rPr>
                 <w:b/>
                 <w:caps/>
-                <w:color w:val="5F6B7A"/>
+                <w:color w:val="667085"/>
                 <w:sz w:val="14"/>
               </w:rPr>
               <w:t>LCR</w:t>
@@ -672,7 +850,7 @@
             <w:r>
               <w:rPr>
                 <w:b w:val="0"/>
-                <w:color w:val="5F6B7A"/>
+                <w:color w:val="667085"/>
                 <w:sz w:val="14"/>
               </w:rPr>
               <w:t xml:space="preserve">  ·  1H2026</w:t>
@@ -685,7 +863,7 @@
             <w:r>
               <w:rPr>
                 <w:b/>
-                <w:color w:val="1F4E79"/>
+                <w:color w:val="12355B"/>
                 <w:sz w:val="34"/>
               </w:rPr>
               <w:t>187,0</w:t>
@@ -693,7 +871,7 @@
             <w:r>
               <w:rPr>
                 <w:b w:val="0"/>
-                <w:color w:val="5F6B7A"/>
+                <w:color w:val="667085"/>
                 <w:sz w:val="18"/>
               </w:rPr>
               <w:t xml:space="preserve"> %</w:t>
@@ -706,7 +884,7 @@
             <w:r>
               <w:rPr>
                 <w:b w:val="0"/>
-                <w:color w:val="5F6B7A"/>
+                <w:color w:val="667085"/>
                 <w:sz w:val="15"/>
               </w:rPr>
               <w:t>▲ 23,7 p. p. vs 1H2025</w:t>
@@ -723,28 +901,13 @@
     <w:p>
       <w:pPr>
         <w:keepNext/>
-        <w:pBdr>
-          <w:bottom w:val="single" w:sz="8" w:color="1F4E79" w:space="4"/>
-        </w:pBdr>
-        <w:tabs>
-          <w:tab w:pos="482" w:val="left"/>
-        </w:tabs>
-        <w:spacing w:before="360" w:after="160"/>
+        <w:spacing w:before="200" w:after="100"/>
       </w:pPr>
       <w:r>
         <w:rPr>
           <w:b/>
-          <w:color w:val="2A78D6"/>
-          <w:sz w:val="18"/>
-        </w:rPr>
-        <w:t>01</w:t>
-        <w:tab/>
-      </w:r>
-      <w:r>
-        <w:rPr>
-          <w:b/>
-          <w:color w:val="1F4E79"/>
-          <w:sz w:val="28"/>
+          <w:color w:val="12355B"/>
+          <w:sz w:val="26"/>
         </w:rPr>
         <w:t>Trumpa santrauka</w:t>
       </w:r>
@@ -983,7 +1146,646 @@
       <w:pPr>
         <w:keepNext/>
         <w:pBdr>
-          <w:bottom w:val="single" w:sz="8" w:color="1F4E79" w:space="4"/>
+          <w:bottom w:val="single" w:sz="8" w:color="12355B" w:space="4"/>
+        </w:pBdr>
+        <w:tabs>
+          <w:tab w:pos="482" w:val="left"/>
+        </w:tabs>
+        <w:spacing w:before="360" w:after="160"/>
+      </w:pPr>
+      <w:r>
+        <w:rPr>
+          <w:b/>
+          <w:color w:val="2A78D6"/>
+          <w:sz w:val="18"/>
+        </w:rPr>
+        <w:t>01</w:t>
+        <w:tab/>
+      </w:r>
+      <w:r>
+        <w:rPr>
+          <w:b/>
+          <w:color w:val="12355B"/>
+          <w:sz w:val="28"/>
+        </w:rPr>
+        <w:t>Turimos priemonės ir ISIN</w:t>
+      </w:r>
+    </w:p>
+    <w:tbl>
+      <w:tblPr>
+        <w:tblW w:w="9639" w:type="dxa"/>
+        <w:tblBorders>
+          <w:top w:val="nil"/>
+          <w:left w:val="nil"/>
+          <w:bottom w:val="nil"/>
+          <w:right w:val="nil"/>
+          <w:insideH w:val="nil"/>
+          <w:insideV w:val="nil"/>
+        </w:tblBorders>
+        <w:tblLayout w:type="fixed"/>
+        <w:tblCellMar>
+          <w:top w:w="70" w:type="dxa"/>
+          <w:left w:w="100" w:type="dxa"/>
+          <w:bottom w:w="70" w:type="dxa"/>
+          <w:right w:w="100" w:type="dxa"/>
+        </w:tblCellMar>
+        <w:tblLook w:firstColumn="1" w:firstRow="1" w:lastColumn="0" w:lastRow="0" w:noHBand="0" w:noVBand="1" w:val="04A0"/>
+      </w:tblPr>
+      <w:tblGrid>
+        <w:gridCol w:w="1457"/>
+        <w:gridCol w:w="2241"/>
+        <w:gridCol w:w="1064"/>
+        <w:gridCol w:w="1120"/>
+        <w:gridCol w:w="1569"/>
+        <w:gridCol w:w="2185"/>
+      </w:tblGrid>
+      <w:tr>
+        <w:tc>
+          <w:tcPr>
+            <w:tcW w:type="dxa" w:w="1457"/>
+            <w:tcBorders>
+              <w:top w:val="nil"/>
+              <w:left w:val="nil"/>
+              <w:bottom w:val="single" w:sz="8" w:color="12355B" w:space="0"/>
+              <w:right w:val="nil"/>
+            </w:tcBorders>
+          </w:tcPr>
+          <w:p>
+            <w:pPr>
+              <w:spacing w:before="0" w:after="0"/>
+            </w:pPr>
+            <w:r>
+              <w:rPr>
+                <w:b/>
+                <w:caps/>
+                <w:color w:val="667085"/>
+                <w:sz w:val="14"/>
+              </w:rPr>
+              <w:t>ISIN</w:t>
+            </w:r>
+          </w:p>
+        </w:tc>
+        <w:tc>
+          <w:tcPr>
+            <w:tcW w:type="dxa" w:w="2241"/>
+            <w:tcBorders>
+              <w:top w:val="nil"/>
+              <w:left w:val="nil"/>
+              <w:bottom w:val="single" w:sz="8" w:color="12355B" w:space="0"/>
+              <w:right w:val="nil"/>
+            </w:tcBorders>
+          </w:tcPr>
+          <w:p>
+            <w:pPr>
+              <w:spacing w:before="0" w:after="0"/>
+            </w:pPr>
+            <w:r>
+              <w:rPr>
+                <w:b/>
+                <w:caps/>
+                <w:color w:val="667085"/>
+                <w:sz w:val="14"/>
+              </w:rPr>
+              <w:t>Priemonė</w:t>
+            </w:r>
+          </w:p>
+        </w:tc>
+        <w:tc>
+          <w:tcPr>
+            <w:tcW w:type="dxa" w:w="1065"/>
+            <w:tcBorders>
+              <w:top w:val="nil"/>
+              <w:left w:val="nil"/>
+              <w:bottom w:val="single" w:sz="8" w:color="12355B" w:space="0"/>
+              <w:right w:val="nil"/>
+            </w:tcBorders>
+          </w:tcPr>
+          <w:p>
+            <w:pPr>
+              <w:spacing w:before="0" w:after="0"/>
+              <w:jc w:val="right"/>
+            </w:pPr>
+            <w:r>
+              <w:rPr>
+                <w:b/>
+                <w:caps/>
+                <w:color w:val="667085"/>
+                <w:sz w:val="14"/>
+              </w:rPr>
+              <w:t>Kuponas</w:t>
+            </w:r>
+          </w:p>
+        </w:tc>
+        <w:tc>
+          <w:tcPr>
+            <w:tcW w:type="dxa" w:w="1121"/>
+            <w:tcBorders>
+              <w:top w:val="nil"/>
+              <w:left w:val="nil"/>
+              <w:bottom w:val="single" w:sz="8" w:color="12355B" w:space="0"/>
+              <w:right w:val="nil"/>
+            </w:tcBorders>
+          </w:tcPr>
+          <w:p>
+            <w:pPr>
+              <w:spacing w:before="0" w:after="0"/>
+            </w:pPr>
+            <w:r>
+              <w:rPr>
+                <w:b/>
+                <w:caps/>
+                <w:color w:val="667085"/>
+                <w:sz w:val="14"/>
+              </w:rPr>
+              <w:t>Išpirkimas</w:t>
+            </w:r>
+          </w:p>
+        </w:tc>
+        <w:tc>
+          <w:tcPr>
+            <w:tcW w:type="dxa" w:w="1569"/>
+            <w:tcBorders>
+              <w:top w:val="nil"/>
+              <w:left w:val="nil"/>
+              <w:bottom w:val="single" w:sz="8" w:color="12355B" w:space="0"/>
+              <w:right w:val="nil"/>
+            </w:tcBorders>
+          </w:tcPr>
+          <w:p>
+            <w:pPr>
+              <w:spacing w:before="0" w:after="0"/>
+            </w:pPr>
+            <w:r>
+              <w:rPr>
+                <w:b/>
+                <w:caps/>
+                <w:color w:val="667085"/>
+                <w:sz w:val="14"/>
+              </w:rPr>
+              <w:t>Emisijos reitingas</w:t>
+            </w:r>
+          </w:p>
+        </w:tc>
+        <w:tc>
+          <w:tcPr>
+            <w:tcW w:type="dxa" w:w="2185"/>
+            <w:tcBorders>
+              <w:top w:val="nil"/>
+              <w:left w:val="nil"/>
+              <w:bottom w:val="single" w:sz="8" w:color="12355B" w:space="0"/>
+              <w:right w:val="nil"/>
+            </w:tcBorders>
+          </w:tcPr>
+          <w:p>
+            <w:pPr>
+              <w:spacing w:before="0" w:after="0"/>
+            </w:pPr>
+            <w:r>
+              <w:rPr>
+                <w:b/>
+                <w:caps/>
+                <w:color w:val="667085"/>
+                <w:sz w:val="14"/>
+              </w:rPr>
+              <w:t>Pastaba</w:t>
+            </w:r>
+          </w:p>
+        </w:tc>
+      </w:tr>
+      <w:tr>
+        <w:tc>
+          <w:tcPr>
+            <w:tcW w:type="dxa" w:w="1457"/>
+            <w:tcBorders>
+              <w:top w:val="nil"/>
+              <w:left w:val="nil"/>
+              <w:bottom w:val="single" w:sz="4" w:color="E6EAF0" w:space="0"/>
+              <w:right w:val="nil"/>
+            </w:tcBorders>
+          </w:tcPr>
+          <w:p>
+            <w:pPr>
+              <w:spacing w:before="0" w:after="0"/>
+            </w:pPr>
+            <w:r>
+              <w:rPr>
+                <w:b w:val="0"/>
+                <w:sz w:val="17"/>
+              </w:rPr>
+              <w:t>XS3079969104</w:t>
+            </w:r>
+          </w:p>
+        </w:tc>
+        <w:tc>
+          <w:tcPr>
+            <w:tcW w:type="dxa" w:w="2241"/>
+            <w:tcBorders>
+              <w:top w:val="nil"/>
+              <w:left w:val="nil"/>
+              <w:bottom w:val="single" w:sz="4" w:color="E6EAF0" w:space="0"/>
+              <w:right w:val="nil"/>
+            </w:tcBorders>
+          </w:tcPr>
+          <w:p>
+            <w:pPr>
+              <w:spacing w:before="0" w:after="0"/>
+            </w:pPr>
+            <w:r>
+              <w:rPr>
+                <w:b w:val="0"/>
+                <w:sz w:val="17"/>
+              </w:rPr>
+              <w:t>Luminor Bank 3.551% 2029</w:t>
+            </w:r>
+          </w:p>
+        </w:tc>
+        <w:tc>
+          <w:tcPr>
+            <w:tcW w:type="dxa" w:w="1065"/>
+            <w:tcBorders>
+              <w:top w:val="nil"/>
+              <w:left w:val="nil"/>
+              <w:bottom w:val="single" w:sz="4" w:color="E6EAF0" w:space="0"/>
+              <w:right w:val="nil"/>
+            </w:tcBorders>
+          </w:tcPr>
+          <w:p>
+            <w:pPr>
+              <w:spacing w:before="0" w:after="0"/>
+              <w:jc w:val="right"/>
+            </w:pPr>
+            <w:r>
+              <w:rPr>
+                <w:b w:val="0"/>
+                <w:sz w:val="17"/>
+              </w:rPr>
+              <w:t>3,551 %</w:t>
+            </w:r>
+          </w:p>
+        </w:tc>
+        <w:tc>
+          <w:tcPr>
+            <w:tcW w:type="dxa" w:w="1121"/>
+            <w:tcBorders>
+              <w:top w:val="nil"/>
+              <w:left w:val="nil"/>
+              <w:bottom w:val="single" w:sz="4" w:color="E6EAF0" w:space="0"/>
+              <w:right w:val="nil"/>
+            </w:tcBorders>
+          </w:tcPr>
+          <w:p>
+            <w:pPr>
+              <w:spacing w:before="0" w:after="0"/>
+            </w:pPr>
+            <w:r>
+              <w:rPr>
+                <w:b w:val="0"/>
+                <w:sz w:val="17"/>
+              </w:rPr>
+              <w:t>2029-06-12</w:t>
+            </w:r>
+          </w:p>
+        </w:tc>
+        <w:tc>
+          <w:tcPr>
+            <w:tcW w:type="dxa" w:w="1569"/>
+            <w:tcBorders>
+              <w:top w:val="nil"/>
+              <w:left w:val="nil"/>
+              <w:bottom w:val="single" w:sz="4" w:color="E6EAF0" w:space="0"/>
+              <w:right w:val="nil"/>
+            </w:tcBorders>
+          </w:tcPr>
+          <w:p>
+            <w:pPr>
+              <w:spacing w:before="0" w:after="0"/>
+            </w:pPr>
+            <w:r>
+              <w:rPr>
+                <w:b w:val="0"/>
+                <w:sz w:val="17"/>
+              </w:rPr>
+              <w:t>atskiro nerasta</w:t>
+            </w:r>
+          </w:p>
+        </w:tc>
+        <w:tc>
+          <w:tcPr>
+            <w:tcW w:type="dxa" w:w="2185"/>
+            <w:tcBorders>
+              <w:top w:val="nil"/>
+              <w:left w:val="nil"/>
+              <w:bottom w:val="single" w:sz="4" w:color="E6EAF0" w:space="0"/>
+              <w:right w:val="nil"/>
+            </w:tcBorders>
+          </w:tcPr>
+          <w:p>
+            <w:pPr>
+              <w:spacing w:before="0" w:after="0"/>
+            </w:pPr>
+            <w:r>
+              <w:rPr>
+                <w:b w:val="0"/>
+                <w:sz w:val="17"/>
+              </w:rPr>
+              <w:t>Senior preferred; callable at par 2028-06-12, then 3M EURIBOR+1.55%</w:t>
+            </w:r>
+          </w:p>
+        </w:tc>
+      </w:tr>
+      <w:tr>
+        <w:tc>
+          <w:tcPr>
+            <w:tcW w:type="dxa" w:w="1457"/>
+            <w:tcBorders>
+              <w:top w:val="nil"/>
+              <w:left w:val="nil"/>
+              <w:bottom w:val="single" w:sz="4" w:color="E6EAF0" w:space="0"/>
+              <w:right w:val="nil"/>
+            </w:tcBorders>
+          </w:tcPr>
+          <w:p>
+            <w:pPr>
+              <w:spacing w:before="0" w:after="0"/>
+            </w:pPr>
+            <w:r>
+              <w:rPr>
+                <w:b w:val="0"/>
+                <w:sz w:val="17"/>
+              </w:rPr>
+              <w:t>XS2888497067</w:t>
+            </w:r>
+          </w:p>
+        </w:tc>
+        <w:tc>
+          <w:tcPr>
+            <w:tcW w:type="dxa" w:w="2241"/>
+            <w:tcBorders>
+              <w:top w:val="nil"/>
+              <w:left w:val="nil"/>
+              <w:bottom w:val="single" w:sz="4" w:color="E6EAF0" w:space="0"/>
+              <w:right w:val="nil"/>
+            </w:tcBorders>
+          </w:tcPr>
+          <w:p>
+            <w:pPr>
+              <w:spacing w:before="0" w:after="0"/>
+            </w:pPr>
+            <w:r>
+              <w:rPr>
+                <w:b w:val="0"/>
+                <w:sz w:val="17"/>
+              </w:rPr>
+              <w:t>Luminor Bank 4.042% 2028</w:t>
+            </w:r>
+          </w:p>
+        </w:tc>
+        <w:tc>
+          <w:tcPr>
+            <w:tcW w:type="dxa" w:w="1065"/>
+            <w:tcBorders>
+              <w:top w:val="nil"/>
+              <w:left w:val="nil"/>
+              <w:bottom w:val="single" w:sz="4" w:color="E6EAF0" w:space="0"/>
+              <w:right w:val="nil"/>
+            </w:tcBorders>
+          </w:tcPr>
+          <w:p>
+            <w:pPr>
+              <w:spacing w:before="0" w:after="0"/>
+              <w:jc w:val="right"/>
+            </w:pPr>
+            <w:r>
+              <w:rPr>
+                <w:b w:val="0"/>
+                <w:sz w:val="17"/>
+              </w:rPr>
+              <w:t>4,042 %</w:t>
+            </w:r>
+          </w:p>
+        </w:tc>
+        <w:tc>
+          <w:tcPr>
+            <w:tcW w:type="dxa" w:w="1121"/>
+            <w:tcBorders>
+              <w:top w:val="nil"/>
+              <w:left w:val="nil"/>
+              <w:bottom w:val="single" w:sz="4" w:color="E6EAF0" w:space="0"/>
+              <w:right w:val="nil"/>
+            </w:tcBorders>
+          </w:tcPr>
+          <w:p>
+            <w:pPr>
+              <w:spacing w:before="0" w:after="0"/>
+            </w:pPr>
+            <w:r>
+              <w:rPr>
+                <w:b w:val="0"/>
+                <w:sz w:val="17"/>
+              </w:rPr>
+              <w:t>2028-09-10</w:t>
+            </w:r>
+          </w:p>
+        </w:tc>
+        <w:tc>
+          <w:tcPr>
+            <w:tcW w:type="dxa" w:w="1569"/>
+            <w:tcBorders>
+              <w:top w:val="nil"/>
+              <w:left w:val="nil"/>
+              <w:bottom w:val="single" w:sz="4" w:color="E6EAF0" w:space="0"/>
+              <w:right w:val="nil"/>
+            </w:tcBorders>
+          </w:tcPr>
+          <w:p>
+            <w:pPr>
+              <w:spacing w:before="0" w:after="0"/>
+            </w:pPr>
+            <w:r>
+              <w:rPr>
+                <w:b w:val="0"/>
+                <w:sz w:val="17"/>
+              </w:rPr>
+              <w:t>atskiro nerasta</w:t>
+            </w:r>
+          </w:p>
+        </w:tc>
+        <w:tc>
+          <w:tcPr>
+            <w:tcW w:type="dxa" w:w="2185"/>
+            <w:tcBorders>
+              <w:top w:val="nil"/>
+              <w:left w:val="nil"/>
+              <w:bottom w:val="single" w:sz="4" w:color="E6EAF0" w:space="0"/>
+              <w:right w:val="nil"/>
+            </w:tcBorders>
+          </w:tcPr>
+          <w:p>
+            <w:pPr>
+              <w:spacing w:before="0" w:after="0"/>
+            </w:pPr>
+            <w:r>
+              <w:rPr>
+                <w:b w:val="0"/>
+                <w:sz w:val="17"/>
+              </w:rPr>
+              <w:t>Senior preferred; callable at par 2027-09-10, then 3M EURIBOR+1.50%</w:t>
+            </w:r>
+          </w:p>
+        </w:tc>
+      </w:tr>
+      <w:tr>
+        <w:tc>
+          <w:tcPr>
+            <w:tcW w:type="dxa" w:w="1457"/>
+            <w:tcBorders>
+              <w:top w:val="nil"/>
+              <w:left w:val="nil"/>
+              <w:bottom w:val="single" w:sz="4" w:color="E6EAF0" w:space="0"/>
+              <w:right w:val="nil"/>
+            </w:tcBorders>
+          </w:tcPr>
+          <w:p>
+            <w:pPr>
+              <w:spacing w:before="0" w:after="0"/>
+            </w:pPr>
+            <w:r>
+              <w:rPr>
+                <w:b w:val="0"/>
+                <w:sz w:val="17"/>
+              </w:rPr>
+              <w:t>XS2982074861</w:t>
+            </w:r>
+          </w:p>
+        </w:tc>
+        <w:tc>
+          <w:tcPr>
+            <w:tcW w:type="dxa" w:w="2241"/>
+            <w:tcBorders>
+              <w:top w:val="nil"/>
+              <w:left w:val="nil"/>
+              <w:bottom w:val="single" w:sz="4" w:color="E6EAF0" w:space="0"/>
+              <w:right w:val="nil"/>
+            </w:tcBorders>
+          </w:tcPr>
+          <w:p>
+            <w:pPr>
+              <w:spacing w:before="0" w:after="0"/>
+            </w:pPr>
+            <w:r>
+              <w:rPr>
+                <w:b w:val="0"/>
+                <w:sz w:val="17"/>
+              </w:rPr>
+              <w:t>Luminor 7.375% perpetual</w:t>
+            </w:r>
+          </w:p>
+        </w:tc>
+        <w:tc>
+          <w:tcPr>
+            <w:tcW w:type="dxa" w:w="1065"/>
+            <w:tcBorders>
+              <w:top w:val="nil"/>
+              <w:left w:val="nil"/>
+              <w:bottom w:val="single" w:sz="4" w:color="E6EAF0" w:space="0"/>
+              <w:right w:val="nil"/>
+            </w:tcBorders>
+          </w:tcPr>
+          <w:p>
+            <w:pPr>
+              <w:spacing w:before="0" w:after="0"/>
+              <w:jc w:val="right"/>
+            </w:pPr>
+            <w:r>
+              <w:rPr>
+                <w:b w:val="0"/>
+                <w:sz w:val="17"/>
+              </w:rPr>
+              <w:t>7,375 %</w:t>
+            </w:r>
+          </w:p>
+        </w:tc>
+        <w:tc>
+          <w:tcPr>
+            <w:tcW w:type="dxa" w:w="1121"/>
+            <w:tcBorders>
+              <w:top w:val="nil"/>
+              <w:left w:val="nil"/>
+              <w:bottom w:val="single" w:sz="4" w:color="E6EAF0" w:space="0"/>
+              <w:right w:val="nil"/>
+            </w:tcBorders>
+          </w:tcPr>
+          <w:p>
+            <w:pPr>
+              <w:spacing w:before="0" w:after="0"/>
+            </w:pPr>
+            <w:r>
+              <w:rPr>
+                <w:b w:val="0"/>
+                <w:sz w:val="17"/>
+              </w:rPr>
+              <w:t>neterminuota</w:t>
+            </w:r>
+          </w:p>
+        </w:tc>
+        <w:tc>
+          <w:tcPr>
+            <w:tcW w:type="dxa" w:w="1569"/>
+            <w:tcBorders>
+              <w:top w:val="nil"/>
+              <w:left w:val="nil"/>
+              <w:bottom w:val="single" w:sz="4" w:color="E6EAF0" w:space="0"/>
+              <w:right w:val="nil"/>
+            </w:tcBorders>
+          </w:tcPr>
+          <w:p>
+            <w:pPr>
+              <w:spacing w:before="0" w:after="0"/>
+            </w:pPr>
+            <w:r>
+              <w:rPr>
+                <w:b w:val="0"/>
+                <w:sz w:val="17"/>
+              </w:rPr>
+              <w:t>atskiro nerasta</w:t>
+            </w:r>
+          </w:p>
+        </w:tc>
+        <w:tc>
+          <w:tcPr>
+            <w:tcW w:type="dxa" w:w="2185"/>
+            <w:tcBorders>
+              <w:top w:val="nil"/>
+              <w:left w:val="nil"/>
+              <w:bottom w:val="single" w:sz="4" w:color="E6EAF0" w:space="0"/>
+              <w:right w:val="nil"/>
+            </w:tcBorders>
+          </w:tcPr>
+          <w:p>
+            <w:pPr>
+              <w:spacing w:before="0" w:after="0"/>
+            </w:pPr>
+            <w:r>
+              <w:rPr>
+                <w:b w:val="0"/>
+                <w:sz w:val="17"/>
+              </w:rPr>
+              <w:t>⚠ Perpetual, issued 2025-02-12</w:t>
+            </w:r>
+          </w:p>
+        </w:tc>
+      </w:tr>
+    </w:tbl>
+    <w:p>
+      <w:pPr>
+        <w:spacing w:before="0" w:after="40"/>
+      </w:pPr>
+    </w:p>
+    <w:p>
+      <w:pPr>
+        <w:keepNext/>
+        <w:pBdr>
+          <w:bottom w:val="single" w:sz="8" w:color="12355B" w:space="4"/>
         </w:pBdr>
         <w:tabs>
           <w:tab w:pos="482" w:val="left"/>
@@ -1002,652 +1804,7 @@
       <w:r>
         <w:rPr>
           <w:b/>
-          <w:color w:val="1F4E79"/>
-          <w:sz w:val="28"/>
-        </w:rPr>
-        <w:t>Turimos priemonės ir ISIN</w:t>
-      </w:r>
-    </w:p>
-    <w:tbl>
-      <w:tblPr>
-        <w:tblW w:w="9639" w:type="dxa"/>
-        <w:tblBorders>
-          <w:top w:val="nil"/>
-          <w:left w:val="nil"/>
-          <w:bottom w:val="nil"/>
-          <w:right w:val="nil"/>
-          <w:insideH w:val="nil"/>
-          <w:insideV w:val="nil"/>
-        </w:tblBorders>
-        <w:tblLayout w:type="fixed"/>
-        <w:tblCellMar>
-          <w:top w:w="70" w:type="dxa"/>
-          <w:left w:w="100" w:type="dxa"/>
-          <w:bottom w:w="70" w:type="dxa"/>
-          <w:right w:w="100" w:type="dxa"/>
-        </w:tblCellMar>
-        <w:tblLook w:firstColumn="1" w:firstRow="1" w:lastColumn="0" w:lastRow="0" w:noHBand="0" w:noVBand="1" w:val="04A0"/>
-      </w:tblPr>
-      <w:tblGrid>
-        <w:gridCol w:w="1513"/>
-        <w:gridCol w:w="2241"/>
-        <w:gridCol w:w="840"/>
-        <w:gridCol w:w="1120"/>
-        <w:gridCol w:w="1569"/>
-        <w:gridCol w:w="2353"/>
-      </w:tblGrid>
-      <w:tr>
-        <w:tc>
-          <w:tcPr>
-            <w:tcW w:type="dxa" w:w="1513"/>
-            <w:tcBorders>
-              <w:top w:val="single" w:sz="12" w:color="1F4E79" w:space="0"/>
-              <w:left w:val="nil"/>
-              <w:bottom w:val="single" w:sz="4" w:color="C9D3DE" w:space="0"/>
-              <w:right w:val="nil"/>
-            </w:tcBorders>
-            <w:shd w:val="clear" w:color="auto" w:fill="EAF1F8"/>
-          </w:tcPr>
-          <w:p>
-            <w:pPr>
-              <w:spacing w:before="0" w:after="0"/>
-            </w:pPr>
-            <w:r>
-              <w:rPr>
-                <w:b/>
-                <w:caps/>
-                <w:color w:val="1F4E79"/>
-                <w:sz w:val="16"/>
-              </w:rPr>
-              <w:t>ISIN</w:t>
-            </w:r>
-          </w:p>
-        </w:tc>
-        <w:tc>
-          <w:tcPr>
-            <w:tcW w:type="dxa" w:w="2241"/>
-            <w:tcBorders>
-              <w:top w:val="single" w:sz="12" w:color="1F4E79" w:space="0"/>
-              <w:left w:val="nil"/>
-              <w:bottom w:val="single" w:sz="4" w:color="C9D3DE" w:space="0"/>
-              <w:right w:val="nil"/>
-            </w:tcBorders>
-            <w:shd w:val="clear" w:color="auto" w:fill="EAF1F8"/>
-          </w:tcPr>
-          <w:p>
-            <w:pPr>
-              <w:spacing w:before="0" w:after="0"/>
-            </w:pPr>
-            <w:r>
-              <w:rPr>
-                <w:b/>
-                <w:caps/>
-                <w:color w:val="1F4E79"/>
-                <w:sz w:val="16"/>
-              </w:rPr>
-              <w:t>Priemonė</w:t>
-            </w:r>
-          </w:p>
-        </w:tc>
-        <w:tc>
-          <w:tcPr>
-            <w:tcW w:type="dxa" w:w="841"/>
-            <w:tcBorders>
-              <w:top w:val="single" w:sz="12" w:color="1F4E79" w:space="0"/>
-              <w:left w:val="nil"/>
-              <w:bottom w:val="single" w:sz="4" w:color="C9D3DE" w:space="0"/>
-              <w:right w:val="nil"/>
-            </w:tcBorders>
-            <w:shd w:val="clear" w:color="auto" w:fill="EAF1F8"/>
-          </w:tcPr>
-          <w:p>
-            <w:pPr>
-              <w:spacing w:before="0" w:after="0"/>
-              <w:jc w:val="right"/>
-            </w:pPr>
-            <w:r>
-              <w:rPr>
-                <w:b/>
-                <w:caps/>
-                <w:color w:val="1F4E79"/>
-                <w:sz w:val="16"/>
-              </w:rPr>
-              <w:t>Kuponas</w:t>
-            </w:r>
-          </w:p>
-        </w:tc>
-        <w:tc>
-          <w:tcPr>
-            <w:tcW w:type="dxa" w:w="1121"/>
-            <w:tcBorders>
-              <w:top w:val="single" w:sz="12" w:color="1F4E79" w:space="0"/>
-              <w:left w:val="nil"/>
-              <w:bottom w:val="single" w:sz="4" w:color="C9D3DE" w:space="0"/>
-              <w:right w:val="nil"/>
-            </w:tcBorders>
-            <w:shd w:val="clear" w:color="auto" w:fill="EAF1F8"/>
-          </w:tcPr>
-          <w:p>
-            <w:pPr>
-              <w:spacing w:before="0" w:after="0"/>
-            </w:pPr>
-            <w:r>
-              <w:rPr>
-                <w:b/>
-                <w:caps/>
-                <w:color w:val="1F4E79"/>
-                <w:sz w:val="16"/>
-              </w:rPr>
-              <w:t>Išpirkimas</w:t>
-            </w:r>
-          </w:p>
-        </w:tc>
-        <w:tc>
-          <w:tcPr>
-            <w:tcW w:type="dxa" w:w="1569"/>
-            <w:tcBorders>
-              <w:top w:val="single" w:sz="12" w:color="1F4E79" w:space="0"/>
-              <w:left w:val="nil"/>
-              <w:bottom w:val="single" w:sz="4" w:color="C9D3DE" w:space="0"/>
-              <w:right w:val="nil"/>
-            </w:tcBorders>
-            <w:shd w:val="clear" w:color="auto" w:fill="EAF1F8"/>
-          </w:tcPr>
-          <w:p>
-            <w:pPr>
-              <w:spacing w:before="0" w:after="0"/>
-            </w:pPr>
-            <w:r>
-              <w:rPr>
-                <w:b/>
-                <w:caps/>
-                <w:color w:val="1F4E79"/>
-                <w:sz w:val="16"/>
-              </w:rPr>
-              <w:t>Emisijos reitingas</w:t>
-            </w:r>
-          </w:p>
-        </w:tc>
-        <w:tc>
-          <w:tcPr>
-            <w:tcW w:type="dxa" w:w="2353"/>
-            <w:tcBorders>
-              <w:top w:val="single" w:sz="12" w:color="1F4E79" w:space="0"/>
-              <w:left w:val="nil"/>
-              <w:bottom w:val="single" w:sz="4" w:color="C9D3DE" w:space="0"/>
-              <w:right w:val="nil"/>
-            </w:tcBorders>
-            <w:shd w:val="clear" w:color="auto" w:fill="EAF1F8"/>
-          </w:tcPr>
-          <w:p>
-            <w:pPr>
-              <w:spacing w:before="0" w:after="0"/>
-            </w:pPr>
-            <w:r>
-              <w:rPr>
-                <w:b/>
-                <w:caps/>
-                <w:color w:val="1F4E79"/>
-                <w:sz w:val="16"/>
-              </w:rPr>
-              <w:t>Pastaba</w:t>
-            </w:r>
-          </w:p>
-        </w:tc>
-      </w:tr>
-      <w:tr>
-        <w:tc>
-          <w:tcPr>
-            <w:tcW w:type="dxa" w:w="1513"/>
-            <w:tcBorders>
-              <w:top w:val="nil"/>
-              <w:left w:val="nil"/>
-              <w:bottom w:val="single" w:sz="4" w:color="DDE3EA" w:space="0"/>
-              <w:right w:val="nil"/>
-            </w:tcBorders>
-          </w:tcPr>
-          <w:p>
-            <w:pPr>
-              <w:spacing w:before="0" w:after="0"/>
-            </w:pPr>
-            <w:r>
-              <w:rPr>
-                <w:b w:val="0"/>
-                <w:sz w:val="17"/>
-              </w:rPr>
-              <w:t>XS3079969104</w:t>
-            </w:r>
-          </w:p>
-        </w:tc>
-        <w:tc>
-          <w:tcPr>
-            <w:tcW w:type="dxa" w:w="2241"/>
-            <w:tcBorders>
-              <w:top w:val="nil"/>
-              <w:left w:val="nil"/>
-              <w:bottom w:val="single" w:sz="4" w:color="DDE3EA" w:space="0"/>
-              <w:right w:val="nil"/>
-            </w:tcBorders>
-          </w:tcPr>
-          <w:p>
-            <w:pPr>
-              <w:spacing w:before="0" w:after="0"/>
-            </w:pPr>
-            <w:r>
-              <w:rPr>
-                <w:b w:val="0"/>
-                <w:sz w:val="17"/>
-              </w:rPr>
-              <w:t>Luminor Bank 3.551% 2029</w:t>
-            </w:r>
-          </w:p>
-        </w:tc>
-        <w:tc>
-          <w:tcPr>
-            <w:tcW w:type="dxa" w:w="841"/>
-            <w:tcBorders>
-              <w:top w:val="nil"/>
-              <w:left w:val="nil"/>
-              <w:bottom w:val="single" w:sz="4" w:color="DDE3EA" w:space="0"/>
-              <w:right w:val="nil"/>
-            </w:tcBorders>
-          </w:tcPr>
-          <w:p>
-            <w:pPr>
-              <w:spacing w:before="0" w:after="0"/>
-              <w:jc w:val="right"/>
-            </w:pPr>
-            <w:r>
-              <w:rPr>
-                <w:b w:val="0"/>
-                <w:sz w:val="17"/>
-              </w:rPr>
-              <w:t>3,551 %</w:t>
-            </w:r>
-          </w:p>
-        </w:tc>
-        <w:tc>
-          <w:tcPr>
-            <w:tcW w:type="dxa" w:w="1121"/>
-            <w:tcBorders>
-              <w:top w:val="nil"/>
-              <w:left w:val="nil"/>
-              <w:bottom w:val="single" w:sz="4" w:color="DDE3EA" w:space="0"/>
-              <w:right w:val="nil"/>
-            </w:tcBorders>
-          </w:tcPr>
-          <w:p>
-            <w:pPr>
-              <w:spacing w:before="0" w:after="0"/>
-            </w:pPr>
-            <w:r>
-              <w:rPr>
-                <w:b w:val="0"/>
-                <w:sz w:val="17"/>
-              </w:rPr>
-              <w:t>2029-06-12</w:t>
-            </w:r>
-          </w:p>
-        </w:tc>
-        <w:tc>
-          <w:tcPr>
-            <w:tcW w:type="dxa" w:w="1569"/>
-            <w:tcBorders>
-              <w:top w:val="nil"/>
-              <w:left w:val="nil"/>
-              <w:bottom w:val="single" w:sz="4" w:color="DDE3EA" w:space="0"/>
-              <w:right w:val="nil"/>
-            </w:tcBorders>
-          </w:tcPr>
-          <w:p>
-            <w:pPr>
-              <w:spacing w:before="0" w:after="0"/>
-            </w:pPr>
-            <w:r>
-              <w:rPr>
-                <w:b w:val="0"/>
-                <w:sz w:val="17"/>
-              </w:rPr>
-              <w:t>atskiro nerasta</w:t>
-            </w:r>
-          </w:p>
-        </w:tc>
-        <w:tc>
-          <w:tcPr>
-            <w:tcW w:type="dxa" w:w="2353"/>
-            <w:tcBorders>
-              <w:top w:val="nil"/>
-              <w:left w:val="nil"/>
-              <w:bottom w:val="single" w:sz="4" w:color="DDE3EA" w:space="0"/>
-              <w:right w:val="nil"/>
-            </w:tcBorders>
-          </w:tcPr>
-          <w:p>
-            <w:pPr>
-              <w:spacing w:before="0" w:after="0"/>
-            </w:pPr>
-            <w:r>
-              <w:rPr>
-                <w:b w:val="0"/>
-                <w:sz w:val="17"/>
-              </w:rPr>
-              <w:t>Senior preferred; callable at par 2028-06-12, then 3M EURIBOR+1.55%</w:t>
-            </w:r>
-          </w:p>
-        </w:tc>
-      </w:tr>
-      <w:tr>
-        <w:tc>
-          <w:tcPr>
-            <w:tcW w:type="dxa" w:w="1513"/>
-            <w:tcBorders>
-              <w:top w:val="nil"/>
-              <w:left w:val="nil"/>
-              <w:bottom w:val="single" w:sz="4" w:color="DDE3EA" w:space="0"/>
-              <w:right w:val="nil"/>
-            </w:tcBorders>
-          </w:tcPr>
-          <w:p>
-            <w:pPr>
-              <w:spacing w:before="0" w:after="0"/>
-            </w:pPr>
-            <w:r>
-              <w:rPr>
-                <w:b w:val="0"/>
-                <w:sz w:val="17"/>
-              </w:rPr>
-              <w:t>XS2888497067</w:t>
-            </w:r>
-          </w:p>
-        </w:tc>
-        <w:tc>
-          <w:tcPr>
-            <w:tcW w:type="dxa" w:w="2241"/>
-            <w:tcBorders>
-              <w:top w:val="nil"/>
-              <w:left w:val="nil"/>
-              <w:bottom w:val="single" w:sz="4" w:color="DDE3EA" w:space="0"/>
-              <w:right w:val="nil"/>
-            </w:tcBorders>
-          </w:tcPr>
-          <w:p>
-            <w:pPr>
-              <w:spacing w:before="0" w:after="0"/>
-            </w:pPr>
-            <w:r>
-              <w:rPr>
-                <w:b w:val="0"/>
-                <w:sz w:val="17"/>
-              </w:rPr>
-              <w:t>Luminor Bank 4.042% 2028</w:t>
-            </w:r>
-          </w:p>
-        </w:tc>
-        <w:tc>
-          <w:tcPr>
-            <w:tcW w:type="dxa" w:w="841"/>
-            <w:tcBorders>
-              <w:top w:val="nil"/>
-              <w:left w:val="nil"/>
-              <w:bottom w:val="single" w:sz="4" w:color="DDE3EA" w:space="0"/>
-              <w:right w:val="nil"/>
-            </w:tcBorders>
-          </w:tcPr>
-          <w:p>
-            <w:pPr>
-              <w:spacing w:before="0" w:after="0"/>
-              <w:jc w:val="right"/>
-            </w:pPr>
-            <w:r>
-              <w:rPr>
-                <w:b w:val="0"/>
-                <w:sz w:val="17"/>
-              </w:rPr>
-              <w:t>4,042 %</w:t>
-            </w:r>
-          </w:p>
-        </w:tc>
-        <w:tc>
-          <w:tcPr>
-            <w:tcW w:type="dxa" w:w="1121"/>
-            <w:tcBorders>
-              <w:top w:val="nil"/>
-              <w:left w:val="nil"/>
-              <w:bottom w:val="single" w:sz="4" w:color="DDE3EA" w:space="0"/>
-              <w:right w:val="nil"/>
-            </w:tcBorders>
-          </w:tcPr>
-          <w:p>
-            <w:pPr>
-              <w:spacing w:before="0" w:after="0"/>
-            </w:pPr>
-            <w:r>
-              <w:rPr>
-                <w:b w:val="0"/>
-                <w:sz w:val="17"/>
-              </w:rPr>
-              <w:t>2028-09-10</w:t>
-            </w:r>
-          </w:p>
-        </w:tc>
-        <w:tc>
-          <w:tcPr>
-            <w:tcW w:type="dxa" w:w="1569"/>
-            <w:tcBorders>
-              <w:top w:val="nil"/>
-              <w:left w:val="nil"/>
-              <w:bottom w:val="single" w:sz="4" w:color="DDE3EA" w:space="0"/>
-              <w:right w:val="nil"/>
-            </w:tcBorders>
-          </w:tcPr>
-          <w:p>
-            <w:pPr>
-              <w:spacing w:before="0" w:after="0"/>
-            </w:pPr>
-            <w:r>
-              <w:rPr>
-                <w:b w:val="0"/>
-                <w:sz w:val="17"/>
-              </w:rPr>
-              <w:t>atskiro nerasta</w:t>
-            </w:r>
-          </w:p>
-        </w:tc>
-        <w:tc>
-          <w:tcPr>
-            <w:tcW w:type="dxa" w:w="2353"/>
-            <w:tcBorders>
-              <w:top w:val="nil"/>
-              <w:left w:val="nil"/>
-              <w:bottom w:val="single" w:sz="4" w:color="DDE3EA" w:space="0"/>
-              <w:right w:val="nil"/>
-            </w:tcBorders>
-          </w:tcPr>
-          <w:p>
-            <w:pPr>
-              <w:spacing w:before="0" w:after="0"/>
-            </w:pPr>
-            <w:r>
-              <w:rPr>
-                <w:b w:val="0"/>
-                <w:sz w:val="17"/>
-              </w:rPr>
-              <w:t>Senior preferred; callable at par 2027-09-10, then 3M EURIBOR+1.50%</w:t>
-            </w:r>
-          </w:p>
-        </w:tc>
-      </w:tr>
-      <w:tr>
-        <w:tc>
-          <w:tcPr>
-            <w:tcW w:type="dxa" w:w="1513"/>
-            <w:tcBorders>
-              <w:top w:val="nil"/>
-              <w:left w:val="nil"/>
-              <w:bottom w:val="single" w:sz="4" w:color="DDE3EA" w:space="0"/>
-              <w:right w:val="nil"/>
-            </w:tcBorders>
-          </w:tcPr>
-          <w:p>
-            <w:pPr>
-              <w:spacing w:before="0" w:after="0"/>
-            </w:pPr>
-            <w:r>
-              <w:rPr>
-                <w:b w:val="0"/>
-                <w:sz w:val="17"/>
-              </w:rPr>
-              <w:t>XS2982074861</w:t>
-            </w:r>
-          </w:p>
-        </w:tc>
-        <w:tc>
-          <w:tcPr>
-            <w:tcW w:type="dxa" w:w="2241"/>
-            <w:tcBorders>
-              <w:top w:val="nil"/>
-              <w:left w:val="nil"/>
-              <w:bottom w:val="single" w:sz="4" w:color="DDE3EA" w:space="0"/>
-              <w:right w:val="nil"/>
-            </w:tcBorders>
-          </w:tcPr>
-          <w:p>
-            <w:pPr>
-              <w:spacing w:before="0" w:after="0"/>
-            </w:pPr>
-            <w:r>
-              <w:rPr>
-                <w:b w:val="0"/>
-                <w:sz w:val="17"/>
-              </w:rPr>
-              <w:t>Luminor 7.375% perpetual</w:t>
-            </w:r>
-          </w:p>
-        </w:tc>
-        <w:tc>
-          <w:tcPr>
-            <w:tcW w:type="dxa" w:w="841"/>
-            <w:tcBorders>
-              <w:top w:val="nil"/>
-              <w:left w:val="nil"/>
-              <w:bottom w:val="single" w:sz="4" w:color="DDE3EA" w:space="0"/>
-              <w:right w:val="nil"/>
-            </w:tcBorders>
-          </w:tcPr>
-          <w:p>
-            <w:pPr>
-              <w:spacing w:before="0" w:after="0"/>
-              <w:jc w:val="right"/>
-            </w:pPr>
-            <w:r>
-              <w:rPr>
-                <w:b w:val="0"/>
-                <w:sz w:val="17"/>
-              </w:rPr>
-              <w:t>7,375 %</w:t>
-            </w:r>
-          </w:p>
-        </w:tc>
-        <w:tc>
-          <w:tcPr>
-            <w:tcW w:type="dxa" w:w="1121"/>
-            <w:tcBorders>
-              <w:top w:val="nil"/>
-              <w:left w:val="nil"/>
-              <w:bottom w:val="single" w:sz="4" w:color="DDE3EA" w:space="0"/>
-              <w:right w:val="nil"/>
-            </w:tcBorders>
-          </w:tcPr>
-          <w:p>
-            <w:pPr>
-              <w:spacing w:before="0" w:after="0"/>
-            </w:pPr>
-            <w:r>
-              <w:rPr>
-                <w:b w:val="0"/>
-                <w:sz w:val="17"/>
-              </w:rPr>
-              <w:t>neterminuota</w:t>
-            </w:r>
-          </w:p>
-        </w:tc>
-        <w:tc>
-          <w:tcPr>
-            <w:tcW w:type="dxa" w:w="1569"/>
-            <w:tcBorders>
-              <w:top w:val="nil"/>
-              <w:left w:val="nil"/>
-              <w:bottom w:val="single" w:sz="4" w:color="DDE3EA" w:space="0"/>
-              <w:right w:val="nil"/>
-            </w:tcBorders>
-          </w:tcPr>
-          <w:p>
-            <w:pPr>
-              <w:spacing w:before="0" w:after="0"/>
-            </w:pPr>
-            <w:r>
-              <w:rPr>
-                <w:b w:val="0"/>
-                <w:sz w:val="17"/>
-              </w:rPr>
-              <w:t>atskiro nerasta</w:t>
-            </w:r>
-          </w:p>
-        </w:tc>
-        <w:tc>
-          <w:tcPr>
-            <w:tcW w:type="dxa" w:w="2353"/>
-            <w:tcBorders>
-              <w:top w:val="nil"/>
-              <w:left w:val="nil"/>
-              <w:bottom w:val="single" w:sz="4" w:color="DDE3EA" w:space="0"/>
-              <w:right w:val="nil"/>
-            </w:tcBorders>
-          </w:tcPr>
-          <w:p>
-            <w:pPr>
-              <w:spacing w:before="0" w:after="0"/>
-            </w:pPr>
-            <w:r>
-              <w:rPr>
-                <w:b w:val="0"/>
-                <w:sz w:val="17"/>
-              </w:rPr>
-              <w:t>⚠ Perpetual, issued 2025-02-12</w:t>
-            </w:r>
-          </w:p>
-        </w:tc>
-      </w:tr>
-    </w:tbl>
-    <w:p>
-      <w:pPr>
-        <w:spacing w:before="0" w:after="40"/>
-      </w:pPr>
-    </w:p>
-    <w:p>
-      <w:pPr>
-        <w:keepNext/>
-        <w:pBdr>
-          <w:bottom w:val="single" w:sz="8" w:color="1F4E79" w:space="4"/>
-        </w:pBdr>
-        <w:tabs>
-          <w:tab w:pos="482" w:val="left"/>
-        </w:tabs>
-        <w:spacing w:before="360" w:after="160"/>
-      </w:pPr>
-      <w:r>
-        <w:rPr>
-          <w:b/>
-          <w:color w:val="2A78D6"/>
-          <w:sz w:val="18"/>
-        </w:rPr>
-        <w:t>03</w:t>
-        <w:tab/>
-      </w:r>
-      <w:r>
-        <w:rPr>
-          <w:b/>
-          <w:color w:val="1F4E79"/>
+          <w:color w:val="12355B"/>
           <w:sz w:val="28"/>
         </w:rPr>
         <w:t>Pagrindiniai rodikliai</w:t>
@@ -1686,12 +1843,11 @@
           <w:tcPr>
             <w:tcW w:type="dxa" w:w="2864"/>
             <w:tcBorders>
-              <w:top w:val="single" w:sz="12" w:color="1F4E79" w:space="0"/>
+              <w:top w:val="nil"/>
               <w:left w:val="nil"/>
-              <w:bottom w:val="single" w:sz="4" w:color="C9D3DE" w:space="0"/>
+              <w:bottom w:val="single" w:sz="8" w:color="12355B" w:space="0"/>
               <w:right w:val="nil"/>
             </w:tcBorders>
-            <w:shd w:val="clear" w:color="auto" w:fill="EAF1F8"/>
           </w:tcPr>
           <w:p>
             <w:pPr>
@@ -1701,8 +1857,8 @@
               <w:rPr>
                 <w:b/>
                 <w:caps/>
-                <w:color w:val="1F4E79"/>
-                <w:sz w:val="16"/>
+                <w:color w:val="667085"/>
+                <w:sz w:val="14"/>
               </w:rPr>
               <w:t>Rodiklis</w:t>
             </w:r>
@@ -1712,12 +1868,11 @@
           <w:tcPr>
             <w:tcW w:type="dxa" w:w="1157"/>
             <w:tcBorders>
-              <w:top w:val="single" w:sz="12" w:color="1F4E79" w:space="0"/>
+              <w:top w:val="nil"/>
               <w:left w:val="nil"/>
-              <w:bottom w:val="single" w:sz="4" w:color="C9D3DE" w:space="0"/>
+              <w:bottom w:val="single" w:sz="8" w:color="12355B" w:space="0"/>
               <w:right w:val="nil"/>
             </w:tcBorders>
-            <w:shd w:val="clear" w:color="auto" w:fill="EAF1F8"/>
           </w:tcPr>
           <w:p>
             <w:pPr>
@@ -1728,8 +1883,8 @@
               <w:rPr>
                 <w:b/>
                 <w:caps/>
-                <w:color w:val="1F4E79"/>
-                <w:sz w:val="16"/>
+                <w:color w:val="667085"/>
+                <w:sz w:val="14"/>
               </w:rPr>
               <w:t>FY2024</w:t>
             </w:r>
@@ -1739,12 +1894,11 @@
           <w:tcPr>
             <w:tcW w:type="dxa" w:w="1157"/>
             <w:tcBorders>
-              <w:top w:val="single" w:sz="12" w:color="1F4E79" w:space="0"/>
+              <w:top w:val="nil"/>
               <w:left w:val="nil"/>
-              <w:bottom w:val="single" w:sz="4" w:color="C9D3DE" w:space="0"/>
+              <w:bottom w:val="single" w:sz="8" w:color="12355B" w:space="0"/>
               <w:right w:val="nil"/>
             </w:tcBorders>
-            <w:shd w:val="clear" w:color="auto" w:fill="EAF1F8"/>
           </w:tcPr>
           <w:p>
             <w:pPr>
@@ -1755,8 +1909,8 @@
               <w:rPr>
                 <w:b/>
                 <w:caps/>
-                <w:color w:val="1F4E79"/>
-                <w:sz w:val="16"/>
+                <w:color w:val="667085"/>
+                <w:sz w:val="14"/>
               </w:rPr>
               <w:t>FY2025</w:t>
             </w:r>
@@ -1766,12 +1920,11 @@
           <w:tcPr>
             <w:tcW w:type="dxa" w:w="1157"/>
             <w:tcBorders>
-              <w:top w:val="single" w:sz="12" w:color="1F4E79" w:space="0"/>
+              <w:top w:val="nil"/>
               <w:left w:val="nil"/>
-              <w:bottom w:val="single" w:sz="4" w:color="C9D3DE" w:space="0"/>
+              <w:bottom w:val="single" w:sz="8" w:color="12355B" w:space="0"/>
               <w:right w:val="nil"/>
             </w:tcBorders>
-            <w:shd w:val="clear" w:color="auto" w:fill="EAF1F8"/>
           </w:tcPr>
           <w:p>
             <w:pPr>
@@ -1782,8 +1935,8 @@
               <w:rPr>
                 <w:b/>
                 <w:caps/>
-                <w:color w:val="1F4E79"/>
-                <w:sz w:val="16"/>
+                <w:color w:val="667085"/>
+                <w:sz w:val="14"/>
               </w:rPr>
               <w:t>1H2025</w:t>
             </w:r>
@@ -1793,12 +1946,11 @@
           <w:tcPr>
             <w:tcW w:type="dxa" w:w="1157"/>
             <w:tcBorders>
-              <w:top w:val="single" w:sz="12" w:color="1F4E79" w:space="0"/>
+              <w:top w:val="nil"/>
               <w:left w:val="nil"/>
-              <w:bottom w:val="single" w:sz="4" w:color="C9D3DE" w:space="0"/>
+              <w:bottom w:val="single" w:sz="8" w:color="12355B" w:space="0"/>
               <w:right w:val="nil"/>
             </w:tcBorders>
-            <w:shd w:val="clear" w:color="auto" w:fill="EAF1F8"/>
           </w:tcPr>
           <w:p>
             <w:pPr>
@@ -1809,8 +1961,8 @@
               <w:rPr>
                 <w:b/>
                 <w:caps/>
-                <w:color w:val="1F4E79"/>
-                <w:sz w:val="16"/>
+                <w:color w:val="667085"/>
+                <w:sz w:val="14"/>
               </w:rPr>
               <w:t>1H2026</w:t>
             </w:r>
@@ -1820,12 +1972,11 @@
           <w:tcPr>
             <w:tcW w:type="dxa" w:w="2148"/>
             <w:tcBorders>
-              <w:top w:val="single" w:sz="12" w:color="1F4E79" w:space="0"/>
+              <w:top w:val="nil"/>
               <w:left w:val="nil"/>
-              <w:bottom w:val="single" w:sz="4" w:color="C9D3DE" w:space="0"/>
+              <w:bottom w:val="single" w:sz="8" w:color="12355B" w:space="0"/>
               <w:right w:val="nil"/>
             </w:tcBorders>
-            <w:shd w:val="clear" w:color="auto" w:fill="EAF1F8"/>
           </w:tcPr>
           <w:p>
             <w:pPr>
@@ -1836,8 +1987,8 @@
               <w:rPr>
                 <w:b/>
                 <w:caps/>
-                <w:color w:val="1F4E79"/>
-                <w:sz w:val="16"/>
+                <w:color w:val="667085"/>
+                <w:sz w:val="14"/>
               </w:rPr>
               <w:t>Pokytis</w:t>
             </w:r>
@@ -1851,7 +2002,7 @@
             <w:tcBorders>
               <w:top w:val="nil"/>
               <w:left w:val="nil"/>
-              <w:bottom w:val="single" w:sz="4" w:color="DDE3EA" w:space="0"/>
+              <w:bottom w:val="single" w:sz="4" w:color="E6EAF0" w:space="0"/>
               <w:right w:val="nil"/>
             </w:tcBorders>
           </w:tcPr>
@@ -1901,7 +2052,7 @@
             <w:tcBorders>
               <w:top w:val="nil"/>
               <w:left w:val="nil"/>
-              <w:bottom w:val="single" w:sz="4" w:color="DDE3EA" w:space="0"/>
+              <w:bottom w:val="single" w:sz="4" w:color="E6EAF0" w:space="0"/>
               <w:right w:val="nil"/>
             </w:tcBorders>
           </w:tcPr>
@@ -1925,7 +2076,7 @@
             <w:tcBorders>
               <w:top w:val="nil"/>
               <w:left w:val="nil"/>
-              <w:bottom w:val="single" w:sz="4" w:color="DDE3EA" w:space="0"/>
+              <w:bottom w:val="single" w:sz="4" w:color="E6EAF0" w:space="0"/>
               <w:right w:val="nil"/>
             </w:tcBorders>
           </w:tcPr>
@@ -1949,7 +2100,7 @@
             <w:tcBorders>
               <w:top w:val="nil"/>
               <w:left w:val="nil"/>
-              <w:bottom w:val="single" w:sz="4" w:color="DDE3EA" w:space="0"/>
+              <w:bottom w:val="single" w:sz="4" w:color="E6EAF0" w:space="0"/>
               <w:right w:val="nil"/>
             </w:tcBorders>
           </w:tcPr>
@@ -1973,7 +2124,7 @@
             <w:tcBorders>
               <w:top w:val="nil"/>
               <w:left w:val="nil"/>
-              <w:bottom w:val="single" w:sz="4" w:color="DDE3EA" w:space="0"/>
+              <w:bottom w:val="single" w:sz="4" w:color="E6EAF0" w:space="0"/>
               <w:right w:val="nil"/>
             </w:tcBorders>
           </w:tcPr>
@@ -1997,7 +2148,7 @@
             <w:tcBorders>
               <w:top w:val="nil"/>
               <w:left w:val="nil"/>
-              <w:bottom w:val="single" w:sz="4" w:color="DDE3EA" w:space="0"/>
+              <w:bottom w:val="single" w:sz="4" w:color="E6EAF0" w:space="0"/>
               <w:right w:val="nil"/>
             </w:tcBorders>
           </w:tcPr>
@@ -2024,7 +2175,7 @@
             <w:tcBorders>
               <w:top w:val="nil"/>
               <w:left w:val="nil"/>
-              <w:bottom w:val="single" w:sz="4" w:color="DDE3EA" w:space="0"/>
+              <w:bottom w:val="single" w:sz="4" w:color="E6EAF0" w:space="0"/>
               <w:right w:val="nil"/>
             </w:tcBorders>
           </w:tcPr>
@@ -2091,7 +2242,7 @@
             <w:tcBorders>
               <w:top w:val="nil"/>
               <w:left w:val="nil"/>
-              <w:bottom w:val="single" w:sz="4" w:color="DDE3EA" w:space="0"/>
+              <w:bottom w:val="single" w:sz="4" w:color="E6EAF0" w:space="0"/>
               <w:right w:val="nil"/>
             </w:tcBorders>
           </w:tcPr>
@@ -2115,7 +2266,7 @@
             <w:tcBorders>
               <w:top w:val="nil"/>
               <w:left w:val="nil"/>
-              <w:bottom w:val="single" w:sz="4" w:color="DDE3EA" w:space="0"/>
+              <w:bottom w:val="single" w:sz="4" w:color="E6EAF0" w:space="0"/>
               <w:right w:val="nil"/>
             </w:tcBorders>
           </w:tcPr>
@@ -2139,7 +2290,7 @@
             <w:tcBorders>
               <w:top w:val="nil"/>
               <w:left w:val="nil"/>
-              <w:bottom w:val="single" w:sz="4" w:color="DDE3EA" w:space="0"/>
+              <w:bottom w:val="single" w:sz="4" w:color="E6EAF0" w:space="0"/>
               <w:right w:val="nil"/>
             </w:tcBorders>
           </w:tcPr>
@@ -2163,7 +2314,7 @@
             <w:tcBorders>
               <w:top w:val="nil"/>
               <w:left w:val="nil"/>
-              <w:bottom w:val="single" w:sz="4" w:color="DDE3EA" w:space="0"/>
+              <w:bottom w:val="single" w:sz="4" w:color="E6EAF0" w:space="0"/>
               <w:right w:val="nil"/>
             </w:tcBorders>
           </w:tcPr>
@@ -2187,7 +2338,7 @@
             <w:tcBorders>
               <w:top w:val="nil"/>
               <w:left w:val="nil"/>
-              <w:bottom w:val="single" w:sz="4" w:color="DDE3EA" w:space="0"/>
+              <w:bottom w:val="single" w:sz="4" w:color="E6EAF0" w:space="0"/>
               <w:right w:val="nil"/>
             </w:tcBorders>
           </w:tcPr>
@@ -2214,7 +2365,7 @@
             <w:tcBorders>
               <w:top w:val="nil"/>
               <w:left w:val="nil"/>
-              <w:bottom w:val="single" w:sz="4" w:color="DDE3EA" w:space="0"/>
+              <w:bottom w:val="single" w:sz="4" w:color="E6EAF0" w:space="0"/>
               <w:right w:val="nil"/>
             </w:tcBorders>
           </w:tcPr>
@@ -2281,7 +2432,7 @@
             <w:tcBorders>
               <w:top w:val="nil"/>
               <w:left w:val="nil"/>
-              <w:bottom w:val="single" w:sz="4" w:color="DDE3EA" w:space="0"/>
+              <w:bottom w:val="single" w:sz="4" w:color="E6EAF0" w:space="0"/>
               <w:right w:val="nil"/>
             </w:tcBorders>
           </w:tcPr>
@@ -2305,7 +2456,7 @@
             <w:tcBorders>
               <w:top w:val="nil"/>
               <w:left w:val="nil"/>
-              <w:bottom w:val="single" w:sz="4" w:color="DDE3EA" w:space="0"/>
+              <w:bottom w:val="single" w:sz="4" w:color="E6EAF0" w:space="0"/>
               <w:right w:val="nil"/>
             </w:tcBorders>
           </w:tcPr>
@@ -2329,7 +2480,7 @@
             <w:tcBorders>
               <w:top w:val="nil"/>
               <w:left w:val="nil"/>
-              <w:bottom w:val="single" w:sz="4" w:color="DDE3EA" w:space="0"/>
+              <w:bottom w:val="single" w:sz="4" w:color="E6EAF0" w:space="0"/>
               <w:right w:val="nil"/>
             </w:tcBorders>
           </w:tcPr>
@@ -2353,7 +2504,7 @@
             <w:tcBorders>
               <w:top w:val="nil"/>
               <w:left w:val="nil"/>
-              <w:bottom w:val="single" w:sz="4" w:color="DDE3EA" w:space="0"/>
+              <w:bottom w:val="single" w:sz="4" w:color="E6EAF0" w:space="0"/>
               <w:right w:val="nil"/>
             </w:tcBorders>
           </w:tcPr>
@@ -2377,7 +2528,7 @@
             <w:tcBorders>
               <w:top w:val="nil"/>
               <w:left w:val="nil"/>
-              <w:bottom w:val="single" w:sz="4" w:color="DDE3EA" w:space="0"/>
+              <w:bottom w:val="single" w:sz="4" w:color="E6EAF0" w:space="0"/>
               <w:right w:val="nil"/>
             </w:tcBorders>
           </w:tcPr>
@@ -2404,7 +2555,7 @@
             <w:tcBorders>
               <w:top w:val="nil"/>
               <w:left w:val="nil"/>
-              <w:bottom w:val="single" w:sz="4" w:color="DDE3EA" w:space="0"/>
+              <w:bottom w:val="single" w:sz="4" w:color="E6EAF0" w:space="0"/>
               <w:right w:val="nil"/>
             </w:tcBorders>
           </w:tcPr>
@@ -2471,7 +2622,7 @@
             <w:tcBorders>
               <w:top w:val="nil"/>
               <w:left w:val="nil"/>
-              <w:bottom w:val="single" w:sz="4" w:color="DDE3EA" w:space="0"/>
+              <w:bottom w:val="single" w:sz="4" w:color="E6EAF0" w:space="0"/>
               <w:right w:val="nil"/>
             </w:tcBorders>
           </w:tcPr>
@@ -2495,7 +2646,7 @@
             <w:tcBorders>
               <w:top w:val="nil"/>
               <w:left w:val="nil"/>
-              <w:bottom w:val="single" w:sz="4" w:color="DDE3EA" w:space="0"/>
+              <w:bottom w:val="single" w:sz="4" w:color="E6EAF0" w:space="0"/>
               <w:right w:val="nil"/>
             </w:tcBorders>
           </w:tcPr>
@@ -2519,7 +2670,7 @@
             <w:tcBorders>
               <w:top w:val="nil"/>
               <w:left w:val="nil"/>
-              <w:bottom w:val="single" w:sz="4" w:color="DDE3EA" w:space="0"/>
+              <w:bottom w:val="single" w:sz="4" w:color="E6EAF0" w:space="0"/>
               <w:right w:val="nil"/>
             </w:tcBorders>
           </w:tcPr>
@@ -2543,7 +2694,7 @@
             <w:tcBorders>
               <w:top w:val="nil"/>
               <w:left w:val="nil"/>
-              <w:bottom w:val="single" w:sz="4" w:color="DDE3EA" w:space="0"/>
+              <w:bottom w:val="single" w:sz="4" w:color="E6EAF0" w:space="0"/>
               <w:right w:val="nil"/>
             </w:tcBorders>
             <w:shd w:val="clear" w:color="auto" w:fill="FDE7E5"/>
@@ -2568,7 +2719,7 @@
             <w:tcBorders>
               <w:top w:val="nil"/>
               <w:left w:val="nil"/>
-              <w:bottom w:val="single" w:sz="4" w:color="DDE3EA" w:space="0"/>
+              <w:bottom w:val="single" w:sz="4" w:color="E6EAF0" w:space="0"/>
               <w:right w:val="nil"/>
             </w:tcBorders>
           </w:tcPr>
@@ -2595,7 +2746,7 @@
             <w:tcBorders>
               <w:top w:val="nil"/>
               <w:left w:val="nil"/>
-              <w:bottom w:val="single" w:sz="4" w:color="DDE3EA" w:space="0"/>
+              <w:bottom w:val="single" w:sz="4" w:color="E6EAF0" w:space="0"/>
               <w:right w:val="nil"/>
             </w:tcBorders>
           </w:tcPr>
@@ -2645,7 +2796,7 @@
             <w:tcBorders>
               <w:top w:val="nil"/>
               <w:left w:val="nil"/>
-              <w:bottom w:val="single" w:sz="4" w:color="DDE3EA" w:space="0"/>
+              <w:bottom w:val="single" w:sz="4" w:color="E6EAF0" w:space="0"/>
               <w:right w:val="nil"/>
             </w:tcBorders>
           </w:tcPr>
@@ -2669,7 +2820,7 @@
             <w:tcBorders>
               <w:top w:val="nil"/>
               <w:left w:val="nil"/>
-              <w:bottom w:val="single" w:sz="4" w:color="DDE3EA" w:space="0"/>
+              <w:bottom w:val="single" w:sz="4" w:color="E6EAF0" w:space="0"/>
               <w:right w:val="nil"/>
             </w:tcBorders>
           </w:tcPr>
@@ -2693,7 +2844,7 @@
             <w:tcBorders>
               <w:top w:val="nil"/>
               <w:left w:val="nil"/>
-              <w:bottom w:val="single" w:sz="4" w:color="DDE3EA" w:space="0"/>
+              <w:bottom w:val="single" w:sz="4" w:color="E6EAF0" w:space="0"/>
               <w:right w:val="nil"/>
             </w:tcBorders>
           </w:tcPr>
@@ -2717,7 +2868,7 @@
             <w:tcBorders>
               <w:top w:val="nil"/>
               <w:left w:val="nil"/>
-              <w:bottom w:val="single" w:sz="4" w:color="DDE3EA" w:space="0"/>
+              <w:bottom w:val="single" w:sz="4" w:color="E6EAF0" w:space="0"/>
               <w:right w:val="nil"/>
             </w:tcBorders>
             <w:shd w:val="clear" w:color="auto" w:fill="FDE7E5"/>
@@ -2742,7 +2893,7 @@
             <w:tcBorders>
               <w:top w:val="nil"/>
               <w:left w:val="nil"/>
-              <w:bottom w:val="single" w:sz="4" w:color="DDE3EA" w:space="0"/>
+              <w:bottom w:val="single" w:sz="4" w:color="E6EAF0" w:space="0"/>
               <w:right w:val="nil"/>
             </w:tcBorders>
           </w:tcPr>
@@ -2769,7 +2920,7 @@
             <w:tcBorders>
               <w:top w:val="nil"/>
               <w:left w:val="nil"/>
-              <w:bottom w:val="single" w:sz="4" w:color="DDE3EA" w:space="0"/>
+              <w:bottom w:val="single" w:sz="4" w:color="E6EAF0" w:space="0"/>
               <w:right w:val="nil"/>
             </w:tcBorders>
           </w:tcPr>
@@ -2802,7 +2953,7 @@
             <w:tcBorders>
               <w:top w:val="nil"/>
               <w:left w:val="nil"/>
-              <w:bottom w:val="single" w:sz="4" w:color="DDE3EA" w:space="0"/>
+              <w:bottom w:val="single" w:sz="4" w:color="E6EAF0" w:space="0"/>
               <w:right w:val="nil"/>
             </w:tcBorders>
           </w:tcPr>
@@ -2826,7 +2977,7 @@
             <w:tcBorders>
               <w:top w:val="nil"/>
               <w:left w:val="nil"/>
-              <w:bottom w:val="single" w:sz="4" w:color="DDE3EA" w:space="0"/>
+              <w:bottom w:val="single" w:sz="4" w:color="E6EAF0" w:space="0"/>
               <w:right w:val="nil"/>
             </w:tcBorders>
           </w:tcPr>
@@ -2850,7 +3001,7 @@
             <w:tcBorders>
               <w:top w:val="nil"/>
               <w:left w:val="nil"/>
-              <w:bottom w:val="single" w:sz="4" w:color="DDE3EA" w:space="0"/>
+              <w:bottom w:val="single" w:sz="4" w:color="E6EAF0" w:space="0"/>
               <w:right w:val="nil"/>
             </w:tcBorders>
           </w:tcPr>
@@ -2874,7 +3025,7 @@
             <w:tcBorders>
               <w:top w:val="nil"/>
               <w:left w:val="nil"/>
-              <w:bottom w:val="single" w:sz="4" w:color="DDE3EA" w:space="0"/>
+              <w:bottom w:val="single" w:sz="4" w:color="E6EAF0" w:space="0"/>
               <w:right w:val="nil"/>
             </w:tcBorders>
           </w:tcPr>
@@ -2898,7 +3049,7 @@
             <w:tcBorders>
               <w:top w:val="nil"/>
               <w:left w:val="nil"/>
-              <w:bottom w:val="single" w:sz="4" w:color="DDE3EA" w:space="0"/>
+              <w:bottom w:val="single" w:sz="4" w:color="E6EAF0" w:space="0"/>
               <w:right w:val="nil"/>
             </w:tcBorders>
           </w:tcPr>
@@ -2925,7 +3076,7 @@
             <w:tcBorders>
               <w:top w:val="nil"/>
               <w:left w:val="nil"/>
-              <w:bottom w:val="single" w:sz="4" w:color="DDE3EA" w:space="0"/>
+              <w:bottom w:val="single" w:sz="4" w:color="E6EAF0" w:space="0"/>
               <w:right w:val="nil"/>
             </w:tcBorders>
           </w:tcPr>
@@ -2992,7 +3143,7 @@
             <w:tcBorders>
               <w:top w:val="nil"/>
               <w:left w:val="nil"/>
-              <w:bottom w:val="single" w:sz="4" w:color="DDE3EA" w:space="0"/>
+              <w:bottom w:val="single" w:sz="4" w:color="E6EAF0" w:space="0"/>
               <w:right w:val="nil"/>
             </w:tcBorders>
           </w:tcPr>
@@ -3016,7 +3167,7 @@
             <w:tcBorders>
               <w:top w:val="nil"/>
               <w:left w:val="nil"/>
-              <w:bottom w:val="single" w:sz="4" w:color="DDE3EA" w:space="0"/>
+              <w:bottom w:val="single" w:sz="4" w:color="E6EAF0" w:space="0"/>
               <w:right w:val="nil"/>
             </w:tcBorders>
           </w:tcPr>
@@ -3040,7 +3191,7 @@
             <w:tcBorders>
               <w:top w:val="nil"/>
               <w:left w:val="nil"/>
-              <w:bottom w:val="single" w:sz="4" w:color="DDE3EA" w:space="0"/>
+              <w:bottom w:val="single" w:sz="4" w:color="E6EAF0" w:space="0"/>
               <w:right w:val="nil"/>
             </w:tcBorders>
           </w:tcPr>
@@ -3064,7 +3215,7 @@
             <w:tcBorders>
               <w:top w:val="nil"/>
               <w:left w:val="nil"/>
-              <w:bottom w:val="single" w:sz="4" w:color="DDE3EA" w:space="0"/>
+              <w:bottom w:val="single" w:sz="4" w:color="E6EAF0" w:space="0"/>
               <w:right w:val="nil"/>
             </w:tcBorders>
           </w:tcPr>
@@ -3088,7 +3239,7 @@
             <w:tcBorders>
               <w:top w:val="nil"/>
               <w:left w:val="nil"/>
-              <w:bottom w:val="single" w:sz="4" w:color="DDE3EA" w:space="0"/>
+              <w:bottom w:val="single" w:sz="4" w:color="E6EAF0" w:space="0"/>
               <w:right w:val="nil"/>
             </w:tcBorders>
           </w:tcPr>
@@ -3115,7 +3266,7 @@
             <w:tcBorders>
               <w:top w:val="nil"/>
               <w:left w:val="nil"/>
-              <w:bottom w:val="single" w:sz="4" w:color="DDE3EA" w:space="0"/>
+              <w:bottom w:val="single" w:sz="4" w:color="E6EAF0" w:space="0"/>
               <w:right w:val="nil"/>
             </w:tcBorders>
           </w:tcPr>
@@ -3182,7 +3333,7 @@
             <w:tcBorders>
               <w:top w:val="nil"/>
               <w:left w:val="nil"/>
-              <w:bottom w:val="single" w:sz="4" w:color="DDE3EA" w:space="0"/>
+              <w:bottom w:val="single" w:sz="4" w:color="E6EAF0" w:space="0"/>
               <w:right w:val="nil"/>
             </w:tcBorders>
           </w:tcPr>
@@ -3206,7 +3357,7 @@
             <w:tcBorders>
               <w:top w:val="nil"/>
               <w:left w:val="nil"/>
-              <w:bottom w:val="single" w:sz="4" w:color="DDE3EA" w:space="0"/>
+              <w:bottom w:val="single" w:sz="4" w:color="E6EAF0" w:space="0"/>
               <w:right w:val="nil"/>
             </w:tcBorders>
           </w:tcPr>
@@ -3230,7 +3381,7 @@
             <w:tcBorders>
               <w:top w:val="nil"/>
               <w:left w:val="nil"/>
-              <w:bottom w:val="single" w:sz="4" w:color="DDE3EA" w:space="0"/>
+              <w:bottom w:val="single" w:sz="4" w:color="E6EAF0" w:space="0"/>
               <w:right w:val="nil"/>
             </w:tcBorders>
           </w:tcPr>
@@ -3254,7 +3405,7 @@
             <w:tcBorders>
               <w:top w:val="nil"/>
               <w:left w:val="nil"/>
-              <w:bottom w:val="single" w:sz="4" w:color="DDE3EA" w:space="0"/>
+              <w:bottom w:val="single" w:sz="4" w:color="E6EAF0" w:space="0"/>
               <w:right w:val="nil"/>
             </w:tcBorders>
           </w:tcPr>
@@ -3278,7 +3429,7 @@
             <w:tcBorders>
               <w:top w:val="nil"/>
               <w:left w:val="nil"/>
-              <w:bottom w:val="single" w:sz="4" w:color="DDE3EA" w:space="0"/>
+              <w:bottom w:val="single" w:sz="4" w:color="E6EAF0" w:space="0"/>
               <w:right w:val="nil"/>
             </w:tcBorders>
           </w:tcPr>
@@ -3305,7 +3456,7 @@
             <w:tcBorders>
               <w:top w:val="nil"/>
               <w:left w:val="nil"/>
-              <w:bottom w:val="single" w:sz="4" w:color="DDE3EA" w:space="0"/>
+              <w:bottom w:val="single" w:sz="4" w:color="E6EAF0" w:space="0"/>
               <w:right w:val="nil"/>
             </w:tcBorders>
           </w:tcPr>
@@ -3372,7 +3523,7 @@
             <w:tcBorders>
               <w:top w:val="nil"/>
               <w:left w:val="nil"/>
-              <w:bottom w:val="single" w:sz="4" w:color="DDE3EA" w:space="0"/>
+              <w:bottom w:val="single" w:sz="4" w:color="E6EAF0" w:space="0"/>
               <w:right w:val="nil"/>
             </w:tcBorders>
           </w:tcPr>
@@ -3396,7 +3547,7 @@
             <w:tcBorders>
               <w:top w:val="nil"/>
               <w:left w:val="nil"/>
-              <w:bottom w:val="single" w:sz="4" w:color="DDE3EA" w:space="0"/>
+              <w:bottom w:val="single" w:sz="4" w:color="E6EAF0" w:space="0"/>
               <w:right w:val="nil"/>
             </w:tcBorders>
           </w:tcPr>
@@ -3420,7 +3571,7 @@
             <w:tcBorders>
               <w:top w:val="nil"/>
               <w:left w:val="nil"/>
-              <w:bottom w:val="single" w:sz="4" w:color="DDE3EA" w:space="0"/>
+              <w:bottom w:val="single" w:sz="4" w:color="E6EAF0" w:space="0"/>
               <w:right w:val="nil"/>
             </w:tcBorders>
           </w:tcPr>
@@ -3444,7 +3595,7 @@
             <w:tcBorders>
               <w:top w:val="nil"/>
               <w:left w:val="nil"/>
-              <w:bottom w:val="single" w:sz="4" w:color="DDE3EA" w:space="0"/>
+              <w:bottom w:val="single" w:sz="4" w:color="E6EAF0" w:space="0"/>
               <w:right w:val="nil"/>
             </w:tcBorders>
           </w:tcPr>
@@ -3468,7 +3619,7 @@
             <w:tcBorders>
               <w:top w:val="nil"/>
               <w:left w:val="nil"/>
-              <w:bottom w:val="single" w:sz="4" w:color="DDE3EA" w:space="0"/>
+              <w:bottom w:val="single" w:sz="4" w:color="E6EAF0" w:space="0"/>
               <w:right w:val="nil"/>
             </w:tcBorders>
           </w:tcPr>
@@ -3495,7 +3646,7 @@
             <w:tcBorders>
               <w:top w:val="nil"/>
               <w:left w:val="nil"/>
-              <w:bottom w:val="single" w:sz="4" w:color="DDE3EA" w:space="0"/>
+              <w:bottom w:val="single" w:sz="4" w:color="E6EAF0" w:space="0"/>
               <w:right w:val="nil"/>
             </w:tcBorders>
           </w:tcPr>
@@ -3562,7 +3713,7 @@
             <w:tcBorders>
               <w:top w:val="nil"/>
               <w:left w:val="nil"/>
-              <w:bottom w:val="single" w:sz="4" w:color="DDE3EA" w:space="0"/>
+              <w:bottom w:val="single" w:sz="4" w:color="E6EAF0" w:space="0"/>
               <w:right w:val="nil"/>
             </w:tcBorders>
           </w:tcPr>
@@ -3586,7 +3737,7 @@
             <w:tcBorders>
               <w:top w:val="nil"/>
               <w:left w:val="nil"/>
-              <w:bottom w:val="single" w:sz="4" w:color="DDE3EA" w:space="0"/>
+              <w:bottom w:val="single" w:sz="4" w:color="E6EAF0" w:space="0"/>
               <w:right w:val="nil"/>
             </w:tcBorders>
           </w:tcPr>
@@ -3610,7 +3761,7 @@
             <w:tcBorders>
               <w:top w:val="nil"/>
               <w:left w:val="nil"/>
-              <w:bottom w:val="single" w:sz="4" w:color="DDE3EA" w:space="0"/>
+              <w:bottom w:val="single" w:sz="4" w:color="E6EAF0" w:space="0"/>
               <w:right w:val="nil"/>
             </w:tcBorders>
           </w:tcPr>
@@ -3634,7 +3785,7 @@
             <w:tcBorders>
               <w:top w:val="nil"/>
               <w:left w:val="nil"/>
-              <w:bottom w:val="single" w:sz="4" w:color="DDE3EA" w:space="0"/>
+              <w:bottom w:val="single" w:sz="4" w:color="E6EAF0" w:space="0"/>
               <w:right w:val="nil"/>
             </w:tcBorders>
             <w:shd w:val="clear" w:color="auto" w:fill="E3F3E8"/>
@@ -3659,7 +3810,7 @@
             <w:tcBorders>
               <w:top w:val="nil"/>
               <w:left w:val="nil"/>
-              <w:bottom w:val="single" w:sz="4" w:color="DDE3EA" w:space="0"/>
+              <w:bottom w:val="single" w:sz="4" w:color="E6EAF0" w:space="0"/>
               <w:right w:val="nil"/>
             </w:tcBorders>
           </w:tcPr>
@@ -3686,7 +3837,7 @@
             <w:tcBorders>
               <w:top w:val="nil"/>
               <w:left w:val="nil"/>
-              <w:bottom w:val="single" w:sz="4" w:color="DDE3EA" w:space="0"/>
+              <w:bottom w:val="single" w:sz="4" w:color="E6EAF0" w:space="0"/>
               <w:right w:val="nil"/>
             </w:tcBorders>
           </w:tcPr>
@@ -3753,7 +3904,7 @@
             <w:tcBorders>
               <w:top w:val="nil"/>
               <w:left w:val="nil"/>
-              <w:bottom w:val="single" w:sz="4" w:color="DDE3EA" w:space="0"/>
+              <w:bottom w:val="single" w:sz="4" w:color="E6EAF0" w:space="0"/>
               <w:right w:val="nil"/>
             </w:tcBorders>
           </w:tcPr>
@@ -3777,7 +3928,7 @@
             <w:tcBorders>
               <w:top w:val="nil"/>
               <w:left w:val="nil"/>
-              <w:bottom w:val="single" w:sz="4" w:color="DDE3EA" w:space="0"/>
+              <w:bottom w:val="single" w:sz="4" w:color="E6EAF0" w:space="0"/>
               <w:right w:val="nil"/>
             </w:tcBorders>
           </w:tcPr>
@@ -3801,7 +3952,7 @@
             <w:tcBorders>
               <w:top w:val="nil"/>
               <w:left w:val="nil"/>
-              <w:bottom w:val="single" w:sz="4" w:color="DDE3EA" w:space="0"/>
+              <w:bottom w:val="single" w:sz="4" w:color="E6EAF0" w:space="0"/>
               <w:right w:val="nil"/>
             </w:tcBorders>
           </w:tcPr>
@@ -3825,7 +3976,7 @@
             <w:tcBorders>
               <w:top w:val="nil"/>
               <w:left w:val="nil"/>
-              <w:bottom w:val="single" w:sz="4" w:color="DDE3EA" w:space="0"/>
+              <w:bottom w:val="single" w:sz="4" w:color="E6EAF0" w:space="0"/>
               <w:right w:val="nil"/>
             </w:tcBorders>
             <w:shd w:val="clear" w:color="auto" w:fill="E3F3E8"/>
@@ -3850,7 +4001,7 @@
             <w:tcBorders>
               <w:top w:val="nil"/>
               <w:left w:val="nil"/>
-              <w:bottom w:val="single" w:sz="4" w:color="DDE3EA" w:space="0"/>
+              <w:bottom w:val="single" w:sz="4" w:color="E6EAF0" w:space="0"/>
               <w:right w:val="nil"/>
             </w:tcBorders>
           </w:tcPr>
@@ -3877,7 +4028,7 @@
             <w:tcBorders>
               <w:top w:val="nil"/>
               <w:left w:val="nil"/>
-              <w:bottom w:val="single" w:sz="4" w:color="DDE3EA" w:space="0"/>
+              <w:bottom w:val="single" w:sz="4" w:color="E6EAF0" w:space="0"/>
               <w:right w:val="nil"/>
             </w:tcBorders>
           </w:tcPr>
@@ -3944,7 +4095,7 @@
             <w:tcBorders>
               <w:top w:val="nil"/>
               <w:left w:val="nil"/>
-              <w:bottom w:val="single" w:sz="4" w:color="DDE3EA" w:space="0"/>
+              <w:bottom w:val="single" w:sz="4" w:color="E6EAF0" w:space="0"/>
               <w:right w:val="nil"/>
             </w:tcBorders>
           </w:tcPr>
@@ -3968,7 +4119,7 @@
             <w:tcBorders>
               <w:top w:val="nil"/>
               <w:left w:val="nil"/>
-              <w:bottom w:val="single" w:sz="4" w:color="DDE3EA" w:space="0"/>
+              <w:bottom w:val="single" w:sz="4" w:color="E6EAF0" w:space="0"/>
               <w:right w:val="nil"/>
             </w:tcBorders>
           </w:tcPr>
@@ -3992,7 +4143,7 @@
             <w:tcBorders>
               <w:top w:val="nil"/>
               <w:left w:val="nil"/>
-              <w:bottom w:val="single" w:sz="4" w:color="DDE3EA" w:space="0"/>
+              <w:bottom w:val="single" w:sz="4" w:color="E6EAF0" w:space="0"/>
               <w:right w:val="nil"/>
             </w:tcBorders>
           </w:tcPr>
@@ -4016,7 +4167,7 @@
             <w:tcBorders>
               <w:top w:val="nil"/>
               <w:left w:val="nil"/>
-              <w:bottom w:val="single" w:sz="4" w:color="DDE3EA" w:space="0"/>
+              <w:bottom w:val="single" w:sz="4" w:color="E6EAF0" w:space="0"/>
               <w:right w:val="nil"/>
             </w:tcBorders>
             <w:shd w:val="clear" w:color="auto" w:fill="E3F3E8"/>
@@ -4041,7 +4192,7 @@
             <w:tcBorders>
               <w:top w:val="nil"/>
               <w:left w:val="nil"/>
-              <w:bottom w:val="single" w:sz="4" w:color="DDE3EA" w:space="0"/>
+              <w:bottom w:val="single" w:sz="4" w:color="E6EAF0" w:space="0"/>
               <w:right w:val="nil"/>
             </w:tcBorders>
           </w:tcPr>
@@ -4068,7 +4219,7 @@
             <w:tcBorders>
               <w:top w:val="nil"/>
               <w:left w:val="nil"/>
-              <w:bottom w:val="single" w:sz="4" w:color="DDE3EA" w:space="0"/>
+              <w:bottom w:val="single" w:sz="4" w:color="E6EAF0" w:space="0"/>
               <w:right w:val="nil"/>
             </w:tcBorders>
           </w:tcPr>
@@ -4118,7 +4269,7 @@
             <w:tcBorders>
               <w:top w:val="nil"/>
               <w:left w:val="nil"/>
-              <w:bottom w:val="single" w:sz="4" w:color="DDE3EA" w:space="0"/>
+              <w:bottom w:val="single" w:sz="4" w:color="E6EAF0" w:space="0"/>
               <w:right w:val="nil"/>
             </w:tcBorders>
           </w:tcPr>
@@ -4142,7 +4293,7 @@
             <w:tcBorders>
               <w:top w:val="nil"/>
               <w:left w:val="nil"/>
-              <w:bottom w:val="single" w:sz="4" w:color="DDE3EA" w:space="0"/>
+              <w:bottom w:val="single" w:sz="4" w:color="E6EAF0" w:space="0"/>
               <w:right w:val="nil"/>
             </w:tcBorders>
           </w:tcPr>
@@ -4166,7 +4317,7 @@
             <w:tcBorders>
               <w:top w:val="nil"/>
               <w:left w:val="nil"/>
-              <w:bottom w:val="single" w:sz="4" w:color="DDE3EA" w:space="0"/>
+              <w:bottom w:val="single" w:sz="4" w:color="E6EAF0" w:space="0"/>
               <w:right w:val="nil"/>
             </w:tcBorders>
           </w:tcPr>
@@ -4190,7 +4341,7 @@
             <w:tcBorders>
               <w:top w:val="nil"/>
               <w:left w:val="nil"/>
-              <w:bottom w:val="single" w:sz="4" w:color="DDE3EA" w:space="0"/>
+              <w:bottom w:val="single" w:sz="4" w:color="E6EAF0" w:space="0"/>
               <w:right w:val="nil"/>
             </w:tcBorders>
           </w:tcPr>
@@ -4214,7 +4365,7 @@
             <w:tcBorders>
               <w:top w:val="nil"/>
               <w:left w:val="nil"/>
-              <w:bottom w:val="single" w:sz="4" w:color="DDE3EA" w:space="0"/>
+              <w:bottom w:val="single" w:sz="4" w:color="E6EAF0" w:space="0"/>
               <w:right w:val="nil"/>
             </w:tcBorders>
           </w:tcPr>
@@ -4241,7 +4392,7 @@
             <w:tcBorders>
               <w:top w:val="nil"/>
               <w:left w:val="nil"/>
-              <w:bottom w:val="single" w:sz="4" w:color="DDE3EA" w:space="0"/>
+              <w:bottom w:val="single" w:sz="4" w:color="E6EAF0" w:space="0"/>
               <w:right w:val="nil"/>
             </w:tcBorders>
           </w:tcPr>
@@ -4308,7 +4459,7 @@
             <w:tcBorders>
               <w:top w:val="nil"/>
               <w:left w:val="nil"/>
-              <w:bottom w:val="single" w:sz="4" w:color="DDE3EA" w:space="0"/>
+              <w:bottom w:val="single" w:sz="4" w:color="E6EAF0" w:space="0"/>
               <w:right w:val="nil"/>
             </w:tcBorders>
           </w:tcPr>
@@ -4332,7 +4483,7 @@
             <w:tcBorders>
               <w:top w:val="nil"/>
               <w:left w:val="nil"/>
-              <w:bottom w:val="single" w:sz="4" w:color="DDE3EA" w:space="0"/>
+              <w:bottom w:val="single" w:sz="4" w:color="E6EAF0" w:space="0"/>
               <w:right w:val="nil"/>
             </w:tcBorders>
           </w:tcPr>
@@ -4356,7 +4507,7 @@
             <w:tcBorders>
               <w:top w:val="nil"/>
               <w:left w:val="nil"/>
-              <w:bottom w:val="single" w:sz="4" w:color="DDE3EA" w:space="0"/>
+              <w:bottom w:val="single" w:sz="4" w:color="E6EAF0" w:space="0"/>
               <w:right w:val="nil"/>
             </w:tcBorders>
           </w:tcPr>
@@ -4380,7 +4531,7 @@
             <w:tcBorders>
               <w:top w:val="nil"/>
               <w:left w:val="nil"/>
-              <w:bottom w:val="single" w:sz="4" w:color="DDE3EA" w:space="0"/>
+              <w:bottom w:val="single" w:sz="4" w:color="E6EAF0" w:space="0"/>
               <w:right w:val="nil"/>
             </w:tcBorders>
             <w:shd w:val="clear" w:color="auto" w:fill="E3F3E8"/>
@@ -4405,7 +4556,7 @@
             <w:tcBorders>
               <w:top w:val="nil"/>
               <w:left w:val="nil"/>
-              <w:bottom w:val="single" w:sz="4" w:color="DDE3EA" w:space="0"/>
+              <w:bottom w:val="single" w:sz="4" w:color="E6EAF0" w:space="0"/>
               <w:right w:val="nil"/>
             </w:tcBorders>
           </w:tcPr>
@@ -4432,7 +4583,7 @@
             <w:tcBorders>
               <w:top w:val="nil"/>
               <w:left w:val="nil"/>
-              <w:bottom w:val="single" w:sz="4" w:color="DDE3EA" w:space="0"/>
+              <w:bottom w:val="single" w:sz="4" w:color="E6EAF0" w:space="0"/>
               <w:right w:val="nil"/>
             </w:tcBorders>
           </w:tcPr>
@@ -4499,7 +4650,7 @@
             <w:tcBorders>
               <w:top w:val="nil"/>
               <w:left w:val="nil"/>
-              <w:bottom w:val="single" w:sz="4" w:color="DDE3EA" w:space="0"/>
+              <w:bottom w:val="single" w:sz="4" w:color="E6EAF0" w:space="0"/>
               <w:right w:val="nil"/>
             </w:tcBorders>
           </w:tcPr>
@@ -4523,7 +4674,7 @@
             <w:tcBorders>
               <w:top w:val="nil"/>
               <w:left w:val="nil"/>
-              <w:bottom w:val="single" w:sz="4" w:color="DDE3EA" w:space="0"/>
+              <w:bottom w:val="single" w:sz="4" w:color="E6EAF0" w:space="0"/>
               <w:right w:val="nil"/>
             </w:tcBorders>
           </w:tcPr>
@@ -4547,7 +4698,7 @@
             <w:tcBorders>
               <w:top w:val="nil"/>
               <w:left w:val="nil"/>
-              <w:bottom w:val="single" w:sz="4" w:color="DDE3EA" w:space="0"/>
+              <w:bottom w:val="single" w:sz="4" w:color="E6EAF0" w:space="0"/>
               <w:right w:val="nil"/>
             </w:tcBorders>
           </w:tcPr>
@@ -4571,7 +4722,7 @@
             <w:tcBorders>
               <w:top w:val="nil"/>
               <w:left w:val="nil"/>
-              <w:bottom w:val="single" w:sz="4" w:color="DDE3EA" w:space="0"/>
+              <w:bottom w:val="single" w:sz="4" w:color="E6EAF0" w:space="0"/>
               <w:right w:val="nil"/>
             </w:tcBorders>
             <w:shd w:val="clear" w:color="auto" w:fill="E3F3E8"/>
@@ -4596,7 +4747,7 @@
             <w:tcBorders>
               <w:top w:val="nil"/>
               <w:left w:val="nil"/>
-              <w:bottom w:val="single" w:sz="4" w:color="DDE3EA" w:space="0"/>
+              <w:bottom w:val="single" w:sz="4" w:color="E6EAF0" w:space="0"/>
               <w:right w:val="nil"/>
             </w:tcBorders>
           </w:tcPr>
@@ -4623,7 +4774,7 @@
             <w:tcBorders>
               <w:top w:val="nil"/>
               <w:left w:val="nil"/>
-              <w:bottom w:val="single" w:sz="4" w:color="DDE3EA" w:space="0"/>
+              <w:bottom w:val="single" w:sz="4" w:color="E6EAF0" w:space="0"/>
               <w:right w:val="nil"/>
             </w:tcBorders>
           </w:tcPr>
@@ -4690,7 +4841,7 @@
             <w:tcBorders>
               <w:top w:val="nil"/>
               <w:left w:val="nil"/>
-              <w:bottom w:val="single" w:sz="4" w:color="DDE3EA" w:space="0"/>
+              <w:bottom w:val="single" w:sz="4" w:color="E6EAF0" w:space="0"/>
               <w:right w:val="nil"/>
             </w:tcBorders>
           </w:tcPr>
@@ -4714,7 +4865,7 @@
             <w:tcBorders>
               <w:top w:val="nil"/>
               <w:left w:val="nil"/>
-              <w:bottom w:val="single" w:sz="4" w:color="DDE3EA" w:space="0"/>
+              <w:bottom w:val="single" w:sz="4" w:color="E6EAF0" w:space="0"/>
               <w:right w:val="nil"/>
             </w:tcBorders>
           </w:tcPr>
@@ -4738,7 +4889,7 @@
             <w:tcBorders>
               <w:top w:val="nil"/>
               <w:left w:val="nil"/>
-              <w:bottom w:val="single" w:sz="4" w:color="DDE3EA" w:space="0"/>
+              <w:bottom w:val="single" w:sz="4" w:color="E6EAF0" w:space="0"/>
               <w:right w:val="nil"/>
             </w:tcBorders>
           </w:tcPr>
@@ -4762,7 +4913,7 @@
             <w:tcBorders>
               <w:top w:val="nil"/>
               <w:left w:val="nil"/>
-              <w:bottom w:val="single" w:sz="4" w:color="DDE3EA" w:space="0"/>
+              <w:bottom w:val="single" w:sz="4" w:color="E6EAF0" w:space="0"/>
               <w:right w:val="nil"/>
             </w:tcBorders>
             <w:shd w:val="clear" w:color="auto" w:fill="FDF1D8"/>
@@ -4787,7 +4938,7 @@
             <w:tcBorders>
               <w:top w:val="nil"/>
               <w:left w:val="nil"/>
-              <w:bottom w:val="single" w:sz="4" w:color="DDE3EA" w:space="0"/>
+              <w:bottom w:val="single" w:sz="4" w:color="E6EAF0" w:space="0"/>
               <w:right w:val="nil"/>
             </w:tcBorders>
           </w:tcPr>
@@ -4820,7 +4971,7 @@
       <w:r>
         <w:rPr>
           <w:b w:val="0"/>
-          <w:color w:val="5F6B7A"/>
+          <w:color w:val="667085"/>
           <w:sz w:val="16"/>
         </w:rPr>
         <w:t>Spalvos: žalias pokytis – rodiklis gerėja, raudonas – blogėja. Paskutinio laikotarpio langelio fonas: žalias – geras lygis, geltonas – vidutinis, raudonas – silpnas (įrankio orientyrai, config/metric_rules.yaml).</w:t>
@@ -4833,7 +4984,7 @@
       <w:r>
         <w:rPr>
           <w:b w:val="0"/>
-          <w:color w:val="5F6B7A"/>
+          <w:color w:val="667085"/>
           <w:sz w:val="16"/>
         </w:rPr>
         <w:t>* – paimta iš ataskaitos santraukos;  ᶜ – apskaičiuota įrankio. Mažas numeris prie teksto – nuoroda į šaltinį (paspaudus atsidaro dokumentas reikiamame puslapyje).</w:t>
@@ -4879,7 +5030,7 @@
       <w:pPr>
         <w:keepNext/>
         <w:pBdr>
-          <w:bottom w:val="single" w:sz="8" w:color="1F4E79" w:space="4"/>
+          <w:bottom w:val="single" w:sz="8" w:color="12355B" w:space="4"/>
         </w:pBdr>
         <w:tabs>
           <w:tab w:pos="482" w:val="left"/>
@@ -4892,13 +5043,13 @@
           <w:color w:val="2A78D6"/>
           <w:sz w:val="18"/>
         </w:rPr>
-        <w:t>04</w:t>
+        <w:t>03</w:t>
         <w:tab/>
       </w:r>
       <w:r>
         <w:rPr>
           <w:b/>
-          <w:color w:val="1F4E79"/>
+          <w:color w:val="12355B"/>
           <w:sz w:val="28"/>
         </w:rPr>
         <w:t>Veiklos apžvalga</w:t>
@@ -5085,7 +5236,7 @@
       <w:pPr>
         <w:keepNext/>
         <w:pBdr>
-          <w:bottom w:val="single" w:sz="8" w:color="1F4E79" w:space="4"/>
+          <w:bottom w:val="single" w:sz="8" w:color="12355B" w:space="4"/>
         </w:pBdr>
         <w:tabs>
           <w:tab w:pos="482" w:val="left"/>
@@ -5098,13 +5249,13 @@
           <w:color w:val="2A78D6"/>
           <w:sz w:val="18"/>
         </w:rPr>
-        <w:t>05</w:t>
+        <w:t>04</w:t>
         <w:tab/>
       </w:r>
       <w:r>
         <w:rPr>
           <w:b/>
-          <w:color w:val="1F4E79"/>
+          <w:color w:val="12355B"/>
           <w:sz w:val="28"/>
         </w:rPr>
         <w:t>Finansai</w:t>
@@ -5217,7 +5368,7 @@
       <w:pPr>
         <w:keepNext/>
         <w:pBdr>
-          <w:bottom w:val="single" w:sz="8" w:color="1F4E79" w:space="4"/>
+          <w:bottom w:val="single" w:sz="8" w:color="12355B" w:space="4"/>
         </w:pBdr>
         <w:tabs>
           <w:tab w:pos="482" w:val="left"/>
@@ -5230,13 +5381,13 @@
           <w:color w:val="2A78D6"/>
           <w:sz w:val="18"/>
         </w:rPr>
-        <w:t>06</w:t>
+        <w:t>05</w:t>
         <w:tab/>
       </w:r>
       <w:r>
         <w:rPr>
           <w:b/>
-          <w:color w:val="1F4E79"/>
+          <w:color w:val="12355B"/>
           <w:sz w:val="28"/>
         </w:rPr>
         <w:t>Ankstesni planai ir rezultatai</w:t>
@@ -5273,12 +5424,11 @@
           <w:tcPr>
             <w:tcW w:type="dxa" w:w="2578"/>
             <w:tcBorders>
-              <w:top w:val="single" w:sz="12" w:color="1F4E79" w:space="0"/>
+              <w:top w:val="nil"/>
               <w:left w:val="nil"/>
-              <w:bottom w:val="single" w:sz="4" w:color="C9D3DE" w:space="0"/>
+              <w:bottom w:val="single" w:sz="8" w:color="12355B" w:space="0"/>
               <w:right w:val="nil"/>
             </w:tcBorders>
-            <w:shd w:val="clear" w:color="auto" w:fill="EAF1F8"/>
           </w:tcPr>
           <w:p>
             <w:pPr>
@@ -5288,8 +5438,8 @@
               <w:rPr>
                 <w:b/>
                 <w:caps/>
-                <w:color w:val="1F4E79"/>
-                <w:sz w:val="16"/>
+                <w:color w:val="667085"/>
+                <w:sz w:val="14"/>
               </w:rPr>
               <w:t>Planas / tikslas</w:t>
             </w:r>
@@ -5299,12 +5449,11 @@
           <w:tcPr>
             <w:tcW w:type="dxa" w:w="2578"/>
             <w:tcBorders>
-              <w:top w:val="single" w:sz="12" w:color="1F4E79" w:space="0"/>
+              <w:top w:val="nil"/>
               <w:left w:val="nil"/>
-              <w:bottom w:val="single" w:sz="4" w:color="C9D3DE" w:space="0"/>
+              <w:bottom w:val="single" w:sz="8" w:color="12355B" w:space="0"/>
               <w:right w:val="nil"/>
             </w:tcBorders>
-            <w:shd w:val="clear" w:color="auto" w:fill="EAF1F8"/>
           </w:tcPr>
           <w:p>
             <w:pPr>
@@ -5314,8 +5463,8 @@
               <w:rPr>
                 <w:b/>
                 <w:caps/>
-                <w:color w:val="1F4E79"/>
-                <w:sz w:val="16"/>
+                <w:color w:val="667085"/>
+                <w:sz w:val="14"/>
               </w:rPr>
               <w:t>Rezultatas</w:t>
             </w:r>
@@ -5325,12 +5474,11 @@
           <w:tcPr>
             <w:tcW w:type="dxa" w:w="3138"/>
             <w:tcBorders>
-              <w:top w:val="single" w:sz="12" w:color="1F4E79" w:space="0"/>
+              <w:top w:val="nil"/>
               <w:left w:val="nil"/>
-              <w:bottom w:val="single" w:sz="4" w:color="C9D3DE" w:space="0"/>
+              <w:bottom w:val="single" w:sz="8" w:color="12355B" w:space="0"/>
               <w:right w:val="nil"/>
             </w:tcBorders>
-            <w:shd w:val="clear" w:color="auto" w:fill="EAF1F8"/>
           </w:tcPr>
           <w:p>
             <w:pPr>
@@ -5340,8 +5488,8 @@
               <w:rPr>
                 <w:b/>
                 <w:caps/>
-                <w:color w:val="1F4E79"/>
-                <w:sz w:val="16"/>
+                <w:color w:val="667085"/>
+                <w:sz w:val="14"/>
               </w:rPr>
               <w:t>Kas pasikeitė ir kodėl</w:t>
             </w:r>
@@ -5351,12 +5499,11 @@
           <w:tcPr>
             <w:tcW w:type="dxa" w:w="1345"/>
             <w:tcBorders>
-              <w:top w:val="single" w:sz="12" w:color="1F4E79" w:space="0"/>
+              <w:top w:val="nil"/>
               <w:left w:val="nil"/>
-              <w:bottom w:val="single" w:sz="4" w:color="C9D3DE" w:space="0"/>
+              <w:bottom w:val="single" w:sz="8" w:color="12355B" w:space="0"/>
               <w:right w:val="nil"/>
             </w:tcBorders>
-            <w:shd w:val="clear" w:color="auto" w:fill="EAF1F8"/>
           </w:tcPr>
           <w:p>
             <w:pPr>
@@ -5366,8 +5513,8 @@
               <w:rPr>
                 <w:b/>
                 <w:caps/>
-                <w:color w:val="1F4E79"/>
-                <w:sz w:val="16"/>
+                <w:color w:val="667085"/>
+                <w:sz w:val="14"/>
               </w:rPr>
               <w:t>Būsena</w:t>
             </w:r>
@@ -5381,7 +5528,7 @@
             <w:tcBorders>
               <w:top w:val="nil"/>
               <w:left w:val="nil"/>
-              <w:bottom w:val="single" w:sz="4" w:color="DDE3EA" w:space="0"/>
+              <w:bottom w:val="single" w:sz="4" w:color="E6EAF0" w:space="0"/>
               <w:right w:val="nil"/>
             </w:tcBorders>
           </w:tcPr>
@@ -5404,7 +5551,7 @@
             <w:tcBorders>
               <w:top w:val="nil"/>
               <w:left w:val="nil"/>
-              <w:bottom w:val="single" w:sz="4" w:color="DDE3EA" w:space="0"/>
+              <w:bottom w:val="single" w:sz="4" w:color="E6EAF0" w:space="0"/>
               <w:right w:val="nil"/>
             </w:tcBorders>
           </w:tcPr>
@@ -5454,7 +5601,7 @@
             <w:tcBorders>
               <w:top w:val="nil"/>
               <w:left w:val="nil"/>
-              <w:bottom w:val="single" w:sz="4" w:color="DDE3EA" w:space="0"/>
+              <w:bottom w:val="single" w:sz="4" w:color="E6EAF0" w:space="0"/>
               <w:right w:val="nil"/>
             </w:tcBorders>
           </w:tcPr>
@@ -5494,7 +5641,7 @@
             <w:tcBorders>
               <w:top w:val="nil"/>
               <w:left w:val="nil"/>
-              <w:bottom w:val="single" w:sz="4" w:color="DDE3EA" w:space="0"/>
+              <w:bottom w:val="single" w:sz="4" w:color="E6EAF0" w:space="0"/>
               <w:right w:val="nil"/>
             </w:tcBorders>
             <w:shd w:val="clear" w:color="auto" w:fill="E3F3E8"/>
@@ -5520,7 +5667,7 @@
             <w:tcBorders>
               <w:top w:val="nil"/>
               <w:left w:val="nil"/>
-              <w:bottom w:val="single" w:sz="4" w:color="DDE3EA" w:space="0"/>
+              <w:bottom w:val="single" w:sz="4" w:color="E6EAF0" w:space="0"/>
               <w:right w:val="nil"/>
             </w:tcBorders>
           </w:tcPr>
@@ -5543,7 +5690,7 @@
             <w:tcBorders>
               <w:top w:val="nil"/>
               <w:left w:val="nil"/>
-              <w:bottom w:val="single" w:sz="4" w:color="DDE3EA" w:space="0"/>
+              <w:bottom w:val="single" w:sz="4" w:color="E6EAF0" w:space="0"/>
               <w:right w:val="nil"/>
             </w:tcBorders>
           </w:tcPr>
@@ -5576,7 +5723,7 @@
             <w:tcBorders>
               <w:top w:val="nil"/>
               <w:left w:val="nil"/>
-              <w:bottom w:val="single" w:sz="4" w:color="DDE3EA" w:space="0"/>
+              <w:bottom w:val="single" w:sz="4" w:color="E6EAF0" w:space="0"/>
               <w:right w:val="nil"/>
             </w:tcBorders>
           </w:tcPr>
@@ -5616,7 +5763,7 @@
             <w:tcBorders>
               <w:top w:val="nil"/>
               <w:left w:val="nil"/>
-              <w:bottom w:val="single" w:sz="4" w:color="DDE3EA" w:space="0"/>
+              <w:bottom w:val="single" w:sz="4" w:color="E6EAF0" w:space="0"/>
               <w:right w:val="nil"/>
             </w:tcBorders>
             <w:shd w:val="clear" w:color="auto" w:fill="EAF1F8"/>
@@ -5642,7 +5789,7 @@
             <w:tcBorders>
               <w:top w:val="nil"/>
               <w:left w:val="nil"/>
-              <w:bottom w:val="single" w:sz="4" w:color="DDE3EA" w:space="0"/>
+              <w:bottom w:val="single" w:sz="4" w:color="E6EAF0" w:space="0"/>
               <w:right w:val="nil"/>
             </w:tcBorders>
           </w:tcPr>
@@ -5665,7 +5812,7 @@
             <w:tcBorders>
               <w:top w:val="nil"/>
               <w:left w:val="nil"/>
-              <w:bottom w:val="single" w:sz="4" w:color="DDE3EA" w:space="0"/>
+              <w:bottom w:val="single" w:sz="4" w:color="E6EAF0" w:space="0"/>
               <w:right w:val="nil"/>
             </w:tcBorders>
           </w:tcPr>
@@ -5715,7 +5862,7 @@
             <w:tcBorders>
               <w:top w:val="nil"/>
               <w:left w:val="nil"/>
-              <w:bottom w:val="single" w:sz="4" w:color="DDE3EA" w:space="0"/>
+              <w:bottom w:val="single" w:sz="4" w:color="E6EAF0" w:space="0"/>
               <w:right w:val="nil"/>
             </w:tcBorders>
           </w:tcPr>
@@ -5755,7 +5902,7 @@
             <w:tcBorders>
               <w:top w:val="nil"/>
               <w:left w:val="nil"/>
-              <w:bottom w:val="single" w:sz="4" w:color="DDE3EA" w:space="0"/>
+              <w:bottom w:val="single" w:sz="4" w:color="E6EAF0" w:space="0"/>
               <w:right w:val="nil"/>
             </w:tcBorders>
             <w:shd w:val="clear" w:color="auto" w:fill="FDF1D8"/>
@@ -5784,7 +5931,7 @@
       <w:pPr>
         <w:keepNext/>
         <w:pBdr>
-          <w:bottom w:val="single" w:sz="8" w:color="1F4E79" w:space="4"/>
+          <w:bottom w:val="single" w:sz="8" w:color="12355B" w:space="4"/>
         </w:pBdr>
         <w:tabs>
           <w:tab w:pos="482" w:val="left"/>
@@ -5797,13 +5944,13 @@
           <w:color w:val="2A78D6"/>
           <w:sz w:val="18"/>
         </w:rPr>
-        <w:t>07</w:t>
+        <w:t>06</w:t>
         <w:tab/>
       </w:r>
       <w:r>
         <w:rPr>
           <w:b/>
-          <w:color w:val="1F4E79"/>
+          <w:color w:val="12355B"/>
           <w:sz w:val="28"/>
         </w:rPr>
         <w:t>Informacija investuotojui ir išvados</w:t>
@@ -6081,7 +6228,1092 @@
       <w:pPr>
         <w:keepNext/>
         <w:pBdr>
-          <w:bottom w:val="single" w:sz="8" w:color="1F4E79" w:space="4"/>
+          <w:bottom w:val="single" w:sz="8" w:color="12355B" w:space="4"/>
+        </w:pBdr>
+        <w:tabs>
+          <w:tab w:pos="482" w:val="left"/>
+        </w:tabs>
+        <w:spacing w:before="360" w:after="160"/>
+      </w:pPr>
+      <w:r>
+        <w:rPr>
+          <w:b/>
+          <w:color w:val="2A78D6"/>
+          <w:sz w:val="18"/>
+        </w:rPr>
+        <w:t>07</w:t>
+        <w:tab/>
+      </w:r>
+      <w:r>
+        <w:rPr>
+          <w:b/>
+          <w:color w:val="12355B"/>
+          <w:sz w:val="28"/>
+        </w:rPr>
+        <w:t>Rinka ir aplinka</w:t>
+      </w:r>
+    </w:p>
+    <w:p>
+      <w:pPr>
+        <w:tabs>
+          <w:tab w:pos="255" w:val="left"/>
+        </w:tabs>
+        <w:spacing w:before="0" w:after="80"/>
+        <w:ind w:left="255" w:hanging="255"/>
+      </w:pPr>
+      <w:r>
+        <w:rPr>
+          <w:b/>
+          <w:color w:val="2A78D6"/>
+          <w:sz w:val="20"/>
+        </w:rPr>
+        <w:t>▪</w:t>
+        <w:tab/>
+      </w:r>
+      <w:r>
+        <w:rPr>
+          <w:b/>
+        </w:rPr>
+        <w:t>Palūkanos ir konkurencija:</w:t>
+      </w:r>
+      <w:r>
+        <w:rPr>
+          <w:b w:val="0"/>
+        </w:rPr>
+        <w:t xml:space="preserve"> grynosios palūkanų pajamos +1,6 % iki 111,2 mln. EUR dėl didesnių indėlių ir indėlių maržų kylant bazinėms palūkanoms, bet paskolų maržas mažino konkurencija; NIM 2,75 % (prieš metus 2,95 %)</w:t>
+      </w:r>
+      <w:hyperlink r:id="rId14">
+        <w:r>
+          <w:rPr>
+            <w:color w:val="2A78D6"/>
+            <w:vertAlign w:val="superscript"/>
+            <w:sz w:val="17"/>
+          </w:rPr>
+          <w:t xml:space="preserve">3</w:t>
+        </w:r>
+      </w:hyperlink>
+      <w:r>
+        <w:rPr>
+          <w:b w:val="0"/>
+        </w:rPr>
+        <w:t>.</w:t>
+      </w:r>
+    </w:p>
+    <w:p>
+      <w:pPr>
+        <w:tabs>
+          <w:tab w:pos="255" w:val="left"/>
+        </w:tabs>
+        <w:spacing w:before="0" w:after="80"/>
+        <w:ind w:left="255" w:hanging="255"/>
+      </w:pPr>
+      <w:r>
+        <w:rPr>
+          <w:b/>
+          <w:color w:val="2A78D6"/>
+          <w:sz w:val="20"/>
+        </w:rPr>
+        <w:t>▪</w:t>
+        <w:tab/>
+      </w:r>
+      <w:r>
+        <w:rPr>
+          <w:b/>
+        </w:rPr>
+        <w:t>Sąnaudos:</w:t>
+      </w:r>
+      <w:r>
+        <w:rPr>
+          <w:b w:val="0"/>
+        </w:rPr>
+        <w:t xml:space="preserve"> išlaidos +3,2 % iki 90,5 mln. EUR, iš jų IT migracijos 20,3 mln. EUR; personalo išlaidos +16,6 % perimant veiklas ir samdant programuotojus</w:t>
+      </w:r>
+      <w:hyperlink r:id="rId14">
+        <w:r>
+          <w:rPr>
+            <w:color w:val="2A78D6"/>
+            <w:vertAlign w:val="superscript"/>
+            <w:sz w:val="17"/>
+          </w:rPr>
+          <w:t xml:space="preserve">3</w:t>
+        </w:r>
+      </w:hyperlink>
+      <w:r>
+        <w:rPr>
+          <w:b w:val="0"/>
+        </w:rPr>
+        <w:t>. Dauguma sektoriaus mokesčių baigėsi</w:t>
+      </w:r>
+      <w:hyperlink r:id="rId14">
+        <w:r>
+          <w:rPr>
+            <w:color w:val="2A78D6"/>
+            <w:vertAlign w:val="superscript"/>
+            <w:sz w:val="17"/>
+          </w:rPr>
+          <w:t xml:space="preserve">3</w:t>
+        </w:r>
+      </w:hyperlink>
+      <w:r>
+        <w:rPr>
+          <w:b w:val="0"/>
+        </w:rPr>
+        <w:t>.</w:t>
+      </w:r>
+    </w:p>
+    <w:p>
+      <w:pPr>
+        <w:tabs>
+          <w:tab w:pos="255" w:val="left"/>
+        </w:tabs>
+        <w:spacing w:before="0" w:after="80"/>
+        <w:ind w:left="255" w:hanging="255"/>
+      </w:pPr>
+      <w:r>
+        <w:rPr>
+          <w:b/>
+          <w:color w:val="2A78D6"/>
+          <w:sz w:val="20"/>
+        </w:rPr>
+        <w:t>▪</w:t>
+        <w:tab/>
+      </w:r>
+      <w:r>
+        <w:rPr>
+          <w:b/>
+        </w:rPr>
+        <w:t>Perspektyva:</w:t>
+      </w:r>
+      <w:r>
+        <w:rPr>
+          <w:b w:val="0"/>
+        </w:rPr>
+        <w:t xml:space="preserve"> vadovybė regiono perspektyvą vertina teigiamai ir IV ketv. planuoja 200 mln. EUR CET1 kapitalo sumažinimą</w:t>
+      </w:r>
+      <w:hyperlink r:id="rId33">
+        <w:r>
+          <w:rPr>
+            <w:color w:val="2A78D6"/>
+            <w:vertAlign w:val="superscript"/>
+            <w:sz w:val="17"/>
+          </w:rPr>
+          <w:t xml:space="preserve">25</w:t>
+        </w:r>
+      </w:hyperlink>
+      <w:r>
+        <w:rPr>
+          <w:b w:val="0"/>
+        </w:rPr>
+        <w:t>.</w:t>
+      </w:r>
+    </w:p>
+    <w:tbl>
+      <w:tblPr>
+        <w:tblW w:w="9639" w:type="dxa"/>
+        <w:tblBorders>
+          <w:top w:val="nil"/>
+          <w:left w:val="nil"/>
+          <w:bottom w:val="nil"/>
+          <w:right w:val="nil"/>
+          <w:insideH w:val="nil"/>
+          <w:insideV w:val="nil"/>
+        </w:tblBorders>
+        <w:tblLayout w:type="fixed"/>
+        <w:tblCellMar>
+          <w:top w:w="70" w:type="dxa"/>
+          <w:left w:w="100" w:type="dxa"/>
+          <w:bottom w:w="70" w:type="dxa"/>
+          <w:right w:w="100" w:type="dxa"/>
+        </w:tblCellMar>
+        <w:tblLook w:firstColumn="1" w:firstRow="1" w:lastColumn="0" w:lastRow="0" w:noHBand="0" w:noVBand="1" w:val="04A0"/>
+      </w:tblPr>
+      <w:tblGrid>
+        <w:gridCol w:w="3515"/>
+        <w:gridCol w:w="1814"/>
+        <w:gridCol w:w="1360"/>
+        <w:gridCol w:w="1360"/>
+        <w:gridCol w:w="1587"/>
+      </w:tblGrid>
+      <w:tr>
+        <w:tc>
+          <w:tcPr>
+            <w:tcW w:type="dxa" w:w="3515"/>
+            <w:tcBorders>
+              <w:top w:val="nil"/>
+              <w:left w:val="nil"/>
+              <w:bottom w:val="single" w:sz="8" w:color="12355B" w:space="0"/>
+              <w:right w:val="nil"/>
+            </w:tcBorders>
+          </w:tcPr>
+          <w:p>
+            <w:pPr>
+              <w:spacing w:before="0" w:after="0"/>
+            </w:pPr>
+            <w:r>
+              <w:rPr>
+                <w:b/>
+                <w:caps/>
+                <w:color w:val="667085"/>
+                <w:sz w:val="14"/>
+              </w:rPr>
+            </w:r>
+          </w:p>
+        </w:tc>
+        <w:tc>
+          <w:tcPr>
+            <w:tcW w:type="dxa" w:w="1814"/>
+            <w:tcBorders>
+              <w:top w:val="nil"/>
+              <w:left w:val="nil"/>
+              <w:bottom w:val="single" w:sz="8" w:color="12355B" w:space="0"/>
+              <w:right w:val="nil"/>
+            </w:tcBorders>
+          </w:tcPr>
+          <w:p>
+            <w:pPr>
+              <w:spacing w:before="0" w:after="0"/>
+              <w:jc w:val="right"/>
+            </w:pPr>
+            <w:r>
+              <w:rPr>
+                <w:b/>
+                <w:caps/>
+                <w:color w:val="667085"/>
+                <w:sz w:val="14"/>
+              </w:rPr>
+              <w:t>Dabar</w:t>
+            </w:r>
+          </w:p>
+        </w:tc>
+        <w:tc>
+          <w:tcPr>
+            <w:tcW w:type="dxa" w:w="1361"/>
+            <w:tcBorders>
+              <w:top w:val="nil"/>
+              <w:left w:val="nil"/>
+              <w:bottom w:val="single" w:sz="8" w:color="12355B" w:space="0"/>
+              <w:right w:val="nil"/>
+            </w:tcBorders>
+          </w:tcPr>
+          <w:p>
+            <w:pPr>
+              <w:spacing w:before="0" w:after="0"/>
+              <w:jc w:val="right"/>
+            </w:pPr>
+            <w:r>
+              <w:rPr>
+                <w:b/>
+                <w:caps/>
+                <w:color w:val="667085"/>
+                <w:sz w:val="14"/>
+              </w:rPr>
+              <w:t>Prieš 3 mėn.</w:t>
+            </w:r>
+          </w:p>
+        </w:tc>
+        <w:tc>
+          <w:tcPr>
+            <w:tcW w:type="dxa" w:w="1361"/>
+            <w:tcBorders>
+              <w:top w:val="nil"/>
+              <w:left w:val="nil"/>
+              <w:bottom w:val="single" w:sz="8" w:color="12355B" w:space="0"/>
+              <w:right w:val="nil"/>
+            </w:tcBorders>
+          </w:tcPr>
+          <w:p>
+            <w:pPr>
+              <w:spacing w:before="0" w:after="0"/>
+              <w:jc w:val="right"/>
+            </w:pPr>
+            <w:r>
+              <w:rPr>
+                <w:b/>
+                <w:caps/>
+                <w:color w:val="667085"/>
+                <w:sz w:val="14"/>
+              </w:rPr>
+              <w:t>Prieš 12 mėn.</w:t>
+            </w:r>
+          </w:p>
+        </w:tc>
+        <w:tc>
+          <w:tcPr>
+            <w:tcW w:type="dxa" w:w="1587"/>
+            <w:tcBorders>
+              <w:top w:val="nil"/>
+              <w:left w:val="nil"/>
+              <w:bottom w:val="single" w:sz="8" w:color="12355B" w:space="0"/>
+              <w:right w:val="nil"/>
+            </w:tcBorders>
+          </w:tcPr>
+          <w:p>
+            <w:pPr>
+              <w:spacing w:before="0" w:after="0"/>
+              <w:jc w:val="right"/>
+            </w:pPr>
+            <w:r>
+              <w:rPr>
+                <w:b/>
+                <w:caps/>
+                <w:color w:val="667085"/>
+                <w:sz w:val="14"/>
+              </w:rPr>
+              <w:t>Pokytis per 12 mėn.</w:t>
+            </w:r>
+          </w:p>
+        </w:tc>
+      </w:tr>
+      <w:tr>
+        <w:tc>
+          <w:tcPr>
+            <w:tcW w:type="dxa" w:w="3515"/>
+            <w:tcBorders>
+              <w:top w:val="nil"/>
+              <w:left w:val="nil"/>
+              <w:bottom w:val="single" w:sz="4" w:color="E6EAF0" w:space="0"/>
+              <w:right w:val="nil"/>
+            </w:tcBorders>
+          </w:tcPr>
+          <w:p>
+            <w:pPr>
+              <w:spacing w:before="0" w:after="0"/>
+            </w:pPr>
+            <w:r>
+              <w:rPr>
+                <w:b w:val="0"/>
+                <w:sz w:val="17"/>
+              </w:rPr>
+              <w:t>ECB indėlių palūkanų norma</w:t>
+            </w:r>
+          </w:p>
+        </w:tc>
+        <w:tc>
+          <w:tcPr>
+            <w:tcW w:type="dxa" w:w="1814"/>
+            <w:tcBorders>
+              <w:top w:val="nil"/>
+              <w:left w:val="nil"/>
+              <w:bottom w:val="single" w:sz="4" w:color="E6EAF0" w:space="0"/>
+              <w:right w:val="nil"/>
+            </w:tcBorders>
+          </w:tcPr>
+          <w:p>
+            <w:pPr>
+              <w:spacing w:before="0" w:after="0"/>
+              <w:jc w:val="right"/>
+            </w:pPr>
+            <w:r>
+              <w:rPr>
+                <w:b w:val="0"/>
+                <w:sz w:val="17"/>
+              </w:rPr>
+              <w:t>2,50 % (2026-09)</w:t>
+            </w:r>
+          </w:p>
+        </w:tc>
+        <w:tc>
+          <w:tcPr>
+            <w:tcW w:type="dxa" w:w="1361"/>
+            <w:tcBorders>
+              <w:top w:val="nil"/>
+              <w:left w:val="nil"/>
+              <w:bottom w:val="single" w:sz="4" w:color="E6EAF0" w:space="0"/>
+              <w:right w:val="nil"/>
+            </w:tcBorders>
+          </w:tcPr>
+          <w:p>
+            <w:pPr>
+              <w:spacing w:before="0" w:after="0"/>
+              <w:jc w:val="right"/>
+            </w:pPr>
+            <w:r>
+              <w:rPr>
+                <w:b w:val="0"/>
+                <w:sz w:val="17"/>
+              </w:rPr>
+              <w:t>2,25 %</w:t>
+            </w:r>
+          </w:p>
+        </w:tc>
+        <w:tc>
+          <w:tcPr>
+            <w:tcW w:type="dxa" w:w="1361"/>
+            <w:tcBorders>
+              <w:top w:val="nil"/>
+              <w:left w:val="nil"/>
+              <w:bottom w:val="single" w:sz="4" w:color="E6EAF0" w:space="0"/>
+              <w:right w:val="nil"/>
+            </w:tcBorders>
+          </w:tcPr>
+          <w:p>
+            <w:pPr>
+              <w:spacing w:before="0" w:after="0"/>
+              <w:jc w:val="right"/>
+            </w:pPr>
+            <w:r>
+              <w:rPr>
+                <w:b w:val="0"/>
+                <w:sz w:val="17"/>
+              </w:rPr>
+              <w:t>–</w:t>
+            </w:r>
+          </w:p>
+        </w:tc>
+        <w:tc>
+          <w:tcPr>
+            <w:tcW w:type="dxa" w:w="1587"/>
+            <w:tcBorders>
+              <w:top w:val="nil"/>
+              <w:left w:val="nil"/>
+              <w:bottom w:val="single" w:sz="4" w:color="E6EAF0" w:space="0"/>
+              <w:right w:val="nil"/>
+            </w:tcBorders>
+          </w:tcPr>
+          <w:p>
+            <w:pPr>
+              <w:spacing w:before="0" w:after="0"/>
+              <w:jc w:val="right"/>
+            </w:pPr>
+            <w:r>
+              <w:rPr>
+                <w:b w:val="0"/>
+                <w:sz w:val="17"/>
+              </w:rPr>
+              <w:t>–</w:t>
+            </w:r>
+          </w:p>
+        </w:tc>
+      </w:tr>
+      <w:tr>
+        <w:tc>
+          <w:tcPr>
+            <w:tcW w:type="dxa" w:w="3515"/>
+            <w:tcBorders>
+              <w:top w:val="nil"/>
+              <w:left w:val="nil"/>
+              <w:bottom w:val="single" w:sz="4" w:color="E6EAF0" w:space="0"/>
+              <w:right w:val="nil"/>
+            </w:tcBorders>
+          </w:tcPr>
+          <w:p>
+            <w:pPr>
+              <w:spacing w:before="0" w:after="0"/>
+            </w:pPr>
+            <w:r>
+              <w:rPr>
+                <w:b w:val="0"/>
+                <w:sz w:val="17"/>
+              </w:rPr>
+              <w:t>3 mėn. Euribor</w:t>
+            </w:r>
+          </w:p>
+        </w:tc>
+        <w:tc>
+          <w:tcPr>
+            <w:tcW w:type="dxa" w:w="1814"/>
+            <w:tcBorders>
+              <w:top w:val="nil"/>
+              <w:left w:val="nil"/>
+              <w:bottom w:val="single" w:sz="4" w:color="E6EAF0" w:space="0"/>
+              <w:right w:val="nil"/>
+            </w:tcBorders>
+          </w:tcPr>
+          <w:p>
+            <w:pPr>
+              <w:spacing w:before="0" w:after="0"/>
+              <w:jc w:val="right"/>
+            </w:pPr>
+            <w:r>
+              <w:rPr>
+                <w:b w:val="0"/>
+                <w:sz w:val="17"/>
+              </w:rPr>
+              <w:t>2,64 % (2026-09)</w:t>
+            </w:r>
+          </w:p>
+        </w:tc>
+        <w:tc>
+          <w:tcPr>
+            <w:tcW w:type="dxa" w:w="1361"/>
+            <w:tcBorders>
+              <w:top w:val="nil"/>
+              <w:left w:val="nil"/>
+              <w:bottom w:val="single" w:sz="4" w:color="E6EAF0" w:space="0"/>
+              <w:right w:val="nil"/>
+            </w:tcBorders>
+          </w:tcPr>
+          <w:p>
+            <w:pPr>
+              <w:spacing w:before="0" w:after="0"/>
+              <w:jc w:val="right"/>
+            </w:pPr>
+            <w:r>
+              <w:rPr>
+                <w:b w:val="0"/>
+                <w:sz w:val="17"/>
+              </w:rPr>
+              <w:t>2,34 %</w:t>
+            </w:r>
+          </w:p>
+        </w:tc>
+        <w:tc>
+          <w:tcPr>
+            <w:tcW w:type="dxa" w:w="1361"/>
+            <w:tcBorders>
+              <w:top w:val="nil"/>
+              <w:left w:val="nil"/>
+              <w:bottom w:val="single" w:sz="4" w:color="E6EAF0" w:space="0"/>
+              <w:right w:val="nil"/>
+            </w:tcBorders>
+          </w:tcPr>
+          <w:p>
+            <w:pPr>
+              <w:spacing w:before="0" w:after="0"/>
+              <w:jc w:val="right"/>
+            </w:pPr>
+            <w:r>
+              <w:rPr>
+                <w:b w:val="0"/>
+                <w:sz w:val="17"/>
+              </w:rPr>
+              <w:t>2,03 %</w:t>
+            </w:r>
+          </w:p>
+        </w:tc>
+        <w:tc>
+          <w:tcPr>
+            <w:tcW w:type="dxa" w:w="1587"/>
+            <w:tcBorders>
+              <w:top w:val="nil"/>
+              <w:left w:val="nil"/>
+              <w:bottom w:val="single" w:sz="4" w:color="E6EAF0" w:space="0"/>
+              <w:right w:val="nil"/>
+            </w:tcBorders>
+          </w:tcPr>
+          <w:p>
+            <w:pPr>
+              <w:spacing w:before="0" w:after="0"/>
+              <w:jc w:val="right"/>
+            </w:pPr>
+            <w:r>
+              <w:rPr>
+                <w:b w:val="0"/>
+                <w:sz w:val="17"/>
+              </w:rPr>
+              <w:t>▲ 0,61 p. p.</w:t>
+            </w:r>
+          </w:p>
+        </w:tc>
+      </w:tr>
+      <w:tr>
+        <w:tc>
+          <w:tcPr>
+            <w:tcW w:type="dxa" w:w="3515"/>
+            <w:tcBorders>
+              <w:top w:val="nil"/>
+              <w:left w:val="nil"/>
+              <w:bottom w:val="single" w:sz="4" w:color="E6EAF0" w:space="0"/>
+              <w:right w:val="nil"/>
+            </w:tcBorders>
+          </w:tcPr>
+          <w:p>
+            <w:pPr>
+              <w:spacing w:before="0" w:after="0"/>
+            </w:pPr>
+            <w:r>
+              <w:rPr>
+                <w:b w:val="0"/>
+                <w:sz w:val="17"/>
+              </w:rPr>
+              <w:t>6 mėn. Euribor</w:t>
+            </w:r>
+          </w:p>
+        </w:tc>
+        <w:tc>
+          <w:tcPr>
+            <w:tcW w:type="dxa" w:w="1814"/>
+            <w:tcBorders>
+              <w:top w:val="nil"/>
+              <w:left w:val="nil"/>
+              <w:bottom w:val="single" w:sz="4" w:color="E6EAF0" w:space="0"/>
+              <w:right w:val="nil"/>
+            </w:tcBorders>
+          </w:tcPr>
+          <w:p>
+            <w:pPr>
+              <w:spacing w:before="0" w:after="0"/>
+              <w:jc w:val="right"/>
+            </w:pPr>
+            <w:r>
+              <w:rPr>
+                <w:b w:val="0"/>
+                <w:sz w:val="17"/>
+              </w:rPr>
+              <w:t>2,92 % (2026-09)</w:t>
+            </w:r>
+          </w:p>
+        </w:tc>
+        <w:tc>
+          <w:tcPr>
+            <w:tcW w:type="dxa" w:w="1361"/>
+            <w:tcBorders>
+              <w:top w:val="nil"/>
+              <w:left w:val="nil"/>
+              <w:bottom w:val="single" w:sz="4" w:color="E6EAF0" w:space="0"/>
+              <w:right w:val="nil"/>
+            </w:tcBorders>
+          </w:tcPr>
+          <w:p>
+            <w:pPr>
+              <w:spacing w:before="0" w:after="0"/>
+              <w:jc w:val="right"/>
+            </w:pPr>
+            <w:r>
+              <w:rPr>
+                <w:b w:val="0"/>
+                <w:sz w:val="17"/>
+              </w:rPr>
+              <w:t>2,60 %</w:t>
+            </w:r>
+          </w:p>
+        </w:tc>
+        <w:tc>
+          <w:tcPr>
+            <w:tcW w:type="dxa" w:w="1361"/>
+            <w:tcBorders>
+              <w:top w:val="nil"/>
+              <w:left w:val="nil"/>
+              <w:bottom w:val="single" w:sz="4" w:color="E6EAF0" w:space="0"/>
+              <w:right w:val="nil"/>
+            </w:tcBorders>
+          </w:tcPr>
+          <w:p>
+            <w:pPr>
+              <w:spacing w:before="0" w:after="0"/>
+              <w:jc w:val="right"/>
+            </w:pPr>
+            <w:r>
+              <w:rPr>
+                <w:b w:val="0"/>
+                <w:sz w:val="17"/>
+              </w:rPr>
+              <w:t>2,10 %</w:t>
+            </w:r>
+          </w:p>
+        </w:tc>
+        <w:tc>
+          <w:tcPr>
+            <w:tcW w:type="dxa" w:w="1587"/>
+            <w:tcBorders>
+              <w:top w:val="nil"/>
+              <w:left w:val="nil"/>
+              <w:bottom w:val="single" w:sz="4" w:color="E6EAF0" w:space="0"/>
+              <w:right w:val="nil"/>
+            </w:tcBorders>
+          </w:tcPr>
+          <w:p>
+            <w:pPr>
+              <w:spacing w:before="0" w:after="0"/>
+              <w:jc w:val="right"/>
+            </w:pPr>
+            <w:r>
+              <w:rPr>
+                <w:b w:val="0"/>
+                <w:sz w:val="17"/>
+              </w:rPr>
+              <w:t>▲ 0,82 p. p.</w:t>
+            </w:r>
+          </w:p>
+        </w:tc>
+      </w:tr>
+      <w:tr>
+        <w:tc>
+          <w:tcPr>
+            <w:tcW w:type="dxa" w:w="3515"/>
+            <w:tcBorders>
+              <w:top w:val="nil"/>
+              <w:left w:val="nil"/>
+              <w:bottom w:val="single" w:sz="4" w:color="E6EAF0" w:space="0"/>
+              <w:right w:val="nil"/>
+            </w:tcBorders>
+          </w:tcPr>
+          <w:p>
+            <w:pPr>
+              <w:spacing w:before="0" w:after="0"/>
+            </w:pPr>
+            <w:r>
+              <w:rPr>
+                <w:b w:val="0"/>
+                <w:sz w:val="17"/>
+              </w:rPr>
+              <w:t>12 mėn. Euribor</w:t>
+            </w:r>
+          </w:p>
+        </w:tc>
+        <w:tc>
+          <w:tcPr>
+            <w:tcW w:type="dxa" w:w="1814"/>
+            <w:tcBorders>
+              <w:top w:val="nil"/>
+              <w:left w:val="nil"/>
+              <w:bottom w:val="single" w:sz="4" w:color="E6EAF0" w:space="0"/>
+              <w:right w:val="nil"/>
+            </w:tcBorders>
+          </w:tcPr>
+          <w:p>
+            <w:pPr>
+              <w:spacing w:before="0" w:after="0"/>
+              <w:jc w:val="right"/>
+            </w:pPr>
+            <w:r>
+              <w:rPr>
+                <w:b w:val="0"/>
+                <w:sz w:val="17"/>
+              </w:rPr>
+              <w:t>3,25 % (2026-09)</w:t>
+            </w:r>
+          </w:p>
+        </w:tc>
+        <w:tc>
+          <w:tcPr>
+            <w:tcW w:type="dxa" w:w="1361"/>
+            <w:tcBorders>
+              <w:top w:val="nil"/>
+              <w:left w:val="nil"/>
+              <w:bottom w:val="single" w:sz="4" w:color="E6EAF0" w:space="0"/>
+              <w:right w:val="nil"/>
+            </w:tcBorders>
+          </w:tcPr>
+          <w:p>
+            <w:pPr>
+              <w:spacing w:before="0" w:after="0"/>
+              <w:jc w:val="right"/>
+            </w:pPr>
+            <w:r>
+              <w:rPr>
+                <w:b w:val="0"/>
+                <w:sz w:val="17"/>
+              </w:rPr>
+              <w:t>2,80 %</w:t>
+            </w:r>
+          </w:p>
+        </w:tc>
+        <w:tc>
+          <w:tcPr>
+            <w:tcW w:type="dxa" w:w="1361"/>
+            <w:tcBorders>
+              <w:top w:val="nil"/>
+              <w:left w:val="nil"/>
+              <w:bottom w:val="single" w:sz="4" w:color="E6EAF0" w:space="0"/>
+              <w:right w:val="nil"/>
+            </w:tcBorders>
+          </w:tcPr>
+          <w:p>
+            <w:pPr>
+              <w:spacing w:before="0" w:after="0"/>
+              <w:jc w:val="right"/>
+            </w:pPr>
+            <w:r>
+              <w:rPr>
+                <w:b w:val="0"/>
+                <w:sz w:val="17"/>
+              </w:rPr>
+              <w:t>2,17 %</w:t>
+            </w:r>
+          </w:p>
+        </w:tc>
+        <w:tc>
+          <w:tcPr>
+            <w:tcW w:type="dxa" w:w="1587"/>
+            <w:tcBorders>
+              <w:top w:val="nil"/>
+              <w:left w:val="nil"/>
+              <w:bottom w:val="single" w:sz="4" w:color="E6EAF0" w:space="0"/>
+              <w:right w:val="nil"/>
+            </w:tcBorders>
+          </w:tcPr>
+          <w:p>
+            <w:pPr>
+              <w:spacing w:before="0" w:after="0"/>
+              <w:jc w:val="right"/>
+            </w:pPr>
+            <w:r>
+              <w:rPr>
+                <w:b w:val="0"/>
+                <w:sz w:val="17"/>
+              </w:rPr>
+              <w:t>▲ 1,08 p. p.</w:t>
+            </w:r>
+          </w:p>
+        </w:tc>
+      </w:tr>
+      <w:tr>
+        <w:tc>
+          <w:tcPr>
+            <w:tcW w:type="dxa" w:w="3515"/>
+            <w:tcBorders>
+              <w:top w:val="nil"/>
+              <w:left w:val="nil"/>
+              <w:bottom w:val="single" w:sz="4" w:color="E6EAF0" w:space="0"/>
+              <w:right w:val="nil"/>
+            </w:tcBorders>
+          </w:tcPr>
+          <w:p>
+            <w:pPr>
+              <w:spacing w:before="0" w:after="0"/>
+            </w:pPr>
+            <w:r>
+              <w:rPr>
+                <w:b w:val="0"/>
+                <w:sz w:val="17"/>
+              </w:rPr>
+              <w:t>Euro zonos AAA vyriausybių 10 m. pajamingumas</w:t>
+            </w:r>
+          </w:p>
+        </w:tc>
+        <w:tc>
+          <w:tcPr>
+            <w:tcW w:type="dxa" w:w="1814"/>
+            <w:tcBorders>
+              <w:top w:val="nil"/>
+              <w:left w:val="nil"/>
+              <w:bottom w:val="single" w:sz="4" w:color="E6EAF0" w:space="0"/>
+              <w:right w:val="nil"/>
+            </w:tcBorders>
+          </w:tcPr>
+          <w:p>
+            <w:pPr>
+              <w:spacing w:before="0" w:after="0"/>
+              <w:jc w:val="right"/>
+            </w:pPr>
+            <w:r>
+              <w:rPr>
+                <w:b w:val="0"/>
+                <w:sz w:val="17"/>
+              </w:rPr>
+              <w:t>3,43 % (2026-10)</w:t>
+            </w:r>
+          </w:p>
+        </w:tc>
+        <w:tc>
+          <w:tcPr>
+            <w:tcW w:type="dxa" w:w="1361"/>
+            <w:tcBorders>
+              <w:top w:val="nil"/>
+              <w:left w:val="nil"/>
+              <w:bottom w:val="single" w:sz="4" w:color="E6EAF0" w:space="0"/>
+              <w:right w:val="nil"/>
+            </w:tcBorders>
+          </w:tcPr>
+          <w:p>
+            <w:pPr>
+              <w:spacing w:before="0" w:after="0"/>
+              <w:jc w:val="right"/>
+            </w:pPr>
+            <w:r>
+              <w:rPr>
+                <w:b w:val="0"/>
+                <w:sz w:val="17"/>
+              </w:rPr>
+              <w:t>3,23 %</w:t>
+            </w:r>
+          </w:p>
+        </w:tc>
+        <w:tc>
+          <w:tcPr>
+            <w:tcW w:type="dxa" w:w="1361"/>
+            <w:tcBorders>
+              <w:top w:val="nil"/>
+              <w:left w:val="nil"/>
+              <w:bottom w:val="single" w:sz="4" w:color="E6EAF0" w:space="0"/>
+              <w:right w:val="nil"/>
+            </w:tcBorders>
+          </w:tcPr>
+          <w:p>
+            <w:pPr>
+              <w:spacing w:before="0" w:after="0"/>
+              <w:jc w:val="right"/>
+            </w:pPr>
+            <w:r>
+              <w:rPr>
+                <w:b w:val="0"/>
+                <w:sz w:val="17"/>
+              </w:rPr>
+              <w:t>2,72 %</w:t>
+            </w:r>
+          </w:p>
+        </w:tc>
+        <w:tc>
+          <w:tcPr>
+            <w:tcW w:type="dxa" w:w="1587"/>
+            <w:tcBorders>
+              <w:top w:val="nil"/>
+              <w:left w:val="nil"/>
+              <w:bottom w:val="single" w:sz="4" w:color="E6EAF0" w:space="0"/>
+              <w:right w:val="nil"/>
+            </w:tcBorders>
+          </w:tcPr>
+          <w:p>
+            <w:pPr>
+              <w:spacing w:before="0" w:after="0"/>
+              <w:jc w:val="right"/>
+            </w:pPr>
+            <w:r>
+              <w:rPr>
+                <w:b w:val="0"/>
+                <w:sz w:val="17"/>
+              </w:rPr>
+              <w:t>▲ 0,71 p. p.</w:t>
+            </w:r>
+          </w:p>
+        </w:tc>
+      </w:tr>
+      <w:tr>
+        <w:tc>
+          <w:tcPr>
+            <w:tcW w:type="dxa" w:w="3515"/>
+            <w:tcBorders>
+              <w:top w:val="nil"/>
+              <w:left w:val="nil"/>
+              <w:bottom w:val="single" w:sz="4" w:color="E6EAF0" w:space="0"/>
+              <w:right w:val="nil"/>
+            </w:tcBorders>
+          </w:tcPr>
+          <w:p>
+            <w:pPr>
+              <w:spacing w:before="0" w:after="0"/>
+            </w:pPr>
+            <w:r>
+              <w:rPr>
+                <w:b w:val="0"/>
+                <w:sz w:val="17"/>
+              </w:rPr>
+              <w:t>Euro zonos infliacija (SVKI, metinė)</w:t>
+            </w:r>
+          </w:p>
+        </w:tc>
+        <w:tc>
+          <w:tcPr>
+            <w:tcW w:type="dxa" w:w="1814"/>
+            <w:tcBorders>
+              <w:top w:val="nil"/>
+              <w:left w:val="nil"/>
+              <w:bottom w:val="single" w:sz="4" w:color="E6EAF0" w:space="0"/>
+              <w:right w:val="nil"/>
+            </w:tcBorders>
+          </w:tcPr>
+          <w:p>
+            <w:pPr>
+              <w:spacing w:before="0" w:after="0"/>
+              <w:jc w:val="right"/>
+            </w:pPr>
+            <w:r>
+              <w:rPr>
+                <w:b w:val="0"/>
+                <w:sz w:val="17"/>
+              </w:rPr>
+              <w:t>1,90 % (2025-12)</w:t>
+            </w:r>
+          </w:p>
+        </w:tc>
+        <w:tc>
+          <w:tcPr>
+            <w:tcW w:type="dxa" w:w="1361"/>
+            <w:tcBorders>
+              <w:top w:val="nil"/>
+              <w:left w:val="nil"/>
+              <w:bottom w:val="single" w:sz="4" w:color="E6EAF0" w:space="0"/>
+              <w:right w:val="nil"/>
+            </w:tcBorders>
+          </w:tcPr>
+          <w:p>
+            <w:pPr>
+              <w:spacing w:before="0" w:after="0"/>
+              <w:jc w:val="right"/>
+            </w:pPr>
+            <w:r>
+              <w:rPr>
+                <w:b w:val="0"/>
+                <w:sz w:val="17"/>
+              </w:rPr>
+              <w:t>2,20 %</w:t>
+            </w:r>
+          </w:p>
+        </w:tc>
+        <w:tc>
+          <w:tcPr>
+            <w:tcW w:type="dxa" w:w="1361"/>
+            <w:tcBorders>
+              <w:top w:val="nil"/>
+              <w:left w:val="nil"/>
+              <w:bottom w:val="single" w:sz="4" w:color="E6EAF0" w:space="0"/>
+              <w:right w:val="nil"/>
+            </w:tcBorders>
+          </w:tcPr>
+          <w:p>
+            <w:pPr>
+              <w:spacing w:before="0" w:after="0"/>
+              <w:jc w:val="right"/>
+            </w:pPr>
+            <w:r>
+              <w:rPr>
+                <w:b w:val="0"/>
+                <w:sz w:val="17"/>
+              </w:rPr>
+              <w:t>2,40 %</w:t>
+            </w:r>
+          </w:p>
+        </w:tc>
+        <w:tc>
+          <w:tcPr>
+            <w:tcW w:type="dxa" w:w="1587"/>
+            <w:tcBorders>
+              <w:top w:val="nil"/>
+              <w:left w:val="nil"/>
+              <w:bottom w:val="single" w:sz="4" w:color="E6EAF0" w:space="0"/>
+              <w:right w:val="nil"/>
+            </w:tcBorders>
+          </w:tcPr>
+          <w:p>
+            <w:pPr>
+              <w:spacing w:before="0" w:after="0"/>
+              <w:jc w:val="right"/>
+            </w:pPr>
+            <w:r>
+              <w:rPr>
+                <w:b w:val="0"/>
+                <w:sz w:val="17"/>
+              </w:rPr>
+              <w:t>▼ 0,50 p. p.</w:t>
+            </w:r>
+          </w:p>
+        </w:tc>
+      </w:tr>
+    </w:tbl>
+    <w:p>
+      <w:pPr>
+        <w:spacing w:before="0" w:after="40"/>
+      </w:pPr>
+    </w:p>
+    <w:p>
+      <w:pPr>
+        <w:spacing w:before="40" w:after="60"/>
+      </w:pPr>
+      <w:r>
+        <w:rPr>
+          <w:b w:val="0"/>
+          <w:color w:val="667085"/>
+          <w:sz w:val="16"/>
+        </w:rPr>
+        <w:t>Euro zonos palūkanos ir infliacija (ECB duomenys, mėnesio pabaigos reikšmė; Euribor ir infliacija – mėnesio vidurkis). Svarbu kintamų palūkanų ir perkainojamoms (reset) obligacijoms bei refinansavimo kaštams.</w:t>
+      </w:r>
+    </w:p>
+    <w:p>
+      <w:pPr>
+        <w:keepNext/>
+        <w:pBdr>
+          <w:bottom w:val="single" w:sz="8" w:color="12355B" w:space="4"/>
         </w:pBdr>
         <w:tabs>
           <w:tab w:pos="482" w:val="left"/>
@@ -6100,7 +7332,7 @@
       <w:r>
         <w:rPr>
           <w:b/>
-          <w:color w:val="1F4E79"/>
+          <w:color w:val="12355B"/>
           <w:sz w:val="28"/>
         </w:rPr>
         <w:t>Ką rašo spauda</w:t>
@@ -6135,14 +7367,14 @@
         </w:rPr>
         <w:t xml:space="preserve"> 2026-10-13 Europos Komisija leido OTP Bank įsigyti Luminor Holding</w:t>
       </w:r>
-      <w:hyperlink r:id="rId33">
+      <w:hyperlink r:id="rId34">
         <w:r>
           <w:rPr>
             <w:color w:val="2A78D6"/>
             <w:vertAlign w:val="superscript"/>
             <w:sz w:val="17"/>
           </w:rPr>
-          <w:t xml:space="preserve">25</w:t>
+          <w:t xml:space="preserve">26</w:t>
         </w:r>
       </w:hyperlink>
       <w:r>
@@ -6181,14 +7413,14 @@
         </w:rPr>
         <w:t xml:space="preserve"> 2026-09-28–29 spauda (remdamasi Bloomberg) rašė, kad tarp OTP klientų yra su „Gazprom“ siejamų įmonių ir kad OTP svarsto visiškai pasitraukti iš Rusijos. Tai susiję su pirkėju OTP, ne su Luminor veikla</w:t>
       </w:r>
-      <w:hyperlink r:id="rId34">
+      <w:hyperlink r:id="rId35">
         <w:r>
           <w:rPr>
             <w:color w:val="2A78D6"/>
             <w:vertAlign w:val="superscript"/>
             <w:sz w:val="17"/>
           </w:rPr>
-          <w:t xml:space="preserve">26</w:t>
+          <w:t xml:space="preserve">27</w:t>
         </w:r>
       </w:hyperlink>
       <w:r>
@@ -6198,14 +7430,14 @@
         </w:rPr>
         <w:t>,</w:t>
       </w:r>
-      <w:hyperlink r:id="rId35">
+      <w:hyperlink r:id="rId36">
         <w:r>
           <w:rPr>
             <w:color w:val="2A78D6"/>
             <w:vertAlign w:val="superscript"/>
             <w:sz w:val="17"/>
           </w:rPr>
-          <w:t xml:space="preserve">27</w:t>
+          <w:t xml:space="preserve">28</w:t>
         </w:r>
       </w:hyperlink>
       <w:r>
@@ -6244,14 +7476,14 @@
         </w:rPr>
         <w:t xml:space="preserve"> 2026-09-26 Latvijos spauda rašė, kad Luminor Bank anuliuoja 500 mln. EUR vertės obligacijas; kurios emisijos – antraštėje nenurodyta</w:t>
       </w:r>
-      <w:hyperlink r:id="rId36">
+      <w:hyperlink r:id="rId37">
         <w:r>
           <w:rPr>
             <w:color w:val="2A78D6"/>
             <w:vertAlign w:val="superscript"/>
             <w:sz w:val="17"/>
           </w:rPr>
-          <w:t xml:space="preserve">28</w:t>
+          <w:t xml:space="preserve">29</w:t>
         </w:r>
       </w:hyperlink>
       <w:r>
@@ -6268,7 +7500,7 @@
       <w:r>
         <w:rPr>
           <w:b w:val="0"/>
-          <w:color w:val="5F6B7A"/>
+          <w:color w:val="667085"/>
           <w:sz w:val="18"/>
         </w:rPr>
         <w:t>Automatinė naujienų paieška (Google News, EN, EE, LT, LV), 2026-07-24 – 2026-10-22: 27 pranešimų.</w:t>
@@ -6317,7 +7549,7 @@
             <w:r>
               <w:rPr>
                 <w:b w:val="0"/>
-                <w:color w:val="1A1A1A"/>
+                <w:color w:val="1B2430"/>
                 <w:sz w:val="17"/>
               </w:rPr>
               <w:t>2026-09-29</w:t>
@@ -6363,10 +7595,10 @@
             <w:pPr>
               <w:spacing w:before="0" w:after="0"/>
             </w:pPr>
-            <w:hyperlink r:id="rId34">
+            <w:hyperlink r:id="rId35">
               <w:r>
                 <w:rPr>
-                  <w:color w:val="1A1A1A"/>
+                  <w:color w:val="1B2430"/>
                   <w:sz w:val="18"/>
                 </w:rPr>
                 <w:t xml:space="preserve">Už „Luminor“ norinčio įsigyti vengrų OTP ryškėja Kremliaus šešėlis: tarp klientų – su „Gazprom“ siejamos įmonės</w:t>
@@ -6375,7 +7607,7 @@
             <w:r>
               <w:rPr>
                 <w:b w:val="0"/>
-                <w:color w:val="5F6B7A"/>
+                <w:color w:val="667085"/>
                 <w:sz w:val="15"/>
               </w:rPr>
               <w:t xml:space="preserve">   15min.lt  ·  dar 1 panašūs pranešimai</w:t>
@@ -6401,7 +7633,7 @@
             <w:r>
               <w:rPr>
                 <w:b w:val="0"/>
-                <w:color w:val="1A1A1A"/>
+                <w:color w:val="1B2430"/>
                 <w:sz w:val="17"/>
               </w:rPr>
               <w:t>2026-10-22</w:t>
@@ -6430,6 +7662,258 @@
                 <w:shd w:val="clear" w:color="auto" w:fill="FDF1D8"/>
               </w:rPr>
               <w:t xml:space="preserve"> SANDORIS </w:t>
+            </w:r>
+          </w:p>
+        </w:tc>
+        <w:tc>
+          <w:tcPr>
+            <w:tcW w:type="dxa" w:w="7257"/>
+            <w:tcBorders>
+              <w:top w:val="nil"/>
+              <w:left w:val="nil"/>
+              <w:bottom w:val="single" w:sz="4" w:color="E3E8EE" w:space="0"/>
+              <w:right w:val="nil"/>
+            </w:tcBorders>
+          </w:tcPr>
+          <w:p>
+            <w:pPr>
+              <w:spacing w:before="0" w:after="0"/>
+            </w:pPr>
+            <w:hyperlink r:id="rId38">
+              <w:r>
+                <w:rPr>
+                  <w:color w:val="1B2430"/>
+                  <w:sz w:val="18"/>
+                </w:rPr>
+                <w:t xml:space="preserve">European Commission clears Luminor deal for OTP Bank stock</w:t>
+              </w:r>
+            </w:hyperlink>
+            <w:r>
+              <w:rPr>
+                <w:b w:val="0"/>
+                <w:color w:val="667085"/>
+                <w:sz w:val="15"/>
+              </w:rPr>
+              <w:t xml:space="preserve">   AD HOC NEWS  ·  dar 1 panašūs pranešimai</w:t>
+            </w:r>
+          </w:p>
+        </w:tc>
+      </w:tr>
+      <w:tr>
+        <w:tc>
+          <w:tcPr>
+            <w:tcW w:type="dxa" w:w="1020"/>
+            <w:tcBorders>
+              <w:top w:val="nil"/>
+              <w:left w:val="nil"/>
+              <w:bottom w:val="single" w:sz="4" w:color="E3E8EE" w:space="0"/>
+              <w:right w:val="nil"/>
+            </w:tcBorders>
+          </w:tcPr>
+          <w:p>
+            <w:pPr>
+              <w:spacing w:before="0" w:after="0"/>
+            </w:pPr>
+            <w:r>
+              <w:rPr>
+                <w:b w:val="0"/>
+                <w:color w:val="1B2430"/>
+                <w:sz w:val="17"/>
+              </w:rPr>
+              <w:t>2026-10-15</w:t>
+            </w:r>
+          </w:p>
+        </w:tc>
+        <w:tc>
+          <w:tcPr>
+            <w:tcW w:type="dxa" w:w="1361"/>
+            <w:tcBorders>
+              <w:top w:val="nil"/>
+              <w:left w:val="nil"/>
+              <w:bottom w:val="single" w:sz="4" w:color="E3E8EE" w:space="0"/>
+              <w:right w:val="nil"/>
+            </w:tcBorders>
+          </w:tcPr>
+          <w:p>
+            <w:pPr>
+              <w:spacing w:before="0" w:after="0"/>
+            </w:pPr>
+            <w:r>
+              <w:rPr>
+                <w:b/>
+                <w:color w:val="9A6400"/>
+                <w:sz w:val="14"/>
+                <w:shd w:val="clear" w:color="auto" w:fill="FDF1D8"/>
+              </w:rPr>
+              <w:t xml:space="preserve"> SANDORIS </w:t>
+            </w:r>
+          </w:p>
+        </w:tc>
+        <w:tc>
+          <w:tcPr>
+            <w:tcW w:type="dxa" w:w="7257"/>
+            <w:tcBorders>
+              <w:top w:val="nil"/>
+              <w:left w:val="nil"/>
+              <w:bottom w:val="single" w:sz="4" w:color="E3E8EE" w:space="0"/>
+              <w:right w:val="nil"/>
+            </w:tcBorders>
+          </w:tcPr>
+          <w:p>
+            <w:pPr>
+              <w:spacing w:before="0" w:after="0"/>
+            </w:pPr>
+            <w:hyperlink r:id="rId39">
+              <w:r>
+                <w:rPr>
+                  <w:color w:val="1B2430"/>
+                  <w:sz w:val="18"/>
+                </w:rPr>
+                <w:t xml:space="preserve">OTP Bank wins EU approval for Luminor while OTP Bank stock trades at EUR 114.05</w:t>
+              </w:r>
+            </w:hyperlink>
+            <w:r>
+              <w:rPr>
+                <w:b w:val="0"/>
+                <w:color w:val="667085"/>
+                <w:sz w:val="15"/>
+              </w:rPr>
+              <w:t xml:space="preserve">   AD HOC NEWS  ·  dar 1 panašūs pranešimai</w:t>
+            </w:r>
+          </w:p>
+        </w:tc>
+      </w:tr>
+      <w:tr>
+        <w:tc>
+          <w:tcPr>
+            <w:tcW w:type="dxa" w:w="1020"/>
+            <w:tcBorders>
+              <w:top w:val="nil"/>
+              <w:left w:val="nil"/>
+              <w:bottom w:val="single" w:sz="4" w:color="E3E8EE" w:space="0"/>
+              <w:right w:val="nil"/>
+            </w:tcBorders>
+          </w:tcPr>
+          <w:p>
+            <w:pPr>
+              <w:spacing w:before="0" w:after="0"/>
+            </w:pPr>
+            <w:r>
+              <w:rPr>
+                <w:b w:val="0"/>
+                <w:color w:val="1B2430"/>
+                <w:sz w:val="17"/>
+              </w:rPr>
+              <w:t>2026-09-29</w:t>
+            </w:r>
+          </w:p>
+        </w:tc>
+        <w:tc>
+          <w:tcPr>
+            <w:tcW w:type="dxa" w:w="1361"/>
+            <w:tcBorders>
+              <w:top w:val="nil"/>
+              <w:left w:val="nil"/>
+              <w:bottom w:val="single" w:sz="4" w:color="E3E8EE" w:space="0"/>
+              <w:right w:val="nil"/>
+            </w:tcBorders>
+          </w:tcPr>
+          <w:p>
+            <w:pPr>
+              <w:spacing w:before="0" w:after="0"/>
+            </w:pPr>
+            <w:r>
+              <w:rPr>
+                <w:b/>
+                <w:color w:val="9A6400"/>
+                <w:sz w:val="14"/>
+                <w:shd w:val="clear" w:color="auto" w:fill="FDF1D8"/>
+              </w:rPr>
+              <w:t xml:space="preserve"> SANDORIS </w:t>
+            </w:r>
+          </w:p>
+        </w:tc>
+        <w:tc>
+          <w:tcPr>
+            <w:tcW w:type="dxa" w:w="7257"/>
+            <w:tcBorders>
+              <w:top w:val="nil"/>
+              <w:left w:val="nil"/>
+              <w:bottom w:val="single" w:sz="4" w:color="E3E8EE" w:space="0"/>
+              <w:right w:val="nil"/>
+            </w:tcBorders>
+          </w:tcPr>
+          <w:p>
+            <w:pPr>
+              <w:spacing w:before="0" w:after="0"/>
+            </w:pPr>
+            <w:hyperlink r:id="rId40">
+              <w:r>
+                <w:rPr>
+                  <w:color w:val="1B2430"/>
+                  <w:sz w:val="18"/>
+                </w:rPr>
+                <w:t xml:space="preserve">„Luminor“ grupę siekiantis įsigyti Vengrijos bankas OTP svarsto trauktis iš Rusijos</w:t>
+              </w:r>
+            </w:hyperlink>
+            <w:r>
+              <w:rPr>
+                <w:b w:val="0"/>
+                <w:color w:val="667085"/>
+                <w:sz w:val="15"/>
+              </w:rPr>
+              <w:t xml:space="preserve">   LRT  ·  dar 2 panašūs pranešimai</w:t>
+            </w:r>
+          </w:p>
+        </w:tc>
+      </w:tr>
+      <w:tr>
+        <w:tc>
+          <w:tcPr>
+            <w:tcW w:type="dxa" w:w="1020"/>
+            <w:tcBorders>
+              <w:top w:val="nil"/>
+              <w:left w:val="nil"/>
+              <w:bottom w:val="single" w:sz="4" w:color="E3E8EE" w:space="0"/>
+              <w:right w:val="nil"/>
+            </w:tcBorders>
+          </w:tcPr>
+          <w:p>
+            <w:pPr>
+              <w:spacing w:before="0" w:after="0"/>
+            </w:pPr>
+            <w:r>
+              <w:rPr>
+                <w:b w:val="0"/>
+                <w:color w:val="1B2430"/>
+                <w:sz w:val="17"/>
+              </w:rPr>
+              <w:t>2026-09-26</w:t>
+            </w:r>
+          </w:p>
+        </w:tc>
+        <w:tc>
+          <w:tcPr>
+            <w:tcW w:type="dxa" w:w="1361"/>
+            <w:tcBorders>
+              <w:top w:val="nil"/>
+              <w:left w:val="nil"/>
+              <w:bottom w:val="single" w:sz="4" w:color="E3E8EE" w:space="0"/>
+              <w:right w:val="nil"/>
+            </w:tcBorders>
+          </w:tcPr>
+          <w:p>
+            <w:pPr>
+              <w:spacing w:before="0" w:after="0"/>
+            </w:pPr>
+            <w:r>
+              <w:rPr>
+                <w:b/>
+                <w:color w:val="1F5FA8"/>
+                <w:sz w:val="14"/>
+                <w:shd w:val="clear" w:color="auto" w:fill="E6F0FB"/>
+              </w:rPr>
+              <w:t xml:space="preserve"> OBLIGACIJOS </w:t>
             </w:r>
           </w:p>
         </w:tc>
@@ -6450,19 +7934,19 @@
             <w:hyperlink r:id="rId37">
               <w:r>
                 <w:rPr>
-                  <w:color w:val="1A1A1A"/>
+                  <w:color w:val="1B2430"/>
                   <w:sz w:val="18"/>
                 </w:rPr>
-                <w:t xml:space="preserve">European Commission clears Luminor deal for OTP Bank stock</w:t>
+                <w:t xml:space="preserve">"Luminor Bank" anulē obligācijas 500 miljonu eiro vērtībā</w:t>
               </w:r>
             </w:hyperlink>
             <w:r>
               <w:rPr>
                 <w:b w:val="0"/>
-                <w:color w:val="5F6B7A"/>
+                <w:color w:val="667085"/>
                 <w:sz w:val="15"/>
               </w:rPr>
-              <w:t xml:space="preserve">   AD HOC NEWS  ·  dar 1 panašūs pranešimai</w:t>
+              <w:t xml:space="preserve">   tv3.lv</w:t>
             </w:r>
           </w:p>
         </w:tc>
@@ -6485,346 +7969,10 @@
             <w:r>
               <w:rPr>
                 <w:b w:val="0"/>
-                <w:color w:val="1A1A1A"/>
+                <w:color w:val="1B2430"/>
                 <w:sz w:val="17"/>
               </w:rPr>
-              <w:t>2026-10-15</w:t>
-            </w:r>
-          </w:p>
-        </w:tc>
-        <w:tc>
-          <w:tcPr>
-            <w:tcW w:type="dxa" w:w="1361"/>
-            <w:tcBorders>
-              <w:top w:val="nil"/>
-              <w:left w:val="nil"/>
-              <w:bottom w:val="single" w:sz="4" w:color="E3E8EE" w:space="0"/>
-              <w:right w:val="nil"/>
-            </w:tcBorders>
-          </w:tcPr>
-          <w:p>
-            <w:pPr>
-              <w:spacing w:before="0" w:after="0"/>
-            </w:pPr>
-            <w:r>
-              <w:rPr>
-                <w:b/>
-                <w:color w:val="9A6400"/>
-                <w:sz w:val="14"/>
-                <w:shd w:val="clear" w:color="auto" w:fill="FDF1D8"/>
-              </w:rPr>
-              <w:t xml:space="preserve"> SANDORIS </w:t>
-            </w:r>
-          </w:p>
-        </w:tc>
-        <w:tc>
-          <w:tcPr>
-            <w:tcW w:type="dxa" w:w="7257"/>
-            <w:tcBorders>
-              <w:top w:val="nil"/>
-              <w:left w:val="nil"/>
-              <w:bottom w:val="single" w:sz="4" w:color="E3E8EE" w:space="0"/>
-              <w:right w:val="nil"/>
-            </w:tcBorders>
-          </w:tcPr>
-          <w:p>
-            <w:pPr>
-              <w:spacing w:before="0" w:after="0"/>
-            </w:pPr>
-            <w:hyperlink r:id="rId38">
-              <w:r>
-                <w:rPr>
-                  <w:color w:val="1A1A1A"/>
-                  <w:sz w:val="18"/>
-                </w:rPr>
-                <w:t xml:space="preserve">OTP Bank wins EU approval for Luminor while OTP Bank stock trades at EUR 114.05</w:t>
-              </w:r>
-            </w:hyperlink>
-            <w:r>
-              <w:rPr>
-                <w:b w:val="0"/>
-                <w:color w:val="5F6B7A"/>
-                <w:sz w:val="15"/>
-              </w:rPr>
-              <w:t xml:space="preserve">   AD HOC NEWS  ·  dar 1 panašūs pranešimai</w:t>
-            </w:r>
-          </w:p>
-        </w:tc>
-      </w:tr>
-      <w:tr>
-        <w:tc>
-          <w:tcPr>
-            <w:tcW w:type="dxa" w:w="1020"/>
-            <w:tcBorders>
-              <w:top w:val="nil"/>
-              <w:left w:val="nil"/>
-              <w:bottom w:val="single" w:sz="4" w:color="E3E8EE" w:space="0"/>
-              <w:right w:val="nil"/>
-            </w:tcBorders>
-          </w:tcPr>
-          <w:p>
-            <w:pPr>
-              <w:spacing w:before="0" w:after="0"/>
-            </w:pPr>
-            <w:r>
-              <w:rPr>
-                <w:b w:val="0"/>
-                <w:color w:val="1A1A1A"/>
-                <w:sz w:val="17"/>
-              </w:rPr>
-              <w:t>2026-09-29</w:t>
-            </w:r>
-          </w:p>
-        </w:tc>
-        <w:tc>
-          <w:tcPr>
-            <w:tcW w:type="dxa" w:w="1361"/>
-            <w:tcBorders>
-              <w:top w:val="nil"/>
-              <w:left w:val="nil"/>
-              <w:bottom w:val="single" w:sz="4" w:color="E3E8EE" w:space="0"/>
-              <w:right w:val="nil"/>
-            </w:tcBorders>
-          </w:tcPr>
-          <w:p>
-            <w:pPr>
-              <w:spacing w:before="0" w:after="0"/>
-            </w:pPr>
-            <w:r>
-              <w:rPr>
-                <w:b/>
-                <w:color w:val="9A6400"/>
-                <w:sz w:val="14"/>
-                <w:shd w:val="clear" w:color="auto" w:fill="FDF1D8"/>
-              </w:rPr>
-              <w:t xml:space="preserve"> SANDORIS </w:t>
-            </w:r>
-          </w:p>
-        </w:tc>
-        <w:tc>
-          <w:tcPr>
-            <w:tcW w:type="dxa" w:w="7257"/>
-            <w:tcBorders>
-              <w:top w:val="nil"/>
-              <w:left w:val="nil"/>
-              <w:bottom w:val="single" w:sz="4" w:color="E3E8EE" w:space="0"/>
-              <w:right w:val="nil"/>
-            </w:tcBorders>
-          </w:tcPr>
-          <w:p>
-            <w:pPr>
-              <w:spacing w:before="0" w:after="0"/>
-            </w:pPr>
-            <w:hyperlink r:id="rId39">
-              <w:r>
-                <w:rPr>
-                  <w:color w:val="1A1A1A"/>
-                  <w:sz w:val="18"/>
-                </w:rPr>
-                <w:t xml:space="preserve">„Luminor“ grupę siekiantis įsigyti Vengrijos bankas OTP svarsto trauktis iš Rusijos</w:t>
-              </w:r>
-            </w:hyperlink>
-            <w:r>
-              <w:rPr>
-                <w:b w:val="0"/>
-                <w:color w:val="5F6B7A"/>
-                <w:sz w:val="15"/>
-              </w:rPr>
-              <w:t xml:space="preserve">   LRT  ·  dar 2 panašūs pranešimai</w:t>
-            </w:r>
-          </w:p>
-        </w:tc>
-      </w:tr>
-      <w:tr>
-        <w:tc>
-          <w:tcPr>
-            <w:tcW w:type="dxa" w:w="1020"/>
-            <w:tcBorders>
-              <w:top w:val="nil"/>
-              <w:left w:val="nil"/>
-              <w:bottom w:val="single" w:sz="4" w:color="E3E8EE" w:space="0"/>
-              <w:right w:val="nil"/>
-            </w:tcBorders>
-          </w:tcPr>
-          <w:p>
-            <w:pPr>
-              <w:spacing w:before="0" w:after="0"/>
-            </w:pPr>
-            <w:r>
-              <w:rPr>
-                <w:b w:val="0"/>
-                <w:color w:val="1A1A1A"/>
-                <w:sz w:val="17"/>
-              </w:rPr>
-              <w:t>2026-09-26</w:t>
-            </w:r>
-          </w:p>
-        </w:tc>
-        <w:tc>
-          <w:tcPr>
-            <w:tcW w:type="dxa" w:w="1361"/>
-            <w:tcBorders>
-              <w:top w:val="nil"/>
-              <w:left w:val="nil"/>
-              <w:bottom w:val="single" w:sz="4" w:color="E3E8EE" w:space="0"/>
-              <w:right w:val="nil"/>
-            </w:tcBorders>
-          </w:tcPr>
-          <w:p>
-            <w:pPr>
-              <w:spacing w:before="0" w:after="0"/>
-            </w:pPr>
-            <w:r>
-              <w:rPr>
-                <w:b/>
-                <w:color w:val="1F5FA8"/>
-                <w:sz w:val="14"/>
-                <w:shd w:val="clear" w:color="auto" w:fill="E6F0FB"/>
-              </w:rPr>
-              <w:t xml:space="preserve"> OBLIGACIJOS </w:t>
-            </w:r>
-          </w:p>
-        </w:tc>
-        <w:tc>
-          <w:tcPr>
-            <w:tcW w:type="dxa" w:w="7257"/>
-            <w:tcBorders>
-              <w:top w:val="nil"/>
-              <w:left w:val="nil"/>
-              <w:bottom w:val="single" w:sz="4" w:color="E3E8EE" w:space="0"/>
-              <w:right w:val="nil"/>
-            </w:tcBorders>
-          </w:tcPr>
-          <w:p>
-            <w:pPr>
-              <w:spacing w:before="0" w:after="0"/>
-            </w:pPr>
-            <w:hyperlink r:id="rId36">
-              <w:r>
-                <w:rPr>
-                  <w:color w:val="1A1A1A"/>
-                  <w:sz w:val="18"/>
-                </w:rPr>
-                <w:t xml:space="preserve">"Luminor Bank" anulē obligācijas 500 miljonu eiro vērtībā</w:t>
-              </w:r>
-            </w:hyperlink>
-            <w:r>
-              <w:rPr>
-                <w:b w:val="0"/>
-                <w:color w:val="5F6B7A"/>
-                <w:sz w:val="15"/>
-              </w:rPr>
-              <w:t xml:space="preserve">   tv3.lv</w:t>
-            </w:r>
-          </w:p>
-        </w:tc>
-      </w:tr>
-      <w:tr>
-        <w:tc>
-          <w:tcPr>
-            <w:tcW w:type="dxa" w:w="1020"/>
-            <w:tcBorders>
-              <w:top w:val="nil"/>
-              <w:left w:val="nil"/>
-              <w:bottom w:val="single" w:sz="4" w:color="E3E8EE" w:space="0"/>
-              <w:right w:val="nil"/>
-            </w:tcBorders>
-          </w:tcPr>
-          <w:p>
-            <w:pPr>
-              <w:spacing w:before="0" w:after="0"/>
-            </w:pPr>
-            <w:r>
-              <w:rPr>
-                <w:b w:val="0"/>
-                <w:color w:val="1A1A1A"/>
-                <w:sz w:val="17"/>
-              </w:rPr>
               <w:t>2026-10-19</w:t>
-            </w:r>
-          </w:p>
-        </w:tc>
-        <w:tc>
-          <w:tcPr>
-            <w:tcW w:type="dxa" w:w="1361"/>
-            <w:tcBorders>
-              <w:top w:val="nil"/>
-              <w:left w:val="nil"/>
-              <w:bottom w:val="single" w:sz="4" w:color="E3E8EE" w:space="0"/>
-              <w:right w:val="nil"/>
-            </w:tcBorders>
-          </w:tcPr>
-          <w:p>
-            <w:pPr>
-              <w:spacing w:before="0" w:after="0"/>
-            </w:pPr>
-            <w:r>
-              <w:rPr>
-                <w:b/>
-                <w:color w:val="5F6B7A"/>
-                <w:sz w:val="14"/>
-                <w:shd w:val="clear" w:color="auto" w:fill="F0F2F5"/>
-              </w:rPr>
-              <w:t xml:space="preserve"> VADOVAI </w:t>
-            </w:r>
-          </w:p>
-        </w:tc>
-        <w:tc>
-          <w:tcPr>
-            <w:tcW w:type="dxa" w:w="7257"/>
-            <w:tcBorders>
-              <w:top w:val="nil"/>
-              <w:left w:val="nil"/>
-              <w:bottom w:val="single" w:sz="4" w:color="E3E8EE" w:space="0"/>
-              <w:right w:val="nil"/>
-            </w:tcBorders>
-          </w:tcPr>
-          <w:p>
-            <w:pPr>
-              <w:spacing w:before="0" w:after="0"/>
-            </w:pPr>
-            <w:hyperlink r:id="rId40">
-              <w:r>
-                <w:rPr>
-                  <w:color w:val="1A1A1A"/>
-                  <w:sz w:val="18"/>
-                </w:rPr>
-                <w:t xml:space="preserve">„Luminor“ mažmeninei bankininkystei pradeda vadovauti Ieva Linkutė-Urbonė</w:t>
-              </w:r>
-            </w:hyperlink>
-            <w:r>
-              <w:rPr>
-                <w:b w:val="0"/>
-                <w:color w:val="5F6B7A"/>
-                <w:sz w:val="15"/>
-              </w:rPr>
-              <w:t xml:space="preserve">   LRT</w:t>
-            </w:r>
-          </w:p>
-        </w:tc>
-      </w:tr>
-      <w:tr>
-        <w:tc>
-          <w:tcPr>
-            <w:tcW w:type="dxa" w:w="1020"/>
-            <w:tcBorders>
-              <w:top w:val="nil"/>
-              <w:left w:val="nil"/>
-              <w:bottom w:val="single" w:sz="4" w:color="E3E8EE" w:space="0"/>
-              <w:right w:val="nil"/>
-            </w:tcBorders>
-          </w:tcPr>
-          <w:p>
-            <w:pPr>
-              <w:spacing w:before="0" w:after="0"/>
-            </w:pPr>
-            <w:r>
-              <w:rPr>
-                <w:b w:val="0"/>
-                <w:color w:val="1A1A1A"/>
-                <w:sz w:val="17"/>
-              </w:rPr>
-              <w:t>2026-10-08</w:t>
             </w:r>
           </w:p>
         </w:tc>
@@ -6870,19 +8018,19 @@
             <w:hyperlink r:id="rId41">
               <w:r>
                 <w:rPr>
-                  <w:color w:val="1A1A1A"/>
+                  <w:color w:val="1B2430"/>
                   <w:sz w:val="18"/>
                 </w:rPr>
-                <w:t xml:space="preserve">„Luminor“ privačios bankininkystės vadovas nepasitiki politiniais sprendimais: II pensijų pakopos pinigus valdys pats</w:t>
+                <w:t xml:space="preserve">„Luminor“ mažmeninei bankininkystei pradeda vadovauti Ieva Linkutė-Urbonė</w:t>
               </w:r>
             </w:hyperlink>
             <w:r>
               <w:rPr>
                 <w:b w:val="0"/>
-                <w:color w:val="5F6B7A"/>
+                <w:color w:val="667085"/>
                 <w:sz w:val="15"/>
               </w:rPr>
-              <w:t xml:space="preserve">   vz.lt</w:t>
+              <w:t xml:space="preserve">   LRT</w:t>
             </w:r>
           </w:p>
         </w:tc>
@@ -6905,10 +8053,10 @@
             <w:r>
               <w:rPr>
                 <w:b w:val="0"/>
-                <w:color w:val="1A1A1A"/>
+                <w:color w:val="1B2430"/>
                 <w:sz w:val="17"/>
               </w:rPr>
-              <w:t>2026-10-20</w:t>
+              <w:t>2026-10-08</w:t>
             </w:r>
           </w:p>
         </w:tc>
@@ -6929,11 +8077,11 @@
             <w:r>
               <w:rPr>
                 <w:b/>
-                <w:color w:val="1F4E79"/>
+                <w:color w:val="5F6B7A"/>
                 <w:sz w:val="14"/>
-                <w:shd w:val="clear" w:color="auto" w:fill="EAF1F8"/>
-              </w:rPr>
-              <w:t xml:space="preserve"> REZULTATAI </w:t>
+                <w:shd w:val="clear" w:color="auto" w:fill="F0F2F5"/>
+              </w:rPr>
+              <w:t xml:space="preserve"> VADOVAI </w:t>
             </w:r>
           </w:p>
         </w:tc>
@@ -6954,19 +8102,19 @@
             <w:hyperlink r:id="rId42">
               <w:r>
                 <w:rPr>
-                  <w:color w:val="1A1A1A"/>
+                  <w:color w:val="1B2430"/>
                   <w:sz w:val="18"/>
                 </w:rPr>
-                <w:t xml:space="preserve">Luminor posts 157 million euro profit for 2025 / Article</w:t>
+                <w:t xml:space="preserve">„Luminor“ privačios bankininkystės vadovas nepasitiki politiniais sprendimais: II pensijų pakopos pinigus valdys pats</w:t>
               </w:r>
             </w:hyperlink>
             <w:r>
               <w:rPr>
                 <w:b w:val="0"/>
-                <w:color w:val="5F6B7A"/>
+                <w:color w:val="667085"/>
                 <w:sz w:val="15"/>
               </w:rPr>
-              <w:t xml:space="preserve">   Latvian Public Media</w:t>
+              <w:t xml:space="preserve">   vz.lt</w:t>
             </w:r>
           </w:p>
         </w:tc>
@@ -6989,10 +8137,10 @@
             <w:r>
               <w:rPr>
                 <w:b w:val="0"/>
-                <w:color w:val="1A1A1A"/>
+                <w:color w:val="1B2430"/>
                 <w:sz w:val="17"/>
               </w:rPr>
-              <w:t>2026-10-21</w:t>
+              <w:t>2026-10-20</w:t>
             </w:r>
           </w:p>
         </w:tc>
@@ -7013,11 +8161,11 @@
             <w:r>
               <w:rPr>
                 <w:b/>
-                <w:color w:val="5F6B7A"/>
+                <w:color w:val="1F4E79"/>
                 <w:sz w:val="14"/>
-                <w:shd w:val="clear" w:color="auto" w:fill="F0F2F5"/>
-              </w:rPr>
-              <w:t xml:space="preserve"> KITA </w:t>
+                <w:shd w:val="clear" w:color="auto" w:fill="EAF1F8"/>
+              </w:rPr>
+              <w:t xml:space="preserve"> REZULTATAI </w:t>
             </w:r>
           </w:p>
         </w:tc>
@@ -7038,19 +8186,19 @@
             <w:hyperlink r:id="rId43">
               <w:r>
                 <w:rPr>
-                  <w:color w:val="1A1A1A"/>
+                  <w:color w:val="1B2430"/>
                   <w:sz w:val="18"/>
                 </w:rPr>
-                <w:t xml:space="preserve">Luminor“ ekonomistas Žygimantas Mauricas: šilta žiema būtų geriausia dovana europiečių piniginėms</w:t>
+                <w:t xml:space="preserve">Luminor posts 157 million euro profit for 2025 / Article</w:t>
               </w:r>
             </w:hyperlink>
             <w:r>
               <w:rPr>
                 <w:b w:val="0"/>
-                <w:color w:val="5F6B7A"/>
+                <w:color w:val="667085"/>
                 <w:sz w:val="15"/>
               </w:rPr>
-              <w:t xml:space="preserve">   Infoerdve.lt</w:t>
+              <w:t xml:space="preserve">   Latvian Public Media</w:t>
             </w:r>
           </w:p>
         </w:tc>
@@ -7073,10 +8221,10 @@
             <w:r>
               <w:rPr>
                 <w:b w:val="0"/>
-                <w:color w:val="1A1A1A"/>
+                <w:color w:val="1B2430"/>
                 <w:sz w:val="17"/>
               </w:rPr>
-              <w:t>2026-10-18</w:t>
+              <w:t>2026-10-21</w:t>
             </w:r>
           </w:p>
         </w:tc>
@@ -7122,7 +8270,91 @@
             <w:hyperlink r:id="rId44">
               <w:r>
                 <w:rPr>
-                  <w:color w:val="1A1A1A"/>
+                  <w:color w:val="1B2430"/>
+                  <w:sz w:val="18"/>
+                </w:rPr>
+                <w:t xml:space="preserve">Luminor“ ekonomistas Žygimantas Mauricas: šilta žiema būtų geriausia dovana europiečių piniginėms</w:t>
+              </w:r>
+            </w:hyperlink>
+            <w:r>
+              <w:rPr>
+                <w:b w:val="0"/>
+                <w:color w:val="667085"/>
+                <w:sz w:val="15"/>
+              </w:rPr>
+              <w:t xml:space="preserve">   Infoerdve.lt</w:t>
+            </w:r>
+          </w:p>
+        </w:tc>
+      </w:tr>
+      <w:tr>
+        <w:tc>
+          <w:tcPr>
+            <w:tcW w:type="dxa" w:w="1020"/>
+            <w:tcBorders>
+              <w:top w:val="nil"/>
+              <w:left w:val="nil"/>
+              <w:bottom w:val="single" w:sz="4" w:color="E3E8EE" w:space="0"/>
+              <w:right w:val="nil"/>
+            </w:tcBorders>
+          </w:tcPr>
+          <w:p>
+            <w:pPr>
+              <w:spacing w:before="0" w:after="0"/>
+            </w:pPr>
+            <w:r>
+              <w:rPr>
+                <w:b w:val="0"/>
+                <w:color w:val="1B2430"/>
+                <w:sz w:val="17"/>
+              </w:rPr>
+              <w:t>2026-10-18</w:t>
+            </w:r>
+          </w:p>
+        </w:tc>
+        <w:tc>
+          <w:tcPr>
+            <w:tcW w:type="dxa" w:w="1361"/>
+            <w:tcBorders>
+              <w:top w:val="nil"/>
+              <w:left w:val="nil"/>
+              <w:bottom w:val="single" w:sz="4" w:color="E3E8EE" w:space="0"/>
+              <w:right w:val="nil"/>
+            </w:tcBorders>
+          </w:tcPr>
+          <w:p>
+            <w:pPr>
+              <w:spacing w:before="0" w:after="0"/>
+            </w:pPr>
+            <w:r>
+              <w:rPr>
+                <w:b/>
+                <w:color w:val="5F6B7A"/>
+                <w:sz w:val="14"/>
+                <w:shd w:val="clear" w:color="auto" w:fill="F0F2F5"/>
+              </w:rPr>
+              <w:t xml:space="preserve"> KITA </w:t>
+            </w:r>
+          </w:p>
+        </w:tc>
+        <w:tc>
+          <w:tcPr>
+            <w:tcW w:type="dxa" w:w="7257"/>
+            <w:tcBorders>
+              <w:top w:val="nil"/>
+              <w:left w:val="nil"/>
+              <w:bottom w:val="single" w:sz="4" w:color="E3E8EE" w:space="0"/>
+              <w:right w:val="nil"/>
+            </w:tcBorders>
+          </w:tcPr>
+          <w:p>
+            <w:pPr>
+              <w:spacing w:before="0" w:after="0"/>
+            </w:pPr>
+            <w:hyperlink r:id="rId45">
+              <w:r>
+                <w:rPr>
+                  <w:color w:val="1B2430"/>
                   <w:sz w:val="18"/>
                 </w:rPr>
                 <w:t xml:space="preserve">Luminor lends €1.1M to fast-growing Latvian timber firm Rēzeknes Mežs</w:t>
@@ -7131,7 +8363,7 @@
             <w:r>
               <w:rPr>
                 <w:b w:val="0"/>
-                <w:color w:val="5F6B7A"/>
+                <w:color w:val="667085"/>
                 <w:sz w:val="15"/>
               </w:rPr>
               <w:t xml:space="preserve">   Dealroom</w:t>
@@ -7149,7 +8381,7 @@
       <w:pPr>
         <w:keepNext/>
         <w:pBdr>
-          <w:bottom w:val="single" w:sz="8" w:color="1F4E79" w:space="4"/>
+          <w:bottom w:val="single" w:sz="8" w:color="12355B" w:space="4"/>
         </w:pBdr>
         <w:tabs>
           <w:tab w:pos="482" w:val="left"/>
@@ -7168,7 +8400,7 @@
       <w:r>
         <w:rPr>
           <w:b/>
-          <w:color w:val="1F4E79"/>
+          <w:color w:val="12355B"/>
           <w:sz w:val="28"/>
         </w:rPr>
         <w:t>ESG report</w:t>
@@ -7177,7 +8409,7 @@
     <w:p>
       <w:pPr>
         <w:keepNext/>
-        <w:shd w:val="clear" w:color="auto" w:fill="EAF1F8"/>
+        <w:shd w:val="clear" w:color="auto" w:fill="EEF3F8"/>
         <w:spacing w:before="200" w:after="80"/>
         <w:ind w:left="85"/>
       </w:pPr>
@@ -7185,7 +8417,7 @@
         <w:rPr>
           <w:b/>
           <w:caps/>
-          <w:color w:val="1F4E79"/>
+          <w:color w:val="12355B"/>
           <w:sz w:val="19"/>
         </w:rPr>
         <w:t>Exclusionary screening (companies)</w:t>
@@ -7258,7 +8490,7 @@
             <w:r>
               <w:rPr>
                 <w:b/>
-                <w:color w:val="1A1A1A"/>
+                <w:color w:val="1B2430"/>
                 <w:sz w:val="19"/>
               </w:rPr>
               <w:t>Yes, the company is not involved in excluded sectors: controversial and nuclear weapons, tobacco, gambling and restricted sectors in fossil fuel</w:t>
@@ -7275,7 +8507,7 @@
             <w:r>
               <w:rPr>
                 <w:b w:val="0"/>
-                <w:color w:val="5F6B7A"/>
+                <w:color w:val="667085"/>
                 <w:sz w:val="18"/>
               </w:rPr>
               <w:t>•</w:t>
@@ -7301,7 +8533,7 @@
             <w:r>
               <w:rPr>
                 <w:b w:val="0"/>
-                <w:color w:val="5F6B7A"/>
+                <w:color w:val="667085"/>
                 <w:sz w:val="18"/>
               </w:rPr>
               <w:t>•</w:t>
@@ -7315,14 +8547,14 @@
               </w:rPr>
               <w:t>Tvaraus NT ir atsinaujinančios energetikos paskolos auga (2025 m. – 305,4 mln. EUR)</w:t>
             </w:r>
-            <w:hyperlink r:id="rId45">
+            <w:hyperlink r:id="rId46">
               <w:r>
                 <w:rPr>
                   <w:color w:val="2A78D6"/>
                   <w:vertAlign w:val="superscript"/>
                   <w:sz w:val="15"/>
                 </w:rPr>
-                <w:t xml:space="preserve">29</w:t>
+                <w:t xml:space="preserve">30</w:t>
               </w:r>
             </w:hyperlink>
             <w:r>
@@ -7404,7 +8636,7 @@
             <w:r>
               <w:rPr>
                 <w:b/>
-                <w:color w:val="1A1A1A"/>
+                <w:color w:val="1B2430"/>
                 <w:sz w:val="19"/>
               </w:rPr>
               <w:t>Yes, the company does not have red flag/signal related to controversies based on UN Global Compact, OECD Guidelines for Multinational Enterprises or any other relevant principles/standards</w:t>
@@ -7421,7 +8653,7 @@
             <w:r>
               <w:rPr>
                 <w:b w:val="0"/>
-                <w:color w:val="5F6B7A"/>
+                <w:color w:val="667085"/>
                 <w:sz w:val="18"/>
               </w:rPr>
               <w:t>•</w:t>
@@ -7447,7 +8679,7 @@
             <w:r>
               <w:rPr>
                 <w:b w:val="0"/>
-                <w:color w:val="5F6B7A"/>
+                <w:color w:val="667085"/>
                 <w:sz w:val="18"/>
               </w:rPr>
               <w:t>•</w:t>
@@ -7473,7 +8705,7 @@
             <w:r>
               <w:rPr>
                 <w:b w:val="0"/>
-                <w:color w:val="5F6B7A"/>
+                <w:color w:val="667085"/>
                 <w:sz w:val="18"/>
               </w:rPr>
               <w:t>•</w:t>
@@ -7487,14 +8719,14 @@
               </w:rPr>
               <w:t>Vienintelė 2025 m. priežiūros pastaba – Finantsinspektsioon nurodymas dėl bazinių mokėjimo paslaugų tvarkos</w:t>
             </w:r>
-            <w:hyperlink r:id="rId46">
+            <w:hyperlink r:id="rId47">
               <w:r>
                 <w:rPr>
                   <w:color w:val="2A78D6"/>
                   <w:vertAlign w:val="superscript"/>
                   <w:sz w:val="15"/>
                 </w:rPr>
-                <w:t xml:space="preserve">30</w:t>
+                <w:t xml:space="preserve">31</w:t>
               </w:r>
             </w:hyperlink>
             <w:r>
@@ -7576,7 +8808,7 @@
             <w:r>
               <w:rPr>
                 <w:b/>
-                <w:color w:val="1A1A1A"/>
+                <w:color w:val="1B2430"/>
                 <w:sz w:val="19"/>
               </w:rPr>
               <w:t>Yes, the company is not in the list of sanctions (add a screenshot)</w:t>
@@ -7593,7 +8825,7 @@
             <w:r>
               <w:rPr>
                 <w:b w:val="0"/>
-                <w:color w:val="5F6B7A"/>
+                <w:color w:val="667085"/>
                 <w:sz w:val="18"/>
               </w:rPr>
               <w:t>•</w:t>
@@ -7619,7 +8851,7 @@
             <w:r>
               <w:rPr>
                 <w:b w:val="0"/>
-                <w:color w:val="5F6B7A"/>
+                <w:color w:val="667085"/>
                 <w:sz w:val="18"/>
               </w:rPr>
               <w:t>•</w:t>
@@ -7645,7 +8877,7 @@
             <w:r>
               <w:rPr>
                 <w:b w:val="0"/>
-                <w:color w:val="5F6B7A"/>
+                <w:color w:val="667085"/>
                 <w:sz w:val="18"/>
               </w:rPr>
               <w:t>•</w:t>
@@ -7730,7 +8962,7 @@
             <w:r>
               <w:rPr>
                 <w:b/>
-                <w:color w:val="1A1A1A"/>
+                <w:color w:val="1B2430"/>
                 <w:sz w:val="19"/>
               </w:rPr>
               <w:t>Yes, issues were not identified from adverse media checks (add a screenshot)</w:t>
@@ -7747,7 +8979,7 @@
             <w:r>
               <w:rPr>
                 <w:b w:val="0"/>
-                <w:color w:val="5F6B7A"/>
+                <w:color w:val="667085"/>
                 <w:sz w:val="18"/>
               </w:rPr>
               <w:t>•</w:t>
@@ -7773,7 +9005,7 @@
             <w:r>
               <w:rPr>
                 <w:b w:val="0"/>
-                <w:color w:val="5F6B7A"/>
+                <w:color w:val="667085"/>
                 <w:sz w:val="18"/>
               </w:rPr>
               <w:t>•</w:t>
@@ -7799,7 +9031,7 @@
             <w:r>
               <w:rPr>
                 <w:b w:val="0"/>
-                <w:color w:val="5F6B7A"/>
+                <w:color w:val="667085"/>
                 <w:sz w:val="18"/>
               </w:rPr>
               <w:t>•</w:t>
@@ -7812,23 +9044,6 @@
                 <w:sz w:val="18"/>
               </w:rPr>
               <w:t>2026-09-28–29 spauda rašė apie pirkėjo OTP klientų sąsajas su Rusija – tai susiję su pirkėju, ne su Luminor veikla</w:t>
-            </w:r>
-            <w:hyperlink r:id="rId34">
-              <w:r>
-                <w:rPr>
-                  <w:color w:val="2A78D6"/>
-                  <w:vertAlign w:val="superscript"/>
-                  <w:sz w:val="15"/>
-                </w:rPr>
-                <w:t xml:space="preserve">26</w:t>
-              </w:r>
-            </w:hyperlink>
-            <w:r>
-              <w:rPr>
-                <w:color w:val="2A78D6"/>
-                <w:vertAlign w:val="superscript"/>
-              </w:rPr>
-              <w:t>,</w:t>
             </w:r>
             <w:hyperlink r:id="rId35">
               <w:r>
@@ -7842,6 +9057,23 @@
             </w:hyperlink>
             <w:r>
               <w:rPr>
+                <w:color w:val="2A78D6"/>
+                <w:vertAlign w:val="superscript"/>
+              </w:rPr>
+              <w:t>,</w:t>
+            </w:r>
+            <w:hyperlink r:id="rId36">
+              <w:r>
+                <w:rPr>
+                  <w:color w:val="2A78D6"/>
+                  <w:vertAlign w:val="superscript"/>
+                  <w:sz w:val="15"/>
+                </w:rPr>
+                <w:t xml:space="preserve">28</w:t>
+              </w:r>
+            </w:hyperlink>
+            <w:r>
+              <w:rPr>
                 <w:b w:val="0"/>
                 <w:color w:val="333333"/>
                 <w:sz w:val="18"/>
@@ -7860,7 +9092,7 @@
             <w:r>
               <w:rPr>
                 <w:b w:val="0"/>
-                <w:color w:val="5F6B7A"/>
+                <w:color w:val="667085"/>
                 <w:sz w:val="18"/>
               </w:rPr>
               <w:t>•</w:t>
@@ -7886,7 +9118,7 @@
             <w:r>
               <w:rPr>
                 <w:b w:val="0"/>
-                <w:color w:val="5F6B7A"/>
+                <w:color w:val="667085"/>
                 <w:sz w:val="18"/>
               </w:rPr>
               <w:t>•</w:t>
@@ -7932,7 +9164,7 @@
     <w:p>
       <w:pPr>
         <w:keepNext/>
-        <w:shd w:val="clear" w:color="auto" w:fill="EAF1F8"/>
+        <w:shd w:val="clear" w:color="auto" w:fill="EEF3F8"/>
         <w:spacing w:before="200" w:after="80"/>
         <w:ind w:left="85"/>
       </w:pPr>
@@ -7940,7 +9172,7 @@
         <w:rPr>
           <w:b/>
           <w:caps/>
-          <w:color w:val="1F4E79"/>
+          <w:color w:val="12355B"/>
           <w:sz w:val="19"/>
         </w:rPr>
         <w:t>ESG integration and positive screening (positive answers imply higher allocation)</w:t>
@@ -8013,7 +9245,7 @@
             <w:r>
               <w:rPr>
                 <w:b/>
-                <w:color w:val="1A1A1A"/>
+                <w:color w:val="1B2430"/>
                 <w:sz w:val="19"/>
               </w:rPr>
               <w:t>Yes, the company is promoting environmental or social characteristics (activities, ESG policy, good ESG rating, etc)</w:t>
@@ -8030,7 +9262,7 @@
             <w:r>
               <w:rPr>
                 <w:b w:val="0"/>
-                <w:color w:val="5F6B7A"/>
+                <w:color w:val="667085"/>
                 <w:sz w:val="18"/>
               </w:rPr>
               <w:t>•</w:t>
@@ -8056,7 +9288,7 @@
             <w:r>
               <w:rPr>
                 <w:b w:val="0"/>
-                <w:color w:val="5F6B7A"/>
+                <w:color w:val="667085"/>
                 <w:sz w:val="18"/>
               </w:rPr>
               <w:t>•</w:t>
@@ -8082,7 +9314,7 @@
             <w:r>
               <w:rPr>
                 <w:b w:val="0"/>
-                <w:color w:val="5F6B7A"/>
+                <w:color w:val="667085"/>
                 <w:sz w:val="18"/>
               </w:rPr>
               <w:t>•</w:t>
@@ -8096,14 +9328,14 @@
               </w:rPr>
               <w:t>Sustainalytics ESG rizikos reitingas 18,4 (maža rizika)</w:t>
             </w:r>
-            <w:hyperlink r:id="rId45">
+            <w:hyperlink r:id="rId46">
               <w:r>
                 <w:rPr>
                   <w:color w:val="2A78D6"/>
                   <w:vertAlign w:val="superscript"/>
                   <w:sz w:val="15"/>
                 </w:rPr>
-                <w:t xml:space="preserve">29</w:t>
+                <w:t xml:space="preserve">30</w:t>
               </w:r>
             </w:hyperlink>
             <w:r>
@@ -8185,7 +9417,7 @@
             <w:r>
               <w:rPr>
                 <w:b/>
-                <w:color w:val="1A1A1A"/>
+                <w:color w:val="1B2430"/>
                 <w:sz w:val="19"/>
               </w:rPr>
               <w:t>Yes, the activities of the company or it’s strategy is aligned with the taxonomy and/or Paris agreement targets (e.g. net zero commitment)</w:t>
@@ -8202,7 +9434,7 @@
             <w:r>
               <w:rPr>
                 <w:b w:val="0"/>
-                <w:color w:val="5F6B7A"/>
+                <w:color w:val="667085"/>
                 <w:sz w:val="18"/>
               </w:rPr>
               <w:t>•</w:t>
@@ -8216,14 +9448,14 @@
               </w:rPr>
               <w:t>Tikslas – klimato neutralumas iki 2050 m.</w:t>
             </w:r>
-            <w:hyperlink r:id="rId45">
+            <w:hyperlink r:id="rId46">
               <w:r>
                 <w:rPr>
                   <w:color w:val="2A78D6"/>
                   <w:vertAlign w:val="superscript"/>
                   <w:sz w:val="15"/>
                 </w:rPr>
-                <w:t xml:space="preserve">29</w:t>
+                <w:t xml:space="preserve">30</w:t>
               </w:r>
             </w:hyperlink>
           </w:p>
@@ -8238,7 +9470,7 @@
             <w:r>
               <w:rPr>
                 <w:b w:val="0"/>
-                <w:color w:val="5F6B7A"/>
+                <w:color w:val="667085"/>
                 <w:sz w:val="18"/>
               </w:rPr>
               <w:t>•</w:t>
@@ -8252,14 +9484,14 @@
               </w:rPr>
               <w:t>Finansuojamos emisijos skaičiuojamos PCAF metodu</w:t>
             </w:r>
-            <w:hyperlink r:id="rId47">
+            <w:hyperlink r:id="rId48">
               <w:r>
                 <w:rPr>
                   <w:color w:val="2A78D6"/>
                   <w:vertAlign w:val="superscript"/>
                   <w:sz w:val="15"/>
                 </w:rPr>
-                <w:t xml:space="preserve">31</w:t>
+                <w:t xml:space="preserve">32</w:t>
               </w:r>
             </w:hyperlink>
           </w:p>
@@ -8274,7 +9506,7 @@
             <w:r>
               <w:rPr>
                 <w:b w:val="0"/>
-                <w:color w:val="5F6B7A"/>
+                <w:color w:val="667085"/>
                 <w:sz w:val="18"/>
               </w:rPr>
               <w:t>•</w:t>
@@ -8288,14 +9520,14 @@
               </w:rPr>
               <w:t>Žalios ar su tvarumu susietos obligacijos sudaro 7,4 % obligacijų portfelio, tikslas – 50 % iki 2030 m.</w:t>
             </w:r>
-            <w:hyperlink r:id="rId45">
+            <w:hyperlink r:id="rId46">
               <w:r>
                 <w:rPr>
                   <w:color w:val="2A78D6"/>
                   <w:vertAlign w:val="superscript"/>
                   <w:sz w:val="15"/>
                 </w:rPr>
-                <w:t xml:space="preserve">29</w:t>
+                <w:t xml:space="preserve">30</w:t>
               </w:r>
             </w:hyperlink>
             <w:r>
@@ -8377,7 +9609,7 @@
             <w:r>
               <w:rPr>
                 <w:b/>
-                <w:color w:val="1A1A1A"/>
+                <w:color w:val="1B2430"/>
                 <w:sz w:val="19"/>
               </w:rPr>
               <w:t>Yes, the company does not have yellow flag/signal related to controversies based on UN Global Compact or any other relevant principles/standards</w:t>
@@ -8394,7 +9626,7 @@
             <w:r>
               <w:rPr>
                 <w:b w:val="0"/>
-                <w:color w:val="5F6B7A"/>
+                <w:color w:val="667085"/>
                 <w:sz w:val="18"/>
               </w:rPr>
               <w:t>•</w:t>
@@ -8420,7 +9652,7 @@
             <w:r>
               <w:rPr>
                 <w:b w:val="0"/>
-                <w:color w:val="5F6B7A"/>
+                <w:color w:val="667085"/>
                 <w:sz w:val="18"/>
               </w:rPr>
               <w:t>•</w:t>
@@ -8523,7 +9755,7 @@
             <w:r>
               <w:rPr>
                 <w:b/>
-                <w:color w:val="1A1A1A"/>
+                <w:color w:val="1B2430"/>
                 <w:sz w:val="19"/>
               </w:rPr>
               <w:t>Yes, the company fulfills the expectations from SEB thematic and sector policies</w:t>
@@ -8553,7 +9785,7 @@
             <w:r>
               <w:rPr>
                 <w:b w:val="0"/>
-                <w:color w:val="5F6B7A"/>
+                <w:color w:val="667085"/>
                 <w:sz w:val="18"/>
               </w:rPr>
               <w:t>•</w:t>
@@ -8567,14 +9799,14 @@
               </w:rPr>
               <w:t>SEB neturi bankų sektoriaus politikos, todėl taikoma investicijų politika bei aplinkosaugos ir socialinė / žmogaus teisių politikos</w:t>
             </w:r>
-            <w:hyperlink r:id="rId48">
+            <w:hyperlink r:id="rId49">
               <w:r>
                 <w:rPr>
                   <w:color w:val="2A78D6"/>
                   <w:vertAlign w:val="superscript"/>
                   <w:sz w:val="15"/>
                 </w:rPr>
-                <w:t xml:space="preserve">32</w:t>
+                <w:t xml:space="preserve">33</w:t>
               </w:r>
             </w:hyperlink>
             <w:r>
@@ -8610,7 +9842,7 @@
             <w:r>
               <w:rPr>
                 <w:b w:val="0"/>
-                <w:color w:val="5F6B7A"/>
+                <w:color w:val="667085"/>
                 <w:sz w:val="18"/>
               </w:rPr>
               <w:t>•</w:t>
@@ -8636,7 +9868,7 @@
             <w:r>
               <w:rPr>
                 <w:b w:val="0"/>
-                <w:color w:val="5F6B7A"/>
+                <w:color w:val="667085"/>
                 <w:sz w:val="18"/>
               </w:rPr>
               <w:t>•</w:t>
@@ -8650,14 +9882,14 @@
               </w:rPr>
               <w:t>Finansuojamos emisijos atskleidžiamos pagal PCAF (3 apimtis – 3,2 mln. t CO2e 2025 m.)</w:t>
             </w:r>
-            <w:hyperlink r:id="rId47">
+            <w:hyperlink r:id="rId48">
               <w:r>
                 <w:rPr>
                   <w:color w:val="2A78D6"/>
                   <w:vertAlign w:val="superscript"/>
                   <w:sz w:val="15"/>
                 </w:rPr>
-                <w:t xml:space="preserve">31</w:t>
+                <w:t xml:space="preserve">32</w:t>
               </w:r>
             </w:hyperlink>
           </w:p>
@@ -8672,7 +9904,7 @@
             <w:r>
               <w:rPr>
                 <w:b w:val="0"/>
-                <w:color w:val="5F6B7A"/>
+                <w:color w:val="667085"/>
                 <w:sz w:val="18"/>
               </w:rPr>
               <w:t>•</w:t>
@@ -8686,14 +9918,14 @@
               </w:rPr>
               <w:t>Tikslas – klimato neutralumas iki 2050 m.</w:t>
             </w:r>
-            <w:hyperlink r:id="rId45">
+            <w:hyperlink r:id="rId46">
               <w:r>
                 <w:rPr>
                   <w:color w:val="2A78D6"/>
                   <w:vertAlign w:val="superscript"/>
                   <w:sz w:val="15"/>
                 </w:rPr>
-                <w:t xml:space="preserve">29</w:t>
+                <w:t xml:space="preserve">30</w:t>
               </w:r>
             </w:hyperlink>
           </w:p>
@@ -8708,7 +9940,7 @@
             <w:r>
               <w:rPr>
                 <w:b w:val="0"/>
-                <w:color w:val="5F6B7A"/>
+                <w:color w:val="667085"/>
                 <w:sz w:val="18"/>
               </w:rPr>
               <w:t>•</w:t>
@@ -8722,14 +9954,14 @@
               </w:rPr>
               <w:t>Tvaraus NT ir atsinaujinančios energetikos paskolos 305,4 mln. EUR, tikslas – 700 mln. EUR iki 2030 m.</w:t>
             </w:r>
-            <w:hyperlink r:id="rId45">
+            <w:hyperlink r:id="rId46">
               <w:r>
                 <w:rPr>
                   <w:color w:val="2A78D6"/>
                   <w:vertAlign w:val="superscript"/>
                   <w:sz w:val="15"/>
                 </w:rPr>
-                <w:t xml:space="preserve">29</w:t>
+                <w:t xml:space="preserve">30</w:t>
               </w:r>
             </w:hyperlink>
           </w:p>
@@ -8744,7 +9976,7 @@
             <w:r>
               <w:rPr>
                 <w:b w:val="0"/>
-                <w:color w:val="5F6B7A"/>
+                <w:color w:val="667085"/>
                 <w:sz w:val="18"/>
               </w:rPr>
               <w:t>•</w:t>
@@ -8758,14 +9990,14 @@
               </w:rPr>
               <w:t>Sustainalytics ESG rizikos reitingas 18,4 (maža rizika)</w:t>
             </w:r>
-            <w:hyperlink r:id="rId45">
+            <w:hyperlink r:id="rId46">
               <w:r>
                 <w:rPr>
                   <w:color w:val="2A78D6"/>
                   <w:vertAlign w:val="superscript"/>
                   <w:sz w:val="15"/>
                 </w:rPr>
-                <w:t xml:space="preserve">29</w:t>
+                <w:t xml:space="preserve">30</w:t>
               </w:r>
             </w:hyperlink>
           </w:p>
@@ -8780,7 +10012,7 @@
             <w:r>
               <w:rPr>
                 <w:b w:val="0"/>
-                <w:color w:val="5F6B7A"/>
+                <w:color w:val="667085"/>
                 <w:sz w:val="18"/>
               </w:rPr>
               <w:t>•</w:t>
@@ -8794,14 +10026,14 @@
               </w:rPr>
               <w:t>Įsipareigojimas gerbti žmogaus teises</w:t>
             </w:r>
-            <w:hyperlink r:id="rId49">
+            <w:hyperlink r:id="rId50">
               <w:r>
                 <w:rPr>
                   <w:color w:val="2A78D6"/>
                   <w:vertAlign w:val="superscript"/>
                   <w:sz w:val="15"/>
                 </w:rPr>
-                <w:t xml:space="preserve">33</w:t>
+                <w:t xml:space="preserve">34</w:t>
               </w:r>
             </w:hyperlink>
           </w:p>
@@ -8816,7 +10048,7 @@
             <w:r>
               <w:rPr>
                 <w:b w:val="0"/>
-                <w:color w:val="5F6B7A"/>
+                <w:color w:val="667085"/>
                 <w:sz w:val="18"/>
               </w:rPr>
               <w:t>•</w:t>
@@ -8830,14 +10062,14 @@
               </w:rPr>
               <w:t>PPTFP ir sankcijų atitiktis</w:t>
             </w:r>
-            <w:hyperlink r:id="rId49">
+            <w:hyperlink r:id="rId50">
               <w:r>
                 <w:rPr>
                   <w:color w:val="2A78D6"/>
                   <w:vertAlign w:val="superscript"/>
                   <w:sz w:val="15"/>
                 </w:rPr>
-                <w:t xml:space="preserve">33</w:t>
+                <w:t xml:space="preserve">34</w:t>
               </w:r>
             </w:hyperlink>
           </w:p>
@@ -8852,7 +10084,7 @@
             <w:r>
               <w:rPr>
                 <w:b w:val="0"/>
-                <w:color w:val="5F6B7A"/>
+                <w:color w:val="667085"/>
                 <w:sz w:val="18"/>
               </w:rPr>
               <w:t>•</w:t>
@@ -8866,14 +10098,14 @@
               </w:rPr>
               <w:t>Antikorupcijos priemonės ir pranešėjų kanalai</w:t>
             </w:r>
-            <w:hyperlink r:id="rId50">
+            <w:hyperlink r:id="rId51">
               <w:r>
                 <w:rPr>
                   <w:color w:val="2A78D6"/>
                   <w:vertAlign w:val="superscript"/>
                   <w:sz w:val="15"/>
                 </w:rPr>
-                <w:t xml:space="preserve">34</w:t>
+                <w:t xml:space="preserve">35</w:t>
               </w:r>
             </w:hyperlink>
             <w:r>
@@ -8909,7 +10141,7 @@
             <w:r>
               <w:rPr>
                 <w:b w:val="0"/>
-                <w:color w:val="5F6B7A"/>
+                <w:color w:val="667085"/>
                 <w:sz w:val="18"/>
               </w:rPr>
               <w:t>•</w:t>
@@ -8942,7 +10174,7 @@
     <w:p>
       <w:pPr>
         <w:keepNext/>
-        <w:shd w:val="clear" w:color="auto" w:fill="EAF1F8"/>
+        <w:shd w:val="clear" w:color="auto" w:fill="EEF3F8"/>
         <w:spacing w:before="200" w:after="80"/>
         <w:ind w:left="85"/>
       </w:pPr>
@@ -8950,7 +10182,7 @@
         <w:rPr>
           <w:b/>
           <w:caps/>
-          <w:color w:val="1F4E79"/>
+          <w:color w:val="12355B"/>
           <w:sz w:val="19"/>
         </w:rPr>
         <w:t>Engagement</w:t>
@@ -9023,7 +10255,7 @@
             <w:r>
               <w:rPr>
                 <w:b/>
-                <w:color w:val="1A1A1A"/>
+                <w:color w:val="1B2430"/>
                 <w:sz w:val="19"/>
               </w:rPr>
               <w:t>Is there a need for pro-active engagement with the company?</w:t>
@@ -9040,7 +10272,7 @@
             <w:r>
               <w:rPr>
                 <w:b w:val="0"/>
-                <w:color w:val="5F6B7A"/>
+                <w:color w:val="667085"/>
                 <w:sz w:val="18"/>
               </w:rPr>
               <w:t>•</w:t>
@@ -9073,7 +10305,7 @@
     <w:p>
       <w:pPr>
         <w:keepNext/>
-        <w:shd w:val="clear" w:color="auto" w:fill="EAF1F8"/>
+        <w:shd w:val="clear" w:color="auto" w:fill="EEF3F8"/>
         <w:spacing w:before="200" w:after="80"/>
         <w:ind w:left="85"/>
       </w:pPr>
@@ -9081,7 +10313,7 @@
         <w:rPr>
           <w:b/>
           <w:caps/>
-          <w:color w:val="1F4E79"/>
+          <w:color w:val="12355B"/>
           <w:sz w:val="19"/>
         </w:rPr>
         <w:t>Indicators</w:t>
@@ -9154,7 +10386,7 @@
             <w:r>
               <w:rPr>
                 <w:b/>
-                <w:color w:val="1A1A1A"/>
+                <w:color w:val="1B2430"/>
                 <w:sz w:val="19"/>
               </w:rPr>
               <w:t>Yes, the indicators of the company support the targets of sustainability and PAI indicators followed by the Fund</w:t>
@@ -9171,7 +10403,7 @@
             <w:r>
               <w:rPr>
                 <w:b w:val="0"/>
-                <w:color w:val="5F6B7A"/>
+                <w:color w:val="667085"/>
                 <w:sz w:val="18"/>
               </w:rPr>
               <w:t>•</w:t>
@@ -9185,14 +10417,14 @@
               </w:rPr>
               <w:t>Finansuojamos emisijos (3 apimtis) 2025 m. – 3,2 mln. t CO2e, PCAF metodas</w:t>
             </w:r>
-            <w:hyperlink r:id="rId47">
+            <w:hyperlink r:id="rId48">
               <w:r>
                 <w:rPr>
                   <w:color w:val="2A78D6"/>
                   <w:vertAlign w:val="superscript"/>
                   <w:sz w:val="15"/>
                 </w:rPr>
-                <w:t xml:space="preserve">31</w:t>
+                <w:t xml:space="preserve">32</w:t>
               </w:r>
             </w:hyperlink>
           </w:p>
@@ -9207,7 +10439,7 @@
             <w:r>
               <w:rPr>
                 <w:b w:val="0"/>
-                <w:color w:val="5F6B7A"/>
+                <w:color w:val="667085"/>
                 <w:sz w:val="18"/>
               </w:rPr>
               <w:t>•</w:t>
@@ -9221,14 +10453,14 @@
               </w:rPr>
               <w:t>Moterų dalis stebėtojų taryboje – 33,3 % (tikslas 40 %)</w:t>
             </w:r>
-            <w:hyperlink r:id="rId51">
+            <w:hyperlink r:id="rId52">
               <w:r>
                 <w:rPr>
                   <w:color w:val="2A78D6"/>
                   <w:vertAlign w:val="superscript"/>
                   <w:sz w:val="15"/>
                 </w:rPr>
-                <w:t xml:space="preserve">35</w:t>
+                <w:t xml:space="preserve">36</w:t>
               </w:r>
             </w:hyperlink>
           </w:p>
@@ -9243,7 +10475,7 @@
             <w:r>
               <w:rPr>
                 <w:b w:val="0"/>
-                <w:color w:val="5F6B7A"/>
+                <w:color w:val="667085"/>
                 <w:sz w:val="18"/>
               </w:rPr>
               <w:t>•</w:t>
@@ -9257,14 +10489,14 @@
               </w:rPr>
               <w:t>Sustainalytics ESG rizikos reitingas 18,4, maža rizika</w:t>
             </w:r>
-            <w:hyperlink r:id="rId45">
+            <w:hyperlink r:id="rId46">
               <w:r>
                 <w:rPr>
                   <w:color w:val="2A78D6"/>
                   <w:vertAlign w:val="superscript"/>
                   <w:sz w:val="15"/>
                 </w:rPr>
-                <w:t xml:space="preserve">29</w:t>
+                <w:t xml:space="preserve">30</w:t>
               </w:r>
             </w:hyperlink>
             <w:r>
@@ -9317,7 +10549,7 @@
       <w:r>
         <w:rPr>
           <w:b w:val="0"/>
-          <w:color w:val="5F6B7A"/>
+          <w:color w:val="667085"/>
           <w:sz w:val="16"/>
         </w:rPr>
         <w:t>Taikytos SEB politikos: Policy on Sustainability Considerations in Investments (SEB AB); Financial sector - no dedicated SEB sector policy (thematic policies applied); Environmental Policy on Climate, Nature and Water (thematic); Social and Human Rights Policy (thematic); Governance expectations in sector policies (anti-corruption, tax, reporting)</w:t>
@@ -9327,7 +10559,7 @@
       <w:pPr>
         <w:keepNext/>
         <w:pBdr>
-          <w:bottom w:val="single" w:sz="8" w:color="1F4E79" w:space="4"/>
+          <w:bottom w:val="single" w:sz="8" w:color="12355B" w:space="4"/>
         </w:pBdr>
         <w:tabs>
           <w:tab w:pos="482" w:val="left"/>
@@ -9346,7 +10578,7 @@
       <w:r>
         <w:rPr>
           <w:b/>
-          <w:color w:val="1F4E79"/>
+          <w:color w:val="12355B"/>
           <w:sz w:val="28"/>
         </w:rPr>
         <w:t>Šaltiniai</w:t>
@@ -9363,7 +10595,7 @@
       <w:r>
         <w:rPr>
           <w:b w:val="0"/>
-          <w:color w:val="5F6B7A"/>
+          <w:color w:val="667085"/>
           <w:sz w:val="17"/>
         </w:rPr>
         <w:t>1.</w:t>
@@ -9390,7 +10622,7 @@
       <w:r>
         <w:rPr>
           <w:b w:val="0"/>
-          <w:color w:val="5F6B7A"/>
+          <w:color w:val="667085"/>
           <w:sz w:val="17"/>
         </w:rPr>
         <w:t>2.</w:t>
@@ -9417,7 +10649,7 @@
       <w:r>
         <w:rPr>
           <w:b w:val="0"/>
-          <w:color w:val="5F6B7A"/>
+          <w:color w:val="667085"/>
           <w:sz w:val="17"/>
         </w:rPr>
         <w:t>3.</w:t>
@@ -9444,7 +10676,7 @@
       <w:r>
         <w:rPr>
           <w:b w:val="0"/>
-          <w:color w:val="5F6B7A"/>
+          <w:color w:val="667085"/>
           <w:sz w:val="17"/>
         </w:rPr>
         <w:t>4.</w:t>
@@ -9471,7 +10703,7 @@
       <w:r>
         <w:rPr>
           <w:b w:val="0"/>
-          <w:color w:val="5F6B7A"/>
+          <w:color w:val="667085"/>
           <w:sz w:val="17"/>
         </w:rPr>
         <w:t>5.</w:t>
@@ -9498,7 +10730,7 @@
       <w:r>
         <w:rPr>
           <w:b w:val="0"/>
-          <w:color w:val="5F6B7A"/>
+          <w:color w:val="667085"/>
           <w:sz w:val="17"/>
         </w:rPr>
         <w:t>6.</w:t>
@@ -9525,7 +10757,7 @@
       <w:r>
         <w:rPr>
           <w:b w:val="0"/>
-          <w:color w:val="5F6B7A"/>
+          <w:color w:val="667085"/>
           <w:sz w:val="17"/>
         </w:rPr>
         <w:t>7.</w:t>
@@ -9552,7 +10784,7 @@
       <w:r>
         <w:rPr>
           <w:b w:val="0"/>
-          <w:color w:val="5F6B7A"/>
+          <w:color w:val="667085"/>
           <w:sz w:val="17"/>
         </w:rPr>
         <w:t>8.</w:t>
@@ -9579,7 +10811,7 @@
       <w:r>
         <w:rPr>
           <w:b w:val="0"/>
-          <w:color w:val="5F6B7A"/>
+          <w:color w:val="667085"/>
           <w:sz w:val="17"/>
         </w:rPr>
         <w:t>9.</w:t>
@@ -9606,7 +10838,7 @@
       <w:r>
         <w:rPr>
           <w:b w:val="0"/>
-          <w:color w:val="5F6B7A"/>
+          <w:color w:val="667085"/>
           <w:sz w:val="17"/>
         </w:rPr>
         <w:t>10.</w:t>
@@ -9633,7 +10865,7 @@
       <w:r>
         <w:rPr>
           <w:b w:val="0"/>
-          <w:color w:val="5F6B7A"/>
+          <w:color w:val="667085"/>
           <w:sz w:val="17"/>
         </w:rPr>
         <w:t>11.</w:t>
@@ -9660,7 +10892,7 @@
       <w:r>
         <w:rPr>
           <w:b w:val="0"/>
-          <w:color w:val="5F6B7A"/>
+          <w:color w:val="667085"/>
           <w:sz w:val="17"/>
         </w:rPr>
         <w:t>12.</w:t>
@@ -9687,7 +10919,7 @@
       <w:r>
         <w:rPr>
           <w:b w:val="0"/>
-          <w:color w:val="5F6B7A"/>
+          <w:color w:val="667085"/>
           <w:sz w:val="17"/>
         </w:rPr>
         <w:t>13.</w:t>
@@ -9714,7 +10946,7 @@
       <w:r>
         <w:rPr>
           <w:b w:val="0"/>
-          <w:color w:val="5F6B7A"/>
+          <w:color w:val="667085"/>
           <w:sz w:val="17"/>
         </w:rPr>
         <w:t>14.</w:t>
@@ -9741,7 +10973,7 @@
       <w:r>
         <w:rPr>
           <w:b w:val="0"/>
-          <w:color w:val="5F6B7A"/>
+          <w:color w:val="667085"/>
           <w:sz w:val="17"/>
         </w:rPr>
         <w:t>15.</w:t>
@@ -9768,7 +11000,7 @@
       <w:r>
         <w:rPr>
           <w:b w:val="0"/>
-          <w:color w:val="5F6B7A"/>
+          <w:color w:val="667085"/>
           <w:sz w:val="17"/>
         </w:rPr>
         <w:t>16.</w:t>
@@ -9795,7 +11027,7 @@
       <w:r>
         <w:rPr>
           <w:b w:val="0"/>
-          <w:color w:val="5F6B7A"/>
+          <w:color w:val="667085"/>
           <w:sz w:val="17"/>
         </w:rPr>
         <w:t>17.</w:t>
@@ -9822,7 +11054,7 @@
       <w:r>
         <w:rPr>
           <w:b w:val="0"/>
-          <w:color w:val="5F6B7A"/>
+          <w:color w:val="667085"/>
           <w:sz w:val="17"/>
         </w:rPr>
         <w:t>18.</w:t>
@@ -9849,7 +11081,7 @@
       <w:r>
         <w:rPr>
           <w:b w:val="0"/>
-          <w:color w:val="5F6B7A"/>
+          <w:color w:val="667085"/>
           <w:sz w:val="17"/>
         </w:rPr>
         <w:t>19.</w:t>
@@ -9876,7 +11108,7 @@
       <w:r>
         <w:rPr>
           <w:b w:val="0"/>
-          <w:color w:val="5F6B7A"/>
+          <w:color w:val="667085"/>
           <w:sz w:val="17"/>
         </w:rPr>
         <w:t>20.</w:t>
@@ -9903,7 +11135,7 @@
       <w:r>
         <w:rPr>
           <w:b w:val="0"/>
-          <w:color w:val="5F6B7A"/>
+          <w:color w:val="667085"/>
           <w:sz w:val="17"/>
         </w:rPr>
         <w:t>21.</w:t>
@@ -9930,7 +11162,7 @@
       <w:r>
         <w:rPr>
           <w:b w:val="0"/>
-          <w:color w:val="5F6B7A"/>
+          <w:color w:val="667085"/>
           <w:sz w:val="17"/>
         </w:rPr>
         <w:t>22.</w:t>
@@ -9957,7 +11189,7 @@
       <w:r>
         <w:rPr>
           <w:b w:val="0"/>
-          <w:color w:val="5F6B7A"/>
+          <w:color w:val="667085"/>
           <w:sz w:val="17"/>
         </w:rPr>
         <w:t>23.</w:t>
@@ -9984,7 +11216,7 @@
       <w:r>
         <w:rPr>
           <w:b w:val="0"/>
-          <w:color w:val="5F6B7A"/>
+          <w:color w:val="667085"/>
           <w:sz w:val="17"/>
         </w:rPr>
         <w:t>24.</w:t>
@@ -10011,13 +11243,40 @@
       <w:r>
         <w:rPr>
           <w:b w:val="0"/>
-          <w:color w:val="5F6B7A"/>
+          <w:color w:val="667085"/>
           <w:sz w:val="17"/>
         </w:rPr>
         <w:t>25.</w:t>
         <w:tab/>
       </w:r>
       <w:hyperlink r:id="rId33">
+        <w:r>
+          <w:rPr>
+            <w:color w:val="2A78D6"/>
+            <w:sz w:val="17"/>
+          </w:rPr>
+          <w:t xml:space="preserve">Luminor Bank - Interim report 2Q 2026, p. 3, 2026-08-11</w:t>
+        </w:r>
+      </w:hyperlink>
+    </w:p>
+    <w:p>
+      <w:pPr>
+        <w:tabs>
+          <w:tab w:pos="397" w:val="left"/>
+        </w:tabs>
+        <w:spacing w:before="0" w:after="30"/>
+        <w:ind w:left="397" w:hanging="397"/>
+      </w:pPr>
+      <w:r>
+        <w:rPr>
+          <w:b w:val="0"/>
+          <w:color w:val="667085"/>
+          <w:sz w:val="17"/>
+        </w:rPr>
+        <w:t>26.</w:t>
+        <w:tab/>
+      </w:r>
+      <w:hyperlink r:id="rId34">
         <w:r>
           <w:rPr>
             <w:color w:val="2A78D6"/>
@@ -10038,13 +11297,13 @@
       <w:r>
         <w:rPr>
           <w:b w:val="0"/>
-          <w:color w:val="5F6B7A"/>
+          <w:color w:val="667085"/>
           <w:sz w:val="17"/>
         </w:rPr>
-        <w:t>26.</w:t>
+        <w:t>27.</w:t>
         <w:tab/>
       </w:r>
-      <w:hyperlink r:id="rId34">
+      <w:hyperlink r:id="rId35">
         <w:r>
           <w:rPr>
             <w:color w:val="2A78D6"/>
@@ -10065,13 +11324,13 @@
       <w:r>
         <w:rPr>
           <w:b w:val="0"/>
-          <w:color w:val="5F6B7A"/>
+          <w:color w:val="667085"/>
           <w:sz w:val="17"/>
         </w:rPr>
-        <w:t>27.</w:t>
+        <w:t>28.</w:t>
         <w:tab/>
       </w:r>
-      <w:hyperlink r:id="rId35">
+      <w:hyperlink r:id="rId36">
         <w:r>
           <w:rPr>
             <w:color w:val="2A78D6"/>
@@ -10092,13 +11351,13 @@
       <w:r>
         <w:rPr>
           <w:b w:val="0"/>
-          <w:color w:val="5F6B7A"/>
+          <w:color w:val="667085"/>
           <w:sz w:val="17"/>
         </w:rPr>
-        <w:t>28.</w:t>
+        <w:t>29.</w:t>
         <w:tab/>
       </w:r>
-      <w:hyperlink r:id="rId36">
+      <w:hyperlink r:id="rId37">
         <w:r>
           <w:rPr>
             <w:color w:val="2A78D6"/>
@@ -10119,13 +11378,13 @@
       <w:r>
         <w:rPr>
           <w:b w:val="0"/>
-          <w:color w:val="5F6B7A"/>
+          <w:color w:val="667085"/>
           <w:sz w:val="17"/>
         </w:rPr>
-        <w:t>29.</w:t>
+        <w:t>30.</w:t>
         <w:tab/>
       </w:r>
-      <w:hyperlink r:id="rId45">
+      <w:hyperlink r:id="rId46">
         <w:r>
           <w:rPr>
             <w:color w:val="2A78D6"/>
@@ -10146,13 +11405,13 @@
       <w:r>
         <w:rPr>
           <w:b w:val="0"/>
-          <w:color w:val="5F6B7A"/>
+          <w:color w:val="667085"/>
           <w:sz w:val="17"/>
         </w:rPr>
-        <w:t>30.</w:t>
+        <w:t>31.</w:t>
         <w:tab/>
       </w:r>
-      <w:hyperlink r:id="rId46">
+      <w:hyperlink r:id="rId47">
         <w:r>
           <w:rPr>
             <w:color w:val="2A78D6"/>
@@ -10173,13 +11432,13 @@
       <w:r>
         <w:rPr>
           <w:b w:val="0"/>
-          <w:color w:val="5F6B7A"/>
+          <w:color w:val="667085"/>
           <w:sz w:val="17"/>
         </w:rPr>
-        <w:t>31.</w:t>
+        <w:t>32.</w:t>
         <w:tab/>
       </w:r>
-      <w:hyperlink r:id="rId47">
+      <w:hyperlink r:id="rId48">
         <w:r>
           <w:rPr>
             <w:color w:val="2A78D6"/>
@@ -10200,13 +11459,13 @@
       <w:r>
         <w:rPr>
           <w:b w:val="0"/>
-          <w:color w:val="5F6B7A"/>
+          <w:color w:val="667085"/>
           <w:sz w:val="17"/>
         </w:rPr>
-        <w:t>32.</w:t>
+        <w:t>33.</w:t>
         <w:tab/>
       </w:r>
-      <w:hyperlink r:id="rId48">
+      <w:hyperlink r:id="rId49">
         <w:r>
           <w:rPr>
             <w:color w:val="2A78D6"/>
@@ -10227,13 +11486,13 @@
       <w:r>
         <w:rPr>
           <w:b w:val="0"/>
-          <w:color w:val="5F6B7A"/>
+          <w:color w:val="667085"/>
           <w:sz w:val="17"/>
         </w:rPr>
-        <w:t>33.</w:t>
+        <w:t>34.</w:t>
         <w:tab/>
       </w:r>
-      <w:hyperlink r:id="rId49">
+      <w:hyperlink r:id="rId50">
         <w:r>
           <w:rPr>
             <w:color w:val="2A78D6"/>
@@ -10254,13 +11513,13 @@
       <w:r>
         <w:rPr>
           <w:b w:val="0"/>
-          <w:color w:val="5F6B7A"/>
+          <w:color w:val="667085"/>
           <w:sz w:val="17"/>
         </w:rPr>
-        <w:t>34.</w:t>
+        <w:t>35.</w:t>
         <w:tab/>
       </w:r>
-      <w:hyperlink r:id="rId50">
+      <w:hyperlink r:id="rId51">
         <w:r>
           <w:rPr>
             <w:color w:val="2A78D6"/>
@@ -10281,13 +11540,13 @@
       <w:r>
         <w:rPr>
           <w:b w:val="0"/>
-          <w:color w:val="5F6B7A"/>
+          <w:color w:val="667085"/>
           <w:sz w:val="17"/>
         </w:rPr>
-        <w:t>35.</w:t>
+        <w:t>36.</w:t>
         <w:tab/>
       </w:r>
-      <w:hyperlink r:id="rId51">
+      <w:hyperlink r:id="rId52">
         <w:r>
           <w:rPr>
             <w:color w:val="2A78D6"/>
@@ -10304,7 +11563,7 @@
       <w:r>
         <w:rPr>
           <w:b w:val="0"/>
-          <w:color w:val="5F6B7A"/>
+          <w:color w:val="667085"/>
           <w:sz w:val="16"/>
         </w:rPr>
         <w:t>Ataskaita parengta iš viešų šaltinių. Skaičiai pateikiami taip, kaip juos skelbia emitentas; maži numeriai prie teksto veda į šaltinių sąrašą.</w:t>
@@ -10329,7 +11588,7 @@
   <w:p>
     <w:pPr>
       <w:pBdr>
-        <w:top w:val="single" w:sz="4" w:color="C9D3DE" w:space="4"/>
+        <w:top w:val="single" w:sz="4" w:color="D5DCE4" w:space="4"/>
       </w:pBdr>
       <w:tabs>
         <w:tab w:pos="9638" w:val="right"/>
@@ -10338,7 +11597,7 @@
     <w:r>
       <w:rPr>
         <w:b w:val="0"/>
-        <w:color w:val="5F6B7A"/>
+        <w:color w:val="667085"/>
         <w:sz w:val="16"/>
       </w:rPr>
       <w:t>Luminor Bank · 1H2026 · 2026-10-22</w:t>
@@ -10347,7 +11606,7 @@
     <w:r>
       <w:rPr>
         <w:b/>
-        <w:color w:val="1F4E79"/>
+        <w:color w:val="12355B"/>
         <w:sz w:val="16"/>
       </w:rPr>
       <w:fldChar w:fldCharType="begin"/>
@@ -10363,7 +11622,7 @@
   <w:p>
     <w:pPr>
       <w:pBdr>
-        <w:top w:val="single" w:sz="4" w:color="C9D3DE" w:space="4"/>
+        <w:top w:val="single" w:sz="4" w:color="D5DCE4" w:space="4"/>
       </w:pBdr>
       <w:tabs>
         <w:tab w:pos="9638" w:val="right"/>
@@ -10372,7 +11631,7 @@
     <w:r>
       <w:rPr>
         <w:b w:val="0"/>
-        <w:color w:val="5F6B7A"/>
+        <w:color w:val="667085"/>
         <w:sz w:val="16"/>
       </w:rPr>
       <w:t>Luminor Bank · 1H2026 · 2026-10-22</w:t>
@@ -10381,7 +11640,7 @@
     <w:r>
       <w:rPr>
         <w:b/>
-        <w:color w:val="1F4E79"/>
+        <w:color w:val="12355B"/>
         <w:sz w:val="16"/>
       </w:rPr>
       <w:fldChar w:fldCharType="begin"/>
@@ -10397,7 +11656,7 @@
   <w:p>
     <w:pPr>
       <w:pBdr>
-        <w:bottom w:val="single" w:sz="4" w:color="C9D3DE" w:space="4"/>
+        <w:bottom w:val="single" w:sz="4" w:color="D5DCE4" w:space="4"/>
       </w:pBdr>
       <w:tabs>
         <w:tab w:pos="9638" w:val="right"/>
@@ -10406,7 +11665,7 @@
     <w:r>
       <w:rPr>
         <w:b/>
-        <w:color w:val="1F4E79"/>
+        <w:color w:val="12355B"/>
         <w:sz w:val="16"/>
       </w:rPr>
       <w:t>Luminor Bank</w:t>
@@ -10414,7 +11673,7 @@
     <w:r>
       <w:rPr>
         <w:b w:val="0"/>
-        <w:color w:val="5F6B7A"/>
+        <w:color w:val="667085"/>
         <w:sz w:val="16"/>
       </w:rPr>
       <w:tab/>
@@ -10792,7 +12051,7 @@
     </w:pPr>
     <w:rPr>
       <w:rFonts w:ascii="Calibri" w:hAnsi="Calibri" w:eastAsia="Calibri"/>
-      <w:color w:val="1A1A1A"/>
+      <w:color w:val="1B2430"/>
       <w:sz w:val="21"/>
     </w:rPr>
   </w:style>

--- a/docs/files/luminor/luminor_1H2026_lt.docx
+++ b/docs/files/luminor/luminor_1H2026_lt.docx
@@ -7503,7 +7503,7 @@
           <w:color w:val="667085"/>
           <w:sz w:val="18"/>
         </w:rPr>
-        <w:t>Automatinė naujienų paieška (Google News, EN, EE, LT, LV), 2026-07-24 – 2026-10-22: 27 pranešimų.</w:t>
+        <w:t>Automatinė naujienų paieška (Google News, EN, EE, LT, LV), 2026-07-25 – 2026-10-23: 27 pranešimų.</w:t>
       </w:r>
     </w:p>
     <w:tbl>
@@ -9104,7 +9104,7 @@
                 <w:color w:val="333333"/>
                 <w:sz w:val="18"/>
               </w:rPr>
-              <w:t>Naujienų suvestinė 2026-07-24 – 2026-10-22: 27 pranešimų, iš jų su neigiamu žodžiu antraštėje – 1 (plačiau – skiltyje „Ką rašo spauda“).</w:t>
+              <w:t>Naujienų suvestinė 2026-07-25 – 2026-10-23: 27 pranešimų, iš jų su neigiamu žodžiu antraštėje – 1 (plačiau – skiltyje „Ką rašo spauda“).</w:t>
             </w:r>
           </w:p>
           <w:p>

--- a/docs/files/luminor/luminor_1H2026_lt.docx
+++ b/docs/files/luminor/luminor_1H2026_lt.docx
@@ -4974,7 +4974,7 @@
           <w:color w:val="667085"/>
           <w:sz w:val="16"/>
         </w:rPr>
-        <w:t>Spalvos: žalias pokytis – rodiklis gerėja, raudonas – blogėja. Paskutinio laikotarpio langelio fonas: žalias – geras lygis, geltonas – vidutinis, raudonas – silpnas (įrankio orientyrai, config/metric_rules.yaml).</w:t>
+        <w:t>Spalvos: žalias pokytis – rodiklis gerėja, raudonas – blogėja. Paskutinio laikotarpio langelio fonas: žalias – geras lygis, geltonas – vidutinis, raudonas – silpnas (vidiniai orientyrai, config/metric_rules.yaml).</w:t>
       </w:r>
     </w:p>
     <w:p>
@@ -4987,7 +4987,7 @@
           <w:color w:val="667085"/>
           <w:sz w:val="16"/>
         </w:rPr>
-        <w:t>* – paimta iš ataskaitos santraukos;  ᶜ – apskaičiuota įrankio. Mažas numeris prie teksto – nuoroda į šaltinį (paspaudus atsidaro dokumentas reikiamame puslapyje).</w:t>
+        <w:t>* – paimta iš ataskaitos santraukos;  ᶜ – mūsų skaičiavimas. Mažas numeris prie teksto – nuoroda į šaltinį (paspaudus atsidaro dokumentas reikiamame puslapyje).</w:t>
       </w:r>
     </w:p>
     <w:p>
@@ -5076,7 +5076,7 @@
         <w:rPr>
           <w:b w:val="0"/>
         </w:rPr>
-        <w:t>Paskolos klientams 11 903,2 mln. EUR (+3,6 % nuo 2025 m. pab.), indėliai 12 275,5 mln. EUR (+6,6 %; pokyčiai apskaičiuoti įrankio)</w:t>
+        <w:t>Paskolos klientams 11 903,2 mln. EUR (+3,6 % nuo 2025 m. pab.), indėliai 12 275,5 mln. EUR (+6,6 %; pokyčiai – mūsų skaičiavimas)</w:t>
       </w:r>
       <w:hyperlink r:id="rId16">
         <w:r>

--- a/docs/files/luminor/luminor_1H2026_lt.docx
+++ b/docs/files/luminor/luminor_1H2026_lt.docx
@@ -7092,7 +7092,7 @@
                 <w:b w:val="0"/>
                 <w:sz w:val="17"/>
               </w:rPr>
-              <w:t>3,43 % (2026-10)</w:t>
+              <w:t>3,38 % (2026-10)</w:t>
             </w:r>
           </w:p>
         </w:tc>
@@ -7164,7 +7164,7 @@
                 <w:b w:val="0"/>
                 <w:sz w:val="17"/>
               </w:rPr>
-              <w:t>▲ 0,71 p. p.</w:t>
+              <w:t>▲ 0,66 p. p.</w:t>
             </w:r>
           </w:p>
         </w:tc>
@@ -7503,7 +7503,7 @@
           <w:color w:val="667085"/>
           <w:sz w:val="18"/>
         </w:rPr>
-        <w:t>Automatinė naujienų paieška (Google News, EN, EE, LT, LV), 2026-07-25 – 2026-10-23: 27 pranešimų.</w:t>
+        <w:t>Automatinė naujienų paieška (Google News, EN, EE, LT, LV), 2026-07-25 – 2026-10-23: 32 pranešimų.</w:t>
       </w:r>
     </w:p>
     <w:tbl>
@@ -7636,7 +7636,7 @@
                 <w:color w:val="1B2430"/>
                 <w:sz w:val="17"/>
               </w:rPr>
-              <w:t>2026-10-22</w:t>
+              <w:t>2026-10-23</w:t>
             </w:r>
           </w:p>
         </w:tc>
@@ -7685,7 +7685,7 @@
                   <w:color w:val="1B2430"/>
                   <w:sz w:val="18"/>
                 </w:rPr>
-                <w:t xml:space="preserve">European Commission clears Luminor deal for OTP Bank stock</w:t>
+                <w:t xml:space="preserve">EU clears Luminor takeover involving OTP Bank stock</w:t>
               </w:r>
             </w:hyperlink>
             <w:r>
@@ -7694,7 +7694,7 @@
                 <w:color w:val="667085"/>
                 <w:sz w:val="15"/>
               </w:rPr>
-              <w:t xml:space="preserve">   AD HOC NEWS  ·  dar 1 panašūs pranešimai</w:t>
+              <w:t xml:space="preserve">   AD HOC NEWS  ·  dar 2 panašūs pranešimai</w:t>
             </w:r>
           </w:p>
         </w:tc>
@@ -7972,7 +7972,7 @@
                 <w:color w:val="1B2430"/>
                 <w:sz w:val="17"/>
               </w:rPr>
-              <w:t>2026-10-19</w:t>
+              <w:t>2026-10-23</w:t>
             </w:r>
           </w:p>
         </w:tc>
@@ -8021,7 +8021,7 @@
                   <w:color w:val="1B2430"/>
                   <w:sz w:val="18"/>
                 </w:rPr>
-                <w:t xml:space="preserve">„Luminor“ mažmeninei bankininkystei pradeda vadovauti Ieva Linkutė-Urbonė</w:t>
+                <w:t xml:space="preserve">„Luminor“ privačios bankininkystės vadovo asmeninis portfelis: renkuosi sritis, kurias gerai išmanau ir kurios man įdomios</w:t>
               </w:r>
             </w:hyperlink>
             <w:r>
@@ -8030,7 +8030,7 @@
                 <w:color w:val="667085"/>
                 <w:sz w:val="15"/>
               </w:rPr>
-              <w:t xml:space="preserve">   LRT</w:t>
+              <w:t xml:space="preserve">   vz.lt  ·  dar 2 panašūs pranešimai</w:t>
             </w:r>
           </w:p>
         </w:tc>
@@ -8224,7 +8224,7 @@
                 <w:color w:val="1B2430"/>
                 <w:sz w:val="17"/>
               </w:rPr>
-              <w:t>2026-10-21</w:t>
+              <w:t>2026-10-22</w:t>
             </w:r>
           </w:p>
         </w:tc>
@@ -8273,7 +8273,7 @@
                   <w:color w:val="1B2430"/>
                   <w:sz w:val="18"/>
                 </w:rPr>
-                <w:t xml:space="preserve">Luminor“ ekonomistas Žygimantas Mauricas: šilta žiema būtų geriausia dovana europiečių piniginėms</w:t>
+                <w:t xml:space="preserve">Luminor backs Latvian road builder SMA with €3M financing package</w:t>
               </w:r>
             </w:hyperlink>
             <w:r>
@@ -8282,7 +8282,7 @@
                 <w:color w:val="667085"/>
                 <w:sz w:val="15"/>
               </w:rPr>
-              <w:t xml:space="preserve">   Infoerdve.lt</w:t>
+              <w:t xml:space="preserve">   Dealroom</w:t>
             </w:r>
           </w:p>
         </w:tc>
@@ -8308,7 +8308,7 @@
                 <w:color w:val="1B2430"/>
                 <w:sz w:val="17"/>
               </w:rPr>
-              <w:t>2026-10-18</w:t>
+              <w:t>2026-10-21</w:t>
             </w:r>
           </w:p>
         </w:tc>
@@ -8357,7 +8357,7 @@
                   <w:color w:val="1B2430"/>
                   <w:sz w:val="18"/>
                 </w:rPr>
-                <w:t xml:space="preserve">Luminor lends €1.1M to fast-growing Latvian timber firm Rēzeknes Mežs</w:t>
+                <w:t xml:space="preserve">Luminor“ ekonomistas Žygimantas Mauricas: šilta žiema būtų geriausia dovana europiečių piniginėms</w:t>
               </w:r>
             </w:hyperlink>
             <w:r>
@@ -8366,7 +8366,7 @@
                 <w:color w:val="667085"/>
                 <w:sz w:val="15"/>
               </w:rPr>
-              <w:t xml:space="preserve">   Dealroom</w:t>
+              <w:t xml:space="preserve">   Infoerdve.lt</w:t>
             </w:r>
           </w:p>
         </w:tc>
@@ -8837,7 +8837,7 @@
                 <w:color w:val="333333"/>
                 <w:sz w:val="18"/>
               </w:rPr>
-              <w:t>Nerasta EU, UN, UK, US OFAC konsoliduotuose sankcijų sąrašuose (automatinė patikra 2026-10-22).</w:t>
+              <w:t>Nerasta EU, UN, UK, US OFAC konsoliduotuose sankcijų sąrašuose (automatinė patikra 2026-10-23).</w:t>
             </w:r>
           </w:p>
           <w:p>
@@ -9104,7 +9104,7 @@
                 <w:color w:val="333333"/>
                 <w:sz w:val="18"/>
               </w:rPr>
-              <w:t>Naujienų suvestinė 2026-07-25 – 2026-10-23: 27 pranešimų, iš jų su neigiamu žodžiu antraštėje – 1 (plačiau – skiltyje „Ką rašo spauda“).</w:t>
+              <w:t>Naujienų suvestinė 2026-07-25 – 2026-10-23: 32 pranešimų, iš jų su neigiamu žodžiu antraštėje – 1 (plačiau – skiltyje „Ką rašo spauda“).</w:t>
             </w:r>
           </w:p>
           <w:p>

--- a/docs/files/luminor/luminor_1H2026_lt.docx
+++ b/docs/files/luminor/luminor_1H2026_lt.docx
@@ -8892,6 +8892,117 @@
               <w:t>Bendravardis sąrašuose: Luminor Logistics – slapyvardis tame pačiame US OFAC įrašų rinkinyje kaip Luminor Oy ir Siberica Oy (logistika), ne Luminor Bank AS.</w:t>
             </w:r>
           </w:p>
+          <w:p>
+            <w:pPr>
+              <w:spacing w:before="40" w:after="0"/>
+            </w:pPr>
+            <w:r>
+              <w:rPr>
+                <w:b/>
+                <w:color w:val="333333"/>
+                <w:sz w:val="18"/>
+              </w:rPr>
+              <w:t>Rankinė patikra</w:t>
+            </w:r>
+          </w:p>
+          <w:p>
+            <w:pPr>
+              <w:tabs>
+                <w:tab w:pos="198" w:val="left"/>
+              </w:tabs>
+              <w:spacing w:before="0" w:after="20"/>
+              <w:ind w:left="198" w:hanging="198"/>
+            </w:pPr>
+            <w:r>
+              <w:rPr>
+                <w:b w:val="0"/>
+                <w:color w:val="667085"/>
+                <w:sz w:val="18"/>
+              </w:rPr>
+              <w:t>•</w:t>
+              <w:tab/>
+            </w:r>
+            <w:r>
+              <w:rPr>
+                <w:b w:val="0"/>
+                <w:color w:val="333333"/>
+                <w:sz w:val="18"/>
+              </w:rPr>
+              <w:t>OFAC sankcijų paieška</w:t>
+            </w:r>
+            <w:hyperlink r:id="rId48">
+              <w:r>
+                <w:rPr>
+                  <w:color w:val="2A78D6"/>
+                  <w:vertAlign w:val="superscript"/>
+                  <w:sz w:val="15"/>
+                </w:rPr>
+                <w:t xml:space="preserve">32</w:t>
+              </w:r>
+            </w:hyperlink>
+          </w:p>
+          <w:p>
+            <w:pPr>
+              <w:tabs>
+                <w:tab w:pos="198" w:val="left"/>
+              </w:tabs>
+              <w:spacing w:before="0" w:after="20"/>
+              <w:ind w:left="198" w:hanging="198"/>
+            </w:pPr>
+            <w:r>
+              <w:rPr>
+                <w:b w:val="0"/>
+                <w:color w:val="667085"/>
+                <w:sz w:val="18"/>
+              </w:rPr>
+              <w:t>•</w:t>
+              <w:tab/>
+            </w:r>
+            <w:r>
+              <w:rPr>
+                <w:b w:val="0"/>
+                <w:color w:val="333333"/>
+                <w:sz w:val="18"/>
+              </w:rPr>
+              <w:t>ES sankcijų žemėlapis</w:t>
+            </w:r>
+            <w:hyperlink r:id="rId49">
+              <w:r>
+                <w:rPr>
+                  <w:color w:val="2A78D6"/>
+                  <w:vertAlign w:val="superscript"/>
+                  <w:sz w:val="15"/>
+                </w:rPr>
+                <w:t xml:space="preserve">33</w:t>
+              </w:r>
+            </w:hyperlink>
+          </w:p>
+          <w:p>
+            <w:pPr>
+              <w:tabs>
+                <w:tab w:pos="198" w:val="left"/>
+              </w:tabs>
+              <w:spacing w:before="0" w:after="20"/>
+              <w:ind w:left="198" w:hanging="198"/>
+            </w:pPr>
+            <w:r>
+              <w:rPr>
+                <w:b w:val="0"/>
+                <w:color w:val="667085"/>
+                <w:sz w:val="18"/>
+              </w:rPr>
+              <w:t>•</w:t>
+              <w:tab/>
+            </w:r>
+            <w:r>
+              <w:rPr>
+                <w:b w:val="0"/>
+                <w:color w:val="333333"/>
+                <w:sz w:val="18"/>
+              </w:rPr>
+              <w:t>SEB eNameChecker (vidinė SEB sistema).</w:t>
+            </w:r>
+          </w:p>
         </w:tc>
       </w:tr>
     </w:tbl>
@@ -9484,14 +9595,14 @@
               </w:rPr>
               <w:t>Finansuojamos emisijos skaičiuojamos PCAF metodu</w:t>
             </w:r>
-            <w:hyperlink r:id="rId48">
+            <w:hyperlink r:id="rId50">
               <w:r>
                 <w:rPr>
                   <w:color w:val="2A78D6"/>
                   <w:vertAlign w:val="superscript"/>
                   <w:sz w:val="15"/>
                 </w:rPr>
-                <w:t xml:space="preserve">32</w:t>
+                <w:t xml:space="preserve">34</w:t>
               </w:r>
             </w:hyperlink>
           </w:p>
@@ -9799,14 +9910,14 @@
               </w:rPr>
               <w:t>SEB neturi bankų sektoriaus politikos, todėl taikoma investicijų politika bei aplinkosaugos ir socialinė / žmogaus teisių politikos</w:t>
             </w:r>
-            <w:hyperlink r:id="rId49">
+            <w:hyperlink r:id="rId51">
               <w:r>
                 <w:rPr>
                   <w:color w:val="2A78D6"/>
                   <w:vertAlign w:val="superscript"/>
                   <w:sz w:val="15"/>
                 </w:rPr>
-                <w:t xml:space="preserve">33</w:t>
+                <w:t xml:space="preserve">35</w:t>
               </w:r>
             </w:hyperlink>
             <w:r>
@@ -9882,14 +9993,14 @@
               </w:rPr>
               <w:t>Finansuojamos emisijos atskleidžiamos pagal PCAF (3 apimtis – 3,2 mln. t CO2e 2025 m.)</w:t>
             </w:r>
-            <w:hyperlink r:id="rId48">
+            <w:hyperlink r:id="rId50">
               <w:r>
                 <w:rPr>
                   <w:color w:val="2A78D6"/>
                   <w:vertAlign w:val="superscript"/>
                   <w:sz w:val="15"/>
                 </w:rPr>
-                <w:t xml:space="preserve">32</w:t>
+                <w:t xml:space="preserve">34</w:t>
               </w:r>
             </w:hyperlink>
           </w:p>
@@ -10026,14 +10137,14 @@
               </w:rPr>
               <w:t>Įsipareigojimas gerbti žmogaus teises</w:t>
             </w:r>
-            <w:hyperlink r:id="rId50">
+            <w:hyperlink r:id="rId52">
               <w:r>
                 <w:rPr>
                   <w:color w:val="2A78D6"/>
                   <w:vertAlign w:val="superscript"/>
                   <w:sz w:val="15"/>
                 </w:rPr>
-                <w:t xml:space="preserve">34</w:t>
+                <w:t xml:space="preserve">36</w:t>
               </w:r>
             </w:hyperlink>
           </w:p>
@@ -10062,14 +10173,14 @@
               </w:rPr>
               <w:t>PPTFP ir sankcijų atitiktis</w:t>
             </w:r>
-            <w:hyperlink r:id="rId50">
+            <w:hyperlink r:id="rId52">
               <w:r>
                 <w:rPr>
                   <w:color w:val="2A78D6"/>
                   <w:vertAlign w:val="superscript"/>
                   <w:sz w:val="15"/>
                 </w:rPr>
-                <w:t xml:space="preserve">34</w:t>
+                <w:t xml:space="preserve">36</w:t>
               </w:r>
             </w:hyperlink>
           </w:p>
@@ -10098,14 +10209,14 @@
               </w:rPr>
               <w:t>Antikorupcijos priemonės ir pranešėjų kanalai</w:t>
             </w:r>
-            <w:hyperlink r:id="rId51">
+            <w:hyperlink r:id="rId53">
               <w:r>
                 <w:rPr>
                   <w:color w:val="2A78D6"/>
                   <w:vertAlign w:val="superscript"/>
                   <w:sz w:val="15"/>
                 </w:rPr>
-                <w:t xml:space="preserve">35</w:t>
+                <w:t xml:space="preserve">37</w:t>
               </w:r>
             </w:hyperlink>
             <w:r>
@@ -10417,14 +10528,14 @@
               </w:rPr>
               <w:t>Finansuojamos emisijos (3 apimtis) 2025 m. – 3,2 mln. t CO2e, PCAF metodas</w:t>
             </w:r>
-            <w:hyperlink r:id="rId48">
+            <w:hyperlink r:id="rId50">
               <w:r>
                 <w:rPr>
                   <w:color w:val="2A78D6"/>
                   <w:vertAlign w:val="superscript"/>
                   <w:sz w:val="15"/>
                 </w:rPr>
-                <w:t xml:space="preserve">32</w:t>
+                <w:t xml:space="preserve">34</w:t>
               </w:r>
             </w:hyperlink>
           </w:p>
@@ -10453,14 +10564,14 @@
               </w:rPr>
               <w:t>Moterų dalis stebėtojų taryboje – 33,3 % (tikslas 40 %)</w:t>
             </w:r>
-            <w:hyperlink r:id="rId52">
+            <w:hyperlink r:id="rId54">
               <w:r>
                 <w:rPr>
                   <w:color w:val="2A78D6"/>
                   <w:vertAlign w:val="superscript"/>
                   <w:sz w:val="15"/>
                 </w:rPr>
-                <w:t xml:space="preserve">36</w:t>
+                <w:t xml:space="preserve">38</w:t>
               </w:r>
             </w:hyperlink>
           </w:p>
@@ -11444,7 +11555,7 @@
             <w:color w:val="2A78D6"/>
             <w:sz w:val="17"/>
           </w:rPr>
-          <w:t xml:space="preserve">Luminor Bank - Annual report 2025, p. 22, 2026</w:t>
+          <w:t xml:space="preserve">OFAC Sanctions List Search (US Treasury)</w:t>
         </w:r>
       </w:hyperlink>
     </w:p>
@@ -11471,7 +11582,7 @@
             <w:color w:val="2A78D6"/>
             <w:sz w:val="17"/>
           </w:rPr>
-          <w:t xml:space="preserve">SEB Policy on Sustainability Considerations in Investments (2026-04-15), p. 5, 7, 2026-04-15</w:t>
+          <w:t xml:space="preserve">EU Sanctions Map</w:t>
         </w:r>
       </w:hyperlink>
     </w:p>
@@ -11498,7 +11609,7 @@
             <w:color w:val="2A78D6"/>
             <w:sz w:val="17"/>
           </w:rPr>
-          <w:t xml:space="preserve">Luminor Bank - Annual report 2025, p. 18, 2026</w:t>
+          <w:t xml:space="preserve">Luminor Bank - Annual report 2025, p. 22, 2026</w:t>
         </w:r>
       </w:hyperlink>
     </w:p>
@@ -11525,7 +11636,7 @@
             <w:color w:val="2A78D6"/>
             <w:sz w:val="17"/>
           </w:rPr>
-          <w:t xml:space="preserve">Luminor Bank - Annual report 2025, p. 23, 28, 2026</w:t>
+          <w:t xml:space="preserve">SEB Policy on Sustainability Considerations in Investments (2026-04-15), p. 5, 7, 2026-04-15</w:t>
         </w:r>
       </w:hyperlink>
     </w:p>
@@ -11547,6 +11658,60 @@
         <w:tab/>
       </w:r>
       <w:hyperlink r:id="rId52">
+        <w:r>
+          <w:rPr>
+            <w:color w:val="2A78D6"/>
+            <w:sz w:val="17"/>
+          </w:rPr>
+          <w:t xml:space="preserve">Luminor Bank - Annual report 2025, p. 18, 2026</w:t>
+        </w:r>
+      </w:hyperlink>
+    </w:p>
+    <w:p>
+      <w:pPr>
+        <w:tabs>
+          <w:tab w:pos="397" w:val="left"/>
+        </w:tabs>
+        <w:spacing w:before="0" w:after="30"/>
+        <w:ind w:left="397" w:hanging="397"/>
+      </w:pPr>
+      <w:r>
+        <w:rPr>
+          <w:b w:val="0"/>
+          <w:color w:val="667085"/>
+          <w:sz w:val="17"/>
+        </w:rPr>
+        <w:t>37.</w:t>
+        <w:tab/>
+      </w:r>
+      <w:hyperlink r:id="rId53">
+        <w:r>
+          <w:rPr>
+            <w:color w:val="2A78D6"/>
+            <w:sz w:val="17"/>
+          </w:rPr>
+          <w:t xml:space="preserve">Luminor Bank - Annual report 2025, p. 23, 28, 2026</w:t>
+        </w:r>
+      </w:hyperlink>
+    </w:p>
+    <w:p>
+      <w:pPr>
+        <w:tabs>
+          <w:tab w:pos="397" w:val="left"/>
+        </w:tabs>
+        <w:spacing w:before="0" w:after="30"/>
+        <w:ind w:left="397" w:hanging="397"/>
+      </w:pPr>
+      <w:r>
+        <w:rPr>
+          <w:b w:val="0"/>
+          <w:color w:val="667085"/>
+          <w:sz w:val="17"/>
+        </w:rPr>
+        <w:t>38.</w:t>
+        <w:tab/>
+      </w:r>
+      <w:hyperlink r:id="rId54">
         <w:r>
           <w:rPr>
             <w:color w:val="2A78D6"/>

--- a/docs/files/luminor/luminor_1H2026_lt.docx
+++ b/docs/files/luminor/luminor_1H2026_lt.docx
@@ -7503,7 +7503,7 @@
           <w:color w:val="667085"/>
           <w:sz w:val="18"/>
         </w:rPr>
-        <w:t>Automatinė naujienų paieška (Google News, EN, EE, LT, LV), 2026-07-25 – 2026-10-23: 32 pranešimų.</w:t>
+        <w:t>Automatinė naujienų paieška (Google News, EN, EE, LT, LV), 2026-07-26 – 2026-10-24: 34 pranešimų.</w:t>
       </w:r>
     </w:p>
     <w:tbl>
@@ -7694,7 +7694,7 @@
                 <w:color w:val="667085"/>
                 <w:sz w:val="15"/>
               </w:rPr>
-              <w:t xml:space="preserve">   AD HOC NEWS  ·  dar 2 panašūs pranešimai</w:t>
+              <w:t xml:space="preserve">   AD HOC NEWS  ·  dar 3 panašūs pranešimai</w:t>
             </w:r>
           </w:p>
         </w:tc>
@@ -8837,7 +8837,7 @@
                 <w:color w:val="333333"/>
                 <w:sz w:val="18"/>
               </w:rPr>
-              <w:t>Nerasta EU, UN, UK, US OFAC konsoliduotuose sankcijų sąrašuose (automatinė patikra 2026-10-23).</w:t>
+              <w:t>Nerasta EU, UN, UK, US OFAC konsoliduotuose sankcijų sąrašuose (automatinė patikra 2026-10-24).</w:t>
             </w:r>
           </w:p>
           <w:p>
@@ -9215,7 +9215,7 @@
                 <w:color w:val="333333"/>
                 <w:sz w:val="18"/>
               </w:rPr>
-              <w:t>Naujienų suvestinė 2026-07-25 – 2026-10-23: 32 pranešimų, iš jų su neigiamu žodžiu antraštėje – 1 (plačiau – skiltyje „Ką rašo spauda“).</w:t>
+              <w:t>Naujienų suvestinė 2026-07-26 – 2026-10-24: 34 pranešimų, iš jų su neigiamu žodžiu antraštėje – 1 (plačiau – skiltyje „Ką rašo spauda“).</w:t>
             </w:r>
           </w:p>
           <w:p>

--- a/docs/files/luminor/luminor_1H2026_lt.docx
+++ b/docs/files/luminor/luminor_1H2026_lt.docx
@@ -7503,7 +7503,7 @@
           <w:color w:val="667085"/>
           <w:sz w:val="18"/>
         </w:rPr>
-        <w:t>Automatinė naujienų paieška (Google News, EN, EE, LT, LV), 2026-07-26 – 2026-10-24: 34 pranešimų.</w:t>
+        <w:t>Automatinė naujienų paieška (Google News, EN, EE, LT, LV), 2026-07-27 – 2026-10-25: 37 pranešimų.</w:t>
       </w:r>
     </w:p>
     <w:tbl>
@@ -7685,7 +7685,7 @@
                   <w:color w:val="1B2430"/>
                   <w:sz w:val="18"/>
                 </w:rPr>
-                <w:t xml:space="preserve">EU clears Luminor takeover involving OTP Bank stock</w:t>
+                <w:t xml:space="preserve">Parduodamas „Luminor“: pirkėju tapo OTP Bank, sandorį jau patvirtino Europos Komisija</w:t>
               </w:r>
             </w:hyperlink>
             <w:r>
@@ -7694,7 +7694,7 @@
                 <w:color w:val="667085"/>
                 <w:sz w:val="15"/>
               </w:rPr>
-              <w:t xml:space="preserve">   AD HOC NEWS  ·  dar 3 panašūs pranešimai</w:t>
+              <w:t xml:space="preserve">   77.lt  ·  dar 6 panašūs pranešimai</w:t>
             </w:r>
           </w:p>
         </w:tc>
@@ -7720,7 +7720,7 @@
                 <w:color w:val="1B2430"/>
                 <w:sz w:val="17"/>
               </w:rPr>
-              <w:t>2026-10-15</w:t>
+              <w:t>2026-09-29</w:t>
             </w:r>
           </w:p>
         </w:tc>
@@ -7764,90 +7764,6 @@
               <w:spacing w:before="0" w:after="0"/>
             </w:pPr>
             <w:hyperlink r:id="rId39">
-              <w:r>
-                <w:rPr>
-                  <w:color w:val="1B2430"/>
-                  <w:sz w:val="18"/>
-                </w:rPr>
-                <w:t xml:space="preserve">OTP Bank wins EU approval for Luminor while OTP Bank stock trades at EUR 114.05</w:t>
-              </w:r>
-            </w:hyperlink>
-            <w:r>
-              <w:rPr>
-                <w:b w:val="0"/>
-                <w:color w:val="667085"/>
-                <w:sz w:val="15"/>
-              </w:rPr>
-              <w:t xml:space="preserve">   AD HOC NEWS  ·  dar 1 panašūs pranešimai</w:t>
-            </w:r>
-          </w:p>
-        </w:tc>
-      </w:tr>
-      <w:tr>
-        <w:tc>
-          <w:tcPr>
-            <w:tcW w:type="dxa" w:w="1020"/>
-            <w:tcBorders>
-              <w:top w:val="nil"/>
-              <w:left w:val="nil"/>
-              <w:bottom w:val="single" w:sz="4" w:color="E3E8EE" w:space="0"/>
-              <w:right w:val="nil"/>
-            </w:tcBorders>
-          </w:tcPr>
-          <w:p>
-            <w:pPr>
-              <w:spacing w:before="0" w:after="0"/>
-            </w:pPr>
-            <w:r>
-              <w:rPr>
-                <w:b w:val="0"/>
-                <w:color w:val="1B2430"/>
-                <w:sz w:val="17"/>
-              </w:rPr>
-              <w:t>2026-09-29</w:t>
-            </w:r>
-          </w:p>
-        </w:tc>
-        <w:tc>
-          <w:tcPr>
-            <w:tcW w:type="dxa" w:w="1361"/>
-            <w:tcBorders>
-              <w:top w:val="nil"/>
-              <w:left w:val="nil"/>
-              <w:bottom w:val="single" w:sz="4" w:color="E3E8EE" w:space="0"/>
-              <w:right w:val="nil"/>
-            </w:tcBorders>
-          </w:tcPr>
-          <w:p>
-            <w:pPr>
-              <w:spacing w:before="0" w:after="0"/>
-            </w:pPr>
-            <w:r>
-              <w:rPr>
-                <w:b/>
-                <w:color w:val="9A6400"/>
-                <w:sz w:val="14"/>
-                <w:shd w:val="clear" w:color="auto" w:fill="FDF1D8"/>
-              </w:rPr>
-              <w:t xml:space="preserve"> SANDORIS </w:t>
-            </w:r>
-          </w:p>
-        </w:tc>
-        <w:tc>
-          <w:tcPr>
-            <w:tcW w:type="dxa" w:w="7257"/>
-            <w:tcBorders>
-              <w:top w:val="nil"/>
-              <w:left w:val="nil"/>
-              <w:bottom w:val="single" w:sz="4" w:color="E3E8EE" w:space="0"/>
-              <w:right w:val="nil"/>
-            </w:tcBorders>
-          </w:tcPr>
-          <w:p>
-            <w:pPr>
-              <w:spacing w:before="0" w:after="0"/>
-            </w:pPr>
-            <w:hyperlink r:id="rId40">
               <w:r>
                 <w:rPr>
                   <w:color w:val="1B2430"/>
@@ -8015,7 +7931,7 @@
             <w:pPr>
               <w:spacing w:before="0" w:after="0"/>
             </w:pPr>
-            <w:hyperlink r:id="rId41">
+            <w:hyperlink r:id="rId40">
               <w:r>
                 <w:rPr>
                   <w:color w:val="1B2430"/>
@@ -8082,6 +7998,90 @@
                 <w:shd w:val="clear" w:color="auto" w:fill="F0F2F5"/>
               </w:rPr>
               <w:t xml:space="preserve"> VADOVAI </w:t>
+            </w:r>
+          </w:p>
+        </w:tc>
+        <w:tc>
+          <w:tcPr>
+            <w:tcW w:type="dxa" w:w="7257"/>
+            <w:tcBorders>
+              <w:top w:val="nil"/>
+              <w:left w:val="nil"/>
+              <w:bottom w:val="single" w:sz="4" w:color="E3E8EE" w:space="0"/>
+              <w:right w:val="nil"/>
+            </w:tcBorders>
+          </w:tcPr>
+          <w:p>
+            <w:pPr>
+              <w:spacing w:before="0" w:after="0"/>
+            </w:pPr>
+            <w:hyperlink r:id="rId41">
+              <w:r>
+                <w:rPr>
+                  <w:color w:val="1B2430"/>
+                  <w:sz w:val="18"/>
+                </w:rPr>
+                <w:t xml:space="preserve">„Luminor“ privačios bankininkystės vadovas nepasitiki politiniais sprendimais: II pensijų pakopos pinigus valdys pats</w:t>
+              </w:r>
+            </w:hyperlink>
+            <w:r>
+              <w:rPr>
+                <w:b w:val="0"/>
+                <w:color w:val="667085"/>
+                <w:sz w:val="15"/>
+              </w:rPr>
+              <w:t xml:space="preserve">   vz.lt</w:t>
+            </w:r>
+          </w:p>
+        </w:tc>
+      </w:tr>
+      <w:tr>
+        <w:tc>
+          <w:tcPr>
+            <w:tcW w:type="dxa" w:w="1020"/>
+            <w:tcBorders>
+              <w:top w:val="nil"/>
+              <w:left w:val="nil"/>
+              <w:bottom w:val="single" w:sz="4" w:color="E3E8EE" w:space="0"/>
+              <w:right w:val="nil"/>
+            </w:tcBorders>
+          </w:tcPr>
+          <w:p>
+            <w:pPr>
+              <w:spacing w:before="0" w:after="0"/>
+            </w:pPr>
+            <w:r>
+              <w:rPr>
+                <w:b w:val="0"/>
+                <w:color w:val="1B2430"/>
+                <w:sz w:val="17"/>
+              </w:rPr>
+              <w:t>2026-10-20</w:t>
+            </w:r>
+          </w:p>
+        </w:tc>
+        <w:tc>
+          <w:tcPr>
+            <w:tcW w:type="dxa" w:w="1361"/>
+            <w:tcBorders>
+              <w:top w:val="nil"/>
+              <w:left w:val="nil"/>
+              <w:bottom w:val="single" w:sz="4" w:color="E3E8EE" w:space="0"/>
+              <w:right w:val="nil"/>
+            </w:tcBorders>
+          </w:tcPr>
+          <w:p>
+            <w:pPr>
+              <w:spacing w:before="0" w:after="0"/>
+            </w:pPr>
+            <w:r>
+              <w:rPr>
+                <w:b/>
+                <w:color w:val="1F4E79"/>
+                <w:sz w:val="14"/>
+                <w:shd w:val="clear" w:color="auto" w:fill="EAF1F8"/>
+              </w:rPr>
+              <w:t xml:space="preserve"> REZULTATAI </w:t>
             </w:r>
           </w:p>
         </w:tc>
@@ -8105,7 +8105,7 @@
                   <w:color w:val="1B2430"/>
                   <w:sz w:val="18"/>
                 </w:rPr>
-                <w:t xml:space="preserve">„Luminor“ privačios bankininkystės vadovas nepasitiki politiniais sprendimais: II pensijų pakopos pinigus valdys pats</w:t>
+                <w:t xml:space="preserve">Luminor posts 157 million euro profit for 2025 / Article</w:t>
               </w:r>
             </w:hyperlink>
             <w:r>
@@ -8114,7 +8114,7 @@
                 <w:color w:val="667085"/>
                 <w:sz w:val="15"/>
               </w:rPr>
-              <w:t xml:space="preserve">   vz.lt</w:t>
+              <w:t xml:space="preserve">   Latvian Public Media</w:t>
             </w:r>
           </w:p>
         </w:tc>
@@ -8140,7 +8140,7 @@
                 <w:color w:val="1B2430"/>
                 <w:sz w:val="17"/>
               </w:rPr>
-              <w:t>2026-10-20</w:t>
+              <w:t>2026-10-24</w:t>
             </w:r>
           </w:p>
         </w:tc>
@@ -8161,11 +8161,11 @@
             <w:r>
               <w:rPr>
                 <w:b/>
-                <w:color w:val="1F4E79"/>
+                <w:color w:val="5F6B7A"/>
                 <w:sz w:val="14"/>
-                <w:shd w:val="clear" w:color="auto" w:fill="EAF1F8"/>
-              </w:rPr>
-              <w:t xml:space="preserve"> REZULTATAI </w:t>
+                <w:shd w:val="clear" w:color="auto" w:fill="F0F2F5"/>
+              </w:rPr>
+              <w:t xml:space="preserve"> KITA </w:t>
             </w:r>
           </w:p>
         </w:tc>
@@ -8189,7 +8189,7 @@
                   <w:color w:val="1B2430"/>
                   <w:sz w:val="18"/>
                 </w:rPr>
-                <w:t xml:space="preserve">Luminor posts 157 million euro profit for 2025 / Article</w:t>
+                <w:t xml:space="preserve">Luminor Financial Holdings Limited Estimates – SGX:5UA</w:t>
               </w:r>
             </w:hyperlink>
             <w:r>
@@ -8198,7 +8198,7 @@
                 <w:color w:val="667085"/>
                 <w:sz w:val="15"/>
               </w:rPr>
-              <w:t xml:space="preserve">   Latvian Public Media</w:t>
+              <w:t xml:space="preserve">   TradingView</w:t>
             </w:r>
           </w:p>
         </w:tc>
@@ -8224,7 +8224,7 @@
                 <w:color w:val="1B2430"/>
                 <w:sz w:val="17"/>
               </w:rPr>
-              <w:t>2026-10-22</w:t>
+              <w:t>2026-10-23</w:t>
             </w:r>
           </w:p>
         </w:tc>
@@ -8273,7 +8273,7 @@
                   <w:color w:val="1B2430"/>
                   <w:sz w:val="18"/>
                 </w:rPr>
-                <w:t xml:space="preserve">Luminor backs Latvian road builder SMA with €3M financing package</w:t>
+                <w:t xml:space="preserve">Latvia's President and PM comment on potential Luminor sale / Article</w:t>
               </w:r>
             </w:hyperlink>
             <w:r>
@@ -8282,7 +8282,7 @@
                 <w:color w:val="667085"/>
                 <w:sz w:val="15"/>
               </w:rPr>
-              <w:t xml:space="preserve">   Dealroom</w:t>
+              <w:t xml:space="preserve">   Latvian Public Media</w:t>
             </w:r>
           </w:p>
         </w:tc>
@@ -8308,7 +8308,7 @@
                 <w:color w:val="1B2430"/>
                 <w:sz w:val="17"/>
               </w:rPr>
-              <w:t>2026-10-21</w:t>
+              <w:t>2026-10-22</w:t>
             </w:r>
           </w:p>
         </w:tc>
@@ -8357,7 +8357,7 @@
                   <w:color w:val="1B2430"/>
                   <w:sz w:val="18"/>
                 </w:rPr>
-                <w:t xml:space="preserve">Luminor“ ekonomistas Žygimantas Mauricas: šilta žiema būtų geriausia dovana europiečių piniginėms</w:t>
+                <w:t xml:space="preserve">Luminor backs Latvian road builder SMA with €3M financing package</w:t>
               </w:r>
             </w:hyperlink>
             <w:r>
@@ -8366,7 +8366,7 @@
                 <w:color w:val="667085"/>
                 <w:sz w:val="15"/>
               </w:rPr>
-              <w:t xml:space="preserve">   Infoerdve.lt</w:t>
+              <w:t xml:space="preserve">   Dealroom</w:t>
             </w:r>
           </w:p>
         </w:tc>
@@ -8837,7 +8837,7 @@
                 <w:color w:val="333333"/>
                 <w:sz w:val="18"/>
               </w:rPr>
-              <w:t>Nerasta EU, UN, UK, US OFAC konsoliduotuose sankcijų sąrašuose (automatinė patikra 2026-10-24).</w:t>
+              <w:t>Nerasta EU, UN, UK, US OFAC konsoliduotuose sankcijų sąrašuose (automatinė patikra 2026-10-25).</w:t>
             </w:r>
           </w:p>
           <w:p>
@@ -9215,7 +9215,7 @@
                 <w:color w:val="333333"/>
                 <w:sz w:val="18"/>
               </w:rPr>
-              <w:t>Naujienų suvestinė 2026-07-26 – 2026-10-24: 34 pranešimų, iš jų su neigiamu žodžiu antraštėje – 1 (plačiau – skiltyje „Ką rašo spauda“).</w:t>
+              <w:t>Naujienų suvestinė 2026-07-27 – 2026-10-25: 37 pranešimų, iš jų su neigiamu žodžiu antraštėje – 1 (plačiau – skiltyje „Ką rašo spauda“).</w:t>
             </w:r>
           </w:p>
           <w:p>

--- a/docs/files/luminor/luminor_1H2026_lt.docx
+++ b/docs/files/luminor/luminor_1H2026_lt.docx
@@ -7092,7 +7092,7 @@
                 <w:b w:val="0"/>
                 <w:sz w:val="17"/>
               </w:rPr>
-              <w:t>3,38 % (2026-10)</w:t>
+              <w:t>3,37 % (2026-10)</w:t>
             </w:r>
           </w:p>
         </w:tc>
@@ -7164,7 +7164,7 @@
                 <w:b w:val="0"/>
                 <w:sz w:val="17"/>
               </w:rPr>
-              <w:t>▲ 0,66 p. p.</w:t>
+              <w:t>▲ 0,65 p. p.</w:t>
             </w:r>
           </w:p>
         </w:tc>
@@ -7503,7 +7503,7 @@
           <w:color w:val="667085"/>
           <w:sz w:val="18"/>
         </w:rPr>
-        <w:t>Automatinė naujienų paieška (Google News, EN, EE, LT, LV), 2026-07-27 – 2026-10-25: 37 pranešimų.</w:t>
+        <w:t>Automatinė naujienų paieška (Google News, EN, EE, LT, LV), 2026-07-28 – 2026-10-26: 39 pranešimų.</w:t>
       </w:r>
     </w:p>
     <w:tbl>
@@ -7636,7 +7636,7 @@
                 <w:color w:val="1B2430"/>
                 <w:sz w:val="17"/>
               </w:rPr>
-              <w:t>2026-10-23</w:t>
+              <w:t>2026-10-26</w:t>
             </w:r>
           </w:p>
         </w:tc>
@@ -7694,7 +7694,7 @@
                 <w:color w:val="667085"/>
                 <w:sz w:val="15"/>
               </w:rPr>
-              <w:t xml:space="preserve">   77.lt  ·  dar 6 panašūs pranešimai</w:t>
+              <w:t xml:space="preserve">   77.lt  ·  dar 7 panašūs pranešimai</w:t>
             </w:r>
           </w:p>
         </w:tc>
@@ -8140,7 +8140,7 @@
                 <w:color w:val="1B2430"/>
                 <w:sz w:val="17"/>
               </w:rPr>
-              <w:t>2026-10-24</w:t>
+              <w:t>2026-10-26</w:t>
             </w:r>
           </w:p>
         </w:tc>
@@ -8189,7 +8189,7 @@
                   <w:color w:val="1B2430"/>
                   <w:sz w:val="18"/>
                 </w:rPr>
-                <w:t xml:space="preserve">Luminor Financial Holdings Limited Estimates – SGX:5UA</w:t>
+                <w:t xml:space="preserve">„Luminor“ bankas informuoja apie darbo laiko pokyčius Vėlinių laikotarpiu</w:t>
               </w:r>
             </w:hyperlink>
             <w:r>
@@ -8198,7 +8198,7 @@
                 <w:color w:val="667085"/>
                 <w:sz w:val="15"/>
               </w:rPr>
-              <w:t xml:space="preserve">   TradingView</w:t>
+              <w:t xml:space="preserve">   Delfi</w:t>
             </w:r>
           </w:p>
         </w:tc>
@@ -8224,7 +8224,7 @@
                 <w:color w:val="1B2430"/>
                 <w:sz w:val="17"/>
               </w:rPr>
-              <w:t>2026-10-23</w:t>
+              <w:t>2026-10-24</w:t>
             </w:r>
           </w:p>
         </w:tc>
@@ -8273,7 +8273,7 @@
                   <w:color w:val="1B2430"/>
                   <w:sz w:val="18"/>
                 </w:rPr>
-                <w:t xml:space="preserve">Latvia's President and PM comment on potential Luminor sale / Article</w:t>
+                <w:t xml:space="preserve">Luminor Financial Holdings Limited Estimates – SGX:5UA</w:t>
               </w:r>
             </w:hyperlink>
             <w:r>
@@ -8282,7 +8282,7 @@
                 <w:color w:val="667085"/>
                 <w:sz w:val="15"/>
               </w:rPr>
-              <w:t xml:space="preserve">   Latvian Public Media</w:t>
+              <w:t xml:space="preserve">   TradingView</w:t>
             </w:r>
           </w:p>
         </w:tc>
@@ -8308,7 +8308,7 @@
                 <w:color w:val="1B2430"/>
                 <w:sz w:val="17"/>
               </w:rPr>
-              <w:t>2026-10-22</w:t>
+              <w:t>2026-10-23</w:t>
             </w:r>
           </w:p>
         </w:tc>
@@ -8357,7 +8357,7 @@
                   <w:color w:val="1B2430"/>
                   <w:sz w:val="18"/>
                 </w:rPr>
-                <w:t xml:space="preserve">Luminor backs Latvian road builder SMA with €3M financing package</w:t>
+                <w:t xml:space="preserve">Latvia's President and PM comment on potential Luminor sale / Article</w:t>
               </w:r>
             </w:hyperlink>
             <w:r>
@@ -8366,7 +8366,7 @@
                 <w:color w:val="667085"/>
                 <w:sz w:val="15"/>
               </w:rPr>
-              <w:t xml:space="preserve">   Dealroom</w:t>
+              <w:t xml:space="preserve">   Latvian Public Media</w:t>
             </w:r>
           </w:p>
         </w:tc>
@@ -8837,7 +8837,7 @@
                 <w:color w:val="333333"/>
                 <w:sz w:val="18"/>
               </w:rPr>
-              <w:t>Nerasta EU, UN, UK, US OFAC konsoliduotuose sankcijų sąrašuose (automatinė patikra 2026-10-25).</w:t>
+              <w:t>Nerasta EU, UN, US OFAC konsoliduotuose sankcijų sąrašuose (automatinė patikra 2026-10-26).</w:t>
             </w:r>
           </w:p>
           <w:p>
@@ -9215,7 +9215,7 @@
                 <w:color w:val="333333"/>
                 <w:sz w:val="18"/>
               </w:rPr>
-              <w:t>Naujienų suvestinė 2026-07-27 – 2026-10-25: 37 pranešimų, iš jų su neigiamu žodžiu antraštėje – 1 (plačiau – skiltyje „Ką rašo spauda“).</w:t>
+              <w:t>Naujienų suvestinė 2026-07-28 – 2026-10-26: 39 pranešimų, iš jų su neigiamu žodžiu antraštėje – 1 (plačiau – skiltyje „Ką rašo spauda“).</w:t>
             </w:r>
           </w:p>
           <w:p>

--- a/docs/files/luminor/luminor_1H2026_lt.docx
+++ b/docs/files/luminor/luminor_1H2026_lt.docx
@@ -7503,7 +7503,7 @@
           <w:color w:val="667085"/>
           <w:sz w:val="18"/>
         </w:rPr>
-        <w:t>Automatinė naujienų paieška (Google News, EN, EE, LT, LV), 2026-07-28 – 2026-10-26: 39 pranešimų.</w:t>
+        <w:t>Automatinė naujienų paieška (Google News, EN, EE, LT, LV), 2026-07-29 – 2026-10-27: 40 pranešimų.</w:t>
       </w:r>
     </w:p>
     <w:tbl>
@@ -7636,7 +7636,7 @@
                 <w:color w:val="1B2430"/>
                 <w:sz w:val="17"/>
               </w:rPr>
-              <w:t>2026-10-26</w:t>
+              <w:t>2026-10-27</w:t>
             </w:r>
           </w:p>
         </w:tc>
@@ -7694,7 +7694,7 @@
                 <w:color w:val="667085"/>
                 <w:sz w:val="15"/>
               </w:rPr>
-              <w:t xml:space="preserve">   77.lt  ·  dar 7 panašūs pranešimai</w:t>
+              <w:t xml:space="preserve">   77.lt  ·  dar 8 panašūs pranešimai</w:t>
             </w:r>
           </w:p>
         </w:tc>
@@ -8837,7 +8837,7 @@
                 <w:color w:val="333333"/>
                 <w:sz w:val="18"/>
               </w:rPr>
-              <w:t>Nerasta EU, UN, US OFAC konsoliduotuose sankcijų sąrašuose (automatinė patikra 2026-10-26).</w:t>
+              <w:t>Nerasta EU, UN, US OFAC konsoliduotuose sankcijų sąrašuose (automatinė patikra 2026-10-27).</w:t>
             </w:r>
           </w:p>
           <w:p>
@@ -9215,7 +9215,7 @@
                 <w:color w:val="333333"/>
                 <w:sz w:val="18"/>
               </w:rPr>
-              <w:t>Naujienų suvestinė 2026-07-28 – 2026-10-26: 39 pranešimų, iš jų su neigiamu žodžiu antraštėje – 1 (plačiau – skiltyje „Ką rašo spauda“).</w:t>
+              <w:t>Naujienų suvestinė 2026-07-29 – 2026-10-27: 40 pranešimų, iš jų su neigiamu žodžiu antraštėje – 1 (plačiau – skiltyje „Ką rašo spauda“).</w:t>
             </w:r>
           </w:p>
           <w:p>

--- a/docs/files/luminor/luminor_1H2026_lt.docx
+++ b/docs/files/luminor/luminor_1H2026_lt.docx
@@ -7503,7 +7503,7 @@
           <w:color w:val="667085"/>
           <w:sz w:val="18"/>
         </w:rPr>
-        <w:t>Automatinė naujienų paieška (Google News, EN, EE, LT, LV), 2026-07-29 – 2026-10-27: 40 pranešimų.</w:t>
+        <w:t>Automatinė naujienų paieška (Google News, EN, EE, LT, LV), 2026-07-30 – 2026-10-28: 40 pranešimų.</w:t>
       </w:r>
     </w:p>
     <w:tbl>
@@ -8837,7 +8837,7 @@
                 <w:color w:val="333333"/>
                 <w:sz w:val="18"/>
               </w:rPr>
-              <w:t>Nerasta EU, UN, US OFAC konsoliduotuose sankcijų sąrašuose (automatinė patikra 2026-10-27).</w:t>
+              <w:t>Nerasta EU, UN, US OFAC konsoliduotuose sankcijų sąrašuose (automatinė patikra 2026-10-28).</w:t>
             </w:r>
           </w:p>
           <w:p>
@@ -9215,7 +9215,7 @@
                 <w:color w:val="333333"/>
                 <w:sz w:val="18"/>
               </w:rPr>
-              <w:t>Naujienų suvestinė 2026-07-29 – 2026-10-27: 40 pranešimų, iš jų su neigiamu žodžiu antraštėje – 1 (plačiau – skiltyje „Ką rašo spauda“).</w:t>
+              <w:t>Naujienų suvestinė 2026-07-30 – 2026-10-28: 40 pranešimų, iš jų su neigiamu žodžiu antraštėje – 1 (plačiau – skiltyje „Ką rašo spauda“).</w:t>
             </w:r>
           </w:p>
           <w:p>

--- a/docs/files/luminor/luminor_1H2026_lt.docx
+++ b/docs/files/luminor/luminor_1H2026_lt.docx
@@ -7503,7 +7503,7 @@
           <w:color w:val="667085"/>
           <w:sz w:val="18"/>
         </w:rPr>
-        <w:t>Automatinė naujienų paieška (Google News, EN, EE, LT, LV), 2026-07-30 – 2026-10-28: 40 pranešimų.</w:t>
+        <w:t>Automatinė naujienų paieška (Google News, EN, EE, LT, LV), 2026-08-01 – 2026-10-30: 41 pranešimų.</w:t>
       </w:r>
     </w:p>
     <w:tbl>
@@ -7636,7 +7636,7 @@
                 <w:color w:val="1B2430"/>
                 <w:sz w:val="17"/>
               </w:rPr>
-              <w:t>2026-10-27</w:t>
+              <w:t>2026-10-29</w:t>
             </w:r>
           </w:p>
         </w:tc>
@@ -7694,7 +7694,7 @@
                 <w:color w:val="667085"/>
                 <w:sz w:val="15"/>
               </w:rPr>
-              <w:t xml:space="preserve">   77.lt  ·  dar 8 panašūs pranešimai</w:t>
+              <w:t xml:space="preserve">   77.lt  ·  dar 9 panašūs pranešimai</w:t>
             </w:r>
           </w:p>
         </w:tc>
@@ -8837,7 +8837,7 @@
                 <w:color w:val="333333"/>
                 <w:sz w:val="18"/>
               </w:rPr>
-              <w:t>Nerasta EU, UN, US OFAC konsoliduotuose sankcijų sąrašuose (automatinė patikra 2026-10-28).</w:t>
+              <w:t>Nerasta EU, UN, US OFAC konsoliduotuose sankcijų sąrašuose (automatinė patikra 2026-10-30).</w:t>
             </w:r>
           </w:p>
           <w:p>
@@ -9215,7 +9215,7 @@
                 <w:color w:val="333333"/>
                 <w:sz w:val="18"/>
               </w:rPr>
-              <w:t>Naujienų suvestinė 2026-07-30 – 2026-10-28: 40 pranešimų, iš jų su neigiamu žodžiu antraštėje – 1 (plačiau – skiltyje „Ką rašo spauda“).</w:t>
+              <w:t>Naujienų suvestinė 2026-08-01 – 2026-10-30: 41 pranešimų, iš jų su neigiamu žodžiu antraštėje – 1 (plačiau – skiltyje „Ką rašo spauda“).</w:t>
             </w:r>
           </w:p>
           <w:p>

--- a/docs/files/luminor/luminor_1H2026_lt.docx
+++ b/docs/files/luminor/luminor_1H2026_lt.docx
@@ -7503,7 +7503,7 @@
           <w:color w:val="667085"/>
           <w:sz w:val="18"/>
         </w:rPr>
-        <w:t>Automatinė naujienų paieška (Google News, EN, EE, LT, LV), 2026-08-01 – 2026-10-30: 41 pranešimų.</w:t>
+        <w:t>Automatinė naujienų paieška (Google News, EN, EE, LT, LV), 2026-08-02 – 2026-10-31: 43 pranešimų.</w:t>
       </w:r>
     </w:p>
     <w:tbl>
@@ -8140,7 +8140,7 @@
                 <w:color w:val="1B2430"/>
                 <w:sz w:val="17"/>
               </w:rPr>
-              <w:t>2026-10-26</w:t>
+              <w:t>2026-10-30</w:t>
             </w:r>
           </w:p>
         </w:tc>
@@ -8189,7 +8189,7 @@
                   <w:color w:val="1B2430"/>
                   <w:sz w:val="18"/>
                 </w:rPr>
-                <w:t xml:space="preserve">„Luminor“ bankas informuoja apie darbo laiko pokyčius Vėlinių laikotarpiu</w:t>
+                <w:t xml:space="preserve">“Latvietim nav obligāti jābūt baltam!” “Luminor” galvenā ekonomista Strautiņa izteikumi sacēluši pamatīgu vētru</w:t>
               </w:r>
             </w:hyperlink>
             <w:r>
@@ -8198,7 +8198,7 @@
                 <w:color w:val="667085"/>
                 <w:sz w:val="15"/>
               </w:rPr>
-              <w:t xml:space="preserve">   Delfi</w:t>
+              <w:t xml:space="preserve">   LA.LV  ·  dar 1 panašūs pranešimai</w:t>
             </w:r>
           </w:p>
         </w:tc>
@@ -8224,7 +8224,7 @@
                 <w:color w:val="1B2430"/>
                 <w:sz w:val="17"/>
               </w:rPr>
-              <w:t>2026-10-24</w:t>
+              <w:t>2026-10-26</w:t>
             </w:r>
           </w:p>
         </w:tc>
@@ -8273,7 +8273,7 @@
                   <w:color w:val="1B2430"/>
                   <w:sz w:val="18"/>
                 </w:rPr>
-                <w:t xml:space="preserve">Luminor Financial Holdings Limited Estimates – SGX:5UA</w:t>
+                <w:t xml:space="preserve">„Luminor“ bankas informuoja apie darbo laiko pokyčius Vėlinių laikotarpiu</w:t>
               </w:r>
             </w:hyperlink>
             <w:r>
@@ -8282,7 +8282,7 @@
                 <w:color w:val="667085"/>
                 <w:sz w:val="15"/>
               </w:rPr>
-              <w:t xml:space="preserve">   TradingView</w:t>
+              <w:t xml:space="preserve">   Delfi</w:t>
             </w:r>
           </w:p>
         </w:tc>
@@ -8308,7 +8308,7 @@
                 <w:color w:val="1B2430"/>
                 <w:sz w:val="17"/>
               </w:rPr>
-              <w:t>2026-10-23</w:t>
+              <w:t>2026-10-24</w:t>
             </w:r>
           </w:p>
         </w:tc>
@@ -8357,7 +8357,7 @@
                   <w:color w:val="1B2430"/>
                   <w:sz w:val="18"/>
                 </w:rPr>
-                <w:t xml:space="preserve">Latvia's President and PM comment on potential Luminor sale / Article</w:t>
+                <w:t xml:space="preserve">Luminor Financial Holdings Limited Estimates – SGX:5UA</w:t>
               </w:r>
             </w:hyperlink>
             <w:r>
@@ -8366,7 +8366,7 @@
                 <w:color w:val="667085"/>
                 <w:sz w:val="15"/>
               </w:rPr>
-              <w:t xml:space="preserve">   Latvian Public Media</w:t>
+              <w:t xml:space="preserve">   TradingView</w:t>
             </w:r>
           </w:p>
         </w:tc>
@@ -8837,7 +8837,7 @@
                 <w:color w:val="333333"/>
                 <w:sz w:val="18"/>
               </w:rPr>
-              <w:t>Nerasta EU, UN, US OFAC konsoliduotuose sankcijų sąrašuose (automatinė patikra 2026-10-30).</w:t>
+              <w:t>Nerasta EU, UN, US OFAC konsoliduotuose sankcijų sąrašuose (automatinė patikra 2026-10-31).</w:t>
             </w:r>
           </w:p>
           <w:p>
@@ -9215,7 +9215,7 @@
                 <w:color w:val="333333"/>
                 <w:sz w:val="18"/>
               </w:rPr>
-              <w:t>Naujienų suvestinė 2026-08-01 – 2026-10-30: 41 pranešimų, iš jų su neigiamu žodžiu antraštėje – 1 (plačiau – skiltyje „Ką rašo spauda“).</w:t>
+              <w:t>Naujienų suvestinė 2026-08-02 – 2026-10-31: 43 pranešimų, iš jų su neigiamu žodžiu antraštėje – 1 (plačiau – skiltyje „Ką rašo spauda“).</w:t>
             </w:r>
           </w:p>
           <w:p>
